--- a/models/termo-compromisso-estagio-obrigatorio-aems.docx
+++ b/models/termo-compromisso-estagio-obrigatorio-aems.docx
@@ -9,45 +9,45 @@
           <w:tab w:val="left" w:pos="0"/>
         </w:tabs>
         <w:rPr>
-          <w:rFonts w:ascii="Arial Narrow" w:hAnsi="Arial Narrow" w:cs="Arial"/>
+          <w:rFonts w:ascii="Arial" w:hAnsi="Arial" w:cs="Arial"/>
           <w:i/>
-          <w:sz w:val="26"/>
-          <w:szCs w:val="26"/>
-        </w:rPr>
-      </w:pPr>
-      <w:r>
-        <w:rPr>
-          <w:rFonts w:ascii="Arial Narrow" w:hAnsi="Arial Narrow" w:cs="Arial"/>
+          <w:sz w:val="24"/>
+          <w:szCs w:val="24"/>
+        </w:rPr>
+      </w:pPr>
+      <w:r>
+        <w:rPr>
+          <w:rFonts w:ascii="Arial" w:hAnsi="Arial" w:cs="Arial"/>
           <w:i/>
-          <w:sz w:val="26"/>
-          <w:szCs w:val="26"/>
+          <w:sz w:val="24"/>
+          <w:szCs w:val="24"/>
         </w:rPr>
         <w:t>TERMO DE COMPROMISSO DE ESTÁGIO CURRICULAR OBRIGATÓRIO</w:t>
       </w:r>
       <w:r>
         <w:rPr>
-          <w:rFonts w:ascii="Arial Narrow" w:hAnsi="Arial Narrow" w:cs="Arial"/>
+          <w:rFonts w:ascii="Arial" w:hAnsi="Arial" w:cs="Arial"/>
           <w:i/>
-          <w:sz w:val="26"/>
-          <w:szCs w:val="26"/>
+          <w:sz w:val="24"/>
+          <w:szCs w:val="24"/>
         </w:rPr>
         <w:t xml:space="preserve"> </w:t>
       </w:r>
       <w:r>
         <w:rPr>
-          <w:rFonts w:ascii="Arial Narrow" w:hAnsi="Arial Narrow" w:cs="Arial"/>
+          <w:rFonts w:ascii="Arial" w:hAnsi="Arial" w:cs="Arial"/>
           <w:i/>
-          <w:sz w:val="26"/>
-          <w:szCs w:val="26"/>
+          <w:sz w:val="24"/>
+          <w:szCs w:val="24"/>
         </w:rPr>
         <w:t>– TCE</w:t>
       </w:r>
       <w:r>
         <w:rPr>
-          <w:rFonts w:ascii="Arial Narrow" w:hAnsi="Arial Narrow" w:cs="Arial"/>
+          <w:rFonts w:ascii="Arial" w:hAnsi="Arial" w:cs="Arial"/>
           <w:i/>
-          <w:sz w:val="26"/>
-          <w:szCs w:val="26"/>
+          <w:sz w:val="24"/>
+          <w:szCs w:val="24"/>
         </w:rPr>
         <w:t>CO</w:t>
       </w:r>
@@ -59,9 +59,9 @@
         </w:tabs>
         <w:jc w:val="both"/>
         <w:rPr>
-          <w:rFonts w:ascii="Arial Narrow" w:hAnsi="Arial Narrow" w:cs="Arial"/>
-          <w:sz w:val="19"/>
-          <w:szCs w:val="19"/>
+          <w:rFonts w:ascii="Arial" w:hAnsi="Arial" w:cs="Arial"/>
+          <w:sz w:val="24"/>
+          <w:szCs w:val="24"/>
         </w:rPr>
       </w:pPr>
     </w:p>
@@ -74,11 +74,36 @@
         <w:spacing w:line="276" w:lineRule="auto"/>
         <w:jc w:val="both"/>
         <w:rPr>
-          <w:rFonts w:ascii="Arial Narrow" w:hAnsi="Arial Narrow" w:cs="Arial"/>
-        </w:rPr>
-      </w:pPr>
-      <w:r>
-        <w:t>Por este Termo de Compromisso de Est?gio Curricular Obrigat?rio, sem v?nculo empregat?cio, referente ao Curso de {{curso}}, as partes a seguir identificadas pretendem proporcionar forma??o pr?tica e aperfei?oamento t?cnico e acad?mico aos estudantes estagi?rios, nos termos de Lei n? 11.788 de 25/09/08, conforme segue.</w:t>
+          <w:rFonts w:ascii="Arial" w:hAnsi="Arial" w:cs="Arial"/>
+          <w:sz w:val="24"/>
+          <w:szCs w:val="24"/>
+        </w:rPr>
+      </w:pPr>
+      <w:r>
+        <w:rPr>
+          <w:rFonts w:ascii="Arial" w:hAnsi="Arial" w:cs="Arial"/>
+          <w:sz w:val="24"/>
+          <w:szCs w:val="24"/>
+        </w:rPr>
+        <w:t xml:space="preserve">Por este Termo de Compromisso de Estágio Curricular Obrigatório, sem vínculo empregatício, referente ao Curso de </w:t>
+      </w:r>
+      <w:r>
+        <w:rPr>
+          <w:rFonts w:ascii="Arial" w:hAnsi="Arial" w:cs="Arial"/>
+          <w:b/>
+          <w:bCs/>
+          <w:sz w:val="24"/>
+          <w:szCs w:val="24"/>
+        </w:rPr>
+        <w:t>{{curso}}</w:t>
+      </w:r>
+      <w:r>
+        <w:rPr>
+          <w:rFonts w:ascii="Arial" w:hAnsi="Arial" w:cs="Arial"/>
+          <w:sz w:val="24"/>
+          <w:szCs w:val="24"/>
+        </w:rPr>
+        <w:t>, as partes a seguir identificadas pretendem proporcionar formação prática e aperfeiçoamento técnico e acadêmico aos estudantes estagiários, nos termos de Lei nº 11.788 de 25/09/08, conforme segue.</w:t>
       </w:r>
     </w:p>
     <w:p>
@@ -89,7 +114,9 @@
         </w:tabs>
         <w:spacing w:after="0"/>
         <w:rPr>
-          <w:rFonts w:ascii="Arial Narrow" w:hAnsi="Arial Narrow" w:cs="Arial"/>
+          <w:rFonts w:ascii="Arial" w:hAnsi="Arial" w:cs="Arial"/>
+          <w:sz w:val="24"/>
+          <w:szCs w:val="24"/>
         </w:rPr>
       </w:pPr>
     </w:p>
@@ -114,15 +141,15 @@
         <w:tblLook w:val="0000" w:firstRow="0" w:lastRow="0" w:firstColumn="0" w:lastColumn="0" w:noHBand="0" w:noVBand="0"/>
       </w:tblPr>
       <w:tblGrid>
-        <w:gridCol w:w="9947"/>
+        <w:gridCol w:w="10615"/>
       </w:tblGrid>
       <w:tr>
         <w:trPr>
-          <w:trHeight w:val="274"/>
+          <w:trHeight w:val="258"/>
         </w:trPr>
         <w:tc>
           <w:tcPr>
-            <w:tcW w:w="9947" w:type="dxa"/>
+            <w:tcW w:w="10615" w:type="dxa"/>
             <w:shd w:val="clear" w:color="auto" w:fill="E6E6E6"/>
           </w:tcPr>
           <w:p>
@@ -134,16 +161,16 @@
               <w:snapToGrid w:val="0"/>
               <w:spacing w:before="0" w:after="0"/>
               <w:rPr>
-                <w:rFonts w:ascii="Arial Narrow" w:hAnsi="Arial Narrow"/>
-                <w:sz w:val="20"/>
-                <w:szCs w:val="20"/>
+                <w:rFonts w:ascii="Arial" w:hAnsi="Arial" w:cs="Arial"/>
+                <w:sz w:val="24"/>
+                <w:szCs w:val="24"/>
               </w:rPr>
             </w:pPr>
             <w:r>
               <w:rPr>
-                <w:rFonts w:ascii="Arial Narrow" w:hAnsi="Arial Narrow"/>
-                <w:sz w:val="20"/>
-                <w:szCs w:val="20"/>
+                <w:rFonts w:ascii="Arial" w:hAnsi="Arial" w:cs="Arial"/>
+                <w:sz w:val="24"/>
+                <w:szCs w:val="24"/>
               </w:rPr>
               <w:t>A - UNIDADE CONCEDENTE DO ESTÁGIO</w:t>
             </w:r>
@@ -163,11 +190,28 @@
         </w:tabs>
         <w:spacing w:after="0"/>
         <w:rPr>
-          <w:rFonts w:ascii="Arial Narrow" w:hAnsi="Arial Narrow" w:cs="Arial"/>
-        </w:rPr>
-      </w:pPr>
-      <w:r>
-        <w:t>Raz?o social: {{razao_social}}</w:t>
+          <w:rFonts w:ascii="Arial" w:hAnsi="Arial" w:cs="Arial"/>
+          <w:sz w:val="24"/>
+          <w:szCs w:val="24"/>
+        </w:rPr>
+      </w:pPr>
+      <w:r>
+        <w:rPr>
+          <w:rFonts w:ascii="Arial" w:hAnsi="Arial" w:cs="Arial"/>
+          <w:sz w:val="24"/>
+          <w:szCs w:val="24"/>
+        </w:rPr>
+        <w:t xml:space="preserve">Razão social: </w:t>
+      </w:r>
+      <w:r>
+        <w:rPr>
+          <w:rFonts w:ascii="Arial" w:hAnsi="Arial" w:cs="Arial"/>
+          <w:b/>
+          <w:bCs/>
+          <w:sz w:val="24"/>
+          <w:szCs w:val="24"/>
+        </w:rPr>
+        <w:t>{{razao_social}}</w:t>
       </w:r>
     </w:p>
     <w:p>
@@ -182,11 +226,60 @@
         </w:tabs>
         <w:spacing w:after="0"/>
         <w:rPr>
-          <w:rFonts w:ascii="Arial Narrow" w:hAnsi="Arial Narrow" w:cs="Arial"/>
-        </w:rPr>
-      </w:pPr>
-      <w:r>
-        <w:t>CNPJ: {{cnpj}}   Telefone: {{telefone_empresa}}</w:t>
+          <w:rFonts w:ascii="Arial" w:hAnsi="Arial" w:cs="Arial"/>
+          <w:sz w:val="24"/>
+          <w:szCs w:val="24"/>
+        </w:rPr>
+      </w:pPr>
+      <w:r>
+        <w:rPr>
+          <w:rFonts w:ascii="Arial" w:hAnsi="Arial" w:cs="Arial"/>
+          <w:sz w:val="24"/>
+          <w:szCs w:val="24"/>
+        </w:rPr>
+        <w:t>CNPJ:</w:t>
+      </w:r>
+      <w:r>
+        <w:rPr>
+          <w:rFonts w:ascii="Arial" w:hAnsi="Arial" w:cs="Arial"/>
+          <w:sz w:val="24"/>
+          <w:szCs w:val="24"/>
+        </w:rPr>
+        <w:t xml:space="preserve"> </w:t>
+      </w:r>
+      <w:r>
+        <w:rPr>
+          <w:rFonts w:ascii="Arial" w:hAnsi="Arial" w:cs="Arial"/>
+          <w:b/>
+          <w:bCs/>
+          <w:sz w:val="24"/>
+          <w:szCs w:val="24"/>
+        </w:rPr>
+        <w:t>{{cnpj}}</w:t>
+      </w:r>
+      <w:r>
+        <w:rPr>
+          <w:rFonts w:ascii="Arial" w:hAnsi="Arial" w:cs="Arial"/>
+          <w:sz w:val="24"/>
+          <w:szCs w:val="24"/>
+        </w:rPr>
+        <w:tab/>
+      </w:r>
+      <w:r>
+        <w:rPr>
+          <w:rFonts w:ascii="Arial" w:hAnsi="Arial" w:cs="Arial"/>
+          <w:sz w:val="24"/>
+          <w:szCs w:val="24"/>
+        </w:rPr>
+        <w:tab/>
+      </w:r>
+      <w:r>
+        <w:rPr>
+          <w:rFonts w:ascii="Arial" w:hAnsi="Arial" w:cs="Arial"/>
+          <w:sz w:val="24"/>
+          <w:szCs w:val="24"/>
+        </w:rPr>
+        <w:tab/>
       </w:r>
     </w:p>
     <w:p>
@@ -201,11 +294,44 @@
         </w:tabs>
         <w:spacing w:after="0"/>
         <w:rPr>
-          <w:rFonts w:ascii="Arial Narrow" w:hAnsi="Arial Narrow" w:cs="Arial"/>
-        </w:rPr>
-      </w:pPr>
-      <w:r>
-        <w:t>Ramo de atividade: {{ramo_atividade}}   e-mail: {{email_empresa}}</w:t>
+          <w:rFonts w:ascii="Arial" w:hAnsi="Arial" w:cs="Arial"/>
+          <w:sz w:val="24"/>
+          <w:szCs w:val="24"/>
+        </w:rPr>
+      </w:pPr>
+      <w:r>
+        <w:rPr>
+          <w:rFonts w:ascii="Arial" w:hAnsi="Arial" w:cs="Arial"/>
+          <w:sz w:val="24"/>
+          <w:szCs w:val="24"/>
+        </w:rPr>
+        <w:t>Telefone:</w:t>
+      </w:r>
+      <w:r>
+        <w:rPr>
+          <w:rFonts w:ascii="Arial" w:hAnsi="Arial" w:cs="Arial"/>
+          <w:sz w:val="24"/>
+          <w:szCs w:val="24"/>
+        </w:rPr>
+        <w:t xml:space="preserve"> </w:t>
+      </w:r>
+      <w:r>
+        <w:rPr>
+          <w:rFonts w:ascii="Arial" w:hAnsi="Arial" w:cs="Arial"/>
+          <w:b/>
+          <w:bCs/>
+          <w:sz w:val="24"/>
+          <w:szCs w:val="24"/>
+        </w:rPr>
+        <w:t>{{ramo_atividade}}</w:t>
+      </w:r>
+      <w:r>
+        <w:rPr>
+          <w:rFonts w:ascii="Arial" w:hAnsi="Arial" w:cs="Arial"/>
+          <w:sz w:val="24"/>
+          <w:szCs w:val="24"/>
+        </w:rPr>
+        <w:t xml:space="preserve">        </w:t>
       </w:r>
     </w:p>
     <w:p>
@@ -220,11 +346,52 @@
         </w:tabs>
         <w:spacing w:after="0"/>
         <w:rPr>
-          <w:rFonts w:ascii="Arial Narrow" w:hAnsi="Arial Narrow" w:cs="Arial"/>
-        </w:rPr>
-      </w:pPr>
-      <w:r>
-        <w:t>Endere?o: {{endereco_empresa}}</w:t>
+          <w:rFonts w:ascii="Arial" w:hAnsi="Arial" w:cs="Arial"/>
+          <w:sz w:val="24"/>
+          <w:szCs w:val="24"/>
+        </w:rPr>
+      </w:pPr>
+      <w:r>
+        <w:rPr>
+          <w:rFonts w:ascii="Arial" w:hAnsi="Arial" w:cs="Arial"/>
+          <w:sz w:val="24"/>
+          <w:szCs w:val="24"/>
+        </w:rPr>
+        <w:t xml:space="preserve">Ramo de atividade: </w:t>
+      </w:r>
+      <w:r>
+        <w:rPr>
+          <w:rFonts w:ascii="Arial" w:hAnsi="Arial" w:cs="Arial"/>
+          <w:b/>
+          <w:bCs/>
+          <w:sz w:val="24"/>
+          <w:szCs w:val="24"/>
+        </w:rPr>
+        <w:t>{{endereco_empresa}}</w:t>
+      </w:r>
+      <w:r>
+        <w:rPr>
+          <w:rFonts w:ascii="Arial" w:hAnsi="Arial" w:cs="Arial"/>
+          <w:sz w:val="24"/>
+          <w:szCs w:val="24"/>
+        </w:rPr>
+        <w:t xml:space="preserve">  </w:t>
+      </w:r>
+      <w:r>
+        <w:rPr>
+          <w:rFonts w:ascii="Arial" w:hAnsi="Arial" w:cs="Arial"/>
+          <w:sz w:val="24"/>
+          <w:szCs w:val="24"/>
+        </w:rPr>
+        <w:t xml:space="preserve">                                                               </w:t>
+      </w:r>
+      <w:r>
+        <w:rPr>
+          <w:rFonts w:ascii="Arial" w:hAnsi="Arial" w:cs="Arial"/>
+          <w:sz w:val="24"/>
+          <w:szCs w:val="24"/>
+        </w:rPr>
+        <w:t xml:space="preserve">                </w:t>
       </w:r>
     </w:p>
     <w:p>
@@ -232,30 +399,379 @@
         <w:pStyle w:val="Corpodetexto"/>
         <w:tabs>
           <w:tab w:val="left" w:pos="0"/>
+          <w:tab w:val="left" w:pos="1620"/>
+          <w:tab w:val="left" w:pos="2520"/>
+          <w:tab w:val="left" w:pos="4320"/>
+          <w:tab w:val="left" w:pos="4500"/>
         </w:tabs>
         <w:spacing w:after="0"/>
         <w:rPr>
-          <w:rFonts w:ascii="Arial Narrow" w:hAnsi="Arial Narrow" w:cs="Arial"/>
-        </w:rPr>
-      </w:pPr>
-      <w:r>
-        <w:t>Bairro: {{bairro_empresa}}   Munic?pio: {{municipio_empresa}}   UF: {{uf_empresa}}   CEP: {{cep_empresa}}</w:t>
-      </w:r>
-    </w:p>
-    <w:p>
-      <w:pPr>
-        <w:tabs>
-          <w:tab w:val="left" w:pos="0"/>
+          <w:rFonts w:ascii="Arial" w:hAnsi="Arial" w:cs="Arial"/>
+          <w:sz w:val="24"/>
+          <w:szCs w:val="24"/>
+        </w:rPr>
+      </w:pPr>
+      <w:r>
+        <w:rPr>
+          <w:rFonts w:ascii="Arial" w:hAnsi="Arial" w:cs="Arial"/>
+          <w:sz w:val="24"/>
+          <w:szCs w:val="24"/>
+        </w:rPr>
+        <w:t>E</w:t>
+      </w:r>
+      <w:r>
+        <w:rPr>
+          <w:rFonts w:ascii="Arial" w:hAnsi="Arial" w:cs="Arial"/>
+          <w:sz w:val="24"/>
+          <w:szCs w:val="24"/>
+        </w:rPr>
+        <w:t xml:space="preserve">-mail: </w:t>
+      </w:r>
+      <w:r>
+        <w:rPr>
+          <w:rFonts w:ascii="Arial" w:hAnsi="Arial" w:cs="Arial"/>
+          <w:b/>
+          <w:bCs/>
+          <w:sz w:val="24"/>
+          <w:szCs w:val="24"/>
+        </w:rPr>
+        <w:t>{{bairro_empresa}}</w:t>
+      </w:r>
+    </w:p>
+    <w:p>
+      <w:pPr>
+        <w:pStyle w:val="Corpodetexto"/>
+        <w:tabs>
+          <w:tab w:val="left" w:pos="0"/>
+          <w:tab w:val="left" w:pos="1620"/>
+          <w:tab w:val="left" w:pos="2520"/>
+          <w:tab w:val="left" w:pos="4320"/>
           <w:tab w:val="left" w:pos="4500"/>
         </w:tabs>
+        <w:spacing w:after="0"/>
+        <w:rPr>
+          <w:rFonts w:ascii="Arial" w:hAnsi="Arial" w:cs="Arial"/>
+          <w:sz w:val="24"/>
+          <w:szCs w:val="24"/>
+        </w:rPr>
+      </w:pPr>
+      <w:r>
+        <w:rPr>
+          <w:rFonts w:ascii="Arial" w:hAnsi="Arial" w:cs="Arial"/>
+          <w:sz w:val="24"/>
+          <w:szCs w:val="24"/>
+        </w:rPr>
+        <w:t>Endereço:</w:t>
+      </w:r>
+      <w:r>
+        <w:rPr>
+          <w:rFonts w:ascii="Arial" w:hAnsi="Arial" w:cs="Arial"/>
+          <w:b/>
+          <w:bCs/>
+          <w:sz w:val="24"/>
+          <w:szCs w:val="24"/>
+        </w:rPr>
+        <w:t>{{representante_legal}}</w:t>
+      </w:r>
+      <w:r>
+        <w:rPr>
+          <w:rFonts w:ascii="Arial" w:hAnsi="Arial" w:cs="Arial"/>
+          <w:b/>
+          <w:bCs/>
+          <w:color w:val="000000"/>
+          <w:sz w:val="24"/>
+          <w:szCs w:val="24"/>
+        </w:rPr>
+      </w:r>
+      <w:r>
+        <w:rPr>
+          <w:rFonts w:ascii="Arial" w:hAnsi="Arial" w:cs="Arial"/>
+          <w:sz w:val="24"/>
+          <w:szCs w:val="24"/>
+        </w:rPr>
+        <w:t xml:space="preserve"> </w:t>
+      </w:r>
+      <w:r>
+        <w:rPr>
+          <w:rFonts w:ascii="Arial" w:hAnsi="Arial" w:cs="Arial"/>
+          <w:sz w:val="24"/>
+          <w:szCs w:val="24"/>
+        </w:rPr>
+        <w:t xml:space="preserve"> </w:t>
+      </w:r>
+    </w:p>
+    <w:p>
+      <w:pPr>
+        <w:pStyle w:val="Corpodetexto"/>
+        <w:tabs>
+          <w:tab w:val="left" w:pos="0"/>
+        </w:tabs>
+        <w:spacing w:after="0"/>
+        <w:rPr>
+          <w:rFonts w:ascii="Arial" w:hAnsi="Arial" w:cs="Arial"/>
+          <w:sz w:val="24"/>
+          <w:szCs w:val="24"/>
+        </w:rPr>
+      </w:pPr>
+      <w:r>
+        <w:rPr>
+          <w:rFonts w:ascii="Arial" w:hAnsi="Arial" w:cs="Arial"/>
+          <w:sz w:val="24"/>
+          <w:szCs w:val="24"/>
+        </w:rPr>
+        <w:t xml:space="preserve">Bairro: </w:t>
+      </w:r>
+      <w:r>
+        <w:rPr>
+          <w:rFonts w:ascii="Arial" w:hAnsi="Arial" w:cs="Arial"/>
+          <w:b/>
+          <w:bCs/>
+          <w:sz w:val="24"/>
+          <w:szCs w:val="24"/>
+        </w:rPr>
+        <w:t>{{nome_estudante}}</w:t>
+      </w:r>
+      <w:r>
+        <w:rPr>
+          <w:rFonts w:ascii="Arial" w:hAnsi="Arial" w:cs="Arial"/>
+          <w:sz w:val="24"/>
+          <w:szCs w:val="24"/>
+        </w:rPr>
+        <w:t xml:space="preserve">   </w:t>
+      </w:r>
+      <w:r>
+        <w:rPr>
+          <w:rFonts w:ascii="Arial" w:hAnsi="Arial" w:cs="Arial"/>
+          <w:sz w:val="24"/>
+          <w:szCs w:val="24"/>
+        </w:rPr>
+        <w:t xml:space="preserve">                                           </w:t>
+      </w:r>
+    </w:p>
+    <w:p>
+      <w:pPr>
+        <w:pStyle w:val="Corpodetexto"/>
+        <w:tabs>
+          <w:tab w:val="left" w:pos="0"/>
+        </w:tabs>
+        <w:spacing w:after="0"/>
+        <w:rPr>
+          <w:rFonts w:ascii="Arial" w:hAnsi="Arial" w:cs="Arial"/>
+          <w:sz w:val="24"/>
+          <w:szCs w:val="24"/>
+        </w:rPr>
+      </w:pPr>
+      <w:r>
+        <w:rPr>
+          <w:rFonts w:ascii="Arial" w:hAnsi="Arial" w:cs="Arial"/>
+          <w:sz w:val="24"/>
+          <w:szCs w:val="24"/>
+        </w:rPr>
+        <w:t xml:space="preserve">Município: </w:t>
+      </w:r>
+      <w:r>
+        <w:rPr>
+          <w:rFonts w:ascii="Arial" w:hAnsi="Arial" w:cs="Arial"/>
+          <w:b/>
+          <w:bCs/>
+          <w:sz w:val="24"/>
+          <w:szCs w:val="24"/>
+        </w:rPr>
+        <w:t>{{telefone_estudante}}</w:t>
+      </w:r>
+      <w:r>
+        <w:rPr>
+          <w:rFonts w:ascii="Arial" w:hAnsi="Arial" w:cs="Arial"/>
+          <w:sz w:val="24"/>
+          <w:szCs w:val="24"/>
+        </w:rPr>
+        <w:t xml:space="preserve">    </w:t>
+      </w:r>
+      <w:r>
+        <w:rPr>
+          <w:rFonts w:ascii="Arial" w:hAnsi="Arial" w:cs="Arial"/>
+          <w:sz w:val="24"/>
+          <w:szCs w:val="24"/>
+        </w:rPr>
+        <w:t xml:space="preserve">                                                      </w:t>
+      </w:r>
+    </w:p>
+    <w:p>
+      <w:pPr>
+        <w:pStyle w:val="Corpodetexto"/>
+        <w:tabs>
+          <w:tab w:val="left" w:pos="0"/>
+        </w:tabs>
+        <w:spacing w:after="0"/>
+        <w:rPr>
+          <w:rFonts w:ascii="Arial" w:hAnsi="Arial" w:cs="Arial"/>
+          <w:sz w:val="24"/>
+          <w:szCs w:val="24"/>
+        </w:rPr>
+      </w:pPr>
+      <w:r>
+        <w:rPr>
+          <w:rFonts w:ascii="Arial" w:hAnsi="Arial" w:cs="Arial"/>
+          <w:sz w:val="24"/>
+          <w:szCs w:val="24"/>
+        </w:rPr>
+        <w:t xml:space="preserve">UF: </w:t>
+      </w:r>
+      <w:r>
+        <w:rPr>
+          <w:rFonts w:ascii="Arial" w:hAnsi="Arial" w:cs="Arial"/>
+          <w:b/>
+          <w:bCs/>
+          <w:sz w:val="24"/>
+          <w:szCs w:val="24"/>
+        </w:rPr>
+        <w:t>{{rg}}</w:t>
+      </w:r>
+      <w:r>
+        <w:rPr>
+          <w:rFonts w:ascii="Arial" w:hAnsi="Arial" w:cs="Arial"/>
+          <w:sz w:val="24"/>
+          <w:szCs w:val="24"/>
+        </w:rPr>
+        <w:t xml:space="preserve">                            </w:t>
+      </w:r>
+    </w:p>
+    <w:p>
+      <w:pPr>
+        <w:pStyle w:val="Corpodetexto"/>
+        <w:tabs>
+          <w:tab w:val="left" w:pos="0"/>
+        </w:tabs>
+        <w:spacing w:after="0"/>
+        <w:rPr>
+          <w:rFonts w:ascii="Arial" w:hAnsi="Arial" w:cs="Arial"/>
+          <w:sz w:val="24"/>
+          <w:szCs w:val="24"/>
+        </w:rPr>
+      </w:pPr>
+      <w:r>
+        <w:rPr>
+          <w:rFonts w:ascii="Arial" w:hAnsi="Arial" w:cs="Arial"/>
+          <w:sz w:val="24"/>
+          <w:szCs w:val="24"/>
+        </w:rPr>
+        <w:t xml:space="preserve">CEP: </w:t>
+      </w:r>
+      <w:r>
+        <w:rPr>
+          <w:rFonts w:ascii="Arial" w:hAnsi="Arial" w:cs="Arial"/>
+          <w:b/>
+          <w:bCs/>
+          <w:sz w:val="24"/>
+          <w:szCs w:val="24"/>
+        </w:rPr>
+        <w:t>{{cpf}}</w:t>
+      </w:r>
+      <w:r>
+        <w:rPr>
+          <w:rFonts w:ascii="Arial" w:hAnsi="Arial" w:cs="Arial"/>
+          <w:sz w:val="24"/>
+          <w:szCs w:val="24"/>
+        </w:rPr>
+        <w:t xml:space="preserve"> </w:t>
+      </w:r>
+    </w:p>
+    <w:p>
+      <w:pPr>
+        <w:tabs>
+          <w:tab w:val="left" w:pos="0"/>
+          <w:tab w:val="left" w:pos="4500"/>
+        </w:tabs>
         <w:jc w:val="both"/>
         <w:rPr>
-          <w:rFonts w:ascii="Arial Narrow" w:hAnsi="Arial Narrow" w:cs="Arial"/>
+          <w:rFonts w:ascii="Arial" w:hAnsi="Arial" w:cs="Arial"/>
+          <w:sz w:val="24"/>
+          <w:szCs w:val="24"/>
+        </w:rPr>
+      </w:pPr>
+      <w:r>
+        <w:rPr>
+          <w:rFonts w:ascii="Arial" w:hAnsi="Arial" w:cs="Arial"/>
+          <w:sz w:val="24"/>
+          <w:szCs w:val="24"/>
+        </w:rPr>
+        <w:t>Representada por:</w:t>
+      </w:r>
+      <w:r>
+        <w:rPr>
+          <w:rFonts w:ascii="Arial" w:hAnsi="Arial" w:cs="Arial"/>
+          <w:sz w:val="24"/>
+          <w:szCs w:val="24"/>
+        </w:rPr>
+        <w:t xml:space="preserve"> </w:t>
+      </w:r>
+      <w:r>
+        <w:rPr>
+          <w:rFonts w:ascii="Arial" w:hAnsi="Arial" w:cs="Arial"/>
+          <w:b/>
+          <w:bCs/>
+          <w:sz w:val="24"/>
+          <w:szCs w:val="24"/>
+        </w:rPr>
+        <w:t>{{data_nascimento}}</w:t>
+      </w:r>
+      <w:r>
+        <w:rPr>
+          <w:rFonts w:ascii="Arial" w:hAnsi="Arial" w:cs="Arial"/>
+          <w:sz w:val="24"/>
+          <w:szCs w:val="24"/>
+        </w:rPr>
+        <w:t xml:space="preserve"> </w:t>
+      </w:r>
+      <w:r>
+        <w:rPr>
+          <w:rFonts w:ascii="Arial" w:hAnsi="Arial" w:cs="Arial"/>
+          <w:sz w:val="24"/>
+          <w:szCs w:val="24"/>
+        </w:rPr>
+        <w:tab/>
+        <w:t xml:space="preserve">                                     </w:t>
+      </w:r>
+    </w:p>
+    <w:p>
+      <w:pPr>
+        <w:tabs>
+          <w:tab w:val="left" w:pos="0"/>
+          <w:tab w:val="left" w:pos="4500"/>
+        </w:tabs>
+        <w:jc w:val="both"/>
+        <w:rPr>
+          <w:rFonts w:ascii="Arial" w:hAnsi="Arial" w:cs="Arial"/>
           <w:color w:val="FF0000"/>
-        </w:rPr>
-      </w:pPr>
-      <w:r>
-        <w:t>Representada por: {{representante_legal}}   Cargo: {{cargo_representante}}</w:t>
+          <w:sz w:val="24"/>
+          <w:szCs w:val="24"/>
+        </w:rPr>
+      </w:pPr>
+      <w:r>
+        <w:rPr>
+          <w:rFonts w:ascii="Arial" w:hAnsi="Arial" w:cs="Arial"/>
+          <w:sz w:val="24"/>
+          <w:szCs w:val="24"/>
+        </w:rPr>
+        <w:t xml:space="preserve">Cargo: </w:t>
+      </w:r>
+      <w:r>
+        <w:rPr>
+          <w:rFonts w:ascii="Arial" w:hAnsi="Arial" w:cs="Arial"/>
+          <w:sz w:val="24"/>
+          <w:szCs w:val="24"/>
+        </w:rPr>
+        <w:t xml:space="preserve"> </w:t>
+      </w:r>
+      <w:r>
+        <w:rPr>
+          <w:rFonts w:ascii="Arial" w:hAnsi="Arial" w:cs="Arial"/>
+          <w:b/>
+          <w:bCs/>
+          <w:sz w:val="24"/>
+          <w:szCs w:val="24"/>
+        </w:rPr>
+        <w:t>{{curso}}</w:t>
       </w:r>
     </w:p>
     <w:p>
@@ -266,13 +782,15 @@
         </w:tabs>
         <w:jc w:val="both"/>
         <w:rPr>
-          <w:rFonts w:ascii="Arial Narrow" w:hAnsi="Arial Narrow" w:cs="Arial"/>
+          <w:rFonts w:ascii="Arial" w:hAnsi="Arial" w:cs="Arial"/>
+          <w:sz w:val="24"/>
+          <w:szCs w:val="24"/>
         </w:rPr>
       </w:pPr>
     </w:p>
     <w:tbl>
       <w:tblPr>
-        <w:tblW w:w="9947" w:type="dxa"/>
+        <w:tblW w:w="10510" w:type="dxa"/>
         <w:tblInd w:w="-115" w:type="dxa"/>
         <w:tblBorders>
           <w:top w:val="single" w:sz="4" w:space="0" w:color="000000"/>
@@ -291,15 +809,15 @@
         <w:tblLook w:val="0000" w:firstRow="0" w:lastRow="0" w:firstColumn="0" w:lastColumn="0" w:noHBand="0" w:noVBand="0"/>
       </w:tblPr>
       <w:tblGrid>
-        <w:gridCol w:w="9947"/>
+        <w:gridCol w:w="10510"/>
       </w:tblGrid>
       <w:tr>
         <w:trPr>
-          <w:trHeight w:val="285"/>
+          <w:trHeight w:val="260"/>
         </w:trPr>
         <w:tc>
           <w:tcPr>
-            <w:tcW w:w="9947" w:type="dxa"/>
+            <w:tcW w:w="10510" w:type="dxa"/>
             <w:shd w:val="clear" w:color="auto" w:fill="E6E6E6"/>
           </w:tcPr>
           <w:p>
@@ -311,16 +829,16 @@
               <w:snapToGrid w:val="0"/>
               <w:spacing w:before="0" w:after="0"/>
               <w:rPr>
-                <w:rFonts w:ascii="Arial Narrow" w:hAnsi="Arial Narrow"/>
-                <w:sz w:val="20"/>
-                <w:szCs w:val="20"/>
+                <w:rFonts w:ascii="Arial" w:hAnsi="Arial" w:cs="Arial"/>
+                <w:sz w:val="24"/>
+                <w:szCs w:val="24"/>
               </w:rPr>
             </w:pPr>
             <w:r>
               <w:rPr>
-                <w:rFonts w:ascii="Arial Narrow" w:hAnsi="Arial Narrow"/>
-                <w:sz w:val="20"/>
-                <w:szCs w:val="20"/>
+                <w:rFonts w:ascii="Arial" w:hAnsi="Arial" w:cs="Arial"/>
+                <w:sz w:val="24"/>
+                <w:szCs w:val="24"/>
               </w:rPr>
               <w:t>B – ESTAGIÁRIO</w:t>
             </w:r>
@@ -335,11 +853,85 @@
         </w:tabs>
         <w:jc w:val="both"/>
         <w:rPr>
-          <w:rFonts w:ascii="Arial Narrow" w:hAnsi="Arial Narrow" w:cs="Arial"/>
-        </w:rPr>
-      </w:pPr>
-      <w:r>
-        <w:t>Nome: {{nome_estudante}}   Telefone: {{telefone_estudante}}</w:t>
+          <w:rFonts w:ascii="Arial" w:hAnsi="Arial" w:cs="Arial"/>
+          <w:sz w:val="24"/>
+          <w:szCs w:val="24"/>
+        </w:rPr>
+      </w:pPr>
+      <w:r>
+        <w:rPr>
+          <w:rFonts w:ascii="Arial" w:hAnsi="Arial" w:cs="Arial"/>
+          <w:sz w:val="24"/>
+          <w:szCs w:val="24"/>
+        </w:rPr>
+        <w:t>Nome:</w:t>
+      </w:r>
+      <w:r>
+        <w:rPr>
+          <w:rFonts w:ascii="Arial" w:hAnsi="Arial" w:cs="Arial"/>
+          <w:sz w:val="24"/>
+          <w:szCs w:val="24"/>
+        </w:rPr>
+        <w:t xml:space="preserve"> </w:t>
+      </w:r>
+      <w:r>
+        <w:rPr>
+          <w:rFonts w:ascii="Arial" w:hAnsi="Arial" w:cs="Arial"/>
+          <w:b/>
+          <w:bCs/>
+          <w:sz w:val="24"/>
+          <w:szCs w:val="24"/>
+        </w:rPr>
+        <w:t>{{periodo}}</w:t>
+      </w:r>
+      <w:r>
+        <w:rPr>
+          <w:rFonts w:ascii="Arial" w:hAnsi="Arial" w:cs="Arial"/>
+          <w:sz w:val="24"/>
+          <w:szCs w:val="24"/>
+        </w:rPr>
+        <w:t xml:space="preserve"> </w:t>
+      </w:r>
+      <w:r>
+        <w:rPr>
+          <w:rFonts w:ascii="Arial" w:hAnsi="Arial" w:cs="Arial"/>
+          <w:sz w:val="24"/>
+          <w:szCs w:val="24"/>
+        </w:rPr>
+        <w:tab/>
+      </w:r>
+      <w:r>
+        <w:rPr>
+          <w:rFonts w:ascii="Arial" w:hAnsi="Arial" w:cs="Arial"/>
+          <w:sz w:val="24"/>
+          <w:szCs w:val="24"/>
+        </w:rPr>
+        <w:tab/>
+      </w:r>
+      <w:r>
+        <w:rPr>
+          <w:rFonts w:ascii="Arial" w:hAnsi="Arial" w:cs="Arial"/>
+          <w:sz w:val="24"/>
+          <w:szCs w:val="24"/>
+        </w:rPr>
+        <w:tab/>
+      </w:r>
+      <w:r>
+        <w:rPr>
+          <w:rFonts w:ascii="Arial" w:hAnsi="Arial" w:cs="Arial"/>
+          <w:sz w:val="24"/>
+          <w:szCs w:val="24"/>
+        </w:rPr>
+        <w:tab/>
+      </w:r>
+      <w:r>
+        <w:rPr>
+          <w:rFonts w:ascii="Arial" w:hAnsi="Arial" w:cs="Arial"/>
+          <w:sz w:val="24"/>
+          <w:szCs w:val="24"/>
+        </w:rPr>
+        <w:tab/>
+        <w:t xml:space="preserve">                                                                      </w:t>
       </w:r>
     </w:p>
     <w:p>
@@ -349,11 +941,44 @@
         </w:tabs>
         <w:jc w:val="both"/>
         <w:rPr>
-          <w:rFonts w:ascii="Arial Narrow" w:hAnsi="Arial Narrow" w:cs="Arial"/>
-        </w:rPr>
-      </w:pPr>
-      <w:r>
-        <w:t>Identidade: {{rg}}   CPF: {{cpf}}   Data de Nascimento: {{data_nascimento}}</w:t>
+          <w:rFonts w:ascii="Arial" w:hAnsi="Arial" w:cs="Arial"/>
+          <w:sz w:val="24"/>
+          <w:szCs w:val="24"/>
+        </w:rPr>
+      </w:pPr>
+      <w:r>
+        <w:rPr>
+          <w:rFonts w:ascii="Arial" w:hAnsi="Arial" w:cs="Arial"/>
+          <w:sz w:val="24"/>
+          <w:szCs w:val="24"/>
+        </w:rPr>
+        <w:t>Telefone:</w:t>
+      </w:r>
+      <w:r>
+        <w:rPr>
+          <w:rFonts w:ascii="Arial" w:hAnsi="Arial" w:cs="Arial"/>
+          <w:sz w:val="24"/>
+          <w:szCs w:val="24"/>
+        </w:rPr>
+        <w:t xml:space="preserve"> </w:t>
+      </w:r>
+      <w:r>
+        <w:rPr>
+          <w:rFonts w:ascii="Arial" w:hAnsi="Arial" w:cs="Arial"/>
+          <w:b/>
+          <w:bCs/>
+          <w:sz w:val="24"/>
+          <w:szCs w:val="24"/>
+        </w:rPr>
+        <w:t>{{matricula}}</w:t>
+      </w:r>
+      <w:r>
+        <w:rPr>
+          <w:rFonts w:ascii="Arial" w:hAnsi="Arial" w:cs="Arial"/>
+          <w:sz w:val="24"/>
+          <w:szCs w:val="24"/>
+        </w:rPr>
+        <w:t xml:space="preserve"> </w:t>
       </w:r>
     </w:p>
     <w:p>
@@ -363,11 +988,61 @@
         </w:tabs>
         <w:jc w:val="both"/>
         <w:rPr>
-          <w:rFonts w:ascii="Arial Narrow" w:hAnsi="Arial Narrow"/>
-        </w:rPr>
-      </w:pPr>
-      <w:r>
-        <w:t>Curso: {{curso}}   S?rie: {{periodo}}   Matr?cula: {{matricula}}   Turno:</w:t>
+          <w:rFonts w:ascii="Arial" w:hAnsi="Arial" w:cs="Arial"/>
+          <w:sz w:val="24"/>
+          <w:szCs w:val="24"/>
+        </w:rPr>
+      </w:pPr>
+      <w:r>
+        <w:rPr>
+          <w:rFonts w:ascii="Arial" w:hAnsi="Arial" w:cs="Arial"/>
+          <w:sz w:val="24"/>
+          <w:szCs w:val="24"/>
+        </w:rPr>
+        <w:t>Identidade:</w:t>
+      </w:r>
+      <w:r>
+        <w:rPr>
+          <w:rFonts w:ascii="Arial" w:hAnsi="Arial" w:cs="Arial"/>
+          <w:sz w:val="24"/>
+          <w:szCs w:val="24"/>
+        </w:rPr>
+        <w:t xml:space="preserve"> </w:t>
+      </w:r>
+      <w:r>
+        <w:rPr>
+          <w:rFonts w:ascii="Arial" w:hAnsi="Arial" w:cs="Arial"/>
+          <w:b/>
+          <w:bCs/>
+          <w:sz w:val="24"/>
+          <w:szCs w:val="24"/>
+        </w:rPr>
+        <w:t>{{turno}}</w:t>
+      </w:r>
+      <w:r>
+        <w:rPr>
+          <w:rFonts w:ascii="Arial" w:hAnsi="Arial" w:cs="Arial"/>
+          <w:sz w:val="24"/>
+          <w:szCs w:val="24"/>
+        </w:rPr>
+        <w:tab/>
+      </w:r>
+      <w:r>
+        <w:rPr>
+          <w:rFonts w:ascii="Arial" w:hAnsi="Arial" w:cs="Arial"/>
+          <w:sz w:val="24"/>
+          <w:szCs w:val="24"/>
+        </w:rPr>
+        <w:tab/>
+      </w:r>
+      <w:r>
+        <w:rPr>
+          <w:rFonts w:ascii="Arial" w:hAnsi="Arial" w:cs="Arial"/>
+          <w:sz w:val="24"/>
+          <w:szCs w:val="24"/>
+        </w:rPr>
+        <w:tab/>
+        <w:t xml:space="preserve">                          </w:t>
       </w:r>
     </w:p>
     <w:p>
@@ -377,11 +1052,61 @@
         </w:tabs>
         <w:jc w:val="both"/>
         <w:rPr>
-          <w:rFonts w:ascii="Arial Narrow" w:hAnsi="Arial Narrow"/>
-        </w:rPr>
-      </w:pPr>
-      <w:r>
-        <w:t>Endere?o: {{endereco_estudante}}</w:t>
+          <w:rFonts w:ascii="Arial" w:hAnsi="Arial" w:cs="Arial"/>
+          <w:sz w:val="24"/>
+          <w:szCs w:val="24"/>
+        </w:rPr>
+      </w:pPr>
+      <w:r>
+        <w:rPr>
+          <w:rFonts w:ascii="Arial" w:hAnsi="Arial" w:cs="Arial"/>
+          <w:sz w:val="24"/>
+          <w:szCs w:val="24"/>
+        </w:rPr>
+        <w:t>CPF:</w:t>
+      </w:r>
+      <w:r>
+        <w:rPr>
+          <w:rFonts w:ascii="Arial" w:hAnsi="Arial" w:cs="Arial"/>
+          <w:sz w:val="24"/>
+          <w:szCs w:val="24"/>
+        </w:rPr>
+        <w:t xml:space="preserve"> </w:t>
+      </w:r>
+      <w:r>
+        <w:rPr>
+          <w:rFonts w:ascii="Arial" w:hAnsi="Arial" w:cs="Arial"/>
+          <w:b/>
+          <w:bCs/>
+          <w:sz w:val="24"/>
+          <w:szCs w:val="24"/>
+        </w:rPr>
+        <w:t>{{endereco_estudante}}</w:t>
+      </w:r>
+      <w:r>
+        <w:rPr>
+          <w:rFonts w:ascii="Arial" w:hAnsi="Arial" w:cs="Arial"/>
+          <w:sz w:val="24"/>
+          <w:szCs w:val="24"/>
+        </w:rPr>
+        <w:tab/>
+      </w:r>
+      <w:r>
+        <w:rPr>
+          <w:rFonts w:ascii="Arial" w:hAnsi="Arial" w:cs="Arial"/>
+          <w:sz w:val="24"/>
+          <w:szCs w:val="24"/>
+        </w:rPr>
+        <w:tab/>
+      </w:r>
+      <w:r>
+        <w:rPr>
+          <w:rFonts w:ascii="Arial" w:hAnsi="Arial" w:cs="Arial"/>
+          <w:sz w:val="24"/>
+          <w:szCs w:val="24"/>
+        </w:rPr>
+        <w:tab/>
+        <w:t xml:space="preserve">     </w:t>
       </w:r>
     </w:p>
     <w:p>
@@ -391,11 +1116,60 @@
         </w:tabs>
         <w:jc w:val="both"/>
         <w:rPr>
-          <w:rFonts w:ascii="Arial Narrow" w:hAnsi="Arial Narrow" w:cs="Arial"/>
-        </w:rPr>
-      </w:pPr>
-      <w:r>
-        <w:t>E-mail: {{email_estudante}}</w:t>
+          <w:rFonts w:ascii="Arial" w:hAnsi="Arial" w:cs="Arial"/>
+          <w:sz w:val="24"/>
+          <w:szCs w:val="24"/>
+        </w:rPr>
+      </w:pPr>
+      <w:r>
+        <w:rPr>
+          <w:rFonts w:ascii="Arial" w:hAnsi="Arial" w:cs="Arial"/>
+          <w:sz w:val="24"/>
+          <w:szCs w:val="24"/>
+        </w:rPr>
+        <w:t>Data d</w:t>
+      </w:r>
+      <w:r>
+        <w:rPr>
+          <w:rFonts w:ascii="Arial" w:hAnsi="Arial" w:cs="Arial"/>
+          <w:sz w:val="24"/>
+          <w:szCs w:val="24"/>
+        </w:rPr>
+        <w:t xml:space="preserve">e </w:t>
+      </w:r>
+      <w:r>
+        <w:rPr>
+          <w:rFonts w:ascii="Arial" w:hAnsi="Arial" w:cs="Arial"/>
+          <w:sz w:val="24"/>
+          <w:szCs w:val="24"/>
+        </w:rPr>
+        <w:t>Nascimento:</w:t>
+      </w:r>
+      <w:r>
+        <w:rPr>
+          <w:rFonts w:ascii="Arial" w:hAnsi="Arial" w:cs="Arial"/>
+          <w:sz w:val="24"/>
+          <w:szCs w:val="24"/>
+        </w:rPr>
+        <w:t xml:space="preserve"> </w:t>
+      </w:r>
+      <w:r>
+        <w:rPr>
+          <w:rFonts w:ascii="Arial" w:hAnsi="Arial" w:cs="Arial"/>
+          <w:b/>
+          <w:bCs/>
+          <w:sz w:val="24"/>
+          <w:szCs w:val="24"/>
+        </w:rPr>
+        <w:t>{{email_estudante}}</w:t>
+      </w:r>
+      <w:r>
+        <w:rPr>
+          <w:rFonts w:ascii="Arial" w:hAnsi="Arial" w:cs="Arial"/>
+          <w:sz w:val="24"/>
+          <w:szCs w:val="24"/>
+        </w:rPr>
+        <w:t xml:space="preserve"> </w:t>
       </w:r>
     </w:p>
     <w:p>
@@ -405,11 +1179,61 @@
         </w:tabs>
         <w:jc w:val="both"/>
         <w:rPr>
-          <w:rFonts w:ascii="Arial Narrow" w:hAnsi="Arial Narrow" w:cs="Arial"/>
-        </w:rPr>
-      </w:pPr>
-      <w:r>
-        <w:t>Bairro: {{bairro_estudante}}   Munic?pio: {{municipio_estudante}}   UF: {{uf_estudante}}   CEP: {{cep_estudante}}</w:t>
+          <w:rFonts w:ascii="Arial" w:hAnsi="Arial" w:cs="Arial"/>
+          <w:sz w:val="24"/>
+          <w:szCs w:val="24"/>
+        </w:rPr>
+      </w:pPr>
+      <w:r>
+        <w:rPr>
+          <w:rFonts w:ascii="Arial" w:hAnsi="Arial" w:cs="Arial"/>
+          <w:sz w:val="24"/>
+          <w:szCs w:val="24"/>
+        </w:rPr>
+        <w:t>Curso:</w:t>
+      </w:r>
+      <w:r>
+        <w:rPr>
+          <w:rFonts w:ascii="Arial" w:hAnsi="Arial" w:cs="Arial"/>
+          <w:sz w:val="24"/>
+          <w:szCs w:val="24"/>
+        </w:rPr>
+        <w:tab/>
+      </w:r>
+      <w:r>
+        <w:rPr>
+          <w:rFonts w:ascii="Arial" w:hAnsi="Arial" w:cs="Arial"/>
+          <w:sz w:val="24"/>
+          <w:szCs w:val="24"/>
+        </w:rPr>
+        <w:t xml:space="preserve"> </w:t>
+      </w:r>
+      <w:r>
+        <w:rPr>
+          <w:rFonts w:ascii="Arial" w:hAnsi="Arial" w:cs="Arial"/>
+          <w:b/>
+          <w:bCs/>
+          <w:sz w:val="24"/>
+          <w:szCs w:val="24"/>
+        </w:rPr>
+        <w:t>{{bairro_estudante}}</w:t>
+      </w:r>
+      <w:r>
+        <w:rPr>
+          <w:rFonts w:ascii="Arial" w:hAnsi="Arial" w:cs="Arial"/>
+          <w:sz w:val="24"/>
+          <w:szCs w:val="24"/>
+        </w:rPr>
+        <w:tab/>
+      </w:r>
+      <w:r>
+        <w:rPr>
+          <w:rFonts w:ascii="Arial" w:hAnsi="Arial" w:cs="Arial"/>
+          <w:sz w:val="24"/>
+          <w:szCs w:val="24"/>
+        </w:rPr>
+        <w:tab/>
+        <w:t xml:space="preserve">              </w:t>
       </w:r>
     </w:p>
     <w:p>
@@ -419,13 +1243,441 @@
         </w:tabs>
         <w:jc w:val="both"/>
         <w:rPr>
-          <w:rFonts w:ascii="Arial Narrow" w:hAnsi="Arial Narrow" w:cs="Arial"/>
+          <w:rFonts w:ascii="Arial" w:hAnsi="Arial" w:cs="Arial"/>
+          <w:sz w:val="24"/>
+          <w:szCs w:val="24"/>
+        </w:rPr>
+      </w:pPr>
+      <w:r>
+        <w:rPr>
+          <w:rFonts w:ascii="Arial" w:hAnsi="Arial" w:cs="Arial"/>
+          <w:sz w:val="24"/>
+          <w:szCs w:val="24"/>
+        </w:rPr>
+        <w:t>Série:</w:t>
+      </w:r>
+      <w:r>
+        <w:rPr>
+          <w:rFonts w:ascii="Arial" w:hAnsi="Arial" w:cs="Arial"/>
+          <w:sz w:val="24"/>
+          <w:szCs w:val="24"/>
+        </w:rPr>
+        <w:t xml:space="preserve"> </w:t>
+      </w:r>
+      <w:r>
+        <w:rPr>
+          <w:rFonts w:ascii="Arial" w:hAnsi="Arial" w:cs="Arial"/>
+          <w:b/>
+          <w:bCs/>
+          <w:sz w:val="24"/>
+          <w:szCs w:val="24"/>
+        </w:rPr>
+        <w:t>{{municipio_estudante}}</w:t>
+      </w:r>
+      <w:r>
+        <w:rPr>
+          <w:rFonts w:ascii="Arial" w:hAnsi="Arial" w:cs="Arial"/>
+          <w:sz w:val="24"/>
+          <w:szCs w:val="24"/>
+        </w:rPr>
+        <w:t xml:space="preserve">                         </w:t>
+      </w:r>
+    </w:p>
+    <w:p>
+      <w:pPr>
+        <w:tabs>
+          <w:tab w:val="left" w:pos="0"/>
+        </w:tabs>
+        <w:jc w:val="both"/>
+        <w:rPr>
+          <w:rFonts w:ascii="Arial" w:hAnsi="Arial" w:cs="Arial"/>
+          <w:sz w:val="24"/>
+          <w:szCs w:val="24"/>
+        </w:rPr>
+      </w:pPr>
+      <w:r>
+        <w:rPr>
+          <w:rFonts w:ascii="Arial" w:hAnsi="Arial" w:cs="Arial"/>
+          <w:sz w:val="24"/>
+          <w:szCs w:val="24"/>
+        </w:rPr>
+        <w:t>Matrícula:</w:t>
+      </w:r>
+      <w:r>
+        <w:rPr>
+          <w:rFonts w:ascii="Arial" w:hAnsi="Arial" w:cs="Arial"/>
+          <w:sz w:val="24"/>
+          <w:szCs w:val="24"/>
+        </w:rPr>
+        <w:t xml:space="preserve"> </w:t>
+      </w:r>
+      <w:r>
+        <w:rPr>
+          <w:rFonts w:ascii="Arial" w:hAnsi="Arial" w:cs="Arial"/>
+          <w:b/>
+          <w:bCs/>
+          <w:sz w:val="24"/>
+          <w:szCs w:val="24"/>
+        </w:rPr>
+        <w:t>{{uf_estudante}}</w:t>
+      </w:r>
+      <w:r>
+        <w:rPr>
+          <w:rFonts w:ascii="Arial" w:hAnsi="Arial" w:cs="Arial"/>
+          <w:sz w:val="24"/>
+          <w:szCs w:val="24"/>
+        </w:rPr>
+        <w:t xml:space="preserve">                                      </w:t>
+      </w:r>
+    </w:p>
+    <w:p>
+      <w:pPr>
+        <w:tabs>
+          <w:tab w:val="left" w:pos="0"/>
+        </w:tabs>
+        <w:jc w:val="both"/>
+        <w:rPr>
+          <w:rFonts w:ascii="Arial" w:hAnsi="Arial" w:cs="Arial"/>
+          <w:sz w:val="24"/>
+          <w:szCs w:val="24"/>
+        </w:rPr>
+      </w:pPr>
+      <w:r>
+        <w:rPr>
+          <w:rFonts w:ascii="Arial" w:hAnsi="Arial" w:cs="Arial"/>
+          <w:sz w:val="24"/>
+          <w:szCs w:val="24"/>
+        </w:rPr>
+        <w:t>Turno:</w:t>
+      </w:r>
+      <w:r>
+        <w:rPr>
+          <w:rFonts w:ascii="Arial" w:hAnsi="Arial" w:cs="Arial"/>
+          <w:sz w:val="24"/>
+          <w:szCs w:val="24"/>
+        </w:rPr>
+        <w:t xml:space="preserve"> </w:t>
+      </w:r>
+      <w:r>
+        <w:rPr>
+          <w:rFonts w:ascii="Arial" w:hAnsi="Arial" w:cs="Arial"/>
+          <w:b/>
+          <w:bCs/>
+          <w:sz w:val="24"/>
+          <w:szCs w:val="24"/>
+        </w:rPr>
+        <w:t>{{cep_estudante}}</w:t>
+      </w:r>
+    </w:p>
+    <w:p>
+      <w:pPr>
+        <w:tabs>
+          <w:tab w:val="left" w:pos="0"/>
+        </w:tabs>
+        <w:jc w:val="both"/>
+        <w:rPr>
+          <w:rFonts w:ascii="Arial" w:hAnsi="Arial" w:cs="Arial"/>
+          <w:sz w:val="24"/>
+          <w:szCs w:val="24"/>
+        </w:rPr>
+      </w:pPr>
+      <w:r>
+        <w:rPr>
+          <w:rFonts w:ascii="Arial" w:hAnsi="Arial" w:cs="Arial"/>
+          <w:sz w:val="24"/>
+          <w:szCs w:val="24"/>
+        </w:rPr>
+        <w:t>Endereço:</w:t>
+      </w:r>
+      <w:r>
+        <w:rPr>
+          <w:rFonts w:ascii="Arial" w:hAnsi="Arial" w:cs="Arial"/>
+          <w:sz w:val="24"/>
+          <w:szCs w:val="24"/>
+        </w:rPr>
+        <w:t xml:space="preserve"> </w:t>
+      </w:r>
+      <w:r>
+        <w:rPr>
+          <w:rFonts w:ascii="Arial" w:hAnsi="Arial" w:cs="Arial"/>
+          <w:b/>
+          <w:bCs/>
+          <w:sz w:val="24"/>
+          <w:szCs w:val="24"/>
+        </w:rPr>
+        <w:t>{{instituicao}}</w:t>
+      </w:r>
+      <w:r>
+        <w:rPr>
+          <w:rFonts w:ascii="Arial" w:hAnsi="Arial" w:cs="Arial"/>
+          <w:sz w:val="24"/>
+          <w:szCs w:val="24"/>
+        </w:rPr>
+        <w:tab/>
+      </w:r>
+    </w:p>
+    <w:p>
+      <w:pPr>
+        <w:tabs>
+          <w:tab w:val="left" w:pos="0"/>
+        </w:tabs>
+        <w:jc w:val="both"/>
+        <w:rPr>
+          <w:rFonts w:ascii="Arial" w:hAnsi="Arial" w:cs="Arial"/>
+          <w:sz w:val="24"/>
+          <w:szCs w:val="24"/>
+        </w:rPr>
+      </w:pPr>
+      <w:r>
+        <w:rPr>
+          <w:rFonts w:ascii="Arial" w:hAnsi="Arial" w:cs="Arial"/>
+          <w:sz w:val="24"/>
+          <w:szCs w:val="24"/>
+        </w:rPr>
+        <w:t>E-mail:</w:t>
+      </w:r>
+      <w:r>
+        <w:rPr>
+          <w:rFonts w:ascii="Arial" w:hAnsi="Arial" w:cs="Arial"/>
+          <w:sz w:val="24"/>
+          <w:szCs w:val="24"/>
+        </w:rPr>
+        <w:t xml:space="preserve"> </w:t>
+      </w:r>
+      <w:r>
+        <w:rPr>
+          <w:rFonts w:ascii="Arial" w:hAnsi="Arial" w:cs="Arial"/>
+          <w:b/>
+          <w:bCs/>
+          <w:sz w:val="24"/>
+          <w:szCs w:val="24"/>
+        </w:rPr>
+        <w:t>{{cnpj_instituicao}}</w:t>
+      </w:r>
+      <w:r>
+        <w:rPr>
+          <w:rFonts w:ascii="Arial" w:hAnsi="Arial" w:cs="Arial"/>
+          <w:sz w:val="24"/>
+          <w:szCs w:val="24"/>
+        </w:rPr>
+        <w:tab/>
+      </w:r>
+      <w:r>
+        <w:rPr>
+          <w:rFonts w:ascii="Arial" w:hAnsi="Arial" w:cs="Arial"/>
+          <w:sz w:val="24"/>
+          <w:szCs w:val="24"/>
+        </w:rPr>
+        <w:tab/>
+      </w:r>
+      <w:r>
+        <w:rPr>
+          <w:rFonts w:ascii="Arial" w:hAnsi="Arial" w:cs="Arial"/>
+          <w:sz w:val="24"/>
+          <w:szCs w:val="24"/>
+        </w:rPr>
+        <w:tab/>
+        <w:t xml:space="preserve">                              </w:t>
+      </w:r>
+    </w:p>
+    <w:p>
+      <w:pPr>
+        <w:tabs>
+          <w:tab w:val="left" w:pos="0"/>
+        </w:tabs>
+        <w:jc w:val="both"/>
+        <w:rPr>
+          <w:rFonts w:ascii="Arial" w:hAnsi="Arial" w:cs="Arial"/>
+          <w:sz w:val="24"/>
+          <w:szCs w:val="24"/>
+        </w:rPr>
+      </w:pPr>
+      <w:r>
+        <w:rPr>
+          <w:rFonts w:ascii="Arial" w:hAnsi="Arial" w:cs="Arial"/>
+          <w:sz w:val="24"/>
+          <w:szCs w:val="24"/>
+        </w:rPr>
+        <w:t>Bairro:</w:t>
+      </w:r>
+      <w:r>
+        <w:rPr>
+          <w:rFonts w:ascii="Arial" w:hAnsi="Arial" w:cs="Arial"/>
+          <w:b/>
+          <w:bCs/>
+          <w:sz w:val="24"/>
+          <w:szCs w:val="24"/>
+        </w:rPr>
+        <w:t>{{endereco_instituicao}}</w:t>
+      </w:r>
+      <w:r>
+        <w:rPr>
+          <w:rFonts w:ascii="Arial" w:hAnsi="Arial" w:cs="Arial"/>
+          <w:b/>
+          <w:bCs/>
+          <w:color w:val="000000"/>
+          <w:sz w:val="24"/>
+          <w:szCs w:val="24"/>
+        </w:rPr>
+      </w:r>
+      <w:r>
+        <w:rPr>
+          <w:rFonts w:ascii="Arial" w:hAnsi="Arial" w:cs="Arial"/>
+          <w:sz w:val="24"/>
+          <w:szCs w:val="24"/>
+        </w:rPr>
+        <w:t xml:space="preserve">                                                                  </w:t>
+      </w:r>
+    </w:p>
+    <w:p>
+      <w:pPr>
+        <w:tabs>
+          <w:tab w:val="left" w:pos="0"/>
+        </w:tabs>
+        <w:jc w:val="both"/>
+        <w:rPr>
+          <w:rFonts w:ascii="Arial" w:hAnsi="Arial" w:cs="Arial"/>
+          <w:sz w:val="24"/>
+          <w:szCs w:val="24"/>
+        </w:rPr>
+      </w:pPr>
+      <w:r>
+        <w:rPr>
+          <w:rFonts w:ascii="Arial" w:hAnsi="Arial" w:cs="Arial"/>
+          <w:sz w:val="24"/>
+          <w:szCs w:val="24"/>
+        </w:rPr>
+        <w:t>Município:</w:t>
+      </w:r>
+      <w:r>
+        <w:rPr>
+          <w:rFonts w:ascii="Arial" w:hAnsi="Arial" w:cs="Arial"/>
+          <w:b/>
+          <w:bCs/>
+          <w:sz w:val="24"/>
+          <w:szCs w:val="24"/>
+        </w:rPr>
+        <w:t>{{coordenador}}</w:t>
+      </w:r>
+      <w:r>
+        <w:rPr>
+          <w:rFonts w:ascii="Arial" w:hAnsi="Arial" w:cs="Arial"/>
+          <w:sz w:val="24"/>
+          <w:szCs w:val="24"/>
+        </w:rPr>
+        <w:t xml:space="preserve">                                       </w:t>
+      </w:r>
+    </w:p>
+    <w:p>
+      <w:pPr>
+        <w:tabs>
+          <w:tab w:val="left" w:pos="0"/>
+        </w:tabs>
+        <w:jc w:val="both"/>
+        <w:rPr>
+          <w:rFonts w:ascii="Arial" w:hAnsi="Arial" w:cs="Arial"/>
+          <w:b/>
+          <w:bCs/>
+          <w:sz w:val="24"/>
+          <w:szCs w:val="24"/>
+        </w:rPr>
+      </w:pPr>
+      <w:r>
+        <w:rPr>
+          <w:rFonts w:ascii="Arial" w:hAnsi="Arial" w:cs="Arial"/>
+          <w:sz w:val="24"/>
+          <w:szCs w:val="24"/>
+        </w:rPr>
+        <w:t>UF</w:t>
+      </w:r>
+      <w:r>
+        <w:rPr>
+          <w:rFonts w:ascii="Arial" w:hAnsi="Arial" w:cs="Arial"/>
+          <w:b/>
+          <w:bCs/>
+          <w:sz w:val="24"/>
+          <w:szCs w:val="24"/>
+        </w:rPr>
+        <w:t xml:space="preserve">: </w:t>
+      </w:r>
+      <w:r>
+        <w:rPr>
+          <w:rFonts w:ascii="Arial" w:hAnsi="Arial" w:cs="Arial"/>
+          <w:b/>
+          <w:bCs/>
+          <w:sz w:val="24"/>
+          <w:szCs w:val="24"/>
+        </w:rPr>
+        <w:t>{{coordenador}}</w:t>
+      </w:r>
+      <w:r>
+        <w:rPr>
+          <w:rFonts w:ascii="Arial" w:hAnsi="Arial" w:cs="Arial"/>
+          <w:b/>
+          <w:bCs/>
+          <w:sz w:val="24"/>
+          <w:szCs w:val="24"/>
+        </w:rPr>
+        <w:t xml:space="preserve">                              </w:t>
+      </w:r>
+    </w:p>
+    <w:p>
+      <w:pPr>
+        <w:tabs>
+          <w:tab w:val="left" w:pos="0"/>
+        </w:tabs>
+        <w:jc w:val="both"/>
+        <w:rPr>
+          <w:rFonts w:ascii="Arial" w:hAnsi="Arial" w:cs="Arial"/>
+          <w:sz w:val="24"/>
+          <w:szCs w:val="24"/>
+        </w:rPr>
+      </w:pPr>
+      <w:r>
+        <w:rPr>
+          <w:rFonts w:ascii="Arial" w:hAnsi="Arial" w:cs="Arial"/>
+          <w:sz w:val="24"/>
+          <w:szCs w:val="24"/>
+        </w:rPr>
+        <w:t>CEP:</w:t>
+      </w:r>
+      <w:r>
+        <w:rPr>
+          <w:rFonts w:ascii="Arial" w:hAnsi="Arial" w:cs="Arial"/>
+          <w:b/>
+          <w:bCs/>
+          <w:sz w:val="24"/>
+          <w:szCs w:val="24"/>
+        </w:rPr>
+        <w:t>{{curso}}</w:t>
+      </w:r>
+      <w:r>
+        <w:rPr>
+          <w:rFonts w:ascii="Arial" w:hAnsi="Arial" w:cs="Arial"/>
+          <w:b/>
+          <w:bCs/>
+          <w:color w:val="000000"/>
+          <w:sz w:val="24"/>
+          <w:szCs w:val="24"/>
+        </w:rPr>
+      </w:r>
+    </w:p>
+    <w:p>
+      <w:pPr>
+        <w:tabs>
+          <w:tab w:val="left" w:pos="0"/>
+        </w:tabs>
+        <w:jc w:val="both"/>
+        <w:rPr>
+          <w:rFonts w:ascii="Arial" w:hAnsi="Arial" w:cs="Arial"/>
+          <w:sz w:val="24"/>
+          <w:szCs w:val="24"/>
         </w:rPr>
       </w:pPr>
     </w:p>
     <w:tbl>
       <w:tblPr>
-        <w:tblW w:w="9947" w:type="dxa"/>
+        <w:tblW w:w="10582" w:type="dxa"/>
         <w:tblInd w:w="-115" w:type="dxa"/>
         <w:tblBorders>
           <w:top w:val="single" w:sz="4" w:space="0" w:color="000000"/>
@@ -444,7 +1696,7 @@
         <w:tblLook w:val="0000" w:firstRow="0" w:lastRow="0" w:firstColumn="0" w:lastColumn="0" w:noHBand="0" w:noVBand="0"/>
       </w:tblPr>
       <w:tblGrid>
-        <w:gridCol w:w="9947"/>
+        <w:gridCol w:w="10582"/>
       </w:tblGrid>
       <w:tr>
         <w:trPr>
@@ -452,7 +1704,7 @@
         </w:trPr>
         <w:tc>
           <w:tcPr>
-            <w:tcW w:w="9947" w:type="dxa"/>
+            <w:tcW w:w="10582" w:type="dxa"/>
             <w:shd w:val="clear" w:color="auto" w:fill="E6E6E6"/>
           </w:tcPr>
           <w:p>
@@ -464,16 +1716,16 @@
               <w:snapToGrid w:val="0"/>
               <w:spacing w:before="0" w:after="0"/>
               <w:rPr>
-                <w:rFonts w:ascii="Arial Narrow" w:hAnsi="Arial Narrow"/>
-                <w:sz w:val="20"/>
-                <w:szCs w:val="20"/>
+                <w:rFonts w:ascii="Arial" w:hAnsi="Arial" w:cs="Arial"/>
+                <w:sz w:val="24"/>
+                <w:szCs w:val="24"/>
               </w:rPr>
             </w:pPr>
             <w:r>
               <w:rPr>
-                <w:rFonts w:ascii="Arial Narrow" w:hAnsi="Arial Narrow"/>
-                <w:sz w:val="20"/>
-                <w:szCs w:val="20"/>
+                <w:rFonts w:ascii="Arial" w:hAnsi="Arial" w:cs="Arial"/>
+                <w:sz w:val="24"/>
+                <w:szCs w:val="24"/>
               </w:rPr>
               <w:t>C - INSTITUIÇÃO DE ENSINO</w:t>
             </w:r>
@@ -488,30 +1740,38 @@
         </w:tabs>
         <w:jc w:val="both"/>
         <w:rPr>
-          <w:rFonts w:ascii="Arial Narrow" w:hAnsi="Arial Narrow" w:cs="Arial"/>
+          <w:rFonts w:ascii="Arial" w:hAnsi="Arial" w:cs="Arial"/>
           <w:color w:val="000000"/>
-        </w:rPr>
-      </w:pPr>
-      <w:r>
-        <w:rPr>
-          <w:rFonts w:ascii="Arial Narrow" w:hAnsi="Arial Narrow" w:cs="Arial"/>
+          <w:sz w:val="24"/>
+          <w:szCs w:val="24"/>
+        </w:rPr>
+      </w:pPr>
+      <w:r>
+        <w:rPr>
+          <w:rFonts w:ascii="Arial" w:hAnsi="Arial" w:cs="Arial"/>
           <w:color w:val="000000"/>
+          <w:sz w:val="24"/>
+          <w:szCs w:val="24"/>
         </w:rPr>
         <w:t xml:space="preserve">Nome: </w:t>
       </w:r>
       <w:r>
         <w:rPr>
-          <w:rFonts w:ascii="Arial Narrow" w:hAnsi="Arial Narrow" w:cs="Arial"/>
+          <w:rFonts w:ascii="Arial" w:hAnsi="Arial" w:cs="Arial"/>
           <w:b/>
           <w:color w:val="000000"/>
+          <w:sz w:val="24"/>
+          <w:szCs w:val="24"/>
         </w:rPr>
         <w:t xml:space="preserve">ASSOCIAÇÃO </w:t>
       </w:r>
       <w:r>
         <w:rPr>
-          <w:rFonts w:ascii="Arial Narrow" w:hAnsi="Arial Narrow" w:cs="Arial"/>
+          <w:rFonts w:ascii="Arial" w:hAnsi="Arial" w:cs="Arial"/>
           <w:b/>
           <w:color w:val="000000"/>
+          <w:sz w:val="24"/>
+          <w:szCs w:val="24"/>
         </w:rPr>
         <w:t>DE ENSINO E CULTURA DE MATO GROSSO DO SUL</w:t>
       </w:r>
@@ -523,49 +1783,67 @@
         </w:tabs>
         <w:jc w:val="both"/>
         <w:rPr>
-          <w:rFonts w:ascii="Arial Narrow" w:hAnsi="Arial Narrow" w:cs="Arial"/>
+          <w:rFonts w:ascii="Arial" w:hAnsi="Arial" w:cs="Arial"/>
           <w:bCs/>
           <w:color w:val="000000"/>
-        </w:rPr>
-      </w:pPr>
-      <w:r>
-        <w:rPr>
-          <w:rFonts w:ascii="Arial Narrow" w:hAnsi="Arial Narrow" w:cs="Arial"/>
+          <w:sz w:val="24"/>
+          <w:szCs w:val="24"/>
+        </w:rPr>
+      </w:pPr>
+      <w:r>
+        <w:rPr>
+          <w:rFonts w:ascii="Arial" w:hAnsi="Arial" w:cs="Arial"/>
           <w:color w:val="000000"/>
+          <w:sz w:val="24"/>
+          <w:szCs w:val="24"/>
         </w:rPr>
         <w:t xml:space="preserve">CNPJ/MF n.º </w:t>
       </w:r>
       <w:r>
         <w:rPr>
-          <w:rFonts w:ascii="Arial Narrow" w:hAnsi="Arial Narrow" w:cs="Arial"/>
+          <w:rFonts w:ascii="Arial" w:hAnsi="Arial" w:cs="Arial"/>
+          <w:sz w:val="24"/>
+          <w:szCs w:val="24"/>
         </w:rPr>
         <w:t>01.923.317/0001-62</w:t>
       </w:r>
       <w:r>
         <w:rPr>
-          <w:rFonts w:ascii="Arial Narrow" w:hAnsi="Arial Narrow" w:cs="Arial"/>
-        </w:rPr>
-        <w:tab/>
-      </w:r>
-      <w:r>
-        <w:rPr>
-          <w:rFonts w:ascii="Arial Narrow" w:hAnsi="Arial Narrow" w:cs="Arial"/>
-        </w:rPr>
-        <w:tab/>
-      </w:r>
-      <w:r>
-        <w:rPr>
-          <w:rFonts w:ascii="Arial Narrow" w:hAnsi="Arial Narrow" w:cs="Arial"/>
-        </w:rPr>
-        <w:tab/>
-      </w:r>
-      <w:r>
-        <w:rPr>
-          <w:rFonts w:ascii="Arial Narrow" w:hAnsi="Arial Narrow"/>
+          <w:rFonts w:ascii="Arial" w:hAnsi="Arial" w:cs="Arial"/>
+          <w:sz w:val="24"/>
+          <w:szCs w:val="24"/>
+        </w:rPr>
+        <w:t xml:space="preserve"> - </w:t>
+      </w:r>
+      <w:r>
+        <w:rPr>
+          <w:rFonts w:ascii="Arial" w:hAnsi="Arial" w:cs="Arial"/>
           <w:bCs/>
           <w:color w:val="000000"/>
-        </w:rPr>
-        <w:t>Telefone (67) 2105 6060</w:t>
+          <w:sz w:val="24"/>
+          <w:szCs w:val="24"/>
+        </w:rPr>
+        <w:t>Telefone (67) 2105</w:t>
+      </w:r>
+      <w:r>
+        <w:rPr>
+          <w:rFonts w:ascii="Arial" w:hAnsi="Arial" w:cs="Arial"/>
+          <w:bCs/>
+          <w:color w:val="000000"/>
+          <w:sz w:val="24"/>
+          <w:szCs w:val="24"/>
+        </w:rPr>
+        <w:t>-</w:t>
+      </w:r>
+      <w:r>
+        <w:rPr>
+          <w:rFonts w:ascii="Arial" w:hAnsi="Arial" w:cs="Arial"/>
+          <w:bCs/>
+          <w:color w:val="000000"/>
+          <w:sz w:val="24"/>
+          <w:szCs w:val="24"/>
+        </w:rPr>
+        <w:t>6060</w:t>
       </w:r>
     </w:p>
     <w:p>
@@ -576,69 +1854,62 @@
         </w:tabs>
         <w:spacing w:before="0" w:after="0"/>
         <w:rPr>
-          <w:rFonts w:ascii="Arial Narrow" w:hAnsi="Arial Narrow"/>
           <w:b w:val="0"/>
           <w:color w:val="000000"/>
-          <w:sz w:val="20"/>
-          <w:szCs w:val="20"/>
-        </w:rPr>
-      </w:pPr>
-      <w:r>
-        <w:rPr>
-          <w:rFonts w:ascii="Arial Narrow" w:hAnsi="Arial Narrow"/>
+          <w:sz w:val="24"/>
+          <w:szCs w:val="24"/>
+        </w:rPr>
+      </w:pPr>
+      <w:r>
+        <w:rPr>
           <w:b w:val="0"/>
           <w:color w:val="000000"/>
-          <w:sz w:val="20"/>
-          <w:szCs w:val="20"/>
+          <w:sz w:val="24"/>
+          <w:szCs w:val="24"/>
         </w:rPr>
         <w:t xml:space="preserve">Endereço: Rua </w:t>
       </w:r>
       <w:r>
         <w:rPr>
-          <w:rFonts w:ascii="Arial Narrow" w:hAnsi="Arial Narrow"/>
           <w:b w:val="0"/>
           <w:color w:val="000000"/>
-          <w:sz w:val="20"/>
-          <w:szCs w:val="20"/>
+          <w:sz w:val="24"/>
+          <w:szCs w:val="24"/>
         </w:rPr>
         <w:t>Júlio Ferreira Xavier</w:t>
       </w:r>
       <w:r>
         <w:rPr>
-          <w:rFonts w:ascii="Arial Narrow" w:hAnsi="Arial Narrow"/>
           <w:b w:val="0"/>
           <w:color w:val="000000"/>
-          <w:sz w:val="20"/>
-          <w:szCs w:val="20"/>
+          <w:sz w:val="24"/>
+          <w:szCs w:val="24"/>
         </w:rPr>
         <w:t xml:space="preserve">, </w:t>
       </w:r>
       <w:r>
         <w:rPr>
-          <w:rFonts w:ascii="Arial Narrow" w:hAnsi="Arial Narrow"/>
           <w:b w:val="0"/>
           <w:color w:val="000000"/>
-          <w:sz w:val="20"/>
-          <w:szCs w:val="20"/>
+          <w:sz w:val="24"/>
+          <w:szCs w:val="24"/>
         </w:rPr>
         <w:t xml:space="preserve">2750, Distrito Industrial, Três Lagoas, MS, </w:t>
       </w:r>
       <w:r>
         <w:rPr>
-          <w:rFonts w:ascii="Arial Narrow" w:hAnsi="Arial Narrow"/>
           <w:b w:val="0"/>
           <w:color w:val="000000"/>
-          <w:sz w:val="20"/>
-          <w:szCs w:val="20"/>
+          <w:sz w:val="24"/>
+          <w:szCs w:val="24"/>
         </w:rPr>
         <w:t xml:space="preserve">CEP </w:t>
       </w:r>
       <w:r>
         <w:rPr>
-          <w:rFonts w:ascii="Arial Narrow" w:hAnsi="Arial Narrow"/>
           <w:b w:val="0"/>
-          <w:sz w:val="20"/>
-          <w:szCs w:val="20"/>
+          <w:sz w:val="24"/>
+          <w:szCs w:val="24"/>
         </w:rPr>
         <w:t>79610-320</w:t>
       </w:r>
@@ -650,46 +1921,152 @@
         </w:tabs>
         <w:jc w:val="both"/>
         <w:rPr>
-          <w:rFonts w:ascii="Arial Narrow" w:hAnsi="Arial Narrow" w:cs="Arial"/>
+          <w:rFonts w:ascii="Arial" w:hAnsi="Arial" w:cs="Arial"/>
           <w:color w:val="000000"/>
-        </w:rPr>
-      </w:pPr>
-      <w:r>
-        <w:t>Respons?vel pela Assinatura deste TCECO: Coordenador do Curso, Prof. {{coordenador}}</w:t>
-      </w:r>
-    </w:p>
-    <w:p>
-      <w:pPr>
-        <w:tabs>
-          <w:tab w:val="left" w:pos="0"/>
-        </w:tabs>
-        <w:spacing w:line="276" w:lineRule="auto"/>
+          <w:sz w:val="24"/>
+          <w:szCs w:val="24"/>
+        </w:rPr>
+      </w:pPr>
+      <w:r>
+        <w:rPr>
+          <w:rFonts w:ascii="Arial" w:hAnsi="Arial" w:cs="Arial"/>
+          <w:color w:val="000000"/>
+          <w:sz w:val="24"/>
+          <w:szCs w:val="24"/>
+        </w:rPr>
+        <w:t>Responsável pela Assinatura d</w:t>
+      </w:r>
+      <w:r>
+        <w:rPr>
+          <w:rFonts w:ascii="Arial" w:hAnsi="Arial" w:cs="Arial"/>
+          <w:color w:val="000000"/>
+          <w:sz w:val="24"/>
+          <w:szCs w:val="24"/>
+        </w:rPr>
+        <w:t>este</w:t>
+      </w:r>
+      <w:r>
+        <w:rPr>
+          <w:rFonts w:ascii="Arial" w:hAnsi="Arial" w:cs="Arial"/>
+          <w:color w:val="000000"/>
+          <w:sz w:val="24"/>
+          <w:szCs w:val="24"/>
+        </w:rPr>
+        <w:t xml:space="preserve"> TCE</w:t>
+      </w:r>
+      <w:r>
+        <w:rPr>
+          <w:rFonts w:ascii="Arial" w:hAnsi="Arial" w:cs="Arial"/>
+          <w:color w:val="000000"/>
+          <w:sz w:val="24"/>
+          <w:szCs w:val="24"/>
+        </w:rPr>
+        <w:t>CO</w:t>
+      </w:r>
+      <w:r>
+        <w:rPr>
+          <w:rFonts w:ascii="Arial" w:hAnsi="Arial" w:cs="Arial"/>
+          <w:color w:val="000000"/>
+          <w:sz w:val="24"/>
+          <w:szCs w:val="24"/>
+        </w:rPr>
+        <w:t xml:space="preserve"> e </w:t>
+      </w:r>
+      <w:r>
+        <w:rPr>
+          <w:rFonts w:ascii="Arial" w:hAnsi="Arial" w:cs="Arial"/>
+          <w:sz w:val="24"/>
+          <w:szCs w:val="24"/>
+        </w:rPr>
+        <w:t>Supervisor de estágio da Instituição de Ensino</w:t>
+      </w:r>
+      <w:r>
+        <w:rPr>
+          <w:rFonts w:ascii="Arial" w:hAnsi="Arial" w:cs="Arial"/>
+          <w:color w:val="000000"/>
+          <w:sz w:val="24"/>
+          <w:szCs w:val="24"/>
+        </w:rPr>
+        <w:t>:</w:t>
+      </w:r>
+      <w:r>
+        <w:rPr>
+          <w:rFonts w:ascii="Arial" w:hAnsi="Arial" w:cs="Arial"/>
+          <w:color w:val="000000"/>
+          <w:sz w:val="24"/>
+          <w:szCs w:val="24"/>
+        </w:rPr>
+        <w:t xml:space="preserve"> Coordenador do Curso</w:t>
+      </w:r>
+      <w:r>
+        <w:rPr>
+          <w:rFonts w:ascii="Arial" w:hAnsi="Arial" w:cs="Arial"/>
+          <w:color w:val="000000"/>
+          <w:sz w:val="24"/>
+          <w:szCs w:val="24"/>
+        </w:rPr>
+        <w:t xml:space="preserve"> - </w:t>
+      </w:r>
+      <w:r>
+        <w:rPr>
+          <w:rFonts w:ascii="Arial" w:hAnsi="Arial" w:cs="Arial"/>
+          <w:sz w:val="24"/>
+          <w:szCs w:val="24"/>
+        </w:rPr>
+        <w:t>Prof.</w:t>
+      </w:r>
+      <w:r>
+        <w:rPr>
+          <w:rFonts w:ascii="Arial" w:hAnsi="Arial" w:cs="Arial"/>
+          <w:sz w:val="24"/>
+          <w:szCs w:val="24"/>
+        </w:rPr>
+        <w:t xml:space="preserve"> </w:t>
+      </w:r>
+      <w:r>
+        <w:rPr>
+          <w:rFonts w:ascii="Arial" w:hAnsi="Arial" w:cs="Arial"/>
+          <w:sz w:val="24"/>
+          <w:szCs w:val="24"/>
+        </w:rPr>
+        <w:t>Muriel Vieira Teixeira</w:t>
+      </w:r>
+      <w:r>
+        <w:rPr>
+          <w:rFonts w:ascii="Arial" w:hAnsi="Arial" w:cs="Arial"/>
+          <w:color w:val="000000"/>
+          <w:sz w:val="24"/>
+          <w:szCs w:val="24"/>
+        </w:rPr>
+        <w:t xml:space="preserve"> </w:t>
+      </w:r>
+    </w:p>
+    <w:p>
+      <w:pPr>
+        <w:tabs>
+          <w:tab w:val="left" w:pos="0"/>
+        </w:tabs>
         <w:jc w:val="both"/>
         <w:rPr>
-          <w:rFonts w:ascii="Arial Narrow" w:hAnsi="Arial Narrow" w:cs="Arial"/>
-          <w:sz w:val="21"/>
-          <w:szCs w:val="21"/>
-        </w:rPr>
-      </w:pPr>
-      <w:r>
-        <w:t>Professor ou Supervisor de est?gio da Institui??o de Ensino: {{coordenador}}</w:t>
-      </w:r>
-    </w:p>
-    <w:p>
-      <w:pPr>
-        <w:tabs>
-          <w:tab w:val="left" w:pos="0"/>
-        </w:tabs>
-        <w:jc w:val="both"/>
-        <w:rPr>
-          <w:rFonts w:ascii="Arial Narrow" w:hAnsi="Arial Narrow" w:cs="Arial"/>
+          <w:rFonts w:ascii="Arial" w:hAnsi="Arial" w:cs="Arial"/>
           <w:color w:val="000000"/>
-        </w:rPr>
-      </w:pPr>
+          <w:sz w:val="24"/>
+          <w:szCs w:val="24"/>
+        </w:rPr>
+      </w:pPr>
+      <w:r>
+        <w:rPr>
+          <w:rFonts w:ascii="Arial" w:hAnsi="Arial" w:cs="Arial"/>
+          <w:color w:val="000000"/>
+          <w:sz w:val="24"/>
+          <w:szCs w:val="24"/>
+        </w:rPr>
+        <w:br w:type="page"/>
+      </w:r>
     </w:p>
     <w:tbl>
       <w:tblPr>
-        <w:tblW w:w="9947" w:type="dxa"/>
+        <w:tblW w:w="10798" w:type="dxa"/>
         <w:tblInd w:w="-115" w:type="dxa"/>
         <w:tblBorders>
           <w:top w:val="single" w:sz="4" w:space="0" w:color="000000"/>
@@ -708,15 +2085,15 @@
         <w:tblLook w:val="0000" w:firstRow="0" w:lastRow="0" w:firstColumn="0" w:lastColumn="0" w:noHBand="0" w:noVBand="0"/>
       </w:tblPr>
       <w:tblGrid>
-        <w:gridCol w:w="9947"/>
+        <w:gridCol w:w="10798"/>
       </w:tblGrid>
       <w:tr>
         <w:trPr>
-          <w:trHeight w:val="289"/>
+          <w:trHeight w:val="404"/>
         </w:trPr>
         <w:tc>
           <w:tcPr>
-            <w:tcW w:w="9947" w:type="dxa"/>
+            <w:tcW w:w="10798" w:type="dxa"/>
             <w:shd w:val="clear" w:color="auto" w:fill="E6E6E6"/>
           </w:tcPr>
           <w:p>
@@ -728,17 +2105,18 @@
               <w:snapToGrid w:val="0"/>
               <w:spacing w:before="0" w:after="0"/>
               <w:rPr>
-                <w:rFonts w:ascii="Arial Narrow" w:hAnsi="Arial Narrow"/>
-                <w:sz w:val="20"/>
-                <w:szCs w:val="20"/>
+                <w:rFonts w:ascii="Arial" w:hAnsi="Arial" w:cs="Arial"/>
+                <w:sz w:val="24"/>
+                <w:szCs w:val="24"/>
               </w:rPr>
             </w:pPr>
             <w:r>
               <w:rPr>
-                <w:rFonts w:ascii="Arial Narrow" w:hAnsi="Arial Narrow"/>
-                <w:sz w:val="20"/>
-                <w:szCs w:val="20"/>
+                <w:rFonts w:ascii="Arial" w:hAnsi="Arial" w:cs="Arial"/>
+                <w:sz w:val="24"/>
+                <w:szCs w:val="24"/>
               </w:rPr>
+              <w:lastRenderedPageBreak/>
               <w:t>D - DADOS SOBRE O ESTÁGIO</w:t>
             </w:r>
           </w:p>
@@ -753,11 +2131,37 @@
         <w:ind w:right="-522"/>
         <w:jc w:val="both"/>
         <w:rPr>
-          <w:rFonts w:ascii="Arial Narrow" w:hAnsi="Arial Narrow" w:cs="Arial"/>
-        </w:rPr>
-      </w:pPr>
-      <w:r>
-        <w:t>Curso de Gradua??o: {{curso}}   S?rie ou Per?odo: {{periodo}}</w:t>
+          <w:rFonts w:ascii="Arial" w:hAnsi="Arial" w:cs="Arial"/>
+          <w:sz w:val="24"/>
+          <w:szCs w:val="24"/>
+        </w:rPr>
+      </w:pPr>
+      <w:r>
+        <w:rPr>
+          <w:rFonts w:ascii="Arial" w:hAnsi="Arial" w:cs="Arial"/>
+          <w:b/>
+          <w:sz w:val="24"/>
+          <w:szCs w:val="24"/>
+        </w:rPr>
+        <w:t>Curso de Graduação</w:t>
+      </w:r>
+      <w:r>
+        <w:rPr>
+          <w:rFonts w:ascii="Arial" w:hAnsi="Arial" w:cs="Arial"/>
+          <w:sz w:val="24"/>
+          <w:szCs w:val="24"/>
+        </w:rPr>
+        <w:t xml:space="preserve">: </w:t>
+      </w:r>
+      <w:r>
+        <w:rPr>
+          <w:rFonts w:ascii="Arial" w:hAnsi="Arial" w:cs="Arial"/>
+          <w:b/>
+          <w:bCs/>
+          <w:sz w:val="24"/>
+          <w:szCs w:val="24"/>
+        </w:rPr>
+        <w:t>{{apolice_seguro}}</w:t>
       </w:r>
     </w:p>
     <w:p>
@@ -768,11 +2172,58 @@
         <w:ind w:right="-522"/>
         <w:jc w:val="both"/>
         <w:rPr>
-          <w:rFonts w:ascii="Arial Narrow" w:hAnsi="Arial Narrow" w:cs="Arial"/>
-        </w:rPr>
-      </w:pPr>
-      <w:r>
-        <w:t>Vig?ncia: {{data_inicio}} a {{data_fim}}   Hor?rio: {{horario}}   Carga Hor?ria Semanal: {{carga_horaria}}</w:t>
+          <w:rFonts w:ascii="Arial" w:hAnsi="Arial" w:cs="Arial"/>
+          <w:sz w:val="24"/>
+          <w:szCs w:val="24"/>
+        </w:rPr>
+      </w:pPr>
+      <w:r>
+        <w:rPr>
+          <w:rFonts w:ascii="Arial" w:hAnsi="Arial" w:cs="Arial"/>
+          <w:sz w:val="24"/>
+          <w:szCs w:val="24"/>
+        </w:rPr>
+        <w:t xml:space="preserve"> </w:t>
+      </w:r>
+      <w:r>
+        <w:rPr>
+          <w:rFonts w:ascii="Arial" w:hAnsi="Arial" w:cs="Arial"/>
+          <w:sz w:val="24"/>
+          <w:szCs w:val="24"/>
+        </w:rPr>
+        <w:tab/>
+      </w:r>
+      <w:r>
+        <w:rPr>
+          <w:rFonts w:ascii="Arial" w:hAnsi="Arial" w:cs="Arial"/>
+          <w:sz w:val="24"/>
+          <w:szCs w:val="24"/>
+        </w:rPr>
+        <w:tab/>
+      </w:r>
+      <w:r>
+        <w:rPr>
+          <w:rFonts w:ascii="Arial" w:hAnsi="Arial" w:cs="Arial"/>
+          <w:sz w:val="24"/>
+          <w:szCs w:val="24"/>
+        </w:rPr>
+        <w:tab/>
+      </w:r>
+      <w:r>
+        <w:rPr>
+          <w:rFonts w:ascii="Arial" w:hAnsi="Arial" w:cs="Arial"/>
+          <w:sz w:val="24"/>
+          <w:szCs w:val="24"/>
+        </w:rPr>
+        <w:tab/>
+      </w:r>
+      <w:r>
+        <w:rPr>
+          <w:rFonts w:ascii="Arial" w:hAnsi="Arial" w:cs="Arial"/>
+          <w:sz w:val="24"/>
+          <w:szCs w:val="24"/>
+        </w:rPr>
+        <w:tab/>
       </w:r>
     </w:p>
     <w:p>
@@ -783,11 +2234,45 @@
         <w:ind w:right="-522"/>
         <w:jc w:val="both"/>
         <w:rPr>
-          <w:rFonts w:ascii="Arial Narrow" w:hAnsi="Arial Narrow" w:cs="Arial"/>
-        </w:rPr>
-      </w:pPr>
-      <w:r>
-        <w:t>Setor de Est?gio: {{setor_estagio}}   Atividades Desenvolvidas: {{atividades}}</w:t>
+          <w:rFonts w:ascii="Arial" w:hAnsi="Arial" w:cs="Arial"/>
+          <w:sz w:val="24"/>
+          <w:szCs w:val="24"/>
+        </w:rPr>
+      </w:pPr>
+      <w:r>
+        <w:rPr>
+          <w:rFonts w:ascii="Arial" w:hAnsi="Arial" w:cs="Arial"/>
+          <w:b/>
+          <w:sz w:val="24"/>
+          <w:szCs w:val="24"/>
+        </w:rPr>
+        <w:t>Série ou Período</w:t>
+      </w:r>
+      <w:r>
+        <w:rPr>
+          <w:rFonts w:ascii="Arial" w:hAnsi="Arial" w:cs="Arial"/>
+          <w:sz w:val="24"/>
+          <w:szCs w:val="24"/>
+        </w:rPr>
+        <w:t>:</w:t>
+      </w:r>
+      <w:r>
+        <w:rPr>
+          <w:rFonts w:ascii="Arial" w:hAnsi="Arial" w:cs="Arial"/>
+          <w:sz w:val="24"/>
+          <w:szCs w:val="24"/>
+        </w:rPr>
+        <w:t xml:space="preserve"> </w:t>
+      </w:r>
+      <w:r>
+        <w:rPr>
+          <w:rFonts w:ascii="Arial" w:hAnsi="Arial" w:cs="Arial"/>
+          <w:b/>
+          <w:bCs/>
+          <w:sz w:val="24"/>
+          <w:szCs w:val="24"/>
+        </w:rPr>
+        <w:t>{{razao_social}}</w:t>
       </w:r>
     </w:p>
     <w:p>
@@ -796,12 +2281,46 @@
           <w:tab w:val="left" w:pos="0"/>
         </w:tabs>
         <w:ind w:right="-522"/>
-        <w:rPr>
-          <w:rFonts w:ascii="Arial Narrow" w:hAnsi="Arial Narrow" w:cs="Arial"/>
-        </w:rPr>
-      </w:pPr>
-      <w:r>
-        <w:t>Bolsa-aux?lio: R$ {{bolsa_auxilio}}   Aux?lio-transporte: {{auxilio_transporte}}</w:t>
+        <w:jc w:val="both"/>
+        <w:rPr>
+          <w:rFonts w:ascii="Arial" w:hAnsi="Arial" w:cs="Arial"/>
+          <w:sz w:val="24"/>
+          <w:szCs w:val="24"/>
+        </w:rPr>
+      </w:pPr>
+      <w:r>
+        <w:rPr>
+          <w:rFonts w:ascii="Arial" w:hAnsi="Arial" w:cs="Arial"/>
+          <w:sz w:val="24"/>
+          <w:szCs w:val="24"/>
+        </w:rPr>
+        <w:t>Vigência</w:t>
+      </w:r>
+      <w:r>
+        <w:rPr>
+          <w:rFonts w:ascii="Arial" w:hAnsi="Arial" w:cs="Arial"/>
+          <w:sz w:val="24"/>
+          <w:szCs w:val="24"/>
+        </w:rPr>
+        <w:t xml:space="preserve">: </w:t>
+      </w:r>
+      <w:r>
+        <w:rPr>
+          <w:rFonts w:ascii="Arial" w:hAnsi="Arial" w:cs="Arial"/>
+          <w:b/>
+          <w:bCs/>
+          <w:sz w:val="24"/>
+          <w:szCs w:val="24"/>
+        </w:rPr>
+        <w:t>{{nome_estudante}}</w:t>
+      </w:r>
+      <w:r>
+        <w:rPr>
+          <w:rFonts w:ascii="Arial" w:hAnsi="Arial" w:cs="Arial"/>
+          <w:sz w:val="24"/>
+          <w:szCs w:val="24"/>
+        </w:rPr>
+        <w:t xml:space="preserve"> </w:t>
       </w:r>
     </w:p>
     <w:p>
@@ -810,12 +2329,467 @@
           <w:tab w:val="left" w:pos="0"/>
         </w:tabs>
         <w:ind w:right="-522"/>
-        <w:rPr>
-          <w:rFonts w:ascii="Arial Narrow" w:hAnsi="Arial Narrow" w:cs="Arial"/>
-        </w:rPr>
-      </w:pPr>
-      <w:r>
-        <w:t>Outros: {{beneficios}}   Outro(s) benef?cio(s): {{beneficios}}</w:t>
+        <w:jc w:val="both"/>
+        <w:rPr>
+          <w:rFonts w:ascii="Arial" w:hAnsi="Arial" w:cs="Arial"/>
+          <w:sz w:val="24"/>
+          <w:szCs w:val="24"/>
+        </w:rPr>
+      </w:pPr>
+      <w:r>
+        <w:rPr>
+          <w:rFonts w:ascii="Arial" w:hAnsi="Arial" w:cs="Arial"/>
+          <w:sz w:val="24"/>
+          <w:szCs w:val="24"/>
+        </w:rPr>
+        <w:t>Horário:</w:t>
+      </w:r>
+      <w:r>
+        <w:rPr>
+          <w:rFonts w:ascii="Arial" w:hAnsi="Arial" w:cs="Arial"/>
+          <w:color w:val="000000"/>
+          <w:sz w:val="24"/>
+          <w:szCs w:val="24"/>
+        </w:rPr>
+        <w:t xml:space="preserve"> </w:t>
+      </w:r>
+      <w:r>
+        <w:rPr>
+          <w:rFonts w:ascii="Arial" w:hAnsi="Arial" w:cs="Arial"/>
+          <w:b/>
+          <w:bCs/>
+          <w:sz w:val="24"/>
+          <w:szCs w:val="24"/>
+        </w:rPr>
+        <w:t>{{data_inicio}}</w:t>
+      </w:r>
+      <w:r>
+        <w:rPr>
+          <w:rFonts w:ascii="Arial" w:hAnsi="Arial" w:cs="Arial"/>
+          <w:sz w:val="24"/>
+          <w:szCs w:val="24"/>
+        </w:rPr>
+        <w:t xml:space="preserve">                                </w:t>
+      </w:r>
+    </w:p>
+    <w:p>
+      <w:pPr>
+        <w:tabs>
+          <w:tab w:val="left" w:pos="0"/>
+        </w:tabs>
+        <w:ind w:right="-522"/>
+        <w:jc w:val="both"/>
+        <w:rPr>
+          <w:rFonts w:ascii="Arial" w:hAnsi="Arial" w:cs="Arial"/>
+          <w:sz w:val="24"/>
+          <w:szCs w:val="24"/>
+        </w:rPr>
+      </w:pPr>
+      <w:r>
+        <w:rPr>
+          <w:rFonts w:ascii="Arial" w:hAnsi="Arial" w:cs="Arial"/>
+          <w:sz w:val="24"/>
+          <w:szCs w:val="24"/>
+        </w:rPr>
+        <w:t>Carga Horária Semanal:</w:t>
+      </w:r>
+      <w:r>
+        <w:rPr>
+          <w:rFonts w:ascii="Arial" w:hAnsi="Arial" w:cs="Arial"/>
+          <w:b/>
+          <w:bCs/>
+          <w:sz w:val="24"/>
+          <w:szCs w:val="24"/>
+        </w:rPr>
+        <w:t>{{data_fim}}</w:t>
+      </w:r>
+      <w:r>
+        <w:rPr>
+          <w:rFonts w:ascii="Arial" w:hAnsi="Arial" w:cs="Arial"/>
+          <w:b/>
+          <w:bCs/>
+          <w:color w:val="000000"/>
+          <w:sz w:val="24"/>
+          <w:szCs w:val="24"/>
+        </w:rPr>
+      </w:r>
+      <w:r>
+        <w:rPr>
+          <w:rFonts w:ascii="Arial" w:hAnsi="Arial" w:cs="Arial"/>
+          <w:sz w:val="24"/>
+          <w:szCs w:val="24"/>
+        </w:rPr>
+        <w:t xml:space="preserve">                 </w:t>
+      </w:r>
+    </w:p>
+    <w:p>
+      <w:pPr>
+        <w:tabs>
+          <w:tab w:val="left" w:pos="0"/>
+        </w:tabs>
+        <w:ind w:right="-522"/>
+        <w:jc w:val="both"/>
+        <w:rPr>
+          <w:rFonts w:ascii="Arial" w:hAnsi="Arial" w:cs="Arial"/>
+          <w:sz w:val="24"/>
+          <w:szCs w:val="24"/>
+        </w:rPr>
+      </w:pPr>
+      <w:r>
+        <w:rPr>
+          <w:rFonts w:ascii="Arial" w:hAnsi="Arial" w:cs="Arial"/>
+          <w:sz w:val="24"/>
+          <w:szCs w:val="24"/>
+        </w:rPr>
+        <w:t xml:space="preserve">Setor de Estágio: </w:t>
+      </w:r>
+      <w:r>
+        <w:rPr>
+          <w:rFonts w:ascii="Arial" w:hAnsi="Arial" w:cs="Arial"/>
+          <w:b/>
+          <w:bCs/>
+          <w:sz w:val="24"/>
+          <w:szCs w:val="24"/>
+        </w:rPr>
+        <w:t>{{horario}}</w:t>
+      </w:r>
+      <w:r>
+        <w:rPr>
+          <w:rFonts w:ascii="Arial" w:hAnsi="Arial" w:cs="Arial"/>
+          <w:sz w:val="24"/>
+          <w:szCs w:val="24"/>
+        </w:rPr>
+        <w:t xml:space="preserve">                                                  </w:t>
+      </w:r>
+    </w:p>
+    <w:p>
+      <w:pPr>
+        <w:tabs>
+          <w:tab w:val="left" w:pos="0"/>
+        </w:tabs>
+        <w:ind w:right="-522"/>
+        <w:jc w:val="both"/>
+        <w:rPr>
+          <w:rFonts w:ascii="Arial" w:hAnsi="Arial" w:cs="Arial"/>
+          <w:sz w:val="24"/>
+          <w:szCs w:val="24"/>
+        </w:rPr>
+      </w:pPr>
+      <w:r>
+        <w:rPr>
+          <w:rFonts w:ascii="Arial" w:hAnsi="Arial" w:cs="Arial"/>
+          <w:sz w:val="24"/>
+          <w:szCs w:val="24"/>
+        </w:rPr>
+        <w:t>Atividades Desenvolvidas:</w:t>
+      </w:r>
+      <w:r>
+        <w:rPr>
+          <w:rFonts w:ascii="Arial" w:hAnsi="Arial" w:cs="Arial"/>
+          <w:sz w:val="24"/>
+          <w:szCs w:val="24"/>
+        </w:rPr>
+        <w:t xml:space="preserve"> </w:t>
+      </w:r>
+      <w:r>
+        <w:rPr>
+          <w:rFonts w:ascii="Arial" w:hAnsi="Arial" w:cs="Arial"/>
+          <w:b/>
+          <w:bCs/>
+          <w:sz w:val="24"/>
+          <w:szCs w:val="24"/>
+        </w:rPr>
+        <w:t>{{carga_horaria}}</w:t>
+      </w:r>
+      <w:r>
+        <w:rPr>
+          <w:rFonts w:ascii="Arial" w:hAnsi="Arial" w:cs="Arial"/>
+          <w:sz w:val="24"/>
+          <w:szCs w:val="24"/>
+        </w:rPr>
+        <w:t xml:space="preserve"> </w:t>
+      </w:r>
+    </w:p>
+    <w:p>
+      <w:pPr>
+        <w:tabs>
+          <w:tab w:val="left" w:pos="0"/>
+        </w:tabs>
+        <w:ind w:right="-522"/>
+        <w:rPr>
+          <w:rFonts w:ascii="Arial" w:hAnsi="Arial" w:cs="Arial"/>
+          <w:sz w:val="24"/>
+          <w:szCs w:val="24"/>
+        </w:rPr>
+      </w:pPr>
+      <w:r>
+        <w:rPr>
+          <w:rFonts w:ascii="Arial" w:hAnsi="Arial" w:cs="Arial"/>
+          <w:sz w:val="24"/>
+          <w:szCs w:val="24"/>
+        </w:rPr>
+        <w:t>Bolsa-auxílio: R$</w:t>
+      </w:r>
+      <w:r>
+        <w:rPr>
+          <w:rFonts w:ascii="Arial" w:hAnsi="Arial" w:cs="Arial"/>
+          <w:color w:val="000000"/>
+          <w:sz w:val="24"/>
+          <w:szCs w:val="24"/>
+        </w:rPr>
+        <w:t xml:space="preserve"> </w:t>
+      </w:r>
+      <w:r>
+        <w:rPr>
+          <w:rFonts w:ascii="Arial" w:hAnsi="Arial" w:cs="Arial"/>
+          <w:b/>
+          <w:bCs/>
+          <w:sz w:val="24"/>
+          <w:szCs w:val="24"/>
+        </w:rPr>
+        <w:t>{{setor_estagio}}</w:t>
+      </w:r>
+      <w:r>
+        <w:rPr>
+          <w:rFonts w:ascii="Arial" w:hAnsi="Arial" w:cs="Arial"/>
+          <w:color w:val="000000"/>
+          <w:sz w:val="24"/>
+          <w:szCs w:val="24"/>
+        </w:rPr>
+        <w:t xml:space="preserve">                           </w:t>
+      </w:r>
+      <w:r>
+        <w:rPr>
+          <w:rFonts w:ascii="Arial" w:hAnsi="Arial" w:cs="Arial"/>
+          <w:sz w:val="24"/>
+          <w:szCs w:val="24"/>
+        </w:rPr>
+        <w:t xml:space="preserve"> </w:t>
+      </w:r>
+    </w:p>
+    <w:p>
+      <w:pPr>
+        <w:tabs>
+          <w:tab w:val="left" w:pos="0"/>
+        </w:tabs>
+        <w:ind w:right="-522"/>
+        <w:rPr>
+          <w:rFonts w:ascii="Arial" w:hAnsi="Arial" w:cs="Arial"/>
+          <w:sz w:val="24"/>
+          <w:szCs w:val="24"/>
+        </w:rPr>
+      </w:pPr>
+      <w:r>
+        <w:rPr>
+          <w:rFonts w:ascii="Arial" w:hAnsi="Arial" w:cs="Arial"/>
+          <w:sz w:val="24"/>
+          <w:szCs w:val="24"/>
+        </w:rPr>
+        <w:t xml:space="preserve">Auxílio-transporte: </w:t>
+      </w:r>
+      <w:r>
+        <w:rPr>
+          <w:rFonts w:ascii="Arial" w:hAnsi="Arial" w:cs="Arial"/>
+          <w:sz w:val="24"/>
+          <w:szCs w:val="24"/>
+        </w:rPr>
+        <w:t>{{vale_transporte_x}}</w:t>
+      </w:r>
+      <w:r>
+        <w:rPr>
+          <w:rFonts w:ascii="Arial" w:hAnsi="Arial" w:cs="Arial"/>
+          <w:color w:val="000000"/>
+          <w:sz w:val="24"/>
+          <w:szCs w:val="24"/>
+        </w:rPr>
+      </w:r>
+      <w:r>
+        <w:rPr>
+          <w:rFonts w:ascii="Arial" w:hAnsi="Arial" w:cs="Arial"/>
+          <w:color w:val="000000"/>
+          <w:sz w:val="24"/>
+          <w:szCs w:val="24"/>
+        </w:rPr>
+      </w:r>
+    </w:p>
+    <w:p>
+      <w:pPr>
+        <w:tabs>
+          <w:tab w:val="left" w:pos="0"/>
+        </w:tabs>
+        <w:ind w:right="-522"/>
+        <w:rPr>
+          <w:rFonts w:ascii="Arial" w:hAnsi="Arial" w:cs="Arial"/>
+          <w:color w:val="FF0000"/>
+          <w:sz w:val="24"/>
+          <w:szCs w:val="24"/>
+        </w:rPr>
+      </w:pPr>
+      <w:r>
+        <w:rPr>
+          <w:rFonts w:ascii="Arial" w:hAnsi="Arial" w:cs="Arial"/>
+          <w:sz w:val="24"/>
+          <w:szCs w:val="24"/>
+        </w:rPr>
+        <w:t>Vale-transporte</w:t>
+      </w:r>
+      <w:r>
+        <w:rPr>
+          <w:rFonts w:ascii="Arial" w:hAnsi="Arial" w:cs="Arial"/>
+          <w:sz w:val="24"/>
+          <w:szCs w:val="24"/>
+        </w:rPr>
+        <w:t xml:space="preserve">: </w:t>
+      </w:r>
+      <w:r>
+        <w:rPr>
+          <w:rFonts w:ascii="Arial" w:hAnsi="Arial" w:cs="Arial"/>
+          <w:sz w:val="24"/>
+          <w:szCs w:val="24"/>
+        </w:rPr>
+        <w:t>{{transporte_empresa_x}}</w:t>
+      </w:r>
+      <w:r>
+        <w:rPr>
+          <w:rFonts w:ascii="Arial" w:hAnsi="Arial" w:cs="Arial"/>
+          <w:color w:val="000000"/>
+          <w:sz w:val="24"/>
+          <w:szCs w:val="24"/>
+        </w:rPr>
+      </w:r>
+      <w:r>
+        <w:rPr>
+          <w:rFonts w:ascii="Arial" w:hAnsi="Arial" w:cs="Arial"/>
+          <w:color w:val="000000"/>
+          <w:sz w:val="24"/>
+          <w:szCs w:val="24"/>
+        </w:rPr>
+      </w:r>
+    </w:p>
+    <w:p>
+      <w:pPr>
+        <w:tabs>
+          <w:tab w:val="left" w:pos="0"/>
+        </w:tabs>
+        <w:ind w:right="-522"/>
+        <w:rPr>
+          <w:rFonts w:ascii="Arial" w:hAnsi="Arial" w:cs="Arial"/>
+          <w:sz w:val="24"/>
+          <w:szCs w:val="24"/>
+        </w:rPr>
+      </w:pPr>
+      <w:r>
+        <w:rPr>
+          <w:rFonts w:ascii="Arial" w:hAnsi="Arial" w:cs="Arial"/>
+          <w:sz w:val="24"/>
+          <w:szCs w:val="24"/>
+        </w:rPr>
+        <w:t>Transporte da Empresa</w:t>
+      </w:r>
+      <w:r>
+        <w:rPr>
+          <w:rFonts w:ascii="Arial" w:hAnsi="Arial" w:cs="Arial"/>
+          <w:sz w:val="24"/>
+          <w:szCs w:val="24"/>
+        </w:rPr>
+        <w:t xml:space="preserve">: </w:t>
+      </w:r>
+      <w:r>
+        <w:rPr>
+          <w:rFonts w:ascii="Arial" w:hAnsi="Arial" w:cs="Arial"/>
+          <w:sz w:val="24"/>
+          <w:szCs w:val="24"/>
+        </w:rPr>
+        <w:t>{{outros_transporte_x}}</w:t>
+      </w:r>
+      <w:r>
+        <w:rPr>
+          <w:rFonts w:ascii="Arial" w:hAnsi="Arial" w:cs="Arial"/>
+          <w:color w:val="000000"/>
+          <w:sz w:val="24"/>
+          <w:szCs w:val="24"/>
+        </w:rPr>
+      </w:r>
+      <w:r>
+        <w:rPr>
+          <w:rFonts w:ascii="Arial" w:hAnsi="Arial" w:cs="Arial"/>
+          <w:color w:val="000000"/>
+          <w:sz w:val="24"/>
+          <w:szCs w:val="24"/>
+        </w:rPr>
+      </w:r>
+    </w:p>
+    <w:p>
+      <w:pPr>
+        <w:tabs>
+          <w:tab w:val="left" w:pos="0"/>
+        </w:tabs>
+        <w:ind w:right="-522"/>
+        <w:rPr>
+          <w:rFonts w:ascii="Arial" w:hAnsi="Arial" w:cs="Arial"/>
+          <w:b/>
+          <w:bCs/>
+          <w:color w:val="FF0000"/>
+          <w:sz w:val="24"/>
+          <w:szCs w:val="24"/>
+        </w:rPr>
+      </w:pPr>
+      <w:r>
+        <w:rPr>
+          <w:rFonts w:ascii="Arial" w:hAnsi="Arial" w:cs="Arial"/>
+          <w:sz w:val="24"/>
+          <w:szCs w:val="24"/>
+        </w:rPr>
+        <w:t>Outros</w:t>
+      </w:r>
+      <w:r>
+        <w:rPr>
+          <w:rFonts w:ascii="Arial" w:hAnsi="Arial" w:cs="Arial"/>
+          <w:color w:val="BFBFBF"/>
+          <w:sz w:val="24"/>
+          <w:szCs w:val="24"/>
+        </w:rPr>
+        <w:t>:</w:t>
+      </w:r>
+      <w:r>
+        <w:rPr>
+          <w:rFonts w:ascii="Arial" w:hAnsi="Arial" w:cs="Arial"/>
+          <w:color w:val="000000"/>
+          <w:sz w:val="24"/>
+          <w:szCs w:val="24"/>
+        </w:rPr>
+        <w:t xml:space="preserve"> </w:t>
+      </w:r>
+      <w:r>
+        <w:rPr>
+          <w:rFonts w:ascii="Arial" w:hAnsi="Arial" w:cs="Arial"/>
+          <w:b/>
+          <w:bCs/>
+          <w:sz w:val="24"/>
+          <w:szCs w:val="24"/>
+        </w:rPr>
+        <w:t>{{beneficios}}</w:t>
+      </w:r>
+    </w:p>
+    <w:p>
+      <w:pPr>
+        <w:tabs>
+          <w:tab w:val="left" w:pos="0"/>
+        </w:tabs>
+        <w:ind w:right="-522"/>
+        <w:rPr>
+          <w:rFonts w:ascii="Arial" w:hAnsi="Arial" w:cs="Arial"/>
+          <w:sz w:val="24"/>
+          <w:szCs w:val="24"/>
+        </w:rPr>
+      </w:pPr>
+      <w:r>
+        <w:rPr>
+          <w:rFonts w:ascii="Arial" w:hAnsi="Arial" w:cs="Arial"/>
+          <w:sz w:val="24"/>
+          <w:szCs w:val="24"/>
+        </w:rPr>
+        <w:t xml:space="preserve"> </w:t>
       </w:r>
     </w:p>
     <w:p>
@@ -826,20 +2800,26 @@
         </w:tabs>
         <w:spacing w:after="0"/>
         <w:rPr>
-          <w:rFonts w:ascii="Arial Narrow" w:hAnsi="Arial Narrow" w:cs="Arial"/>
-        </w:rPr>
-      </w:pPr>
-      <w:r>
-        <w:rPr>
-          <w:rFonts w:ascii="Arial Narrow" w:hAnsi="Arial Narrow" w:cs="Arial"/>
+          <w:rFonts w:ascii="Arial" w:hAnsi="Arial" w:cs="Arial"/>
+          <w:sz w:val="24"/>
+          <w:szCs w:val="24"/>
+        </w:rPr>
+      </w:pPr>
+      <w:r>
+        <w:rPr>
+          <w:rFonts w:ascii="Arial" w:hAnsi="Arial" w:cs="Arial"/>
           <w:b/>
           <w:bCs/>
+          <w:sz w:val="24"/>
+          <w:szCs w:val="24"/>
         </w:rPr>
         <w:t>Profissional da Unidade Concedente responsável pelo estágio</w:t>
       </w:r>
       <w:r>
         <w:rPr>
-          <w:rFonts w:ascii="Arial Narrow" w:hAnsi="Arial Narrow" w:cs="Arial"/>
+          <w:rFonts w:ascii="Arial" w:hAnsi="Arial" w:cs="Arial"/>
+          <w:sz w:val="24"/>
+          <w:szCs w:val="24"/>
         </w:rPr>
         <w:t xml:space="preserve">:  </w:t>
       </w:r>
@@ -852,11 +2832,110 @@
         </w:tabs>
         <w:spacing w:after="0"/>
         <w:rPr>
-          <w:rFonts w:ascii="Arial Narrow" w:hAnsi="Arial Narrow" w:cs="Arial"/>
-        </w:rPr>
-      </w:pPr>
-      <w:r>
-        <w:t>Nome: {{nome_supervisor}}   Inscri??o profissional: {{registro_supervisor}}</w:t>
+          <w:rFonts w:ascii="Arial" w:hAnsi="Arial" w:cs="Arial"/>
+          <w:sz w:val="24"/>
+          <w:szCs w:val="24"/>
+        </w:rPr>
+      </w:pPr>
+      <w:r>
+        <w:rPr>
+          <w:rFonts w:ascii="Arial" w:hAnsi="Arial" w:cs="Arial"/>
+          <w:sz w:val="24"/>
+          <w:szCs w:val="24"/>
+        </w:rPr>
+        <w:t>Nome:</w:t>
+      </w:r>
+      <w:r>
+        <w:rPr>
+          <w:rFonts w:ascii="Arial" w:hAnsi="Arial" w:cs="Arial"/>
+          <w:b/>
+          <w:bCs/>
+          <w:sz w:val="24"/>
+          <w:szCs w:val="24"/>
+        </w:rPr>
+        <w:t>{{supervisor}}</w:t>
+      </w:r>
+      <w:r>
+        <w:rPr>
+          <w:rFonts w:ascii="Arial" w:hAnsi="Arial" w:cs="Arial"/>
+          <w:b/>
+          <w:bCs/>
+          <w:color w:val="000000"/>
+          <w:sz w:val="24"/>
+          <w:szCs w:val="24"/>
+        </w:rPr>
+      </w:r>
+      <w:r>
+        <w:rPr>
+          <w:rFonts w:ascii="Arial" w:hAnsi="Arial" w:cs="Arial"/>
+          <w:sz w:val="24"/>
+          <w:szCs w:val="24"/>
+        </w:rPr>
+        <w:tab/>
+      </w:r>
+      <w:r>
+        <w:rPr>
+          <w:rFonts w:ascii="Arial" w:hAnsi="Arial" w:cs="Arial"/>
+          <w:sz w:val="24"/>
+          <w:szCs w:val="24"/>
+        </w:rPr>
+        <w:tab/>
+      </w:r>
+      <w:r>
+        <w:rPr>
+          <w:rFonts w:ascii="Arial" w:hAnsi="Arial" w:cs="Arial"/>
+          <w:sz w:val="24"/>
+          <w:szCs w:val="24"/>
+        </w:rPr>
+        <w:tab/>
+      </w:r>
+      <w:r>
+        <w:rPr>
+          <w:rFonts w:ascii="Arial" w:hAnsi="Arial" w:cs="Arial"/>
+          <w:sz w:val="24"/>
+          <w:szCs w:val="24"/>
+        </w:rPr>
+        <w:tab/>
+      </w:r>
+      <w:r>
+        <w:rPr>
+          <w:rFonts w:ascii="Arial" w:hAnsi="Arial" w:cs="Arial"/>
+          <w:sz w:val="24"/>
+          <w:szCs w:val="24"/>
+        </w:rPr>
+        <w:tab/>
+      </w:r>
+      <w:r>
+        <w:rPr>
+          <w:rFonts w:ascii="Arial" w:hAnsi="Arial" w:cs="Arial"/>
+          <w:sz w:val="24"/>
+          <w:szCs w:val="24"/>
+        </w:rPr>
+        <w:tab/>
+      </w:r>
+      <w:r>
+        <w:rPr>
+          <w:rFonts w:ascii="Arial" w:hAnsi="Arial" w:cs="Arial"/>
+          <w:sz w:val="24"/>
+          <w:szCs w:val="24"/>
+        </w:rPr>
+        <w:tab/>
+      </w:r>
+      <w:r>
+        <w:rPr>
+          <w:rFonts w:ascii="Arial" w:hAnsi="Arial" w:cs="Arial"/>
+          <w:sz w:val="24"/>
+          <w:szCs w:val="24"/>
+        </w:rPr>
+        <w:tab/>
+      </w:r>
+      <w:r>
+        <w:rPr>
+          <w:rFonts w:ascii="Arial" w:hAnsi="Arial" w:cs="Arial"/>
+          <w:sz w:val="24"/>
+          <w:szCs w:val="24"/>
+        </w:rPr>
+        <w:tab/>
       </w:r>
     </w:p>
     <w:p>
@@ -867,12 +2946,216 @@
         </w:tabs>
         <w:spacing w:after="0"/>
         <w:rPr>
-          <w:rFonts w:ascii="Arial Narrow" w:hAnsi="Arial Narrow" w:cs="Arial"/>
-          <w:b/>
-        </w:rPr>
-      </w:pPr>
-      <w:r>
-        <w:t>Forma??o: {{formacao_supervisor}}   Cargo: {{cargo_supervisor}}</w:t>
+          <w:rFonts w:ascii="Arial" w:hAnsi="Arial" w:cs="Arial"/>
+          <w:sz w:val="24"/>
+          <w:szCs w:val="24"/>
+        </w:rPr>
+      </w:pPr>
+      <w:r>
+        <w:rPr>
+          <w:rFonts w:ascii="Arial" w:hAnsi="Arial" w:cs="Arial"/>
+          <w:sz w:val="24"/>
+          <w:szCs w:val="24"/>
+        </w:rPr>
+        <w:t>Inscrição profissional:</w:t>
+      </w:r>
+      <w:r>
+        <w:rPr>
+          <w:rFonts w:ascii="Arial" w:hAnsi="Arial" w:cs="Arial"/>
+          <w:sz w:val="24"/>
+          <w:szCs w:val="24"/>
+        </w:rPr>
+        <w:t xml:space="preserve"> </w:t>
+      </w:r>
+      <w:r>
+        <w:rPr>
+          <w:rFonts w:ascii="Arial" w:hAnsi="Arial" w:cs="Arial"/>
+          <w:b/>
+          <w:bCs/>
+          <w:sz w:val="24"/>
+          <w:szCs w:val="24"/>
+        </w:rPr>
+        <w:t>{{registro_supervisor}}</w:t>
+      </w:r>
+      <w:r>
+        <w:rPr>
+          <w:rFonts w:ascii="Arial" w:hAnsi="Arial" w:cs="Arial"/>
+          <w:sz w:val="24"/>
+          <w:szCs w:val="24"/>
+        </w:rPr>
+        <w:tab/>
+      </w:r>
+      <w:r>
+        <w:rPr>
+          <w:rFonts w:ascii="Arial" w:hAnsi="Arial" w:cs="Arial"/>
+          <w:sz w:val="24"/>
+          <w:szCs w:val="24"/>
+        </w:rPr>
+        <w:tab/>
+      </w:r>
+      <w:r>
+        <w:rPr>
+          <w:rFonts w:ascii="Arial" w:hAnsi="Arial" w:cs="Arial"/>
+          <w:sz w:val="24"/>
+          <w:szCs w:val="24"/>
+        </w:rPr>
+        <w:tab/>
+      </w:r>
+      <w:r>
+        <w:rPr>
+          <w:rFonts w:ascii="Arial" w:hAnsi="Arial" w:cs="Arial"/>
+          <w:b/>
+          <w:sz w:val="24"/>
+          <w:szCs w:val="24"/>
+        </w:rPr>
+        <w:t xml:space="preserve"> </w:t>
+      </w:r>
+    </w:p>
+    <w:p>
+      <w:pPr>
+        <w:pStyle w:val="Corpodetexto"/>
+        <w:tabs>
+          <w:tab w:val="left" w:pos="0"/>
+        </w:tabs>
+        <w:spacing w:after="0"/>
+        <w:rPr>
+          <w:rFonts w:ascii="Arial" w:hAnsi="Arial" w:cs="Arial"/>
+          <w:sz w:val="24"/>
+          <w:szCs w:val="24"/>
+        </w:rPr>
+      </w:pPr>
+      <w:r>
+        <w:rPr>
+          <w:rFonts w:ascii="Arial" w:hAnsi="Arial" w:cs="Arial"/>
+          <w:sz w:val="24"/>
+          <w:szCs w:val="24"/>
+        </w:rPr>
+        <w:t>Formação:</w:t>
+      </w:r>
+      <w:r>
+        <w:rPr>
+          <w:rFonts w:ascii="Arial" w:hAnsi="Arial" w:cs="Arial"/>
+          <w:sz w:val="24"/>
+          <w:szCs w:val="24"/>
+        </w:rPr>
+        <w:t xml:space="preserve"> </w:t>
+      </w:r>
+      <w:r>
+        <w:rPr>
+          <w:rFonts w:ascii="Arial" w:hAnsi="Arial" w:cs="Arial"/>
+          <w:b/>
+          <w:bCs/>
+          <w:sz w:val="24"/>
+          <w:szCs w:val="24"/>
+        </w:rPr>
+        <w:t>{{formacao_supervisor}}</w:t>
+      </w:r>
+      <w:r>
+        <w:rPr>
+          <w:rFonts w:ascii="Arial" w:hAnsi="Arial" w:cs="Arial"/>
+          <w:sz w:val="24"/>
+          <w:szCs w:val="24"/>
+        </w:rPr>
+        <w:tab/>
+      </w:r>
+      <w:r>
+        <w:rPr>
+          <w:rFonts w:ascii="Arial" w:hAnsi="Arial" w:cs="Arial"/>
+          <w:sz w:val="24"/>
+          <w:szCs w:val="24"/>
+        </w:rPr>
+        <w:tab/>
+      </w:r>
+      <w:r>
+        <w:rPr>
+          <w:rFonts w:ascii="Arial" w:hAnsi="Arial" w:cs="Arial"/>
+          <w:sz w:val="24"/>
+          <w:szCs w:val="24"/>
+        </w:rPr>
+        <w:tab/>
+      </w:r>
+      <w:r>
+        <w:rPr>
+          <w:rFonts w:ascii="Arial" w:hAnsi="Arial" w:cs="Arial"/>
+          <w:sz w:val="24"/>
+          <w:szCs w:val="24"/>
+        </w:rPr>
+        <w:tab/>
+      </w:r>
+      <w:r>
+        <w:rPr>
+          <w:rFonts w:ascii="Arial" w:hAnsi="Arial" w:cs="Arial"/>
+          <w:sz w:val="24"/>
+          <w:szCs w:val="24"/>
+        </w:rPr>
+        <w:tab/>
+      </w:r>
+      <w:r>
+        <w:rPr>
+          <w:rFonts w:ascii="Arial" w:hAnsi="Arial" w:cs="Arial"/>
+          <w:sz w:val="24"/>
+          <w:szCs w:val="24"/>
+        </w:rPr>
+        <w:tab/>
+      </w:r>
+      <w:r>
+        <w:rPr>
+          <w:rFonts w:ascii="Arial" w:hAnsi="Arial" w:cs="Arial"/>
+          <w:sz w:val="24"/>
+          <w:szCs w:val="24"/>
+        </w:rPr>
+        <w:tab/>
+      </w:r>
+      <w:r>
+        <w:rPr>
+          <w:rFonts w:ascii="Arial" w:hAnsi="Arial" w:cs="Arial"/>
+          <w:sz w:val="24"/>
+          <w:szCs w:val="24"/>
+        </w:rPr>
+        <w:tab/>
+      </w:r>
+    </w:p>
+    <w:p>
+      <w:pPr>
+        <w:pStyle w:val="Corpodetexto"/>
+        <w:tabs>
+          <w:tab w:val="left" w:pos="0"/>
+        </w:tabs>
+        <w:spacing w:after="0"/>
+        <w:rPr>
+          <w:rFonts w:ascii="Arial" w:hAnsi="Arial" w:cs="Arial"/>
+          <w:b/>
+          <w:sz w:val="24"/>
+          <w:szCs w:val="24"/>
+        </w:rPr>
+      </w:pPr>
+      <w:r>
+        <w:rPr>
+          <w:rFonts w:ascii="Arial" w:hAnsi="Arial" w:cs="Arial"/>
+          <w:sz w:val="24"/>
+          <w:szCs w:val="24"/>
+        </w:rPr>
+        <w:t>Cargo:</w:t>
+      </w:r>
+      <w:r>
+        <w:rPr>
+          <w:rFonts w:ascii="Arial" w:hAnsi="Arial" w:cs="Arial"/>
+          <w:b/>
+          <w:bCs/>
+          <w:sz w:val="24"/>
+          <w:szCs w:val="24"/>
+        </w:rPr>
+        <w:t>{{cargo_supervisor}}</w:t>
+      </w:r>
+      <w:r>
+        <w:rPr>
+          <w:rFonts w:ascii="Arial" w:hAnsi="Arial" w:cs="Arial"/>
+          <w:b/>
+          <w:bCs/>
+          <w:color w:val="000000"/>
+          <w:sz w:val="24"/>
+          <w:szCs w:val="24"/>
+        </w:rPr>
       </w:r>
     </w:p>
     <w:p>
@@ -882,13 +3165,15 @@
         </w:tabs>
         <w:jc w:val="both"/>
         <w:rPr>
-          <w:rFonts w:ascii="Arial Narrow" w:hAnsi="Arial Narrow" w:cs="Arial"/>
+          <w:rFonts w:ascii="Arial" w:hAnsi="Arial" w:cs="Arial"/>
+          <w:sz w:val="24"/>
+          <w:szCs w:val="24"/>
         </w:rPr>
       </w:pPr>
     </w:p>
     <w:tbl>
       <w:tblPr>
-        <w:tblW w:w="9947" w:type="dxa"/>
+        <w:tblW w:w="10678" w:type="dxa"/>
         <w:tblInd w:w="-115" w:type="dxa"/>
         <w:tblBorders>
           <w:top w:val="single" w:sz="4" w:space="0" w:color="000000"/>
@@ -907,7 +3192,7 @@
         <w:tblLook w:val="0000" w:firstRow="0" w:lastRow="0" w:firstColumn="0" w:lastColumn="0" w:noHBand="0" w:noVBand="0"/>
       </w:tblPr>
       <w:tblGrid>
-        <w:gridCol w:w="9947"/>
+        <w:gridCol w:w="10678"/>
       </w:tblGrid>
       <w:tr>
         <w:trPr>
@@ -915,7 +3200,7 @@
         </w:trPr>
         <w:tc>
           <w:tcPr>
-            <w:tcW w:w="9947" w:type="dxa"/>
+            <w:tcW w:w="10678" w:type="dxa"/>
             <w:shd w:val="clear" w:color="auto" w:fill="E6E6E6"/>
           </w:tcPr>
           <w:p>
@@ -928,16 +3213,16 @@
               <w:spacing w:before="0" w:after="0"/>
               <w:jc w:val="both"/>
               <w:rPr>
-                <w:rFonts w:ascii="Arial Narrow" w:hAnsi="Arial Narrow"/>
-                <w:sz w:val="20"/>
-                <w:szCs w:val="20"/>
+                <w:rFonts w:ascii="Arial" w:hAnsi="Arial" w:cs="Arial"/>
+                <w:sz w:val="24"/>
+                <w:szCs w:val="24"/>
               </w:rPr>
             </w:pPr>
             <w:r>
               <w:rPr>
-                <w:rFonts w:ascii="Arial Narrow" w:hAnsi="Arial Narrow"/>
-                <w:sz w:val="20"/>
-                <w:szCs w:val="20"/>
+                <w:rFonts w:ascii="Arial" w:hAnsi="Arial" w:cs="Arial"/>
+                <w:sz w:val="24"/>
+                <w:szCs w:val="24"/>
               </w:rPr>
               <w:t>E - CLÁUSULAS</w:t>
             </w:r>
@@ -953,16 +3238,14 @@
         </w:tabs>
         <w:ind w:right="0"/>
         <w:rPr>
-          <w:rFonts w:ascii="Arial Narrow" w:hAnsi="Arial Narrow" w:cs="Arial"/>
-          <w:sz w:val="20"/>
-          <w:szCs w:val="20"/>
-        </w:rPr>
-      </w:pPr>
-      <w:r>
-        <w:rPr>
-          <w:rFonts w:ascii="Arial Narrow" w:hAnsi="Arial Narrow" w:cs="Arial"/>
-          <w:sz w:val="20"/>
-          <w:szCs w:val="20"/>
+          <w:rFonts w:ascii="Arial" w:hAnsi="Arial" w:cs="Arial"/>
+          <w:sz w:val="24"/>
+        </w:rPr>
+      </w:pPr>
+      <w:r>
+        <w:rPr>
+          <w:rFonts w:ascii="Arial" w:hAnsi="Arial" w:cs="Arial"/>
+          <w:sz w:val="24"/>
         </w:rPr>
         <w:t>A Unidade Concedente do Estágio, o Estagiário e a Instituição de Ensino têm entre si acordado o seguinte:</w:t>
       </w:r>
@@ -974,57 +3257,27 @@
         </w:tabs>
         <w:jc w:val="both"/>
         <w:rPr>
-          <w:rFonts w:ascii="Arial Narrow" w:hAnsi="Arial Narrow" w:cs="Arial"/>
-        </w:rPr>
-      </w:pPr>
-      <w:r>
-        <w:rPr>
-          <w:rFonts w:ascii="Arial Narrow" w:hAnsi="Arial Narrow" w:cs="Arial"/>
-          <w:b/>
+          <w:rFonts w:ascii="Arial" w:hAnsi="Arial" w:cs="Arial"/>
+          <w:sz w:val="24"/>
+          <w:szCs w:val="24"/>
+        </w:rPr>
+      </w:pPr>
+      <w:r>
+        <w:rPr>
+          <w:rFonts w:ascii="Arial" w:hAnsi="Arial" w:cs="Arial"/>
+          <w:b/>
+          <w:sz w:val="24"/>
+          <w:szCs w:val="24"/>
         </w:rPr>
         <w:t>CLÁUSULA 1ª</w:t>
       </w:r>
       <w:r>
         <w:rPr>
-          <w:rFonts w:ascii="Arial Narrow" w:hAnsi="Arial Narrow" w:cs="Arial"/>
-        </w:rPr>
-        <w:t xml:space="preserve">   O objeto deste termo é o estágio curricular obrigatório a ser realizado por aluno devidamente matriculado, conforme descrito no campo </w:t>
-      </w:r>
-      <w:r>
-        <w:rPr>
-          <w:rFonts w:ascii="Arial Narrow" w:hAnsi="Arial Narrow"/>
-        </w:rPr>
-        <w:t xml:space="preserve">“D – DADOS SOBRE O ESTÁGIO” deste instrumento e será disciplinado pela </w:t>
-      </w:r>
-      <w:r>
-        <w:rPr>
-          <w:rFonts w:ascii="Arial Narrow" w:hAnsi="Arial Narrow" w:cs="Arial"/>
-        </w:rPr>
-        <w:t>Lei nº 11.788/2008, pelo projeto pedagógico do Curso, pelas diretrizes curriculares nacionais, pelo Regulamento de Estágios do Curso no qual o estagiário encontrar-se matriculado e deverá respeitar o convênio firmado entre a Unidade Concedente de Estágios e a Institu</w:t>
-      </w:r>
-      <w:r>
-        <w:rPr>
-          <w:rFonts w:ascii="Arial Narrow" w:hAnsi="Arial Narrow" w:cs="Arial"/>
-        </w:rPr>
-        <w:t>i</w:t>
-      </w:r>
-      <w:r>
-        <w:rPr>
-          <w:rFonts w:ascii="Arial Narrow" w:hAnsi="Arial Narrow" w:cs="Arial"/>
-        </w:rPr>
-        <w:t>ção de Ens</w:t>
-      </w:r>
-      <w:r>
-        <w:rPr>
-          <w:rFonts w:ascii="Arial Narrow" w:hAnsi="Arial Narrow" w:cs="Arial"/>
-        </w:rPr>
-        <w:t>i</w:t>
-      </w:r>
-      <w:r>
-        <w:rPr>
-          <w:rFonts w:ascii="Arial Narrow" w:hAnsi="Arial Narrow" w:cs="Arial"/>
-        </w:rPr>
-        <w:t>no.</w:t>
+          <w:rFonts w:ascii="Arial" w:hAnsi="Arial" w:cs="Arial"/>
+          <w:sz w:val="24"/>
+          <w:szCs w:val="24"/>
+        </w:rPr>
+        <w:t xml:space="preserve">   O objeto deste termo é o estágio curricular obrigatório a ser realizado por aluno devidamente matriculado, conforme descrito no campo “D – DADOS SOBRE O ESTÁGIO” deste instrumento e será disciplinado pela Lei nº 11.788/2008, pelo projeto pedagógico do Curso, pelas diretrizes curriculares nacionais, pelo Regulamento de Estágios do Curso no qual o estagiário encontrar-se matriculado e deverá respeitar o convênio firmado entre a Unidade Concedente de Estágios e a Instituição de Ensino.</w:t>
       </w:r>
     </w:p>
     <w:p>
@@ -1034,19 +3287,25 @@
         </w:tabs>
         <w:jc w:val="both"/>
         <w:rPr>
-          <w:rFonts w:ascii="Arial Narrow" w:hAnsi="Arial Narrow" w:cs="Arial"/>
-        </w:rPr>
-      </w:pPr>
-      <w:r>
-        <w:rPr>
-          <w:rFonts w:ascii="Arial Narrow" w:hAnsi="Arial Narrow" w:cs="Arial"/>
-          <w:b/>
+          <w:rFonts w:ascii="Arial" w:hAnsi="Arial" w:cs="Arial"/>
+          <w:sz w:val="24"/>
+          <w:szCs w:val="24"/>
+        </w:rPr>
+      </w:pPr>
+      <w:r>
+        <w:rPr>
+          <w:rFonts w:ascii="Arial" w:hAnsi="Arial" w:cs="Arial"/>
+          <w:b/>
+          <w:sz w:val="24"/>
+          <w:szCs w:val="24"/>
         </w:rPr>
         <w:t>CLÁUSULA 2ª</w:t>
       </w:r>
       <w:r>
         <w:rPr>
-          <w:rFonts w:ascii="Arial Narrow" w:hAnsi="Arial Narrow" w:cs="Arial"/>
+          <w:rFonts w:ascii="Arial" w:hAnsi="Arial" w:cs="Arial"/>
+          <w:sz w:val="24"/>
+          <w:szCs w:val="24"/>
         </w:rPr>
         <w:t xml:space="preserve">   O Estagiário não terá vínculo empregatício com a Unidade Concedente de acordo com a Lei nº 11.788/2008 e, assim que encerrar o período letivo não poderá prosseguir o estágio, enquanto não renovar a sua matrícula e enquanto não renovar o termo de compromisso de estágio.</w:t>
       </w:r>
@@ -1061,19 +3320,25 @@
         <w:ind w:left="0"/>
         <w:jc w:val="both"/>
         <w:rPr>
-          <w:rFonts w:ascii="Arial Narrow" w:hAnsi="Arial Narrow"/>
-        </w:rPr>
-      </w:pPr>
-      <w:r>
-        <w:rPr>
-          <w:rFonts w:ascii="Arial Narrow" w:hAnsi="Arial Narrow"/>
-          <w:b/>
+          <w:rFonts w:ascii="Arial" w:hAnsi="Arial" w:cs="Arial"/>
+          <w:sz w:val="24"/>
+          <w:szCs w:val="24"/>
+        </w:rPr>
+      </w:pPr>
+      <w:r>
+        <w:rPr>
+          <w:rFonts w:ascii="Arial" w:hAnsi="Arial" w:cs="Arial"/>
+          <w:b/>
+          <w:sz w:val="24"/>
+          <w:szCs w:val="24"/>
         </w:rPr>
         <w:t>CLÁUSULA 3ª</w:t>
       </w:r>
       <w:r>
         <w:rPr>
-          <w:rFonts w:ascii="Arial Narrow" w:hAnsi="Arial Narrow"/>
+          <w:rFonts w:ascii="Arial" w:hAnsi="Arial" w:cs="Arial"/>
+          <w:sz w:val="24"/>
+          <w:szCs w:val="24"/>
         </w:rPr>
         <w:t xml:space="preserve">     O Plano de Estágio é parte integrante deste termo de compromisso de estágio e deverá ser cumprido por todos os envolvidos no estágio, sob a devida supervisão da Unidade Concedente de Estágios e da Instituição de Ensino, por meio de seus representantes, conforme dispõem os arts. 7º e 9º, da Lei 11.788/2008.   </w:t>
       </w:r>
@@ -1085,19 +3350,25 @@
         </w:tabs>
         <w:jc w:val="both"/>
         <w:rPr>
-          <w:rFonts w:ascii="Arial Narrow" w:hAnsi="Arial Narrow" w:cs="Arial"/>
-        </w:rPr>
-      </w:pPr>
-      <w:r>
-        <w:rPr>
-          <w:rFonts w:ascii="Arial Narrow" w:hAnsi="Arial Narrow" w:cs="Arial"/>
-          <w:b/>
+          <w:rFonts w:ascii="Arial" w:hAnsi="Arial" w:cs="Arial"/>
+          <w:sz w:val="24"/>
+          <w:szCs w:val="24"/>
+        </w:rPr>
+      </w:pPr>
+      <w:r>
+        <w:rPr>
+          <w:rFonts w:ascii="Arial" w:hAnsi="Arial" w:cs="Arial"/>
+          <w:b/>
+          <w:sz w:val="24"/>
+          <w:szCs w:val="24"/>
         </w:rPr>
         <w:t xml:space="preserve">CLÁUSULA 4ª </w:t>
       </w:r>
       <w:r>
         <w:rPr>
-          <w:rFonts w:ascii="Arial Narrow" w:hAnsi="Arial Narrow" w:cs="Arial"/>
+          <w:rFonts w:ascii="Arial" w:hAnsi="Arial" w:cs="Arial"/>
+          <w:sz w:val="24"/>
+          <w:szCs w:val="24"/>
         </w:rPr>
         <w:t xml:space="preserve">  A oferta de profissionais preceptores e de ambientes adequados para as práticas de estágio, bem como a respectiva supervisão profissional são obrigações de responsabilidade da Unidade Concedente de Estágios, ao passo que a avaliação dos estagiários e o controle didático e acadêmico sobre as suas atividades em estágios é de obrigação e responsabilidade da Instituição de Ensino, por meio de seu professor ou supervisor de estágio para tanto designado, conforme a organização pedagógica e acadêmica do respectivo curso. </w:t>
       </w:r>
@@ -1112,48 +3383,345 @@
         <w:ind w:left="0"/>
         <w:jc w:val="both"/>
         <w:rPr>
-          <w:rFonts w:ascii="Arial Narrow" w:hAnsi="Arial Narrow"/>
-        </w:rPr>
-      </w:pPr>
-      <w:r>
-        <w:rPr>
-          <w:rFonts w:ascii="Arial Narrow" w:hAnsi="Arial Narrow"/>
-          <w:b/>
+          <w:rFonts w:ascii="Arial" w:hAnsi="Arial" w:cs="Arial"/>
+          <w:sz w:val="24"/>
+          <w:szCs w:val="24"/>
+        </w:rPr>
+      </w:pPr>
+      <w:r>
+        <w:rPr>
+          <w:rFonts w:ascii="Arial" w:hAnsi="Arial" w:cs="Arial"/>
+          <w:b/>
+          <w:sz w:val="24"/>
+          <w:szCs w:val="24"/>
+        </w:rPr>
+        <w:t xml:space="preserve">CLÁUSULA 5ª    </w:t>
+      </w:r>
+      <w:r>
+        <w:rPr>
+          <w:rFonts w:ascii="Arial" w:hAnsi="Arial" w:cs="Arial"/>
+          <w:sz w:val="24"/>
+          <w:szCs w:val="24"/>
+        </w:rPr>
+        <w:t xml:space="preserve">Durante a vigência deste Termo de Compromisso, o Estagiário deverá ser amparado contra acidentes pessoais, sob a responsabilidade da unidade concedente, conforme a Lei 11.788, de 25 de setembro de 2008, conforme Apólice nº </w:t>
+      </w:r>
+      <w:r>
+        <w:rPr>
+          <w:rFonts w:ascii="Arial" w:hAnsi="Arial" w:cs="Arial"/>
+          <w:b/>
+          <w:bCs/>
+          <w:sz w:val="24"/>
+          <w:szCs w:val="24"/>
+        </w:rPr>
+        <w:t>{{data_inicio}}</w:t>
+      </w:r>
+      <w:r>
+        <w:rPr>
+          <w:rFonts w:ascii="Arial" w:hAnsi="Arial" w:cs="Arial"/>
+          <w:sz w:val="24"/>
+          <w:szCs w:val="24"/>
+        </w:rPr>
+        <w:t xml:space="preserve"> da Seguradora </w:t>
+      </w:r>
+      <w:r>
+        <w:rPr>
+          <w:rFonts w:ascii="Arial" w:hAnsi="Arial" w:cs="Arial"/>
+          <w:b/>
+          <w:bCs/>
+          <w:sz w:val="24"/>
+          <w:szCs w:val="24"/>
+        </w:rPr>
+        <w:t>{{data_fim}}</w:t>
+      </w:r>
+    </w:p>
+    <w:p>
+      <w:pPr>
+        <w:tabs>
+          <w:tab w:val="left" w:pos="0"/>
+        </w:tabs>
+        <w:jc w:val="both"/>
+        <w:rPr>
+          <w:rFonts w:ascii="Arial" w:hAnsi="Arial" w:cs="Arial"/>
+          <w:sz w:val="24"/>
+          <w:szCs w:val="24"/>
+        </w:rPr>
+      </w:pPr>
+      <w:r>
+        <w:rPr>
+          <w:rFonts w:ascii="Arial" w:hAnsi="Arial" w:cs="Arial"/>
+          <w:b/>
+          <w:sz w:val="24"/>
+          <w:szCs w:val="24"/>
         </w:rPr>
         <w:lastRenderedPageBreak/>
-        <w:t xml:space="preserve">CLÁUSULA 5ª    </w:t>
-      </w:r>
-      <w:r>
-        <w:rPr>
-          <w:rFonts w:ascii="Arial Narrow" w:hAnsi="Arial Narrow"/>
-        </w:rPr>
-        <w:t>Durante a vigência deste Termo de Compromisso, o Estagiário deverá ser amparado contra acidentes pessoais, sob a responsabilidade da unidade concedente, conforme a Lei 11.788, de 25 de setembro de 2008, conforme Apólice nº</w:t>
-      </w:r>
-      <w:r>
-        <w:rPr>
-          <w:rFonts w:ascii="Arial Narrow" w:hAnsi="Arial Narrow"/>
+        <w:t>CLÁUSULA 6ª</w:t>
+      </w:r>
+      <w:r>
+        <w:rPr>
+          <w:rFonts w:ascii="Arial" w:hAnsi="Arial" w:cs="Arial"/>
+          <w:sz w:val="24"/>
+          <w:szCs w:val="24"/>
+        </w:rPr>
+        <w:t xml:space="preserve">    </w:t>
+      </w:r>
+      <w:r>
+        <w:rPr>
+          <w:rFonts w:ascii="Arial" w:hAnsi="Arial" w:cs="Arial"/>
+          <w:b/>
+          <w:sz w:val="24"/>
+          <w:szCs w:val="24"/>
+        </w:rPr>
+        <w:t xml:space="preserve">O Estagiário </w:t>
+      </w:r>
+      <w:r>
+        <w:rPr>
+          <w:rFonts w:ascii="Arial" w:hAnsi="Arial" w:cs="Arial"/>
+          <w:sz w:val="24"/>
+          <w:szCs w:val="24"/>
+        </w:rPr>
+        <w:t>se compromete a providenciar sua matrícula na Instituição de Ensino antes do início do estágio e a:</w:t>
+      </w:r>
+    </w:p>
+    <w:p>
+      <w:pPr>
+        <w:tabs>
+          <w:tab w:val="left" w:pos="0"/>
+        </w:tabs>
+        <w:jc w:val="both"/>
+        <w:rPr>
+          <w:rFonts w:ascii="Arial" w:hAnsi="Arial" w:cs="Arial"/>
+          <w:sz w:val="24"/>
+          <w:szCs w:val="24"/>
+        </w:rPr>
+      </w:pPr>
+      <w:r>
+        <w:rPr>
+          <w:rFonts w:ascii="Arial" w:hAnsi="Arial" w:cs="Arial"/>
+          <w:b/>
+          <w:sz w:val="24"/>
+          <w:szCs w:val="24"/>
+        </w:rPr>
+        <w:t>a)</w:t>
+      </w:r>
+      <w:r>
+        <w:rPr>
+          <w:rFonts w:ascii="Arial" w:hAnsi="Arial" w:cs="Arial"/>
+          <w:sz w:val="24"/>
+          <w:szCs w:val="24"/>
+        </w:rPr>
+        <w:t xml:space="preserve"> Conhecer e cumprir as normas internas da Unidade Concedente do Estágio, especialmente aquelas relativas à prevenção de acidentes, medidas preventivas de proteção à sua saúde e integridade, submeter-se às orientações e determinações do profissional preceptor indicado pela unidade concedente de estágio, respeitar o plano do estágio, bem como conhecer e cumprir as normas éticas da profissão, portar-se de modo respeitoso, cumprir o regulamento do estágio do seu curso e respeitar o projeto pedagógico do seu curso e o calendário acadêmico estabelecido, para a série à qual está vinculado;</w:t>
+      </w:r>
+    </w:p>
+    <w:p>
+      <w:pPr>
+        <w:tabs>
+          <w:tab w:val="left" w:pos="0"/>
+        </w:tabs>
+        <w:jc w:val="both"/>
+        <w:rPr>
+          <w:rFonts w:ascii="Arial" w:hAnsi="Arial" w:cs="Arial"/>
+          <w:sz w:val="24"/>
+          <w:szCs w:val="24"/>
+        </w:rPr>
+      </w:pPr>
+      <w:r>
+        <w:rPr>
+          <w:rFonts w:ascii="Arial" w:hAnsi="Arial" w:cs="Arial"/>
+          <w:b/>
+          <w:sz w:val="24"/>
+          <w:szCs w:val="24"/>
+        </w:rPr>
+        <w:t xml:space="preserve">b) </w:t>
+      </w:r>
+      <w:r>
+        <w:rPr>
+          <w:rFonts w:ascii="Arial" w:hAnsi="Arial" w:cs="Arial"/>
+          <w:sz w:val="24"/>
+          <w:szCs w:val="24"/>
+        </w:rPr>
+        <w:t>Responder por perdas e danos que causar no ambiente de estágio e em relação a pessoas presentes no ambiente de estágio, nos termos da legislação vigente;</w:t>
+      </w:r>
+    </w:p>
+    <w:p>
+      <w:pPr>
+        <w:pStyle w:val="Textoembloco1"/>
+        <w:tabs>
+          <w:tab w:val="left" w:pos="0"/>
+        </w:tabs>
+        <w:ind w:left="0" w:right="0"/>
+        <w:rPr>
+          <w:sz w:val="24"/>
+          <w:szCs w:val="24"/>
+        </w:rPr>
+      </w:pPr>
+      <w:r>
+        <w:rPr>
+          <w:b/>
+          <w:sz w:val="24"/>
+          <w:szCs w:val="24"/>
+        </w:rPr>
+        <w:t xml:space="preserve">c) </w:t>
+      </w:r>
+      <w:r>
+        <w:rPr>
+          <w:sz w:val="24"/>
+          <w:szCs w:val="24"/>
+        </w:rPr>
+        <w:t>Manter sigilo sobre informações, dados ou trabalhos reservados a Unidade Concedente do Estágio aos quais tenha acesso;</w:t>
+      </w:r>
+    </w:p>
+    <w:p>
+      <w:pPr>
+        <w:tabs>
+          <w:tab w:val="left" w:pos="0"/>
+        </w:tabs>
+        <w:jc w:val="both"/>
+        <w:rPr>
+          <w:rFonts w:ascii="Arial" w:hAnsi="Arial" w:cs="Arial"/>
+          <w:sz w:val="24"/>
+          <w:szCs w:val="24"/>
+        </w:rPr>
+      </w:pPr>
+      <w:r>
+        <w:rPr>
+          <w:rFonts w:ascii="Arial" w:hAnsi="Arial" w:cs="Arial"/>
+          <w:b/>
+          <w:sz w:val="24"/>
+          <w:szCs w:val="24"/>
+        </w:rPr>
+        <w:t>d)</w:t>
+      </w:r>
+      <w:r>
+        <w:rPr>
+          <w:rFonts w:ascii="Arial" w:hAnsi="Arial" w:cs="Arial"/>
+          <w:sz w:val="24"/>
+          <w:szCs w:val="24"/>
+        </w:rPr>
+        <w:t xml:space="preserve"> Participar do treinamento atitudinal e cumprir as normas e práticas de segurança e de prevenção de acidentes exigidas ou realizadas pela Unidade Concedente durante as atividades de estágio, devendo fazer uso correto e adequado dos equipamentos de proteção individual e coletiva, devendo recusar a participação em atividades de risco ou para as quais não tenha equipamentos de proteção disponíveis, o que deverá comunicar à Instituição de Ensino, para as devidas providências;</w:t>
+      </w:r>
+    </w:p>
+    <w:p>
+      <w:pPr>
+        <w:tabs>
+          <w:tab w:val="left" w:pos="0"/>
+        </w:tabs>
+        <w:jc w:val="both"/>
+        <w:rPr>
+          <w:rFonts w:ascii="Arial" w:hAnsi="Arial" w:cs="Arial"/>
+          <w:sz w:val="24"/>
+          <w:szCs w:val="24"/>
+        </w:rPr>
+      </w:pPr>
+      <w:r>
+        <w:rPr>
+          <w:rFonts w:ascii="Arial" w:hAnsi="Arial" w:cs="Arial"/>
+          <w:b/>
+          <w:sz w:val="24"/>
+          <w:szCs w:val="24"/>
+        </w:rPr>
+        <w:t>e)</w:t>
+      </w:r>
+      <w:r>
+        <w:rPr>
+          <w:rFonts w:ascii="Arial" w:hAnsi="Arial" w:cs="Arial"/>
+          <w:sz w:val="24"/>
+          <w:szCs w:val="24"/>
+        </w:rPr>
+        <w:t xml:space="preserve"> Apresentar à Instituição de Ensino informações importantes para o bom andamento do estágio imediatamente e o relatório sobre as atividades realizadas em prazo não superior a 06 (seis) meses, ciente de que deverá cumprir integralmente a carga horária de estágio obrigatório e;</w:t>
+      </w:r>
+    </w:p>
+    <w:p>
+      <w:pPr>
+        <w:tabs>
+          <w:tab w:val="left" w:pos="0"/>
+        </w:tabs>
+        <w:jc w:val="both"/>
+        <w:rPr>
+          <w:rFonts w:ascii="Arial" w:hAnsi="Arial" w:cs="Arial"/>
+          <w:sz w:val="24"/>
+          <w:szCs w:val="24"/>
+        </w:rPr>
+      </w:pPr>
+      <w:r>
+        <w:rPr>
+          <w:rFonts w:ascii="Arial" w:hAnsi="Arial" w:cs="Arial"/>
+          <w:b/>
+          <w:bCs/>
+          <w:sz w:val="24"/>
+          <w:szCs w:val="24"/>
+        </w:rPr>
+        <w:t>f)</w:t>
+      </w:r>
+      <w:r>
+        <w:rPr>
+          <w:rFonts w:ascii="Arial" w:hAnsi="Arial" w:cs="Arial"/>
+          <w:sz w:val="24"/>
+          <w:szCs w:val="24"/>
+        </w:rPr>
+        <w:t xml:space="preserve"> não realizar nenhuma atividade de estágio sem a contratação prévia da devida apólice de seguros.</w:t>
+      </w:r>
+    </w:p>
+    <w:p>
+      <w:pPr>
+        <w:tabs>
+          <w:tab w:val="left" w:pos="0"/>
+        </w:tabs>
+        <w:jc w:val="both"/>
+        <w:rPr>
+          <w:rFonts w:ascii="Arial" w:hAnsi="Arial" w:cs="Arial"/>
+          <w:b/>
+          <w:sz w:val="24"/>
+          <w:szCs w:val="24"/>
+        </w:rPr>
+      </w:pPr>
+    </w:p>
+    <w:p>
+      <w:pPr>
+        <w:tabs>
+          <w:tab w:val="left" w:pos="0"/>
+        </w:tabs>
+        <w:jc w:val="both"/>
+        <w:rPr>
+          <w:rFonts w:ascii="Arial" w:hAnsi="Arial" w:cs="Arial"/>
+          <w:bCs/>
+          <w:sz w:val="24"/>
+          <w:szCs w:val="24"/>
+        </w:rPr>
+      </w:pPr>
+      <w:r>
+        <w:rPr>
+          <w:rFonts w:ascii="Arial" w:hAnsi="Arial" w:cs="Arial"/>
+          <w:b/>
+          <w:sz w:val="24"/>
+          <w:szCs w:val="24"/>
+        </w:rPr>
+        <w:t xml:space="preserve">CLÁUSULA 7ª   </w:t>
+      </w:r>
+      <w:r>
+        <w:rPr>
+          <w:rFonts w:ascii="Arial" w:hAnsi="Arial" w:cs="Arial"/>
+          <w:sz w:val="24"/>
+          <w:szCs w:val="24"/>
         </w:rPr>
         <w:t xml:space="preserve"> </w:t>
       </w:r>
       <w:r>
         <w:rPr>
-          <w:rFonts w:ascii="Arial Narrow" w:hAnsi="Arial Narrow"/>
-          <w:color w:val="FF0000"/>
-        </w:rPr>
-        <w:t>XXXXXXXXXXXXXXX</w:t>
-      </w:r>
-      <w:r>
-        <w:rPr>
-          <w:rFonts w:ascii="Arial Narrow" w:hAnsi="Arial Narrow"/>
-        </w:rPr>
-        <w:t xml:space="preserve"> da Seguradora </w:t>
-      </w:r>
-      <w:r>
-        <w:rPr>
-          <w:rFonts w:ascii="Arial Narrow" w:hAnsi="Arial Narrow"/>
-          <w:color w:val="FF0000"/>
-        </w:rPr>
-        <w:t>XXXXXXXXXXXXXXXXXXXXXXXXXXXXXX</w:t>
+          <w:rFonts w:ascii="Arial" w:hAnsi="Arial" w:cs="Arial"/>
+          <w:b/>
+          <w:sz w:val="24"/>
+          <w:szCs w:val="24"/>
+        </w:rPr>
+        <w:t xml:space="preserve">A Instituição de Ensino </w:t>
+      </w:r>
+      <w:r>
+        <w:rPr>
+          <w:rFonts w:ascii="Arial" w:hAnsi="Arial" w:cs="Arial"/>
+          <w:bCs/>
+          <w:sz w:val="24"/>
+          <w:szCs w:val="24"/>
+        </w:rPr>
+        <w:t>responsabilizar-se-á por cumprir o convênio de estágios com a Unidade Concedente e a:</w:t>
       </w:r>
     </w:p>
     <w:p>
@@ -1163,34 +3731,27 @@
         </w:tabs>
         <w:jc w:val="both"/>
         <w:rPr>
-          <w:rFonts w:ascii="Arial Narrow" w:hAnsi="Arial Narrow" w:cs="Arial"/>
-        </w:rPr>
-      </w:pPr>
-      <w:r>
-        <w:rPr>
-          <w:rFonts w:ascii="Arial Narrow" w:hAnsi="Arial Narrow" w:cs="Arial"/>
-          <w:b/>
-        </w:rPr>
-        <w:t>CLÁUSULA 6ª</w:t>
-      </w:r>
-      <w:r>
-        <w:rPr>
-          <w:rFonts w:ascii="Arial Narrow" w:hAnsi="Arial Narrow" w:cs="Arial"/>
-        </w:rPr>
-        <w:t xml:space="preserve">    </w:t>
-      </w:r>
-      <w:r>
-        <w:rPr>
-          <w:rFonts w:ascii="Arial Narrow" w:hAnsi="Arial Narrow" w:cs="Arial"/>
-          <w:b/>
-        </w:rPr>
-        <w:t xml:space="preserve">O Estagiário </w:t>
-      </w:r>
-      <w:r>
-        <w:rPr>
-          <w:rFonts w:ascii="Arial Narrow" w:hAnsi="Arial Narrow" w:cs="Arial"/>
-        </w:rPr>
-        <w:t>se compromete a providenciar sua matrícula na Instituição de Ensino antes do início do estágio e a:</w:t>
+          <w:rFonts w:ascii="Arial" w:hAnsi="Arial" w:cs="Arial"/>
+          <w:sz w:val="24"/>
+          <w:szCs w:val="24"/>
+        </w:rPr>
+      </w:pPr>
+      <w:r>
+        <w:rPr>
+          <w:rFonts w:ascii="Arial" w:hAnsi="Arial" w:cs="Arial"/>
+          <w:b/>
+          <w:sz w:val="24"/>
+          <w:szCs w:val="24"/>
+        </w:rPr>
+        <w:t>a)</w:t>
+      </w:r>
+      <w:r>
+        <w:rPr>
+          <w:rFonts w:ascii="Arial" w:hAnsi="Arial" w:cs="Arial"/>
+          <w:sz w:val="24"/>
+          <w:szCs w:val="24"/>
+        </w:rPr>
+        <w:t xml:space="preserve"> Aprovar o estágio que trata o presente instrumento, considerando as condições de sua adequação à proposta pedagógica do curso, à etapa e modalidade da formação escolar do Estagiário e ao horário e calendário escolar; </w:t>
       </w:r>
     </w:p>
     <w:p>
@@ -1200,21 +3761,27 @@
         </w:tabs>
         <w:jc w:val="both"/>
         <w:rPr>
-          <w:rFonts w:ascii="Arial Narrow" w:hAnsi="Arial Narrow" w:cs="Arial"/>
-        </w:rPr>
-      </w:pPr>
-      <w:r>
-        <w:rPr>
-          <w:rFonts w:ascii="Arial Narrow" w:hAnsi="Arial Narrow" w:cs="Arial"/>
-          <w:b/>
-        </w:rPr>
-        <w:t>a)</w:t>
-      </w:r>
-      <w:r>
-        <w:rPr>
-          <w:rFonts w:ascii="Arial Narrow" w:hAnsi="Arial Narrow" w:cs="Arial"/>
-        </w:rPr>
-        <w:t xml:space="preserve"> Conhecer e cumprir as normas internas da Unidade Concedente do Estágio, especialmente aquelas relativas à prevenção de acidentes, medidas preventivas de proteção à sua saúde e integridade, submeter-se às orientações e determinações do profissional preceptor indicado pela unidade concedente de estágio, respeitar o plano do estágio, bem como conhecer e cumprir as normas éticas da profissão, portar-se de modo respeitoso, cumprir o regulamento do estágio do seu curso e respeitar o projeto pedagógico do seu curso e o calendário acadêmico estabelecido, para a série à qual está vinculado;</w:t>
+          <w:rFonts w:ascii="Arial" w:hAnsi="Arial" w:cs="Arial"/>
+          <w:sz w:val="24"/>
+          <w:szCs w:val="24"/>
+        </w:rPr>
+      </w:pPr>
+      <w:r>
+        <w:rPr>
+          <w:rFonts w:ascii="Arial" w:hAnsi="Arial" w:cs="Arial"/>
+          <w:b/>
+          <w:sz w:val="24"/>
+          <w:szCs w:val="24"/>
+        </w:rPr>
+        <w:t>b)</w:t>
+      </w:r>
+      <w:r>
+        <w:rPr>
+          <w:rFonts w:ascii="Arial" w:hAnsi="Arial" w:cs="Arial"/>
+          <w:sz w:val="24"/>
+          <w:szCs w:val="24"/>
+        </w:rPr>
+        <w:t xml:space="preserve"> Aprovar o plano de atividades de estágio que consubstancie as condições suficientes à exigência legal de adequação à etapa e modalidade da formação escolar do Estagiário;</w:t>
       </w:r>
     </w:p>
     <w:p>
@@ -1224,49 +3791,27 @@
         </w:tabs>
         <w:jc w:val="both"/>
         <w:rPr>
-          <w:rFonts w:ascii="Arial Narrow" w:hAnsi="Arial Narrow" w:cs="Arial"/>
-        </w:rPr>
-      </w:pPr>
-      <w:r>
-        <w:rPr>
-          <w:rFonts w:ascii="Arial Narrow" w:hAnsi="Arial Narrow" w:cs="Arial"/>
-          <w:b/>
-        </w:rPr>
-        <w:t xml:space="preserve">b) </w:t>
-      </w:r>
-      <w:r>
-        <w:rPr>
-          <w:rFonts w:ascii="Arial Narrow" w:hAnsi="Arial Narrow" w:cs="Arial"/>
-        </w:rPr>
-        <w:t>Responder por perdas e danos que causar no ambiente de estágio e em relação a pessoas presentes no ambiente de estágio, nos termos da legislação vigente;</w:t>
-      </w:r>
-    </w:p>
-    <w:p>
-      <w:pPr>
-        <w:pStyle w:val="Textoembloco1"/>
-        <w:tabs>
-          <w:tab w:val="left" w:pos="0"/>
-        </w:tabs>
-        <w:ind w:left="0" w:right="0"/>
-        <w:rPr>
-          <w:rFonts w:ascii="Arial Narrow" w:hAnsi="Arial Narrow"/>
-          <w:sz w:val="20"/>
-        </w:rPr>
-      </w:pPr>
-      <w:r>
-        <w:rPr>
-          <w:rFonts w:ascii="Arial Narrow" w:hAnsi="Arial Narrow"/>
-          <w:b/>
-          <w:sz w:val="20"/>
-        </w:rPr>
-        <w:t xml:space="preserve">c) </w:t>
-      </w:r>
-      <w:r>
-        <w:rPr>
-          <w:rFonts w:ascii="Arial Narrow" w:hAnsi="Arial Narrow"/>
-          <w:sz w:val="20"/>
-        </w:rPr>
-        <w:t>Manter sigilo sobre informações, dados ou trabalhos reservados a Unidade Concedente do Estágio aos quais tenha acesso;</w:t>
+          <w:rFonts w:ascii="Arial" w:hAnsi="Arial" w:cs="Arial"/>
+          <w:sz w:val="24"/>
+          <w:szCs w:val="24"/>
+        </w:rPr>
+      </w:pPr>
+      <w:r>
+        <w:rPr>
+          <w:rFonts w:ascii="Arial" w:hAnsi="Arial" w:cs="Arial"/>
+          <w:b/>
+          <w:sz w:val="24"/>
+          <w:szCs w:val="24"/>
+        </w:rPr>
+        <w:t>c)</w:t>
+      </w:r>
+      <w:r>
+        <w:rPr>
+          <w:rFonts w:ascii="Arial" w:hAnsi="Arial" w:cs="Arial"/>
+          <w:sz w:val="24"/>
+          <w:szCs w:val="24"/>
+        </w:rPr>
+        <w:t xml:space="preserve"> Avaliar as instalações da Unidade Concedente quanto à adequação destas a formação cultural e profissional do Estagiário;</w:t>
       </w:r>
     </w:p>
     <w:p>
@@ -1276,21 +3821,27 @@
         </w:tabs>
         <w:jc w:val="both"/>
         <w:rPr>
-          <w:rFonts w:ascii="Arial Narrow" w:hAnsi="Arial Narrow" w:cs="Arial"/>
-        </w:rPr>
-      </w:pPr>
-      <w:r>
-        <w:rPr>
-          <w:rFonts w:ascii="Arial Narrow" w:hAnsi="Arial Narrow" w:cs="Arial"/>
-          <w:b/>
+          <w:rFonts w:ascii="Arial" w:hAnsi="Arial" w:cs="Arial"/>
+          <w:sz w:val="24"/>
+          <w:szCs w:val="24"/>
+        </w:rPr>
+      </w:pPr>
+      <w:r>
+        <w:rPr>
+          <w:rFonts w:ascii="Arial" w:hAnsi="Arial" w:cs="Arial"/>
+          <w:b/>
+          <w:sz w:val="24"/>
+          <w:szCs w:val="24"/>
         </w:rPr>
         <w:t>d)</w:t>
       </w:r>
       <w:r>
         <w:rPr>
-          <w:rFonts w:ascii="Arial Narrow" w:hAnsi="Arial Narrow" w:cs="Arial"/>
-        </w:rPr>
-        <w:t xml:space="preserve"> Participar do treinamento atitudinal e cumprir as normas e práticas de segurança e de prevenção de acidentes exigidas ou realizadas pela Unidade Concedente durante as atividades de estágio, devendo fazer uso correto e adequado dos equipamentos de proteção individual e coletiva, devendo recusar a participação em atividades de risco ou para as quais não tenha equipamentos de proteção disponíveis, o que deverá comunicar à Instituição de Ensino, para as devidas providências;</w:t>
+          <w:rFonts w:ascii="Arial" w:hAnsi="Arial" w:cs="Arial"/>
+          <w:sz w:val="24"/>
+          <w:szCs w:val="24"/>
+        </w:rPr>
+        <w:t xml:space="preserve"> Realizar visitas nos ambientes de estágios conforme o seu cronograma de controle acadêmico e pedagógico, para efeito de acompanhar por amostragem as atividades de estágios, exigir dos estagiários o cumprimento do plano de estágio e avaliar as atividades do estagiário, mediante verificação dos relatórios, o que deverá ser feito por professor orientador da área ou por supervisor de estágio da coordenadoria do curso, tarefa que pode ser atribuída ao Coordenador do Curso;</w:t>
       </w:r>
     </w:p>
     <w:p>
@@ -1300,33 +3851,27 @@
         </w:tabs>
         <w:jc w:val="both"/>
         <w:rPr>
-          <w:rFonts w:ascii="Arial Narrow" w:hAnsi="Arial Narrow" w:cs="Arial"/>
-        </w:rPr>
-      </w:pPr>
-      <w:r>
-        <w:rPr>
-          <w:rFonts w:ascii="Arial Narrow" w:hAnsi="Arial Narrow" w:cs="Arial"/>
-          <w:b/>
+          <w:rFonts w:ascii="Arial" w:hAnsi="Arial" w:cs="Arial"/>
+          <w:sz w:val="24"/>
+          <w:szCs w:val="24"/>
+        </w:rPr>
+      </w:pPr>
+      <w:r>
+        <w:rPr>
+          <w:rFonts w:ascii="Arial" w:hAnsi="Arial" w:cs="Arial"/>
+          <w:b/>
+          <w:sz w:val="24"/>
+          <w:szCs w:val="24"/>
         </w:rPr>
         <w:t>e)</w:t>
       </w:r>
       <w:r>
         <w:rPr>
-          <w:rFonts w:ascii="Arial Narrow" w:hAnsi="Arial Narrow" w:cs="Arial"/>
-        </w:rPr>
-        <w:t xml:space="preserve"> Apresentar à Instituição de Ensino informações importantes para o bom andamento do estágio imediatamente e o relatório sobre as atividades realizadas em prazo não superior a 06 (seis) m</w:t>
-      </w:r>
-      <w:r>
-        <w:rPr>
-          <w:rFonts w:ascii="Arial Narrow" w:hAnsi="Arial Narrow" w:cs="Arial"/>
-        </w:rPr>
-        <w:t>e</w:t>
-      </w:r>
-      <w:r>
-        <w:rPr>
-          <w:rFonts w:ascii="Arial Narrow" w:hAnsi="Arial Narrow" w:cs="Arial"/>
-        </w:rPr>
-        <w:t>ses, ciente de que deverá cumprir integralmente a carga horária de estágio obrigatório e;</w:t>
+          <w:rFonts w:ascii="Arial" w:hAnsi="Arial" w:cs="Arial"/>
+          <w:sz w:val="24"/>
+          <w:szCs w:val="24"/>
+        </w:rPr>
+        <w:t xml:space="preserve"> Contabilizar o aproveitamento acadêmico com base no termo ou relatório de realização de estágio, expedido ou verificado com visto pela Unidade Concedente do Estágio, quando o aluno for o responsável pela elaboração do relatório;</w:t>
       </w:r>
     </w:p>
     <w:p>
@@ -1336,22 +3881,91 @@
         </w:tabs>
         <w:jc w:val="both"/>
         <w:rPr>
-          <w:rFonts w:ascii="Arial Narrow" w:hAnsi="Arial Narrow" w:cs="Arial"/>
-        </w:rPr>
-      </w:pPr>
-      <w:r>
-        <w:rPr>
-          <w:rFonts w:ascii="Arial Narrow" w:hAnsi="Arial Narrow" w:cs="Arial"/>
-          <w:b/>
+          <w:rFonts w:ascii="Arial" w:hAnsi="Arial" w:cs="Arial"/>
+          <w:sz w:val="24"/>
+          <w:szCs w:val="24"/>
+        </w:rPr>
+      </w:pPr>
+      <w:r>
+        <w:rPr>
+          <w:rFonts w:ascii="Arial" w:hAnsi="Arial" w:cs="Arial"/>
+          <w:b/>
+          <w:sz w:val="24"/>
+          <w:szCs w:val="24"/>
+        </w:rPr>
+        <w:t>f)</w:t>
+      </w:r>
+      <w:r>
+        <w:rPr>
+          <w:rFonts w:ascii="Arial" w:hAnsi="Arial" w:cs="Arial"/>
+          <w:sz w:val="24"/>
+          <w:szCs w:val="24"/>
+        </w:rPr>
+        <w:t xml:space="preserve"> quando solicitada, comunicar à Unidade Concedente o início do período letivo, as datas de avaliações acadêmicas e outras informações relevantes, para o bom cumprimento do estágio.</w:t>
+      </w:r>
+    </w:p>
+    <w:p>
+      <w:pPr>
+        <w:tabs>
+          <w:tab w:val="left" w:pos="0"/>
+        </w:tabs>
+        <w:jc w:val="both"/>
+        <w:rPr>
+          <w:rFonts w:ascii="Arial" w:hAnsi="Arial" w:cs="Arial"/>
+          <w:b/>
+          <w:sz w:val="24"/>
+          <w:szCs w:val="24"/>
+        </w:rPr>
+      </w:pPr>
+    </w:p>
+    <w:p>
+      <w:pPr>
+        <w:tabs>
+          <w:tab w:val="left" w:pos="0"/>
+        </w:tabs>
+        <w:jc w:val="both"/>
+        <w:rPr>
+          <w:rFonts w:ascii="Arial" w:hAnsi="Arial" w:cs="Arial"/>
           <w:bCs/>
-        </w:rPr>
-        <w:t>f)</w:t>
-      </w:r>
-      <w:r>
-        <w:rPr>
-          <w:rFonts w:ascii="Arial Narrow" w:hAnsi="Arial Narrow" w:cs="Arial"/>
-        </w:rPr>
-        <w:t xml:space="preserve"> não realizar nenhuma atividade de estágio sem a contratação prévia da devida apólice de seguros.</w:t>
+          <w:sz w:val="24"/>
+          <w:szCs w:val="24"/>
+        </w:rPr>
+      </w:pPr>
+      <w:r>
+        <w:rPr>
+          <w:rFonts w:ascii="Arial" w:hAnsi="Arial" w:cs="Arial"/>
+          <w:b/>
+          <w:sz w:val="24"/>
+          <w:szCs w:val="24"/>
+        </w:rPr>
+        <w:t xml:space="preserve">CLÁUSULA 8ª   </w:t>
+      </w:r>
+      <w:r>
+        <w:rPr>
+          <w:rFonts w:ascii="Arial" w:hAnsi="Arial" w:cs="Arial"/>
+          <w:bCs/>
+          <w:sz w:val="24"/>
+          <w:szCs w:val="24"/>
+        </w:rPr>
+        <w:t>Cabe à</w:t>
+      </w:r>
+      <w:r>
+        <w:rPr>
+          <w:rFonts w:ascii="Arial" w:hAnsi="Arial" w:cs="Arial"/>
+          <w:b/>
+          <w:sz w:val="24"/>
+          <w:szCs w:val="24"/>
+        </w:rPr>
+        <w:t xml:space="preserve"> Unidade Concedente do Estágio </w:t>
+      </w:r>
+      <w:r>
+        <w:rPr>
+          <w:rFonts w:ascii="Arial" w:hAnsi="Arial" w:cs="Arial"/>
+          <w:bCs/>
+          <w:sz w:val="24"/>
+          <w:szCs w:val="24"/>
+        </w:rPr>
+        <w:t xml:space="preserve">cumprir o convênio de estágios com a Instituição de Ensino e: </w:t>
       </w:r>
     </w:p>
     <w:p>
@@ -1361,72 +3975,98 @@
         </w:tabs>
         <w:jc w:val="both"/>
         <w:rPr>
-          <w:rFonts w:ascii="Arial Narrow" w:hAnsi="Arial Narrow" w:cs="Arial"/>
-          <w:b/>
-        </w:rPr>
-      </w:pPr>
-    </w:p>
-    <w:p>
-      <w:pPr>
-        <w:tabs>
-          <w:tab w:val="left" w:pos="0"/>
+          <w:rFonts w:ascii="Arial" w:hAnsi="Arial" w:cs="Arial"/>
+          <w:sz w:val="24"/>
+          <w:szCs w:val="24"/>
+        </w:rPr>
+      </w:pPr>
+      <w:r>
+        <w:rPr>
+          <w:rFonts w:ascii="Arial" w:hAnsi="Arial" w:cs="Arial"/>
+          <w:b/>
+          <w:sz w:val="24"/>
+          <w:szCs w:val="24"/>
+        </w:rPr>
+        <w:t xml:space="preserve">a) </w:t>
+      </w:r>
+      <w:r>
+        <w:rPr>
+          <w:rFonts w:ascii="Arial" w:hAnsi="Arial" w:cs="Arial"/>
+          <w:sz w:val="24"/>
+          <w:szCs w:val="24"/>
+        </w:rPr>
+        <w:t xml:space="preserve">Designar, dentre seus funcionários ou prestadores de serviço, um supervisor, que também será identificado como preceptor, com formação e experiência profissional na área do curso e do estágio, </w:t>
+      </w:r>
+      <w:r>
+        <w:rPr>
+          <w:rFonts w:ascii="Arial" w:hAnsi="Arial" w:cs="Arial"/>
+          <w:sz w:val="24"/>
+          <w:szCs w:val="24"/>
+        </w:rPr>
+        <w:lastRenderedPageBreak/>
+        <w:t>para prestar os seus serviços profissionais nos ambientes da Unidade Concedente de Estágio, serviços profissionais os quais servirão de referência e de aprendizado pela experiência a ser vivenciada pelos estagiários, os quais só poderão realizar as atividades permitidas por tal profissional responsável, de acordo com as normas e padrões exigidos e praticados pela Unidade Concedente de Estágio, sendo que poderão ficar sob a supervisão e responsabilidade de tal profissional preceptor até 10 estagiários;</w:t>
+      </w:r>
+    </w:p>
+    <w:p>
+      <w:pPr>
+        <w:tabs>
+          <w:tab w:val="left" w:pos="0"/>
+          <w:tab w:val="left" w:pos="900"/>
         </w:tabs>
         <w:jc w:val="both"/>
         <w:rPr>
-          <w:rFonts w:ascii="Arial Narrow" w:hAnsi="Arial Narrow" w:cs="Arial"/>
-          <w:bCs/>
-        </w:rPr>
-      </w:pPr>
-      <w:r>
-        <w:rPr>
-          <w:rFonts w:ascii="Arial Narrow" w:hAnsi="Arial Narrow" w:cs="Arial"/>
-          <w:b/>
-        </w:rPr>
-        <w:t xml:space="preserve">CLÁUSULA 7ª   </w:t>
-      </w:r>
-      <w:r>
-        <w:rPr>
-          <w:rFonts w:ascii="Arial Narrow" w:hAnsi="Arial Narrow" w:cs="Arial"/>
-        </w:rPr>
-        <w:t xml:space="preserve"> </w:t>
-      </w:r>
-      <w:r>
-        <w:rPr>
-          <w:rFonts w:ascii="Arial Narrow" w:hAnsi="Arial Narrow" w:cs="Arial"/>
-          <w:b/>
-        </w:rPr>
-        <w:t xml:space="preserve">A Instituição de Ensino </w:t>
-      </w:r>
-      <w:r>
-        <w:rPr>
-          <w:rFonts w:ascii="Arial Narrow" w:hAnsi="Arial Narrow" w:cs="Arial"/>
-          <w:bCs/>
-        </w:rPr>
-        <w:t>responsabilizar-se-á por cumprir o convênio de estágios com a Unidade Concedente e a:</w:t>
-      </w:r>
-    </w:p>
-    <w:p>
-      <w:pPr>
-        <w:tabs>
-          <w:tab w:val="left" w:pos="0"/>
+          <w:rFonts w:ascii="Arial" w:hAnsi="Arial" w:cs="Arial"/>
+          <w:sz w:val="24"/>
+          <w:szCs w:val="24"/>
+        </w:rPr>
+      </w:pPr>
+      <w:r>
+        <w:rPr>
+          <w:rFonts w:ascii="Arial" w:hAnsi="Arial" w:cs="Arial"/>
+          <w:b/>
+          <w:sz w:val="24"/>
+          <w:szCs w:val="24"/>
+        </w:rPr>
+        <w:t>b)</w:t>
+      </w:r>
+      <w:r>
+        <w:rPr>
+          <w:rFonts w:ascii="Arial" w:hAnsi="Arial" w:cs="Arial"/>
+          <w:sz w:val="24"/>
+          <w:szCs w:val="24"/>
+        </w:rPr>
+        <w:t xml:space="preserve"> Controlar a entrada e a saída dos estagiários, inclusive se assim entender necessário, mediante controle de assiduidade e pontualidade;</w:t>
+      </w:r>
+    </w:p>
+    <w:p>
+      <w:pPr>
+        <w:tabs>
+          <w:tab w:val="left" w:pos="0"/>
+          <w:tab w:val="left" w:pos="900"/>
         </w:tabs>
         <w:jc w:val="both"/>
         <w:rPr>
-          <w:rFonts w:ascii="Arial Narrow" w:hAnsi="Arial Narrow" w:cs="Arial"/>
-        </w:rPr>
-      </w:pPr>
-      <w:r>
-        <w:rPr>
-          <w:rFonts w:ascii="Arial Narrow" w:hAnsi="Arial Narrow" w:cs="Arial"/>
-          <w:b/>
-        </w:rPr>
-        <w:t>a)</w:t>
-      </w:r>
-      <w:r>
-        <w:rPr>
-          <w:rFonts w:ascii="Arial Narrow" w:hAnsi="Arial Narrow" w:cs="Arial"/>
-        </w:rPr>
-        <w:t xml:space="preserve"> Aprovar o estágio que trata o presente instrumento, considerando as condições de sua adequação à proposta pedagógica do curso, à etapa e modalidade da formação escolar do Estagiário e ao horário e calendário escolar; </w:t>
+          <w:rFonts w:ascii="Arial" w:hAnsi="Arial" w:cs="Arial"/>
+          <w:sz w:val="24"/>
+          <w:szCs w:val="24"/>
+        </w:rPr>
+      </w:pPr>
+      <w:r>
+        <w:rPr>
+          <w:rFonts w:ascii="Arial" w:hAnsi="Arial" w:cs="Arial"/>
+          <w:b/>
+          <w:sz w:val="24"/>
+          <w:szCs w:val="24"/>
+        </w:rPr>
+        <w:t>c)</w:t>
+      </w:r>
+      <w:r>
+        <w:rPr>
+          <w:rFonts w:ascii="Arial" w:hAnsi="Arial" w:cs="Arial"/>
+          <w:sz w:val="24"/>
+          <w:szCs w:val="24"/>
+        </w:rPr>
+        <w:t xml:space="preserve"> Expedir ou vistoriar relatório de estágio a respeito das atividades de estágio praticadas, no qual deverá constar o período, horários, locais, profissional preceptor responsável da Unidade Concedente de Estágio, identificação do estagiário, com periodicidade máxima de 06 (seis) meses, relatório que também deverá ser assinado pelo profissional preceptor da Unidade Concedente e pelo estagiário, documento que poderá ser utilizado pela Instituição Educacional como subsídio para a avaliação do estágio e do estagiário; </w:t>
       </w:r>
     </w:p>
     <w:p>
@@ -1436,21 +4076,27 @@
         </w:tabs>
         <w:jc w:val="both"/>
         <w:rPr>
-          <w:rFonts w:ascii="Arial Narrow" w:hAnsi="Arial Narrow" w:cs="Arial"/>
-        </w:rPr>
-      </w:pPr>
-      <w:r>
-        <w:rPr>
-          <w:rFonts w:ascii="Arial Narrow" w:hAnsi="Arial Narrow" w:cs="Arial"/>
-          <w:b/>
-        </w:rPr>
-        <w:t>b)</w:t>
-      </w:r>
-      <w:r>
-        <w:rPr>
-          <w:rFonts w:ascii="Arial Narrow" w:hAnsi="Arial Narrow" w:cs="Arial"/>
-        </w:rPr>
-        <w:t xml:space="preserve"> Aprovar o plano de atividades de estágio que consubstancie as condições suficientes à exigência legal de adequação à etapa e modalidade da formação escolar do Estagiário;</w:t>
+          <w:rFonts w:ascii="Arial" w:hAnsi="Arial" w:cs="Arial"/>
+          <w:sz w:val="24"/>
+          <w:szCs w:val="24"/>
+        </w:rPr>
+      </w:pPr>
+      <w:r>
+        <w:rPr>
+          <w:rFonts w:ascii="Arial" w:hAnsi="Arial" w:cs="Arial"/>
+          <w:b/>
+          <w:sz w:val="24"/>
+          <w:szCs w:val="24"/>
+        </w:rPr>
+        <w:t>d)</w:t>
+      </w:r>
+      <w:r>
+        <w:rPr>
+          <w:rFonts w:ascii="Arial" w:hAnsi="Arial" w:cs="Arial"/>
+          <w:sz w:val="24"/>
+          <w:szCs w:val="24"/>
+        </w:rPr>
+        <w:t xml:space="preserve"> Conceder ou não bolsa-auxílio, ou outra forma de contraprestação acordada, e auxílio-transporte, de forma facultativa, sendo obrigatório um período de recesso ao Estagiário a ser gozado preferencialmente durante as férias escolares, nos termos da legislação vigente;</w:t>
       </w:r>
     </w:p>
     <w:p>
@@ -1460,99 +4106,89 @@
         </w:tabs>
         <w:jc w:val="both"/>
         <w:rPr>
-          <w:rFonts w:ascii="Arial Narrow" w:hAnsi="Arial Narrow" w:cs="Arial"/>
-        </w:rPr>
-      </w:pPr>
-      <w:r>
-        <w:rPr>
-          <w:rFonts w:ascii="Arial Narrow" w:hAnsi="Arial Narrow" w:cs="Arial"/>
-          <w:b/>
-        </w:rPr>
-        <w:t>c)</w:t>
-      </w:r>
-      <w:r>
-        <w:rPr>
-          <w:rFonts w:ascii="Arial Narrow" w:hAnsi="Arial Narrow" w:cs="Arial"/>
-        </w:rPr>
-        <w:t xml:space="preserve"> Avaliar as instalações da Unidade Concedente quanto à adequação destas a formação cultural e profissional do Estagiário;</w:t>
-      </w:r>
-    </w:p>
-    <w:p>
-      <w:pPr>
-        <w:tabs>
-          <w:tab w:val="left" w:pos="0"/>
+          <w:rFonts w:ascii="Arial" w:hAnsi="Arial" w:cs="Arial"/>
+          <w:sz w:val="24"/>
+          <w:szCs w:val="24"/>
+        </w:rPr>
+      </w:pPr>
+      <w:r>
+        <w:rPr>
+          <w:rFonts w:ascii="Arial" w:hAnsi="Arial" w:cs="Arial"/>
+          <w:b/>
+          <w:sz w:val="24"/>
+          <w:szCs w:val="24"/>
+        </w:rPr>
+        <w:t>e)</w:t>
+      </w:r>
+      <w:r>
+        <w:rPr>
+          <w:rFonts w:ascii="Arial" w:hAnsi="Arial" w:cs="Arial"/>
+          <w:sz w:val="24"/>
+          <w:szCs w:val="24"/>
+        </w:rPr>
+        <w:t xml:space="preserve"> Reduzir nos termos da lei a carga horária do estágio nos períodos de avaliação escolar, previamente informado pela Instituição de Ensino mediante acesso via internet do “Calendário Acadêmico da Instituição de Ensino”, em www.aems.edu.br;</w:t>
+      </w:r>
+    </w:p>
+    <w:p>
+      <w:pPr>
+        <w:tabs>
+          <w:tab w:val="left" w:pos="0"/>
+          <w:tab w:val="left" w:pos="900"/>
         </w:tabs>
         <w:jc w:val="both"/>
         <w:rPr>
-          <w:rFonts w:ascii="Arial Narrow" w:hAnsi="Arial Narrow" w:cs="Arial"/>
-        </w:rPr>
-      </w:pPr>
-      <w:r>
-        <w:rPr>
-          <w:rFonts w:ascii="Arial Narrow" w:hAnsi="Arial Narrow" w:cs="Arial"/>
-          <w:b/>
-        </w:rPr>
-        <w:t>d)</w:t>
-      </w:r>
-      <w:r>
-        <w:rPr>
-          <w:rFonts w:ascii="Arial Narrow" w:hAnsi="Arial Narrow" w:cs="Arial"/>
-        </w:rPr>
-        <w:t xml:space="preserve"> Realizar visitas nos ambientes de estágios conforme o seu cronograma de controle acadêmico e pedagógico, para efeito de acompanhar por amostragem as atividades de estágios, exigir dos estagiários o cumprimento do plano de estágio e avaliar as atividades do estagiário, mediante verificação dos relatórios, o que deverá ser feito por professor orientador da área ou por supervisor de estágio da coordenadoria do curso, tarefa que pode ser atribuída ao Coordenador do Curso;</w:t>
-      </w:r>
-    </w:p>
-    <w:p>
-      <w:pPr>
-        <w:tabs>
-          <w:tab w:val="left" w:pos="0"/>
+          <w:rFonts w:ascii="Arial" w:hAnsi="Arial" w:cs="Arial"/>
+          <w:sz w:val="24"/>
+          <w:szCs w:val="24"/>
+        </w:rPr>
+      </w:pPr>
+      <w:r>
+        <w:rPr>
+          <w:rFonts w:ascii="Arial" w:hAnsi="Arial" w:cs="Arial"/>
+          <w:b/>
+          <w:sz w:val="24"/>
+          <w:szCs w:val="24"/>
+        </w:rPr>
+        <w:t xml:space="preserve">f) </w:t>
+      </w:r>
+      <w:r>
+        <w:rPr>
+          <w:rFonts w:ascii="Arial" w:hAnsi="Arial" w:cs="Arial"/>
+          <w:sz w:val="24"/>
+          <w:szCs w:val="24"/>
+        </w:rPr>
+        <w:t>Comunicar por escrito à Instituição de Ensino irregularidades, infrações e desrespeitos que venham a ser praticados pelo estagiário durante as suas atividades, a interrupção do estágio ou problemas a respeito, imediatamente após a ocorrência e oferecer condições de visita ao professor ou supervisor de estágio indicado pela Coordenadoria de Curso;</w:t>
+      </w:r>
+    </w:p>
+    <w:p>
+      <w:pPr>
+        <w:tabs>
+          <w:tab w:val="left" w:pos="0"/>
+          <w:tab w:val="left" w:pos="900"/>
         </w:tabs>
         <w:jc w:val="both"/>
         <w:rPr>
-          <w:rFonts w:ascii="Arial Narrow" w:hAnsi="Arial Narrow"/>
-        </w:rPr>
-      </w:pPr>
-      <w:r>
-        <w:rPr>
-          <w:rFonts w:ascii="Arial Narrow" w:hAnsi="Arial Narrow" w:cs="Arial"/>
-          <w:b/>
-        </w:rPr>
-        <w:t>e)</w:t>
-      </w:r>
-      <w:r>
-        <w:rPr>
-          <w:rFonts w:ascii="Arial Narrow" w:hAnsi="Arial Narrow" w:cs="Arial"/>
-        </w:rPr>
-        <w:t xml:space="preserve"> C</w:t>
-      </w:r>
-      <w:r>
-        <w:rPr>
-          <w:rFonts w:ascii="Arial Narrow" w:hAnsi="Arial Narrow"/>
-        </w:rPr>
-        <w:t xml:space="preserve">ontabilizar o aproveitamento acadêmico com base no termo ou relatório de realização de estágio, expedido ou verificado com visto pela </w:t>
-      </w:r>
-      <w:r>
-        <w:rPr>
-          <w:rFonts w:ascii="Arial Narrow" w:hAnsi="Arial Narrow" w:cs="Arial"/>
-        </w:rPr>
-        <w:t>Un</w:t>
-      </w:r>
-      <w:r>
-        <w:rPr>
-          <w:rFonts w:ascii="Arial Narrow" w:hAnsi="Arial Narrow" w:cs="Arial"/>
-        </w:rPr>
-        <w:t>i</w:t>
-      </w:r>
-      <w:r>
-        <w:rPr>
-          <w:rFonts w:ascii="Arial Narrow" w:hAnsi="Arial Narrow" w:cs="Arial"/>
-        </w:rPr>
-        <w:t>dade Concedente do Estágio, quando o aluno for o responsável pela elaboração do relatório</w:t>
-      </w:r>
-      <w:r>
-        <w:rPr>
-          <w:rFonts w:ascii="Arial Narrow" w:hAnsi="Arial Narrow"/>
-        </w:rPr>
-        <w:t>;</w:t>
+          <w:rFonts w:ascii="Arial" w:hAnsi="Arial" w:cs="Arial"/>
+          <w:sz w:val="24"/>
+          <w:szCs w:val="24"/>
+        </w:rPr>
+      </w:pPr>
+      <w:r>
+        <w:rPr>
+          <w:rFonts w:ascii="Arial" w:hAnsi="Arial" w:cs="Arial"/>
+          <w:b/>
+          <w:sz w:val="24"/>
+          <w:szCs w:val="24"/>
+        </w:rPr>
+        <w:t>g)</w:t>
+      </w:r>
+      <w:r>
+        <w:rPr>
+          <w:rFonts w:ascii="Arial" w:hAnsi="Arial" w:cs="Arial"/>
+          <w:sz w:val="24"/>
+          <w:szCs w:val="24"/>
+        </w:rPr>
+        <w:t xml:space="preserve"> Encaminhar, obrigatoriamente, à Instituição de Ensino, uma via do presente termo de compromisso de estágio, devidamente assinado pelas partes;</w:t>
       </w:r>
     </w:p>
     <w:p>
@@ -1562,27 +4198,27 @@
         </w:tabs>
         <w:jc w:val="both"/>
         <w:rPr>
-          <w:rFonts w:ascii="Arial Narrow" w:hAnsi="Arial Narrow"/>
-        </w:rPr>
-      </w:pPr>
-      <w:r>
-        <w:rPr>
-          <w:rFonts w:ascii="Arial Narrow" w:hAnsi="Arial Narrow"/>
-          <w:b/>
-        </w:rPr>
-        <w:t>f)</w:t>
-      </w:r>
-      <w:r>
-        <w:rPr>
-          <w:rFonts w:ascii="Arial Narrow" w:hAnsi="Arial Narrow"/>
-        </w:rPr>
-        <w:t xml:space="preserve"> quando solicitada, comunicar </w:t>
-      </w:r>
-      <w:r>
-        <w:rPr>
-          <w:rFonts w:ascii="Arial Narrow" w:hAnsi="Arial Narrow" w:cs="Arial"/>
-        </w:rPr>
-        <w:t>à Unidade Concedente o início do período letivo, as datas de avaliações acadêmicas e outras informações relevantes, para o bom cumprimento do estágio.</w:t>
+          <w:rFonts w:ascii="Arial" w:hAnsi="Arial" w:cs="Arial"/>
+          <w:sz w:val="24"/>
+          <w:szCs w:val="24"/>
+        </w:rPr>
+      </w:pPr>
+      <w:r>
+        <w:rPr>
+          <w:rFonts w:ascii="Arial" w:hAnsi="Arial" w:cs="Arial"/>
+          <w:b/>
+          <w:sz w:val="24"/>
+          <w:szCs w:val="24"/>
+        </w:rPr>
+        <w:t>h)</w:t>
+      </w:r>
+      <w:r>
+        <w:rPr>
+          <w:rFonts w:ascii="Arial" w:hAnsi="Arial" w:cs="Arial"/>
+          <w:sz w:val="24"/>
+          <w:szCs w:val="24"/>
+        </w:rPr>
+        <w:t xml:space="preserve"> Expedir termo de realização de estágio, na ocasião do desligamento do estagiário, contendo a indicação resumida das atividades desenvolvidas, dos períodos e dos seus profissionais preceptores responsáveis pela supervisão nas dependências da Unidade Concedente de Estágio;</w:t>
       </w:r>
     </w:p>
     <w:p>
@@ -1592,10 +4228,28 @@
         </w:tabs>
         <w:jc w:val="both"/>
         <w:rPr>
-          <w:rFonts w:ascii="Arial Narrow" w:hAnsi="Arial Narrow" w:cs="Arial"/>
-          <w:b/>
-        </w:rPr>
-      </w:pPr>
+          <w:rFonts w:ascii="Arial" w:hAnsi="Arial" w:cs="Arial"/>
+          <w:sz w:val="24"/>
+          <w:szCs w:val="24"/>
+        </w:rPr>
+      </w:pPr>
+      <w:r>
+        <w:rPr>
+          <w:rFonts w:ascii="Arial" w:hAnsi="Arial" w:cs="Arial"/>
+          <w:b/>
+          <w:sz w:val="24"/>
+          <w:szCs w:val="24"/>
+        </w:rPr>
+        <w:t>g)</w:t>
+      </w:r>
+      <w:r>
+        <w:rPr>
+          <w:rFonts w:ascii="Arial" w:hAnsi="Arial" w:cs="Arial"/>
+          <w:sz w:val="24"/>
+          <w:szCs w:val="24"/>
+        </w:rPr>
+        <w:t xml:space="preserve"> Aplicar ao Estagiário a legislação relacionada à saúde e segurança no trabalho e as normas internas de prevenção e de boas práticas profissionais. </w:t>
+      </w:r>
     </w:p>
     <w:p>
       <w:pPr>
@@ -1604,38 +4258,11 @@
         </w:tabs>
         <w:jc w:val="both"/>
         <w:rPr>
-          <w:rFonts w:ascii="Arial Narrow" w:hAnsi="Arial Narrow" w:cs="Arial"/>
-          <w:bCs/>
-        </w:rPr>
-      </w:pPr>
-      <w:r>
-        <w:rPr>
-          <w:rFonts w:ascii="Arial Narrow" w:hAnsi="Arial Narrow" w:cs="Arial"/>
-          <w:b/>
-        </w:rPr>
-        <w:t xml:space="preserve">CLÁUSULA 8ª   </w:t>
-      </w:r>
-      <w:r>
-        <w:rPr>
-          <w:rFonts w:ascii="Arial Narrow" w:hAnsi="Arial Narrow" w:cs="Arial"/>
-          <w:bCs/>
-        </w:rPr>
-        <w:t>Cabe à</w:t>
-      </w:r>
-      <w:r>
-        <w:rPr>
-          <w:rFonts w:ascii="Arial Narrow" w:hAnsi="Arial Narrow" w:cs="Arial"/>
-          <w:b/>
-        </w:rPr>
-        <w:t xml:space="preserve"> Unidade Concedente do Estágio </w:t>
-      </w:r>
-      <w:r>
-        <w:rPr>
-          <w:rFonts w:ascii="Arial Narrow" w:hAnsi="Arial Narrow" w:cs="Arial"/>
-          <w:bCs/>
-        </w:rPr>
-        <w:t xml:space="preserve">cumprir o convênio de estágios com a Instituição de Ensino e: </w:t>
-      </w:r>
+          <w:rFonts w:ascii="Arial" w:hAnsi="Arial" w:cs="Arial"/>
+          <w:sz w:val="24"/>
+          <w:szCs w:val="24"/>
+        </w:rPr>
+      </w:pPr>
     </w:p>
     <w:p>
       <w:pPr>
@@ -1644,335 +4271,25 @@
         </w:tabs>
         <w:jc w:val="both"/>
         <w:rPr>
-          <w:rFonts w:ascii="Arial Narrow" w:hAnsi="Arial Narrow"/>
-        </w:rPr>
-      </w:pPr>
-      <w:r>
-        <w:rPr>
-          <w:rFonts w:ascii="Arial Narrow" w:hAnsi="Arial Narrow"/>
-          <w:b/>
-        </w:rPr>
-        <w:t xml:space="preserve">a) </w:t>
-      </w:r>
-      <w:r>
-        <w:rPr>
-          <w:rFonts w:ascii="Arial Narrow" w:hAnsi="Arial Narrow"/>
-        </w:rPr>
-        <w:t>Designar, dentre seus funcionários ou prestadores de serviço, um supervisor, que também será identificado como preceptor, com formação e experiência profissional na área do curso e do estágio, para prestar os seus serviços profissionais nos ambientes da Unidade Concedente de Estágio, serviços profissionais os quais servirão de referência e de aprendizado pela experiência a ser vivenciada pelos estagiários, os quais só poderão realizar as atividades permitidas por tal profissional responsável, de acordo com as normas e padrões exigidos e praticados pela Unidade Concedente de Estágio, sendo que poderão ficar sob a supervisão e responsabilidade de tal profissional preceptor até 10 estagiários;</w:t>
-      </w:r>
-    </w:p>
-    <w:p>
-      <w:pPr>
-        <w:tabs>
-          <w:tab w:val="left" w:pos="0"/>
-          <w:tab w:val="left" w:pos="900"/>
-        </w:tabs>
-        <w:jc w:val="both"/>
-        <w:rPr>
-          <w:rFonts w:ascii="Arial Narrow" w:hAnsi="Arial Narrow"/>
-        </w:rPr>
-      </w:pPr>
-      <w:r>
-        <w:rPr>
-          <w:rFonts w:ascii="Arial Narrow" w:hAnsi="Arial Narrow"/>
-          <w:b/>
-        </w:rPr>
-        <w:t>b)</w:t>
-      </w:r>
-      <w:r>
-        <w:rPr>
-          <w:rFonts w:ascii="Arial Narrow" w:hAnsi="Arial Narrow"/>
-        </w:rPr>
-        <w:t xml:space="preserve"> Controlar a entrada e a saída dos estagiários, inclusive se assim entender necessário, mediante controle de assiduidade e pontualidade;</w:t>
-      </w:r>
-    </w:p>
-    <w:p>
-      <w:pPr>
-        <w:tabs>
-          <w:tab w:val="left" w:pos="0"/>
-          <w:tab w:val="left" w:pos="900"/>
-        </w:tabs>
-        <w:jc w:val="both"/>
-        <w:rPr>
-          <w:rFonts w:ascii="Arial Narrow" w:hAnsi="Arial Narrow"/>
-        </w:rPr>
-      </w:pPr>
-      <w:r>
-        <w:rPr>
-          <w:rFonts w:ascii="Arial Narrow" w:hAnsi="Arial Narrow"/>
-          <w:b/>
-        </w:rPr>
-        <w:t>c)</w:t>
-      </w:r>
-      <w:r>
-        <w:rPr>
-          <w:rFonts w:ascii="Arial Narrow" w:hAnsi="Arial Narrow"/>
-        </w:rPr>
-        <w:t xml:space="preserve"> Expedir ou vistoriar relatório de estágio a respeito das atividades de estágio praticadas, no qual deverá constar o período, horários, locais, profissional preceptor responsável da Unidade Concedente de Estágio, identificação do estagiário, com periodicidade máxima de </w:t>
-      </w:r>
-      <w:r>
-        <w:rPr>
-          <w:rFonts w:ascii="Arial Narrow" w:hAnsi="Arial Narrow" w:cs="Arial"/>
-        </w:rPr>
-        <w:t>06 (seis) meses,</w:t>
-      </w:r>
-      <w:r>
-        <w:rPr>
-          <w:rFonts w:ascii="Arial Narrow" w:hAnsi="Arial Narrow"/>
-        </w:rPr>
-        <w:t xml:space="preserve"> relatório que também deverá ser assinado pelo profissional preceptor da Unidade Concedente e pelo estagiário, documento que poderá ser utilizado pela Instituição Educacional como subsídio para a avaliação do estágio e do estagiário; </w:t>
-      </w:r>
-    </w:p>
-    <w:p>
-      <w:pPr>
-        <w:tabs>
-          <w:tab w:val="left" w:pos="0"/>
-        </w:tabs>
-        <w:jc w:val="both"/>
-        <w:rPr>
-          <w:rFonts w:ascii="Arial Narrow" w:hAnsi="Arial Narrow"/>
-        </w:rPr>
-      </w:pPr>
-      <w:r>
-        <w:rPr>
-          <w:rFonts w:ascii="Arial Narrow" w:hAnsi="Arial Narrow"/>
-          <w:b/>
-        </w:rPr>
-        <w:t>d)</w:t>
-      </w:r>
-      <w:r>
-        <w:rPr>
-          <w:rFonts w:ascii="Arial Narrow" w:hAnsi="Arial Narrow"/>
-        </w:rPr>
-        <w:t xml:space="preserve"> Conceder ou não bolsa-auxílio, ou outra forma de contraprestação acordada, e auxílio-transporte, de forma facultativa, sendo obr</w:t>
-      </w:r>
-      <w:r>
-        <w:rPr>
-          <w:rFonts w:ascii="Arial Narrow" w:hAnsi="Arial Narrow"/>
-        </w:rPr>
-        <w:t>i</w:t>
-      </w:r>
-      <w:r>
-        <w:rPr>
-          <w:rFonts w:ascii="Arial Narrow" w:hAnsi="Arial Narrow"/>
-        </w:rPr>
-        <w:t>gatório um período de recesso ao Estagiário a ser gozado preferencialmente durante as férias escolares, nos termos da legislação vigente;</w:t>
-      </w:r>
-    </w:p>
-    <w:p>
-      <w:pPr>
-        <w:tabs>
-          <w:tab w:val="left" w:pos="0"/>
-        </w:tabs>
-        <w:jc w:val="both"/>
-        <w:rPr>
-          <w:rFonts w:ascii="Arial Narrow" w:hAnsi="Arial Narrow"/>
-        </w:rPr>
-      </w:pPr>
-      <w:r>
-        <w:rPr>
-          <w:rFonts w:ascii="Arial Narrow" w:hAnsi="Arial Narrow"/>
-          <w:b/>
-        </w:rPr>
-        <w:t>e)</w:t>
-      </w:r>
-      <w:r>
-        <w:rPr>
-          <w:rFonts w:ascii="Arial Narrow" w:hAnsi="Arial Narrow"/>
-        </w:rPr>
-        <w:t xml:space="preserve"> Reduzir nos termos da lei a carga horária do estágio nos períodos de avaliação escolar, previamente informado pela Instituição de Ensino mediante ace</w:t>
-      </w:r>
-      <w:r>
-        <w:rPr>
-          <w:rFonts w:ascii="Arial Narrow" w:hAnsi="Arial Narrow"/>
-        </w:rPr>
-        <w:t>s</w:t>
-      </w:r>
-      <w:r>
-        <w:rPr>
-          <w:rFonts w:ascii="Arial Narrow" w:hAnsi="Arial Narrow"/>
-        </w:rPr>
-        <w:t>so via internet do “Calendário Acadêmico da Instituição de Ensino”, em www.aems.edu.br;</w:t>
-      </w:r>
-    </w:p>
-    <w:p>
-      <w:pPr>
-        <w:tabs>
-          <w:tab w:val="left" w:pos="0"/>
-          <w:tab w:val="left" w:pos="900"/>
-        </w:tabs>
-        <w:jc w:val="both"/>
-        <w:rPr>
-          <w:rFonts w:ascii="Arial Narrow" w:hAnsi="Arial Narrow"/>
-        </w:rPr>
-      </w:pPr>
-      <w:r>
-        <w:rPr>
-          <w:rFonts w:ascii="Arial Narrow" w:hAnsi="Arial Narrow"/>
-          <w:b/>
-        </w:rPr>
-        <w:t xml:space="preserve">f) </w:t>
-      </w:r>
-      <w:r>
-        <w:rPr>
-          <w:rFonts w:ascii="Arial Narrow" w:hAnsi="Arial Narrow"/>
-        </w:rPr>
-        <w:t xml:space="preserve">Comunicar por escrito à </w:t>
-      </w:r>
-      <w:r>
-        <w:rPr>
-          <w:rFonts w:ascii="Arial Narrow" w:hAnsi="Arial Narrow" w:cs="Arial"/>
-        </w:rPr>
-        <w:t>Instituição de Ensino</w:t>
-      </w:r>
-      <w:r>
-        <w:rPr>
-          <w:rFonts w:ascii="Arial Narrow" w:hAnsi="Arial Narrow"/>
-        </w:rPr>
-        <w:t xml:space="preserve"> irregularidades, infrações e desrespeitos que venham a ser praticados pelo estagiário durante as suas atividades, a interrupção do estágio ou problemas a respeito, imediatamente após a oco</w:t>
-      </w:r>
-      <w:r>
-        <w:rPr>
-          <w:rFonts w:ascii="Arial Narrow" w:hAnsi="Arial Narrow"/>
-        </w:rPr>
-        <w:t>r</w:t>
-      </w:r>
-      <w:r>
-        <w:rPr>
-          <w:rFonts w:ascii="Arial Narrow" w:hAnsi="Arial Narrow"/>
-        </w:rPr>
-        <w:t>rência e oferecer condições de visita ao professor ou supervisor de estágio indicado pela Coordenadoria de Curso;</w:t>
-      </w:r>
-    </w:p>
-    <w:p>
-      <w:pPr>
-        <w:tabs>
-          <w:tab w:val="left" w:pos="0"/>
-          <w:tab w:val="left" w:pos="900"/>
-        </w:tabs>
-        <w:jc w:val="both"/>
-        <w:rPr>
-          <w:rFonts w:ascii="Arial Narrow" w:hAnsi="Arial Narrow"/>
-        </w:rPr>
-      </w:pPr>
-      <w:r>
-        <w:rPr>
-          <w:rFonts w:ascii="Arial Narrow" w:hAnsi="Arial Narrow"/>
-          <w:b/>
-        </w:rPr>
-        <w:t>g)</w:t>
-      </w:r>
-      <w:r>
-        <w:rPr>
-          <w:rFonts w:ascii="Arial Narrow" w:hAnsi="Arial Narrow"/>
-        </w:rPr>
-        <w:t xml:space="preserve"> Encaminhar, obrigatoriamente, à </w:t>
-      </w:r>
-      <w:r>
-        <w:rPr>
-          <w:rFonts w:ascii="Arial Narrow" w:hAnsi="Arial Narrow" w:cs="Arial"/>
-        </w:rPr>
-        <w:t>Instituição de Ensino</w:t>
-      </w:r>
-      <w:r>
-        <w:rPr>
-          <w:rFonts w:ascii="Arial Narrow" w:hAnsi="Arial Narrow"/>
-        </w:rPr>
-        <w:t>, uma via do presente termo de compromisso de estágio, devidamente ass</w:t>
-      </w:r>
-      <w:r>
-        <w:rPr>
-          <w:rFonts w:ascii="Arial Narrow" w:hAnsi="Arial Narrow"/>
-        </w:rPr>
-        <w:t>i</w:t>
-      </w:r>
-      <w:r>
-        <w:rPr>
-          <w:rFonts w:ascii="Arial Narrow" w:hAnsi="Arial Narrow"/>
-        </w:rPr>
-        <w:t>nado pelas partes;</w:t>
-      </w:r>
-    </w:p>
-    <w:p>
-      <w:pPr>
-        <w:tabs>
-          <w:tab w:val="left" w:pos="0"/>
-        </w:tabs>
-        <w:jc w:val="both"/>
-        <w:rPr>
-          <w:rFonts w:ascii="Arial Narrow" w:hAnsi="Arial Narrow"/>
-        </w:rPr>
-      </w:pPr>
-      <w:r>
-        <w:rPr>
-          <w:rFonts w:ascii="Arial Narrow" w:hAnsi="Arial Narrow"/>
-          <w:b/>
-        </w:rPr>
-        <w:lastRenderedPageBreak/>
-        <w:t>h)</w:t>
-      </w:r>
-      <w:r>
-        <w:rPr>
-          <w:rFonts w:ascii="Arial Narrow" w:hAnsi="Arial Narrow"/>
-        </w:rPr>
-        <w:t xml:space="preserve"> Expedir termo de realização de estágio, na ocasião do desligamento do estagiário, contendo a indicação resumida das atividades desenvolvidas, dos períodos e dos seus profissionais preceptores responsáveis pela supervisão nas dependências da Unidade Concedente de Estágio;</w:t>
-      </w:r>
-    </w:p>
-    <w:p>
-      <w:pPr>
-        <w:tabs>
-          <w:tab w:val="left" w:pos="0"/>
-        </w:tabs>
-        <w:jc w:val="both"/>
-        <w:rPr>
-          <w:rFonts w:ascii="Arial Narrow" w:hAnsi="Arial Narrow"/>
-        </w:rPr>
-      </w:pPr>
-      <w:r>
-        <w:rPr>
-          <w:rFonts w:ascii="Arial Narrow" w:hAnsi="Arial Narrow"/>
-          <w:b/>
-        </w:rPr>
-        <w:t>g)</w:t>
-      </w:r>
-      <w:r>
-        <w:rPr>
-          <w:rFonts w:ascii="Arial Narrow" w:hAnsi="Arial Narrow"/>
-        </w:rPr>
-        <w:t xml:space="preserve"> Aplicar ao Estagiário a legislação relacionada à saúde e segurança no trabalho e as normas internas de prevenção e de boas práticas profissionais. </w:t>
-      </w:r>
-    </w:p>
-    <w:p>
-      <w:pPr>
-        <w:tabs>
-          <w:tab w:val="left" w:pos="0"/>
-        </w:tabs>
-        <w:jc w:val="both"/>
-        <w:rPr>
-          <w:rFonts w:ascii="Arial Narrow" w:hAnsi="Arial Narrow"/>
-        </w:rPr>
-      </w:pPr>
-    </w:p>
-    <w:p>
-      <w:pPr>
-        <w:tabs>
-          <w:tab w:val="left" w:pos="0"/>
-        </w:tabs>
-        <w:jc w:val="both"/>
-        <w:rPr>
-          <w:rFonts w:ascii="Arial Narrow" w:hAnsi="Arial Narrow" w:cs="Arial"/>
-        </w:rPr>
-      </w:pPr>
-      <w:r>
-        <w:rPr>
-          <w:rFonts w:ascii="Arial Narrow" w:hAnsi="Arial Narrow" w:cs="Arial"/>
-          <w:b/>
+          <w:rFonts w:ascii="Arial" w:hAnsi="Arial" w:cs="Arial"/>
+          <w:sz w:val="24"/>
+          <w:szCs w:val="24"/>
+        </w:rPr>
+      </w:pPr>
+      <w:r>
+        <w:rPr>
+          <w:rFonts w:ascii="Arial" w:hAnsi="Arial" w:cs="Arial"/>
+          <w:b/>
+          <w:sz w:val="24"/>
+          <w:szCs w:val="24"/>
         </w:rPr>
         <w:t>CLÁUSULA 9ª</w:t>
       </w:r>
       <w:r>
         <w:rPr>
-          <w:rFonts w:ascii="Arial Narrow" w:hAnsi="Arial Narrow" w:cs="Arial"/>
+          <w:rFonts w:ascii="Arial" w:hAnsi="Arial" w:cs="Arial"/>
+          <w:sz w:val="24"/>
+          <w:szCs w:val="24"/>
         </w:rPr>
         <w:t xml:space="preserve">    O presente Termo de Compromisso de Estágio vigorará a partir da data da assinatura e terá vigência correspondente ao período/série correspondente do curso em que o estagiário encontrar-se matriculado, podendo haver o seu término a qualquer tempo e inclusive antes do fim do período letivo, nos seguintes casos: </w:t>
       </w:r>
@@ -1986,19 +4303,25 @@
         </w:tabs>
         <w:jc w:val="both"/>
         <w:rPr>
-          <w:rFonts w:ascii="Arial Narrow" w:hAnsi="Arial Narrow" w:cs="Arial"/>
-        </w:rPr>
-      </w:pPr>
-      <w:r>
-        <w:rPr>
-          <w:rFonts w:ascii="Arial Narrow" w:hAnsi="Arial Narrow" w:cs="Arial"/>
-          <w:b/>
+          <w:rFonts w:ascii="Arial" w:hAnsi="Arial" w:cs="Arial"/>
+          <w:sz w:val="24"/>
+          <w:szCs w:val="24"/>
+        </w:rPr>
+      </w:pPr>
+      <w:r>
+        <w:rPr>
+          <w:rFonts w:ascii="Arial" w:hAnsi="Arial" w:cs="Arial"/>
+          <w:b/>
+          <w:sz w:val="24"/>
+          <w:szCs w:val="24"/>
         </w:rPr>
         <w:t xml:space="preserve">a) </w:t>
       </w:r>
       <w:r>
         <w:rPr>
-          <w:rFonts w:ascii="Arial Narrow" w:hAnsi="Arial Narrow" w:cs="Arial"/>
+          <w:rFonts w:ascii="Arial" w:hAnsi="Arial" w:cs="Arial"/>
+          <w:sz w:val="24"/>
+          <w:szCs w:val="24"/>
         </w:rPr>
         <w:t>Quando comprovado o rendimento não satisfatório do Estagiário ou mediante requerimento seu;</w:t>
       </w:r>
@@ -2013,33 +4336,27 @@
         </w:tabs>
         <w:jc w:val="both"/>
         <w:rPr>
-          <w:rFonts w:ascii="Arial Narrow" w:hAnsi="Arial Narrow" w:cs="Arial"/>
-        </w:rPr>
-      </w:pPr>
-      <w:r>
-        <w:rPr>
-          <w:rFonts w:ascii="Arial Narrow" w:hAnsi="Arial Narrow" w:cs="Arial"/>
-          <w:b/>
+          <w:rFonts w:ascii="Arial" w:hAnsi="Arial" w:cs="Arial"/>
+          <w:sz w:val="24"/>
+          <w:szCs w:val="24"/>
+        </w:rPr>
+      </w:pPr>
+      <w:r>
+        <w:rPr>
+          <w:rFonts w:ascii="Arial" w:hAnsi="Arial" w:cs="Arial"/>
+          <w:b/>
+          <w:sz w:val="24"/>
+          <w:szCs w:val="24"/>
         </w:rPr>
         <w:t xml:space="preserve">b) </w:t>
       </w:r>
       <w:r>
         <w:rPr>
-          <w:rFonts w:ascii="Arial Narrow" w:hAnsi="Arial Narrow" w:cs="Arial"/>
-        </w:rPr>
-        <w:t xml:space="preserve">Ocorrendo abandono, mudança, conclusão do curso, trancamento, transferência, cancelamento de matrícula junto </w:t>
-      </w:r>
-      <w:r>
-        <w:rPr>
-          <w:rFonts w:ascii="Arial Narrow" w:hAnsi="Arial Narrow"/>
-        </w:rPr>
-        <w:t xml:space="preserve">à </w:t>
-      </w:r>
-      <w:r>
-        <w:rPr>
-          <w:rFonts w:ascii="Arial Narrow" w:hAnsi="Arial Narrow" w:cs="Arial"/>
-        </w:rPr>
-        <w:t>Instituição de Ensino ou qualquer outra situação que impeça o prosseguimento do estágio;</w:t>
+          <w:rFonts w:ascii="Arial" w:hAnsi="Arial" w:cs="Arial"/>
+          <w:sz w:val="24"/>
+          <w:szCs w:val="24"/>
+        </w:rPr>
+        <w:t>Ocorrendo abandono, mudança, conclusão do curso, trancamento, transferência, cancelamento de matrícula junto à Instituição de Ensino ou qualquer outra situação que impeça o prosseguimento do estágio;</w:t>
       </w:r>
     </w:p>
     <w:p>
@@ -2052,19 +4369,25 @@
         </w:tabs>
         <w:jc w:val="both"/>
         <w:rPr>
-          <w:rFonts w:ascii="Arial Narrow" w:hAnsi="Arial Narrow" w:cs="Arial"/>
-        </w:rPr>
-      </w:pPr>
-      <w:r>
-        <w:rPr>
-          <w:rFonts w:ascii="Arial Narrow" w:hAnsi="Arial Narrow" w:cs="Arial"/>
-          <w:b/>
+          <w:rFonts w:ascii="Arial" w:hAnsi="Arial" w:cs="Arial"/>
+          <w:sz w:val="24"/>
+          <w:szCs w:val="24"/>
+        </w:rPr>
+      </w:pPr>
+      <w:r>
+        <w:rPr>
+          <w:rFonts w:ascii="Arial" w:hAnsi="Arial" w:cs="Arial"/>
+          <w:b/>
+          <w:sz w:val="24"/>
+          <w:szCs w:val="24"/>
         </w:rPr>
         <w:t xml:space="preserve">c) </w:t>
       </w:r>
       <w:r>
         <w:rPr>
-          <w:rFonts w:ascii="Arial Narrow" w:hAnsi="Arial Narrow" w:cs="Arial"/>
+          <w:rFonts w:ascii="Arial" w:hAnsi="Arial" w:cs="Arial"/>
+          <w:sz w:val="24"/>
+          <w:szCs w:val="24"/>
         </w:rPr>
         <w:t>Não cumprimento do pactuado neste Termo de Compromisso de Estágio ou por consenso entre a unidade concedente e a instituição de ensino;</w:t>
       </w:r>
@@ -2080,19 +4403,25 @@
         </w:tabs>
         <w:jc w:val="both"/>
         <w:rPr>
-          <w:rFonts w:ascii="Arial Narrow" w:hAnsi="Arial Narrow" w:cs="Arial"/>
-        </w:rPr>
-      </w:pPr>
-      <w:r>
-        <w:rPr>
-          <w:rFonts w:ascii="Arial Narrow" w:hAnsi="Arial Narrow" w:cs="Arial"/>
-          <w:b/>
+          <w:rFonts w:ascii="Arial" w:hAnsi="Arial" w:cs="Arial"/>
+          <w:sz w:val="24"/>
+          <w:szCs w:val="24"/>
+        </w:rPr>
+      </w:pPr>
+      <w:r>
+        <w:rPr>
+          <w:rFonts w:ascii="Arial" w:hAnsi="Arial" w:cs="Arial"/>
+          <w:b/>
+          <w:sz w:val="24"/>
+          <w:szCs w:val="24"/>
         </w:rPr>
         <w:t xml:space="preserve">d) </w:t>
       </w:r>
       <w:r>
         <w:rPr>
-          <w:rFonts w:ascii="Arial Narrow" w:hAnsi="Arial Narrow" w:cs="Arial"/>
+          <w:rFonts w:ascii="Arial" w:hAnsi="Arial" w:cs="Arial"/>
+          <w:sz w:val="24"/>
+          <w:szCs w:val="24"/>
         </w:rPr>
         <w:t>Quando a Unidade Concedente do Estágio não cumprir os termos do convênio, do plano de estágio, deste termo de compromisso ou da legislação vigente;</w:t>
       </w:r>
@@ -2104,200 +4433,279 @@
         </w:tabs>
         <w:jc w:val="both"/>
         <w:rPr>
-          <w:rFonts w:ascii="Arial Narrow" w:hAnsi="Arial Narrow" w:cs="Arial"/>
-        </w:rPr>
-      </w:pPr>
-      <w:r>
-        <w:rPr>
-          <w:rFonts w:ascii="Arial Narrow" w:hAnsi="Arial Narrow" w:cs="Arial"/>
-          <w:b/>
+          <w:rFonts w:ascii="Arial" w:hAnsi="Arial" w:cs="Arial"/>
+          <w:sz w:val="24"/>
+          <w:szCs w:val="24"/>
+        </w:rPr>
+      </w:pPr>
+      <w:r>
+        <w:rPr>
+          <w:rFonts w:ascii="Arial" w:hAnsi="Arial" w:cs="Arial"/>
+          <w:b/>
+          <w:sz w:val="24"/>
+          <w:szCs w:val="24"/>
         </w:rPr>
         <w:t xml:space="preserve">e) </w:t>
       </w:r>
       <w:r>
         <w:rPr>
-          <w:rFonts w:ascii="Arial Narrow" w:hAnsi="Arial Narrow" w:cs="Arial"/>
-        </w:rPr>
-        <w:t>Por iniciativa da Unidade Concedente, da</w:t>
-      </w:r>
-      <w:r>
-        <w:rPr>
-          <w:rFonts w:ascii="Arial Narrow" w:hAnsi="Arial Narrow"/>
+          <w:rFonts w:ascii="Arial" w:hAnsi="Arial" w:cs="Arial"/>
+          <w:sz w:val="24"/>
+          <w:szCs w:val="24"/>
+        </w:rPr>
+        <w:t>Por iniciativa da Unidade Concedente, da Instituição de Ensino ou do Estagiário, sem necessidade de justificativa, com antecedência mínima de 30 dias, observados os termos do convênio de estágio.</w:t>
+      </w:r>
+    </w:p>
+    <w:p>
+      <w:pPr>
+        <w:tabs>
+          <w:tab w:val="left" w:pos="0"/>
+        </w:tabs>
+        <w:jc w:val="both"/>
+        <w:rPr>
+          <w:rFonts w:ascii="Arial" w:hAnsi="Arial" w:cs="Arial"/>
+          <w:sz w:val="24"/>
+          <w:szCs w:val="24"/>
+        </w:rPr>
+      </w:pPr>
+      <w:r>
+        <w:rPr>
+          <w:rFonts w:ascii="Arial" w:hAnsi="Arial" w:cs="Arial"/>
+          <w:b/>
+          <w:bCs/>
+          <w:sz w:val="24"/>
+          <w:szCs w:val="24"/>
+        </w:rPr>
+        <w:lastRenderedPageBreak/>
+        <w:t>Parágrafo único</w:t>
+      </w:r>
+      <w:r>
+        <w:rPr>
+          <w:rFonts w:ascii="Arial" w:hAnsi="Arial" w:cs="Arial"/>
+          <w:sz w:val="24"/>
+          <w:szCs w:val="24"/>
+        </w:rPr>
+        <w:t>. O tempo de vigência deste termo de compromisso não se confunde com os prazos didáticos e acadêmicos necessários para cumprir bem a carga horária do estágio e para as devidas avaliações, sendo que estes serão estabelecidos pela Coordenadoria do Curso para que ocorram dentro do período de matrícula do estagiário e deverão ser respeitados pelos estagiários.</w:t>
+      </w:r>
+    </w:p>
+    <w:p>
+      <w:pPr>
+        <w:tabs>
+          <w:tab w:val="left" w:pos="0"/>
+        </w:tabs>
+        <w:jc w:val="both"/>
+        <w:rPr>
+          <w:rFonts w:ascii="Arial" w:hAnsi="Arial" w:cs="Arial"/>
+          <w:b/>
+          <w:sz w:val="24"/>
+          <w:szCs w:val="24"/>
+        </w:rPr>
+      </w:pPr>
+    </w:p>
+    <w:p>
+      <w:pPr>
+        <w:tabs>
+          <w:tab w:val="left" w:pos="0"/>
+        </w:tabs>
+        <w:jc w:val="both"/>
+        <w:rPr>
+          <w:rFonts w:ascii="Arial" w:hAnsi="Arial" w:cs="Arial"/>
+          <w:sz w:val="24"/>
+          <w:szCs w:val="24"/>
+        </w:rPr>
+      </w:pPr>
+      <w:r>
+        <w:rPr>
+          <w:rFonts w:ascii="Arial" w:hAnsi="Arial" w:cs="Arial"/>
+          <w:b/>
+          <w:sz w:val="24"/>
+          <w:szCs w:val="24"/>
+        </w:rPr>
+        <w:t>CLÁUSULA 10ª</w:t>
+      </w:r>
+      <w:r>
+        <w:rPr>
+          <w:rFonts w:ascii="Arial" w:hAnsi="Arial" w:cs="Arial"/>
+          <w:sz w:val="24"/>
+          <w:szCs w:val="24"/>
+        </w:rPr>
+        <w:t xml:space="preserve">     O presente Termo de Compromisso de Estágio poderá ser prorrogado mediante termo aditivo até o limite de 02 (dois) anos, a contar da data da assinatura deste termo, por meio de comunicação escrita entre as partes e desde que o estagiário continue devidamente matriculado. </w:t>
+      </w:r>
+    </w:p>
+    <w:p>
+      <w:pPr>
+        <w:tabs>
+          <w:tab w:val="left" w:pos="0"/>
+        </w:tabs>
+        <w:jc w:val="both"/>
+        <w:rPr>
+          <w:rFonts w:ascii="Arial" w:hAnsi="Arial" w:cs="Arial"/>
+          <w:sz w:val="24"/>
+          <w:szCs w:val="24"/>
+        </w:rPr>
+      </w:pPr>
+    </w:p>
+    <w:p>
+      <w:pPr>
+        <w:tabs>
+          <w:tab w:val="left" w:pos="0"/>
+        </w:tabs>
+        <w:jc w:val="both"/>
+        <w:rPr>
+          <w:rFonts w:ascii="Arial" w:hAnsi="Arial" w:cs="Arial"/>
+          <w:sz w:val="24"/>
+          <w:szCs w:val="24"/>
+        </w:rPr>
+      </w:pPr>
+      <w:r>
+        <w:rPr>
+          <w:rFonts w:ascii="Arial" w:hAnsi="Arial" w:cs="Arial"/>
+          <w:sz w:val="24"/>
+          <w:szCs w:val="24"/>
+        </w:rPr>
+        <w:t xml:space="preserve">E por estarem cientes sobre os termos do Convênio de Estágio, quanto ao plano de estágio e aos termos da Lei 11.788/2008 e da Lei 9.394/1996, as partes identificadas neste termo de quatro páginas no anverso, assinam o presente em três vias, todas de igual teor, para que uma fique em poder do estagiário, outra em poder da instituição de ensino e a outra em poder da unidade concedente do estágio. </w:t>
+      </w:r>
+    </w:p>
+    <w:p>
+      <w:pPr>
+        <w:tabs>
+          <w:tab w:val="left" w:pos="0"/>
+        </w:tabs>
+        <w:jc w:val="both"/>
+        <w:rPr>
+          <w:rFonts w:ascii="Arial" w:hAnsi="Arial" w:cs="Arial"/>
+          <w:sz w:val="24"/>
+          <w:szCs w:val="24"/>
+        </w:rPr>
+      </w:pPr>
+    </w:p>
+    <w:p>
+      <w:pPr>
+        <w:tabs>
+          <w:tab w:val="left" w:pos="0"/>
+          <w:tab w:val="left" w:pos="9811"/>
+        </w:tabs>
+        <w:jc w:val="center"/>
+        <w:rPr>
+          <w:rFonts w:ascii="Arial" w:hAnsi="Arial" w:cs="Arial"/>
+          <w:sz w:val="24"/>
+          <w:szCs w:val="24"/>
+        </w:rPr>
+      </w:pPr>
+    </w:p>
+    <w:p>
+      <w:pPr>
+        <w:tabs>
+          <w:tab w:val="left" w:pos="0"/>
+          <w:tab w:val="left" w:pos="9811"/>
+        </w:tabs>
+        <w:jc w:val="center"/>
+        <w:rPr>
+          <w:rFonts w:ascii="Arial" w:hAnsi="Arial" w:cs="Arial"/>
+          <w:sz w:val="24"/>
+          <w:szCs w:val="24"/>
+        </w:rPr>
+      </w:pPr>
+    </w:p>
+    <w:p>
+      <w:pPr>
+        <w:tabs>
+          <w:tab w:val="left" w:pos="0"/>
+          <w:tab w:val="left" w:pos="9811"/>
+        </w:tabs>
+        <w:jc w:val="right"/>
+        <w:rPr>
+          <w:rFonts w:ascii="Arial" w:hAnsi="Arial" w:cs="Arial"/>
+          <w:sz w:val="24"/>
+          <w:szCs w:val="24"/>
+        </w:rPr>
+      </w:pPr>
+      <w:r>
+        <w:rPr>
+          <w:rFonts w:ascii="Arial" w:hAnsi="Arial" w:cs="Arial"/>
+          <w:sz w:val="24"/>
+          <w:szCs w:val="24"/>
+        </w:rPr>
+        <w:t>Três Lagoas, MS</w:t>
+      </w:r>
+      <w:r>
+        <w:rPr>
+          <w:rFonts w:ascii="Arial" w:hAnsi="Arial" w:cs="Arial"/>
+          <w:sz w:val="24"/>
+          <w:szCs w:val="24"/>
+        </w:rPr>
+        <w:t xml:space="preserve"> – </w:t>
+      </w:r>
+      <w:r>
+        <w:rPr>
+          <w:rFonts w:ascii="Arial" w:hAnsi="Arial" w:cs="Arial"/>
+          <w:sz w:val="24"/>
+          <w:szCs w:val="24"/>
+        </w:rPr>
+        <w:t>{{dia_documento}}</w:t>
+      </w:r>
+      <w:r>
+        <w:rPr>
+          <w:rFonts w:ascii="Arial" w:hAnsi="Arial" w:cs="Arial"/>
+          <w:sz w:val="24"/>
+          <w:szCs w:val="24"/>
         </w:rPr>
         <w:t xml:space="preserve"> </w:t>
       </w:r>
       <w:r>
         <w:rPr>
-          <w:rFonts w:ascii="Arial Narrow" w:hAnsi="Arial Narrow" w:cs="Arial"/>
-        </w:rPr>
-        <w:t>Instituição de Ensino ou do Estagiário, sem necessidade de justificativa, com antecedência mínima de 30 dias, observados os termos do convênio de estágio.</w:t>
-      </w:r>
-    </w:p>
-    <w:p>
-      <w:pPr>
-        <w:tabs>
-          <w:tab w:val="left" w:pos="0"/>
-        </w:tabs>
-        <w:jc w:val="both"/>
-        <w:rPr>
-          <w:rFonts w:ascii="Arial Narrow" w:hAnsi="Arial Narrow" w:cs="Arial"/>
-        </w:rPr>
-      </w:pPr>
-      <w:r>
-        <w:rPr>
-          <w:rFonts w:ascii="Arial Narrow" w:hAnsi="Arial Narrow" w:cs="Arial"/>
-          <w:b/>
-          <w:bCs/>
-        </w:rPr>
-        <w:t>Parágrafo único</w:t>
-      </w:r>
-      <w:r>
-        <w:rPr>
-          <w:rFonts w:ascii="Arial Narrow" w:hAnsi="Arial Narrow" w:cs="Arial"/>
-        </w:rPr>
-        <w:t>. O tempo de vigência deste termo de compromisso não se confunde com os prazos didáticos e acadêmicos necessários para cumprir bem a carga horária do estágio e para as devidas avaliações, sendo que estes serão estabelecidos pela Coordenadoria do Curso para que ocorram dentro do período de matrícula do estagiário e deverão ser respeitados pelos estagiários.</w:t>
-      </w:r>
-    </w:p>
-    <w:p>
-      <w:pPr>
-        <w:tabs>
-          <w:tab w:val="left" w:pos="0"/>
-        </w:tabs>
-        <w:jc w:val="both"/>
-        <w:rPr>
-          <w:rFonts w:ascii="Arial Narrow" w:hAnsi="Arial Narrow" w:cs="Arial"/>
-          <w:b/>
-        </w:rPr>
-      </w:pPr>
-    </w:p>
-    <w:p>
-      <w:pPr>
-        <w:tabs>
-          <w:tab w:val="left" w:pos="0"/>
-        </w:tabs>
-        <w:jc w:val="both"/>
-        <w:rPr>
-          <w:rFonts w:ascii="Arial Narrow" w:hAnsi="Arial Narrow" w:cs="Arial"/>
-        </w:rPr>
-      </w:pPr>
-      <w:r>
-        <w:rPr>
-          <w:rFonts w:ascii="Arial Narrow" w:hAnsi="Arial Narrow" w:cs="Arial"/>
-          <w:b/>
-        </w:rPr>
-        <w:t>CLÁUSULA 10ª</w:t>
-      </w:r>
-      <w:r>
-        <w:rPr>
-          <w:rFonts w:ascii="Arial Narrow" w:hAnsi="Arial Narrow" w:cs="Arial"/>
-        </w:rPr>
-        <w:t xml:space="preserve">     O presente Termo de Compromisso de Estágio poderá ser prorrogado mediante termo aditivo até o limite de 02 (dois) anos, a contar da data da assinatura deste termo, por meio de comunicação escrita entre as partes e desde que o estagiário continue devidamente matriculado. </w:t>
-      </w:r>
-    </w:p>
-    <w:p>
-      <w:pPr>
-        <w:tabs>
-          <w:tab w:val="left" w:pos="0"/>
-        </w:tabs>
-        <w:jc w:val="both"/>
-        <w:rPr>
-          <w:rFonts w:ascii="Arial Narrow" w:hAnsi="Arial Narrow" w:cs="Arial"/>
-        </w:rPr>
-      </w:pPr>
-    </w:p>
-    <w:p>
-      <w:pPr>
-        <w:tabs>
-          <w:tab w:val="left" w:pos="0"/>
-        </w:tabs>
-        <w:jc w:val="both"/>
-        <w:rPr>
-          <w:rFonts w:ascii="Arial Narrow" w:hAnsi="Arial Narrow" w:cs="Arial"/>
-        </w:rPr>
-      </w:pPr>
-      <w:r>
-        <w:rPr>
-          <w:rFonts w:ascii="Arial Narrow" w:hAnsi="Arial Narrow" w:cs="Arial"/>
-        </w:rPr>
-        <w:t xml:space="preserve">E por estarem cientes sobre os termos do Convênio de Estágio, quanto ao plano de estágio e aos termos da Lei 11.788/2008 e da Lei 9.394/1996, as partes identificadas neste termo de quatro páginas no anverso, assinam o presente em três vias, todas de igual teor, para que uma fique em poder do estagiário, outra em poder da instituição de ensino e a outra em poder da unidade concedente do estágio. </w:t>
-      </w:r>
-    </w:p>
-    <w:p>
-      <w:pPr>
-        <w:tabs>
-          <w:tab w:val="left" w:pos="0"/>
-        </w:tabs>
-        <w:jc w:val="both"/>
-        <w:rPr>
-          <w:rFonts w:ascii="Arial Narrow" w:hAnsi="Arial Narrow" w:cs="Arial"/>
-        </w:rPr>
-      </w:pPr>
-    </w:p>
-    <w:p>
-      <w:pPr>
-        <w:tabs>
-          <w:tab w:val="left" w:pos="0"/>
-          <w:tab w:val="left" w:pos="9811"/>
-        </w:tabs>
-        <w:jc w:val="center"/>
-        <w:rPr>
-          <w:rFonts w:ascii="Arial Narrow" w:hAnsi="Arial Narrow" w:cs="Arial"/>
-        </w:rPr>
-      </w:pPr>
-      <w:r>
-        <w:rPr>
-          <w:rFonts w:ascii="Arial Narrow" w:hAnsi="Arial Narrow" w:cs="Arial"/>
-        </w:rPr>
-        <w:t>Três Lagoas, MS</w:t>
-      </w:r>
-      <w:r>
-        <w:rPr>
-          <w:rFonts w:ascii="Arial Narrow" w:hAnsi="Arial Narrow" w:cs="Arial"/>
-        </w:rPr>
-        <w:t xml:space="preserve">,   </w:t>
-      </w:r>
-      <w:r>
-        <w:rPr>
-          <w:rFonts w:ascii="Arial Narrow" w:hAnsi="Arial Narrow" w:cs="Arial"/>
-          <w:color w:val="A6A6A6"/>
-        </w:rPr>
-        <w:t xml:space="preserve">____   </w:t>
-      </w:r>
-      <w:r>
-        <w:rPr>
-          <w:rFonts w:ascii="Arial Narrow" w:hAnsi="Arial Narrow" w:cs="Arial"/>
-        </w:rPr>
-        <w:t xml:space="preserve">de   </w:t>
-      </w:r>
-      <w:r>
-        <w:rPr>
-          <w:rFonts w:ascii="Arial Narrow" w:hAnsi="Arial Narrow" w:cs="Arial"/>
-          <w:color w:val="A6A6A6"/>
-        </w:rPr>
-        <w:t xml:space="preserve">_______________   </w:t>
-      </w:r>
-      <w:r>
-        <w:rPr>
-          <w:rFonts w:ascii="Arial Narrow" w:hAnsi="Arial Narrow" w:cs="Arial"/>
+          <w:rFonts w:ascii="Arial" w:hAnsi="Arial" w:cs="Arial"/>
+          <w:sz w:val="24"/>
+          <w:szCs w:val="24"/>
+        </w:rPr>
+        <w:t xml:space="preserve">de  </w:t>
+      </w:r>
+      <w:r>
+        <w:rPr>
+          <w:rFonts w:ascii="Arial" w:hAnsi="Arial" w:cs="Arial"/>
+          <w:sz w:val="24"/>
+          <w:szCs w:val="24"/>
+        </w:rPr>
+        <w:t>{{mes_documento}}</w:t>
+      </w:r>
+      <w:r>
+        <w:rPr>
+          <w:rFonts w:ascii="Arial" w:hAnsi="Arial" w:cs="Arial"/>
+          <w:color w:val="000000"/>
+          <w:sz w:val="24"/>
+          <w:szCs w:val="24"/>
+        </w:rPr>
+        <w:t xml:space="preserve">  </w:t>
+      </w:r>
+      <w:r>
+        <w:rPr>
+          <w:rFonts w:ascii="Arial" w:hAnsi="Arial" w:cs="Arial"/>
+          <w:sz w:val="24"/>
+          <w:szCs w:val="24"/>
         </w:rPr>
         <w:t>de 20</w:t>
       </w:r>
       <w:r>
         <w:rPr>
-          <w:rFonts w:ascii="Arial Narrow" w:hAnsi="Arial Narrow" w:cs="Arial"/>
+          <w:rFonts w:ascii="Arial" w:hAnsi="Arial" w:cs="Arial"/>
+          <w:sz w:val="24"/>
+          <w:szCs w:val="24"/>
         </w:rPr>
         <w:t>2</w:t>
       </w:r>
       <w:r>
         <w:rPr>
-          <w:rFonts w:ascii="Arial Narrow" w:hAnsi="Arial Narrow" w:cs="Arial"/>
-          <w:color w:val="A6A6A6"/>
-        </w:rPr>
-        <w:t>__</w:t>
-      </w:r>
-      <w:r>
-        <w:rPr>
-          <w:rFonts w:ascii="Arial Narrow" w:hAnsi="Arial Narrow" w:cs="Arial"/>
+          <w:rFonts w:ascii="Arial" w:hAnsi="Arial" w:cs="Arial"/>
+          <w:sz w:val="24"/>
+          <w:szCs w:val="24"/>
+        </w:rPr>
+        <w:t>{{ano_documento_curto}}</w:t>
+      </w:r>
+      <w:r>
+        <w:rPr>
+          <w:rFonts w:ascii="Arial" w:hAnsi="Arial" w:cs="Arial"/>
+          <w:sz w:val="24"/>
+          <w:szCs w:val="24"/>
         </w:rPr>
         <w:t xml:space="preserve">.  </w:t>
       </w:r>
@@ -2310,484 +4718,495 @@
         </w:tabs>
         <w:jc w:val="right"/>
         <w:rPr>
-          <w:rFonts w:ascii="Arial Narrow" w:hAnsi="Arial Narrow" w:cs="Arial"/>
-        </w:rPr>
-      </w:pPr>
-    </w:p>
+          <w:rFonts w:ascii="Arial" w:hAnsi="Arial" w:cs="Arial"/>
+          <w:sz w:val="24"/>
+          <w:szCs w:val="24"/>
+        </w:rPr>
+      </w:pPr>
+    </w:p>
+    <w:tbl>
+      <w:tblPr>
+        <w:tblStyle w:val="Tabelacomgrade"/>
+        <w:tblW w:w="10796" w:type="dxa"/>
+        <w:tblLook w:val="04A0" w:firstRow="1" w:lastRow="0" w:firstColumn="1" w:lastColumn="0" w:noHBand="0" w:noVBand="1"/>
+      </w:tblPr>
+      <w:tblGrid>
+        <w:gridCol w:w="5398"/>
+        <w:gridCol w:w="5398"/>
+      </w:tblGrid>
+      <w:tr>
+        <w:trPr>
+          <w:trHeight w:val="1579"/>
+        </w:trPr>
+        <w:tc>
+          <w:tcPr>
+            <w:tcW w:w="5398" w:type="dxa"/>
+          </w:tcPr>
+          <w:p>
+            <w:pPr>
+              <w:tabs>
+                <w:tab w:val="left" w:pos="0"/>
+              </w:tabs>
+              <w:rPr>
+                <w:rFonts w:ascii="Arial" w:hAnsi="Arial" w:cs="Arial"/>
+                <w:b/>
+                <w:sz w:val="24"/>
+                <w:szCs w:val="24"/>
+              </w:rPr>
+            </w:pPr>
+          </w:p>
+          <w:p>
+            <w:pPr>
+              <w:tabs>
+                <w:tab w:val="left" w:pos="0"/>
+              </w:tabs>
+              <w:rPr>
+                <w:rFonts w:ascii="Arial" w:hAnsi="Arial" w:cs="Arial"/>
+                <w:b/>
+                <w:sz w:val="24"/>
+                <w:szCs w:val="24"/>
+              </w:rPr>
+            </w:pPr>
+          </w:p>
+          <w:p>
+            <w:pPr>
+              <w:tabs>
+                <w:tab w:val="left" w:pos="0"/>
+              </w:tabs>
+              <w:rPr>
+                <w:rFonts w:ascii="Arial" w:hAnsi="Arial" w:cs="Arial"/>
+                <w:b/>
+                <w:sz w:val="24"/>
+                <w:szCs w:val="24"/>
+              </w:rPr>
+            </w:pPr>
+          </w:p>
+          <w:p>
+            <w:pPr>
+              <w:tabs>
+                <w:tab w:val="left" w:pos="0"/>
+              </w:tabs>
+              <w:rPr>
+                <w:rFonts w:ascii="Arial" w:hAnsi="Arial" w:cs="Arial"/>
+                <w:b/>
+                <w:sz w:val="24"/>
+                <w:szCs w:val="24"/>
+              </w:rPr>
+            </w:pPr>
+          </w:p>
+          <w:p>
+            <w:pPr>
+              <w:tabs>
+                <w:tab w:val="left" w:pos="0"/>
+              </w:tabs>
+              <w:rPr>
+                <w:rFonts w:ascii="Arial" w:hAnsi="Arial" w:cs="Arial"/>
+                <w:b/>
+                <w:sz w:val="24"/>
+                <w:szCs w:val="24"/>
+              </w:rPr>
+            </w:pPr>
+          </w:p>
+          <w:p>
+            <w:pPr>
+              <w:tabs>
+                <w:tab w:val="left" w:pos="0"/>
+              </w:tabs>
+              <w:rPr>
+                <w:rFonts w:ascii="Arial" w:hAnsi="Arial" w:cs="Arial"/>
+                <w:b/>
+                <w:sz w:val="24"/>
+                <w:szCs w:val="24"/>
+              </w:rPr>
+            </w:pPr>
+            <w:r>
+              <w:rPr>
+                <w:rFonts w:ascii="Arial" w:hAnsi="Arial" w:cs="Arial"/>
+                <w:b/>
+                <w:sz w:val="24"/>
+                <w:szCs w:val="24"/>
+              </w:rPr>
+              <w:t>Unidade Concedente do Estágio</w:t>
+            </w:r>
+          </w:p>
+        </w:tc>
+        <w:tc>
+          <w:tcPr>
+            <w:tcW w:w="5398" w:type="dxa"/>
+          </w:tcPr>
+          <w:p>
+            <w:pPr>
+              <w:tabs>
+                <w:tab w:val="left" w:pos="0"/>
+                <w:tab w:val="left" w:pos="9639"/>
+              </w:tabs>
+              <w:rPr>
+                <w:rFonts w:ascii="Arial" w:hAnsi="Arial" w:cs="Arial"/>
+                <w:sz w:val="24"/>
+                <w:szCs w:val="24"/>
+              </w:rPr>
+            </w:pPr>
+          </w:p>
+          <w:p>
+            <w:pPr>
+              <w:rPr>
+                <w:rFonts w:ascii="Arial" w:hAnsi="Arial" w:cs="Arial"/>
+                <w:sz w:val="24"/>
+                <w:szCs w:val="24"/>
+              </w:rPr>
+            </w:pPr>
+          </w:p>
+          <w:p>
+            <w:pPr>
+              <w:rPr>
+                <w:rFonts w:ascii="Arial" w:hAnsi="Arial" w:cs="Arial"/>
+                <w:sz w:val="24"/>
+                <w:szCs w:val="24"/>
+              </w:rPr>
+            </w:pPr>
+          </w:p>
+          <w:p>
+            <w:pPr>
+              <w:rPr>
+                <w:rFonts w:ascii="Arial" w:hAnsi="Arial" w:cs="Arial"/>
+                <w:sz w:val="24"/>
+                <w:szCs w:val="24"/>
+              </w:rPr>
+            </w:pPr>
+          </w:p>
+          <w:p>
+            <w:pPr>
+              <w:tabs>
+                <w:tab w:val="left" w:pos="0"/>
+              </w:tabs>
+              <w:rPr>
+                <w:rFonts w:ascii="Arial" w:hAnsi="Arial" w:cs="Arial"/>
+                <w:b/>
+                <w:sz w:val="24"/>
+                <w:szCs w:val="24"/>
+              </w:rPr>
+            </w:pPr>
+          </w:p>
+          <w:p>
+            <w:pPr>
+              <w:tabs>
+                <w:tab w:val="left" w:pos="0"/>
+              </w:tabs>
+              <w:rPr>
+                <w:rFonts w:ascii="Arial" w:hAnsi="Arial" w:cs="Arial"/>
+                <w:b/>
+                <w:sz w:val="24"/>
+                <w:szCs w:val="24"/>
+              </w:rPr>
+            </w:pPr>
+            <w:r>
+              <w:rPr>
+                <w:rFonts w:ascii="Arial" w:hAnsi="Arial" w:cs="Arial"/>
+                <w:b/>
+                <w:sz w:val="24"/>
+                <w:szCs w:val="24"/>
+              </w:rPr>
+              <w:t>Estagiário</w:t>
+            </w:r>
+          </w:p>
+        </w:tc>
+      </w:tr>
+      <w:tr>
+        <w:trPr>
+          <w:trHeight w:val="1579"/>
+        </w:trPr>
+        <w:tc>
+          <w:tcPr>
+            <w:tcW w:w="5398" w:type="dxa"/>
+          </w:tcPr>
+          <w:p>
+            <w:pPr>
+              <w:tabs>
+                <w:tab w:val="left" w:pos="0"/>
+                <w:tab w:val="left" w:pos="9639"/>
+              </w:tabs>
+              <w:rPr>
+                <w:rFonts w:ascii="Arial" w:hAnsi="Arial" w:cs="Arial"/>
+                <w:sz w:val="24"/>
+                <w:szCs w:val="24"/>
+              </w:rPr>
+            </w:pPr>
+          </w:p>
+          <w:p>
+            <w:pPr>
+              <w:rPr>
+                <w:rFonts w:ascii="Arial" w:hAnsi="Arial" w:cs="Arial"/>
+                <w:sz w:val="24"/>
+                <w:szCs w:val="24"/>
+              </w:rPr>
+            </w:pPr>
+          </w:p>
+          <w:p>
+            <w:pPr>
+              <w:rPr>
+                <w:rFonts w:ascii="Arial" w:hAnsi="Arial" w:cs="Arial"/>
+                <w:sz w:val="24"/>
+                <w:szCs w:val="24"/>
+              </w:rPr>
+            </w:pPr>
+          </w:p>
+          <w:p>
+            <w:pPr>
+              <w:rPr>
+                <w:rFonts w:ascii="Arial" w:hAnsi="Arial" w:cs="Arial"/>
+                <w:sz w:val="24"/>
+                <w:szCs w:val="24"/>
+              </w:rPr>
+            </w:pPr>
+          </w:p>
+          <w:p>
+            <w:pPr>
+              <w:rPr>
+                <w:rFonts w:ascii="Arial" w:hAnsi="Arial" w:cs="Arial"/>
+                <w:sz w:val="24"/>
+                <w:szCs w:val="24"/>
+              </w:rPr>
+            </w:pPr>
+            <w:r>
+              <w:rPr>
+                <w:rFonts w:ascii="Arial" w:hAnsi="Arial" w:cs="Arial"/>
+                <w:b/>
+                <w:sz w:val="24"/>
+                <w:szCs w:val="24"/>
+              </w:rPr>
+              <w:t>Coordenador do Curso</w:t>
+            </w:r>
+          </w:p>
+        </w:tc>
+        <w:tc>
+          <w:tcPr>
+            <w:tcW w:w="5398" w:type="dxa"/>
+          </w:tcPr>
+          <w:p>
+            <w:pPr>
+              <w:tabs>
+                <w:tab w:val="left" w:pos="0"/>
+                <w:tab w:val="left" w:pos="9639"/>
+              </w:tabs>
+              <w:rPr>
+                <w:rFonts w:ascii="Arial" w:hAnsi="Arial" w:cs="Arial"/>
+                <w:sz w:val="24"/>
+                <w:szCs w:val="24"/>
+              </w:rPr>
+            </w:pPr>
+          </w:p>
+          <w:p>
+            <w:pPr>
+              <w:rPr>
+                <w:rFonts w:ascii="Arial" w:hAnsi="Arial" w:cs="Arial"/>
+                <w:sz w:val="24"/>
+                <w:szCs w:val="24"/>
+              </w:rPr>
+            </w:pPr>
+          </w:p>
+          <w:p>
+            <w:pPr>
+              <w:rPr>
+                <w:rFonts w:ascii="Arial" w:hAnsi="Arial" w:cs="Arial"/>
+                <w:sz w:val="24"/>
+                <w:szCs w:val="24"/>
+              </w:rPr>
+            </w:pPr>
+          </w:p>
+          <w:p>
+            <w:pPr>
+              <w:rPr>
+                <w:rFonts w:ascii="Arial" w:hAnsi="Arial" w:cs="Arial"/>
+                <w:sz w:val="24"/>
+                <w:szCs w:val="24"/>
+              </w:rPr>
+            </w:pPr>
+          </w:p>
+          <w:p>
+            <w:pPr>
+              <w:tabs>
+                <w:tab w:val="left" w:pos="0"/>
+              </w:tabs>
+              <w:rPr>
+                <w:rFonts w:ascii="Arial" w:hAnsi="Arial" w:cs="Arial"/>
+                <w:b/>
+                <w:sz w:val="24"/>
+                <w:szCs w:val="24"/>
+              </w:rPr>
+            </w:pPr>
+            <w:r>
+              <w:rPr>
+                <w:rFonts w:ascii="Arial" w:hAnsi="Arial" w:cs="Arial"/>
+                <w:b/>
+                <w:sz w:val="24"/>
+                <w:szCs w:val="24"/>
+              </w:rPr>
+              <w:t>Representante Legal (Quando menor)</w:t>
+            </w:r>
+          </w:p>
+        </w:tc>
+      </w:tr>
+      <w:tr>
+        <w:trPr>
+          <w:trHeight w:val="1510"/>
+        </w:trPr>
+        <w:tc>
+          <w:tcPr>
+            <w:tcW w:w="5398" w:type="dxa"/>
+          </w:tcPr>
+          <w:p>
+            <w:pPr>
+              <w:tabs>
+                <w:tab w:val="left" w:pos="0"/>
+                <w:tab w:val="left" w:pos="9639"/>
+              </w:tabs>
+              <w:rPr>
+                <w:rFonts w:ascii="Arial" w:hAnsi="Arial" w:cs="Arial"/>
+                <w:sz w:val="24"/>
+                <w:szCs w:val="24"/>
+              </w:rPr>
+            </w:pPr>
+          </w:p>
+          <w:p>
+            <w:pPr>
+              <w:rPr>
+                <w:rFonts w:ascii="Arial" w:hAnsi="Arial" w:cs="Arial"/>
+                <w:sz w:val="24"/>
+                <w:szCs w:val="24"/>
+              </w:rPr>
+            </w:pPr>
+          </w:p>
+          <w:p>
+            <w:pPr>
+              <w:rPr>
+                <w:rFonts w:ascii="Arial" w:hAnsi="Arial" w:cs="Arial"/>
+                <w:sz w:val="24"/>
+                <w:szCs w:val="24"/>
+              </w:rPr>
+            </w:pPr>
+          </w:p>
+          <w:p>
+            <w:pPr>
+              <w:rPr>
+                <w:rFonts w:ascii="Arial" w:hAnsi="Arial" w:cs="Arial"/>
+                <w:sz w:val="24"/>
+                <w:szCs w:val="24"/>
+              </w:rPr>
+            </w:pPr>
+          </w:p>
+          <w:p>
+            <w:pPr>
+              <w:tabs>
+                <w:tab w:val="left" w:pos="0"/>
+              </w:tabs>
+              <w:spacing w:line="276" w:lineRule="auto"/>
+              <w:rPr>
+                <w:rFonts w:ascii="Arial" w:hAnsi="Arial" w:cs="Arial"/>
+                <w:b/>
+                <w:sz w:val="24"/>
+                <w:szCs w:val="24"/>
+              </w:rPr>
+            </w:pPr>
+            <w:r>
+              <w:rPr>
+                <w:rFonts w:ascii="Arial" w:hAnsi="Arial" w:cs="Arial"/>
+                <w:b/>
+                <w:sz w:val="24"/>
+                <w:szCs w:val="24"/>
+              </w:rPr>
+              <w:t>Secretaria Acadêmica da AEMS</w:t>
+            </w:r>
+          </w:p>
+        </w:tc>
+        <w:tc>
+          <w:tcPr>
+            <w:tcW w:w="5398" w:type="dxa"/>
+          </w:tcPr>
+          <w:p>
+            <w:pPr>
+              <w:tabs>
+                <w:tab w:val="left" w:pos="0"/>
+                <w:tab w:val="left" w:pos="9639"/>
+              </w:tabs>
+              <w:rPr>
+                <w:rFonts w:ascii="Arial" w:hAnsi="Arial" w:cs="Arial"/>
+                <w:sz w:val="24"/>
+                <w:szCs w:val="24"/>
+              </w:rPr>
+            </w:pPr>
+          </w:p>
+          <w:p>
+            <w:pPr>
+              <w:rPr>
+                <w:rFonts w:ascii="Arial" w:hAnsi="Arial" w:cs="Arial"/>
+                <w:sz w:val="24"/>
+                <w:szCs w:val="24"/>
+              </w:rPr>
+            </w:pPr>
+          </w:p>
+          <w:p>
+            <w:pPr>
+              <w:rPr>
+                <w:rFonts w:ascii="Arial" w:hAnsi="Arial" w:cs="Arial"/>
+                <w:sz w:val="24"/>
+                <w:szCs w:val="24"/>
+              </w:rPr>
+            </w:pPr>
+          </w:p>
+          <w:p>
+            <w:pPr>
+              <w:rPr>
+                <w:rFonts w:ascii="Arial" w:hAnsi="Arial" w:cs="Arial"/>
+                <w:sz w:val="24"/>
+                <w:szCs w:val="24"/>
+              </w:rPr>
+            </w:pPr>
+          </w:p>
+          <w:p>
+            <w:pPr>
+              <w:tabs>
+                <w:tab w:val="left" w:pos="0"/>
+              </w:tabs>
+              <w:spacing w:line="276" w:lineRule="auto"/>
+              <w:rPr>
+                <w:rFonts w:ascii="Arial" w:hAnsi="Arial" w:cs="Arial"/>
+                <w:b/>
+                <w:sz w:val="24"/>
+                <w:szCs w:val="24"/>
+              </w:rPr>
+            </w:pPr>
+            <w:r>
+              <w:rPr>
+                <w:rFonts w:ascii="Arial" w:hAnsi="Arial" w:cs="Arial"/>
+                <w:b/>
+                <w:sz w:val="24"/>
+                <w:szCs w:val="24"/>
+              </w:rPr>
+              <w:t>Testemunha</w:t>
+            </w:r>
+            <w:r>
+              <w:rPr>
+                <w:rFonts w:ascii="Arial" w:hAnsi="Arial" w:cs="Arial"/>
+                <w:b/>
+                <w:sz w:val="24"/>
+                <w:szCs w:val="24"/>
+              </w:rPr>
+              <w:t>s</w:t>
+            </w:r>
+          </w:p>
+        </w:tc>
+      </w:tr>
+    </w:tbl>
     <w:p>
       <w:pPr>
         <w:tabs>
           <w:tab w:val="left" w:pos="0"/>
           <w:tab w:val="left" w:pos="9639"/>
         </w:tabs>
-        <w:jc w:val="right"/>
-        <w:rPr>
-          <w:rFonts w:ascii="Arial Narrow" w:hAnsi="Arial Narrow" w:cs="Arial"/>
-        </w:rPr>
-      </w:pPr>
-    </w:p>
-    <w:p>
-      <w:pPr>
-        <w:tabs>
-          <w:tab w:val="left" w:pos="0"/>
-        </w:tabs>
-        <w:rPr>
-          <w:rFonts w:ascii="Arial Narrow" w:hAnsi="Arial Narrow" w:cs="Arial"/>
-        </w:rPr>
-      </w:pPr>
-      <w:r>
-        <w:rPr>
-          <w:rFonts w:ascii="Arial Narrow" w:hAnsi="Arial Narrow" w:cs="Arial"/>
-        </w:rPr>
-        <w:t xml:space="preserve">____________________________________                                          _____________________________________ </w:t>
-      </w:r>
-    </w:p>
-    <w:p>
-      <w:pPr>
-        <w:tabs>
-          <w:tab w:val="left" w:pos="0"/>
-        </w:tabs>
-        <w:rPr>
-          <w:rFonts w:ascii="Arial Narrow" w:hAnsi="Arial Narrow" w:cs="Arial"/>
-          <w:b/>
-        </w:rPr>
-      </w:pPr>
-      <w:r>
-        <w:rPr>
-          <w:rFonts w:ascii="Arial Narrow" w:hAnsi="Arial Narrow" w:cs="Arial"/>
-          <w:b/>
-        </w:rPr>
-        <w:t xml:space="preserve">  Unidade Concedente do Estágio                                                          Estagiário</w:t>
-      </w:r>
-    </w:p>
-    <w:p>
-      <w:pPr>
-        <w:tabs>
-          <w:tab w:val="left" w:pos="0"/>
-        </w:tabs>
-        <w:rPr>
-          <w:rFonts w:ascii="Arial Narrow" w:hAnsi="Arial Narrow" w:cs="Arial"/>
-          <w:b/>
-        </w:rPr>
-      </w:pPr>
-    </w:p>
-    <w:p>
-      <w:pPr>
-        <w:tabs>
-          <w:tab w:val="left" w:pos="0"/>
-        </w:tabs>
-        <w:rPr>
-          <w:rFonts w:ascii="Arial Narrow" w:hAnsi="Arial Narrow" w:cs="Arial"/>
-          <w:b/>
-        </w:rPr>
-      </w:pPr>
-    </w:p>
-    <w:p>
-      <w:pPr>
-        <w:tabs>
-          <w:tab w:val="left" w:pos="0"/>
-        </w:tabs>
-        <w:rPr>
-          <w:rFonts w:ascii="Arial Narrow" w:hAnsi="Arial Narrow" w:cs="Arial"/>
-        </w:rPr>
-      </w:pPr>
-      <w:r>
-        <w:rPr>
-          <w:rFonts w:ascii="Arial Narrow" w:hAnsi="Arial Narrow" w:cs="Arial"/>
-        </w:rPr>
-        <w:t>________________________________________________                 _____________________________________</w:t>
-      </w:r>
-    </w:p>
-    <w:p>
-      <w:pPr>
-        <w:pStyle w:val="SemEspaamento"/>
-        <w:tabs>
-          <w:tab w:val="left" w:pos="0"/>
-        </w:tabs>
-        <w:rPr>
-          <w:rFonts w:ascii="Arial Narrow" w:hAnsi="Arial Narrow"/>
-          <w:b/>
-          <w:sz w:val="20"/>
-          <w:szCs w:val="20"/>
-        </w:rPr>
-      </w:pPr>
-      <w:r>
-        <w:rPr>
-          <w:rFonts w:ascii="Arial Narrow" w:hAnsi="Arial Narrow"/>
-          <w:b/>
-          <w:sz w:val="20"/>
-          <w:szCs w:val="20"/>
-        </w:rPr>
-        <w:t xml:space="preserve">Coordenador do Curso de </w:t>
-      </w:r>
-      <w:r>
-        <w:rPr>
-          <w:rFonts w:ascii="Arial Narrow" w:hAnsi="Arial Narrow"/>
-          <w:b/>
-          <w:color w:val="FF0000"/>
-          <w:sz w:val="20"/>
-          <w:szCs w:val="20"/>
-        </w:rPr>
-        <w:tab/>
-      </w:r>
-      <w:r>
-        <w:rPr>
-          <w:rFonts w:ascii="Arial Narrow" w:hAnsi="Arial Narrow"/>
-          <w:b/>
-          <w:color w:val="FF0000"/>
-          <w:sz w:val="20"/>
-          <w:szCs w:val="20"/>
-        </w:rPr>
-        <w:t>xxxxxxxxxxxxxx</w:t>
-      </w:r>
-      <w:r>
-        <w:rPr>
-          <w:rFonts w:ascii="Arial Narrow" w:hAnsi="Arial Narrow"/>
-          <w:b/>
-          <w:sz w:val="20"/>
-          <w:szCs w:val="20"/>
-        </w:rPr>
-        <w:tab/>
-      </w:r>
-      <w:r>
-        <w:rPr>
-          <w:rFonts w:ascii="Arial Narrow" w:hAnsi="Arial Narrow"/>
-          <w:b/>
-          <w:sz w:val="20"/>
-          <w:szCs w:val="20"/>
-        </w:rPr>
-        <w:tab/>
-        <w:t xml:space="preserve"> </w:t>
-      </w:r>
-      <w:r>
-        <w:rPr>
-          <w:rFonts w:ascii="Arial Narrow" w:hAnsi="Arial Narrow"/>
-          <w:b/>
-          <w:sz w:val="20"/>
-          <w:szCs w:val="20"/>
-        </w:rPr>
-        <w:tab/>
-      </w:r>
-      <w:r>
-        <w:rPr>
-          <w:rFonts w:ascii="Arial Narrow" w:hAnsi="Arial Narrow"/>
-          <w:b/>
-          <w:sz w:val="20"/>
-          <w:szCs w:val="20"/>
-        </w:rPr>
-        <w:t xml:space="preserve">      </w:t>
-      </w:r>
-      <w:r>
-        <w:rPr>
-          <w:rFonts w:ascii="Arial Narrow" w:hAnsi="Arial Narrow"/>
-          <w:sz w:val="20"/>
-          <w:szCs w:val="20"/>
-        </w:rPr>
-        <w:t>Representante Legal do Estagiário</w:t>
-      </w:r>
-      <w:r>
-        <w:rPr>
-          <w:rFonts w:ascii="Arial Narrow" w:hAnsi="Arial Narrow"/>
-          <w:b/>
-          <w:sz w:val="20"/>
-          <w:szCs w:val="20"/>
-        </w:rPr>
-        <w:t xml:space="preserve"> </w:t>
-      </w:r>
-    </w:p>
-    <w:p>
-      <w:pPr>
-        <w:pStyle w:val="SemEspaamento"/>
-        <w:tabs>
-          <w:tab w:val="left" w:pos="0"/>
-        </w:tabs>
-        <w:rPr>
-          <w:rFonts w:ascii="Arial Narrow" w:hAnsi="Arial Narrow"/>
-          <w:sz w:val="20"/>
-          <w:szCs w:val="20"/>
-        </w:rPr>
-      </w:pPr>
-      <w:r>
-        <w:rPr>
-          <w:rFonts w:ascii="Arial Narrow" w:hAnsi="Arial Narrow"/>
-          <w:sz w:val="20"/>
-          <w:szCs w:val="20"/>
-        </w:rPr>
-        <w:tab/>
-      </w:r>
-      <w:r>
-        <w:rPr>
-          <w:rFonts w:ascii="Arial Narrow" w:hAnsi="Arial Narrow"/>
-          <w:sz w:val="20"/>
-          <w:szCs w:val="20"/>
-        </w:rPr>
-        <w:tab/>
-      </w:r>
-      <w:r>
-        <w:rPr>
-          <w:rFonts w:ascii="Arial Narrow" w:hAnsi="Arial Narrow"/>
-          <w:sz w:val="20"/>
-          <w:szCs w:val="20"/>
-        </w:rPr>
-        <w:tab/>
-      </w:r>
-      <w:r>
-        <w:rPr>
-          <w:rFonts w:ascii="Arial Narrow" w:hAnsi="Arial Narrow"/>
-          <w:sz w:val="20"/>
-          <w:szCs w:val="20"/>
-        </w:rPr>
-        <w:tab/>
-      </w:r>
-      <w:r>
-        <w:rPr>
-          <w:rFonts w:ascii="Arial Narrow" w:hAnsi="Arial Narrow"/>
-          <w:sz w:val="20"/>
-          <w:szCs w:val="20"/>
-        </w:rPr>
-        <w:tab/>
-        <w:t xml:space="preserve">                       </w:t>
-      </w:r>
-      <w:r>
-        <w:rPr>
-          <w:rFonts w:ascii="Arial Narrow" w:hAnsi="Arial Narrow"/>
-          <w:sz w:val="20"/>
-          <w:szCs w:val="20"/>
-        </w:rPr>
-        <w:t xml:space="preserve">        </w:t>
-      </w:r>
-      <w:r>
-        <w:rPr>
-          <w:rFonts w:ascii="Arial Narrow" w:hAnsi="Arial Narrow"/>
-          <w:sz w:val="20"/>
-          <w:szCs w:val="20"/>
-        </w:rPr>
-        <w:t xml:space="preserve">      </w:t>
-      </w:r>
-      <w:r>
-        <w:rPr>
-          <w:rFonts w:ascii="Arial Narrow" w:hAnsi="Arial Narrow"/>
-          <w:sz w:val="20"/>
-          <w:szCs w:val="20"/>
-        </w:rPr>
-        <w:t>(quando necessitar)</w:t>
-      </w:r>
-    </w:p>
-    <w:p>
-      <w:pPr>
-        <w:pStyle w:val="Ttulo5"/>
-        <w:tabs>
-          <w:tab w:val="left" w:pos="0"/>
-        </w:tabs>
-        <w:spacing w:before="0" w:after="0"/>
-        <w:rPr>
-          <w:rFonts w:ascii="Arial Narrow" w:hAnsi="Arial Narrow" w:cs="Arial"/>
-          <w:sz w:val="20"/>
-          <w:szCs w:val="20"/>
-        </w:rPr>
-      </w:pPr>
-    </w:p>
-    <w:p>
-      <w:pPr>
-        <w:tabs>
-          <w:tab w:val="left" w:pos="0"/>
-          <w:tab w:val="left" w:pos="3780"/>
-        </w:tabs>
-        <w:rPr>
-          <w:rFonts w:ascii="Arial Narrow" w:hAnsi="Arial Narrow" w:cs="Arial"/>
-          <w:b/>
-        </w:rPr>
-      </w:pPr>
-      <w:r>
-        <w:rPr>
-          <w:rFonts w:ascii="Arial Narrow" w:hAnsi="Arial Narrow" w:cs="Arial"/>
-          <w:b/>
-        </w:rPr>
-        <w:t xml:space="preserve">        </w:t>
-      </w:r>
-    </w:p>
-    <w:p>
-      <w:pPr>
-        <w:pStyle w:val="Ttulo5"/>
-        <w:tabs>
-          <w:tab w:val="left" w:pos="0"/>
-        </w:tabs>
-        <w:spacing w:before="0" w:after="0"/>
-        <w:rPr>
-          <w:rFonts w:ascii="Arial Narrow" w:hAnsi="Arial Narrow" w:cs="Arial"/>
-          <w:b w:val="0"/>
-          <w:sz w:val="20"/>
-          <w:szCs w:val="20"/>
-        </w:rPr>
-      </w:pPr>
-      <w:r>
-        <w:rPr>
-          <w:rFonts w:ascii="Arial Narrow" w:hAnsi="Arial Narrow" w:cs="Arial"/>
-          <w:b w:val="0"/>
-          <w:sz w:val="20"/>
-          <w:szCs w:val="20"/>
-        </w:rPr>
-        <w:t xml:space="preserve">___________________________________                                           ____________________________________                                </w:t>
-      </w:r>
-    </w:p>
-    <w:p>
-      <w:pPr>
-        <w:tabs>
-          <w:tab w:val="left" w:pos="0"/>
-          <w:tab w:val="left" w:pos="3780"/>
-        </w:tabs>
-        <w:rPr>
-          <w:rFonts w:ascii="Arial Narrow" w:hAnsi="Arial Narrow" w:cs="Arial"/>
-        </w:rPr>
-      </w:pPr>
-      <w:r>
-        <w:rPr>
-          <w:rFonts w:ascii="Arial Narrow" w:hAnsi="Arial Narrow" w:cs="Arial"/>
-        </w:rPr>
-        <w:t>Nome:</w:t>
-      </w:r>
-      <w:r>
-        <w:rPr>
-          <w:rFonts w:ascii="Arial Narrow" w:hAnsi="Arial Narrow" w:cs="Arial"/>
-        </w:rPr>
-        <w:tab/>
-      </w:r>
-      <w:r>
-        <w:rPr>
-          <w:rFonts w:ascii="Arial Narrow" w:hAnsi="Arial Narrow" w:cs="Arial"/>
-        </w:rPr>
-        <w:tab/>
-      </w:r>
-      <w:r>
-        <w:rPr>
-          <w:rFonts w:ascii="Arial Narrow" w:hAnsi="Arial Narrow" w:cs="Arial"/>
-        </w:rPr>
-        <w:tab/>
-      </w:r>
-      <w:r>
-        <w:rPr>
-          <w:rFonts w:ascii="Arial Narrow" w:hAnsi="Arial Narrow" w:cs="Arial"/>
-        </w:rPr>
-        <w:tab/>
-        <w:t>Nome:</w:t>
-      </w:r>
-    </w:p>
-    <w:p>
-      <w:pPr>
-        <w:tabs>
-          <w:tab w:val="left" w:pos="0"/>
-          <w:tab w:val="left" w:pos="3780"/>
-        </w:tabs>
-        <w:rPr>
-          <w:rFonts w:ascii="Arial Narrow" w:hAnsi="Arial Narrow"/>
-        </w:rPr>
-      </w:pPr>
-      <w:r>
-        <w:rPr>
-          <w:rFonts w:ascii="Arial Narrow" w:hAnsi="Arial Narrow" w:cs="Arial"/>
-        </w:rPr>
-        <w:t>Testemunha</w:t>
-      </w:r>
-      <w:r>
-        <w:rPr>
-          <w:rFonts w:ascii="Arial Narrow" w:hAnsi="Arial Narrow" w:cs="Arial"/>
-        </w:rPr>
-        <w:tab/>
-        <w:t xml:space="preserve">                            </w:t>
-      </w:r>
-      <w:r>
-        <w:rPr>
-          <w:rFonts w:ascii="Arial Narrow" w:hAnsi="Arial Narrow" w:cs="Arial"/>
-        </w:rPr>
-        <w:tab/>
-      </w:r>
-      <w:r>
-        <w:rPr>
-          <w:rFonts w:ascii="Arial Narrow" w:hAnsi="Arial Narrow" w:cs="Arial"/>
-        </w:rPr>
-        <w:t>Testemunha</w:t>
-      </w:r>
-    </w:p>
-    <w:p>
-      <w:pPr>
-        <w:tabs>
-          <w:tab w:val="left" w:pos="0"/>
-        </w:tabs>
-        <w:spacing w:line="276" w:lineRule="auto"/>
-        <w:rPr>
-          <w:rFonts w:ascii="Arial Narrow" w:hAnsi="Arial Narrow"/>
-          <w:sz w:val="22"/>
-          <w:szCs w:val="22"/>
-        </w:rPr>
-      </w:pPr>
-    </w:p>
-    <w:p>
-      <w:pPr>
-        <w:tabs>
-          <w:tab w:val="left" w:pos="0"/>
-        </w:tabs>
-        <w:spacing w:line="276" w:lineRule="auto"/>
-        <w:rPr>
-          <w:rFonts w:ascii="Arial Narrow" w:hAnsi="Arial Narrow"/>
-          <w:sz w:val="22"/>
-          <w:szCs w:val="22"/>
-        </w:rPr>
-      </w:pPr>
-    </w:p>
-    <w:p>
-      <w:pPr>
-        <w:tabs>
-          <w:tab w:val="left" w:pos="0"/>
-        </w:tabs>
-        <w:spacing w:line="276" w:lineRule="auto"/>
-        <w:rPr>
-          <w:rFonts w:ascii="Arial Narrow" w:hAnsi="Arial Narrow"/>
-          <w:sz w:val="22"/>
-          <w:szCs w:val="22"/>
-        </w:rPr>
-      </w:pPr>
-      <w:r>
-        <w:rPr>
-          <w:rFonts w:ascii="Arial Narrow" w:hAnsi="Arial Narrow"/>
-          <w:sz w:val="22"/>
-          <w:szCs w:val="22"/>
-        </w:rPr>
-        <w:t>_________________________________</w:t>
-      </w:r>
-    </w:p>
-    <w:p>
-      <w:pPr>
-        <w:tabs>
-          <w:tab w:val="left" w:pos="0"/>
-        </w:tabs>
-        <w:spacing w:line="276" w:lineRule="auto"/>
-        <w:rPr>
-          <w:rFonts w:ascii="Arial Narrow" w:hAnsi="Arial Narrow"/>
-          <w:b/>
-        </w:rPr>
-      </w:pPr>
-      <w:r>
-        <w:rPr>
-          <w:rFonts w:ascii="Arial Narrow" w:hAnsi="Arial Narrow"/>
-          <w:b/>
-        </w:rPr>
-        <w:t>Secretaria Acadêmica</w:t>
-      </w:r>
-      <w:r>
-        <w:rPr>
-          <w:rFonts w:ascii="Arial Narrow" w:hAnsi="Arial Narrow"/>
-          <w:b/>
-        </w:rPr>
-        <w:t xml:space="preserve"> da AEMS</w:t>
-      </w:r>
-    </w:p>
-    <w:p>
-      <w:pPr>
-        <w:spacing w:line="276" w:lineRule="auto"/>
-        <w:rPr>
-          <w:rFonts w:ascii="Arial Narrow" w:hAnsi="Arial Narrow"/>
-          <w:sz w:val="22"/>
-          <w:szCs w:val="22"/>
+        <w:rPr>
+          <w:rFonts w:ascii="Arial" w:hAnsi="Arial" w:cs="Arial"/>
+          <w:sz w:val="24"/>
+          <w:szCs w:val="24"/>
         </w:rPr>
       </w:pPr>
     </w:p>
@@ -2898,30 +5317,54 @@
         <w:w w:val="125"/>
         <w:sz w:val="18"/>
       </w:rPr>
-      <w:pict>
-        <v:shapetype id="_x0000_t75" coordsize="21600,21600" o:spt="75" o:preferrelative="t" path="m@4@5l@4@11@9@11@9@5xe" filled="f" stroked="f">
-          <v:stroke joinstyle="miter"/>
-          <v:formulas>
-            <v:f eqn="if lineDrawn pixelLineWidth 0"/>
-            <v:f eqn="sum @0 1 0"/>
-            <v:f eqn="sum 0 0 @1"/>
-            <v:f eqn="prod @2 1 2"/>
-            <v:f eqn="prod @3 21600 pixelWidth"/>
-            <v:f eqn="prod @3 21600 pixelHeight"/>
-            <v:f eqn="sum @0 0 1"/>
-            <v:f eqn="prod @6 1 2"/>
-            <v:f eqn="prod @7 21600 pixelWidth"/>
-            <v:f eqn="sum @8 21600 0"/>
-            <v:f eqn="prod @7 21600 pixelHeight"/>
-            <v:f eqn="sum @10 21600 0"/>
-          </v:formulas>
-          <v:path o:extrusionok="f" gradientshapeok="t" o:connecttype="rect"/>
-          <o:lock v:ext="edit" aspectratio="t"/>
-        </v:shapetype>
-        <v:shape id="_x0000_i1025" type="#_x0000_t75" style="width:506.25pt;height:81pt">
-          <v:imagedata r:id="rId1" o:title=""/>
-        </v:shape>
-      </w:pict>
+      <w:drawing>
+        <wp:inline distT="0" distB="0" distL="0" distR="0" wp14:anchorId="44A3C704" wp14:editId="5A16CD0D">
+          <wp:extent cx="6423660" cy="1036320"/>
+          <wp:effectExtent l="0" t="0" r="0" b="0"/>
+          <wp:docPr id="1" name="Imagem 1"/>
+          <wp:cNvGraphicFramePr>
+            <a:graphicFrameLocks xmlns:a="http://schemas.openxmlformats.org/drawingml/2006/main" noChangeAspect="1"/>
+          </wp:cNvGraphicFramePr>
+          <a:graphic xmlns:a="http://schemas.openxmlformats.org/drawingml/2006/main">
+            <a:graphicData uri="http://schemas.openxmlformats.org/drawingml/2006/picture">
+              <pic:pic xmlns:pic="http://schemas.openxmlformats.org/drawingml/2006/picture">
+                <pic:nvPicPr>
+                  <pic:cNvPr id="0" name="Picture 1"/>
+                  <pic:cNvPicPr>
+                    <a:picLocks noChangeAspect="1" noChangeArrowheads="1"/>
+                  </pic:cNvPicPr>
+                </pic:nvPicPr>
+                <pic:blipFill>
+                  <a:blip r:embed="rId1">
+                    <a:extLst>
+                      <a:ext uri="{28A0092B-C50C-407E-A947-70E740481C1C}">
+                        <a14:useLocalDpi xmlns:a14="http://schemas.microsoft.com/office/drawing/2010/main" val="0"/>
+                      </a:ext>
+                    </a:extLst>
+                  </a:blip>
+                  <a:srcRect/>
+                  <a:stretch>
+                    <a:fillRect/>
+                  </a:stretch>
+                </pic:blipFill>
+                <pic:spPr bwMode="auto">
+                  <a:xfrm>
+                    <a:off x="0" y="0"/>
+                    <a:ext cx="6423660" cy="1036320"/>
+                  </a:xfrm>
+                  <a:prstGeom prst="rect">
+                    <a:avLst/>
+                  </a:prstGeom>
+                  <a:noFill/>
+                  <a:ln>
+                    <a:noFill/>
+                  </a:ln>
+                </pic:spPr>
+              </pic:pic>
+            </a:graphicData>
+          </a:graphic>
+        </wp:inline>
+      </w:drawing>
     </w:r>
   </w:p>
   <w:p>
@@ -2936,9 +5379,74 @@
         <w:noProof/>
         <w:color w:val="0000FF"/>
       </w:rPr>
-      <w:pict w14:anchorId="25FA8034">
-        <v:line id="_x0000_s2066" style="position:absolute;left:0;text-align:left;z-index:251657216;mso-position-horizontal:center" from="0,3.65pt" to="531pt,3.65pt"/>
-      </w:pict>
+      <mc:AlternateContent>
+        <mc:Choice Requires="wps">
+          <w:drawing>
+            <wp:anchor distT="0" distB="0" distL="114300" distR="114300" simplePos="0" relativeHeight="251657216" behindDoc="0" locked="0" layoutInCell="1" allowOverlap="1" wp14:anchorId="37C55B71" wp14:editId="2951D139">
+              <wp:simplePos x="0" y="0"/>
+              <wp:positionH relativeFrom="column">
+                <wp:align>center</wp:align>
+              </wp:positionH>
+              <wp:positionV relativeFrom="paragraph">
+                <wp:posOffset>46355</wp:posOffset>
+              </wp:positionV>
+              <wp:extent cx="6743700" cy="0"/>
+              <wp:effectExtent l="9525" t="8255" r="9525" b="10795"/>
+              <wp:wrapNone/>
+              <wp:docPr id="2" name="Line 18"/>
+              <wp:cNvGraphicFramePr>
+                <a:graphicFrameLocks xmlns:a="http://schemas.openxmlformats.org/drawingml/2006/main"/>
+              </wp:cNvGraphicFramePr>
+              <a:graphic xmlns:a="http://schemas.openxmlformats.org/drawingml/2006/main">
+                <a:graphicData uri="http://schemas.microsoft.com/office/word/2010/wordprocessingShape">
+                  <wps:wsp>
+                    <wps:cNvCnPr>
+                      <a:cxnSpLocks noChangeShapeType="1"/>
+                    </wps:cNvCnPr>
+                    <wps:spPr bwMode="auto">
+                      <a:xfrm>
+                        <a:off x="0" y="0"/>
+                        <a:ext cx="6743700" cy="0"/>
+                      </a:xfrm>
+                      <a:prstGeom prst="line">
+                        <a:avLst/>
+                      </a:prstGeom>
+                      <a:noFill/>
+                      <a:ln w="9525">
+                        <a:solidFill>
+                          <a:srgbClr val="000000"/>
+                        </a:solidFill>
+                        <a:round/>
+                        <a:headEnd/>
+                        <a:tailEnd/>
+                      </a:ln>
+                      <a:extLst>
+                        <a:ext uri="{909E8E84-426E-40DD-AFC4-6F175D3DCCD1}">
+                          <a14:hiddenFill xmlns:a14="http://schemas.microsoft.com/office/drawing/2010/main">
+                            <a:noFill/>
+                          </a14:hiddenFill>
+                        </a:ext>
+                      </a:extLst>
+                    </wps:spPr>
+                    <wps:bodyPr/>
+                  </wps:wsp>
+                </a:graphicData>
+              </a:graphic>
+              <wp14:sizeRelH relativeFrom="page">
+                <wp14:pctWidth>0</wp14:pctWidth>
+              </wp14:sizeRelH>
+              <wp14:sizeRelV relativeFrom="page">
+                <wp14:pctHeight>0</wp14:pctHeight>
+              </wp14:sizeRelV>
+            </wp:anchor>
+          </w:drawing>
+        </mc:Choice>
+        <mc:Fallback>
+          <w:pict>
+            <v:line w14:anchorId="0BA6E120" id="Line 18" o:spid="_x0000_s1026" style="position:absolute;z-index:251657216;visibility:visible;mso-wrap-style:square;mso-width-percent:0;mso-height-percent:0;mso-wrap-distance-left:9pt;mso-wrap-distance-top:0;mso-wrap-distance-right:9pt;mso-wrap-distance-bottom:0;mso-position-horizontal:center;mso-position-horizontal-relative:text;mso-position-vertical:absolute;mso-position-vertical-relative:text;mso-width-percent:0;mso-height-percent:0;mso-width-relative:page;mso-height-relative:page" from="0,3.65pt" to="531pt,3.65pt" o:gfxdata="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"/>
+          </w:pict>
+        </mc:Fallback>
+      </mc:AlternateContent>
     </w:r>
     <w:r>
       <w:rPr>
@@ -2960,11 +5468,69 @@
       <w:rPr>
         <w:noProof/>
       </w:rPr>
-      <w:pict w14:anchorId="1615136D">
-        <v:shape id="_x0000_s2070" type="#_x0000_t75" style="position:absolute;margin-left:87.6pt;margin-top:113.05pt;width:345.75pt;height:345.75pt;z-index:-251658240">
-          <v:imagedata r:id="rId2" o:title="" gain="19661f" blacklevel="22938f"/>
-        </v:shape>
-      </w:pict>
+      <w:drawing>
+        <wp:anchor distT="0" distB="0" distL="114300" distR="114300" simplePos="0" relativeHeight="251658240" behindDoc="1" locked="0" layoutInCell="1" allowOverlap="1" wp14:anchorId="42D44303" wp14:editId="641B929E">
+          <wp:simplePos x="0" y="0"/>
+          <wp:positionH relativeFrom="column">
+            <wp:posOffset>1112520</wp:posOffset>
+          </wp:positionH>
+          <wp:positionV relativeFrom="paragraph">
+            <wp:posOffset>1435735</wp:posOffset>
+          </wp:positionV>
+          <wp:extent cx="4391025" cy="4391025"/>
+          <wp:effectExtent l="0" t="0" r="0" b="0"/>
+          <wp:wrapNone/>
+          <wp:docPr id="22" name="Imagem 22"/>
+          <wp:cNvGraphicFramePr>
+            <a:graphicFrameLocks xmlns:a="http://schemas.openxmlformats.org/drawingml/2006/main" noChangeAspect="1"/>
+          </wp:cNvGraphicFramePr>
+          <a:graphic xmlns:a="http://schemas.openxmlformats.org/drawingml/2006/main">
+            <a:graphicData uri="http://schemas.openxmlformats.org/drawingml/2006/picture">
+              <pic:pic xmlns:pic="http://schemas.openxmlformats.org/drawingml/2006/picture">
+                <pic:nvPicPr>
+                  <pic:cNvPr id="0" name="Picture 22"/>
+                  <pic:cNvPicPr>
+                    <a:picLocks noChangeAspect="1" noChangeArrowheads="1"/>
+                  </pic:cNvPicPr>
+                </pic:nvPicPr>
+                <pic:blipFill>
+                  <a:blip r:embed="rId2">
+                    <a:lum bright="70000" contrast="-70000"/>
+                    <a:extLst>
+                      <a:ext uri="{28A0092B-C50C-407E-A947-70E740481C1C}">
+                        <a14:useLocalDpi xmlns:a14="http://schemas.microsoft.com/office/drawing/2010/main" val="0"/>
+                      </a:ext>
+                    </a:extLst>
+                  </a:blip>
+                  <a:srcRect/>
+                  <a:stretch>
+                    <a:fillRect/>
+                  </a:stretch>
+                </pic:blipFill>
+                <pic:spPr bwMode="auto">
+                  <a:xfrm>
+                    <a:off x="0" y="0"/>
+                    <a:ext cx="4391025" cy="4391025"/>
+                  </a:xfrm>
+                  <a:prstGeom prst="rect">
+                    <a:avLst/>
+                  </a:prstGeom>
+                  <a:noFill/>
+                  <a:ln>
+                    <a:noFill/>
+                  </a:ln>
+                </pic:spPr>
+              </pic:pic>
+            </a:graphicData>
+          </a:graphic>
+          <wp14:sizeRelH relativeFrom="page">
+            <wp14:pctWidth>0</wp14:pctWidth>
+          </wp14:sizeRelH>
+          <wp14:sizeRelV relativeFrom="page">
+            <wp14:pctHeight>0</wp14:pctHeight>
+          </wp14:sizeRelV>
+        </wp:anchor>
+      </w:drawing>
     </w:r>
     <w:r>
       <w:t xml:space="preserve"> </w:t>
@@ -4188,6 +6754,50 @@
     <w:lsdException w:name="Subtitle" w:qFormat="1"/>
     <w:lsdException w:name="Strong" w:qFormat="1"/>
     <w:lsdException w:name="Emphasis" w:qFormat="1"/>
+    <w:lsdException w:name="Normal Table" w:semiHidden="1" w:unhideWhenUsed="1"/>
+    <w:lsdException w:name="Table Simple 1" w:semiHidden="1" w:unhideWhenUsed="1"/>
+    <w:lsdException w:name="Table Simple 2" w:semiHidden="1" w:unhideWhenUsed="1"/>
+    <w:lsdException w:name="Table Simple 3" w:semiHidden="1" w:unhideWhenUsed="1"/>
+    <w:lsdException w:name="Table Classic 1" w:semiHidden="1" w:unhideWhenUsed="1"/>
+    <w:lsdException w:name="Table Classic 2" w:semiHidden="1" w:unhideWhenUsed="1"/>
+    <w:lsdException w:name="Table Classic 3" w:semiHidden="1" w:unhideWhenUsed="1"/>
+    <w:lsdException w:name="Table Classic 4" w:semiHidden="1" w:unhideWhenUsed="1"/>
+    <w:lsdException w:name="Table Colorful 1" w:semiHidden="1" w:unhideWhenUsed="1"/>
+    <w:lsdException w:name="Table Colorful 2" w:semiHidden="1" w:unhideWhenUsed="1"/>
+    <w:lsdException w:name="Table Colorful 3" w:semiHidden="1" w:unhideWhenUsed="1"/>
+    <w:lsdException w:name="Table Columns 1" w:semiHidden="1" w:unhideWhenUsed="1"/>
+    <w:lsdException w:name="Table Columns 2" w:semiHidden="1" w:unhideWhenUsed="1"/>
+    <w:lsdException w:name="Table Columns 3" w:semiHidden="1" w:unhideWhenUsed="1"/>
+    <w:lsdException w:name="Table Columns 4" w:semiHidden="1" w:unhideWhenUsed="1"/>
+    <w:lsdException w:name="Table Columns 5" w:semiHidden="1" w:unhideWhenUsed="1"/>
+    <w:lsdException w:name="Table Grid 1" w:semiHidden="1" w:unhideWhenUsed="1"/>
+    <w:lsdException w:name="Table Grid 2" w:semiHidden="1" w:unhideWhenUsed="1"/>
+    <w:lsdException w:name="Table Grid 3" w:semiHidden="1" w:unhideWhenUsed="1"/>
+    <w:lsdException w:name="Table Grid 4" w:semiHidden="1" w:unhideWhenUsed="1"/>
+    <w:lsdException w:name="Table Grid 5" w:semiHidden="1" w:unhideWhenUsed="1"/>
+    <w:lsdException w:name="Table Grid 6" w:semiHidden="1" w:unhideWhenUsed="1"/>
+    <w:lsdException w:name="Table Grid 7" w:semiHidden="1" w:unhideWhenUsed="1"/>
+    <w:lsdException w:name="Table Grid 8" w:semiHidden="1" w:unhideWhenUsed="1"/>
+    <w:lsdException w:name="Table List 1" w:semiHidden="1" w:unhideWhenUsed="1"/>
+    <w:lsdException w:name="Table List 2" w:semiHidden="1" w:unhideWhenUsed="1"/>
+    <w:lsdException w:name="Table List 3" w:semiHidden="1" w:unhideWhenUsed="1"/>
+    <w:lsdException w:name="Table List 4" w:semiHidden="1" w:unhideWhenUsed="1"/>
+    <w:lsdException w:name="Table List 5" w:semiHidden="1" w:unhideWhenUsed="1"/>
+    <w:lsdException w:name="Table List 6" w:semiHidden="1" w:unhideWhenUsed="1"/>
+    <w:lsdException w:name="Table List 7" w:semiHidden="1" w:unhideWhenUsed="1"/>
+    <w:lsdException w:name="Table List 8" w:semiHidden="1" w:unhideWhenUsed="1"/>
+    <w:lsdException w:name="Table 3D effects 1" w:semiHidden="1" w:unhideWhenUsed="1"/>
+    <w:lsdException w:name="Table 3D effects 2" w:semiHidden="1" w:unhideWhenUsed="1"/>
+    <w:lsdException w:name="Table 3D effects 3" w:semiHidden="1" w:unhideWhenUsed="1"/>
+    <w:lsdException w:name="Table Contemporary" w:semiHidden="1" w:unhideWhenUsed="1"/>
+    <w:lsdException w:name="Table Elegant" w:semiHidden="1" w:unhideWhenUsed="1"/>
+    <w:lsdException w:name="Table Professional" w:semiHidden="1" w:unhideWhenUsed="1"/>
+    <w:lsdException w:name="Table Subtle 1" w:semiHidden="1" w:unhideWhenUsed="1"/>
+    <w:lsdException w:name="Table Subtle 2" w:semiHidden="1" w:unhideWhenUsed="1"/>
+    <w:lsdException w:name="Table Web 1" w:semiHidden="1" w:unhideWhenUsed="1"/>
+    <w:lsdException w:name="Table Web 2" w:semiHidden="1" w:unhideWhenUsed="1"/>
+    <w:lsdException w:name="Table Web 3" w:semiHidden="1" w:unhideWhenUsed="1"/>
+    <w:lsdException w:name="Table Theme" w:semiHidden="1" w:unhideWhenUsed="1"/>
     <w:lsdException w:name="Placeholder Text" w:semiHidden="1" w:uiPriority="99"/>
     <w:lsdException w:name="No Spacing" w:uiPriority="1" w:qFormat="1"/>
     <w:lsdException w:name="Light Shading" w:uiPriority="60"/>
@@ -4517,11 +7127,15 @@
   </w:style>
   <w:style w:type="character" w:default="1" w:styleId="Fontepargpadro">
     <w:name w:val="Default Paragraph Font"/>
+    <w:uiPriority w:val="1"/>
     <w:semiHidden/>
+    <w:unhideWhenUsed/>
   </w:style>
   <w:style w:type="table" w:default="1" w:styleId="Tabelanormal">
     <w:name w:val="Normal Table"/>
+    <w:uiPriority w:val="99"/>
     <w:semiHidden/>
+    <w:unhideWhenUsed/>
     <w:tblPr>
       <w:tblInd w:w="0" w:type="dxa"/>
       <w:tblCellMar>
@@ -4534,7 +7148,9 @@
   </w:style>
   <w:style w:type="numbering" w:default="1" w:styleId="Semlista">
     <w:name w:val="No List"/>
+    <w:uiPriority w:val="99"/>
     <w:semiHidden/>
+    <w:unhideWhenUsed/>
   </w:style>
   <w:style w:type="paragraph" w:styleId="Cabealho">
     <w:name w:val="header"/>
@@ -4611,7 +7227,6 @@
     <w:rPr>
       <w:kern w:val="1"/>
       <w:sz w:val="28"/>
-      <w:lang/>
     </w:rPr>
   </w:style>
   <w:style w:type="character" w:customStyle="1" w:styleId="st">
@@ -4841,6 +7456,21 @@
       <w:snapToGrid w:val="0"/>
       <w:lang w:eastAsia="ar-SA"/>
     </w:rPr>
+  </w:style>
+  <w:style w:type="table" w:styleId="Tabelacomgrade">
+    <w:name w:val="Table Grid"/>
+    <w:basedOn w:val="Tabelanormal"/>
+    <w:rsid w:val="00641BB8"/>
+    <w:tblPr>
+      <w:tblBorders>
+        <w:top w:val="single" w:sz="4" w:space="0" w:color="auto"/>
+        <w:left w:val="single" w:sz="4" w:space="0" w:color="auto"/>
+        <w:bottom w:val="single" w:sz="4" w:space="0" w:color="auto"/>
+        <w:right w:val="single" w:sz="4" w:space="0" w:color="auto"/>
+        <w:insideH w:val="single" w:sz="4" w:space="0" w:color="auto"/>
+        <w:insideV w:val="single" w:sz="4" w:space="0" w:color="auto"/>
+      </w:tblBorders>
+    </w:tblPr>
   </w:style>
 </w:styles>
 </file>

--- a/models/termo-compromisso-estagio-obrigatorio-aems.docx
+++ b/models/termo-compromisso-estagio-obrigatorio-aems.docx
@@ -1,8 +1,8 @@
 
 <file path=word/document.xml><?xml version="1.0" encoding="utf-8"?>
-<w:document xmlns:wpc="http://schemas.microsoft.com/office/word/2010/wordprocessingCanvas" xmlns:cx="http://schemas.microsoft.com/office/drawing/2014/chartex" xmlns:cx1="http://schemas.microsoft.com/office/drawing/2015/9/8/chartex" xmlns:cx2="http://schemas.microsoft.com/office/drawing/2015/10/21/chartex" xmlns:cx3="http://schemas.microsoft.com/office/drawing/2016/5/9/chartex" xmlns:cx4="http://schemas.microsoft.com/office/drawing/2016/5/10/chartex" xmlns:cx5="http://schemas.microsoft.com/office/drawing/2016/5/11/chartex" xmlns:cx6="http://schemas.microsoft.com/office/drawing/2016/5/12/chartex" xmlns:cx7="http://schemas.microsoft.com/office/drawing/2016/5/13/chartex" xmlns:cx8="http://schemas.microsoft.com/office/drawing/2016/5/14/chartex" xmlns:mc="http://schemas.openxmlformats.org/markup-compatibility/2006" xmlns:aink="http://schemas.microsoft.com/office/drawing/2016/ink" xmlns:am3d="http://schemas.microsoft.com/office/drawing/2017/model3d" xmlns:o="urn:schemas-microsoft-com:office:office" xmlns:r="http://schemas.openxmlformats.org/officeDocument/2006/relationships" xmlns:m="http://schemas.openxmlformats.org/officeDocument/2006/math" xmlns:v="urn:schemas-microsoft-com:vml" xmlns:wp14="http://schemas.microsoft.com/office/word/2010/wordprocessingDrawing" xmlns:wp="http://schemas.openxmlformats.org/drawingml/2006/wordprocessingDrawing" xmlns:w10="urn:schemas-microsoft-com:office:word" xmlns:w="http://schemas.openxmlformats.org/wordprocessingml/2006/main" xmlns:w14="http://schemas.microsoft.com/office/word/2010/wordml" xmlns:w15="http://schemas.microsoft.com/office/word/2012/wordml" xmlns:w16cex="http://schemas.microsoft.com/office/word/2018/wordml/cex" xmlns:w16cid="http://schemas.microsoft.com/office/word/2016/wordml/cid" xmlns:w16="http://schemas.microsoft.com/office/word/2018/wordml" xmlns:w16sdtdh="http://schemas.microsoft.com/office/word/2020/wordml/sdtdatahash" xmlns:w16se="http://schemas.microsoft.com/office/word/2015/wordml/symex" xmlns:wpg="http://schemas.microsoft.com/office/word/2010/wordprocessingGroup" xmlns:wpi="http://schemas.microsoft.com/office/word/2010/wordprocessingInk" xmlns:wne="http://schemas.microsoft.com/office/word/2006/wordml" xmlns:wps="http://schemas.microsoft.com/office/word/2010/wordprocessingShape" mc:Ignorable="w14 w15 w16se w16cid w16 w16cex w16sdtdh wp14">
+<w:document xmlns:ns1="http://schemas.openxmlformats.org/markup-compatibility/2006" xmlns:ns2="http://schemas.microsoft.com/office/word/2010/wordml" xmlns:ns3="http://schemas.openxmlformats.org/officeDocument/2006/relationships" xmlns:w="http://schemas.openxmlformats.org/wordprocessingml/2006/main" ns1:Ignorable="w14 w15 w16se w16cid w16 w16cex w16sdtdh wp14">
   <w:body>
-    <w:p>
+    <w:p ns2:paraId="3EF9D859" ns2:textId="77777777">
       <w:pPr>
         <w:pStyle w:val="Ttulo2"/>
         <w:tabs>
@@ -52,7 +52,7 @@
         <w:t>CO</w:t>
       </w:r>
     </w:p>
-    <w:p>
+    <w:p ns2:paraId="11ED9777" ns2:textId="77777777">
       <w:pPr>
         <w:tabs>
           <w:tab w:val="left" w:pos="0"/>
@@ -65,7 +65,7 @@
         </w:rPr>
       </w:pPr>
     </w:p>
-    <w:p>
+    <w:p ns2:paraId="62D86E7E" ns2:textId="77777777">
       <w:pPr>
         <w:pStyle w:val="Corpodetexto"/>
         <w:tabs>
@@ -106,7 +106,7 @@
         <w:t>, as partes a seguir identificadas pretendem proporcionar formação prática e aperfeiçoamento técnico e acadêmico aos estudantes estagiários, nos termos de Lei nº 11.788 de 25/09/08, conforme segue.</w:t>
       </w:r>
     </w:p>
-    <w:p>
+    <w:p ns2:paraId="2413D5CE" ns2:textId="77777777">
       <w:pPr>
         <w:pStyle w:val="Corpodetexto"/>
         <w:tabs>
@@ -143,7 +143,7 @@
       <w:tblGrid>
         <w:gridCol w:w="10615"/>
       </w:tblGrid>
-      <w:tr>
+      <w:tr ns2:paraId="5768B355" ns2:textId="77777777">
         <w:trPr>
           <w:trHeight w:val="258"/>
         </w:trPr>
@@ -152,7 +152,7 @@
             <w:tcW w:w="10615" w:type="dxa"/>
             <w:shd w:val="clear" w:color="auto" w:fill="E6E6E6"/>
           </w:tcPr>
-          <w:p>
+          <w:p ns2:paraId="27FE073F" ns2:textId="77777777">
             <w:pPr>
               <w:pStyle w:val="Ttulo3"/>
               <w:tabs>
@@ -178,7 +178,7 @@
         </w:tc>
       </w:tr>
     </w:tbl>
-    <w:p>
+    <w:p ns2:paraId="66B4AD9A" ns2:textId="77777777">
       <w:pPr>
         <w:pStyle w:val="Corpodetexto"/>
         <w:tabs>
@@ -214,7 +214,7 @@
         <w:t>{{razao_social}}</w:t>
       </w:r>
     </w:p>
-    <w:p>
+    <w:p ns2:paraId="3C74D219" ns2:textId="77777777">
       <w:pPr>
         <w:pStyle w:val="Corpodetexto"/>
         <w:tabs>
@@ -282,7 +282,7 @@
         <w:tab/>
       </w:r>
     </w:p>
-    <w:p>
+    <w:p ns2:paraId="68ACEB29" ns2:textId="77777777">
       <w:pPr>
         <w:pStyle w:val="Corpodetexto"/>
         <w:tabs>
@@ -305,15 +305,15 @@
           <w:sz w:val="24"/>
           <w:szCs w:val="24"/>
         </w:rPr>
-        <w:t>Telefone:</w:t>
-      </w:r>
-      <w:r>
-        <w:rPr>
-          <w:rFonts w:ascii="Arial" w:hAnsi="Arial" w:cs="Arial"/>
-          <w:sz w:val="24"/>
-          <w:szCs w:val="24"/>
-        </w:rPr>
-        <w:t xml:space="preserve"> </w:t>
+        <w:t xml:space="preserve">Telefone: {{telefone_empresa}}        </w:t>
+      </w:r>
+      <w:r>
+        <w:rPr>
+          <w:rFonts w:ascii="Arial" w:hAnsi="Arial" w:cs="Arial"/>
+          <w:sz w:val="24"/>
+          <w:szCs w:val="24"/>
+        </w:rPr>
+        <w:t xml:space="preserve"/>
       </w:r>
       <w:r>
         <w:rPr>
@@ -323,18 +323,18 @@
           <w:sz w:val="24"/>
           <w:szCs w:val="24"/>
         </w:rPr>
-        <w:t>{{ramo_atividade}}</w:t>
-      </w:r>
-      <w:r>
-        <w:rPr>
-          <w:rFonts w:ascii="Arial" w:hAnsi="Arial" w:cs="Arial"/>
-          <w:sz w:val="24"/>
-          <w:szCs w:val="24"/>
-        </w:rPr>
-        <w:t xml:space="preserve">        </w:t>
-      </w:r>
-    </w:p>
-    <w:p>
+        <w:t/>
+      </w:r>
+      <w:r>
+        <w:rPr>
+          <w:rFonts w:ascii="Arial" w:hAnsi="Arial" w:cs="Arial"/>
+          <w:sz w:val="24"/>
+          <w:szCs w:val="24"/>
+        </w:rPr>
+        <w:t xml:space="preserve"/>
+      </w:r>
+    </w:p>
+    <w:p ns2:paraId="4CC67B2E" ns2:textId="77777777">
       <w:pPr>
         <w:pStyle w:val="Corpodetexto"/>
         <w:tabs>
@@ -357,7 +357,7 @@
           <w:sz w:val="24"/>
           <w:szCs w:val="24"/>
         </w:rPr>
-        <w:t xml:space="preserve">Ramo de atividade: </w:t>
+        <w:t xml:space="preserve">Ramo de atividade: {{ramo_atividade}}                                                                                 </w:t>
       </w:r>
       <w:r>
         <w:rPr>
@@ -367,34 +367,34 @@
           <w:sz w:val="24"/>
           <w:szCs w:val="24"/>
         </w:rPr>
-        <w:t>{{endereco_empresa}}</w:t>
-      </w:r>
-      <w:r>
-        <w:rPr>
-          <w:rFonts w:ascii="Arial" w:hAnsi="Arial" w:cs="Arial"/>
-          <w:sz w:val="24"/>
-          <w:szCs w:val="24"/>
-        </w:rPr>
-        <w:t xml:space="preserve">  </w:t>
-      </w:r>
-      <w:r>
-        <w:rPr>
-          <w:rFonts w:ascii="Arial" w:hAnsi="Arial" w:cs="Arial"/>
-          <w:sz w:val="24"/>
-          <w:szCs w:val="24"/>
-        </w:rPr>
-        <w:t xml:space="preserve">                                                               </w:t>
-      </w:r>
-      <w:r>
-        <w:rPr>
-          <w:rFonts w:ascii="Arial" w:hAnsi="Arial" w:cs="Arial"/>
-          <w:sz w:val="24"/>
-          <w:szCs w:val="24"/>
-        </w:rPr>
-        <w:t xml:space="preserve">                </w:t>
-      </w:r>
-    </w:p>
-    <w:p>
+        <w:t/>
+      </w:r>
+      <w:r>
+        <w:rPr>
+          <w:rFonts w:ascii="Arial" w:hAnsi="Arial" w:cs="Arial"/>
+          <w:sz w:val="24"/>
+          <w:szCs w:val="24"/>
+        </w:rPr>
+        <w:t xml:space="preserve"/>
+      </w:r>
+      <w:r>
+        <w:rPr>
+          <w:rFonts w:ascii="Arial" w:hAnsi="Arial" w:cs="Arial"/>
+          <w:sz w:val="24"/>
+          <w:szCs w:val="24"/>
+        </w:rPr>
+        <w:t xml:space="preserve"/>
+      </w:r>
+      <w:r>
+        <w:rPr>
+          <w:rFonts w:ascii="Arial" w:hAnsi="Arial" w:cs="Arial"/>
+          <w:sz w:val="24"/>
+          <w:szCs w:val="24"/>
+        </w:rPr>
+        <w:t xml:space="preserve"/>
+      </w:r>
+    </w:p>
+    <w:p ns2:paraId="75707424" ns2:textId="77777777">
       <w:pPr>
         <w:pStyle w:val="Corpodetexto"/>
         <w:tabs>
@@ -417,15 +417,15 @@
           <w:sz w:val="24"/>
           <w:szCs w:val="24"/>
         </w:rPr>
-        <w:t>E</w:t>
-      </w:r>
-      <w:r>
-        <w:rPr>
-          <w:rFonts w:ascii="Arial" w:hAnsi="Arial" w:cs="Arial"/>
-          <w:sz w:val="24"/>
-          <w:szCs w:val="24"/>
-        </w:rPr>
-        <w:t xml:space="preserve">-mail: </w:t>
+        <w:t xml:space="preserve">E-mail: {{email_empresa}}</w:t>
+      </w:r>
+      <w:r>
+        <w:rPr>
+          <w:rFonts w:ascii="Arial" w:hAnsi="Arial" w:cs="Arial"/>
+          <w:sz w:val="24"/>
+          <w:szCs w:val="24"/>
+        </w:rPr>
+        <w:t xml:space="preserve"/>
       </w:r>
       <w:r>
         <w:rPr>
@@ -435,10 +435,10 @@
           <w:sz w:val="24"/>
           <w:szCs w:val="24"/>
         </w:rPr>
-        <w:t>{{bairro_empresa}}</w:t>
-      </w:r>
-    </w:p>
-    <w:p>
+        <w:t/>
+      </w:r>
+    </w:p>
+    <w:p ns2:paraId="76248083" ns2:textId="77777777">
       <w:pPr>
         <w:pStyle w:val="Corpodetexto"/>
         <w:tabs>
@@ -461,7 +461,7 @@
           <w:sz w:val="24"/>
           <w:szCs w:val="24"/>
         </w:rPr>
-        <w:t>Endereço:</w:t>
+        <w:t xml:space="preserve">Endereço: {{endereco_empresa}}  </w:t>
       </w:r>
       <w:r>
         <w:rPr>
@@ -471,7 +471,7 @@
           <w:sz w:val="24"/>
           <w:szCs w:val="24"/>
         </w:rPr>
-        <w:t>{{representante_legal}}</w:t>
+        <w:t/>
       </w:r>
       <w:r>
         <w:rPr>
@@ -489,18 +489,18 @@
           <w:sz w:val="24"/>
           <w:szCs w:val="24"/>
         </w:rPr>
-        <w:t xml:space="preserve"> </w:t>
-      </w:r>
-      <w:r>
-        <w:rPr>
-          <w:rFonts w:ascii="Arial" w:hAnsi="Arial" w:cs="Arial"/>
-          <w:sz w:val="24"/>
-          <w:szCs w:val="24"/>
-        </w:rPr>
-        <w:t xml:space="preserve"> </w:t>
-      </w:r>
-    </w:p>
-    <w:p>
+        <w:t xml:space="preserve"/>
+      </w:r>
+      <w:r>
+        <w:rPr>
+          <w:rFonts w:ascii="Arial" w:hAnsi="Arial" w:cs="Arial"/>
+          <w:sz w:val="24"/>
+          <w:szCs w:val="24"/>
+        </w:rPr>
+        <w:t xml:space="preserve"/>
+      </w:r>
+    </w:p>
+    <w:p ns2:paraId="7163101B" ns2:textId="77777777">
       <w:pPr>
         <w:pStyle w:val="Corpodetexto"/>
         <w:tabs>
@@ -519,7 +519,7 @@
           <w:sz w:val="24"/>
           <w:szCs w:val="24"/>
         </w:rPr>
-        <w:t xml:space="preserve">Bairro: </w:t>
+        <w:t xml:space="preserve">Bairro: {{bairro_empresa}}                                              </w:t>
       </w:r>
       <w:r>
         <w:rPr>
@@ -529,26 +529,26 @@
           <w:sz w:val="24"/>
           <w:szCs w:val="24"/>
         </w:rPr>
-        <w:t>{{nome_estudante}}</w:t>
-      </w:r>
-      <w:r>
-        <w:rPr>
-          <w:rFonts w:ascii="Arial" w:hAnsi="Arial" w:cs="Arial"/>
-          <w:sz w:val="24"/>
-          <w:szCs w:val="24"/>
-        </w:rPr>
-        <w:t xml:space="preserve">   </w:t>
-      </w:r>
-      <w:r>
-        <w:rPr>
-          <w:rFonts w:ascii="Arial" w:hAnsi="Arial" w:cs="Arial"/>
-          <w:sz w:val="24"/>
-          <w:szCs w:val="24"/>
-        </w:rPr>
-        <w:t xml:space="preserve">                                           </w:t>
-      </w:r>
-    </w:p>
-    <w:p>
+        <w:t/>
+      </w:r>
+      <w:r>
+        <w:rPr>
+          <w:rFonts w:ascii="Arial" w:hAnsi="Arial" w:cs="Arial"/>
+          <w:sz w:val="24"/>
+          <w:szCs w:val="24"/>
+        </w:rPr>
+        <w:t xml:space="preserve"/>
+      </w:r>
+      <w:r>
+        <w:rPr>
+          <w:rFonts w:ascii="Arial" w:hAnsi="Arial" w:cs="Arial"/>
+          <w:sz w:val="24"/>
+          <w:szCs w:val="24"/>
+        </w:rPr>
+        <w:t xml:space="preserve"/>
+      </w:r>
+    </w:p>
+    <w:p ns2:paraId="006DD905" ns2:textId="77777777">
       <w:pPr>
         <w:pStyle w:val="Corpodetexto"/>
         <w:tabs>
@@ -567,7 +567,7 @@
           <w:sz w:val="24"/>
           <w:szCs w:val="24"/>
         </w:rPr>
-        <w:t xml:space="preserve">Município: </w:t>
+        <w:t xml:space="preserve">Município: {{municipio_empresa}}                                                          </w:t>
       </w:r>
       <w:r>
         <w:rPr>
@@ -577,26 +577,26 @@
           <w:sz w:val="24"/>
           <w:szCs w:val="24"/>
         </w:rPr>
-        <w:t>{{telefone_estudante}}</w:t>
-      </w:r>
-      <w:r>
-        <w:rPr>
-          <w:rFonts w:ascii="Arial" w:hAnsi="Arial" w:cs="Arial"/>
-          <w:sz w:val="24"/>
-          <w:szCs w:val="24"/>
-        </w:rPr>
-        <w:t xml:space="preserve">    </w:t>
-      </w:r>
-      <w:r>
-        <w:rPr>
-          <w:rFonts w:ascii="Arial" w:hAnsi="Arial" w:cs="Arial"/>
-          <w:sz w:val="24"/>
-          <w:szCs w:val="24"/>
-        </w:rPr>
-        <w:t xml:space="preserve">                                                      </w:t>
-      </w:r>
-    </w:p>
-    <w:p>
+        <w:t/>
+      </w:r>
+      <w:r>
+        <w:rPr>
+          <w:rFonts w:ascii="Arial" w:hAnsi="Arial" w:cs="Arial"/>
+          <w:sz w:val="24"/>
+          <w:szCs w:val="24"/>
+        </w:rPr>
+        <w:t xml:space="preserve"/>
+      </w:r>
+      <w:r>
+        <w:rPr>
+          <w:rFonts w:ascii="Arial" w:hAnsi="Arial" w:cs="Arial"/>
+          <w:sz w:val="24"/>
+          <w:szCs w:val="24"/>
+        </w:rPr>
+        <w:t xml:space="preserve"/>
+      </w:r>
+    </w:p>
+    <w:p ns2:paraId="112B3603" ns2:textId="77777777">
       <w:pPr>
         <w:pStyle w:val="Corpodetexto"/>
         <w:tabs>
@@ -615,7 +615,7 @@
           <w:sz w:val="24"/>
           <w:szCs w:val="24"/>
         </w:rPr>
-        <w:t xml:space="preserve">UF: </w:t>
+        <w:t xml:space="preserve">UF: {{uf_empresa}}                            </w:t>
       </w:r>
       <w:r>
         <w:rPr>
@@ -625,18 +625,18 @@
           <w:sz w:val="24"/>
           <w:szCs w:val="24"/>
         </w:rPr>
-        <w:t>{{rg}}</w:t>
-      </w:r>
-      <w:r>
-        <w:rPr>
-          <w:rFonts w:ascii="Arial" w:hAnsi="Arial" w:cs="Arial"/>
-          <w:sz w:val="24"/>
-          <w:szCs w:val="24"/>
-        </w:rPr>
-        <w:t xml:space="preserve">                            </w:t>
-      </w:r>
-    </w:p>
-    <w:p>
+        <w:t/>
+      </w:r>
+      <w:r>
+        <w:rPr>
+          <w:rFonts w:ascii="Arial" w:hAnsi="Arial" w:cs="Arial"/>
+          <w:sz w:val="24"/>
+          <w:szCs w:val="24"/>
+        </w:rPr>
+        <w:t xml:space="preserve"/>
+      </w:r>
+    </w:p>
+    <w:p ns2:paraId="41C3D67A" ns2:textId="77777777">
       <w:pPr>
         <w:pStyle w:val="Corpodetexto"/>
         <w:tabs>
@@ -655,7 +655,7 @@
           <w:sz w:val="24"/>
           <w:szCs w:val="24"/>
         </w:rPr>
-        <w:t xml:space="preserve">CEP: </w:t>
+        <w:t xml:space="preserve">CEP: {{cep_empresa}} </w:t>
       </w:r>
       <w:r>
         <w:rPr>
@@ -665,18 +665,18 @@
           <w:sz w:val="24"/>
           <w:szCs w:val="24"/>
         </w:rPr>
-        <w:t>{{cpf}}</w:t>
-      </w:r>
-      <w:r>
-        <w:rPr>
-          <w:rFonts w:ascii="Arial" w:hAnsi="Arial" w:cs="Arial"/>
-          <w:sz w:val="24"/>
-          <w:szCs w:val="24"/>
-        </w:rPr>
-        <w:t xml:space="preserve"> </w:t>
-      </w:r>
-    </w:p>
-    <w:p>
+        <w:t/>
+      </w:r>
+      <w:r>
+        <w:rPr>
+          <w:rFonts w:ascii="Arial" w:hAnsi="Arial" w:cs="Arial"/>
+          <w:sz w:val="24"/>
+          <w:szCs w:val="24"/>
+        </w:rPr>
+        <w:t xml:space="preserve"/>
+      </w:r>
+    </w:p>
+    <w:p ns2:paraId="1107CCF2" ns2:textId="77777777">
       <w:pPr>
         <w:tabs>
           <w:tab w:val="left" w:pos="0"/>
@@ -695,15 +695,15 @@
           <w:sz w:val="24"/>
           <w:szCs w:val="24"/>
         </w:rPr>
-        <w:t>Representada por:</w:t>
-      </w:r>
-      <w:r>
-        <w:rPr>
-          <w:rFonts w:ascii="Arial" w:hAnsi="Arial" w:cs="Arial"/>
-          <w:sz w:val="24"/>
-          <w:szCs w:val="24"/>
-        </w:rPr>
-        <w:t xml:space="preserve"> </w:t>
+        <w:t xml:space="preserve">Representada por: {{representante_legal}}                                      </w:t>
+      </w:r>
+      <w:r>
+        <w:rPr>
+          <w:rFonts w:ascii="Arial" w:hAnsi="Arial" w:cs="Arial"/>
+          <w:sz w:val="24"/>
+          <w:szCs w:val="24"/>
+        </w:rPr>
+        <w:t xml:space="preserve"/>
       </w:r>
       <w:r>
         <w:rPr>
@@ -713,15 +713,15 @@
           <w:sz w:val="24"/>
           <w:szCs w:val="24"/>
         </w:rPr>
-        <w:t>{{data_nascimento}}</w:t>
-      </w:r>
-      <w:r>
-        <w:rPr>
-          <w:rFonts w:ascii="Arial" w:hAnsi="Arial" w:cs="Arial"/>
-          <w:sz w:val="24"/>
-          <w:szCs w:val="24"/>
-        </w:rPr>
-        <w:t xml:space="preserve"> </w:t>
+        <w:t/>
+      </w:r>
+      <w:r>
+        <w:rPr>
+          <w:rFonts w:ascii="Arial" w:hAnsi="Arial" w:cs="Arial"/>
+          <w:sz w:val="24"/>
+          <w:szCs w:val="24"/>
+        </w:rPr>
+        <w:t xml:space="preserve"/>
       </w:r>
       <w:r>
         <w:rPr>
@@ -730,10 +730,10 @@
           <w:szCs w:val="24"/>
         </w:rPr>
         <w:tab/>
-        <w:t xml:space="preserve">                                     </w:t>
-      </w:r>
-    </w:p>
-    <w:p>
+        <w:t xml:space="preserve"/>
+      </w:r>
+    </w:p>
+    <w:p ns2:paraId="734E07C6" ns2:textId="77777777">
       <w:pPr>
         <w:tabs>
           <w:tab w:val="left" w:pos="0"/>
@@ -753,15 +753,15 @@
           <w:sz w:val="24"/>
           <w:szCs w:val="24"/>
         </w:rPr>
-        <w:t xml:space="preserve">Cargo: </w:t>
-      </w:r>
-      <w:r>
-        <w:rPr>
-          <w:rFonts w:ascii="Arial" w:hAnsi="Arial" w:cs="Arial"/>
-          <w:sz w:val="24"/>
-          <w:szCs w:val="24"/>
-        </w:rPr>
-        <w:t xml:space="preserve"> </w:t>
+        <w:t xml:space="preserve">Cargo:  {{cargo_representante}}</w:t>
+      </w:r>
+      <w:r>
+        <w:rPr>
+          <w:rFonts w:ascii="Arial" w:hAnsi="Arial" w:cs="Arial"/>
+          <w:sz w:val="24"/>
+          <w:szCs w:val="24"/>
+        </w:rPr>
+        <w:t xml:space="preserve"/>
       </w:r>
       <w:r>
         <w:rPr>
@@ -771,10 +771,10 @@
           <w:sz w:val="24"/>
           <w:szCs w:val="24"/>
         </w:rPr>
-        <w:t>{{curso}}</w:t>
-      </w:r>
-    </w:p>
-    <w:p>
+        <w:t/>
+      </w:r>
+    </w:p>
+    <w:p ns2:paraId="138D290C" ns2:textId="77777777">
       <w:pPr>
         <w:tabs>
           <w:tab w:val="left" w:pos="0"/>
@@ -811,7 +811,7 @@
       <w:tblGrid>
         <w:gridCol w:w="10510"/>
       </w:tblGrid>
-      <w:tr>
+      <w:tr ns2:paraId="42140CFF" ns2:textId="77777777">
         <w:trPr>
           <w:trHeight w:val="260"/>
         </w:trPr>
@@ -820,7 +820,7 @@
             <w:tcW w:w="10510" w:type="dxa"/>
             <w:shd w:val="clear" w:color="auto" w:fill="E6E6E6"/>
           </w:tcPr>
-          <w:p>
+          <w:p ns2:paraId="296C7D6A" ns2:textId="77777777">
             <w:pPr>
               <w:pStyle w:val="Ttulo3"/>
               <w:tabs>
@@ -846,7 +846,7 @@
         </w:tc>
       </w:tr>
     </w:tbl>
-    <w:p>
+    <w:p ns2:paraId="1643630A" ns2:textId="77777777">
       <w:pPr>
         <w:tabs>
           <w:tab w:val="left" w:pos="0"/>
@@ -864,15 +864,15 @@
           <w:sz w:val="24"/>
           <w:szCs w:val="24"/>
         </w:rPr>
-        <w:t>Nome:</w:t>
-      </w:r>
-      <w:r>
-        <w:rPr>
-          <w:rFonts w:ascii="Arial" w:hAnsi="Arial" w:cs="Arial"/>
-          <w:sz w:val="24"/>
-          <w:szCs w:val="24"/>
-        </w:rPr>
-        <w:t xml:space="preserve"> </w:t>
+        <w:t xml:space="preserve">Nome: {{nome_estudante}}                                                                       </w:t>
+      </w:r>
+      <w:r>
+        <w:rPr>
+          <w:rFonts w:ascii="Arial" w:hAnsi="Arial" w:cs="Arial"/>
+          <w:sz w:val="24"/>
+          <w:szCs w:val="24"/>
+        </w:rPr>
+        <w:t xml:space="preserve"/>
       </w:r>
       <w:r>
         <w:rPr>
@@ -882,15 +882,15 @@
           <w:sz w:val="24"/>
           <w:szCs w:val="24"/>
         </w:rPr>
-        <w:t>{{periodo}}</w:t>
-      </w:r>
-      <w:r>
-        <w:rPr>
-          <w:rFonts w:ascii="Arial" w:hAnsi="Arial" w:cs="Arial"/>
-          <w:sz w:val="24"/>
-          <w:szCs w:val="24"/>
-        </w:rPr>
-        <w:t xml:space="preserve"> </w:t>
+        <w:t/>
+      </w:r>
+      <w:r>
+        <w:rPr>
+          <w:rFonts w:ascii="Arial" w:hAnsi="Arial" w:cs="Arial"/>
+          <w:sz w:val="24"/>
+          <w:szCs w:val="24"/>
+        </w:rPr>
+        <w:t xml:space="preserve"/>
       </w:r>
       <w:r>
         <w:rPr>
@@ -931,10 +931,10 @@
           <w:szCs w:val="24"/>
         </w:rPr>
         <w:tab/>
-        <w:t xml:space="preserve">                                                                      </w:t>
-      </w:r>
-    </w:p>
-    <w:p>
+        <w:t xml:space="preserve"/>
+      </w:r>
+    </w:p>
+    <w:p ns2:paraId="323B264A" ns2:textId="77777777">
       <w:pPr>
         <w:tabs>
           <w:tab w:val="left" w:pos="0"/>
@@ -952,15 +952,15 @@
           <w:sz w:val="24"/>
           <w:szCs w:val="24"/>
         </w:rPr>
-        <w:t>Telefone:</w:t>
-      </w:r>
-      <w:r>
-        <w:rPr>
-          <w:rFonts w:ascii="Arial" w:hAnsi="Arial" w:cs="Arial"/>
-          <w:sz w:val="24"/>
-          <w:szCs w:val="24"/>
-        </w:rPr>
-        <w:t xml:space="preserve"> </w:t>
+        <w:t xml:space="preserve">Telefone: {{telefone_estudante}} </w:t>
+      </w:r>
+      <w:r>
+        <w:rPr>
+          <w:rFonts w:ascii="Arial" w:hAnsi="Arial" w:cs="Arial"/>
+          <w:sz w:val="24"/>
+          <w:szCs w:val="24"/>
+        </w:rPr>
+        <w:t xml:space="preserve"/>
       </w:r>
       <w:r>
         <w:rPr>
@@ -970,18 +970,18 @@
           <w:sz w:val="24"/>
           <w:szCs w:val="24"/>
         </w:rPr>
-        <w:t>{{matricula}}</w:t>
-      </w:r>
-      <w:r>
-        <w:rPr>
-          <w:rFonts w:ascii="Arial" w:hAnsi="Arial" w:cs="Arial"/>
-          <w:sz w:val="24"/>
-          <w:szCs w:val="24"/>
-        </w:rPr>
-        <w:t xml:space="preserve"> </w:t>
-      </w:r>
-    </w:p>
-    <w:p>
+        <w:t/>
+      </w:r>
+      <w:r>
+        <w:rPr>
+          <w:rFonts w:ascii="Arial" w:hAnsi="Arial" w:cs="Arial"/>
+          <w:sz w:val="24"/>
+          <w:szCs w:val="24"/>
+        </w:rPr>
+        <w:t xml:space="preserve"/>
+      </w:r>
+    </w:p>
+    <w:p ns2:paraId="2238AC71" ns2:textId="77777777">
       <w:pPr>
         <w:tabs>
           <w:tab w:val="left" w:pos="0"/>
@@ -999,15 +999,15 @@
           <w:sz w:val="24"/>
           <w:szCs w:val="24"/>
         </w:rPr>
-        <w:t>Identidade:</w:t>
-      </w:r>
-      <w:r>
-        <w:rPr>
-          <w:rFonts w:ascii="Arial" w:hAnsi="Arial" w:cs="Arial"/>
-          <w:sz w:val="24"/>
-          <w:szCs w:val="24"/>
-        </w:rPr>
-        <w:t xml:space="preserve"> </w:t>
+        <w:t xml:space="preserve">Identidade: {{rg}}                          </w:t>
+      </w:r>
+      <w:r>
+        <w:rPr>
+          <w:rFonts w:ascii="Arial" w:hAnsi="Arial" w:cs="Arial"/>
+          <w:sz w:val="24"/>
+          <w:szCs w:val="24"/>
+        </w:rPr>
+        <w:t xml:space="preserve"/>
       </w:r>
       <w:r>
         <w:rPr>
@@ -1017,7 +1017,7 @@
           <w:sz w:val="24"/>
           <w:szCs w:val="24"/>
         </w:rPr>
-        <w:t>{{turno}}</w:t>
+        <w:t/>
       </w:r>
       <w:r>
         <w:rPr>
@@ -1042,10 +1042,10 @@
           <w:szCs w:val="24"/>
         </w:rPr>
         <w:tab/>
-        <w:t xml:space="preserve">                          </w:t>
-      </w:r>
-    </w:p>
-    <w:p>
+        <w:t xml:space="preserve"/>
+      </w:r>
+    </w:p>
+    <w:p ns2:paraId="733C306E" ns2:textId="77777777">
       <w:pPr>
         <w:tabs>
           <w:tab w:val="left" w:pos="0"/>
@@ -1063,15 +1063,15 @@
           <w:sz w:val="24"/>
           <w:szCs w:val="24"/>
         </w:rPr>
-        <w:t>CPF:</w:t>
-      </w:r>
-      <w:r>
-        <w:rPr>
-          <w:rFonts w:ascii="Arial" w:hAnsi="Arial" w:cs="Arial"/>
-          <w:sz w:val="24"/>
-          <w:szCs w:val="24"/>
-        </w:rPr>
-        <w:t xml:space="preserve"> </w:t>
+        <w:t xml:space="preserve">CPF: {{cpf}}     </w:t>
+      </w:r>
+      <w:r>
+        <w:rPr>
+          <w:rFonts w:ascii="Arial" w:hAnsi="Arial" w:cs="Arial"/>
+          <w:sz w:val="24"/>
+          <w:szCs w:val="24"/>
+        </w:rPr>
+        <w:t xml:space="preserve"/>
       </w:r>
       <w:r>
         <w:rPr>
@@ -1081,7 +1081,7 @@
           <w:sz w:val="24"/>
           <w:szCs w:val="24"/>
         </w:rPr>
-        <w:t>{{endereco_estudante}}</w:t>
+        <w:t/>
       </w:r>
       <w:r>
         <w:rPr>
@@ -1106,10 +1106,10 @@
           <w:szCs w:val="24"/>
         </w:rPr>
         <w:tab/>
-        <w:t xml:space="preserve">     </w:t>
-      </w:r>
-    </w:p>
-    <w:p>
+        <w:t xml:space="preserve"/>
+      </w:r>
+    </w:p>
+    <w:p ns2:paraId="671AF3CE" ns2:textId="77777777">
       <w:pPr>
         <w:tabs>
           <w:tab w:val="left" w:pos="0"/>
@@ -1127,31 +1127,31 @@
           <w:sz w:val="24"/>
           <w:szCs w:val="24"/>
         </w:rPr>
-        <w:t>Data d</w:t>
-      </w:r>
-      <w:r>
-        <w:rPr>
-          <w:rFonts w:ascii="Arial" w:hAnsi="Arial" w:cs="Arial"/>
-          <w:sz w:val="24"/>
-          <w:szCs w:val="24"/>
-        </w:rPr>
-        <w:t xml:space="preserve">e </w:t>
-      </w:r>
-      <w:r>
-        <w:rPr>
-          <w:rFonts w:ascii="Arial" w:hAnsi="Arial" w:cs="Arial"/>
-          <w:sz w:val="24"/>
-          <w:szCs w:val="24"/>
-        </w:rPr>
-        <w:t>Nascimento:</w:t>
-      </w:r>
-      <w:r>
-        <w:rPr>
-          <w:rFonts w:ascii="Arial" w:hAnsi="Arial" w:cs="Arial"/>
-          <w:sz w:val="24"/>
-          <w:szCs w:val="24"/>
-        </w:rPr>
-        <w:t xml:space="preserve"> </w:t>
+        <w:t xml:space="preserve">Data de Nascimento: {{data_nascimento}} </w:t>
+      </w:r>
+      <w:r>
+        <w:rPr>
+          <w:rFonts w:ascii="Arial" w:hAnsi="Arial" w:cs="Arial"/>
+          <w:sz w:val="24"/>
+          <w:szCs w:val="24"/>
+        </w:rPr>
+        <w:t xml:space="preserve"/>
+      </w:r>
+      <w:r>
+        <w:rPr>
+          <w:rFonts w:ascii="Arial" w:hAnsi="Arial" w:cs="Arial"/>
+          <w:sz w:val="24"/>
+          <w:szCs w:val="24"/>
+        </w:rPr>
+        <w:t/>
+      </w:r>
+      <w:r>
+        <w:rPr>
+          <w:rFonts w:ascii="Arial" w:hAnsi="Arial" w:cs="Arial"/>
+          <w:sz w:val="24"/>
+          <w:szCs w:val="24"/>
+        </w:rPr>
+        <w:t xml:space="preserve"/>
       </w:r>
       <w:r>
         <w:rPr>
@@ -1161,18 +1161,18 @@
           <w:sz w:val="24"/>
           <w:szCs w:val="24"/>
         </w:rPr>
-        <w:t>{{email_estudante}}</w:t>
-      </w:r>
-      <w:r>
-        <w:rPr>
-          <w:rFonts w:ascii="Arial" w:hAnsi="Arial" w:cs="Arial"/>
-          <w:sz w:val="24"/>
-          <w:szCs w:val="24"/>
-        </w:rPr>
-        <w:t xml:space="preserve"> </w:t>
-      </w:r>
-    </w:p>
-    <w:p>
+        <w:t/>
+      </w:r>
+      <w:r>
+        <w:rPr>
+          <w:rFonts w:ascii="Arial" w:hAnsi="Arial" w:cs="Arial"/>
+          <w:sz w:val="24"/>
+          <w:szCs w:val="24"/>
+        </w:rPr>
+        <w:t xml:space="preserve"/>
+      </w:r>
+    </w:p>
+    <w:p ns2:paraId="10080BD1" ns2:textId="77777777">
       <w:pPr>
         <w:tabs>
           <w:tab w:val="left" w:pos="0"/>
@@ -1190,7 +1190,7 @@
           <w:sz w:val="24"/>
           <w:szCs w:val="24"/>
         </w:rPr>
-        <w:t>Curso:</w:t>
+        <w:t xml:space="preserve">Curso: {{curso}}              </w:t>
       </w:r>
       <w:r>
         <w:rPr>
@@ -1206,7 +1206,7 @@
           <w:sz w:val="24"/>
           <w:szCs w:val="24"/>
         </w:rPr>
-        <w:t xml:space="preserve"> </w:t>
+        <w:t xml:space="preserve"/>
       </w:r>
       <w:r>
         <w:rPr>
@@ -1216,7 +1216,7 @@
           <w:sz w:val="24"/>
           <w:szCs w:val="24"/>
         </w:rPr>
-        <w:t>{{bairro_estudante}}</w:t>
+        <w:t/>
       </w:r>
       <w:r>
         <w:rPr>
@@ -1233,10 +1233,10 @@
           <w:szCs w:val="24"/>
         </w:rPr>
         <w:tab/>
-        <w:t xml:space="preserve">              </w:t>
-      </w:r>
-    </w:p>
-    <w:p>
+        <w:t xml:space="preserve"/>
+      </w:r>
+    </w:p>
+    <w:p ns2:paraId="1FBA0C92" ns2:textId="77777777">
       <w:pPr>
         <w:tabs>
           <w:tab w:val="left" w:pos="0"/>
@@ -1254,15 +1254,15 @@
           <w:sz w:val="24"/>
           <w:szCs w:val="24"/>
         </w:rPr>
-        <w:t>Série:</w:t>
-      </w:r>
-      <w:r>
-        <w:rPr>
-          <w:rFonts w:ascii="Arial" w:hAnsi="Arial" w:cs="Arial"/>
-          <w:sz w:val="24"/>
-          <w:szCs w:val="24"/>
-        </w:rPr>
-        <w:t xml:space="preserve"> </w:t>
+        <w:t xml:space="preserve">Série: {{periodo}}                         </w:t>
+      </w:r>
+      <w:r>
+        <w:rPr>
+          <w:rFonts w:ascii="Arial" w:hAnsi="Arial" w:cs="Arial"/>
+          <w:sz w:val="24"/>
+          <w:szCs w:val="24"/>
+        </w:rPr>
+        <w:t xml:space="preserve"/>
       </w:r>
       <w:r>
         <w:rPr>
@@ -1272,18 +1272,18 @@
           <w:sz w:val="24"/>
           <w:szCs w:val="24"/>
         </w:rPr>
-        <w:t>{{municipio_estudante}}</w:t>
-      </w:r>
-      <w:r>
-        <w:rPr>
-          <w:rFonts w:ascii="Arial" w:hAnsi="Arial" w:cs="Arial"/>
-          <w:sz w:val="24"/>
-          <w:szCs w:val="24"/>
-        </w:rPr>
-        <w:t xml:space="preserve">                         </w:t>
-      </w:r>
-    </w:p>
-    <w:p>
+        <w:t/>
+      </w:r>
+      <w:r>
+        <w:rPr>
+          <w:rFonts w:ascii="Arial" w:hAnsi="Arial" w:cs="Arial"/>
+          <w:sz w:val="24"/>
+          <w:szCs w:val="24"/>
+        </w:rPr>
+        <w:t xml:space="preserve"/>
+      </w:r>
+    </w:p>
+    <w:p ns2:paraId="3F8106FE" ns2:textId="77777777">
       <w:pPr>
         <w:tabs>
           <w:tab w:val="left" w:pos="0"/>
@@ -1301,15 +1301,15 @@
           <w:sz w:val="24"/>
           <w:szCs w:val="24"/>
         </w:rPr>
-        <w:t>Matrícula:</w:t>
-      </w:r>
-      <w:r>
-        <w:rPr>
-          <w:rFonts w:ascii="Arial" w:hAnsi="Arial" w:cs="Arial"/>
-          <w:sz w:val="24"/>
-          <w:szCs w:val="24"/>
-        </w:rPr>
-        <w:t xml:space="preserve"> </w:t>
+        <w:t xml:space="preserve">Matrícula: {{matricula}}                                      </w:t>
+      </w:r>
+      <w:r>
+        <w:rPr>
+          <w:rFonts w:ascii="Arial" w:hAnsi="Arial" w:cs="Arial"/>
+          <w:sz w:val="24"/>
+          <w:szCs w:val="24"/>
+        </w:rPr>
+        <w:t xml:space="preserve"/>
       </w:r>
       <w:r>
         <w:rPr>
@@ -1319,18 +1319,18 @@
           <w:sz w:val="24"/>
           <w:szCs w:val="24"/>
         </w:rPr>
-        <w:t>{{uf_estudante}}</w:t>
-      </w:r>
-      <w:r>
-        <w:rPr>
-          <w:rFonts w:ascii="Arial" w:hAnsi="Arial" w:cs="Arial"/>
-          <w:sz w:val="24"/>
-          <w:szCs w:val="24"/>
-        </w:rPr>
-        <w:t xml:space="preserve">                                      </w:t>
-      </w:r>
-    </w:p>
-    <w:p>
+        <w:t/>
+      </w:r>
+      <w:r>
+        <w:rPr>
+          <w:rFonts w:ascii="Arial" w:hAnsi="Arial" w:cs="Arial"/>
+          <w:sz w:val="24"/>
+          <w:szCs w:val="24"/>
+        </w:rPr>
+        <w:t xml:space="preserve"/>
+      </w:r>
+    </w:p>
+    <w:p ns2:paraId="53F622D4" ns2:textId="77777777">
       <w:pPr>
         <w:tabs>
           <w:tab w:val="left" w:pos="0"/>
@@ -1348,15 +1348,15 @@
           <w:sz w:val="24"/>
           <w:szCs w:val="24"/>
         </w:rPr>
-        <w:t>Turno:</w:t>
-      </w:r>
-      <w:r>
-        <w:rPr>
-          <w:rFonts w:ascii="Arial" w:hAnsi="Arial" w:cs="Arial"/>
-          <w:sz w:val="24"/>
-          <w:szCs w:val="24"/>
-        </w:rPr>
-        <w:t xml:space="preserve"> </w:t>
+        <w:t xml:space="preserve">Turno: {{turno}}</w:t>
+      </w:r>
+      <w:r>
+        <w:rPr>
+          <w:rFonts w:ascii="Arial" w:hAnsi="Arial" w:cs="Arial"/>
+          <w:sz w:val="24"/>
+          <w:szCs w:val="24"/>
+        </w:rPr>
+        <w:t xml:space="preserve"/>
       </w:r>
       <w:r>
         <w:rPr>
@@ -1366,10 +1366,10 @@
           <w:sz w:val="24"/>
           <w:szCs w:val="24"/>
         </w:rPr>
-        <w:t>{{cep_estudante}}</w:t>
-      </w:r>
-    </w:p>
-    <w:p>
+        <w:t/>
+      </w:r>
+    </w:p>
+    <w:p ns2:paraId="24A2EFB7" ns2:textId="77777777">
       <w:pPr>
         <w:tabs>
           <w:tab w:val="left" w:pos="0"/>
@@ -1387,15 +1387,15 @@
           <w:sz w:val="24"/>
           <w:szCs w:val="24"/>
         </w:rPr>
-        <w:t>Endereço:</w:t>
-      </w:r>
-      <w:r>
-        <w:rPr>
-          <w:rFonts w:ascii="Arial" w:hAnsi="Arial" w:cs="Arial"/>
-          <w:sz w:val="24"/>
-          <w:szCs w:val="24"/>
-        </w:rPr>
-        <w:t xml:space="preserve"> </w:t>
+        <w:t xml:space="preserve">Endereço: {{endereco_estudante}}</w:t>
+      </w:r>
+      <w:r>
+        <w:rPr>
+          <w:rFonts w:ascii="Arial" w:hAnsi="Arial" w:cs="Arial"/>
+          <w:sz w:val="24"/>
+          <w:szCs w:val="24"/>
+        </w:rPr>
+        <w:t xml:space="preserve"/>
       </w:r>
       <w:r>
         <w:rPr>
@@ -1405,7 +1405,7 @@
           <w:sz w:val="24"/>
           <w:szCs w:val="24"/>
         </w:rPr>
-        <w:t>{{instituicao}}</w:t>
+        <w:t/>
       </w:r>
       <w:r>
         <w:rPr>
@@ -1416,7 +1416,7 @@
         <w:tab/>
       </w:r>
     </w:p>
-    <w:p>
+    <w:p ns2:paraId="19D30B03" ns2:textId="77777777">
       <w:pPr>
         <w:tabs>
           <w:tab w:val="left" w:pos="0"/>
@@ -1434,15 +1434,15 @@
           <w:sz w:val="24"/>
           <w:szCs w:val="24"/>
         </w:rPr>
-        <w:t>E-mail:</w:t>
-      </w:r>
-      <w:r>
-        <w:rPr>
-          <w:rFonts w:ascii="Arial" w:hAnsi="Arial" w:cs="Arial"/>
-          <w:sz w:val="24"/>
-          <w:szCs w:val="24"/>
-        </w:rPr>
-        <w:t xml:space="preserve"> </w:t>
+        <w:t xml:space="preserve">E-mail: {{email_estudante}}                              </w:t>
+      </w:r>
+      <w:r>
+        <w:rPr>
+          <w:rFonts w:ascii="Arial" w:hAnsi="Arial" w:cs="Arial"/>
+          <w:sz w:val="24"/>
+          <w:szCs w:val="24"/>
+        </w:rPr>
+        <w:t xml:space="preserve"/>
       </w:r>
       <w:r>
         <w:rPr>
@@ -1452,7 +1452,7 @@
           <w:sz w:val="24"/>
           <w:szCs w:val="24"/>
         </w:rPr>
-        <w:t>{{cnpj_instituicao}}</w:t>
+        <w:t/>
       </w:r>
       <w:r>
         <w:rPr>
@@ -1477,10 +1477,10 @@
           <w:szCs w:val="24"/>
         </w:rPr>
         <w:tab/>
-        <w:t xml:space="preserve">                              </w:t>
-      </w:r>
-    </w:p>
-    <w:p>
+        <w:t xml:space="preserve"/>
+      </w:r>
+    </w:p>
+    <w:p ns2:paraId="505A2929" ns2:textId="77777777">
       <w:pPr>
         <w:tabs>
           <w:tab w:val="left" w:pos="0"/>
@@ -1498,7 +1498,7 @@
           <w:sz w:val="24"/>
           <w:szCs w:val="24"/>
         </w:rPr>
-        <w:t>Bairro:</w:t>
+        <w:t xml:space="preserve">Bairro: {{bairro_estudante}}                                                                  </w:t>
       </w:r>
       <w:r>
         <w:rPr>
@@ -1508,7 +1508,7 @@
           <w:sz w:val="24"/>
           <w:szCs w:val="24"/>
         </w:rPr>
-        <w:t>{{endereco_instituicao}}</w:t>
+        <w:t/>
       </w:r>
       <w:r>
         <w:rPr>
@@ -1526,10 +1526,10 @@
           <w:sz w:val="24"/>
           <w:szCs w:val="24"/>
         </w:rPr>
-        <w:t xml:space="preserve">                                                                  </w:t>
-      </w:r>
-    </w:p>
-    <w:p>
+        <w:t xml:space="preserve"/>
+      </w:r>
+    </w:p>
+    <w:p ns2:paraId="2DE9F724" ns2:textId="77777777">
       <w:pPr>
         <w:tabs>
           <w:tab w:val="left" w:pos="0"/>
@@ -1547,7 +1547,7 @@
           <w:sz w:val="24"/>
           <w:szCs w:val="24"/>
         </w:rPr>
-        <w:t>Município:</w:t>
+        <w:t xml:space="preserve">Município: {{municipio_estudante}}                                       </w:t>
       </w:r>
       <w:r>
         <w:rPr>
@@ -1557,18 +1557,18 @@
           <w:sz w:val="24"/>
           <w:szCs w:val="24"/>
         </w:rPr>
-        <w:t>{{coordenador}}</w:t>
-      </w:r>
-      <w:r>
-        <w:rPr>
-          <w:rFonts w:ascii="Arial" w:hAnsi="Arial" w:cs="Arial"/>
-          <w:sz w:val="24"/>
-          <w:szCs w:val="24"/>
-        </w:rPr>
-        <w:t xml:space="preserve">                                       </w:t>
-      </w:r>
-    </w:p>
-    <w:p>
+        <w:t/>
+      </w:r>
+      <w:r>
+        <w:rPr>
+          <w:rFonts w:ascii="Arial" w:hAnsi="Arial" w:cs="Arial"/>
+          <w:sz w:val="24"/>
+          <w:szCs w:val="24"/>
+        </w:rPr>
+        <w:t xml:space="preserve"/>
+      </w:r>
+    </w:p>
+    <w:p ns2:paraId="03BAF37A" ns2:textId="77777777">
       <w:pPr>
         <w:tabs>
           <w:tab w:val="left" w:pos="0"/>
@@ -1588,7 +1588,7 @@
           <w:sz w:val="24"/>
           <w:szCs w:val="24"/>
         </w:rPr>
-        <w:t>UF</w:t>
+        <w:t xml:space="preserve">UF: {{uf_estudante}}                              </w:t>
       </w:r>
       <w:r>
         <w:rPr>
@@ -1598,7 +1598,7 @@
           <w:sz w:val="24"/>
           <w:szCs w:val="24"/>
         </w:rPr>
-        <w:t xml:space="preserve">: </w:t>
+        <w:t xml:space="preserve"/>
       </w:r>
       <w:r>
         <w:rPr>
@@ -1608,7 +1608,7 @@
           <w:sz w:val="24"/>
           <w:szCs w:val="24"/>
         </w:rPr>
-        <w:t>{{coordenador}}</w:t>
+        <w:t/>
       </w:r>
       <w:r>
         <w:rPr>
@@ -1618,10 +1618,10 @@
           <w:sz w:val="24"/>
           <w:szCs w:val="24"/>
         </w:rPr>
-        <w:t xml:space="preserve">                              </w:t>
-      </w:r>
-    </w:p>
-    <w:p>
+        <w:t xml:space="preserve"/>
+      </w:r>
+    </w:p>
+    <w:p ns2:paraId="361B492A" ns2:textId="77777777">
       <w:pPr>
         <w:tabs>
           <w:tab w:val="left" w:pos="0"/>
@@ -1639,7 +1639,7 @@
           <w:sz w:val="24"/>
           <w:szCs w:val="24"/>
         </w:rPr>
-        <w:t>CEP:</w:t>
+        <w:t xml:space="preserve">CEP: {{cep_estudante}}</w:t>
       </w:r>
       <w:r>
         <w:rPr>
@@ -1649,7 +1649,7 @@
           <w:sz w:val="24"/>
           <w:szCs w:val="24"/>
         </w:rPr>
-        <w:t>{{curso}}</w:t>
+        <w:t/>
       </w:r>
       <w:r>
         <w:rPr>
@@ -1662,7 +1662,7 @@
         </w:rPr>
       </w:r>
     </w:p>
-    <w:p>
+    <w:p ns2:paraId="4FD2B2CA" ns2:textId="77777777">
       <w:pPr>
         <w:tabs>
           <w:tab w:val="left" w:pos="0"/>
@@ -1698,7 +1698,7 @@
       <w:tblGrid>
         <w:gridCol w:w="10582"/>
       </w:tblGrid>
-      <w:tr>
+      <w:tr ns2:paraId="675F8AD1" ns2:textId="77777777">
         <w:trPr>
           <w:trHeight w:val="270"/>
         </w:trPr>
@@ -1707,7 +1707,7 @@
             <w:tcW w:w="10582" w:type="dxa"/>
             <w:shd w:val="clear" w:color="auto" w:fill="E6E6E6"/>
           </w:tcPr>
-          <w:p>
+          <w:p ns2:paraId="6121C3C0" ns2:textId="77777777">
             <w:pPr>
               <w:pStyle w:val="Ttulo3"/>
               <w:tabs>
@@ -1733,7 +1733,7 @@
         </w:tc>
       </w:tr>
     </w:tbl>
-    <w:p>
+    <w:p ns2:paraId="575D6D9C" ns2:textId="77777777">
       <w:pPr>
         <w:tabs>
           <w:tab w:val="left" w:pos="0"/>
@@ -1776,7 +1776,7 @@
         <w:t>DE ENSINO E CULTURA DE MATO GROSSO DO SUL</w:t>
       </w:r>
     </w:p>
-    <w:p>
+    <w:p ns2:paraId="3642D2EA" ns2:textId="77777777">
       <w:pPr>
         <w:tabs>
           <w:tab w:val="left" w:pos="0"/>
@@ -1846,7 +1846,7 @@
         <w:t>6060</w:t>
       </w:r>
     </w:p>
-    <w:p>
+    <w:p ns2:paraId="3CA21B4C" ns2:textId="77777777">
       <w:pPr>
         <w:pStyle w:val="Ttulo1"/>
         <w:tabs>
@@ -1914,7 +1914,7 @@
         <w:t>79610-320</w:t>
       </w:r>
     </w:p>
-    <w:p>
+    <w:p ns2:paraId="31FE069B" ns2:textId="77777777">
       <w:pPr>
         <w:tabs>
           <w:tab w:val="left" w:pos="0"/>
@@ -2041,7 +2041,7 @@
         <w:t xml:space="preserve"> </w:t>
       </w:r>
     </w:p>
-    <w:p>
+    <w:p ns2:paraId="79503389" ns2:textId="77777777">
       <w:pPr>
         <w:tabs>
           <w:tab w:val="left" w:pos="0"/>
@@ -2087,7 +2087,7 @@
       <w:tblGrid>
         <w:gridCol w:w="10798"/>
       </w:tblGrid>
-      <w:tr>
+      <w:tr ns2:paraId="6F65E21A" ns2:textId="77777777">
         <w:trPr>
           <w:trHeight w:val="404"/>
         </w:trPr>
@@ -2096,7 +2096,7 @@
             <w:tcW w:w="10798" w:type="dxa"/>
             <w:shd w:val="clear" w:color="auto" w:fill="E6E6E6"/>
           </w:tcPr>
-          <w:p>
+          <w:p ns2:paraId="14D5F6B3" ns2:textId="77777777">
             <w:pPr>
               <w:pStyle w:val="Ttulo3"/>
               <w:tabs>
@@ -2123,7 +2123,7 @@
         </w:tc>
       </w:tr>
     </w:tbl>
-    <w:p>
+    <w:p ns2:paraId="329FFEAD" ns2:textId="77777777">
       <w:pPr>
         <w:tabs>
           <w:tab w:val="left" w:pos="0"/>
@@ -2143,15 +2143,15 @@
           <w:sz w:val="24"/>
           <w:szCs w:val="24"/>
         </w:rPr>
-        <w:t>Curso de Graduação</w:t>
-      </w:r>
-      <w:r>
-        <w:rPr>
-          <w:rFonts w:ascii="Arial" w:hAnsi="Arial" w:cs="Arial"/>
-          <w:sz w:val="24"/>
-          <w:szCs w:val="24"/>
-        </w:rPr>
-        <w:t xml:space="preserve">: </w:t>
+        <w:t xml:space="preserve">Curso de Graduação: {{curso}}</w:t>
+      </w:r>
+      <w:r>
+        <w:rPr>
+          <w:rFonts w:ascii="Arial" w:hAnsi="Arial" w:cs="Arial"/>
+          <w:sz w:val="24"/>
+          <w:szCs w:val="24"/>
+        </w:rPr>
+        <w:t xml:space="preserve"/>
       </w:r>
       <w:r>
         <w:rPr>
@@ -2161,10 +2161,10 @@
           <w:sz w:val="24"/>
           <w:szCs w:val="24"/>
         </w:rPr>
-        <w:t>{{apolice_seguro}}</w:t>
-      </w:r>
-    </w:p>
-    <w:p>
+        <w:t/>
+      </w:r>
+    </w:p>
+    <w:p ns2:paraId="3EF9F6CF" ns2:textId="77777777">
       <w:pPr>
         <w:tabs>
           <w:tab w:val="left" w:pos="0"/>
@@ -2226,7 +2226,7 @@
         <w:tab/>
       </w:r>
     </w:p>
-    <w:p>
+    <w:p ns2:paraId="167E3360" ns2:textId="77777777">
       <w:pPr>
         <w:tabs>
           <w:tab w:val="left" w:pos="0"/>
@@ -2246,23 +2246,23 @@
           <w:sz w:val="24"/>
           <w:szCs w:val="24"/>
         </w:rPr>
-        <w:t>Série ou Período</w:t>
-      </w:r>
-      <w:r>
-        <w:rPr>
-          <w:rFonts w:ascii="Arial" w:hAnsi="Arial" w:cs="Arial"/>
-          <w:sz w:val="24"/>
-          <w:szCs w:val="24"/>
-        </w:rPr>
-        <w:t>:</w:t>
-      </w:r>
-      <w:r>
-        <w:rPr>
-          <w:rFonts w:ascii="Arial" w:hAnsi="Arial" w:cs="Arial"/>
-          <w:sz w:val="24"/>
-          <w:szCs w:val="24"/>
-        </w:rPr>
-        <w:t xml:space="preserve"> </w:t>
+        <w:t xml:space="preserve">Série ou Período: {{periodo}}</w:t>
+      </w:r>
+      <w:r>
+        <w:rPr>
+          <w:rFonts w:ascii="Arial" w:hAnsi="Arial" w:cs="Arial"/>
+          <w:sz w:val="24"/>
+          <w:szCs w:val="24"/>
+        </w:rPr>
+        <w:t/>
+      </w:r>
+      <w:r>
+        <w:rPr>
+          <w:rFonts w:ascii="Arial" w:hAnsi="Arial" w:cs="Arial"/>
+          <w:sz w:val="24"/>
+          <w:szCs w:val="24"/>
+        </w:rPr>
+        <w:t xml:space="preserve"/>
       </w:r>
       <w:r>
         <w:rPr>
@@ -2272,10 +2272,10 @@
           <w:sz w:val="24"/>
           <w:szCs w:val="24"/>
         </w:rPr>
-        <w:t>{{razao_social}}</w:t>
-      </w:r>
-    </w:p>
-    <w:p>
+        <w:t/>
+      </w:r>
+    </w:p>
+    <w:p ns2:paraId="0285AAFE" ns2:textId="77777777">
       <w:pPr>
         <w:tabs>
           <w:tab w:val="left" w:pos="0"/>
@@ -2294,15 +2294,15 @@
           <w:sz w:val="24"/>
           <w:szCs w:val="24"/>
         </w:rPr>
-        <w:t>Vigência</w:t>
-      </w:r>
-      <w:r>
-        <w:rPr>
-          <w:rFonts w:ascii="Arial" w:hAnsi="Arial" w:cs="Arial"/>
-          <w:sz w:val="24"/>
-          <w:szCs w:val="24"/>
-        </w:rPr>
-        <w:t xml:space="preserve">: </w:t>
+        <w:t xml:space="preserve">Vigência: {{data_inicio}} a {{data_fim}} </w:t>
+      </w:r>
+      <w:r>
+        <w:rPr>
+          <w:rFonts w:ascii="Arial" w:hAnsi="Arial" w:cs="Arial"/>
+          <w:sz w:val="24"/>
+          <w:szCs w:val="24"/>
+        </w:rPr>
+        <w:t xml:space="preserve"/>
       </w:r>
       <w:r>
         <w:rPr>
@@ -2312,18 +2312,18 @@
           <w:sz w:val="24"/>
           <w:szCs w:val="24"/>
         </w:rPr>
-        <w:t>{{nome_estudante}}</w:t>
-      </w:r>
-      <w:r>
-        <w:rPr>
-          <w:rFonts w:ascii="Arial" w:hAnsi="Arial" w:cs="Arial"/>
-          <w:sz w:val="24"/>
-          <w:szCs w:val="24"/>
-        </w:rPr>
-        <w:t xml:space="preserve"> </w:t>
-      </w:r>
-    </w:p>
-    <w:p>
+        <w:t/>
+      </w:r>
+      <w:r>
+        <w:rPr>
+          <w:rFonts w:ascii="Arial" w:hAnsi="Arial" w:cs="Arial"/>
+          <w:sz w:val="24"/>
+          <w:szCs w:val="24"/>
+        </w:rPr>
+        <w:t xml:space="preserve"/>
+      </w:r>
+    </w:p>
+    <w:p ns2:paraId="5CFD7FD4" ns2:textId="77777777">
       <w:pPr>
         <w:tabs>
           <w:tab w:val="left" w:pos="0"/>
@@ -2342,7 +2342,7 @@
           <w:sz w:val="24"/>
           <w:szCs w:val="24"/>
         </w:rPr>
-        <w:t>Horário:</w:t>
+        <w:t xml:space="preserve">Horário: {{horario}}                                </w:t>
       </w:r>
       <w:r>
         <w:rPr>
@@ -2351,7 +2351,7 @@
           <w:sz w:val="24"/>
           <w:szCs w:val="24"/>
         </w:rPr>
-        <w:t xml:space="preserve"> </w:t>
+        <w:t xml:space="preserve"/>
       </w:r>
       <w:r>
         <w:rPr>
@@ -2361,18 +2361,18 @@
           <w:sz w:val="24"/>
           <w:szCs w:val="24"/>
         </w:rPr>
-        <w:t>{{data_inicio}}</w:t>
-      </w:r>
-      <w:r>
-        <w:rPr>
-          <w:rFonts w:ascii="Arial" w:hAnsi="Arial" w:cs="Arial"/>
-          <w:sz w:val="24"/>
-          <w:szCs w:val="24"/>
-        </w:rPr>
-        <w:t xml:space="preserve">                                </w:t>
-      </w:r>
-    </w:p>
-    <w:p>
+        <w:t/>
+      </w:r>
+      <w:r>
+        <w:rPr>
+          <w:rFonts w:ascii="Arial" w:hAnsi="Arial" w:cs="Arial"/>
+          <w:sz w:val="24"/>
+          <w:szCs w:val="24"/>
+        </w:rPr>
+        <w:t xml:space="preserve"/>
+      </w:r>
+    </w:p>
+    <w:p ns2:paraId="041DD2A5" ns2:textId="77777777">
       <w:pPr>
         <w:tabs>
           <w:tab w:val="left" w:pos="0"/>
@@ -2391,7 +2391,7 @@
           <w:sz w:val="24"/>
           <w:szCs w:val="24"/>
         </w:rPr>
-        <w:t>Carga Horária Semanal:</w:t>
+        <w:t xml:space="preserve">Carga Horária Semanal: {{carga_horaria}}                 </w:t>
       </w:r>
       <w:r>
         <w:rPr>
@@ -2401,7 +2401,7 @@
           <w:sz w:val="24"/>
           <w:szCs w:val="24"/>
         </w:rPr>
-        <w:t>{{data_fim}}</w:t>
+        <w:t/>
       </w:r>
       <w:r>
         <w:rPr>
@@ -2419,10 +2419,10 @@
           <w:sz w:val="24"/>
           <w:szCs w:val="24"/>
         </w:rPr>
-        <w:t xml:space="preserve">                 </w:t>
-      </w:r>
-    </w:p>
-    <w:p>
+        <w:t xml:space="preserve"/>
+      </w:r>
+    </w:p>
+    <w:p ns2:paraId="0726BA45" ns2:textId="77777777">
       <w:pPr>
         <w:tabs>
           <w:tab w:val="left" w:pos="0"/>
@@ -2441,7 +2441,7 @@
           <w:sz w:val="24"/>
           <w:szCs w:val="24"/>
         </w:rPr>
-        <w:t xml:space="preserve">Setor de Estágio: </w:t>
+        <w:t xml:space="preserve">Setor de Estágio: {{setor_estagio}}                                                  </w:t>
       </w:r>
       <w:r>
         <w:rPr>
@@ -2451,18 +2451,18 @@
           <w:sz w:val="24"/>
           <w:szCs w:val="24"/>
         </w:rPr>
-        <w:t>{{horario}}</w:t>
-      </w:r>
-      <w:r>
-        <w:rPr>
-          <w:rFonts w:ascii="Arial" w:hAnsi="Arial" w:cs="Arial"/>
-          <w:sz w:val="24"/>
-          <w:szCs w:val="24"/>
-        </w:rPr>
-        <w:t xml:space="preserve">                                                  </w:t>
-      </w:r>
-    </w:p>
-    <w:p>
+        <w:t/>
+      </w:r>
+      <w:r>
+        <w:rPr>
+          <w:rFonts w:ascii="Arial" w:hAnsi="Arial" w:cs="Arial"/>
+          <w:sz w:val="24"/>
+          <w:szCs w:val="24"/>
+        </w:rPr>
+        <w:t xml:space="preserve"/>
+      </w:r>
+    </w:p>
+    <w:p ns2:paraId="73C490A0" ns2:textId="77777777">
       <w:pPr>
         <w:tabs>
           <w:tab w:val="left" w:pos="0"/>
@@ -2481,15 +2481,15 @@
           <w:sz w:val="24"/>
           <w:szCs w:val="24"/>
         </w:rPr>
-        <w:t>Atividades Desenvolvidas:</w:t>
-      </w:r>
-      <w:r>
-        <w:rPr>
-          <w:rFonts w:ascii="Arial" w:hAnsi="Arial" w:cs="Arial"/>
-          <w:sz w:val="24"/>
-          <w:szCs w:val="24"/>
-        </w:rPr>
-        <w:t xml:space="preserve"> </w:t>
+        <w:t xml:space="preserve">Atividades Desenvolvidas: {{atividades}} </w:t>
+      </w:r>
+      <w:r>
+        <w:rPr>
+          <w:rFonts w:ascii="Arial" w:hAnsi="Arial" w:cs="Arial"/>
+          <w:sz w:val="24"/>
+          <w:szCs w:val="24"/>
+        </w:rPr>
+        <w:t xml:space="preserve"/>
       </w:r>
       <w:r>
         <w:rPr>
@@ -2499,18 +2499,18 @@
           <w:sz w:val="24"/>
           <w:szCs w:val="24"/>
         </w:rPr>
-        <w:t>{{carga_horaria}}</w:t>
-      </w:r>
-      <w:r>
-        <w:rPr>
-          <w:rFonts w:ascii="Arial" w:hAnsi="Arial" w:cs="Arial"/>
-          <w:sz w:val="24"/>
-          <w:szCs w:val="24"/>
-        </w:rPr>
-        <w:t xml:space="preserve"> </w:t>
-      </w:r>
-    </w:p>
-    <w:p>
+        <w:t/>
+      </w:r>
+      <w:r>
+        <w:rPr>
+          <w:rFonts w:ascii="Arial" w:hAnsi="Arial" w:cs="Arial"/>
+          <w:sz w:val="24"/>
+          <w:szCs w:val="24"/>
+        </w:rPr>
+        <w:t xml:space="preserve"/>
+      </w:r>
+    </w:p>
+    <w:p ns2:paraId="56ED46BB" ns2:textId="77777777">
       <w:pPr>
         <w:tabs>
           <w:tab w:val="left" w:pos="0"/>
@@ -2528,7 +2528,7 @@
           <w:sz w:val="24"/>
           <w:szCs w:val="24"/>
         </w:rPr>
-        <w:t>Bolsa-auxílio: R$</w:t>
+        <w:t xml:space="preserve">Bolsa-auxílio: R$ {{bolsa_auxilio}}                            </w:t>
       </w:r>
       <w:r>
         <w:rPr>
@@ -2537,7 +2537,7 @@
           <w:sz w:val="24"/>
           <w:szCs w:val="24"/>
         </w:rPr>
-        <w:t xml:space="preserve"> </w:t>
+        <w:t xml:space="preserve"/>
       </w:r>
       <w:r>
         <w:rPr>
@@ -2547,7 +2547,7 @@
           <w:sz w:val="24"/>
           <w:szCs w:val="24"/>
         </w:rPr>
-        <w:t>{{setor_estagio}}</w:t>
+        <w:t/>
       </w:r>
       <w:r>
         <w:rPr>
@@ -2556,18 +2556,18 @@
           <w:sz w:val="24"/>
           <w:szCs w:val="24"/>
         </w:rPr>
-        <w:t xml:space="preserve">                           </w:t>
-      </w:r>
-      <w:r>
-        <w:rPr>
-          <w:rFonts w:ascii="Arial" w:hAnsi="Arial" w:cs="Arial"/>
-          <w:sz w:val="24"/>
-          <w:szCs w:val="24"/>
-        </w:rPr>
-        <w:t xml:space="preserve"> </w:t>
-      </w:r>
-    </w:p>
-    <w:p>
+        <w:t xml:space="preserve"/>
+      </w:r>
+      <w:r>
+        <w:rPr>
+          <w:rFonts w:ascii="Arial" w:hAnsi="Arial" w:cs="Arial"/>
+          <w:sz w:val="24"/>
+          <w:szCs w:val="24"/>
+        </w:rPr>
+        <w:t xml:space="preserve"/>
+      </w:r>
+    </w:p>
+    <w:p ns2:paraId="67BF5078" ns2:textId="77777777">
       <w:pPr>
         <w:tabs>
           <w:tab w:val="left" w:pos="0"/>
@@ -2585,15 +2585,15 @@
           <w:sz w:val="24"/>
           <w:szCs w:val="24"/>
         </w:rPr>
-        <w:t xml:space="preserve">Auxílio-transporte: </w:t>
-      </w:r>
-      <w:r>
-        <w:rPr>
-          <w:rFonts w:ascii="Arial" w:hAnsi="Arial" w:cs="Arial"/>
-          <w:sz w:val="24"/>
-          <w:szCs w:val="24"/>
-        </w:rPr>
-        <w:t>{{vale_transporte_x}}</w:t>
+        <w:t xml:space="preserve">Auxílio-transporte: {{auxilio_transporte}}</w:t>
+      </w:r>
+      <w:r>
+        <w:rPr>
+          <w:rFonts w:ascii="Arial" w:hAnsi="Arial" w:cs="Arial"/>
+          <w:sz w:val="24"/>
+          <w:szCs w:val="24"/>
+        </w:rPr>
+        <w:t/>
       </w:r>
       <w:r>
         <w:rPr>
@@ -2612,7 +2612,7 @@
         </w:rPr>
       </w:r>
     </w:p>
-    <w:p>
+    <w:p ns2:paraId="317EF1F2" ns2:textId="77777777">
       <w:pPr>
         <w:tabs>
           <w:tab w:val="left" w:pos="0"/>
@@ -2631,23 +2631,23 @@
           <w:sz w:val="24"/>
           <w:szCs w:val="24"/>
         </w:rPr>
-        <w:t>Vale-transporte</w:t>
-      </w:r>
-      <w:r>
-        <w:rPr>
-          <w:rFonts w:ascii="Arial" w:hAnsi="Arial" w:cs="Arial"/>
-          <w:sz w:val="24"/>
-          <w:szCs w:val="24"/>
-        </w:rPr>
-        <w:t xml:space="preserve">: </w:t>
-      </w:r>
-      <w:r>
-        <w:rPr>
-          <w:rFonts w:ascii="Arial" w:hAnsi="Arial" w:cs="Arial"/>
-          <w:sz w:val="24"/>
-          <w:szCs w:val="24"/>
-        </w:rPr>
-        <w:t>{{transporte_empresa_x}}</w:t>
+        <w:t xml:space="preserve">Vale-transporte: {{vale_transporte_x}}</w:t>
+      </w:r>
+      <w:r>
+        <w:rPr>
+          <w:rFonts w:ascii="Arial" w:hAnsi="Arial" w:cs="Arial"/>
+          <w:sz w:val="24"/>
+          <w:szCs w:val="24"/>
+        </w:rPr>
+        <w:t xml:space="preserve"/>
+      </w:r>
+      <w:r>
+        <w:rPr>
+          <w:rFonts w:ascii="Arial" w:hAnsi="Arial" w:cs="Arial"/>
+          <w:sz w:val="24"/>
+          <w:szCs w:val="24"/>
+        </w:rPr>
+        <w:t/>
       </w:r>
       <w:r>
         <w:rPr>
@@ -2666,7 +2666,7 @@
         </w:rPr>
       </w:r>
     </w:p>
-    <w:p>
+    <w:p ns2:paraId="6E14AF65" ns2:textId="77777777">
       <w:pPr>
         <w:tabs>
           <w:tab w:val="left" w:pos="0"/>
@@ -2684,23 +2684,23 @@
           <w:sz w:val="24"/>
           <w:szCs w:val="24"/>
         </w:rPr>
-        <w:t>Transporte da Empresa</w:t>
-      </w:r>
-      <w:r>
-        <w:rPr>
-          <w:rFonts w:ascii="Arial" w:hAnsi="Arial" w:cs="Arial"/>
-          <w:sz w:val="24"/>
-          <w:szCs w:val="24"/>
-        </w:rPr>
-        <w:t xml:space="preserve">: </w:t>
-      </w:r>
-      <w:r>
-        <w:rPr>
-          <w:rFonts w:ascii="Arial" w:hAnsi="Arial" w:cs="Arial"/>
-          <w:sz w:val="24"/>
-          <w:szCs w:val="24"/>
-        </w:rPr>
-        <w:t>{{outros_transporte_x}}</w:t>
+        <w:t xml:space="preserve">Transporte da Empresa: {{transporte_empresa_x}}</w:t>
+      </w:r>
+      <w:r>
+        <w:rPr>
+          <w:rFonts w:ascii="Arial" w:hAnsi="Arial" w:cs="Arial"/>
+          <w:sz w:val="24"/>
+          <w:szCs w:val="24"/>
+        </w:rPr>
+        <w:t xml:space="preserve"/>
+      </w:r>
+      <w:r>
+        <w:rPr>
+          <w:rFonts w:ascii="Arial" w:hAnsi="Arial" w:cs="Arial"/>
+          <w:sz w:val="24"/>
+          <w:szCs w:val="24"/>
+        </w:rPr>
+        <w:t/>
       </w:r>
       <w:r>
         <w:rPr>
@@ -2719,7 +2719,7 @@
         </w:rPr>
       </w:r>
     </w:p>
-    <w:p>
+    <w:p ns2:paraId="2A99B7C5" ns2:textId="77777777">
       <w:pPr>
         <w:tabs>
           <w:tab w:val="left" w:pos="0"/>
@@ -2740,7 +2740,7 @@
           <w:sz w:val="24"/>
           <w:szCs w:val="24"/>
         </w:rPr>
-        <w:t>Outros</w:t>
+        <w:t xml:space="preserve">Outros: {{outros_transporte_x}} / {{beneficios}}</w:t>
       </w:r>
       <w:r>
         <w:rPr>
@@ -2749,7 +2749,7 @@
           <w:sz w:val="24"/>
           <w:szCs w:val="24"/>
         </w:rPr>
-        <w:t>:</w:t>
+        <w:t/>
       </w:r>
       <w:r>
         <w:rPr>
@@ -2758,8 +2758,53 @@
           <w:sz w:val="24"/>
           <w:szCs w:val="24"/>
         </w:rPr>
+        <w:t xml:space="preserve"/>
+      </w:r>
+      <w:r>
+        <w:rPr>
+          <w:rFonts w:ascii="Arial" w:hAnsi="Arial" w:cs="Arial"/>
+          <w:b/>
+          <w:bCs/>
+          <w:sz w:val="24"/>
+          <w:szCs w:val="24"/>
+        </w:rPr>
+        <w:t/>
+      </w:r>
+    </w:p>
+    <w:p ns2:paraId="662BC0A1" ns2:textId="77777777">
+      <w:pPr>
+        <w:tabs>
+          <w:tab w:val="left" w:pos="0"/>
+        </w:tabs>
+        <w:ind w:right="-522"/>
+        <w:rPr>
+          <w:rFonts w:ascii="Arial" w:hAnsi="Arial" w:cs="Arial"/>
+          <w:sz w:val="24"/>
+          <w:szCs w:val="24"/>
+        </w:rPr>
+      </w:pPr>
+      <w:r>
+        <w:rPr>
+          <w:rFonts w:ascii="Arial" w:hAnsi="Arial" w:cs="Arial"/>
+          <w:sz w:val="24"/>
+          <w:szCs w:val="24"/>
+        </w:rPr>
         <w:t xml:space="preserve"> </w:t>
       </w:r>
+    </w:p>
+    <w:p ns2:paraId="3789C5F1" ns2:textId="77777777">
+      <w:pPr>
+        <w:pStyle w:val="Corpodetexto"/>
+        <w:tabs>
+          <w:tab w:val="left" w:pos="0"/>
+        </w:tabs>
+        <w:spacing w:after="0"/>
+        <w:rPr>
+          <w:rFonts w:ascii="Arial" w:hAnsi="Arial" w:cs="Arial"/>
+          <w:sz w:val="24"/>
+          <w:szCs w:val="24"/>
+        </w:rPr>
+      </w:pPr>
       <w:r>
         <w:rPr>
           <w:rFonts w:ascii="Arial" w:hAnsi="Arial" w:cs="Arial"/>
@@ -2768,51 +2813,6 @@
           <w:sz w:val="24"/>
           <w:szCs w:val="24"/>
         </w:rPr>
-        <w:t>{{beneficios}}</w:t>
-      </w:r>
-    </w:p>
-    <w:p>
-      <w:pPr>
-        <w:tabs>
-          <w:tab w:val="left" w:pos="0"/>
-        </w:tabs>
-        <w:ind w:right="-522"/>
-        <w:rPr>
-          <w:rFonts w:ascii="Arial" w:hAnsi="Arial" w:cs="Arial"/>
-          <w:sz w:val="24"/>
-          <w:szCs w:val="24"/>
-        </w:rPr>
-      </w:pPr>
-      <w:r>
-        <w:rPr>
-          <w:rFonts w:ascii="Arial" w:hAnsi="Arial" w:cs="Arial"/>
-          <w:sz w:val="24"/>
-          <w:szCs w:val="24"/>
-        </w:rPr>
-        <w:t xml:space="preserve"> </w:t>
-      </w:r>
-    </w:p>
-    <w:p>
-      <w:pPr>
-        <w:pStyle w:val="Corpodetexto"/>
-        <w:tabs>
-          <w:tab w:val="left" w:pos="0"/>
-        </w:tabs>
-        <w:spacing w:after="0"/>
-        <w:rPr>
-          <w:rFonts w:ascii="Arial" w:hAnsi="Arial" w:cs="Arial"/>
-          <w:sz w:val="24"/>
-          <w:szCs w:val="24"/>
-        </w:rPr>
-      </w:pPr>
-      <w:r>
-        <w:rPr>
-          <w:rFonts w:ascii="Arial" w:hAnsi="Arial" w:cs="Arial"/>
-          <w:b/>
-          <w:bCs/>
-          <w:sz w:val="24"/>
-          <w:szCs w:val="24"/>
-        </w:rPr>
         <w:t>Profissional da Unidade Concedente responsável pelo estágio</w:t>
       </w:r>
       <w:r>
@@ -2824,7 +2824,7 @@
         <w:t xml:space="preserve">:  </w:t>
       </w:r>
     </w:p>
-    <w:p>
+    <w:p ns2:paraId="3B7B8624" ns2:textId="77777777">
       <w:pPr>
         <w:pStyle w:val="Corpodetexto"/>
         <w:tabs>
@@ -2938,7 +2938,7 @@
         <w:tab/>
       </w:r>
     </w:p>
-    <w:p>
+    <w:p ns2:paraId="0CD5F9E2" ns2:textId="77777777">
       <w:pPr>
         <w:pStyle w:val="Corpodetexto"/>
         <w:tabs>
@@ -3011,7 +3011,7 @@
         <w:t xml:space="preserve"> </w:t>
       </w:r>
     </w:p>
-    <w:p>
+    <w:p ns2:paraId="07E00EAC" ns2:textId="77777777">
       <w:pPr>
         <w:pStyle w:val="Corpodetexto"/>
         <w:tabs>
@@ -3115,7 +3115,7 @@
         <w:tab/>
       </w:r>
     </w:p>
-    <w:p>
+    <w:p ns2:paraId="399F9F79" ns2:textId="77777777">
       <w:pPr>
         <w:pStyle w:val="Corpodetexto"/>
         <w:tabs>
@@ -3158,7 +3158,7 @@
         </w:rPr>
       </w:r>
     </w:p>
-    <w:p>
+    <w:p ns2:paraId="3BB5A745" ns2:textId="77777777">
       <w:pPr>
         <w:tabs>
           <w:tab w:val="left" w:pos="0"/>
@@ -3194,7 +3194,7 @@
       <w:tblGrid>
         <w:gridCol w:w="10678"/>
       </w:tblGrid>
-      <w:tr>
+      <w:tr ns2:paraId="793A1560" ns2:textId="77777777">
         <w:trPr>
           <w:trHeight w:val="270"/>
         </w:trPr>
@@ -3203,7 +3203,7 @@
             <w:tcW w:w="10678" w:type="dxa"/>
             <w:shd w:val="clear" w:color="auto" w:fill="E6E6E6"/>
           </w:tcPr>
-          <w:p>
+          <w:p ns2:paraId="42DED264" ns2:textId="77777777">
             <w:pPr>
               <w:pStyle w:val="Ttulo3"/>
               <w:tabs>
@@ -3230,7 +3230,7 @@
         </w:tc>
       </w:tr>
     </w:tbl>
-    <w:p>
+    <w:p ns2:paraId="4452F5EA" ns2:textId="77777777">
       <w:pPr>
         <w:pStyle w:val="Corpodetexto21"/>
         <w:tabs>
@@ -3250,7 +3250,7 @@
         <w:t>A Unidade Concedente do Estágio, o Estagiário e a Instituição de Ensino têm entre si acordado o seguinte:</w:t>
       </w:r>
     </w:p>
-    <w:p>
+    <w:p ns2:paraId="3DB0FD88" ns2:textId="77777777">
       <w:pPr>
         <w:tabs>
           <w:tab w:val="left" w:pos="0"/>
@@ -3280,7 +3280,7 @@
         <w:t xml:space="preserve">   O objeto deste termo é o estágio curricular obrigatório a ser realizado por aluno devidamente matriculado, conforme descrito no campo “D – DADOS SOBRE O ESTÁGIO” deste instrumento e será disciplinado pela Lei nº 11.788/2008, pelo projeto pedagógico do Curso, pelas diretrizes curriculares nacionais, pelo Regulamento de Estágios do Curso no qual o estagiário encontrar-se matriculado e deverá respeitar o convênio firmado entre a Unidade Concedente de Estágios e a Instituição de Ensino.</w:t>
       </w:r>
     </w:p>
-    <w:p>
+    <w:p ns2:paraId="49FB16FC" ns2:textId="77777777">
       <w:pPr>
         <w:tabs>
           <w:tab w:val="left" w:pos="0"/>
@@ -3310,7 +3310,7 @@
         <w:t xml:space="preserve">   O Estagiário não terá vínculo empregatício com a Unidade Concedente de acordo com a Lei nº 11.788/2008 e, assim que encerrar o período letivo não poderá prosseguir o estágio, enquanto não renovar a sua matrícula e enquanto não renovar o termo de compromisso de estágio.</w:t>
       </w:r>
     </w:p>
-    <w:p>
+    <w:p ns2:paraId="40AD8D73" ns2:textId="77777777">
       <w:pPr>
         <w:pStyle w:val="Recuodecorpodetexto"/>
         <w:tabs>
@@ -3343,7 +3343,7 @@
         <w:t xml:space="preserve">     O Plano de Estágio é parte integrante deste termo de compromisso de estágio e deverá ser cumprido por todos os envolvidos no estágio, sob a devida supervisão da Unidade Concedente de Estágios e da Instituição de Ensino, por meio de seus representantes, conforme dispõem os arts. 7º e 9º, da Lei 11.788/2008.   </w:t>
       </w:r>
     </w:p>
-    <w:p>
+    <w:p ns2:paraId="5D184EB1" ns2:textId="77777777">
       <w:pPr>
         <w:tabs>
           <w:tab w:val="left" w:pos="0"/>
@@ -3373,7 +3373,7 @@
         <w:t xml:space="preserve">  A oferta de profissionais preceptores e de ambientes adequados para as práticas de estágio, bem como a respectiva supervisão profissional são obrigações de responsabilidade da Unidade Concedente de Estágios, ao passo que a avaliação dos estagiários e o controle didático e acadêmico sobre as suas atividades em estágios é de obrigação e responsabilidade da Instituição de Ensino, por meio de seu professor ou supervisor de estágio para tanto designado, conforme a organização pedagógica e acadêmica do respectivo curso. </w:t>
       </w:r>
     </w:p>
-    <w:p>
+    <w:p ns2:paraId="088FB4F2" ns2:textId="77777777">
       <w:pPr>
         <w:pStyle w:val="Recuodecorpodetexto"/>
         <w:tabs>
@@ -3395,15 +3395,15 @@
           <w:sz w:val="24"/>
           <w:szCs w:val="24"/>
         </w:rPr>
-        <w:t xml:space="preserve">CLÁUSULA 5ª    </w:t>
-      </w:r>
-      <w:r>
-        <w:rPr>
-          <w:rFonts w:ascii="Arial" w:hAnsi="Arial" w:cs="Arial"/>
-          <w:sz w:val="24"/>
-          <w:szCs w:val="24"/>
-        </w:rPr>
-        <w:t xml:space="preserve">Durante a vigência deste Termo de Compromisso, o Estagiário deverá ser amparado contra acidentes pessoais, sob a responsabilidade da unidade concedente, conforme a Lei 11.788, de 25 de setembro de 2008, conforme Apólice nº </w:t>
+        <w:t xml:space="preserve">CLÁUSULA 5ª    Durante a vigência deste Termo de Compromisso, o Estagiário deverá ser amparado contra acidentes pessoais, sob a responsabilidade da unidade concedente, conforme a Lei 11.788, de 25 de setembro de 2008, conforme Apólice nº {{apolice_numero}} da Seguradora {{nome_seguradora}}</w:t>
+      </w:r>
+      <w:r>
+        <w:rPr>
+          <w:rFonts w:ascii="Arial" w:hAnsi="Arial" w:cs="Arial"/>
+          <w:sz w:val="24"/>
+          <w:szCs w:val="24"/>
+        </w:rPr>
+        <w:t xml:space="preserve"/>
       </w:r>
       <w:r>
         <w:rPr>
@@ -3413,15 +3413,15 @@
           <w:sz w:val="24"/>
           <w:szCs w:val="24"/>
         </w:rPr>
-        <w:t>{{data_inicio}}</w:t>
-      </w:r>
-      <w:r>
-        <w:rPr>
-          <w:rFonts w:ascii="Arial" w:hAnsi="Arial" w:cs="Arial"/>
-          <w:sz w:val="24"/>
-          <w:szCs w:val="24"/>
-        </w:rPr>
-        <w:t xml:space="preserve"> da Seguradora </w:t>
+        <w:t/>
+      </w:r>
+      <w:r>
+        <w:rPr>
+          <w:rFonts w:ascii="Arial" w:hAnsi="Arial" w:cs="Arial"/>
+          <w:sz w:val="24"/>
+          <w:szCs w:val="24"/>
+        </w:rPr>
+        <w:t xml:space="preserve"/>
       </w:r>
       <w:r>
         <w:rPr>
@@ -3431,10 +3431,10 @@
           <w:sz w:val="24"/>
           <w:szCs w:val="24"/>
         </w:rPr>
-        <w:t>{{data_fim}}</w:t>
-      </w:r>
-    </w:p>
-    <w:p>
+        <w:t/>
+      </w:r>
+    </w:p>
+    <w:p ns2:paraId="0C1D56D3" ns2:textId="77777777">
       <w:pPr>
         <w:tabs>
           <w:tab w:val="left" w:pos="0"/>
@@ -3482,7 +3482,7 @@
         <w:t>se compromete a providenciar sua matrícula na Instituição de Ensino antes do início do estágio e a:</w:t>
       </w:r>
     </w:p>
-    <w:p>
+    <w:p ns2:paraId="5C9884E3" ns2:textId="77777777">
       <w:pPr>
         <w:tabs>
           <w:tab w:val="left" w:pos="0"/>
@@ -3512,7 +3512,7 @@
         <w:t xml:space="preserve"> Conhecer e cumprir as normas internas da Unidade Concedente do Estágio, especialmente aquelas relativas à prevenção de acidentes, medidas preventivas de proteção à sua saúde e integridade, submeter-se às orientações e determinações do profissional preceptor indicado pela unidade concedente de estágio, respeitar o plano do estágio, bem como conhecer e cumprir as normas éticas da profissão, portar-se de modo respeitoso, cumprir o regulamento do estágio do seu curso e respeitar o projeto pedagógico do seu curso e o calendário acadêmico estabelecido, para a série à qual está vinculado;</w:t>
       </w:r>
     </w:p>
-    <w:p>
+    <w:p ns2:paraId="622EE70F" ns2:textId="77777777">
       <w:pPr>
         <w:tabs>
           <w:tab w:val="left" w:pos="0"/>
@@ -3542,7 +3542,7 @@
         <w:t>Responder por perdas e danos que causar no ambiente de estágio e em relação a pessoas presentes no ambiente de estágio, nos termos da legislação vigente;</w:t>
       </w:r>
     </w:p>
-    <w:p>
+    <w:p ns2:paraId="3C63082F" ns2:textId="77777777">
       <w:pPr>
         <w:pStyle w:val="Textoembloco1"/>
         <w:tabs>
@@ -3570,7 +3570,7 @@
         <w:t>Manter sigilo sobre informações, dados ou trabalhos reservados a Unidade Concedente do Estágio aos quais tenha acesso;</w:t>
       </w:r>
     </w:p>
-    <w:p>
+    <w:p ns2:paraId="3E3DD5D5" ns2:textId="77777777">
       <w:pPr>
         <w:tabs>
           <w:tab w:val="left" w:pos="0"/>
@@ -3600,7 +3600,7 @@
         <w:t xml:space="preserve"> Participar do treinamento atitudinal e cumprir as normas e práticas de segurança e de prevenção de acidentes exigidas ou realizadas pela Unidade Concedente durante as atividades de estágio, devendo fazer uso correto e adequado dos equipamentos de proteção individual e coletiva, devendo recusar a participação em atividades de risco ou para as quais não tenha equipamentos de proteção disponíveis, o que deverá comunicar à Instituição de Ensino, para as devidas providências;</w:t>
       </w:r>
     </w:p>
-    <w:p>
+    <w:p ns2:paraId="65410F4A" ns2:textId="77777777">
       <w:pPr>
         <w:tabs>
           <w:tab w:val="left" w:pos="0"/>
@@ -3630,7 +3630,7 @@
         <w:t xml:space="preserve"> Apresentar à Instituição de Ensino informações importantes para o bom andamento do estágio imediatamente e o relatório sobre as atividades realizadas em prazo não superior a 06 (seis) meses, ciente de que deverá cumprir integralmente a carga horária de estágio obrigatório e;</w:t>
       </w:r>
     </w:p>
-    <w:p>
+    <w:p ns2:paraId="0BF46B98" ns2:textId="77777777">
       <w:pPr>
         <w:tabs>
           <w:tab w:val="left" w:pos="0"/>
@@ -3661,7 +3661,7 @@
         <w:t xml:space="preserve"> não realizar nenhuma atividade de estágio sem a contratação prévia da devida apólice de seguros.</w:t>
       </w:r>
     </w:p>
-    <w:p>
+    <w:p ns2:paraId="3AD0544D" ns2:textId="77777777">
       <w:pPr>
         <w:tabs>
           <w:tab w:val="left" w:pos="0"/>
@@ -3675,7 +3675,7 @@
         </w:rPr>
       </w:pPr>
     </w:p>
-    <w:p>
+    <w:p ns2:paraId="653EDCA5" ns2:textId="77777777">
       <w:pPr>
         <w:tabs>
           <w:tab w:val="left" w:pos="0"/>
@@ -3724,7 +3724,7 @@
         <w:t>responsabilizar-se-á por cumprir o convênio de estágios com a Unidade Concedente e a:</w:t>
       </w:r>
     </w:p>
-    <w:p>
+    <w:p ns2:paraId="37A39B81" ns2:textId="77777777">
       <w:pPr>
         <w:tabs>
           <w:tab w:val="left" w:pos="0"/>
@@ -3754,7 +3754,7 @@
         <w:t xml:space="preserve"> Aprovar o estágio que trata o presente instrumento, considerando as condições de sua adequação à proposta pedagógica do curso, à etapa e modalidade da formação escolar do Estagiário e ao horário e calendário escolar; </w:t>
       </w:r>
     </w:p>
-    <w:p>
+    <w:p ns2:paraId="1A917D7B" ns2:textId="77777777">
       <w:pPr>
         <w:tabs>
           <w:tab w:val="left" w:pos="0"/>
@@ -3784,7 +3784,7 @@
         <w:t xml:space="preserve"> Aprovar o plano de atividades de estágio que consubstancie as condições suficientes à exigência legal de adequação à etapa e modalidade da formação escolar do Estagiário;</w:t>
       </w:r>
     </w:p>
-    <w:p>
+    <w:p ns2:paraId="5A879473" ns2:textId="77777777">
       <w:pPr>
         <w:tabs>
           <w:tab w:val="left" w:pos="0"/>
@@ -3814,7 +3814,7 @@
         <w:t xml:space="preserve"> Avaliar as instalações da Unidade Concedente quanto à adequação destas a formação cultural e profissional do Estagiário;</w:t>
       </w:r>
     </w:p>
-    <w:p>
+    <w:p ns2:paraId="1E56E588" ns2:textId="77777777">
       <w:pPr>
         <w:tabs>
           <w:tab w:val="left" w:pos="0"/>
@@ -3844,7 +3844,7 @@
         <w:t xml:space="preserve"> Realizar visitas nos ambientes de estágios conforme o seu cronograma de controle acadêmico e pedagógico, para efeito de acompanhar por amostragem as atividades de estágios, exigir dos estagiários o cumprimento do plano de estágio e avaliar as atividades do estagiário, mediante verificação dos relatórios, o que deverá ser feito por professor orientador da área ou por supervisor de estágio da coordenadoria do curso, tarefa que pode ser atribuída ao Coordenador do Curso;</w:t>
       </w:r>
     </w:p>
-    <w:p>
+    <w:p ns2:paraId="06B05F83" ns2:textId="77777777">
       <w:pPr>
         <w:tabs>
           <w:tab w:val="left" w:pos="0"/>
@@ -3874,7 +3874,7 @@
         <w:t xml:space="preserve"> Contabilizar o aproveitamento acadêmico com base no termo ou relatório de realização de estágio, expedido ou verificado com visto pela Unidade Concedente do Estágio, quando o aluno for o responsável pela elaboração do relatório;</w:t>
       </w:r>
     </w:p>
-    <w:p>
+    <w:p ns2:paraId="374CD48B" ns2:textId="77777777">
       <w:pPr>
         <w:tabs>
           <w:tab w:val="left" w:pos="0"/>
@@ -3904,7 +3904,7 @@
         <w:t xml:space="preserve"> quando solicitada, comunicar à Unidade Concedente o início do período letivo, as datas de avaliações acadêmicas e outras informações relevantes, para o bom cumprimento do estágio.</w:t>
       </w:r>
     </w:p>
-    <w:p>
+    <w:p ns2:paraId="1982BBEE" ns2:textId="77777777">
       <w:pPr>
         <w:tabs>
           <w:tab w:val="left" w:pos="0"/>
@@ -3918,7 +3918,7 @@
         </w:rPr>
       </w:pPr>
     </w:p>
-    <w:p>
+    <w:p ns2:paraId="47704E5C" ns2:textId="77777777">
       <w:pPr>
         <w:tabs>
           <w:tab w:val="left" w:pos="0"/>
@@ -3968,7 +3968,7 @@
         <w:t xml:space="preserve">cumprir o convênio de estágios com a Instituição de Ensino e: </w:t>
       </w:r>
     </w:p>
-    <w:p>
+    <w:p ns2:paraId="3A7B0267" ns2:textId="77777777">
       <w:pPr>
         <w:tabs>
           <w:tab w:val="left" w:pos="0"/>
@@ -4007,7 +4007,7 @@
         <w:t>para prestar os seus serviços profissionais nos ambientes da Unidade Concedente de Estágio, serviços profissionais os quais servirão de referência e de aprendizado pela experiência a ser vivenciada pelos estagiários, os quais só poderão realizar as atividades permitidas por tal profissional responsável, de acordo com as normas e padrões exigidos e praticados pela Unidade Concedente de Estágio, sendo que poderão ficar sob a supervisão e responsabilidade de tal profissional preceptor até 10 estagiários;</w:t>
       </w:r>
     </w:p>
-    <w:p>
+    <w:p ns2:paraId="1C18013D" ns2:textId="77777777">
       <w:pPr>
         <w:tabs>
           <w:tab w:val="left" w:pos="0"/>
@@ -4038,7 +4038,7 @@
         <w:t xml:space="preserve"> Controlar a entrada e a saída dos estagiários, inclusive se assim entender necessário, mediante controle de assiduidade e pontualidade;</w:t>
       </w:r>
     </w:p>
-    <w:p>
+    <w:p ns2:paraId="5FF43023" ns2:textId="77777777">
       <w:pPr>
         <w:tabs>
           <w:tab w:val="left" w:pos="0"/>
@@ -4069,7 +4069,7 @@
         <w:t xml:space="preserve"> Expedir ou vistoriar relatório de estágio a respeito das atividades de estágio praticadas, no qual deverá constar o período, horários, locais, profissional preceptor responsável da Unidade Concedente de Estágio, identificação do estagiário, com periodicidade máxima de 06 (seis) meses, relatório que também deverá ser assinado pelo profissional preceptor da Unidade Concedente e pelo estagiário, documento que poderá ser utilizado pela Instituição Educacional como subsídio para a avaliação do estágio e do estagiário; </w:t>
       </w:r>
     </w:p>
-    <w:p>
+    <w:p ns2:paraId="35E7AAA6" ns2:textId="77777777">
       <w:pPr>
         <w:tabs>
           <w:tab w:val="left" w:pos="0"/>
@@ -4099,7 +4099,7 @@
         <w:t xml:space="preserve"> Conceder ou não bolsa-auxílio, ou outra forma de contraprestação acordada, e auxílio-transporte, de forma facultativa, sendo obrigatório um período de recesso ao Estagiário a ser gozado preferencialmente durante as férias escolares, nos termos da legislação vigente;</w:t>
       </w:r>
     </w:p>
-    <w:p>
+    <w:p ns2:paraId="138A666B" ns2:textId="77777777">
       <w:pPr>
         <w:tabs>
           <w:tab w:val="left" w:pos="0"/>
@@ -4129,7 +4129,7 @@
         <w:t xml:space="preserve"> Reduzir nos termos da lei a carga horária do estágio nos períodos de avaliação escolar, previamente informado pela Instituição de Ensino mediante acesso via internet do “Calendário Acadêmico da Instituição de Ensino”, em www.aems.edu.br;</w:t>
       </w:r>
     </w:p>
-    <w:p>
+    <w:p ns2:paraId="3F87CE9E" ns2:textId="77777777">
       <w:pPr>
         <w:tabs>
           <w:tab w:val="left" w:pos="0"/>
@@ -4160,7 +4160,7 @@
         <w:t>Comunicar por escrito à Instituição de Ensino irregularidades, infrações e desrespeitos que venham a ser praticados pelo estagiário durante as suas atividades, a interrupção do estágio ou problemas a respeito, imediatamente após a ocorrência e oferecer condições de visita ao professor ou supervisor de estágio indicado pela Coordenadoria de Curso;</w:t>
       </w:r>
     </w:p>
-    <w:p>
+    <w:p ns2:paraId="580E62A2" ns2:textId="77777777">
       <w:pPr>
         <w:tabs>
           <w:tab w:val="left" w:pos="0"/>
@@ -4191,7 +4191,7 @@
         <w:t xml:space="preserve"> Encaminhar, obrigatoriamente, à Instituição de Ensino, uma via do presente termo de compromisso de estágio, devidamente assinado pelas partes;</w:t>
       </w:r>
     </w:p>
-    <w:p>
+    <w:p ns2:paraId="3AEAB585" ns2:textId="77777777">
       <w:pPr>
         <w:tabs>
           <w:tab w:val="left" w:pos="0"/>
@@ -4221,7 +4221,7 @@
         <w:t xml:space="preserve"> Expedir termo de realização de estágio, na ocasião do desligamento do estagiário, contendo a indicação resumida das atividades desenvolvidas, dos períodos e dos seus profissionais preceptores responsáveis pela supervisão nas dependências da Unidade Concedente de Estágio;</w:t>
       </w:r>
     </w:p>
-    <w:p>
+    <w:p ns2:paraId="594292E5" ns2:textId="77777777">
       <w:pPr>
         <w:tabs>
           <w:tab w:val="left" w:pos="0"/>
@@ -4251,7 +4251,7 @@
         <w:t xml:space="preserve"> Aplicar ao Estagiário a legislação relacionada à saúde e segurança no trabalho e as normas internas de prevenção e de boas práticas profissionais. </w:t>
       </w:r>
     </w:p>
-    <w:p>
+    <w:p ns2:paraId="6A0A4463" ns2:textId="77777777">
       <w:pPr>
         <w:tabs>
           <w:tab w:val="left" w:pos="0"/>
@@ -4264,7 +4264,7 @@
         </w:rPr>
       </w:pPr>
     </w:p>
-    <w:p>
+    <w:p ns2:paraId="26EE8B11" ns2:textId="77777777">
       <w:pPr>
         <w:tabs>
           <w:tab w:val="left" w:pos="0"/>
@@ -4294,7 +4294,7 @@
         <w:t xml:space="preserve">    O presente Termo de Compromisso de Estágio vigorará a partir da data da assinatura e terá vigência correspondente ao período/série correspondente do curso em que o estagiário encontrar-se matriculado, podendo haver o seu término a qualquer tempo e inclusive antes do fim do período letivo, nos seguintes casos: </w:t>
       </w:r>
     </w:p>
-    <w:p>
+    <w:p ns2:paraId="2859E3BE" ns2:textId="77777777">
       <w:pPr>
         <w:tabs>
           <w:tab w:val="left" w:pos="0"/>
@@ -4326,7 +4326,7 @@
         <w:t>Quando comprovado o rendimento não satisfatório do Estagiário ou mediante requerimento seu;</w:t>
       </w:r>
     </w:p>
-    <w:p>
+    <w:p ns2:paraId="1B82BE53" ns2:textId="77777777">
       <w:pPr>
         <w:tabs>
           <w:tab w:val="left" w:pos="0"/>
@@ -4359,7 +4359,7 @@
         <w:t>Ocorrendo abandono, mudança, conclusão do curso, trancamento, transferência, cancelamento de matrícula junto à Instituição de Ensino ou qualquer outra situação que impeça o prosseguimento do estágio;</w:t>
       </w:r>
     </w:p>
-    <w:p>
+    <w:p ns2:paraId="01CC48E1" ns2:textId="77777777">
       <w:pPr>
         <w:tabs>
           <w:tab w:val="left" w:pos="0"/>
@@ -4392,7 +4392,7 @@
         <w:t>Não cumprimento do pactuado neste Termo de Compromisso de Estágio ou por consenso entre a unidade concedente e a instituição de ensino;</w:t>
       </w:r>
     </w:p>
-    <w:p>
+    <w:p ns2:paraId="1514813C" ns2:textId="77777777">
       <w:pPr>
         <w:tabs>
           <w:tab w:val="left" w:pos="0"/>
@@ -4426,7 +4426,7 @@
         <w:t>Quando a Unidade Concedente do Estágio não cumprir os termos do convênio, do plano de estágio, deste termo de compromisso ou da legislação vigente;</w:t>
       </w:r>
     </w:p>
-    <w:p>
+    <w:p ns2:paraId="4EAE95B1" ns2:textId="77777777">
       <w:pPr>
         <w:tabs>
           <w:tab w:val="left" w:pos="0"/>
@@ -4456,7 +4456,7 @@
         <w:t>Por iniciativa da Unidade Concedente, da Instituição de Ensino ou do Estagiário, sem necessidade de justificativa, com antecedência mínima de 30 dias, observados os termos do convênio de estágio.</w:t>
       </w:r>
     </w:p>
-    <w:p>
+    <w:p ns2:paraId="1AB18F4E" ns2:textId="77777777">
       <w:pPr>
         <w:tabs>
           <w:tab w:val="left" w:pos="0"/>
@@ -4488,7 +4488,7 @@
         <w:t>. O tempo de vigência deste termo de compromisso não se confunde com os prazos didáticos e acadêmicos necessários para cumprir bem a carga horária do estágio e para as devidas avaliações, sendo que estes serão estabelecidos pela Coordenadoria do Curso para que ocorram dentro do período de matrícula do estagiário e deverão ser respeitados pelos estagiários.</w:t>
       </w:r>
     </w:p>
-    <w:p>
+    <w:p ns2:paraId="28D35B4F" ns2:textId="77777777">
       <w:pPr>
         <w:tabs>
           <w:tab w:val="left" w:pos="0"/>
@@ -4502,7 +4502,7 @@
         </w:rPr>
       </w:pPr>
     </w:p>
-    <w:p>
+    <w:p ns2:paraId="4F62B379" ns2:textId="77777777">
       <w:pPr>
         <w:tabs>
           <w:tab w:val="left" w:pos="0"/>
@@ -4532,7 +4532,7 @@
         <w:t xml:space="preserve">     O presente Termo de Compromisso de Estágio poderá ser prorrogado mediante termo aditivo até o limite de 02 (dois) anos, a contar da data da assinatura deste termo, por meio de comunicação escrita entre as partes e desde que o estagiário continue devidamente matriculado. </w:t>
       </w:r>
     </w:p>
-    <w:p>
+    <w:p ns2:paraId="188C17A1" ns2:textId="77777777">
       <w:pPr>
         <w:tabs>
           <w:tab w:val="left" w:pos="0"/>
@@ -4545,7 +4545,7 @@
         </w:rPr>
       </w:pPr>
     </w:p>
-    <w:p>
+    <w:p ns2:paraId="517339D4" ns2:textId="77777777">
       <w:pPr>
         <w:tabs>
           <w:tab w:val="left" w:pos="0"/>
@@ -4566,7 +4566,7 @@
         <w:t xml:space="preserve">E por estarem cientes sobre os termos do Convênio de Estágio, quanto ao plano de estágio e aos termos da Lei 11.788/2008 e da Lei 9.394/1996, as partes identificadas neste termo de quatro páginas no anverso, assinam o presente em três vias, todas de igual teor, para que uma fique em poder do estagiário, outra em poder da instituição de ensino e a outra em poder da unidade concedente do estágio. </w:t>
       </w:r>
     </w:p>
-    <w:p>
+    <w:p ns2:paraId="4C7E58A6" ns2:textId="77777777">
       <w:pPr>
         <w:tabs>
           <w:tab w:val="left" w:pos="0"/>
@@ -4579,7 +4579,7 @@
         </w:rPr>
       </w:pPr>
     </w:p>
-    <w:p>
+    <w:p ns2:paraId="261BC1F5" ns2:textId="77777777">
       <w:pPr>
         <w:tabs>
           <w:tab w:val="left" w:pos="0"/>
@@ -4593,7 +4593,7 @@
         </w:rPr>
       </w:pPr>
     </w:p>
-    <w:p>
+    <w:p ns2:paraId="11EC8BD4" ns2:textId="77777777">
       <w:pPr>
         <w:tabs>
           <w:tab w:val="left" w:pos="0"/>
@@ -4607,7 +4607,7 @@
         </w:rPr>
       </w:pPr>
     </w:p>
-    <w:p>
+    <w:p ns2:paraId="3ABD03DB" ns2:textId="77777777">
       <w:pPr>
         <w:tabs>
           <w:tab w:val="left" w:pos="0"/>
@@ -4710,7 +4710,7 @@
         <w:t xml:space="preserve">.  </w:t>
       </w:r>
     </w:p>
-    <w:p>
+    <w:p ns2:paraId="0049B91C" ns2:textId="77777777">
       <w:pPr>
         <w:tabs>
           <w:tab w:val="left" w:pos="0"/>
@@ -4734,7 +4734,7 @@
         <w:gridCol w:w="5398"/>
         <w:gridCol w:w="5398"/>
       </w:tblGrid>
-      <w:tr>
+      <w:tr ns2:paraId="24D1A5F7" ns2:textId="77777777">
         <w:trPr>
           <w:trHeight w:val="1579"/>
         </w:trPr>
@@ -4742,7 +4742,7 @@
           <w:tcPr>
             <w:tcW w:w="5398" w:type="dxa"/>
           </w:tcPr>
-          <w:p>
+          <w:p ns2:paraId="274F24C4" ns2:textId="77777777">
             <w:pPr>
               <w:tabs>
                 <w:tab w:val="left" w:pos="0"/>
@@ -4755,7 +4755,7 @@
               </w:rPr>
             </w:pPr>
           </w:p>
-          <w:p>
+          <w:p ns2:paraId="22423285" ns2:textId="77777777">
             <w:pPr>
               <w:tabs>
                 <w:tab w:val="left" w:pos="0"/>
@@ -4768,7 +4768,7 @@
               </w:rPr>
             </w:pPr>
           </w:p>
-          <w:p>
+          <w:p ns2:paraId="6098ECD5" ns2:textId="77777777">
             <w:pPr>
               <w:tabs>
                 <w:tab w:val="left" w:pos="0"/>
@@ -4781,7 +4781,7 @@
               </w:rPr>
             </w:pPr>
           </w:p>
-          <w:p>
+          <w:p ns2:paraId="65C2A362" ns2:textId="77777777">
             <w:pPr>
               <w:tabs>
                 <w:tab w:val="left" w:pos="0"/>
@@ -4794,7 +4794,7 @@
               </w:rPr>
             </w:pPr>
           </w:p>
-          <w:p>
+          <w:p ns2:paraId="7702D80A" ns2:textId="77777777">
             <w:pPr>
               <w:tabs>
                 <w:tab w:val="left" w:pos="0"/>
@@ -4807,7 +4807,7 @@
               </w:rPr>
             </w:pPr>
           </w:p>
-          <w:p>
+          <w:p ns2:paraId="4326F7FC" ns2:textId="77777777">
             <w:pPr>
               <w:tabs>
                 <w:tab w:val="left" w:pos="0"/>
@@ -4834,7 +4834,7 @@
           <w:tcPr>
             <w:tcW w:w="5398" w:type="dxa"/>
           </w:tcPr>
-          <w:p>
+          <w:p ns2:paraId="49045E3B" ns2:textId="77777777">
             <w:pPr>
               <w:tabs>
                 <w:tab w:val="left" w:pos="0"/>
@@ -4847,7 +4847,7 @@
               </w:rPr>
             </w:pPr>
           </w:p>
-          <w:p>
+          <w:p ns2:paraId="479FD58D" ns2:textId="77777777">
             <w:pPr>
               <w:rPr>
                 <w:rFonts w:ascii="Arial" w:hAnsi="Arial" w:cs="Arial"/>
@@ -4856,7 +4856,7 @@
               </w:rPr>
             </w:pPr>
           </w:p>
-          <w:p>
+          <w:p ns2:paraId="59D04D13" ns2:textId="77777777">
             <w:pPr>
               <w:rPr>
                 <w:rFonts w:ascii="Arial" w:hAnsi="Arial" w:cs="Arial"/>
@@ -4865,7 +4865,7 @@
               </w:rPr>
             </w:pPr>
           </w:p>
-          <w:p>
+          <w:p ns2:paraId="2729BD5A" ns2:textId="77777777">
             <w:pPr>
               <w:rPr>
                 <w:rFonts w:ascii="Arial" w:hAnsi="Arial" w:cs="Arial"/>
@@ -4874,7 +4874,7 @@
               </w:rPr>
             </w:pPr>
           </w:p>
-          <w:p>
+          <w:p ns2:paraId="0751EB4F" ns2:textId="77777777">
             <w:pPr>
               <w:tabs>
                 <w:tab w:val="left" w:pos="0"/>
@@ -4887,7 +4887,7 @@
               </w:rPr>
             </w:pPr>
           </w:p>
-          <w:p>
+          <w:p ns2:paraId="6CBCDF5B" ns2:textId="77777777">
             <w:pPr>
               <w:tabs>
                 <w:tab w:val="left" w:pos="0"/>
@@ -4911,7 +4911,7 @@
           </w:p>
         </w:tc>
       </w:tr>
-      <w:tr>
+      <w:tr ns2:paraId="470DB7EC" ns2:textId="77777777">
         <w:trPr>
           <w:trHeight w:val="1579"/>
         </w:trPr>
@@ -4919,7 +4919,7 @@
           <w:tcPr>
             <w:tcW w:w="5398" w:type="dxa"/>
           </w:tcPr>
-          <w:p>
+          <w:p ns2:paraId="19D8AA9B" ns2:textId="77777777">
             <w:pPr>
               <w:tabs>
                 <w:tab w:val="left" w:pos="0"/>
@@ -4932,7 +4932,7 @@
               </w:rPr>
             </w:pPr>
           </w:p>
-          <w:p>
+          <w:p ns2:paraId="2815C6CA" ns2:textId="77777777">
             <w:pPr>
               <w:rPr>
                 <w:rFonts w:ascii="Arial" w:hAnsi="Arial" w:cs="Arial"/>
@@ -4941,7 +4941,7 @@
               </w:rPr>
             </w:pPr>
           </w:p>
-          <w:p>
+          <w:p ns2:paraId="6677FBFC" ns2:textId="77777777">
             <w:pPr>
               <w:rPr>
                 <w:rFonts w:ascii="Arial" w:hAnsi="Arial" w:cs="Arial"/>
@@ -4950,7 +4950,7 @@
               </w:rPr>
             </w:pPr>
           </w:p>
-          <w:p>
+          <w:p ns2:paraId="240AF320" ns2:textId="77777777">
             <w:pPr>
               <w:rPr>
                 <w:rFonts w:ascii="Arial" w:hAnsi="Arial" w:cs="Arial"/>
@@ -4959,7 +4959,7 @@
               </w:rPr>
             </w:pPr>
           </w:p>
-          <w:p>
+          <w:p ns2:paraId="531DE0C6" ns2:textId="77777777">
             <w:pPr>
               <w:rPr>
                 <w:rFonts w:ascii="Arial" w:hAnsi="Arial" w:cs="Arial"/>
@@ -4982,7 +4982,7 @@
           <w:tcPr>
             <w:tcW w:w="5398" w:type="dxa"/>
           </w:tcPr>
-          <w:p>
+          <w:p ns2:paraId="3C44F714" ns2:textId="77777777">
             <w:pPr>
               <w:tabs>
                 <w:tab w:val="left" w:pos="0"/>
@@ -4995,7 +4995,7 @@
               </w:rPr>
             </w:pPr>
           </w:p>
-          <w:p>
+          <w:p ns2:paraId="3CC78A5D" ns2:textId="77777777">
             <w:pPr>
               <w:rPr>
                 <w:rFonts w:ascii="Arial" w:hAnsi="Arial" w:cs="Arial"/>
@@ -5004,7 +5004,7 @@
               </w:rPr>
             </w:pPr>
           </w:p>
-          <w:p>
+          <w:p ns2:paraId="4E13F24B" ns2:textId="77777777">
             <w:pPr>
               <w:rPr>
                 <w:rFonts w:ascii="Arial" w:hAnsi="Arial" w:cs="Arial"/>
@@ -5013,7 +5013,7 @@
               </w:rPr>
             </w:pPr>
           </w:p>
-          <w:p>
+          <w:p ns2:paraId="6E42FF49" ns2:textId="77777777">
             <w:pPr>
               <w:rPr>
                 <w:rFonts w:ascii="Arial" w:hAnsi="Arial" w:cs="Arial"/>
@@ -5022,7 +5022,7 @@
               </w:rPr>
             </w:pPr>
           </w:p>
-          <w:p>
+          <w:p ns2:paraId="1B487DC5" ns2:textId="77777777">
             <w:pPr>
               <w:tabs>
                 <w:tab w:val="left" w:pos="0"/>
@@ -5046,7 +5046,7 @@
           </w:p>
         </w:tc>
       </w:tr>
-      <w:tr>
+      <w:tr ns2:paraId="487C4949" ns2:textId="77777777">
         <w:trPr>
           <w:trHeight w:val="1510"/>
         </w:trPr>
@@ -5054,7 +5054,7 @@
           <w:tcPr>
             <w:tcW w:w="5398" w:type="dxa"/>
           </w:tcPr>
-          <w:p>
+          <w:p ns2:paraId="7455ABE7" ns2:textId="77777777">
             <w:pPr>
               <w:tabs>
                 <w:tab w:val="left" w:pos="0"/>
@@ -5067,7 +5067,7 @@
               </w:rPr>
             </w:pPr>
           </w:p>
-          <w:p>
+          <w:p ns2:paraId="15B0AE96" ns2:textId="77777777">
             <w:pPr>
               <w:rPr>
                 <w:rFonts w:ascii="Arial" w:hAnsi="Arial" w:cs="Arial"/>
@@ -5076,7 +5076,7 @@
               </w:rPr>
             </w:pPr>
           </w:p>
-          <w:p>
+          <w:p ns2:paraId="36267919" ns2:textId="77777777">
             <w:pPr>
               <w:rPr>
                 <w:rFonts w:ascii="Arial" w:hAnsi="Arial" w:cs="Arial"/>
@@ -5085,7 +5085,7 @@
               </w:rPr>
             </w:pPr>
           </w:p>
-          <w:p>
+          <w:p ns2:paraId="7D008E4B" ns2:textId="77777777">
             <w:pPr>
               <w:rPr>
                 <w:rFonts w:ascii="Arial" w:hAnsi="Arial" w:cs="Arial"/>
@@ -5094,7 +5094,7 @@
               </w:rPr>
             </w:pPr>
           </w:p>
-          <w:p>
+          <w:p ns2:paraId="195FC7C3" ns2:textId="77777777">
             <w:pPr>
               <w:tabs>
                 <w:tab w:val="left" w:pos="0"/>
@@ -5122,7 +5122,7 @@
           <w:tcPr>
             <w:tcW w:w="5398" w:type="dxa"/>
           </w:tcPr>
-          <w:p>
+          <w:p ns2:paraId="0A7F48B4" ns2:textId="77777777">
             <w:pPr>
               <w:tabs>
                 <w:tab w:val="left" w:pos="0"/>
@@ -5135,7 +5135,7 @@
               </w:rPr>
             </w:pPr>
           </w:p>
-          <w:p>
+          <w:p ns2:paraId="5014D218" ns2:textId="77777777">
             <w:pPr>
               <w:rPr>
                 <w:rFonts w:ascii="Arial" w:hAnsi="Arial" w:cs="Arial"/>
@@ -5144,7 +5144,7 @@
               </w:rPr>
             </w:pPr>
           </w:p>
-          <w:p>
+          <w:p ns2:paraId="49CCBF1B" ns2:textId="77777777">
             <w:pPr>
               <w:rPr>
                 <w:rFonts w:ascii="Arial" w:hAnsi="Arial" w:cs="Arial"/>
@@ -5153,7 +5153,7 @@
               </w:rPr>
             </w:pPr>
           </w:p>
-          <w:p>
+          <w:p ns2:paraId="4ECC4739" ns2:textId="77777777">
             <w:pPr>
               <w:rPr>
                 <w:rFonts w:ascii="Arial" w:hAnsi="Arial" w:cs="Arial"/>
@@ -5162,7 +5162,7 @@
               </w:rPr>
             </w:pPr>
           </w:p>
-          <w:p>
+          <w:p ns2:paraId="0DD53C70" ns2:textId="77777777">
             <w:pPr>
               <w:tabs>
                 <w:tab w:val="left" w:pos="0"/>
@@ -5197,7 +5197,7 @@
         </w:tc>
       </w:tr>
     </w:tbl>
-    <w:p>
+    <w:p ns2:paraId="631462FD" ns2:textId="77777777">
       <w:pPr>
         <w:tabs>
           <w:tab w:val="left" w:pos="0"/>
@@ -5211,8 +5211,8 @@
       </w:pPr>
     </w:p>
     <w:sectPr>
-      <w:headerReference w:type="default" r:id="rId7"/>
-      <w:footerReference w:type="default" r:id="rId8"/>
+      <w:headerReference w:type="default" ns3:id="rId7"/>
+      <w:footerReference w:type="default" ns3:id="rId8"/>
       <w:pgSz w:w="11907" w:h="16840" w:code="9"/>
       <w:pgMar w:top="1559" w:right="708" w:bottom="719" w:left="709" w:header="426" w:footer="225" w:gutter="0"/>
       <w:cols w:space="720"/>

--- a/models/termo-compromisso-estagio-obrigatorio-aems.docx
+++ b/models/termo-compromisso-estagio-obrigatorio-aems.docx
@@ -71,7 +71,7 @@
         <w:tabs>
           <w:tab w:val="left" w:pos="0"/>
         </w:tabs>
-        <w:spacing w:line="276" w:lineRule="auto"/>
+        <w:spacing w:line="276" w:lineRule="auto" w:after="120"/>
         <w:jc w:val="both"/>
         <w:rPr>
           <w:rFonts w:ascii="Arial" w:hAnsi="Arial" w:cs="Arial"/>
@@ -1852,7 +1852,7 @@
         <w:tabs>
           <w:tab w:val="left" w:pos="0"/>
         </w:tabs>
-        <w:spacing w:before="0" w:after="0"/>
+        <w:spacing w:before="0" w:after="120" w:line="276" w:lineRule="auto"/>
         <w:rPr>
           <w:b w:val="0"/>
           <w:color w:val="000000"/>
@@ -1866,6 +1866,7 @@
           <w:color w:val="000000"/>
           <w:sz w:val="24"/>
           <w:szCs w:val="24"/>
+          <w:rFonts w:ascii="Arial" w:hAnsi="Arial" w:cs="Arial"/>
         </w:rPr>
         <w:t xml:space="preserve">Endereço: Rua </w:t>
       </w:r>
@@ -1875,6 +1876,7 @@
           <w:color w:val="000000"/>
           <w:sz w:val="24"/>
           <w:szCs w:val="24"/>
+          <w:rFonts w:ascii="Arial" w:hAnsi="Arial" w:cs="Arial"/>
         </w:rPr>
         <w:t>Júlio Ferreira Xavier</w:t>
       </w:r>
@@ -1884,6 +1886,7 @@
           <w:color w:val="000000"/>
           <w:sz w:val="24"/>
           <w:szCs w:val="24"/>
+          <w:rFonts w:ascii="Arial" w:hAnsi="Arial" w:cs="Arial"/>
         </w:rPr>
         <w:t xml:space="preserve">, </w:t>
       </w:r>
@@ -1893,6 +1896,7 @@
           <w:color w:val="000000"/>
           <w:sz w:val="24"/>
           <w:szCs w:val="24"/>
+          <w:rFonts w:ascii="Arial" w:hAnsi="Arial" w:cs="Arial"/>
         </w:rPr>
         <w:t xml:space="preserve">2750, Distrito Industrial, Três Lagoas, MS, </w:t>
       </w:r>
@@ -1902,6 +1906,7 @@
           <w:color w:val="000000"/>
           <w:sz w:val="24"/>
           <w:szCs w:val="24"/>
+          <w:rFonts w:ascii="Arial" w:hAnsi="Arial" w:cs="Arial"/>
         </w:rPr>
         <w:t xml:space="preserve">CEP </w:t>
       </w:r>
@@ -1910,6 +1915,7 @@
           <w:b w:val="0"/>
           <w:sz w:val="24"/>
           <w:szCs w:val="24"/>
+          <w:rFonts w:ascii="Arial" w:hAnsi="Arial" w:cs="Arial"/>
         </w:rPr>
         <w:t>79610-320</w:t>
       </w:r>
@@ -1926,6 +1932,7 @@
           <w:sz w:val="24"/>
           <w:szCs w:val="24"/>
         </w:rPr>
+        <w:spacing w:after="120" w:line="276" w:lineRule="auto"/>
       </w:pPr>
       <w:r>
         <w:rPr>
@@ -3241,11 +3248,13 @@
           <w:rFonts w:ascii="Arial" w:hAnsi="Arial" w:cs="Arial"/>
           <w:sz w:val="24"/>
         </w:rPr>
-      </w:pPr>
-      <w:r>
-        <w:rPr>
-          <w:rFonts w:ascii="Arial" w:hAnsi="Arial" w:cs="Arial"/>
-          <w:sz w:val="24"/>
+        <w:spacing w:after="120" w:line="276" w:lineRule="auto"/>
+      </w:pPr>
+      <w:r>
+        <w:rPr>
+          <w:rFonts w:ascii="Arial" w:hAnsi="Arial" w:cs="Arial"/>
+          <w:sz w:val="24"/>
+          <w:szCs w:val="24"/>
         </w:rPr>
         <w:t>A Unidade Concedente do Estágio, o Estagiário e a Instituição de Ensino têm entre si acordado o seguinte:</w:t>
       </w:r>
@@ -3261,6 +3270,7 @@
           <w:sz w:val="24"/>
           <w:szCs w:val="24"/>
         </w:rPr>
+        <w:spacing w:after="120" w:line="276" w:lineRule="auto"/>
       </w:pPr>
       <w:r>
         <w:rPr>
@@ -3291,6 +3301,7 @@
           <w:sz w:val="24"/>
           <w:szCs w:val="24"/>
         </w:rPr>
+        <w:spacing w:after="120" w:line="276" w:lineRule="auto"/>
       </w:pPr>
       <w:r>
         <w:rPr>
@@ -3316,7 +3327,7 @@
         <w:tabs>
           <w:tab w:val="left" w:pos="0"/>
         </w:tabs>
-        <w:spacing w:after="0"/>
+        <w:spacing w:after="120" w:line="276" w:lineRule="auto"/>
         <w:ind w:left="0"/>
         <w:jc w:val="both"/>
         <w:rPr>
@@ -3354,6 +3365,7 @@
           <w:sz w:val="24"/>
           <w:szCs w:val="24"/>
         </w:rPr>
+        <w:spacing w:after="120" w:line="276" w:lineRule="auto"/>
       </w:pPr>
       <w:r>
         <w:rPr>
@@ -3379,7 +3391,7 @@
         <w:tabs>
           <w:tab w:val="left" w:pos="0"/>
         </w:tabs>
-        <w:spacing w:after="0"/>
+        <w:spacing w:after="120" w:line="276" w:lineRule="auto"/>
         <w:ind w:left="0"/>
         <w:jc w:val="both"/>
         <w:rPr>
@@ -3445,6 +3457,7 @@
           <w:sz w:val="24"/>
           <w:szCs w:val="24"/>
         </w:rPr>
+        <w:spacing w:after="120" w:line="276" w:lineRule="auto"/>
       </w:pPr>
       <w:r>
         <w:rPr>
@@ -3493,6 +3506,7 @@
           <w:sz w:val="24"/>
           <w:szCs w:val="24"/>
         </w:rPr>
+        <w:spacing w:after="120" w:line="276" w:lineRule="auto"/>
       </w:pPr>
       <w:r>
         <w:rPr>
@@ -3523,6 +3537,7 @@
           <w:sz w:val="24"/>
           <w:szCs w:val="24"/>
         </w:rPr>
+        <w:spacing w:after="120" w:line="276" w:lineRule="auto"/>
       </w:pPr>
       <w:r>
         <w:rPr>
@@ -3553,12 +3568,15 @@
           <w:sz w:val="24"/>
           <w:szCs w:val="24"/>
         </w:rPr>
-      </w:pPr>
-      <w:r>
-        <w:rPr>
-          <w:b/>
-          <w:sz w:val="24"/>
-          <w:szCs w:val="24"/>
+        <w:jc w:val="both"/>
+        <w:spacing w:after="120" w:line="276" w:lineRule="auto"/>
+      </w:pPr>
+      <w:r>
+        <w:rPr>
+          <w:b/>
+          <w:sz w:val="24"/>
+          <w:szCs w:val="24"/>
+          <w:rFonts w:ascii="Arial" w:hAnsi="Arial" w:cs="Arial"/>
         </w:rPr>
         <w:t xml:space="preserve">c) </w:t>
       </w:r>
@@ -3566,6 +3584,7 @@
         <w:rPr>
           <w:sz w:val="24"/>
           <w:szCs w:val="24"/>
+          <w:rFonts w:ascii="Arial" w:hAnsi="Arial" w:cs="Arial"/>
         </w:rPr>
         <w:t>Manter sigilo sobre informações, dados ou trabalhos reservados a Unidade Concedente do Estágio aos quais tenha acesso;</w:t>
       </w:r>
@@ -3581,6 +3600,7 @@
           <w:sz w:val="24"/>
           <w:szCs w:val="24"/>
         </w:rPr>
+        <w:spacing w:after="120" w:line="276" w:lineRule="auto"/>
       </w:pPr>
       <w:r>
         <w:rPr>
@@ -3611,6 +3631,7 @@
           <w:sz w:val="24"/>
           <w:szCs w:val="24"/>
         </w:rPr>
+        <w:spacing w:after="120" w:line="276" w:lineRule="auto"/>
       </w:pPr>
       <w:r>
         <w:rPr>
@@ -3641,6 +3662,7 @@
           <w:sz w:val="24"/>
           <w:szCs w:val="24"/>
         </w:rPr>
+        <w:spacing w:after="120" w:line="276" w:lineRule="auto"/>
       </w:pPr>
       <w:r>
         <w:rPr>
@@ -3687,6 +3709,7 @@
           <w:sz w:val="24"/>
           <w:szCs w:val="24"/>
         </w:rPr>
+        <w:spacing w:after="120" w:line="276" w:lineRule="auto"/>
       </w:pPr>
       <w:r>
         <w:rPr>
@@ -3735,6 +3758,7 @@
           <w:sz w:val="24"/>
           <w:szCs w:val="24"/>
         </w:rPr>
+        <w:spacing w:after="120" w:line="276" w:lineRule="auto"/>
       </w:pPr>
       <w:r>
         <w:rPr>
@@ -3765,6 +3789,7 @@
           <w:sz w:val="24"/>
           <w:szCs w:val="24"/>
         </w:rPr>
+        <w:spacing w:after="120" w:line="276" w:lineRule="auto"/>
       </w:pPr>
       <w:r>
         <w:rPr>
@@ -3795,6 +3820,7 @@
           <w:sz w:val="24"/>
           <w:szCs w:val="24"/>
         </w:rPr>
+        <w:spacing w:after="120" w:line="276" w:lineRule="auto"/>
       </w:pPr>
       <w:r>
         <w:rPr>
@@ -3825,6 +3851,7 @@
           <w:sz w:val="24"/>
           <w:szCs w:val="24"/>
         </w:rPr>
+        <w:spacing w:after="120" w:line="276" w:lineRule="auto"/>
       </w:pPr>
       <w:r>
         <w:rPr>
@@ -3855,6 +3882,7 @@
           <w:sz w:val="24"/>
           <w:szCs w:val="24"/>
         </w:rPr>
+        <w:spacing w:after="120" w:line="276" w:lineRule="auto"/>
       </w:pPr>
       <w:r>
         <w:rPr>
@@ -3885,6 +3913,7 @@
           <w:sz w:val="24"/>
           <w:szCs w:val="24"/>
         </w:rPr>
+        <w:spacing w:after="120" w:line="276" w:lineRule="auto"/>
       </w:pPr>
       <w:r>
         <w:rPr>
@@ -3930,6 +3959,7 @@
           <w:sz w:val="24"/>
           <w:szCs w:val="24"/>
         </w:rPr>
+        <w:spacing w:after="120" w:line="276" w:lineRule="auto"/>
       </w:pPr>
       <w:r>
         <w:rPr>
@@ -3979,6 +4009,7 @@
           <w:sz w:val="24"/>
           <w:szCs w:val="24"/>
         </w:rPr>
+        <w:spacing w:after="120" w:line="276" w:lineRule="auto"/>
       </w:pPr>
       <w:r>
         <w:rPr>
@@ -4019,6 +4050,7 @@
           <w:sz w:val="24"/>
           <w:szCs w:val="24"/>
         </w:rPr>
+        <w:spacing w:after="120" w:line="276" w:lineRule="auto"/>
       </w:pPr>
       <w:r>
         <w:rPr>
@@ -4050,6 +4082,7 @@
           <w:sz w:val="24"/>
           <w:szCs w:val="24"/>
         </w:rPr>
+        <w:spacing w:after="120" w:line="276" w:lineRule="auto"/>
       </w:pPr>
       <w:r>
         <w:rPr>
@@ -4080,6 +4113,7 @@
           <w:sz w:val="24"/>
           <w:szCs w:val="24"/>
         </w:rPr>
+        <w:spacing w:after="120" w:line="276" w:lineRule="auto"/>
       </w:pPr>
       <w:r>
         <w:rPr>
@@ -4110,6 +4144,7 @@
           <w:sz w:val="24"/>
           <w:szCs w:val="24"/>
         </w:rPr>
+        <w:spacing w:after="120" w:line="276" w:lineRule="auto"/>
       </w:pPr>
       <w:r>
         <w:rPr>
@@ -4141,6 +4176,7 @@
           <w:sz w:val="24"/>
           <w:szCs w:val="24"/>
         </w:rPr>
+        <w:spacing w:after="120" w:line="276" w:lineRule="auto"/>
       </w:pPr>
       <w:r>
         <w:rPr>
@@ -4172,6 +4208,7 @@
           <w:sz w:val="24"/>
           <w:szCs w:val="24"/>
         </w:rPr>
+        <w:spacing w:after="120" w:line="276" w:lineRule="auto"/>
       </w:pPr>
       <w:r>
         <w:rPr>
@@ -4202,6 +4239,7 @@
           <w:sz w:val="24"/>
           <w:szCs w:val="24"/>
         </w:rPr>
+        <w:spacing w:after="120" w:line="276" w:lineRule="auto"/>
       </w:pPr>
       <w:r>
         <w:rPr>
@@ -4232,6 +4270,7 @@
           <w:sz w:val="24"/>
           <w:szCs w:val="24"/>
         </w:rPr>
+        <w:spacing w:after="120" w:line="276" w:lineRule="auto"/>
       </w:pPr>
       <w:r>
         <w:rPr>
@@ -4275,6 +4314,7 @@
           <w:sz w:val="24"/>
           <w:szCs w:val="24"/>
         </w:rPr>
+        <w:spacing w:after="120" w:line="276" w:lineRule="auto"/>
       </w:pPr>
       <w:r>
         <w:rPr>
@@ -4307,6 +4347,7 @@
           <w:sz w:val="24"/>
           <w:szCs w:val="24"/>
         </w:rPr>
+        <w:spacing w:after="120" w:line="276" w:lineRule="auto"/>
       </w:pPr>
       <w:r>
         <w:rPr>
@@ -4340,6 +4381,7 @@
           <w:sz w:val="24"/>
           <w:szCs w:val="24"/>
         </w:rPr>
+        <w:spacing w:after="120" w:line="276" w:lineRule="auto"/>
       </w:pPr>
       <w:r>
         <w:rPr>
@@ -4373,6 +4415,7 @@
           <w:sz w:val="24"/>
           <w:szCs w:val="24"/>
         </w:rPr>
+        <w:spacing w:after="120" w:line="276" w:lineRule="auto"/>
       </w:pPr>
       <w:r>
         <w:rPr>
@@ -4407,6 +4450,7 @@
           <w:sz w:val="24"/>
           <w:szCs w:val="24"/>
         </w:rPr>
+        <w:spacing w:after="120" w:line="276" w:lineRule="auto"/>
       </w:pPr>
       <w:r>
         <w:rPr>
@@ -4437,6 +4481,7 @@
           <w:sz w:val="24"/>
           <w:szCs w:val="24"/>
         </w:rPr>
+        <w:spacing w:after="120" w:line="276" w:lineRule="auto"/>
       </w:pPr>
       <w:r>
         <w:rPr>
@@ -4467,6 +4512,7 @@
           <w:sz w:val="24"/>
           <w:szCs w:val="24"/>
         </w:rPr>
+        <w:spacing w:after="120" w:line="276" w:lineRule="auto"/>
       </w:pPr>
       <w:r>
         <w:rPr>
@@ -4513,6 +4559,7 @@
           <w:sz w:val="24"/>
           <w:szCs w:val="24"/>
         </w:rPr>
+        <w:spacing w:after="120" w:line="276" w:lineRule="auto"/>
       </w:pPr>
       <w:r>
         <w:rPr>
@@ -4556,6 +4603,7 @@
           <w:sz w:val="24"/>
           <w:szCs w:val="24"/>
         </w:rPr>
+        <w:spacing w:after="120" w:line="276" w:lineRule="auto"/>
       </w:pPr>
       <w:r>
         <w:rPr>
@@ -4619,6 +4667,7 @@
           <w:sz w:val="24"/>
           <w:szCs w:val="24"/>
         </w:rPr>
+        <w:spacing w:after="120" w:line="276" w:lineRule="auto"/>
       </w:pPr>
       <w:r>
         <w:rPr>

--- a/models/termo-compromisso-estagio-obrigatorio-aems.docx
+++ b/models/termo-compromisso-estagio-obrigatorio-aems.docx
@@ -2135,7 +2135,7 @@
         <w:tabs>
           <w:tab w:val="left" w:pos="0"/>
         </w:tabs>
-        <w:ind w:right="-522"/>
+        <w:ind w:right="0"/>
         <w:jc w:val="both"/>
         <w:rPr>
           <w:rFonts w:ascii="Arial" w:hAnsi="Arial" w:cs="Arial"/>
@@ -2176,7 +2176,7 @@
         <w:tabs>
           <w:tab w:val="left" w:pos="0"/>
         </w:tabs>
-        <w:ind w:right="-522"/>
+        <w:ind w:right="0"/>
         <w:jc w:val="both"/>
         <w:rPr>
           <w:rFonts w:ascii="Arial" w:hAnsi="Arial" w:cs="Arial"/>
@@ -2238,7 +2238,7 @@
         <w:tabs>
           <w:tab w:val="left" w:pos="0"/>
         </w:tabs>
-        <w:ind w:right="-522"/>
+        <w:ind w:right="0"/>
         <w:jc w:val="both"/>
         <w:rPr>
           <w:rFonts w:ascii="Arial" w:hAnsi="Arial" w:cs="Arial"/>
@@ -2287,7 +2287,7 @@
         <w:tabs>
           <w:tab w:val="left" w:pos="0"/>
         </w:tabs>
-        <w:ind w:right="-522"/>
+        <w:ind w:right="0"/>
         <w:jc w:val="both"/>
         <w:rPr>
           <w:rFonts w:ascii="Arial" w:hAnsi="Arial" w:cs="Arial"/>
@@ -2335,7 +2335,7 @@
         <w:tabs>
           <w:tab w:val="left" w:pos="0"/>
         </w:tabs>
-        <w:ind w:right="-522"/>
+        <w:ind w:right="0"/>
         <w:jc w:val="both"/>
         <w:rPr>
           <w:rFonts w:ascii="Arial" w:hAnsi="Arial" w:cs="Arial"/>
@@ -2384,7 +2384,7 @@
         <w:tabs>
           <w:tab w:val="left" w:pos="0"/>
         </w:tabs>
-        <w:ind w:right="-522"/>
+        <w:ind w:right="0"/>
         <w:jc w:val="both"/>
         <w:rPr>
           <w:rFonts w:ascii="Arial" w:hAnsi="Arial" w:cs="Arial"/>
@@ -2434,7 +2434,7 @@
         <w:tabs>
           <w:tab w:val="left" w:pos="0"/>
         </w:tabs>
-        <w:ind w:right="-522"/>
+        <w:ind w:right="0"/>
         <w:jc w:val="both"/>
         <w:rPr>
           <w:rFonts w:ascii="Arial" w:hAnsi="Arial" w:cs="Arial"/>
@@ -2474,7 +2474,7 @@
         <w:tabs>
           <w:tab w:val="left" w:pos="0"/>
         </w:tabs>
-        <w:ind w:right="-522"/>
+        <w:ind w:right="0"/>
         <w:jc w:val="both"/>
         <w:rPr>
           <w:rFonts w:ascii="Arial" w:hAnsi="Arial" w:cs="Arial"/>
@@ -2522,7 +2522,7 @@
         <w:tabs>
           <w:tab w:val="left" w:pos="0"/>
         </w:tabs>
-        <w:ind w:right="-522"/>
+        <w:ind w:right="0"/>
         <w:rPr>
           <w:rFonts w:ascii="Arial" w:hAnsi="Arial" w:cs="Arial"/>
           <w:sz w:val="24"/>
@@ -2579,7 +2579,7 @@
         <w:tabs>
           <w:tab w:val="left" w:pos="0"/>
         </w:tabs>
-        <w:ind w:right="-522"/>
+        <w:ind w:right="0"/>
         <w:rPr>
           <w:rFonts w:ascii="Arial" w:hAnsi="Arial" w:cs="Arial"/>
           <w:sz w:val="24"/>
@@ -2624,7 +2624,7 @@
         <w:tabs>
           <w:tab w:val="left" w:pos="0"/>
         </w:tabs>
-        <w:ind w:right="-522"/>
+        <w:ind w:right="0"/>
         <w:rPr>
           <w:rFonts w:ascii="Arial" w:hAnsi="Arial" w:cs="Arial"/>
           <w:color w:val="FF0000"/>
@@ -2678,7 +2678,7 @@
         <w:tabs>
           <w:tab w:val="left" w:pos="0"/>
         </w:tabs>
-        <w:ind w:right="-522"/>
+        <w:ind w:right="0"/>
         <w:rPr>
           <w:rFonts w:ascii="Arial" w:hAnsi="Arial" w:cs="Arial"/>
           <w:sz w:val="24"/>
@@ -2731,7 +2731,7 @@
         <w:tabs>
           <w:tab w:val="left" w:pos="0"/>
         </w:tabs>
-        <w:ind w:right="-522"/>
+        <w:ind w:right="0"/>
         <w:rPr>
           <w:rFonts w:ascii="Arial" w:hAnsi="Arial" w:cs="Arial"/>
           <w:b/>
@@ -2783,7 +2783,7 @@
         <w:tabs>
           <w:tab w:val="left" w:pos="0"/>
         </w:tabs>
-        <w:ind w:right="-522"/>
+        <w:ind w:right="0"/>
         <w:rPr>
           <w:rFonts w:ascii="Arial" w:hAnsi="Arial" w:cs="Arial"/>
           <w:sz w:val="24"/>

--- a/models/termo-compromisso-estagio-obrigatorio-aems.docx
+++ b/models/termo-compromisso-estagio-obrigatorio-aems.docx
@@ -31,7 +31,6 @@
           <w:sz w:val="24"/>
           <w:szCs w:val="24"/>
         </w:rPr>
-        <w:t xml:space="preserve"> </w:t>
       </w:r>
       <w:r>
         <w:rPr>
@@ -85,7 +84,7 @@
           <w:sz w:val="24"/>
           <w:szCs w:val="24"/>
         </w:rPr>
-        <w:t xml:space="preserve">Por este Termo de Compromisso de Estágio Curricular Obrigatório, sem vínculo empregatício, referente ao Curso de </w:t>
+        <w:t>Por este Termo de Compromisso de Estágio Curricular Obrigatório, sem vínculo empregatício, referente ao Curso de</w:t>
       </w:r>
       <w:r>
         <w:rPr>
@@ -201,7 +200,7 @@
           <w:sz w:val="24"/>
           <w:szCs w:val="24"/>
         </w:rPr>
-        <w:t xml:space="preserve">Razão social: </w:t>
+        <w:t>Razão social:</w:t>
       </w:r>
       <w:r>
         <w:rPr>
@@ -245,7 +244,6 @@
           <w:sz w:val="24"/>
           <w:szCs w:val="24"/>
         </w:rPr>
-        <w:t xml:space="preserve"> </w:t>
       </w:r>
       <w:r>
         <w:rPr>
@@ -263,23 +261,20 @@
           <w:sz w:val="24"/>
           <w:szCs w:val="24"/>
         </w:rPr>
-        <w:tab/>
-      </w:r>
-      <w:r>
-        <w:rPr>
-          <w:rFonts w:ascii="Arial" w:hAnsi="Arial" w:cs="Arial"/>
-          <w:sz w:val="24"/>
-          <w:szCs w:val="24"/>
-        </w:rPr>
-        <w:tab/>
-      </w:r>
-      <w:r>
-        <w:rPr>
-          <w:rFonts w:ascii="Arial" w:hAnsi="Arial" w:cs="Arial"/>
-          <w:sz w:val="24"/>
-          <w:szCs w:val="24"/>
-        </w:rPr>
-        <w:tab/>
+      </w:r>
+      <w:r>
+        <w:rPr>
+          <w:rFonts w:ascii="Arial" w:hAnsi="Arial" w:cs="Arial"/>
+          <w:sz w:val="24"/>
+          <w:szCs w:val="24"/>
+        </w:rPr>
+      </w:r>
+      <w:r>
+        <w:rPr>
+          <w:rFonts w:ascii="Arial" w:hAnsi="Arial" w:cs="Arial"/>
+          <w:sz w:val="24"/>
+          <w:szCs w:val="24"/>
+        </w:rPr>
       </w:r>
     </w:p>
     <w:p ns2:paraId="68ACEB29" ns2:textId="77777777">
@@ -305,7 +300,7 @@
           <w:sz w:val="24"/>
           <w:szCs w:val="24"/>
         </w:rPr>
-        <w:t xml:space="preserve">Telefone: {{telefone_empresa}}        </w:t>
+        <w:t>Telefone: {{telefone_empresa}}</w:t>
       </w:r>
       <w:r>
         <w:rPr>
@@ -357,7 +352,7 @@
           <w:sz w:val="24"/>
           <w:szCs w:val="24"/>
         </w:rPr>
-        <w:t xml:space="preserve">Ramo de atividade: {{ramo_atividade}}                                                                                 </w:t>
+        <w:t>Ramo de atividade: {{ramo_atividade}}</w:t>
       </w:r>
       <w:r>
         <w:rPr>
@@ -417,7 +412,7 @@
           <w:sz w:val="24"/>
           <w:szCs w:val="24"/>
         </w:rPr>
-        <w:t xml:space="preserve">E-mail: {{email_empresa}}</w:t>
+        <w:t>E-mail: {{email_empresa}}</w:t>
       </w:r>
       <w:r>
         <w:rPr>
@@ -461,7 +456,7 @@
           <w:sz w:val="24"/>
           <w:szCs w:val="24"/>
         </w:rPr>
-        <w:t xml:space="preserve">Endereço: {{endereco_empresa}}  </w:t>
+        <w:t>Endereço: {{endereco_empresa}}</w:t>
       </w:r>
       <w:r>
         <w:rPr>
@@ -519,7 +514,7 @@
           <w:sz w:val="24"/>
           <w:szCs w:val="24"/>
         </w:rPr>
-        <w:t xml:space="preserve">Bairro: {{bairro_empresa}}                                              </w:t>
+        <w:t>Bairro: {{bairro_empresa}}</w:t>
       </w:r>
       <w:r>
         <w:rPr>
@@ -567,7 +562,7 @@
           <w:sz w:val="24"/>
           <w:szCs w:val="24"/>
         </w:rPr>
-        <w:t xml:space="preserve">Município: {{municipio_empresa}}                                                          </w:t>
+        <w:t>Município: {{municipio_empresa}}</w:t>
       </w:r>
       <w:r>
         <w:rPr>
@@ -615,7 +610,7 @@
           <w:sz w:val="24"/>
           <w:szCs w:val="24"/>
         </w:rPr>
-        <w:t xml:space="preserve">UF: {{uf_empresa}}                            </w:t>
+        <w:t>UF: {{uf_empresa}}</w:t>
       </w:r>
       <w:r>
         <w:rPr>
@@ -655,7 +650,7 @@
           <w:sz w:val="24"/>
           <w:szCs w:val="24"/>
         </w:rPr>
-        <w:t xml:space="preserve">CEP: {{cep_empresa}} </w:t>
+        <w:t>CEP: {{cep_empresa}}</w:t>
       </w:r>
       <w:r>
         <w:rPr>
@@ -695,7 +690,7 @@
           <w:sz w:val="24"/>
           <w:szCs w:val="24"/>
         </w:rPr>
-        <w:t xml:space="preserve">Representada por: {{representante_legal}}                                      </w:t>
+        <w:t>Representada por: {{representante_legal}}</w:t>
       </w:r>
       <w:r>
         <w:rPr>
@@ -729,8 +724,6 @@
           <w:sz w:val="24"/>
           <w:szCs w:val="24"/>
         </w:rPr>
-        <w:tab/>
-        <w:t xml:space="preserve"/>
       </w:r>
     </w:p>
     <w:p ns2:paraId="734E07C6" ns2:textId="77777777">
@@ -753,7 +746,7 @@
           <w:sz w:val="24"/>
           <w:szCs w:val="24"/>
         </w:rPr>
-        <w:t xml:space="preserve">Cargo:  {{cargo_representante}}</w:t>
+        <w:t>Cargo:  {{cargo_representante}}</w:t>
       </w:r>
       <w:r>
         <w:rPr>
@@ -851,20 +844,21 @@
         <w:tabs>
           <w:tab w:val="left" w:pos="0"/>
         </w:tabs>
-        <w:jc w:val="both"/>
-        <w:rPr>
-          <w:rFonts w:ascii="Arial" w:hAnsi="Arial" w:cs="Arial"/>
-          <w:sz w:val="24"/>
-          <w:szCs w:val="24"/>
-        </w:rPr>
-      </w:pPr>
-      <w:r>
-        <w:rPr>
-          <w:rFonts w:ascii="Arial" w:hAnsi="Arial" w:cs="Arial"/>
-          <w:sz w:val="24"/>
-          <w:szCs w:val="24"/>
-        </w:rPr>
-        <w:t xml:space="preserve">Nome: {{nome_estudante}}                                                                       </w:t>
+        <w:spacing w:before="0" w:after="0" w:line="240" w:lineRule="auto"/>
+        <w:jc w:val="left"/>
+        <w:rPr>
+          <w:rFonts w:ascii="Arial" w:hAnsi="Arial" w:cs="Arial"/>
+          <w:sz w:val="24"/>
+          <w:szCs w:val="24"/>
+        </w:rPr>
+      </w:pPr>
+      <w:r>
+        <w:rPr>
+          <w:rFonts w:ascii="Arial" w:hAnsi="Arial" w:cs="Arial"/>
+          <w:sz w:val="24"/>
+          <w:szCs w:val="24"/>
+        </w:rPr>
+        <w:t>Nome: {{nome_estudante}}</w:t>
       </w:r>
       <w:r>
         <w:rPr>
@@ -898,61 +892,74 @@
           <w:sz w:val="24"/>
           <w:szCs w:val="24"/>
         </w:rPr>
-        <w:tab/>
-      </w:r>
-      <w:r>
-        <w:rPr>
-          <w:rFonts w:ascii="Arial" w:hAnsi="Arial" w:cs="Arial"/>
-          <w:sz w:val="24"/>
-          <w:szCs w:val="24"/>
-        </w:rPr>
-        <w:tab/>
-      </w:r>
-      <w:r>
-        <w:rPr>
-          <w:rFonts w:ascii="Arial" w:hAnsi="Arial" w:cs="Arial"/>
-          <w:sz w:val="24"/>
-          <w:szCs w:val="24"/>
-        </w:rPr>
-        <w:tab/>
-      </w:r>
-      <w:r>
-        <w:rPr>
-          <w:rFonts w:ascii="Arial" w:hAnsi="Arial" w:cs="Arial"/>
-          <w:sz w:val="24"/>
-          <w:szCs w:val="24"/>
-        </w:rPr>
-        <w:tab/>
-      </w:r>
-      <w:r>
-        <w:rPr>
-          <w:rFonts w:ascii="Arial" w:hAnsi="Arial" w:cs="Arial"/>
-          <w:sz w:val="24"/>
-          <w:szCs w:val="24"/>
-        </w:rPr>
-        <w:tab/>
+      </w:r>
+      <w:r>
+        <w:rPr>
+          <w:rFonts w:ascii="Arial" w:hAnsi="Arial" w:cs="Arial"/>
+          <w:sz w:val="24"/>
+          <w:szCs w:val="24"/>
+        </w:rPr>
+      </w:r>
+      <w:r>
+        <w:rPr>
+          <w:rFonts w:ascii="Arial" w:hAnsi="Arial" w:cs="Arial"/>
+          <w:sz w:val="24"/>
+          <w:szCs w:val="24"/>
+        </w:rPr>
+      </w:r>
+      <w:r>
+        <w:rPr>
+          <w:rFonts w:ascii="Arial" w:hAnsi="Arial" w:cs="Arial"/>
+          <w:sz w:val="24"/>
+          <w:szCs w:val="24"/>
+        </w:rPr>
+      </w:r>
+      <w:r>
+        <w:rPr>
+          <w:rFonts w:ascii="Arial" w:hAnsi="Arial" w:cs="Arial"/>
+          <w:sz w:val="24"/>
+          <w:szCs w:val="24"/>
+        </w:rPr>
+      </w:r>
+    </w:p>
+    <w:p ns2:paraId="323B264A" ns2:textId="77777777">
+      <w:pPr>
+        <w:tabs>
+          <w:tab w:val="left" w:pos="0"/>
+        </w:tabs>
+        <w:spacing w:before="0" w:after="0" w:line="240" w:lineRule="auto"/>
+        <w:jc w:val="left"/>
+        <w:rPr>
+          <w:rFonts w:ascii="Arial" w:hAnsi="Arial" w:cs="Arial"/>
+          <w:sz w:val="24"/>
+          <w:szCs w:val="24"/>
+        </w:rPr>
+      </w:pPr>
+      <w:r>
+        <w:rPr>
+          <w:rFonts w:ascii="Arial" w:hAnsi="Arial" w:cs="Arial"/>
+          <w:sz w:val="24"/>
+          <w:szCs w:val="24"/>
+        </w:rPr>
+        <w:t>Telefone: {{telefone_estudante}}</w:t>
+      </w:r>
+      <w:r>
+        <w:rPr>
+          <w:rFonts w:ascii="Arial" w:hAnsi="Arial" w:cs="Arial"/>
+          <w:sz w:val="24"/>
+          <w:szCs w:val="24"/>
+        </w:rPr>
         <w:t xml:space="preserve"/>
       </w:r>
-    </w:p>
-    <w:p ns2:paraId="323B264A" ns2:textId="77777777">
-      <w:pPr>
-        <w:tabs>
-          <w:tab w:val="left" w:pos="0"/>
-        </w:tabs>
-        <w:jc w:val="both"/>
-        <w:rPr>
-          <w:rFonts w:ascii="Arial" w:hAnsi="Arial" w:cs="Arial"/>
-          <w:sz w:val="24"/>
-          <w:szCs w:val="24"/>
-        </w:rPr>
-      </w:pPr>
-      <w:r>
-        <w:rPr>
-          <w:rFonts w:ascii="Arial" w:hAnsi="Arial" w:cs="Arial"/>
-          <w:sz w:val="24"/>
-          <w:szCs w:val="24"/>
-        </w:rPr>
-        <w:t xml:space="preserve">Telefone: {{telefone_estudante}} </w:t>
+      <w:r>
+        <w:rPr>
+          <w:rFonts w:ascii="Arial" w:hAnsi="Arial" w:cs="Arial"/>
+          <w:b/>
+          <w:bCs/>
+          <w:sz w:val="24"/>
+          <w:szCs w:val="24"/>
+        </w:rPr>
+        <w:t/>
       </w:r>
       <w:r>
         <w:rPr>
@@ -962,6 +969,36 @@
         </w:rPr>
         <w:t xml:space="preserve"/>
       </w:r>
+    </w:p>
+    <w:p ns2:paraId="2238AC71" ns2:textId="77777777">
+      <w:pPr>
+        <w:tabs>
+          <w:tab w:val="left" w:pos="0"/>
+        </w:tabs>
+        <w:spacing w:before="0" w:after="0" w:line="240" w:lineRule="auto"/>
+        <w:jc w:val="left"/>
+        <w:rPr>
+          <w:rFonts w:ascii="Arial" w:hAnsi="Arial" w:cs="Arial"/>
+          <w:sz w:val="24"/>
+          <w:szCs w:val="24"/>
+        </w:rPr>
+      </w:pPr>
+      <w:r>
+        <w:rPr>
+          <w:rFonts w:ascii="Arial" w:hAnsi="Arial" w:cs="Arial"/>
+          <w:sz w:val="24"/>
+          <w:szCs w:val="24"/>
+        </w:rPr>
+        <w:t>Identidade: {{rg}}</w:t>
+      </w:r>
+      <w:r>
+        <w:rPr>
+          <w:rFonts w:ascii="Arial" w:hAnsi="Arial" w:cs="Arial"/>
+          <w:sz w:val="24"/>
+          <w:szCs w:val="24"/>
+        </w:rPr>
+        <w:t xml:space="preserve"/>
+      </w:r>
       <w:r>
         <w:rPr>
           <w:rFonts w:ascii="Arial" w:hAnsi="Arial" w:cs="Arial"/>
@@ -978,28 +1015,103 @@
           <w:sz w:val="24"/>
           <w:szCs w:val="24"/>
         </w:rPr>
+      </w:r>
+      <w:r>
+        <w:rPr>
+          <w:rFonts w:ascii="Arial" w:hAnsi="Arial" w:cs="Arial"/>
+          <w:sz w:val="24"/>
+          <w:szCs w:val="24"/>
+        </w:rPr>
+      </w:r>
+      <w:r>
+        <w:rPr>
+          <w:rFonts w:ascii="Arial" w:hAnsi="Arial" w:cs="Arial"/>
+          <w:sz w:val="24"/>
+          <w:szCs w:val="24"/>
+        </w:rPr>
+      </w:r>
+    </w:p>
+    <w:p ns2:paraId="733C306E" ns2:textId="77777777">
+      <w:pPr>
+        <w:tabs>
+          <w:tab w:val="left" w:pos="0"/>
+        </w:tabs>
+        <w:spacing w:before="0" w:after="0" w:line="240" w:lineRule="auto"/>
+        <w:jc w:val="left"/>
+        <w:rPr>
+          <w:rFonts w:ascii="Arial" w:hAnsi="Arial" w:cs="Arial"/>
+          <w:sz w:val="24"/>
+          <w:szCs w:val="24"/>
+        </w:rPr>
+      </w:pPr>
+      <w:r>
+        <w:rPr>
+          <w:rFonts w:ascii="Arial" w:hAnsi="Arial" w:cs="Arial"/>
+          <w:sz w:val="24"/>
+          <w:szCs w:val="24"/>
+        </w:rPr>
+        <w:t>CPF: {{cpf}}</w:t>
+      </w:r>
+      <w:r>
+        <w:rPr>
+          <w:rFonts w:ascii="Arial" w:hAnsi="Arial" w:cs="Arial"/>
+          <w:sz w:val="24"/>
+          <w:szCs w:val="24"/>
+        </w:rPr>
         <w:t xml:space="preserve"/>
       </w:r>
-    </w:p>
-    <w:p ns2:paraId="2238AC71" ns2:textId="77777777">
-      <w:pPr>
-        <w:tabs>
-          <w:tab w:val="left" w:pos="0"/>
-        </w:tabs>
-        <w:jc w:val="both"/>
-        <w:rPr>
-          <w:rFonts w:ascii="Arial" w:hAnsi="Arial" w:cs="Arial"/>
-          <w:sz w:val="24"/>
-          <w:szCs w:val="24"/>
-        </w:rPr>
-      </w:pPr>
-      <w:r>
-        <w:rPr>
-          <w:rFonts w:ascii="Arial" w:hAnsi="Arial" w:cs="Arial"/>
-          <w:sz w:val="24"/>
-          <w:szCs w:val="24"/>
-        </w:rPr>
-        <w:t xml:space="preserve">Identidade: {{rg}}                          </w:t>
+      <w:r>
+        <w:rPr>
+          <w:rFonts w:ascii="Arial" w:hAnsi="Arial" w:cs="Arial"/>
+          <w:b/>
+          <w:bCs/>
+          <w:sz w:val="24"/>
+          <w:szCs w:val="24"/>
+        </w:rPr>
+        <w:t/>
+      </w:r>
+      <w:r>
+        <w:rPr>
+          <w:rFonts w:ascii="Arial" w:hAnsi="Arial" w:cs="Arial"/>
+          <w:sz w:val="24"/>
+          <w:szCs w:val="24"/>
+        </w:rPr>
+      </w:r>
+      <w:r>
+        <w:rPr>
+          <w:rFonts w:ascii="Arial" w:hAnsi="Arial" w:cs="Arial"/>
+          <w:sz w:val="24"/>
+          <w:szCs w:val="24"/>
+        </w:rPr>
+      </w:r>
+      <w:r>
+        <w:rPr>
+          <w:rFonts w:ascii="Arial" w:hAnsi="Arial" w:cs="Arial"/>
+          <w:sz w:val="24"/>
+          <w:szCs w:val="24"/>
+        </w:rPr>
+      </w:r>
+    </w:p>
+    <w:p ns2:paraId="671AF3CE" ns2:textId="77777777">
+      <w:pPr>
+        <w:tabs>
+          <w:tab w:val="left" w:pos="0"/>
+        </w:tabs>
+        <w:spacing w:before="0" w:after="0" w:line="240" w:lineRule="auto"/>
+        <w:jc w:val="left"/>
+        <w:rPr>
+          <w:rFonts w:ascii="Arial" w:hAnsi="Arial" w:cs="Arial"/>
+          <w:sz w:val="24"/>
+          <w:szCs w:val="24"/>
+        </w:rPr>
+      </w:pPr>
+      <w:r>
+        <w:rPr>
+          <w:rFonts w:ascii="Arial" w:hAnsi="Arial" w:cs="Arial"/>
+          <w:sz w:val="24"/>
+          <w:szCs w:val="24"/>
+        </w:rPr>
+        <w:t>Data de Nascimento: {{data_nascimento}}</w:t>
       </w:r>
       <w:r>
         <w:rPr>
@@ -1012,6 +1124,22 @@
       <w:r>
         <w:rPr>
           <w:rFonts w:ascii="Arial" w:hAnsi="Arial" w:cs="Arial"/>
+          <w:sz w:val="24"/>
+          <w:szCs w:val="24"/>
+        </w:rPr>
+        <w:t/>
+      </w:r>
+      <w:r>
+        <w:rPr>
+          <w:rFonts w:ascii="Arial" w:hAnsi="Arial" w:cs="Arial"/>
+          <w:sz w:val="24"/>
+          <w:szCs w:val="24"/>
+        </w:rPr>
+        <w:t xml:space="preserve"/>
+      </w:r>
+      <w:r>
+        <w:rPr>
+          <w:rFonts w:ascii="Arial" w:hAnsi="Arial" w:cs="Arial"/>
           <w:b/>
           <w:bCs/>
           <w:sz w:val="24"/>
@@ -1025,45 +1153,36 @@
           <w:sz w:val="24"/>
           <w:szCs w:val="24"/>
         </w:rPr>
-        <w:tab/>
-      </w:r>
-      <w:r>
-        <w:rPr>
-          <w:rFonts w:ascii="Arial" w:hAnsi="Arial" w:cs="Arial"/>
-          <w:sz w:val="24"/>
-          <w:szCs w:val="24"/>
-        </w:rPr>
-        <w:tab/>
-      </w:r>
-      <w:r>
-        <w:rPr>
-          <w:rFonts w:ascii="Arial" w:hAnsi="Arial" w:cs="Arial"/>
-          <w:sz w:val="24"/>
-          <w:szCs w:val="24"/>
-        </w:rPr>
-        <w:tab/>
         <w:t xml:space="preserve"/>
       </w:r>
     </w:p>
-    <w:p ns2:paraId="733C306E" ns2:textId="77777777">
-      <w:pPr>
-        <w:tabs>
-          <w:tab w:val="left" w:pos="0"/>
-        </w:tabs>
-        <w:jc w:val="both"/>
-        <w:rPr>
-          <w:rFonts w:ascii="Arial" w:hAnsi="Arial" w:cs="Arial"/>
-          <w:sz w:val="24"/>
-          <w:szCs w:val="24"/>
-        </w:rPr>
-      </w:pPr>
-      <w:r>
-        <w:rPr>
-          <w:rFonts w:ascii="Arial" w:hAnsi="Arial" w:cs="Arial"/>
-          <w:sz w:val="24"/>
-          <w:szCs w:val="24"/>
-        </w:rPr>
-        <w:t xml:space="preserve">CPF: {{cpf}}     </w:t>
+    <w:p ns2:paraId="10080BD1" ns2:textId="77777777">
+      <w:pPr>
+        <w:tabs>
+          <w:tab w:val="left" w:pos="0"/>
+        </w:tabs>
+        <w:spacing w:before="0" w:after="0" w:line="240" w:lineRule="auto"/>
+        <w:jc w:val="left"/>
+        <w:rPr>
+          <w:rFonts w:ascii="Arial" w:hAnsi="Arial" w:cs="Arial"/>
+          <w:sz w:val="24"/>
+          <w:szCs w:val="24"/>
+        </w:rPr>
+      </w:pPr>
+      <w:r>
+        <w:rPr>
+          <w:rFonts w:ascii="Arial" w:hAnsi="Arial" w:cs="Arial"/>
+          <w:sz w:val="24"/>
+          <w:szCs w:val="24"/>
+        </w:rPr>
+        <w:t>Curso: {{curso}}</w:t>
+      </w:r>
+      <w:r>
+        <w:rPr>
+          <w:rFonts w:ascii="Arial" w:hAnsi="Arial" w:cs="Arial"/>
+          <w:sz w:val="24"/>
+          <w:szCs w:val="24"/>
+        </w:rPr>
       </w:r>
       <w:r>
         <w:rPr>
@@ -1089,45 +1208,53 @@
           <w:sz w:val="24"/>
           <w:szCs w:val="24"/>
         </w:rPr>
-        <w:tab/>
-      </w:r>
-      <w:r>
-        <w:rPr>
-          <w:rFonts w:ascii="Arial" w:hAnsi="Arial" w:cs="Arial"/>
-          <w:sz w:val="24"/>
-          <w:szCs w:val="24"/>
-        </w:rPr>
-        <w:tab/>
-      </w:r>
-      <w:r>
-        <w:rPr>
-          <w:rFonts w:ascii="Arial" w:hAnsi="Arial" w:cs="Arial"/>
-          <w:sz w:val="24"/>
-          <w:szCs w:val="24"/>
-        </w:rPr>
-        <w:tab/>
+      </w:r>
+      <w:r>
+        <w:rPr>
+          <w:rFonts w:ascii="Arial" w:hAnsi="Arial" w:cs="Arial"/>
+          <w:sz w:val="24"/>
+          <w:szCs w:val="24"/>
+        </w:rPr>
+      </w:r>
+    </w:p>
+    <w:p ns2:paraId="1FBA0C92" ns2:textId="77777777">
+      <w:pPr>
+        <w:tabs>
+          <w:tab w:val="left" w:pos="0"/>
+        </w:tabs>
+        <w:spacing w:before="0" w:after="0" w:line="240" w:lineRule="auto"/>
+        <w:jc w:val="left"/>
+        <w:rPr>
+          <w:rFonts w:ascii="Arial" w:hAnsi="Arial" w:cs="Arial"/>
+          <w:sz w:val="24"/>
+          <w:szCs w:val="24"/>
+        </w:rPr>
+      </w:pPr>
+      <w:r>
+        <w:rPr>
+          <w:rFonts w:ascii="Arial" w:hAnsi="Arial" w:cs="Arial"/>
+          <w:sz w:val="24"/>
+          <w:szCs w:val="24"/>
+        </w:rPr>
+        <w:t>Série: {{periodo}}</w:t>
+      </w:r>
+      <w:r>
+        <w:rPr>
+          <w:rFonts w:ascii="Arial" w:hAnsi="Arial" w:cs="Arial"/>
+          <w:sz w:val="24"/>
+          <w:szCs w:val="24"/>
+        </w:rPr>
         <w:t xml:space="preserve"/>
       </w:r>
-    </w:p>
-    <w:p ns2:paraId="671AF3CE" ns2:textId="77777777">
-      <w:pPr>
-        <w:tabs>
-          <w:tab w:val="left" w:pos="0"/>
-        </w:tabs>
-        <w:jc w:val="both"/>
-        <w:rPr>
-          <w:rFonts w:ascii="Arial" w:hAnsi="Arial" w:cs="Arial"/>
-          <w:sz w:val="24"/>
-          <w:szCs w:val="24"/>
-        </w:rPr>
-      </w:pPr>
-      <w:r>
-        <w:rPr>
-          <w:rFonts w:ascii="Arial" w:hAnsi="Arial" w:cs="Arial"/>
-          <w:sz w:val="24"/>
-          <w:szCs w:val="24"/>
-        </w:rPr>
-        <w:t xml:space="preserve">Data de Nascimento: {{data_nascimento}} </w:t>
+      <w:r>
+        <w:rPr>
+          <w:rFonts w:ascii="Arial" w:hAnsi="Arial" w:cs="Arial"/>
+          <w:b/>
+          <w:bCs/>
+          <w:sz w:val="24"/>
+          <w:szCs w:val="24"/>
+        </w:rPr>
+        <w:t/>
       </w:r>
       <w:r>
         <w:rPr>
@@ -1137,9 +1264,41 @@
         </w:rPr>
         <w:t xml:space="preserve"/>
       </w:r>
-      <w:r>
-        <w:rPr>
-          <w:rFonts w:ascii="Arial" w:hAnsi="Arial" w:cs="Arial"/>
+    </w:p>
+    <w:p ns2:paraId="3F8106FE" ns2:textId="77777777">
+      <w:pPr>
+        <w:tabs>
+          <w:tab w:val="left" w:pos="0"/>
+        </w:tabs>
+        <w:spacing w:before="0" w:after="0" w:line="240" w:lineRule="auto"/>
+        <w:jc w:val="left"/>
+        <w:rPr>
+          <w:rFonts w:ascii="Arial" w:hAnsi="Arial" w:cs="Arial"/>
+          <w:sz w:val="24"/>
+          <w:szCs w:val="24"/>
+        </w:rPr>
+      </w:pPr>
+      <w:r>
+        <w:rPr>
+          <w:rFonts w:ascii="Arial" w:hAnsi="Arial" w:cs="Arial"/>
+          <w:sz w:val="24"/>
+          <w:szCs w:val="24"/>
+        </w:rPr>
+        <w:t>Matrícula: {{matricula}}</w:t>
+      </w:r>
+      <w:r>
+        <w:rPr>
+          <w:rFonts w:ascii="Arial" w:hAnsi="Arial" w:cs="Arial"/>
+          <w:sz w:val="24"/>
+          <w:szCs w:val="24"/>
+        </w:rPr>
+        <w:t xml:space="preserve"/>
+      </w:r>
+      <w:r>
+        <w:rPr>
+          <w:rFonts w:ascii="Arial" w:hAnsi="Arial" w:cs="Arial"/>
+          <w:b/>
+          <w:bCs/>
           <w:sz w:val="24"/>
           <w:szCs w:val="24"/>
         </w:rPr>
@@ -1153,6 +1312,36 @@
         </w:rPr>
         <w:t xml:space="preserve"/>
       </w:r>
+    </w:p>
+    <w:p ns2:paraId="53F622D4" ns2:textId="77777777">
+      <w:pPr>
+        <w:tabs>
+          <w:tab w:val="left" w:pos="0"/>
+        </w:tabs>
+        <w:spacing w:before="0" w:after="0" w:line="240" w:lineRule="auto"/>
+        <w:jc w:val="left"/>
+        <w:rPr>
+          <w:rFonts w:ascii="Arial" w:hAnsi="Arial" w:cs="Arial"/>
+          <w:sz w:val="24"/>
+          <w:szCs w:val="24"/>
+        </w:rPr>
+      </w:pPr>
+      <w:r>
+        <w:rPr>
+          <w:rFonts w:ascii="Arial" w:hAnsi="Arial" w:cs="Arial"/>
+          <w:sz w:val="24"/>
+          <w:szCs w:val="24"/>
+        </w:rPr>
+        <w:t>Turno: {{turno}}</w:t>
+      </w:r>
+      <w:r>
+        <w:rPr>
+          <w:rFonts w:ascii="Arial" w:hAnsi="Arial" w:cs="Arial"/>
+          <w:sz w:val="24"/>
+          <w:szCs w:val="24"/>
+        </w:rPr>
+        <w:t xml:space="preserve"/>
+      </w:r>
       <w:r>
         <w:rPr>
           <w:rFonts w:ascii="Arial" w:hAnsi="Arial" w:cs="Arial"/>
@@ -1163,6 +1352,28 @@
         </w:rPr>
         <w:t/>
       </w:r>
+    </w:p>
+    <w:p ns2:paraId="24A2EFB7" ns2:textId="77777777">
+      <w:pPr>
+        <w:tabs>
+          <w:tab w:val="left" w:pos="0"/>
+        </w:tabs>
+        <w:spacing w:before="0" w:after="0" w:line="240" w:lineRule="auto"/>
+        <w:jc w:val="left"/>
+        <w:rPr>
+          <w:rFonts w:ascii="Arial" w:hAnsi="Arial" w:cs="Arial"/>
+          <w:sz w:val="24"/>
+          <w:szCs w:val="24"/>
+        </w:rPr>
+      </w:pPr>
+      <w:r>
+        <w:rPr>
+          <w:rFonts w:ascii="Arial" w:hAnsi="Arial" w:cs="Arial"/>
+          <w:sz w:val="24"/>
+          <w:szCs w:val="24"/>
+        </w:rPr>
+        <w:t>Endereço: {{endereco_estudante}}</w:t>
+      </w:r>
       <w:r>
         <w:rPr>
           <w:rFonts w:ascii="Arial" w:hAnsi="Arial" w:cs="Arial"/>
@@ -1171,34 +1382,44 @@
         </w:rPr>
         <w:t xml:space="preserve"/>
       </w:r>
-    </w:p>
-    <w:p ns2:paraId="10080BD1" ns2:textId="77777777">
-      <w:pPr>
-        <w:tabs>
-          <w:tab w:val="left" w:pos="0"/>
-        </w:tabs>
-        <w:jc w:val="both"/>
-        <w:rPr>
-          <w:rFonts w:ascii="Arial" w:hAnsi="Arial" w:cs="Arial"/>
-          <w:sz w:val="24"/>
-          <w:szCs w:val="24"/>
-        </w:rPr>
-      </w:pPr>
-      <w:r>
-        <w:rPr>
-          <w:rFonts w:ascii="Arial" w:hAnsi="Arial" w:cs="Arial"/>
-          <w:sz w:val="24"/>
-          <w:szCs w:val="24"/>
-        </w:rPr>
-        <w:t xml:space="preserve">Curso: {{curso}}              </w:t>
-      </w:r>
-      <w:r>
-        <w:rPr>
-          <w:rFonts w:ascii="Arial" w:hAnsi="Arial" w:cs="Arial"/>
-          <w:sz w:val="24"/>
-          <w:szCs w:val="24"/>
-        </w:rPr>
-        <w:tab/>
+      <w:r>
+        <w:rPr>
+          <w:rFonts w:ascii="Arial" w:hAnsi="Arial" w:cs="Arial"/>
+          <w:b/>
+          <w:bCs/>
+          <w:sz w:val="24"/>
+          <w:szCs w:val="24"/>
+        </w:rPr>
+        <w:t/>
+      </w:r>
+      <w:r>
+        <w:rPr>
+          <w:rFonts w:ascii="Arial" w:hAnsi="Arial" w:cs="Arial"/>
+          <w:sz w:val="24"/>
+          <w:szCs w:val="24"/>
+        </w:rPr>
+      </w:r>
+    </w:p>
+    <w:p ns2:paraId="19D30B03" ns2:textId="77777777">
+      <w:pPr>
+        <w:tabs>
+          <w:tab w:val="left" w:pos="0"/>
+        </w:tabs>
+        <w:spacing w:before="0" w:after="0" w:line="240" w:lineRule="auto"/>
+        <w:jc w:val="left"/>
+        <w:rPr>
+          <w:rFonts w:ascii="Arial" w:hAnsi="Arial" w:cs="Arial"/>
+          <w:sz w:val="24"/>
+          <w:szCs w:val="24"/>
+        </w:rPr>
+      </w:pPr>
+      <w:r>
+        <w:rPr>
+          <w:rFonts w:ascii="Arial" w:hAnsi="Arial" w:cs="Arial"/>
+          <w:sz w:val="24"/>
+          <w:szCs w:val="24"/>
+        </w:rPr>
+        <w:t>E-mail: {{email_estudante}}</w:t>
       </w:r>
       <w:r>
         <w:rPr>
@@ -1224,260 +1445,20 @@
           <w:sz w:val="24"/>
           <w:szCs w:val="24"/>
         </w:rPr>
-        <w:tab/>
-      </w:r>
-      <w:r>
-        <w:rPr>
-          <w:rFonts w:ascii="Arial" w:hAnsi="Arial" w:cs="Arial"/>
-          <w:sz w:val="24"/>
-          <w:szCs w:val="24"/>
-        </w:rPr>
-        <w:tab/>
-        <w:t xml:space="preserve"/>
-      </w:r>
-    </w:p>
-    <w:p ns2:paraId="1FBA0C92" ns2:textId="77777777">
-      <w:pPr>
-        <w:tabs>
-          <w:tab w:val="left" w:pos="0"/>
-        </w:tabs>
-        <w:jc w:val="both"/>
-        <w:rPr>
-          <w:rFonts w:ascii="Arial" w:hAnsi="Arial" w:cs="Arial"/>
-          <w:sz w:val="24"/>
-          <w:szCs w:val="24"/>
-        </w:rPr>
-      </w:pPr>
-      <w:r>
-        <w:rPr>
-          <w:rFonts w:ascii="Arial" w:hAnsi="Arial" w:cs="Arial"/>
-          <w:sz w:val="24"/>
-          <w:szCs w:val="24"/>
-        </w:rPr>
-        <w:t xml:space="preserve">Série: {{periodo}}                         </w:t>
-      </w:r>
-      <w:r>
-        <w:rPr>
-          <w:rFonts w:ascii="Arial" w:hAnsi="Arial" w:cs="Arial"/>
-          <w:sz w:val="24"/>
-          <w:szCs w:val="24"/>
-        </w:rPr>
-        <w:t xml:space="preserve"/>
-      </w:r>
-      <w:r>
-        <w:rPr>
-          <w:rFonts w:ascii="Arial" w:hAnsi="Arial" w:cs="Arial"/>
-          <w:b/>
-          <w:bCs/>
-          <w:sz w:val="24"/>
-          <w:szCs w:val="24"/>
-        </w:rPr>
-        <w:t/>
-      </w:r>
-      <w:r>
-        <w:rPr>
-          <w:rFonts w:ascii="Arial" w:hAnsi="Arial" w:cs="Arial"/>
-          <w:sz w:val="24"/>
-          <w:szCs w:val="24"/>
-        </w:rPr>
-        <w:t xml:space="preserve"/>
-      </w:r>
-    </w:p>
-    <w:p ns2:paraId="3F8106FE" ns2:textId="77777777">
-      <w:pPr>
-        <w:tabs>
-          <w:tab w:val="left" w:pos="0"/>
-        </w:tabs>
-        <w:jc w:val="both"/>
-        <w:rPr>
-          <w:rFonts w:ascii="Arial" w:hAnsi="Arial" w:cs="Arial"/>
-          <w:sz w:val="24"/>
-          <w:szCs w:val="24"/>
-        </w:rPr>
-      </w:pPr>
-      <w:r>
-        <w:rPr>
-          <w:rFonts w:ascii="Arial" w:hAnsi="Arial" w:cs="Arial"/>
-          <w:sz w:val="24"/>
-          <w:szCs w:val="24"/>
-        </w:rPr>
-        <w:t xml:space="preserve">Matrícula: {{matricula}}                                      </w:t>
-      </w:r>
-      <w:r>
-        <w:rPr>
-          <w:rFonts w:ascii="Arial" w:hAnsi="Arial" w:cs="Arial"/>
-          <w:sz w:val="24"/>
-          <w:szCs w:val="24"/>
-        </w:rPr>
-        <w:t xml:space="preserve"/>
-      </w:r>
-      <w:r>
-        <w:rPr>
-          <w:rFonts w:ascii="Arial" w:hAnsi="Arial" w:cs="Arial"/>
-          <w:b/>
-          <w:bCs/>
-          <w:sz w:val="24"/>
-          <w:szCs w:val="24"/>
-        </w:rPr>
-        <w:t/>
-      </w:r>
-      <w:r>
-        <w:rPr>
-          <w:rFonts w:ascii="Arial" w:hAnsi="Arial" w:cs="Arial"/>
-          <w:sz w:val="24"/>
-          <w:szCs w:val="24"/>
-        </w:rPr>
-        <w:t xml:space="preserve"/>
-      </w:r>
-    </w:p>
-    <w:p ns2:paraId="53F622D4" ns2:textId="77777777">
-      <w:pPr>
-        <w:tabs>
-          <w:tab w:val="left" w:pos="0"/>
-        </w:tabs>
-        <w:jc w:val="both"/>
-        <w:rPr>
-          <w:rFonts w:ascii="Arial" w:hAnsi="Arial" w:cs="Arial"/>
-          <w:sz w:val="24"/>
-          <w:szCs w:val="24"/>
-        </w:rPr>
-      </w:pPr>
-      <w:r>
-        <w:rPr>
-          <w:rFonts w:ascii="Arial" w:hAnsi="Arial" w:cs="Arial"/>
-          <w:sz w:val="24"/>
-          <w:szCs w:val="24"/>
-        </w:rPr>
-        <w:t xml:space="preserve">Turno: {{turno}}</w:t>
-      </w:r>
-      <w:r>
-        <w:rPr>
-          <w:rFonts w:ascii="Arial" w:hAnsi="Arial" w:cs="Arial"/>
-          <w:sz w:val="24"/>
-          <w:szCs w:val="24"/>
-        </w:rPr>
-        <w:t xml:space="preserve"/>
-      </w:r>
-      <w:r>
-        <w:rPr>
-          <w:rFonts w:ascii="Arial" w:hAnsi="Arial" w:cs="Arial"/>
-          <w:b/>
-          <w:bCs/>
-          <w:sz w:val="24"/>
-          <w:szCs w:val="24"/>
-        </w:rPr>
-        <w:t/>
-      </w:r>
-    </w:p>
-    <w:p ns2:paraId="24A2EFB7" ns2:textId="77777777">
-      <w:pPr>
-        <w:tabs>
-          <w:tab w:val="left" w:pos="0"/>
-        </w:tabs>
-        <w:jc w:val="both"/>
-        <w:rPr>
-          <w:rFonts w:ascii="Arial" w:hAnsi="Arial" w:cs="Arial"/>
-          <w:sz w:val="24"/>
-          <w:szCs w:val="24"/>
-        </w:rPr>
-      </w:pPr>
-      <w:r>
-        <w:rPr>
-          <w:rFonts w:ascii="Arial" w:hAnsi="Arial" w:cs="Arial"/>
-          <w:sz w:val="24"/>
-          <w:szCs w:val="24"/>
-        </w:rPr>
-        <w:t xml:space="preserve">Endereço: {{endereco_estudante}}</w:t>
-      </w:r>
-      <w:r>
-        <w:rPr>
-          <w:rFonts w:ascii="Arial" w:hAnsi="Arial" w:cs="Arial"/>
-          <w:sz w:val="24"/>
-          <w:szCs w:val="24"/>
-        </w:rPr>
-        <w:t xml:space="preserve"/>
-      </w:r>
-      <w:r>
-        <w:rPr>
-          <w:rFonts w:ascii="Arial" w:hAnsi="Arial" w:cs="Arial"/>
-          <w:b/>
-          <w:bCs/>
-          <w:sz w:val="24"/>
-          <w:szCs w:val="24"/>
-        </w:rPr>
-        <w:t/>
-      </w:r>
-      <w:r>
-        <w:rPr>
-          <w:rFonts w:ascii="Arial" w:hAnsi="Arial" w:cs="Arial"/>
-          <w:sz w:val="24"/>
-          <w:szCs w:val="24"/>
-        </w:rPr>
-        <w:tab/>
-      </w:r>
-    </w:p>
-    <w:p ns2:paraId="19D30B03" ns2:textId="77777777">
-      <w:pPr>
-        <w:tabs>
-          <w:tab w:val="left" w:pos="0"/>
-        </w:tabs>
-        <w:jc w:val="both"/>
-        <w:rPr>
-          <w:rFonts w:ascii="Arial" w:hAnsi="Arial" w:cs="Arial"/>
-          <w:sz w:val="24"/>
-          <w:szCs w:val="24"/>
-        </w:rPr>
-      </w:pPr>
-      <w:r>
-        <w:rPr>
-          <w:rFonts w:ascii="Arial" w:hAnsi="Arial" w:cs="Arial"/>
-          <w:sz w:val="24"/>
-          <w:szCs w:val="24"/>
-        </w:rPr>
-        <w:t xml:space="preserve">E-mail: {{email_estudante}}                              </w:t>
-      </w:r>
-      <w:r>
-        <w:rPr>
-          <w:rFonts w:ascii="Arial" w:hAnsi="Arial" w:cs="Arial"/>
-          <w:sz w:val="24"/>
-          <w:szCs w:val="24"/>
-        </w:rPr>
-        <w:t xml:space="preserve"/>
-      </w:r>
-      <w:r>
-        <w:rPr>
-          <w:rFonts w:ascii="Arial" w:hAnsi="Arial" w:cs="Arial"/>
-          <w:b/>
-          <w:bCs/>
-          <w:sz w:val="24"/>
-          <w:szCs w:val="24"/>
-        </w:rPr>
-        <w:t/>
-      </w:r>
-      <w:r>
-        <w:rPr>
-          <w:rFonts w:ascii="Arial" w:hAnsi="Arial" w:cs="Arial"/>
-          <w:sz w:val="24"/>
-          <w:szCs w:val="24"/>
-        </w:rPr>
-        <w:tab/>
-      </w:r>
-      <w:r>
-        <w:rPr>
-          <w:rFonts w:ascii="Arial" w:hAnsi="Arial" w:cs="Arial"/>
-          <w:sz w:val="24"/>
-          <w:szCs w:val="24"/>
-        </w:rPr>
-        <w:tab/>
-      </w:r>
-      <w:r>
-        <w:rPr>
-          <w:rFonts w:ascii="Arial" w:hAnsi="Arial" w:cs="Arial"/>
-          <w:sz w:val="24"/>
-          <w:szCs w:val="24"/>
-        </w:rPr>
-        <w:tab/>
-        <w:t xml:space="preserve"/>
+      </w:r>
+      <w:r>
+        <w:rPr>
+          <w:rFonts w:ascii="Arial" w:hAnsi="Arial" w:cs="Arial"/>
+          <w:sz w:val="24"/>
+          <w:szCs w:val="24"/>
+        </w:rPr>
+      </w:r>
+      <w:r>
+        <w:rPr>
+          <w:rFonts w:ascii="Arial" w:hAnsi="Arial" w:cs="Arial"/>
+          <w:sz w:val="24"/>
+          <w:szCs w:val="24"/>
+        </w:rPr>
       </w:r>
     </w:p>
     <w:p ns2:paraId="505A2929" ns2:textId="77777777">
@@ -1485,20 +1466,21 @@
         <w:tabs>
           <w:tab w:val="left" w:pos="0"/>
         </w:tabs>
-        <w:jc w:val="both"/>
-        <w:rPr>
-          <w:rFonts w:ascii="Arial" w:hAnsi="Arial" w:cs="Arial"/>
-          <w:sz w:val="24"/>
-          <w:szCs w:val="24"/>
-        </w:rPr>
-      </w:pPr>
-      <w:r>
-        <w:rPr>
-          <w:rFonts w:ascii="Arial" w:hAnsi="Arial" w:cs="Arial"/>
-          <w:sz w:val="24"/>
-          <w:szCs w:val="24"/>
-        </w:rPr>
-        <w:t xml:space="preserve">Bairro: {{bairro_estudante}}                                                                  </w:t>
+        <w:spacing w:before="0" w:after="0" w:line="240" w:lineRule="auto"/>
+        <w:jc w:val="left"/>
+        <w:rPr>
+          <w:rFonts w:ascii="Arial" w:hAnsi="Arial" w:cs="Arial"/>
+          <w:sz w:val="24"/>
+          <w:szCs w:val="24"/>
+        </w:rPr>
+      </w:pPr>
+      <w:r>
+        <w:rPr>
+          <w:rFonts w:ascii="Arial" w:hAnsi="Arial" w:cs="Arial"/>
+          <w:sz w:val="24"/>
+          <w:szCs w:val="24"/>
+        </w:rPr>
+        <w:t>Bairro: {{bairro_estudante}}</w:t>
       </w:r>
       <w:r>
         <w:rPr>
@@ -1534,20 +1516,21 @@
         <w:tabs>
           <w:tab w:val="left" w:pos="0"/>
         </w:tabs>
-        <w:jc w:val="both"/>
-        <w:rPr>
-          <w:rFonts w:ascii="Arial" w:hAnsi="Arial" w:cs="Arial"/>
-          <w:sz w:val="24"/>
-          <w:szCs w:val="24"/>
-        </w:rPr>
-      </w:pPr>
-      <w:r>
-        <w:rPr>
-          <w:rFonts w:ascii="Arial" w:hAnsi="Arial" w:cs="Arial"/>
-          <w:sz w:val="24"/>
-          <w:szCs w:val="24"/>
-        </w:rPr>
-        <w:t xml:space="preserve">Município: {{municipio_estudante}}                                       </w:t>
+        <w:spacing w:before="0" w:after="0" w:line="240" w:lineRule="auto"/>
+        <w:jc w:val="left"/>
+        <w:rPr>
+          <w:rFonts w:ascii="Arial" w:hAnsi="Arial" w:cs="Arial"/>
+          <w:sz w:val="24"/>
+          <w:szCs w:val="24"/>
+        </w:rPr>
+      </w:pPr>
+      <w:r>
+        <w:rPr>
+          <w:rFonts w:ascii="Arial" w:hAnsi="Arial" w:cs="Arial"/>
+          <w:sz w:val="24"/>
+          <w:szCs w:val="24"/>
+        </w:rPr>
+        <w:t>Município: {{municipio_estudante}}</w:t>
       </w:r>
       <w:r>
         <w:rPr>
@@ -1573,7 +1556,8 @@
         <w:tabs>
           <w:tab w:val="left" w:pos="0"/>
         </w:tabs>
-        <w:jc w:val="both"/>
+        <w:spacing w:before="0" w:after="0" w:line="240" w:lineRule="auto"/>
+        <w:jc w:val="left"/>
         <w:rPr>
           <w:rFonts w:ascii="Arial" w:hAnsi="Arial" w:cs="Arial"/>
           <w:b/>
@@ -1588,7 +1572,7 @@
           <w:sz w:val="24"/>
           <w:szCs w:val="24"/>
         </w:rPr>
-        <w:t xml:space="preserve">UF: {{uf_estudante}}                              </w:t>
+        <w:t>UF: {{uf_estudante}}</w:t>
       </w:r>
       <w:r>
         <w:rPr>
@@ -1626,20 +1610,21 @@
         <w:tabs>
           <w:tab w:val="left" w:pos="0"/>
         </w:tabs>
-        <w:jc w:val="both"/>
-        <w:rPr>
-          <w:rFonts w:ascii="Arial" w:hAnsi="Arial" w:cs="Arial"/>
-          <w:sz w:val="24"/>
-          <w:szCs w:val="24"/>
-        </w:rPr>
-      </w:pPr>
-      <w:r>
-        <w:rPr>
-          <w:rFonts w:ascii="Arial" w:hAnsi="Arial" w:cs="Arial"/>
-          <w:sz w:val="24"/>
-          <w:szCs w:val="24"/>
-        </w:rPr>
-        <w:t xml:space="preserve">CEP: {{cep_estudante}}</w:t>
+        <w:spacing w:before="0" w:after="0" w:line="240" w:lineRule="auto"/>
+        <w:jc w:val="left"/>
+        <w:rPr>
+          <w:rFonts w:ascii="Arial" w:hAnsi="Arial" w:cs="Arial"/>
+          <w:sz w:val="24"/>
+          <w:szCs w:val="24"/>
+        </w:rPr>
+      </w:pPr>
+      <w:r>
+        <w:rPr>
+          <w:rFonts w:ascii="Arial" w:hAnsi="Arial" w:cs="Arial"/>
+          <w:sz w:val="24"/>
+          <w:szCs w:val="24"/>
+        </w:rPr>
+        <w:t>CEP: {{cep_estudante}}</w:t>
       </w:r>
       <w:r>
         <w:rPr>
@@ -1753,7 +1738,7 @@
           <w:sz w:val="24"/>
           <w:szCs w:val="24"/>
         </w:rPr>
-        <w:t xml:space="preserve">Nome: </w:t>
+        <w:t>Nome:</w:t>
       </w:r>
       <w:r>
         <w:rPr>
@@ -1763,7 +1748,7 @@
           <w:sz w:val="24"/>
           <w:szCs w:val="24"/>
         </w:rPr>
-        <w:t xml:space="preserve">ASSOCIAÇÃO </w:t>
+        <w:t>ASSOCIAÇÃO</w:t>
       </w:r>
       <w:r>
         <w:rPr>
@@ -1797,7 +1782,7 @@
           <w:sz w:val="24"/>
           <w:szCs w:val="24"/>
         </w:rPr>
-        <w:t xml:space="preserve">CNPJ/MF n.º </w:t>
+        <w:t>CNPJ/MF n.º</w:t>
       </w:r>
       <w:r>
         <w:rPr>
@@ -1813,7 +1798,7 @@
           <w:sz w:val="24"/>
           <w:szCs w:val="24"/>
         </w:rPr>
-        <w:t xml:space="preserve"> - </w:t>
+        <w:t xml:space="preserve"> -</w:t>
       </w:r>
       <w:r>
         <w:rPr>
@@ -1868,7 +1853,7 @@
           <w:szCs w:val="24"/>
           <w:rFonts w:ascii="Arial" w:hAnsi="Arial" w:cs="Arial"/>
         </w:rPr>
-        <w:t xml:space="preserve">Endereço: Rua </w:t>
+        <w:t>Endereço: Rua</w:t>
       </w:r>
       <w:r>
         <w:rPr>
@@ -1888,7 +1873,7 @@
           <w:szCs w:val="24"/>
           <w:rFonts w:ascii="Arial" w:hAnsi="Arial" w:cs="Arial"/>
         </w:rPr>
-        <w:t xml:space="preserve">, </w:t>
+        <w:t>,</w:t>
       </w:r>
       <w:r>
         <w:rPr>
@@ -1898,7 +1883,7 @@
           <w:szCs w:val="24"/>
           <w:rFonts w:ascii="Arial" w:hAnsi="Arial" w:cs="Arial"/>
         </w:rPr>
-        <w:t xml:space="preserve">2750, Distrito Industrial, Três Lagoas, MS, </w:t>
+        <w:t>2750, Distrito Industrial, Três Lagoas, MS,</w:t>
       </w:r>
       <w:r>
         <w:rPr>
@@ -1908,7 +1893,7 @@
           <w:szCs w:val="24"/>
           <w:rFonts w:ascii="Arial" w:hAnsi="Arial" w:cs="Arial"/>
         </w:rPr>
-        <w:t xml:space="preserve">CEP </w:t>
+        <w:t>CEP</w:t>
       </w:r>
       <w:r>
         <w:rPr>
@@ -1977,7 +1962,7 @@
           <w:sz w:val="24"/>
           <w:szCs w:val="24"/>
         </w:rPr>
-        <w:t xml:space="preserve"> e </w:t>
+        <w:t xml:space="preserve"> e</w:t>
       </w:r>
       <w:r>
         <w:rPr>
@@ -2012,7 +1997,7 @@
           <w:sz w:val="24"/>
           <w:szCs w:val="24"/>
         </w:rPr>
-        <w:t xml:space="preserve"> - </w:t>
+        <w:t xml:space="preserve"> -</w:t>
       </w:r>
       <w:r>
         <w:rPr>
@@ -2028,7 +2013,6 @@
           <w:sz w:val="24"/>
           <w:szCs w:val="24"/>
         </w:rPr>
-        <w:t xml:space="preserve"> </w:t>
       </w:r>
       <w:r>
         <w:rPr>
@@ -2045,7 +2029,6 @@
           <w:sz w:val="24"/>
           <w:szCs w:val="24"/>
         </w:rPr>
-        <w:t xml:space="preserve"> </w:t>
       </w:r>
     </w:p>
     <w:p ns2:paraId="79503389" ns2:textId="77777777">
@@ -2150,7 +2133,7 @@
           <w:sz w:val="24"/>
           <w:szCs w:val="24"/>
         </w:rPr>
-        <w:t xml:space="preserve">Curso de Graduação: {{curso}}</w:t>
+        <w:t>Curso de Graduação: {{curso}}</w:t>
       </w:r>
       <w:r>
         <w:rPr>
@@ -2190,47 +2173,41 @@
           <w:sz w:val="24"/>
           <w:szCs w:val="24"/>
         </w:rPr>
-        <w:t xml:space="preserve"> </w:t>
-      </w:r>
-      <w:r>
-        <w:rPr>
-          <w:rFonts w:ascii="Arial" w:hAnsi="Arial" w:cs="Arial"/>
-          <w:sz w:val="24"/>
-          <w:szCs w:val="24"/>
-        </w:rPr>
-        <w:tab/>
-      </w:r>
-      <w:r>
-        <w:rPr>
-          <w:rFonts w:ascii="Arial" w:hAnsi="Arial" w:cs="Arial"/>
-          <w:sz w:val="24"/>
-          <w:szCs w:val="24"/>
-        </w:rPr>
-        <w:tab/>
-      </w:r>
-      <w:r>
-        <w:rPr>
-          <w:rFonts w:ascii="Arial" w:hAnsi="Arial" w:cs="Arial"/>
-          <w:sz w:val="24"/>
-          <w:szCs w:val="24"/>
-        </w:rPr>
-        <w:tab/>
-      </w:r>
-      <w:r>
-        <w:rPr>
-          <w:rFonts w:ascii="Arial" w:hAnsi="Arial" w:cs="Arial"/>
-          <w:sz w:val="24"/>
-          <w:szCs w:val="24"/>
-        </w:rPr>
-        <w:tab/>
-      </w:r>
-      <w:r>
-        <w:rPr>
-          <w:rFonts w:ascii="Arial" w:hAnsi="Arial" w:cs="Arial"/>
-          <w:sz w:val="24"/>
-          <w:szCs w:val="24"/>
-        </w:rPr>
-        <w:tab/>
+      </w:r>
+      <w:r>
+        <w:rPr>
+          <w:rFonts w:ascii="Arial" w:hAnsi="Arial" w:cs="Arial"/>
+          <w:sz w:val="24"/>
+          <w:szCs w:val="24"/>
+        </w:rPr>
+      </w:r>
+      <w:r>
+        <w:rPr>
+          <w:rFonts w:ascii="Arial" w:hAnsi="Arial" w:cs="Arial"/>
+          <w:sz w:val="24"/>
+          <w:szCs w:val="24"/>
+        </w:rPr>
+      </w:r>
+      <w:r>
+        <w:rPr>
+          <w:rFonts w:ascii="Arial" w:hAnsi="Arial" w:cs="Arial"/>
+          <w:sz w:val="24"/>
+          <w:szCs w:val="24"/>
+        </w:rPr>
+      </w:r>
+      <w:r>
+        <w:rPr>
+          <w:rFonts w:ascii="Arial" w:hAnsi="Arial" w:cs="Arial"/>
+          <w:sz w:val="24"/>
+          <w:szCs w:val="24"/>
+        </w:rPr>
+      </w:r>
+      <w:r>
+        <w:rPr>
+          <w:rFonts w:ascii="Arial" w:hAnsi="Arial" w:cs="Arial"/>
+          <w:sz w:val="24"/>
+          <w:szCs w:val="24"/>
+        </w:rPr>
       </w:r>
     </w:p>
     <w:p ns2:paraId="167E3360" ns2:textId="77777777">
@@ -2253,7 +2230,7 @@
           <w:sz w:val="24"/>
           <w:szCs w:val="24"/>
         </w:rPr>
-        <w:t xml:space="preserve">Série ou Período: {{periodo}}</w:t>
+        <w:t>Série ou Período: {{periodo}}</w:t>
       </w:r>
       <w:r>
         <w:rPr>
@@ -2301,7 +2278,7 @@
           <w:sz w:val="24"/>
           <w:szCs w:val="24"/>
         </w:rPr>
-        <w:t xml:space="preserve">Vigência: {{data_inicio}} a {{data_fim}} </w:t>
+        <w:t>Vigência: {{data_inicio}} a {{data_fim}}</w:t>
       </w:r>
       <w:r>
         <w:rPr>
@@ -2349,7 +2326,7 @@
           <w:sz w:val="24"/>
           <w:szCs w:val="24"/>
         </w:rPr>
-        <w:t xml:space="preserve">Horário: {{horario}}                                </w:t>
+        <w:t>Horário: {{horario}}</w:t>
       </w:r>
       <w:r>
         <w:rPr>
@@ -2398,7 +2375,7 @@
           <w:sz w:val="24"/>
           <w:szCs w:val="24"/>
         </w:rPr>
-        <w:t xml:space="preserve">Carga Horária Semanal: {{carga_horaria}}                 </w:t>
+        <w:t>Carga Horária Semanal: {{carga_horaria}}</w:t>
       </w:r>
       <w:r>
         <w:rPr>
@@ -2448,7 +2425,7 @@
           <w:sz w:val="24"/>
           <w:szCs w:val="24"/>
         </w:rPr>
-        <w:t xml:space="preserve">Setor de Estágio: {{setor_estagio}}                                                  </w:t>
+        <w:t>Setor de Estágio: {{setor_estagio}}</w:t>
       </w:r>
       <w:r>
         <w:rPr>
@@ -2488,7 +2465,7 @@
           <w:sz w:val="24"/>
           <w:szCs w:val="24"/>
         </w:rPr>
-        <w:t xml:space="preserve">Atividades Desenvolvidas: {{atividades}} </w:t>
+        <w:t>Atividades Desenvolvidas: {{atividades}}</w:t>
       </w:r>
       <w:r>
         <w:rPr>
@@ -2535,7 +2512,7 @@
           <w:sz w:val="24"/>
           <w:szCs w:val="24"/>
         </w:rPr>
-        <w:t xml:space="preserve">Bolsa-auxílio: R$ {{bolsa_auxilio}}                            </w:t>
+        <w:t>Bolsa-auxílio: R$ {{bolsa_auxilio}}</w:t>
       </w:r>
       <w:r>
         <w:rPr>
@@ -2592,7 +2569,7 @@
           <w:sz w:val="24"/>
           <w:szCs w:val="24"/>
         </w:rPr>
-        <w:t xml:space="preserve">Auxílio-transporte: {{auxilio_transporte}}</w:t>
+        <w:t>Auxílio-transporte: {{auxilio_transporte}}</w:t>
       </w:r>
       <w:r>
         <w:rPr>
@@ -2638,7 +2615,7 @@
           <w:sz w:val="24"/>
           <w:szCs w:val="24"/>
         </w:rPr>
-        <w:t xml:space="preserve">Vale-transporte: {{vale_transporte_x}}</w:t>
+        <w:t>Vale-transporte: {{vale_transporte_x}}</w:t>
       </w:r>
       <w:r>
         <w:rPr>
@@ -2691,7 +2668,7 @@
           <w:sz w:val="24"/>
           <w:szCs w:val="24"/>
         </w:rPr>
-        <w:t xml:space="preserve">Transporte da Empresa: {{transporte_empresa_x}}</w:t>
+        <w:t>Transporte da Empresa: {{transporte_empresa_x}}</w:t>
       </w:r>
       <w:r>
         <w:rPr>
@@ -2747,7 +2724,7 @@
           <w:sz w:val="24"/>
           <w:szCs w:val="24"/>
         </w:rPr>
-        <w:t xml:space="preserve">Outros: {{outros_transporte_x}} / {{beneficios}}</w:t>
+        <w:t>Outros: {{outros_transporte_x}} / {{beneficios}}</w:t>
       </w:r>
       <w:r>
         <w:rPr>
@@ -2796,7 +2773,6 @@
           <w:sz w:val="24"/>
           <w:szCs w:val="24"/>
         </w:rPr>
-        <w:t xml:space="preserve"> </w:t>
       </w:r>
     </w:p>
     <w:p ns2:paraId="3789C5F1" ns2:textId="77777777">
@@ -2828,7 +2804,7 @@
           <w:sz w:val="24"/>
           <w:szCs w:val="24"/>
         </w:rPr>
-        <w:t xml:space="preserve">:  </w:t>
+        <w:t>:</w:t>
       </w:r>
     </w:p>
     <w:p ns2:paraId="3B7B8624" ns2:textId="77777777">
@@ -2878,71 +2854,62 @@
           <w:sz w:val="24"/>
           <w:szCs w:val="24"/>
         </w:rPr>
-        <w:tab/>
-      </w:r>
-      <w:r>
-        <w:rPr>
-          <w:rFonts w:ascii="Arial" w:hAnsi="Arial" w:cs="Arial"/>
-          <w:sz w:val="24"/>
-          <w:szCs w:val="24"/>
-        </w:rPr>
-        <w:tab/>
-      </w:r>
-      <w:r>
-        <w:rPr>
-          <w:rFonts w:ascii="Arial" w:hAnsi="Arial" w:cs="Arial"/>
-          <w:sz w:val="24"/>
-          <w:szCs w:val="24"/>
-        </w:rPr>
-        <w:tab/>
-      </w:r>
-      <w:r>
-        <w:rPr>
-          <w:rFonts w:ascii="Arial" w:hAnsi="Arial" w:cs="Arial"/>
-          <w:sz w:val="24"/>
-          <w:szCs w:val="24"/>
-        </w:rPr>
-        <w:tab/>
-      </w:r>
-      <w:r>
-        <w:rPr>
-          <w:rFonts w:ascii="Arial" w:hAnsi="Arial" w:cs="Arial"/>
-          <w:sz w:val="24"/>
-          <w:szCs w:val="24"/>
-        </w:rPr>
-        <w:tab/>
-      </w:r>
-      <w:r>
-        <w:rPr>
-          <w:rFonts w:ascii="Arial" w:hAnsi="Arial" w:cs="Arial"/>
-          <w:sz w:val="24"/>
-          <w:szCs w:val="24"/>
-        </w:rPr>
-        <w:tab/>
-      </w:r>
-      <w:r>
-        <w:rPr>
-          <w:rFonts w:ascii="Arial" w:hAnsi="Arial" w:cs="Arial"/>
-          <w:sz w:val="24"/>
-          <w:szCs w:val="24"/>
-        </w:rPr>
-        <w:tab/>
-      </w:r>
-      <w:r>
-        <w:rPr>
-          <w:rFonts w:ascii="Arial" w:hAnsi="Arial" w:cs="Arial"/>
-          <w:sz w:val="24"/>
-          <w:szCs w:val="24"/>
-        </w:rPr>
-        <w:tab/>
-      </w:r>
-      <w:r>
-        <w:rPr>
-          <w:rFonts w:ascii="Arial" w:hAnsi="Arial" w:cs="Arial"/>
-          <w:sz w:val="24"/>
-          <w:szCs w:val="24"/>
-        </w:rPr>
-        <w:tab/>
+      </w:r>
+      <w:r>
+        <w:rPr>
+          <w:rFonts w:ascii="Arial" w:hAnsi="Arial" w:cs="Arial"/>
+          <w:sz w:val="24"/>
+          <w:szCs w:val="24"/>
+        </w:rPr>
+      </w:r>
+      <w:r>
+        <w:rPr>
+          <w:rFonts w:ascii="Arial" w:hAnsi="Arial" w:cs="Arial"/>
+          <w:sz w:val="24"/>
+          <w:szCs w:val="24"/>
+        </w:rPr>
+      </w:r>
+      <w:r>
+        <w:rPr>
+          <w:rFonts w:ascii="Arial" w:hAnsi="Arial" w:cs="Arial"/>
+          <w:sz w:val="24"/>
+          <w:szCs w:val="24"/>
+        </w:rPr>
+      </w:r>
+      <w:r>
+        <w:rPr>
+          <w:rFonts w:ascii="Arial" w:hAnsi="Arial" w:cs="Arial"/>
+          <w:sz w:val="24"/>
+          <w:szCs w:val="24"/>
+        </w:rPr>
+      </w:r>
+      <w:r>
+        <w:rPr>
+          <w:rFonts w:ascii="Arial" w:hAnsi="Arial" w:cs="Arial"/>
+          <w:sz w:val="24"/>
+          <w:szCs w:val="24"/>
+        </w:rPr>
+      </w:r>
+      <w:r>
+        <w:rPr>
+          <w:rFonts w:ascii="Arial" w:hAnsi="Arial" w:cs="Arial"/>
+          <w:sz w:val="24"/>
+          <w:szCs w:val="24"/>
+        </w:rPr>
+      </w:r>
+      <w:r>
+        <w:rPr>
+          <w:rFonts w:ascii="Arial" w:hAnsi="Arial" w:cs="Arial"/>
+          <w:sz w:val="24"/>
+          <w:szCs w:val="24"/>
+        </w:rPr>
+      </w:r>
+      <w:r>
+        <w:rPr>
+          <w:rFonts w:ascii="Arial" w:hAnsi="Arial" w:cs="Arial"/>
+          <w:sz w:val="24"/>
+          <w:szCs w:val="24"/>
+        </w:rPr>
       </w:r>
     </w:p>
     <w:p ns2:paraId="0CD5F9E2" ns2:textId="77777777">
@@ -2972,7 +2939,6 @@
           <w:sz w:val="24"/>
           <w:szCs w:val="24"/>
         </w:rPr>
-        <w:t xml:space="preserve"> </w:t>
       </w:r>
       <w:r>
         <w:rPr>
@@ -2990,32 +2956,28 @@
           <w:sz w:val="24"/>
           <w:szCs w:val="24"/>
         </w:rPr>
-        <w:tab/>
-      </w:r>
-      <w:r>
-        <w:rPr>
-          <w:rFonts w:ascii="Arial" w:hAnsi="Arial" w:cs="Arial"/>
-          <w:sz w:val="24"/>
-          <w:szCs w:val="24"/>
-        </w:rPr>
-        <w:tab/>
-      </w:r>
-      <w:r>
-        <w:rPr>
-          <w:rFonts w:ascii="Arial" w:hAnsi="Arial" w:cs="Arial"/>
-          <w:sz w:val="24"/>
-          <w:szCs w:val="24"/>
-        </w:rPr>
-        <w:tab/>
-      </w:r>
-      <w:r>
-        <w:rPr>
-          <w:rFonts w:ascii="Arial" w:hAnsi="Arial" w:cs="Arial"/>
-          <w:b/>
-          <w:sz w:val="24"/>
-          <w:szCs w:val="24"/>
-        </w:rPr>
-        <w:t xml:space="preserve"> </w:t>
+      </w:r>
+      <w:r>
+        <w:rPr>
+          <w:rFonts w:ascii="Arial" w:hAnsi="Arial" w:cs="Arial"/>
+          <w:sz w:val="24"/>
+          <w:szCs w:val="24"/>
+        </w:rPr>
+      </w:r>
+      <w:r>
+        <w:rPr>
+          <w:rFonts w:ascii="Arial" w:hAnsi="Arial" w:cs="Arial"/>
+          <w:sz w:val="24"/>
+          <w:szCs w:val="24"/>
+        </w:rPr>
+      </w:r>
+      <w:r>
+        <w:rPr>
+          <w:rFonts w:ascii="Arial" w:hAnsi="Arial" w:cs="Arial"/>
+          <w:b/>
+          <w:sz w:val="24"/>
+          <w:szCs w:val="24"/>
+        </w:rPr>
       </w:r>
     </w:p>
     <w:p ns2:paraId="07E00EAC" ns2:textId="77777777">
@@ -3045,7 +3007,6 @@
           <w:sz w:val="24"/>
           <w:szCs w:val="24"/>
         </w:rPr>
-        <w:t xml:space="preserve"> </w:t>
       </w:r>
       <w:r>
         <w:rPr>
@@ -3063,63 +3024,55 @@
           <w:sz w:val="24"/>
           <w:szCs w:val="24"/>
         </w:rPr>
-        <w:tab/>
-      </w:r>
-      <w:r>
-        <w:rPr>
-          <w:rFonts w:ascii="Arial" w:hAnsi="Arial" w:cs="Arial"/>
-          <w:sz w:val="24"/>
-          <w:szCs w:val="24"/>
-        </w:rPr>
-        <w:tab/>
-      </w:r>
-      <w:r>
-        <w:rPr>
-          <w:rFonts w:ascii="Arial" w:hAnsi="Arial" w:cs="Arial"/>
-          <w:sz w:val="24"/>
-          <w:szCs w:val="24"/>
-        </w:rPr>
-        <w:tab/>
-      </w:r>
-      <w:r>
-        <w:rPr>
-          <w:rFonts w:ascii="Arial" w:hAnsi="Arial" w:cs="Arial"/>
-          <w:sz w:val="24"/>
-          <w:szCs w:val="24"/>
-        </w:rPr>
-        <w:tab/>
-      </w:r>
-      <w:r>
-        <w:rPr>
-          <w:rFonts w:ascii="Arial" w:hAnsi="Arial" w:cs="Arial"/>
-          <w:sz w:val="24"/>
-          <w:szCs w:val="24"/>
-        </w:rPr>
-        <w:tab/>
-      </w:r>
-      <w:r>
-        <w:rPr>
-          <w:rFonts w:ascii="Arial" w:hAnsi="Arial" w:cs="Arial"/>
-          <w:sz w:val="24"/>
-          <w:szCs w:val="24"/>
-        </w:rPr>
-        <w:tab/>
-      </w:r>
-      <w:r>
-        <w:rPr>
-          <w:rFonts w:ascii="Arial" w:hAnsi="Arial" w:cs="Arial"/>
-          <w:sz w:val="24"/>
-          <w:szCs w:val="24"/>
-        </w:rPr>
-        <w:tab/>
-      </w:r>
-      <w:r>
-        <w:rPr>
-          <w:rFonts w:ascii="Arial" w:hAnsi="Arial" w:cs="Arial"/>
-          <w:sz w:val="24"/>
-          <w:szCs w:val="24"/>
-        </w:rPr>
-        <w:tab/>
+      </w:r>
+      <w:r>
+        <w:rPr>
+          <w:rFonts w:ascii="Arial" w:hAnsi="Arial" w:cs="Arial"/>
+          <w:sz w:val="24"/>
+          <w:szCs w:val="24"/>
+        </w:rPr>
+      </w:r>
+      <w:r>
+        <w:rPr>
+          <w:rFonts w:ascii="Arial" w:hAnsi="Arial" w:cs="Arial"/>
+          <w:sz w:val="24"/>
+          <w:szCs w:val="24"/>
+        </w:rPr>
+      </w:r>
+      <w:r>
+        <w:rPr>
+          <w:rFonts w:ascii="Arial" w:hAnsi="Arial" w:cs="Arial"/>
+          <w:sz w:val="24"/>
+          <w:szCs w:val="24"/>
+        </w:rPr>
+      </w:r>
+      <w:r>
+        <w:rPr>
+          <w:rFonts w:ascii="Arial" w:hAnsi="Arial" w:cs="Arial"/>
+          <w:sz w:val="24"/>
+          <w:szCs w:val="24"/>
+        </w:rPr>
+      </w:r>
+      <w:r>
+        <w:rPr>
+          <w:rFonts w:ascii="Arial" w:hAnsi="Arial" w:cs="Arial"/>
+          <w:sz w:val="24"/>
+          <w:szCs w:val="24"/>
+        </w:rPr>
+      </w:r>
+      <w:r>
+        <w:rPr>
+          <w:rFonts w:ascii="Arial" w:hAnsi="Arial" w:cs="Arial"/>
+          <w:sz w:val="24"/>
+          <w:szCs w:val="24"/>
+        </w:rPr>
+      </w:r>
+      <w:r>
+        <w:rPr>
+          <w:rFonts w:ascii="Arial" w:hAnsi="Arial" w:cs="Arial"/>
+          <w:sz w:val="24"/>
+          <w:szCs w:val="24"/>
+        </w:rPr>
       </w:r>
     </w:p>
     <w:p ns2:paraId="399F9F79" ns2:textId="77777777">
@@ -3351,7 +3304,7 @@
           <w:sz w:val="24"/>
           <w:szCs w:val="24"/>
         </w:rPr>
-        <w:t xml:space="preserve">     O Plano de Estágio é parte integrante deste termo de compromisso de estágio e deverá ser cumprido por todos os envolvidos no estágio, sob a devida supervisão da Unidade Concedente de Estágios e da Instituição de Ensino, por meio de seus representantes, conforme dispõem os arts. 7º e 9º, da Lei 11.788/2008.   </w:t>
+        <w:t xml:space="preserve">     O Plano de Estágio é parte integrante deste termo de compromisso de estágio e deverá ser cumprido por todos os envolvidos no estágio, sob a devida supervisão da Unidade Concedente de Estágios e da Instituição de Ensino, por meio de seus representantes, conforme dispõem os arts. 7º e 9º, da Lei 11.788/2008.</w:t>
       </w:r>
     </w:p>
     <w:p ns2:paraId="5D184EB1" ns2:textId="77777777">
@@ -3374,15 +3327,15 @@
           <w:sz w:val="24"/>
           <w:szCs w:val="24"/>
         </w:rPr>
-        <w:t xml:space="preserve">CLÁUSULA 4ª </w:t>
-      </w:r>
-      <w:r>
-        <w:rPr>
-          <w:rFonts w:ascii="Arial" w:hAnsi="Arial" w:cs="Arial"/>
-          <w:sz w:val="24"/>
-          <w:szCs w:val="24"/>
-        </w:rPr>
-        <w:t xml:space="preserve">  A oferta de profissionais preceptores e de ambientes adequados para as práticas de estágio, bem como a respectiva supervisão profissional são obrigações de responsabilidade da Unidade Concedente de Estágios, ao passo que a avaliação dos estagiários e o controle didático e acadêmico sobre as suas atividades em estágios é de obrigação e responsabilidade da Instituição de Ensino, por meio de seu professor ou supervisor de estágio para tanto designado, conforme a organização pedagógica e acadêmica do respectivo curso. </w:t>
+        <w:t>CLÁUSULA 4ª</w:t>
+      </w:r>
+      <w:r>
+        <w:rPr>
+          <w:rFonts w:ascii="Arial" w:hAnsi="Arial" w:cs="Arial"/>
+          <w:sz w:val="24"/>
+          <w:szCs w:val="24"/>
+        </w:rPr>
+        <w:t xml:space="preserve">  A oferta de profissionais preceptores e de ambientes adequados para as práticas de estágio, bem como a respectiva supervisão profissional são obrigações de responsabilidade da Unidade Concedente de Estágios, ao passo que a avaliação dos estagiários e o controle didático e acadêmico sobre as suas atividades em estágios é de obrigação e responsabilidade da Instituição de Ensino, por meio de seu professor ou supervisor de estágio para tanto designado, conforme a organização pedagógica e acadêmica do respectivo curso.</w:t>
       </w:r>
     </w:p>
     <w:p ns2:paraId="088FB4F2" ns2:textId="77777777">
@@ -3407,7 +3360,7 @@
           <w:sz w:val="24"/>
           <w:szCs w:val="24"/>
         </w:rPr>
-        <w:t xml:space="preserve">CLÁUSULA 5ª    Durante a vigência deste Termo de Compromisso, o Estagiário deverá ser amparado contra acidentes pessoais, sob a responsabilidade da unidade concedente, conforme a Lei 11.788, de 25 de setembro de 2008, conforme Apólice nº {{apolice_numero}} da Seguradora {{nome_seguradora}}</w:t>
+        <w:t>CLÁUSULA 5ª    Durante a vigência deste Termo de Compromisso, o Estagiário deverá ser amparado contra acidentes pessoais, sob a responsabilidade da unidade concedente, conforme a Lei 11.788, de 25 de setembro de 2008, conforme Apólice nº {{apolice_numero}} da Seguradora {{nome_seguradora}}</w:t>
       </w:r>
       <w:r>
         <w:rPr>
@@ -3466,7 +3419,6 @@
           <w:sz w:val="24"/>
           <w:szCs w:val="24"/>
         </w:rPr>
-        <w:lastRenderedPageBreak/>
         <w:t>CLÁUSULA 6ª</w:t>
       </w:r>
       <w:r>
@@ -3475,16 +3427,15 @@
           <w:sz w:val="24"/>
           <w:szCs w:val="24"/>
         </w:rPr>
-        <w:t xml:space="preserve">    </w:t>
-      </w:r>
-      <w:r>
-        <w:rPr>
-          <w:rFonts w:ascii="Arial" w:hAnsi="Arial" w:cs="Arial"/>
-          <w:b/>
-          <w:sz w:val="24"/>
-          <w:szCs w:val="24"/>
-        </w:rPr>
-        <w:t xml:space="preserve">O Estagiário </w:t>
+      </w:r>
+      <w:r>
+        <w:rPr>
+          <w:rFonts w:ascii="Arial" w:hAnsi="Arial" w:cs="Arial"/>
+          <w:b/>
+          <w:sz w:val="24"/>
+          <w:szCs w:val="24"/>
+        </w:rPr>
+        <w:t>O Estagiário</w:t>
       </w:r>
       <w:r>
         <w:rPr>
@@ -3546,7 +3497,7 @@
           <w:sz w:val="24"/>
           <w:szCs w:val="24"/>
         </w:rPr>
-        <w:t xml:space="preserve">b) </w:t>
+        <w:t>b)</w:t>
       </w:r>
       <w:r>
         <w:rPr>
@@ -3578,7 +3529,7 @@
           <w:szCs w:val="24"/>
           <w:rFonts w:ascii="Arial" w:hAnsi="Arial" w:cs="Arial"/>
         </w:rPr>
-        <w:t xml:space="preserve">c) </w:t>
+        <w:t>c)</w:t>
       </w:r>
       <w:r>
         <w:rPr>
@@ -3718,24 +3669,23 @@
           <w:sz w:val="24"/>
           <w:szCs w:val="24"/>
         </w:rPr>
-        <w:t xml:space="preserve">CLÁUSULA 7ª   </w:t>
-      </w:r>
-      <w:r>
-        <w:rPr>
-          <w:rFonts w:ascii="Arial" w:hAnsi="Arial" w:cs="Arial"/>
-          <w:sz w:val="24"/>
-          <w:szCs w:val="24"/>
-        </w:rPr>
-        <w:t xml:space="preserve"> </w:t>
-      </w:r>
-      <w:r>
-        <w:rPr>
-          <w:rFonts w:ascii="Arial" w:hAnsi="Arial" w:cs="Arial"/>
-          <w:b/>
-          <w:sz w:val="24"/>
-          <w:szCs w:val="24"/>
-        </w:rPr>
-        <w:t xml:space="preserve">A Instituição de Ensino </w:t>
+        <w:t>CLÁUSULA 7ª</w:t>
+      </w:r>
+      <w:r>
+        <w:rPr>
+          <w:rFonts w:ascii="Arial" w:hAnsi="Arial" w:cs="Arial"/>
+          <w:sz w:val="24"/>
+          <w:szCs w:val="24"/>
+        </w:rPr>
+      </w:r>
+      <w:r>
+        <w:rPr>
+          <w:rFonts w:ascii="Arial" w:hAnsi="Arial" w:cs="Arial"/>
+          <w:b/>
+          <w:sz w:val="24"/>
+          <w:szCs w:val="24"/>
+        </w:rPr>
+        <w:t>A Instituição de Ensino</w:t>
       </w:r>
       <w:r>
         <w:rPr>
@@ -3775,7 +3725,7 @@
           <w:sz w:val="24"/>
           <w:szCs w:val="24"/>
         </w:rPr>
-        <w:t xml:space="preserve"> Aprovar o estágio que trata o presente instrumento, considerando as condições de sua adequação à proposta pedagógica do curso, à etapa e modalidade da formação escolar do Estagiário e ao horário e calendário escolar; </w:t>
+        <w:t xml:space="preserve"> Aprovar o estágio que trata o presente instrumento, considerando as condições de sua adequação à proposta pedagógica do curso, à etapa e modalidade da formação escolar do Estagiário e ao horário e calendário escolar;</w:t>
       </w:r>
     </w:p>
     <w:p ns2:paraId="1A917D7B" ns2:textId="77777777">
@@ -3968,7 +3918,7 @@
           <w:sz w:val="24"/>
           <w:szCs w:val="24"/>
         </w:rPr>
-        <w:t xml:space="preserve">CLÁUSULA 8ª   </w:t>
+        <w:t>CLÁUSULA 8ª</w:t>
       </w:r>
       <w:r>
         <w:rPr>
@@ -3986,7 +3936,7 @@
           <w:sz w:val="24"/>
           <w:szCs w:val="24"/>
         </w:rPr>
-        <w:t xml:space="preserve"> Unidade Concedente do Estágio </w:t>
+        <w:t xml:space="preserve"> Unidade Concedente do Estágio</w:t>
       </w:r>
       <w:r>
         <w:rPr>
@@ -3995,7 +3945,7 @@
           <w:sz w:val="24"/>
           <w:szCs w:val="24"/>
         </w:rPr>
-        <w:t xml:space="preserve">cumprir o convênio de estágios com a Instituição de Ensino e: </w:t>
+        <w:t>cumprir o convênio de estágios com a Instituição de Ensino e:</w:t>
       </w:r>
     </w:p>
     <w:p ns2:paraId="3A7B0267" ns2:textId="77777777">
@@ -4018,23 +3968,22 @@
           <w:sz w:val="24"/>
           <w:szCs w:val="24"/>
         </w:rPr>
-        <w:t xml:space="preserve">a) </w:t>
-      </w:r>
-      <w:r>
-        <w:rPr>
-          <w:rFonts w:ascii="Arial" w:hAnsi="Arial" w:cs="Arial"/>
-          <w:sz w:val="24"/>
-          <w:szCs w:val="24"/>
-        </w:rPr>
-        <w:t xml:space="preserve">Designar, dentre seus funcionários ou prestadores de serviço, um supervisor, que também será identificado como preceptor, com formação e experiência profissional na área do curso e do estágio, </w:t>
-      </w:r>
-      <w:r>
-        <w:rPr>
-          <w:rFonts w:ascii="Arial" w:hAnsi="Arial" w:cs="Arial"/>
-          <w:sz w:val="24"/>
-          <w:szCs w:val="24"/>
-        </w:rPr>
-        <w:lastRenderedPageBreak/>
+        <w:t>a)</w:t>
+      </w:r>
+      <w:r>
+        <w:rPr>
+          <w:rFonts w:ascii="Arial" w:hAnsi="Arial" w:cs="Arial"/>
+          <w:sz w:val="24"/>
+          <w:szCs w:val="24"/>
+        </w:rPr>
+        <w:t>Designar, dentre seus funcionários ou prestadores de serviço, um supervisor, que também será identificado como preceptor, com formação e experiência profissional na área do curso e do estágio,</w:t>
+      </w:r>
+      <w:r>
+        <w:rPr>
+          <w:rFonts w:ascii="Arial" w:hAnsi="Arial" w:cs="Arial"/>
+          <w:sz w:val="24"/>
+          <w:szCs w:val="24"/>
+        </w:rPr>
         <w:t>para prestar os seus serviços profissionais nos ambientes da Unidade Concedente de Estágio, serviços profissionais os quais servirão de referência e de aprendizado pela experiência a ser vivenciada pelos estagiários, os quais só poderão realizar as atividades permitidas por tal profissional responsável, de acordo com as normas e padrões exigidos e praticados pela Unidade Concedente de Estágio, sendo que poderão ficar sob a supervisão e responsabilidade de tal profissional preceptor até 10 estagiários;</w:t>
       </w:r>
     </w:p>
@@ -4099,7 +4048,7 @@
           <w:sz w:val="24"/>
           <w:szCs w:val="24"/>
         </w:rPr>
-        <w:t xml:space="preserve"> Expedir ou vistoriar relatório de estágio a respeito das atividades de estágio praticadas, no qual deverá constar o período, horários, locais, profissional preceptor responsável da Unidade Concedente de Estágio, identificação do estagiário, com periodicidade máxima de 06 (seis) meses, relatório que também deverá ser assinado pelo profissional preceptor da Unidade Concedente e pelo estagiário, documento que poderá ser utilizado pela Instituição Educacional como subsídio para a avaliação do estágio e do estagiário; </w:t>
+        <w:t xml:space="preserve"> Expedir ou vistoriar relatório de estágio a respeito das atividades de estágio praticadas, no qual deverá constar o período, horários, locais, profissional preceptor responsável da Unidade Concedente de Estágio, identificação do estagiário, com periodicidade máxima de 06 (seis) meses, relatório que também deverá ser assinado pelo profissional preceptor da Unidade Concedente e pelo estagiário, documento que poderá ser utilizado pela Instituição Educacional como subsídio para a avaliação do estágio e do estagiário;</w:t>
       </w:r>
     </w:p>
     <w:p ns2:paraId="35E7AAA6" ns2:textId="77777777">
@@ -4185,7 +4134,7 @@
           <w:sz w:val="24"/>
           <w:szCs w:val="24"/>
         </w:rPr>
-        <w:t xml:space="preserve">f) </w:t>
+        <w:t>f)</w:t>
       </w:r>
       <w:r>
         <w:rPr>
@@ -4287,7 +4236,7 @@
           <w:sz w:val="24"/>
           <w:szCs w:val="24"/>
         </w:rPr>
-        <w:t xml:space="preserve"> Aplicar ao Estagiário a legislação relacionada à saúde e segurança no trabalho e as normas internas de prevenção e de boas práticas profissionais. </w:t>
+        <w:t xml:space="preserve"> Aplicar ao Estagiário a legislação relacionada à saúde e segurança no trabalho e as normas internas de prevenção e de boas práticas profissionais.</w:t>
       </w:r>
     </w:p>
     <w:p ns2:paraId="6A0A4463" ns2:textId="77777777">
@@ -4331,7 +4280,7 @@
           <w:sz w:val="24"/>
           <w:szCs w:val="24"/>
         </w:rPr>
-        <w:t xml:space="preserve">    O presente Termo de Compromisso de Estágio vigorará a partir da data da assinatura e terá vigência correspondente ao período/série correspondente do curso em que o estagiário encontrar-se matriculado, podendo haver o seu término a qualquer tempo e inclusive antes do fim do período letivo, nos seguintes casos: </w:t>
+        <w:t xml:space="preserve">    O presente Termo de Compromisso de Estágio vigorará a partir da data da assinatura e terá vigência correspondente ao período/série correspondente do curso em que o estagiário encontrar-se matriculado, podendo haver o seu término a qualquer tempo e inclusive antes do fim do período letivo, nos seguintes casos:</w:t>
       </w:r>
     </w:p>
     <w:p ns2:paraId="2859E3BE" ns2:textId="77777777">
@@ -4356,7 +4305,7 @@
           <w:sz w:val="24"/>
           <w:szCs w:val="24"/>
         </w:rPr>
-        <w:t xml:space="preserve">a) </w:t>
+        <w:t>a)</w:t>
       </w:r>
       <w:r>
         <w:rPr>
@@ -4390,7 +4339,7 @@
           <w:sz w:val="24"/>
           <w:szCs w:val="24"/>
         </w:rPr>
-        <w:t xml:space="preserve">b) </w:t>
+        <w:t>b)</w:t>
       </w:r>
       <w:r>
         <w:rPr>
@@ -4424,7 +4373,7 @@
           <w:sz w:val="24"/>
           <w:szCs w:val="24"/>
         </w:rPr>
-        <w:t xml:space="preserve">c) </w:t>
+        <w:t>c)</w:t>
       </w:r>
       <w:r>
         <w:rPr>
@@ -4459,7 +4408,7 @@
           <w:sz w:val="24"/>
           <w:szCs w:val="24"/>
         </w:rPr>
-        <w:t xml:space="preserve">d) </w:t>
+        <w:t>d)</w:t>
       </w:r>
       <w:r>
         <w:rPr>
@@ -4490,7 +4439,7 @@
           <w:sz w:val="24"/>
           <w:szCs w:val="24"/>
         </w:rPr>
-        <w:t xml:space="preserve">e) </w:t>
+        <w:t>e)</w:t>
       </w:r>
       <w:r>
         <w:rPr>
@@ -4522,7 +4471,6 @@
           <w:sz w:val="24"/>
           <w:szCs w:val="24"/>
         </w:rPr>
-        <w:lastRenderedPageBreak/>
         <w:t>Parágrafo único</w:t>
       </w:r>
       <w:r>
@@ -4576,7 +4524,7 @@
           <w:sz w:val="24"/>
           <w:szCs w:val="24"/>
         </w:rPr>
-        <w:t xml:space="preserve">     O presente Termo de Compromisso de Estágio poderá ser prorrogado mediante termo aditivo até o limite de 02 (dois) anos, a contar da data da assinatura deste termo, por meio de comunicação escrita entre as partes e desde que o estagiário continue devidamente matriculado. </w:t>
+        <w:t xml:space="preserve">     O presente Termo de Compromisso de Estágio poderá ser prorrogado mediante termo aditivo até o limite de 02 (dois) anos, a contar da data da assinatura deste termo, por meio de comunicação escrita entre as partes e desde que o estagiário continue devidamente matriculado.</w:t>
       </w:r>
     </w:p>
     <w:p ns2:paraId="188C17A1" ns2:textId="77777777">
@@ -4611,7 +4559,7 @@
           <w:sz w:val="24"/>
           <w:szCs w:val="24"/>
         </w:rPr>
-        <w:t xml:space="preserve">E por estarem cientes sobre os termos do Convênio de Estágio, quanto ao plano de estágio e aos termos da Lei 11.788/2008 e da Lei 9.394/1996, as partes identificadas neste termo de quatro páginas no anverso, assinam o presente em três vias, todas de igual teor, para que uma fique em poder do estagiário, outra em poder da instituição de ensino e a outra em poder da unidade concedente do estágio. </w:t>
+        <w:t>E por estarem cientes sobre os termos do Convênio de Estágio, quanto ao plano de estágio e aos termos da Lei 11.788/2008 e da Lei 9.394/1996, as partes identificadas neste termo de quatro páginas no anverso, assinam o presente em três vias, todas de igual teor, para que uma fique em poder do estagiário, outra em poder da instituição de ensino e a outra em poder da unidade concedente do estágio.</w:t>
       </w:r>
     </w:p>
     <w:p ns2:paraId="4C7E58A6" ns2:textId="77777777">
@@ -4683,7 +4631,7 @@
           <w:sz w:val="24"/>
           <w:szCs w:val="24"/>
         </w:rPr>
-        <w:t xml:space="preserve"> – </w:t>
+        <w:t xml:space="preserve"> –</w:t>
       </w:r>
       <w:r>
         <w:rPr>
@@ -4699,15 +4647,14 @@
           <w:sz w:val="24"/>
           <w:szCs w:val="24"/>
         </w:rPr>
-        <w:t xml:space="preserve"> </w:t>
-      </w:r>
-      <w:r>
-        <w:rPr>
-          <w:rFonts w:ascii="Arial" w:hAnsi="Arial" w:cs="Arial"/>
-          <w:sz w:val="24"/>
-          <w:szCs w:val="24"/>
-        </w:rPr>
-        <w:t xml:space="preserve">de  </w:t>
+      </w:r>
+      <w:r>
+        <w:rPr>
+          <w:rFonts w:ascii="Arial" w:hAnsi="Arial" w:cs="Arial"/>
+          <w:sz w:val="24"/>
+          <w:szCs w:val="24"/>
+        </w:rPr>
+        <w:t>de</w:t>
       </w:r>
       <w:r>
         <w:rPr>
@@ -4724,7 +4671,6 @@
           <w:sz w:val="24"/>
           <w:szCs w:val="24"/>
         </w:rPr>
-        <w:t xml:space="preserve">  </w:t>
       </w:r>
       <w:r>
         <w:rPr>
@@ -4756,7 +4702,7 @@
           <w:sz w:val="24"/>
           <w:szCs w:val="24"/>
         </w:rPr>
-        <w:t xml:space="preserve">.  </w:t>
+        <w:t>.</w:t>
       </w:r>
     </w:p>
     <w:p ns2:paraId="0049B91C" ns2:textId="77777777">

--- a/models/termo-compromisso-estagio-obrigatorio-aems.docx
+++ b/models/termo-compromisso-estagio-obrigatorio-aems.docx
@@ -8,6 +8,7 @@
         <w:tabs>
           <w:tab w:val="left" w:pos="0"/>
         </w:tabs>
+        <w:spacing w:before="0" w:after="0" w:line="240" w:lineRule="auto"/>
         <w:rPr>
           <w:rFonts w:ascii="Arial" w:hAnsi="Arial" w:cs="Arial"/>
           <w:i/>
@@ -18,8 +19,9 @@
       <w:r>
         <w:rPr>
           <w:rFonts w:ascii="Arial" w:hAnsi="Arial" w:cs="Arial"/>
+          <w:b/>
           <w:i/>
-          <w:sz w:val="24"/>
+          <w:sz w:val="28"/>
           <w:szCs w:val="24"/>
         </w:rPr>
         <w:t>TERMO DE COMPROMISSO DE ESTÁGIO CURRICULAR OBRIGATÓRIO</w:t>
@@ -27,16 +29,18 @@
       <w:r>
         <w:rPr>
           <w:rFonts w:ascii="Arial" w:hAnsi="Arial" w:cs="Arial"/>
+          <w:b/>
           <w:i/>
-          <w:sz w:val="24"/>
-          <w:szCs w:val="24"/>
-        </w:rPr>
-      </w:r>
-      <w:r>
-        <w:rPr>
-          <w:rFonts w:ascii="Arial" w:hAnsi="Arial" w:cs="Arial"/>
+          <w:sz w:val="28"/>
+          <w:szCs w:val="24"/>
+        </w:rPr>
+      </w:r>
+      <w:r>
+        <w:rPr>
+          <w:rFonts w:ascii="Arial" w:hAnsi="Arial" w:cs="Arial"/>
+          <w:b/>
           <w:i/>
-          <w:sz w:val="24"/>
+          <w:sz w:val="28"/>
           <w:szCs w:val="24"/>
         </w:rPr>
         <w:t>– TCE</w:t>
@@ -44,8 +48,9 @@
       <w:r>
         <w:rPr>
           <w:rFonts w:ascii="Arial" w:hAnsi="Arial" w:cs="Arial"/>
+          <w:b/>
           <w:i/>
-          <w:sz w:val="24"/>
+          <w:sz w:val="28"/>
           <w:szCs w:val="24"/>
         </w:rPr>
         <w:t>CO</w:t>
@@ -56,6 +61,7 @@
         <w:tabs>
           <w:tab w:val="left" w:pos="0"/>
         </w:tabs>
+        <w:spacing w:before="0" w:after="0" w:line="20" w:lineRule="exact"/>
         <w:jc w:val="both"/>
         <w:rPr>
           <w:rFonts w:ascii="Arial" w:hAnsi="Arial" w:cs="Arial"/>
@@ -70,7 +76,7 @@
         <w:tabs>
           <w:tab w:val="left" w:pos="0"/>
         </w:tabs>
-        <w:spacing w:line="276" w:lineRule="auto" w:after="120"/>
+        <w:spacing w:line="240" w:lineRule="auto" w:after="0" w:before="0"/>
         <w:jc w:val="both"/>
         <w:rPr>
           <w:rFonts w:ascii="Arial" w:hAnsi="Arial" w:cs="Arial"/>
@@ -81,7 +87,7 @@
       <w:r>
         <w:rPr>
           <w:rFonts w:ascii="Arial" w:hAnsi="Arial" w:cs="Arial"/>
-          <w:sz w:val="24"/>
+          <w:sz w:val="21"/>
           <w:szCs w:val="24"/>
         </w:rPr>
         <w:t>Por este Termo de Compromisso de Estágio Curricular Obrigatório, sem vínculo empregatício, referente ao Curso de</w:t>
@@ -91,7 +97,7 @@
           <w:rFonts w:ascii="Arial" w:hAnsi="Arial" w:cs="Arial"/>
           <w:b/>
           <w:bCs/>
-          <w:sz w:val="24"/>
+          <w:sz w:val="21"/>
           <w:szCs w:val="24"/>
         </w:rPr>
         <w:t>{{curso}}</w:t>
@@ -99,7 +105,7 @@
       <w:r>
         <w:rPr>
           <w:rFonts w:ascii="Arial" w:hAnsi="Arial" w:cs="Arial"/>
-          <w:sz w:val="24"/>
+          <w:sz w:val="21"/>
           <w:szCs w:val="24"/>
         </w:rPr>
         <w:t>, as partes a seguir identificadas pretendem proporcionar formação prática e aperfeiçoamento técnico e acadêmico aos estudantes estagiários, nos termos de Lei nº 11.788 de 25/09/08, conforme segue.</w:t>
@@ -111,7 +117,7 @@
         <w:tabs>
           <w:tab w:val="left" w:pos="0"/>
         </w:tabs>
-        <w:spacing w:after="0"/>
+        <w:spacing w:after="0" w:before="0" w:line="20" w:lineRule="exact"/>
         <w:rPr>
           <w:rFonts w:ascii="Arial" w:hAnsi="Arial" w:cs="Arial"/>
           <w:sz w:val="24"/>
@@ -158,7 +164,7 @@
                 <w:tab w:val="left" w:pos="0"/>
               </w:tabs>
               <w:snapToGrid w:val="0"/>
-              <w:spacing w:before="0" w:after="0"/>
+              <w:spacing w:before="0" w:after="0" w:line="240" w:lineRule="auto"/>
               <w:rPr>
                 <w:rFonts w:ascii="Arial" w:hAnsi="Arial" w:cs="Arial"/>
                 <w:sz w:val="24"/>
@@ -168,7 +174,8 @@
             <w:r>
               <w:rPr>
                 <w:rFonts w:ascii="Arial" w:hAnsi="Arial" w:cs="Arial"/>
-                <w:sz w:val="24"/>
+                <w:b/>
+                <w:sz w:val="20"/>
                 <w:szCs w:val="24"/>
               </w:rPr>
               <w:t>A - UNIDADE CONCEDENTE DO ESTÁGIO</w:t>
@@ -187,17 +194,17 @@
           <w:tab w:val="left" w:pos="4320"/>
           <w:tab w:val="left" w:pos="4500"/>
         </w:tabs>
-        <w:spacing w:after="0"/>
-        <w:rPr>
-          <w:rFonts w:ascii="Arial" w:hAnsi="Arial" w:cs="Arial"/>
-          <w:sz w:val="24"/>
-          <w:szCs w:val="24"/>
-        </w:rPr>
-      </w:pPr>
-      <w:r>
-        <w:rPr>
-          <w:rFonts w:ascii="Arial" w:hAnsi="Arial" w:cs="Arial"/>
-          <w:sz w:val="24"/>
+        <w:spacing w:after="0" w:before="0" w:line="240" w:lineRule="auto"/>
+        <w:rPr>
+          <w:rFonts w:ascii="Arial" w:hAnsi="Arial" w:cs="Arial"/>
+          <w:sz w:val="24"/>
+          <w:szCs w:val="24"/>
+        </w:rPr>
+      </w:pPr>
+      <w:r>
+        <w:rPr>
+          <w:rFonts w:ascii="Arial" w:hAnsi="Arial" w:cs="Arial"/>
+          <w:sz w:val="21"/>
           <w:szCs w:val="24"/>
         </w:rPr>
         <w:t>Razão social:</w:t>
@@ -207,7 +214,7 @@
           <w:rFonts w:ascii="Arial" w:hAnsi="Arial" w:cs="Arial"/>
           <w:b/>
           <w:bCs/>
-          <w:sz w:val="24"/>
+          <w:sz w:val="21"/>
           <w:szCs w:val="24"/>
         </w:rPr>
         <w:t>{{razao_social}}</w:t>
@@ -223,17 +230,17 @@
           <w:tab w:val="left" w:pos="4320"/>
           <w:tab w:val="left" w:pos="4500"/>
         </w:tabs>
-        <w:spacing w:after="0"/>
-        <w:rPr>
-          <w:rFonts w:ascii="Arial" w:hAnsi="Arial" w:cs="Arial"/>
-          <w:sz w:val="24"/>
-          <w:szCs w:val="24"/>
-        </w:rPr>
-      </w:pPr>
-      <w:r>
-        <w:rPr>
-          <w:rFonts w:ascii="Arial" w:hAnsi="Arial" w:cs="Arial"/>
-          <w:sz w:val="24"/>
+        <w:spacing w:after="0" w:before="0" w:line="240" w:lineRule="auto"/>
+        <w:rPr>
+          <w:rFonts w:ascii="Arial" w:hAnsi="Arial" w:cs="Arial"/>
+          <w:sz w:val="24"/>
+          <w:szCs w:val="24"/>
+        </w:rPr>
+      </w:pPr>
+      <w:r>
+        <w:rPr>
+          <w:rFonts w:ascii="Arial" w:hAnsi="Arial" w:cs="Arial"/>
+          <w:sz w:val="21"/>
           <w:szCs w:val="24"/>
         </w:rPr>
         <w:t>CNPJ:</w:t>
@@ -241,7 +248,7 @@
       <w:r>
         <w:rPr>
           <w:rFonts w:ascii="Arial" w:hAnsi="Arial" w:cs="Arial"/>
-          <w:sz w:val="24"/>
+          <w:sz w:val="21"/>
           <w:szCs w:val="24"/>
         </w:rPr>
       </w:r>
@@ -250,7 +257,7 @@
           <w:rFonts w:ascii="Arial" w:hAnsi="Arial" w:cs="Arial"/>
           <w:b/>
           <w:bCs/>
-          <w:sz w:val="24"/>
+          <w:sz w:val="21"/>
           <w:szCs w:val="24"/>
         </w:rPr>
         <w:t>{{cnpj}}</w:t>
@@ -258,21 +265,21 @@
       <w:r>
         <w:rPr>
           <w:rFonts w:ascii="Arial" w:hAnsi="Arial" w:cs="Arial"/>
-          <w:sz w:val="24"/>
-          <w:szCs w:val="24"/>
-        </w:rPr>
-      </w:r>
-      <w:r>
-        <w:rPr>
-          <w:rFonts w:ascii="Arial" w:hAnsi="Arial" w:cs="Arial"/>
-          <w:sz w:val="24"/>
-          <w:szCs w:val="24"/>
-        </w:rPr>
-      </w:r>
-      <w:r>
-        <w:rPr>
-          <w:rFonts w:ascii="Arial" w:hAnsi="Arial" w:cs="Arial"/>
-          <w:sz w:val="24"/>
+          <w:sz w:val="21"/>
+          <w:szCs w:val="24"/>
+        </w:rPr>
+      </w:r>
+      <w:r>
+        <w:rPr>
+          <w:rFonts w:ascii="Arial" w:hAnsi="Arial" w:cs="Arial"/>
+          <w:sz w:val="21"/>
+          <w:szCs w:val="24"/>
+        </w:rPr>
+      </w:r>
+      <w:r>
+        <w:rPr>
+          <w:rFonts w:ascii="Arial" w:hAnsi="Arial" w:cs="Arial"/>
+          <w:sz w:val="21"/>
           <w:szCs w:val="24"/>
         </w:rPr>
       </w:r>
@@ -287,17 +294,17 @@
           <w:tab w:val="left" w:pos="4320"/>
           <w:tab w:val="left" w:pos="4500"/>
         </w:tabs>
-        <w:spacing w:after="0"/>
-        <w:rPr>
-          <w:rFonts w:ascii="Arial" w:hAnsi="Arial" w:cs="Arial"/>
-          <w:sz w:val="24"/>
-          <w:szCs w:val="24"/>
-        </w:rPr>
-      </w:pPr>
-      <w:r>
-        <w:rPr>
-          <w:rFonts w:ascii="Arial" w:hAnsi="Arial" w:cs="Arial"/>
-          <w:sz w:val="24"/>
+        <w:spacing w:after="0" w:before="0" w:line="240" w:lineRule="auto"/>
+        <w:rPr>
+          <w:rFonts w:ascii="Arial" w:hAnsi="Arial" w:cs="Arial"/>
+          <w:sz w:val="24"/>
+          <w:szCs w:val="24"/>
+        </w:rPr>
+      </w:pPr>
+      <w:r>
+        <w:rPr>
+          <w:rFonts w:ascii="Arial" w:hAnsi="Arial" w:cs="Arial"/>
+          <w:sz w:val="21"/>
           <w:szCs w:val="24"/>
         </w:rPr>
         <w:t>Telefone: {{telefone_empresa}}</w:t>
@@ -305,7 +312,7 @@
       <w:r>
         <w:rPr>
           <w:rFonts w:ascii="Arial" w:hAnsi="Arial" w:cs="Arial"/>
-          <w:sz w:val="24"/>
+          <w:sz w:val="21"/>
           <w:szCs w:val="24"/>
         </w:rPr>
         <w:t xml:space="preserve"/>
@@ -315,7 +322,7 @@
           <w:rFonts w:ascii="Arial" w:hAnsi="Arial" w:cs="Arial"/>
           <w:b/>
           <w:bCs/>
-          <w:sz w:val="24"/>
+          <w:sz w:val="21"/>
           <w:szCs w:val="24"/>
         </w:rPr>
         <w:t/>
@@ -323,7 +330,7 @@
       <w:r>
         <w:rPr>
           <w:rFonts w:ascii="Arial" w:hAnsi="Arial" w:cs="Arial"/>
-          <w:sz w:val="24"/>
+          <w:sz w:val="21"/>
           <w:szCs w:val="24"/>
         </w:rPr>
         <w:t xml:space="preserve"/>
@@ -339,17 +346,17 @@
           <w:tab w:val="left" w:pos="4320"/>
           <w:tab w:val="left" w:pos="4500"/>
         </w:tabs>
-        <w:spacing w:after="0"/>
-        <w:rPr>
-          <w:rFonts w:ascii="Arial" w:hAnsi="Arial" w:cs="Arial"/>
-          <w:sz w:val="24"/>
-          <w:szCs w:val="24"/>
-        </w:rPr>
-      </w:pPr>
-      <w:r>
-        <w:rPr>
-          <w:rFonts w:ascii="Arial" w:hAnsi="Arial" w:cs="Arial"/>
-          <w:sz w:val="24"/>
+        <w:spacing w:after="0" w:before="0" w:line="240" w:lineRule="auto"/>
+        <w:rPr>
+          <w:rFonts w:ascii="Arial" w:hAnsi="Arial" w:cs="Arial"/>
+          <w:sz w:val="24"/>
+          <w:szCs w:val="24"/>
+        </w:rPr>
+      </w:pPr>
+      <w:r>
+        <w:rPr>
+          <w:rFonts w:ascii="Arial" w:hAnsi="Arial" w:cs="Arial"/>
+          <w:sz w:val="21"/>
           <w:szCs w:val="24"/>
         </w:rPr>
         <w:t>Ramo de atividade: {{ramo_atividade}}</w:t>
@@ -359,7 +366,7 @@
           <w:rFonts w:ascii="Arial" w:hAnsi="Arial" w:cs="Arial"/>
           <w:b/>
           <w:bCs/>
-          <w:sz w:val="24"/>
+          <w:sz w:val="21"/>
           <w:szCs w:val="24"/>
         </w:rPr>
         <w:t/>
@@ -367,7 +374,7 @@
       <w:r>
         <w:rPr>
           <w:rFonts w:ascii="Arial" w:hAnsi="Arial" w:cs="Arial"/>
-          <w:sz w:val="24"/>
+          <w:sz w:val="21"/>
           <w:szCs w:val="24"/>
         </w:rPr>
         <w:t xml:space="preserve"/>
@@ -375,7 +382,7 @@
       <w:r>
         <w:rPr>
           <w:rFonts w:ascii="Arial" w:hAnsi="Arial" w:cs="Arial"/>
-          <w:sz w:val="24"/>
+          <w:sz w:val="21"/>
           <w:szCs w:val="24"/>
         </w:rPr>
         <w:t xml:space="preserve"/>
@@ -383,7 +390,7 @@
       <w:r>
         <w:rPr>
           <w:rFonts w:ascii="Arial" w:hAnsi="Arial" w:cs="Arial"/>
-          <w:sz w:val="24"/>
+          <w:sz w:val="21"/>
           <w:szCs w:val="24"/>
         </w:rPr>
         <w:t xml:space="preserve"/>
@@ -399,17 +406,17 @@
           <w:tab w:val="left" w:pos="4320"/>
           <w:tab w:val="left" w:pos="4500"/>
         </w:tabs>
-        <w:spacing w:after="0"/>
-        <w:rPr>
-          <w:rFonts w:ascii="Arial" w:hAnsi="Arial" w:cs="Arial"/>
-          <w:sz w:val="24"/>
-          <w:szCs w:val="24"/>
-        </w:rPr>
-      </w:pPr>
-      <w:r>
-        <w:rPr>
-          <w:rFonts w:ascii="Arial" w:hAnsi="Arial" w:cs="Arial"/>
-          <w:sz w:val="24"/>
+        <w:spacing w:after="0" w:before="0" w:line="240" w:lineRule="auto"/>
+        <w:rPr>
+          <w:rFonts w:ascii="Arial" w:hAnsi="Arial" w:cs="Arial"/>
+          <w:sz w:val="24"/>
+          <w:szCs w:val="24"/>
+        </w:rPr>
+      </w:pPr>
+      <w:r>
+        <w:rPr>
+          <w:rFonts w:ascii="Arial" w:hAnsi="Arial" w:cs="Arial"/>
+          <w:sz w:val="21"/>
           <w:szCs w:val="24"/>
         </w:rPr>
         <w:t>E-mail: {{email_empresa}}</w:t>
@@ -417,7 +424,7 @@
       <w:r>
         <w:rPr>
           <w:rFonts w:ascii="Arial" w:hAnsi="Arial" w:cs="Arial"/>
-          <w:sz w:val="24"/>
+          <w:sz w:val="21"/>
           <w:szCs w:val="24"/>
         </w:rPr>
         <w:t xml:space="preserve"/>
@@ -427,7 +434,7 @@
           <w:rFonts w:ascii="Arial" w:hAnsi="Arial" w:cs="Arial"/>
           <w:b/>
           <w:bCs/>
-          <w:sz w:val="24"/>
+          <w:sz w:val="21"/>
           <w:szCs w:val="24"/>
         </w:rPr>
         <w:t/>
@@ -443,17 +450,17 @@
           <w:tab w:val="left" w:pos="4320"/>
           <w:tab w:val="left" w:pos="4500"/>
         </w:tabs>
-        <w:spacing w:after="0"/>
-        <w:rPr>
-          <w:rFonts w:ascii="Arial" w:hAnsi="Arial" w:cs="Arial"/>
-          <w:sz w:val="24"/>
-          <w:szCs w:val="24"/>
-        </w:rPr>
-      </w:pPr>
-      <w:r>
-        <w:rPr>
-          <w:rFonts w:ascii="Arial" w:hAnsi="Arial" w:cs="Arial"/>
-          <w:sz w:val="24"/>
+        <w:spacing w:after="0" w:before="0" w:line="240" w:lineRule="auto"/>
+        <w:rPr>
+          <w:rFonts w:ascii="Arial" w:hAnsi="Arial" w:cs="Arial"/>
+          <w:sz w:val="24"/>
+          <w:szCs w:val="24"/>
+        </w:rPr>
+      </w:pPr>
+      <w:r>
+        <w:rPr>
+          <w:rFonts w:ascii="Arial" w:hAnsi="Arial" w:cs="Arial"/>
+          <w:sz w:val="21"/>
           <w:szCs w:val="24"/>
         </w:rPr>
         <w:t>Endereço: {{endereco_empresa}}</w:t>
@@ -463,7 +470,7 @@
           <w:rFonts w:ascii="Arial" w:hAnsi="Arial" w:cs="Arial"/>
           <w:b/>
           <w:bCs/>
-          <w:sz w:val="24"/>
+          <w:sz w:val="21"/>
           <w:szCs w:val="24"/>
         </w:rPr>
         <w:t/>
@@ -474,14 +481,14 @@
           <w:b/>
           <w:bCs/>
           <w:color w:val="000000"/>
-          <w:sz w:val="24"/>
-          <w:szCs w:val="24"/>
-        </w:rPr>
-      </w:r>
-      <w:r>
-        <w:rPr>
-          <w:rFonts w:ascii="Arial" w:hAnsi="Arial" w:cs="Arial"/>
-          <w:sz w:val="24"/>
+          <w:sz w:val="21"/>
+          <w:szCs w:val="24"/>
+        </w:rPr>
+      </w:r>
+      <w:r>
+        <w:rPr>
+          <w:rFonts w:ascii="Arial" w:hAnsi="Arial" w:cs="Arial"/>
+          <w:sz w:val="21"/>
           <w:szCs w:val="24"/>
         </w:rPr>
         <w:t xml:space="preserve"/>
@@ -489,7 +496,7 @@
       <w:r>
         <w:rPr>
           <w:rFonts w:ascii="Arial" w:hAnsi="Arial" w:cs="Arial"/>
-          <w:sz w:val="24"/>
+          <w:sz w:val="21"/>
           <w:szCs w:val="24"/>
         </w:rPr>
         <w:t xml:space="preserve"/>
@@ -501,17 +508,17 @@
         <w:tabs>
           <w:tab w:val="left" w:pos="0"/>
         </w:tabs>
-        <w:spacing w:after="0"/>
-        <w:rPr>
-          <w:rFonts w:ascii="Arial" w:hAnsi="Arial" w:cs="Arial"/>
-          <w:sz w:val="24"/>
-          <w:szCs w:val="24"/>
-        </w:rPr>
-      </w:pPr>
-      <w:r>
-        <w:rPr>
-          <w:rFonts w:ascii="Arial" w:hAnsi="Arial" w:cs="Arial"/>
-          <w:sz w:val="24"/>
+        <w:spacing w:after="0" w:before="0" w:line="240" w:lineRule="auto"/>
+        <w:rPr>
+          <w:rFonts w:ascii="Arial" w:hAnsi="Arial" w:cs="Arial"/>
+          <w:sz w:val="24"/>
+          <w:szCs w:val="24"/>
+        </w:rPr>
+      </w:pPr>
+      <w:r>
+        <w:rPr>
+          <w:rFonts w:ascii="Arial" w:hAnsi="Arial" w:cs="Arial"/>
+          <w:sz w:val="21"/>
           <w:szCs w:val="24"/>
         </w:rPr>
         <w:t>Bairro: {{bairro_empresa}}</w:t>
@@ -521,7 +528,7 @@
           <w:rFonts w:ascii="Arial" w:hAnsi="Arial" w:cs="Arial"/>
           <w:b/>
           <w:bCs/>
-          <w:sz w:val="24"/>
+          <w:sz w:val="21"/>
           <w:szCs w:val="24"/>
         </w:rPr>
         <w:t/>
@@ -529,7 +536,7 @@
       <w:r>
         <w:rPr>
           <w:rFonts w:ascii="Arial" w:hAnsi="Arial" w:cs="Arial"/>
-          <w:sz w:val="24"/>
+          <w:sz w:val="21"/>
           <w:szCs w:val="24"/>
         </w:rPr>
         <w:t xml:space="preserve"/>
@@ -537,7 +544,7 @@
       <w:r>
         <w:rPr>
           <w:rFonts w:ascii="Arial" w:hAnsi="Arial" w:cs="Arial"/>
-          <w:sz w:val="24"/>
+          <w:sz w:val="21"/>
           <w:szCs w:val="24"/>
         </w:rPr>
         <w:t xml:space="preserve"/>
@@ -549,17 +556,17 @@
         <w:tabs>
           <w:tab w:val="left" w:pos="0"/>
         </w:tabs>
-        <w:spacing w:after="0"/>
-        <w:rPr>
-          <w:rFonts w:ascii="Arial" w:hAnsi="Arial" w:cs="Arial"/>
-          <w:sz w:val="24"/>
-          <w:szCs w:val="24"/>
-        </w:rPr>
-      </w:pPr>
-      <w:r>
-        <w:rPr>
-          <w:rFonts w:ascii="Arial" w:hAnsi="Arial" w:cs="Arial"/>
-          <w:sz w:val="24"/>
+        <w:spacing w:after="0" w:before="0" w:line="240" w:lineRule="auto"/>
+        <w:rPr>
+          <w:rFonts w:ascii="Arial" w:hAnsi="Arial" w:cs="Arial"/>
+          <w:sz w:val="24"/>
+          <w:szCs w:val="24"/>
+        </w:rPr>
+      </w:pPr>
+      <w:r>
+        <w:rPr>
+          <w:rFonts w:ascii="Arial" w:hAnsi="Arial" w:cs="Arial"/>
+          <w:sz w:val="21"/>
           <w:szCs w:val="24"/>
         </w:rPr>
         <w:t>Município: {{municipio_empresa}}</w:t>
@@ -569,7 +576,7 @@
           <w:rFonts w:ascii="Arial" w:hAnsi="Arial" w:cs="Arial"/>
           <w:b/>
           <w:bCs/>
-          <w:sz w:val="24"/>
+          <w:sz w:val="21"/>
           <w:szCs w:val="24"/>
         </w:rPr>
         <w:t/>
@@ -577,7 +584,7 @@
       <w:r>
         <w:rPr>
           <w:rFonts w:ascii="Arial" w:hAnsi="Arial" w:cs="Arial"/>
-          <w:sz w:val="24"/>
+          <w:sz w:val="21"/>
           <w:szCs w:val="24"/>
         </w:rPr>
         <w:t xml:space="preserve"/>
@@ -585,7 +592,7 @@
       <w:r>
         <w:rPr>
           <w:rFonts w:ascii="Arial" w:hAnsi="Arial" w:cs="Arial"/>
-          <w:sz w:val="24"/>
+          <w:sz w:val="21"/>
           <w:szCs w:val="24"/>
         </w:rPr>
         <w:t xml:space="preserve"/>
@@ -597,17 +604,17 @@
         <w:tabs>
           <w:tab w:val="left" w:pos="0"/>
         </w:tabs>
-        <w:spacing w:after="0"/>
-        <w:rPr>
-          <w:rFonts w:ascii="Arial" w:hAnsi="Arial" w:cs="Arial"/>
-          <w:sz w:val="24"/>
-          <w:szCs w:val="24"/>
-        </w:rPr>
-      </w:pPr>
-      <w:r>
-        <w:rPr>
-          <w:rFonts w:ascii="Arial" w:hAnsi="Arial" w:cs="Arial"/>
-          <w:sz w:val="24"/>
+        <w:spacing w:after="0" w:before="0" w:line="240" w:lineRule="auto"/>
+        <w:rPr>
+          <w:rFonts w:ascii="Arial" w:hAnsi="Arial" w:cs="Arial"/>
+          <w:sz w:val="24"/>
+          <w:szCs w:val="24"/>
+        </w:rPr>
+      </w:pPr>
+      <w:r>
+        <w:rPr>
+          <w:rFonts w:ascii="Arial" w:hAnsi="Arial" w:cs="Arial"/>
+          <w:sz w:val="21"/>
           <w:szCs w:val="24"/>
         </w:rPr>
         <w:t>UF: {{uf_empresa}}</w:t>
@@ -617,7 +624,7 @@
           <w:rFonts w:ascii="Arial" w:hAnsi="Arial" w:cs="Arial"/>
           <w:b/>
           <w:bCs/>
-          <w:sz w:val="24"/>
+          <w:sz w:val="21"/>
           <w:szCs w:val="24"/>
         </w:rPr>
         <w:t/>
@@ -625,7 +632,7 @@
       <w:r>
         <w:rPr>
           <w:rFonts w:ascii="Arial" w:hAnsi="Arial" w:cs="Arial"/>
-          <w:sz w:val="24"/>
+          <w:sz w:val="21"/>
           <w:szCs w:val="24"/>
         </w:rPr>
         <w:t xml:space="preserve"/>
@@ -637,17 +644,17 @@
         <w:tabs>
           <w:tab w:val="left" w:pos="0"/>
         </w:tabs>
-        <w:spacing w:after="0"/>
-        <w:rPr>
-          <w:rFonts w:ascii="Arial" w:hAnsi="Arial" w:cs="Arial"/>
-          <w:sz w:val="24"/>
-          <w:szCs w:val="24"/>
-        </w:rPr>
-      </w:pPr>
-      <w:r>
-        <w:rPr>
-          <w:rFonts w:ascii="Arial" w:hAnsi="Arial" w:cs="Arial"/>
-          <w:sz w:val="24"/>
+        <w:spacing w:after="0" w:before="0" w:line="240" w:lineRule="auto"/>
+        <w:rPr>
+          <w:rFonts w:ascii="Arial" w:hAnsi="Arial" w:cs="Arial"/>
+          <w:sz w:val="24"/>
+          <w:szCs w:val="24"/>
+        </w:rPr>
+      </w:pPr>
+      <w:r>
+        <w:rPr>
+          <w:rFonts w:ascii="Arial" w:hAnsi="Arial" w:cs="Arial"/>
+          <w:sz w:val="21"/>
           <w:szCs w:val="24"/>
         </w:rPr>
         <w:t>CEP: {{cep_empresa}}</w:t>
@@ -657,7 +664,7 @@
           <w:rFonts w:ascii="Arial" w:hAnsi="Arial" w:cs="Arial"/>
           <w:b/>
           <w:bCs/>
-          <w:sz w:val="24"/>
+          <w:sz w:val="21"/>
           <w:szCs w:val="24"/>
         </w:rPr>
         <w:t/>
@@ -665,7 +672,7 @@
       <w:r>
         <w:rPr>
           <w:rFonts w:ascii="Arial" w:hAnsi="Arial" w:cs="Arial"/>
-          <w:sz w:val="24"/>
+          <w:sz w:val="21"/>
           <w:szCs w:val="24"/>
         </w:rPr>
         <w:t xml:space="preserve"/>
@@ -677,6 +684,7 @@
           <w:tab w:val="left" w:pos="0"/>
           <w:tab w:val="left" w:pos="4500"/>
         </w:tabs>
+        <w:spacing w:before="0" w:after="0" w:line="240" w:lineRule="auto"/>
         <w:jc w:val="both"/>
         <w:rPr>
           <w:rFonts w:ascii="Arial" w:hAnsi="Arial" w:cs="Arial"/>
@@ -687,7 +695,7 @@
       <w:r>
         <w:rPr>
           <w:rFonts w:ascii="Arial" w:hAnsi="Arial" w:cs="Arial"/>
-          <w:sz w:val="24"/>
+          <w:sz w:val="21"/>
           <w:szCs w:val="24"/>
         </w:rPr>
         <w:t>Representada por: {{representante_legal}}</w:t>
@@ -695,7 +703,7 @@
       <w:r>
         <w:rPr>
           <w:rFonts w:ascii="Arial" w:hAnsi="Arial" w:cs="Arial"/>
-          <w:sz w:val="24"/>
+          <w:sz w:val="21"/>
           <w:szCs w:val="24"/>
         </w:rPr>
         <w:t xml:space="preserve"/>
@@ -705,7 +713,7 @@
           <w:rFonts w:ascii="Arial" w:hAnsi="Arial" w:cs="Arial"/>
           <w:b/>
           <w:bCs/>
-          <w:sz w:val="24"/>
+          <w:sz w:val="21"/>
           <w:szCs w:val="24"/>
         </w:rPr>
         <w:t/>
@@ -713,7 +721,7 @@
       <w:r>
         <w:rPr>
           <w:rFonts w:ascii="Arial" w:hAnsi="Arial" w:cs="Arial"/>
-          <w:sz w:val="24"/>
+          <w:sz w:val="21"/>
           <w:szCs w:val="24"/>
         </w:rPr>
         <w:t xml:space="preserve"/>
@@ -721,7 +729,7 @@
       <w:r>
         <w:rPr>
           <w:rFonts w:ascii="Arial" w:hAnsi="Arial" w:cs="Arial"/>
-          <w:sz w:val="24"/>
+          <w:sz w:val="21"/>
           <w:szCs w:val="24"/>
         </w:rPr>
       </w:r>
@@ -732,6 +740,7 @@
           <w:tab w:val="left" w:pos="0"/>
           <w:tab w:val="left" w:pos="4500"/>
         </w:tabs>
+        <w:spacing w:before="0" w:after="0" w:line="240" w:lineRule="auto"/>
         <w:jc w:val="both"/>
         <w:rPr>
           <w:rFonts w:ascii="Arial" w:hAnsi="Arial" w:cs="Arial"/>
@@ -743,7 +752,7 @@
       <w:r>
         <w:rPr>
           <w:rFonts w:ascii="Arial" w:hAnsi="Arial" w:cs="Arial"/>
-          <w:sz w:val="24"/>
+          <w:sz w:val="21"/>
           <w:szCs w:val="24"/>
         </w:rPr>
         <w:t>Cargo:  {{cargo_representante}}</w:t>
@@ -751,7 +760,7 @@
       <w:r>
         <w:rPr>
           <w:rFonts w:ascii="Arial" w:hAnsi="Arial" w:cs="Arial"/>
-          <w:sz w:val="24"/>
+          <w:sz w:val="21"/>
           <w:szCs w:val="24"/>
         </w:rPr>
         <w:t xml:space="preserve"/>
@@ -761,7 +770,7 @@
           <w:rFonts w:ascii="Arial" w:hAnsi="Arial" w:cs="Arial"/>
           <w:b/>
           <w:bCs/>
-          <w:sz w:val="24"/>
+          <w:sz w:val="21"/>
           <w:szCs w:val="24"/>
         </w:rPr>
         <w:t/>
@@ -773,6 +782,7 @@
           <w:tab w:val="left" w:pos="0"/>
           <w:tab w:val="left" w:pos="4500"/>
         </w:tabs>
+        <w:spacing w:before="0" w:after="0" w:line="20" w:lineRule="exact"/>
         <w:jc w:val="both"/>
         <w:rPr>
           <w:rFonts w:ascii="Arial" w:hAnsi="Arial" w:cs="Arial"/>
@@ -820,7 +830,7 @@
                 <w:tab w:val="left" w:pos="0"/>
               </w:tabs>
               <w:snapToGrid w:val="0"/>
-              <w:spacing w:before="0" w:after="0"/>
+              <w:spacing w:before="0" w:after="0" w:line="240" w:lineRule="auto"/>
               <w:rPr>
                 <w:rFonts w:ascii="Arial" w:hAnsi="Arial" w:cs="Arial"/>
                 <w:sz w:val="24"/>
@@ -830,7 +840,8 @@
             <w:r>
               <w:rPr>
                 <w:rFonts w:ascii="Arial" w:hAnsi="Arial" w:cs="Arial"/>
-                <w:sz w:val="24"/>
+                <w:b/>
+                <w:sz w:val="20"/>
                 <w:szCs w:val="24"/>
               </w:rPr>
               <w:t>B – ESTAGIÁRIO</w:t>
@@ -855,7 +866,7 @@
       <w:r>
         <w:rPr>
           <w:rFonts w:ascii="Arial" w:hAnsi="Arial" w:cs="Arial"/>
-          <w:sz w:val="24"/>
+          <w:sz w:val="21"/>
           <w:szCs w:val="24"/>
         </w:rPr>
         <w:t>Nome: {{nome_estudante}}</w:t>
@@ -863,7 +874,7 @@
       <w:r>
         <w:rPr>
           <w:rFonts w:ascii="Arial" w:hAnsi="Arial" w:cs="Arial"/>
-          <w:sz w:val="24"/>
+          <w:sz w:val="21"/>
           <w:szCs w:val="24"/>
         </w:rPr>
         <w:t xml:space="preserve"/>
@@ -873,7 +884,7 @@
           <w:rFonts w:ascii="Arial" w:hAnsi="Arial" w:cs="Arial"/>
           <w:b/>
           <w:bCs/>
-          <w:sz w:val="24"/>
+          <w:sz w:val="21"/>
           <w:szCs w:val="24"/>
         </w:rPr>
         <w:t/>
@@ -881,7 +892,7 @@
       <w:r>
         <w:rPr>
           <w:rFonts w:ascii="Arial" w:hAnsi="Arial" w:cs="Arial"/>
-          <w:sz w:val="24"/>
+          <w:sz w:val="21"/>
           <w:szCs w:val="24"/>
         </w:rPr>
         <w:t xml:space="preserve"/>
@@ -889,35 +900,35 @@
       <w:r>
         <w:rPr>
           <w:rFonts w:ascii="Arial" w:hAnsi="Arial" w:cs="Arial"/>
-          <w:sz w:val="24"/>
-          <w:szCs w:val="24"/>
-        </w:rPr>
-      </w:r>
-      <w:r>
-        <w:rPr>
-          <w:rFonts w:ascii="Arial" w:hAnsi="Arial" w:cs="Arial"/>
-          <w:sz w:val="24"/>
-          <w:szCs w:val="24"/>
-        </w:rPr>
-      </w:r>
-      <w:r>
-        <w:rPr>
-          <w:rFonts w:ascii="Arial" w:hAnsi="Arial" w:cs="Arial"/>
-          <w:sz w:val="24"/>
-          <w:szCs w:val="24"/>
-        </w:rPr>
-      </w:r>
-      <w:r>
-        <w:rPr>
-          <w:rFonts w:ascii="Arial" w:hAnsi="Arial" w:cs="Arial"/>
-          <w:sz w:val="24"/>
-          <w:szCs w:val="24"/>
-        </w:rPr>
-      </w:r>
-      <w:r>
-        <w:rPr>
-          <w:rFonts w:ascii="Arial" w:hAnsi="Arial" w:cs="Arial"/>
-          <w:sz w:val="24"/>
+          <w:sz w:val="21"/>
+          <w:szCs w:val="24"/>
+        </w:rPr>
+      </w:r>
+      <w:r>
+        <w:rPr>
+          <w:rFonts w:ascii="Arial" w:hAnsi="Arial" w:cs="Arial"/>
+          <w:sz w:val="21"/>
+          <w:szCs w:val="24"/>
+        </w:rPr>
+      </w:r>
+      <w:r>
+        <w:rPr>
+          <w:rFonts w:ascii="Arial" w:hAnsi="Arial" w:cs="Arial"/>
+          <w:sz w:val="21"/>
+          <w:szCs w:val="24"/>
+        </w:rPr>
+      </w:r>
+      <w:r>
+        <w:rPr>
+          <w:rFonts w:ascii="Arial" w:hAnsi="Arial" w:cs="Arial"/>
+          <w:sz w:val="21"/>
+          <w:szCs w:val="24"/>
+        </w:rPr>
+      </w:r>
+      <w:r>
+        <w:rPr>
+          <w:rFonts w:ascii="Arial" w:hAnsi="Arial" w:cs="Arial"/>
+          <w:sz w:val="21"/>
           <w:szCs w:val="24"/>
         </w:rPr>
       </w:r>
@@ -938,7 +949,7 @@
       <w:r>
         <w:rPr>
           <w:rFonts w:ascii="Arial" w:hAnsi="Arial" w:cs="Arial"/>
-          <w:sz w:val="24"/>
+          <w:sz w:val="21"/>
           <w:szCs w:val="24"/>
         </w:rPr>
         <w:t>Telefone: {{telefone_estudante}}</w:t>
@@ -946,7 +957,7 @@
       <w:r>
         <w:rPr>
           <w:rFonts w:ascii="Arial" w:hAnsi="Arial" w:cs="Arial"/>
-          <w:sz w:val="24"/>
+          <w:sz w:val="21"/>
           <w:szCs w:val="24"/>
         </w:rPr>
         <w:t xml:space="preserve"/>
@@ -956,7 +967,7 @@
           <w:rFonts w:ascii="Arial" w:hAnsi="Arial" w:cs="Arial"/>
           <w:b/>
           <w:bCs/>
-          <w:sz w:val="24"/>
+          <w:sz w:val="21"/>
           <w:szCs w:val="24"/>
         </w:rPr>
         <w:t/>
@@ -964,7 +975,7 @@
       <w:r>
         <w:rPr>
           <w:rFonts w:ascii="Arial" w:hAnsi="Arial" w:cs="Arial"/>
-          <w:sz w:val="24"/>
+          <w:sz w:val="21"/>
           <w:szCs w:val="24"/>
         </w:rPr>
         <w:t xml:space="preserve"/>
@@ -986,7 +997,7 @@
       <w:r>
         <w:rPr>
           <w:rFonts w:ascii="Arial" w:hAnsi="Arial" w:cs="Arial"/>
-          <w:sz w:val="24"/>
+          <w:sz w:val="21"/>
           <w:szCs w:val="24"/>
         </w:rPr>
         <w:t>Identidade: {{rg}}</w:t>
@@ -994,7 +1005,7 @@
       <w:r>
         <w:rPr>
           <w:rFonts w:ascii="Arial" w:hAnsi="Arial" w:cs="Arial"/>
-          <w:sz w:val="24"/>
+          <w:sz w:val="21"/>
           <w:szCs w:val="24"/>
         </w:rPr>
         <w:t xml:space="preserve"/>
@@ -1004,7 +1015,7 @@
           <w:rFonts w:ascii="Arial" w:hAnsi="Arial" w:cs="Arial"/>
           <w:b/>
           <w:bCs/>
-          <w:sz w:val="24"/>
+          <w:sz w:val="21"/>
           <w:szCs w:val="24"/>
         </w:rPr>
         <w:t/>
@@ -1012,21 +1023,21 @@
       <w:r>
         <w:rPr>
           <w:rFonts w:ascii="Arial" w:hAnsi="Arial" w:cs="Arial"/>
-          <w:sz w:val="24"/>
-          <w:szCs w:val="24"/>
-        </w:rPr>
-      </w:r>
-      <w:r>
-        <w:rPr>
-          <w:rFonts w:ascii="Arial" w:hAnsi="Arial" w:cs="Arial"/>
-          <w:sz w:val="24"/>
-          <w:szCs w:val="24"/>
-        </w:rPr>
-      </w:r>
-      <w:r>
-        <w:rPr>
-          <w:rFonts w:ascii="Arial" w:hAnsi="Arial" w:cs="Arial"/>
-          <w:sz w:val="24"/>
+          <w:sz w:val="21"/>
+          <w:szCs w:val="24"/>
+        </w:rPr>
+      </w:r>
+      <w:r>
+        <w:rPr>
+          <w:rFonts w:ascii="Arial" w:hAnsi="Arial" w:cs="Arial"/>
+          <w:sz w:val="21"/>
+          <w:szCs w:val="24"/>
+        </w:rPr>
+      </w:r>
+      <w:r>
+        <w:rPr>
+          <w:rFonts w:ascii="Arial" w:hAnsi="Arial" w:cs="Arial"/>
+          <w:sz w:val="21"/>
           <w:szCs w:val="24"/>
         </w:rPr>
       </w:r>
@@ -1047,7 +1058,7 @@
       <w:r>
         <w:rPr>
           <w:rFonts w:ascii="Arial" w:hAnsi="Arial" w:cs="Arial"/>
-          <w:sz w:val="24"/>
+          <w:sz w:val="21"/>
           <w:szCs w:val="24"/>
         </w:rPr>
         <w:t>CPF: {{cpf}}</w:t>
@@ -1055,7 +1066,7 @@
       <w:r>
         <w:rPr>
           <w:rFonts w:ascii="Arial" w:hAnsi="Arial" w:cs="Arial"/>
-          <w:sz w:val="24"/>
+          <w:sz w:val="21"/>
           <w:szCs w:val="24"/>
         </w:rPr>
         <w:t xml:space="preserve"/>
@@ -1065,7 +1076,7 @@
           <w:rFonts w:ascii="Arial" w:hAnsi="Arial" w:cs="Arial"/>
           <w:b/>
           <w:bCs/>
-          <w:sz w:val="24"/>
+          <w:sz w:val="21"/>
           <w:szCs w:val="24"/>
         </w:rPr>
         <w:t/>
@@ -1073,21 +1084,21 @@
       <w:r>
         <w:rPr>
           <w:rFonts w:ascii="Arial" w:hAnsi="Arial" w:cs="Arial"/>
-          <w:sz w:val="24"/>
-          <w:szCs w:val="24"/>
-        </w:rPr>
-      </w:r>
-      <w:r>
-        <w:rPr>
-          <w:rFonts w:ascii="Arial" w:hAnsi="Arial" w:cs="Arial"/>
-          <w:sz w:val="24"/>
-          <w:szCs w:val="24"/>
-        </w:rPr>
-      </w:r>
-      <w:r>
-        <w:rPr>
-          <w:rFonts w:ascii="Arial" w:hAnsi="Arial" w:cs="Arial"/>
-          <w:sz w:val="24"/>
+          <w:sz w:val="21"/>
+          <w:szCs w:val="24"/>
+        </w:rPr>
+      </w:r>
+      <w:r>
+        <w:rPr>
+          <w:rFonts w:ascii="Arial" w:hAnsi="Arial" w:cs="Arial"/>
+          <w:sz w:val="21"/>
+          <w:szCs w:val="24"/>
+        </w:rPr>
+      </w:r>
+      <w:r>
+        <w:rPr>
+          <w:rFonts w:ascii="Arial" w:hAnsi="Arial" w:cs="Arial"/>
+          <w:sz w:val="21"/>
           <w:szCs w:val="24"/>
         </w:rPr>
       </w:r>
@@ -1108,7 +1119,7 @@
       <w:r>
         <w:rPr>
           <w:rFonts w:ascii="Arial" w:hAnsi="Arial" w:cs="Arial"/>
-          <w:sz w:val="24"/>
+          <w:sz w:val="21"/>
           <w:szCs w:val="24"/>
         </w:rPr>
         <w:t>Data de Nascimento: {{data_nascimento}}</w:t>
@@ -1116,7 +1127,7 @@
       <w:r>
         <w:rPr>
           <w:rFonts w:ascii="Arial" w:hAnsi="Arial" w:cs="Arial"/>
-          <w:sz w:val="24"/>
+          <w:sz w:val="21"/>
           <w:szCs w:val="24"/>
         </w:rPr>
         <w:t xml:space="preserve"/>
@@ -1124,7 +1135,7 @@
       <w:r>
         <w:rPr>
           <w:rFonts w:ascii="Arial" w:hAnsi="Arial" w:cs="Arial"/>
-          <w:sz w:val="24"/>
+          <w:sz w:val="21"/>
           <w:szCs w:val="24"/>
         </w:rPr>
         <w:t/>
@@ -1132,7 +1143,7 @@
       <w:r>
         <w:rPr>
           <w:rFonts w:ascii="Arial" w:hAnsi="Arial" w:cs="Arial"/>
-          <w:sz w:val="24"/>
+          <w:sz w:val="21"/>
           <w:szCs w:val="24"/>
         </w:rPr>
         <w:t xml:space="preserve"/>
@@ -1142,7 +1153,7 @@
           <w:rFonts w:ascii="Arial" w:hAnsi="Arial" w:cs="Arial"/>
           <w:b/>
           <w:bCs/>
-          <w:sz w:val="24"/>
+          <w:sz w:val="21"/>
           <w:szCs w:val="24"/>
         </w:rPr>
         <w:t/>
@@ -1150,7 +1161,7 @@
       <w:r>
         <w:rPr>
           <w:rFonts w:ascii="Arial" w:hAnsi="Arial" w:cs="Arial"/>
-          <w:sz w:val="24"/>
+          <w:sz w:val="21"/>
           <w:szCs w:val="24"/>
         </w:rPr>
         <w:t xml:space="preserve"/>
@@ -1172,7 +1183,7 @@
       <w:r>
         <w:rPr>
           <w:rFonts w:ascii="Arial" w:hAnsi="Arial" w:cs="Arial"/>
-          <w:sz w:val="24"/>
+          <w:sz w:val="21"/>
           <w:szCs w:val="24"/>
         </w:rPr>
         <w:t>Curso: {{curso}}</w:t>
@@ -1180,14 +1191,14 @@
       <w:r>
         <w:rPr>
           <w:rFonts w:ascii="Arial" w:hAnsi="Arial" w:cs="Arial"/>
-          <w:sz w:val="24"/>
-          <w:szCs w:val="24"/>
-        </w:rPr>
-      </w:r>
-      <w:r>
-        <w:rPr>
-          <w:rFonts w:ascii="Arial" w:hAnsi="Arial" w:cs="Arial"/>
-          <w:sz w:val="24"/>
+          <w:sz w:val="21"/>
+          <w:szCs w:val="24"/>
+        </w:rPr>
+      </w:r>
+      <w:r>
+        <w:rPr>
+          <w:rFonts w:ascii="Arial" w:hAnsi="Arial" w:cs="Arial"/>
+          <w:sz w:val="21"/>
           <w:szCs w:val="24"/>
         </w:rPr>
         <w:t xml:space="preserve"/>
@@ -1197,7 +1208,7 @@
           <w:rFonts w:ascii="Arial" w:hAnsi="Arial" w:cs="Arial"/>
           <w:b/>
           <w:bCs/>
-          <w:sz w:val="24"/>
+          <w:sz w:val="21"/>
           <w:szCs w:val="24"/>
         </w:rPr>
         <w:t/>
@@ -1205,14 +1216,14 @@
       <w:r>
         <w:rPr>
           <w:rFonts w:ascii="Arial" w:hAnsi="Arial" w:cs="Arial"/>
-          <w:sz w:val="24"/>
-          <w:szCs w:val="24"/>
-        </w:rPr>
-      </w:r>
-      <w:r>
-        <w:rPr>
-          <w:rFonts w:ascii="Arial" w:hAnsi="Arial" w:cs="Arial"/>
-          <w:sz w:val="24"/>
+          <w:sz w:val="21"/>
+          <w:szCs w:val="24"/>
+        </w:rPr>
+      </w:r>
+      <w:r>
+        <w:rPr>
+          <w:rFonts w:ascii="Arial" w:hAnsi="Arial" w:cs="Arial"/>
+          <w:sz w:val="21"/>
           <w:szCs w:val="24"/>
         </w:rPr>
       </w:r>
@@ -1233,7 +1244,7 @@
       <w:r>
         <w:rPr>
           <w:rFonts w:ascii="Arial" w:hAnsi="Arial" w:cs="Arial"/>
-          <w:sz w:val="24"/>
+          <w:sz w:val="21"/>
           <w:szCs w:val="24"/>
         </w:rPr>
         <w:t>Série: {{periodo}}</w:t>
@@ -1241,7 +1252,7 @@
       <w:r>
         <w:rPr>
           <w:rFonts w:ascii="Arial" w:hAnsi="Arial" w:cs="Arial"/>
-          <w:sz w:val="24"/>
+          <w:sz w:val="21"/>
           <w:szCs w:val="24"/>
         </w:rPr>
         <w:t xml:space="preserve"/>
@@ -1251,7 +1262,7 @@
           <w:rFonts w:ascii="Arial" w:hAnsi="Arial" w:cs="Arial"/>
           <w:b/>
           <w:bCs/>
-          <w:sz w:val="24"/>
+          <w:sz w:val="21"/>
           <w:szCs w:val="24"/>
         </w:rPr>
         <w:t/>
@@ -1259,7 +1270,7 @@
       <w:r>
         <w:rPr>
           <w:rFonts w:ascii="Arial" w:hAnsi="Arial" w:cs="Arial"/>
-          <w:sz w:val="24"/>
+          <w:sz w:val="21"/>
           <w:szCs w:val="24"/>
         </w:rPr>
         <w:t xml:space="preserve"/>
@@ -1281,7 +1292,7 @@
       <w:r>
         <w:rPr>
           <w:rFonts w:ascii="Arial" w:hAnsi="Arial" w:cs="Arial"/>
-          <w:sz w:val="24"/>
+          <w:sz w:val="21"/>
           <w:szCs w:val="24"/>
         </w:rPr>
         <w:t>Matrícula: {{matricula}}</w:t>
@@ -1289,7 +1300,7 @@
       <w:r>
         <w:rPr>
           <w:rFonts w:ascii="Arial" w:hAnsi="Arial" w:cs="Arial"/>
-          <w:sz w:val="24"/>
+          <w:sz w:val="21"/>
           <w:szCs w:val="24"/>
         </w:rPr>
         <w:t xml:space="preserve"/>
@@ -1299,7 +1310,7 @@
           <w:rFonts w:ascii="Arial" w:hAnsi="Arial" w:cs="Arial"/>
           <w:b/>
           <w:bCs/>
-          <w:sz w:val="24"/>
+          <w:sz w:val="21"/>
           <w:szCs w:val="24"/>
         </w:rPr>
         <w:t/>
@@ -1307,7 +1318,7 @@
       <w:r>
         <w:rPr>
           <w:rFonts w:ascii="Arial" w:hAnsi="Arial" w:cs="Arial"/>
-          <w:sz w:val="24"/>
+          <w:sz w:val="21"/>
           <w:szCs w:val="24"/>
         </w:rPr>
         <w:t xml:space="preserve"/>
@@ -1329,7 +1340,7 @@
       <w:r>
         <w:rPr>
           <w:rFonts w:ascii="Arial" w:hAnsi="Arial" w:cs="Arial"/>
-          <w:sz w:val="24"/>
+          <w:sz w:val="21"/>
           <w:szCs w:val="24"/>
         </w:rPr>
         <w:t>Turno: {{turno}}</w:t>
@@ -1337,7 +1348,7 @@
       <w:r>
         <w:rPr>
           <w:rFonts w:ascii="Arial" w:hAnsi="Arial" w:cs="Arial"/>
-          <w:sz w:val="24"/>
+          <w:sz w:val="21"/>
           <w:szCs w:val="24"/>
         </w:rPr>
         <w:t xml:space="preserve"/>
@@ -1347,7 +1358,7 @@
           <w:rFonts w:ascii="Arial" w:hAnsi="Arial" w:cs="Arial"/>
           <w:b/>
           <w:bCs/>
-          <w:sz w:val="24"/>
+          <w:sz w:val="21"/>
           <w:szCs w:val="24"/>
         </w:rPr>
         <w:t/>
@@ -1369,7 +1380,7 @@
       <w:r>
         <w:rPr>
           <w:rFonts w:ascii="Arial" w:hAnsi="Arial" w:cs="Arial"/>
-          <w:sz w:val="24"/>
+          <w:sz w:val="21"/>
           <w:szCs w:val="24"/>
         </w:rPr>
         <w:t>Endereço: {{endereco_estudante}}</w:t>
@@ -1377,7 +1388,7 @@
       <w:r>
         <w:rPr>
           <w:rFonts w:ascii="Arial" w:hAnsi="Arial" w:cs="Arial"/>
-          <w:sz w:val="24"/>
+          <w:sz w:val="21"/>
           <w:szCs w:val="24"/>
         </w:rPr>
         <w:t xml:space="preserve"/>
@@ -1387,7 +1398,7 @@
           <w:rFonts w:ascii="Arial" w:hAnsi="Arial" w:cs="Arial"/>
           <w:b/>
           <w:bCs/>
-          <w:sz w:val="24"/>
+          <w:sz w:val="21"/>
           <w:szCs w:val="24"/>
         </w:rPr>
         <w:t/>
@@ -1395,7 +1406,7 @@
       <w:r>
         <w:rPr>
           <w:rFonts w:ascii="Arial" w:hAnsi="Arial" w:cs="Arial"/>
-          <w:sz w:val="24"/>
+          <w:sz w:val="21"/>
           <w:szCs w:val="24"/>
         </w:rPr>
       </w:r>
@@ -1416,7 +1427,7 @@
       <w:r>
         <w:rPr>
           <w:rFonts w:ascii="Arial" w:hAnsi="Arial" w:cs="Arial"/>
-          <w:sz w:val="24"/>
+          <w:sz w:val="21"/>
           <w:szCs w:val="24"/>
         </w:rPr>
         <w:t>E-mail: {{email_estudante}}</w:t>
@@ -1424,7 +1435,7 @@
       <w:r>
         <w:rPr>
           <w:rFonts w:ascii="Arial" w:hAnsi="Arial" w:cs="Arial"/>
-          <w:sz w:val="24"/>
+          <w:sz w:val="21"/>
           <w:szCs w:val="24"/>
         </w:rPr>
         <w:t xml:space="preserve"/>
@@ -1434,7 +1445,7 @@
           <w:rFonts w:ascii="Arial" w:hAnsi="Arial" w:cs="Arial"/>
           <w:b/>
           <w:bCs/>
-          <w:sz w:val="24"/>
+          <w:sz w:val="21"/>
           <w:szCs w:val="24"/>
         </w:rPr>
         <w:t/>
@@ -1442,21 +1453,21 @@
       <w:r>
         <w:rPr>
           <w:rFonts w:ascii="Arial" w:hAnsi="Arial" w:cs="Arial"/>
-          <w:sz w:val="24"/>
-          <w:szCs w:val="24"/>
-        </w:rPr>
-      </w:r>
-      <w:r>
-        <w:rPr>
-          <w:rFonts w:ascii="Arial" w:hAnsi="Arial" w:cs="Arial"/>
-          <w:sz w:val="24"/>
-          <w:szCs w:val="24"/>
-        </w:rPr>
-      </w:r>
-      <w:r>
-        <w:rPr>
-          <w:rFonts w:ascii="Arial" w:hAnsi="Arial" w:cs="Arial"/>
-          <w:sz w:val="24"/>
+          <w:sz w:val="21"/>
+          <w:szCs w:val="24"/>
+        </w:rPr>
+      </w:r>
+      <w:r>
+        <w:rPr>
+          <w:rFonts w:ascii="Arial" w:hAnsi="Arial" w:cs="Arial"/>
+          <w:sz w:val="21"/>
+          <w:szCs w:val="24"/>
+        </w:rPr>
+      </w:r>
+      <w:r>
+        <w:rPr>
+          <w:rFonts w:ascii="Arial" w:hAnsi="Arial" w:cs="Arial"/>
+          <w:sz w:val="21"/>
           <w:szCs w:val="24"/>
         </w:rPr>
       </w:r>
@@ -1477,7 +1488,7 @@
       <w:r>
         <w:rPr>
           <w:rFonts w:ascii="Arial" w:hAnsi="Arial" w:cs="Arial"/>
-          <w:sz w:val="24"/>
+          <w:sz w:val="21"/>
           <w:szCs w:val="24"/>
         </w:rPr>
         <w:t>Bairro: {{bairro_estudante}}</w:t>
@@ -1487,7 +1498,7 @@
           <w:rFonts w:ascii="Arial" w:hAnsi="Arial" w:cs="Arial"/>
           <w:b/>
           <w:bCs/>
-          <w:sz w:val="24"/>
+          <w:sz w:val="21"/>
           <w:szCs w:val="24"/>
         </w:rPr>
         <w:t/>
@@ -1498,14 +1509,14 @@
           <w:b/>
           <w:bCs/>
           <w:color w:val="000000"/>
-          <w:sz w:val="24"/>
-          <w:szCs w:val="24"/>
-        </w:rPr>
-      </w:r>
-      <w:r>
-        <w:rPr>
-          <w:rFonts w:ascii="Arial" w:hAnsi="Arial" w:cs="Arial"/>
-          <w:sz w:val="24"/>
+          <w:sz w:val="21"/>
+          <w:szCs w:val="24"/>
+        </w:rPr>
+      </w:r>
+      <w:r>
+        <w:rPr>
+          <w:rFonts w:ascii="Arial" w:hAnsi="Arial" w:cs="Arial"/>
+          <w:sz w:val="21"/>
           <w:szCs w:val="24"/>
         </w:rPr>
         <w:t xml:space="preserve"/>
@@ -1527,7 +1538,7 @@
       <w:r>
         <w:rPr>
           <w:rFonts w:ascii="Arial" w:hAnsi="Arial" w:cs="Arial"/>
-          <w:sz w:val="24"/>
+          <w:sz w:val="21"/>
           <w:szCs w:val="24"/>
         </w:rPr>
         <w:t>Município: {{municipio_estudante}}</w:t>
@@ -1537,7 +1548,7 @@
           <w:rFonts w:ascii="Arial" w:hAnsi="Arial" w:cs="Arial"/>
           <w:b/>
           <w:bCs/>
-          <w:sz w:val="24"/>
+          <w:sz w:val="21"/>
           <w:szCs w:val="24"/>
         </w:rPr>
         <w:t/>
@@ -1545,7 +1556,7 @@
       <w:r>
         <w:rPr>
           <w:rFonts w:ascii="Arial" w:hAnsi="Arial" w:cs="Arial"/>
-          <w:sz w:val="24"/>
+          <w:sz w:val="21"/>
           <w:szCs w:val="24"/>
         </w:rPr>
         <w:t xml:space="preserve"/>
@@ -1569,7 +1580,7 @@
       <w:r>
         <w:rPr>
           <w:rFonts w:ascii="Arial" w:hAnsi="Arial" w:cs="Arial"/>
-          <w:sz w:val="24"/>
+          <w:sz w:val="21"/>
           <w:szCs w:val="24"/>
         </w:rPr>
         <w:t>UF: {{uf_estudante}}</w:t>
@@ -1579,7 +1590,7 @@
           <w:rFonts w:ascii="Arial" w:hAnsi="Arial" w:cs="Arial"/>
           <w:b/>
           <w:bCs/>
-          <w:sz w:val="24"/>
+          <w:sz w:val="21"/>
           <w:szCs w:val="24"/>
         </w:rPr>
         <w:t xml:space="preserve"/>
@@ -1589,7 +1600,7 @@
           <w:rFonts w:ascii="Arial" w:hAnsi="Arial" w:cs="Arial"/>
           <w:b/>
           <w:bCs/>
-          <w:sz w:val="24"/>
+          <w:sz w:val="21"/>
           <w:szCs w:val="24"/>
         </w:rPr>
         <w:t/>
@@ -1599,7 +1610,7 @@
           <w:rFonts w:ascii="Arial" w:hAnsi="Arial" w:cs="Arial"/>
           <w:b/>
           <w:bCs/>
-          <w:sz w:val="24"/>
+          <w:sz w:val="21"/>
           <w:szCs w:val="24"/>
         </w:rPr>
         <w:t xml:space="preserve"/>
@@ -1621,7 +1632,7 @@
       <w:r>
         <w:rPr>
           <w:rFonts w:ascii="Arial" w:hAnsi="Arial" w:cs="Arial"/>
-          <w:sz w:val="24"/>
+          <w:sz w:val="21"/>
           <w:szCs w:val="24"/>
         </w:rPr>
         <w:t>CEP: {{cep_estudante}}</w:t>
@@ -1631,7 +1642,7 @@
           <w:rFonts w:ascii="Arial" w:hAnsi="Arial" w:cs="Arial"/>
           <w:b/>
           <w:bCs/>
-          <w:sz w:val="24"/>
+          <w:sz w:val="21"/>
           <w:szCs w:val="24"/>
         </w:rPr>
         <w:t/>
@@ -1642,7 +1653,7 @@
           <w:b/>
           <w:bCs/>
           <w:color w:val="000000"/>
-          <w:sz w:val="24"/>
+          <w:sz w:val="21"/>
           <w:szCs w:val="24"/>
         </w:rPr>
       </w:r>
@@ -1652,6 +1663,7 @@
         <w:tabs>
           <w:tab w:val="left" w:pos="0"/>
         </w:tabs>
+        <w:spacing w:before="0" w:after="0" w:line="20" w:lineRule="exact"/>
         <w:jc w:val="both"/>
         <w:rPr>
           <w:rFonts w:ascii="Arial" w:hAnsi="Arial" w:cs="Arial"/>
@@ -1699,7 +1711,7 @@
                 <w:tab w:val="left" w:pos="0"/>
               </w:tabs>
               <w:snapToGrid w:val="0"/>
-              <w:spacing w:before="0" w:after="0"/>
+              <w:spacing w:before="0" w:after="0" w:line="240" w:lineRule="auto"/>
               <w:rPr>
                 <w:rFonts w:ascii="Arial" w:hAnsi="Arial" w:cs="Arial"/>
                 <w:sz w:val="24"/>
@@ -1709,7 +1721,8 @@
             <w:r>
               <w:rPr>
                 <w:rFonts w:ascii="Arial" w:hAnsi="Arial" w:cs="Arial"/>
-                <w:sz w:val="24"/>
+                <w:b/>
+                <w:sz w:val="20"/>
                 <w:szCs w:val="24"/>
               </w:rPr>
               <w:t>C - INSTITUIÇÃO DE ENSINO</w:t>
@@ -1723,6 +1736,7 @@
         <w:tabs>
           <w:tab w:val="left" w:pos="0"/>
         </w:tabs>
+        <w:spacing w:before="0" w:after="0" w:line="240" w:lineRule="auto"/>
         <w:jc w:val="both"/>
         <w:rPr>
           <w:rFonts w:ascii="Arial" w:hAnsi="Arial" w:cs="Arial"/>
@@ -1735,7 +1749,7 @@
         <w:rPr>
           <w:rFonts w:ascii="Arial" w:hAnsi="Arial" w:cs="Arial"/>
           <w:color w:val="000000"/>
-          <w:sz w:val="24"/>
+          <w:sz w:val="21"/>
           <w:szCs w:val="24"/>
         </w:rPr>
         <w:t>Nome:</w:t>
@@ -1745,7 +1759,7 @@
           <w:rFonts w:ascii="Arial" w:hAnsi="Arial" w:cs="Arial"/>
           <w:b/>
           <w:color w:val="000000"/>
-          <w:sz w:val="24"/>
+          <w:sz w:val="21"/>
           <w:szCs w:val="24"/>
         </w:rPr>
         <w:t>ASSOCIAÇÃO</w:t>
@@ -1755,7 +1769,7 @@
           <w:rFonts w:ascii="Arial" w:hAnsi="Arial" w:cs="Arial"/>
           <w:b/>
           <w:color w:val="000000"/>
-          <w:sz w:val="24"/>
+          <w:sz w:val="21"/>
           <w:szCs w:val="24"/>
         </w:rPr>
         <w:t>DE ENSINO E CULTURA DE MATO GROSSO DO SUL</w:t>
@@ -1766,6 +1780,7 @@
         <w:tabs>
           <w:tab w:val="left" w:pos="0"/>
         </w:tabs>
+        <w:spacing w:before="0" w:after="0" w:line="240" w:lineRule="auto"/>
         <w:jc w:val="both"/>
         <w:rPr>
           <w:rFonts w:ascii="Arial" w:hAnsi="Arial" w:cs="Arial"/>
@@ -1779,7 +1794,7 @@
         <w:rPr>
           <w:rFonts w:ascii="Arial" w:hAnsi="Arial" w:cs="Arial"/>
           <w:color w:val="000000"/>
-          <w:sz w:val="24"/>
+          <w:sz w:val="21"/>
           <w:szCs w:val="24"/>
         </w:rPr>
         <w:t>CNPJ/MF n.º</w:t>
@@ -1787,7 +1802,7 @@
       <w:r>
         <w:rPr>
           <w:rFonts w:ascii="Arial" w:hAnsi="Arial" w:cs="Arial"/>
-          <w:sz w:val="24"/>
+          <w:sz w:val="21"/>
           <w:szCs w:val="24"/>
         </w:rPr>
         <w:t>01.923.317/0001-62</w:t>
@@ -1795,7 +1810,7 @@
       <w:r>
         <w:rPr>
           <w:rFonts w:ascii="Arial" w:hAnsi="Arial" w:cs="Arial"/>
-          <w:sz w:val="24"/>
+          <w:sz w:val="21"/>
           <w:szCs w:val="24"/>
         </w:rPr>
         <w:t xml:space="preserve"> -</w:t>
@@ -1805,7 +1820,7 @@
           <w:rFonts w:ascii="Arial" w:hAnsi="Arial" w:cs="Arial"/>
           <w:bCs/>
           <w:color w:val="000000"/>
-          <w:sz w:val="24"/>
+          <w:sz w:val="21"/>
           <w:szCs w:val="24"/>
         </w:rPr>
         <w:t>Telefone (67) 2105</w:t>
@@ -1815,7 +1830,7 @@
           <w:rFonts w:ascii="Arial" w:hAnsi="Arial" w:cs="Arial"/>
           <w:bCs/>
           <w:color w:val="000000"/>
-          <w:sz w:val="24"/>
+          <w:sz w:val="21"/>
           <w:szCs w:val="24"/>
         </w:rPr>
         <w:t>-</w:t>
@@ -1825,7 +1840,7 @@
           <w:rFonts w:ascii="Arial" w:hAnsi="Arial" w:cs="Arial"/>
           <w:bCs/>
           <w:color w:val="000000"/>
-          <w:sz w:val="24"/>
+          <w:sz w:val="21"/>
           <w:szCs w:val="24"/>
         </w:rPr>
         <w:t>6060</w:t>
@@ -1837,7 +1852,7 @@
         <w:tabs>
           <w:tab w:val="left" w:pos="0"/>
         </w:tabs>
-        <w:spacing w:before="0" w:after="120" w:line="276" w:lineRule="auto"/>
+        <w:spacing w:before="0" w:after="0" w:line="240" w:lineRule="auto"/>
         <w:rPr>
           <w:b w:val="0"/>
           <w:color w:val="000000"/>
@@ -1849,7 +1864,7 @@
         <w:rPr>
           <w:b w:val="0"/>
           <w:color w:val="000000"/>
-          <w:sz w:val="24"/>
+          <w:sz w:val="21"/>
           <w:szCs w:val="24"/>
           <w:rFonts w:ascii="Arial" w:hAnsi="Arial" w:cs="Arial"/>
         </w:rPr>
@@ -1859,7 +1874,7 @@
         <w:rPr>
           <w:b w:val="0"/>
           <w:color w:val="000000"/>
-          <w:sz w:val="24"/>
+          <w:sz w:val="21"/>
           <w:szCs w:val="24"/>
           <w:rFonts w:ascii="Arial" w:hAnsi="Arial" w:cs="Arial"/>
         </w:rPr>
@@ -1869,7 +1884,7 @@
         <w:rPr>
           <w:b w:val="0"/>
           <w:color w:val="000000"/>
-          <w:sz w:val="24"/>
+          <w:sz w:val="21"/>
           <w:szCs w:val="24"/>
           <w:rFonts w:ascii="Arial" w:hAnsi="Arial" w:cs="Arial"/>
         </w:rPr>
@@ -1879,7 +1894,7 @@
         <w:rPr>
           <w:b w:val="0"/>
           <w:color w:val="000000"/>
-          <w:sz w:val="24"/>
+          <w:sz w:val="21"/>
           <w:szCs w:val="24"/>
           <w:rFonts w:ascii="Arial" w:hAnsi="Arial" w:cs="Arial"/>
         </w:rPr>
@@ -1889,7 +1904,7 @@
         <w:rPr>
           <w:b w:val="0"/>
           <w:color w:val="000000"/>
-          <w:sz w:val="24"/>
+          <w:sz w:val="21"/>
           <w:szCs w:val="24"/>
           <w:rFonts w:ascii="Arial" w:hAnsi="Arial" w:cs="Arial"/>
         </w:rPr>
@@ -1898,7 +1913,7 @@
       <w:r>
         <w:rPr>
           <w:b w:val="0"/>
-          <w:sz w:val="24"/>
+          <w:sz w:val="21"/>
           <w:szCs w:val="24"/>
           <w:rFonts w:ascii="Arial" w:hAnsi="Arial" w:cs="Arial"/>
         </w:rPr>
@@ -1917,13 +1932,13 @@
           <w:sz w:val="24"/>
           <w:szCs w:val="24"/>
         </w:rPr>
-        <w:spacing w:after="120" w:line="276" w:lineRule="auto"/>
+        <w:spacing w:after="0" w:line="240" w:lineRule="auto" w:before="0"/>
       </w:pPr>
       <w:r>
         <w:rPr>
           <w:rFonts w:ascii="Arial" w:hAnsi="Arial" w:cs="Arial"/>
           <w:color w:val="000000"/>
-          <w:sz w:val="24"/>
+          <w:sz w:val="21"/>
           <w:szCs w:val="24"/>
         </w:rPr>
         <w:t>Responsável pela Assinatura d</w:t>
@@ -1932,7 +1947,7 @@
         <w:rPr>
           <w:rFonts w:ascii="Arial" w:hAnsi="Arial" w:cs="Arial"/>
           <w:color w:val="000000"/>
-          <w:sz w:val="24"/>
+          <w:sz w:val="21"/>
           <w:szCs w:val="24"/>
         </w:rPr>
         <w:t>este</w:t>
@@ -1941,7 +1956,7 @@
         <w:rPr>
           <w:rFonts w:ascii="Arial" w:hAnsi="Arial" w:cs="Arial"/>
           <w:color w:val="000000"/>
-          <w:sz w:val="24"/>
+          <w:sz w:val="21"/>
           <w:szCs w:val="24"/>
         </w:rPr>
         <w:t xml:space="preserve"> TCE</w:t>
@@ -1950,7 +1965,7 @@
         <w:rPr>
           <w:rFonts w:ascii="Arial" w:hAnsi="Arial" w:cs="Arial"/>
           <w:color w:val="000000"/>
-          <w:sz w:val="24"/>
+          <w:sz w:val="21"/>
           <w:szCs w:val="24"/>
         </w:rPr>
         <w:t>CO</w:t>
@@ -1959,7 +1974,7 @@
         <w:rPr>
           <w:rFonts w:ascii="Arial" w:hAnsi="Arial" w:cs="Arial"/>
           <w:color w:val="000000"/>
-          <w:sz w:val="24"/>
+          <w:sz w:val="21"/>
           <w:szCs w:val="24"/>
         </w:rPr>
         <w:t xml:space="preserve"> e</w:t>
@@ -1967,7 +1982,7 @@
       <w:r>
         <w:rPr>
           <w:rFonts w:ascii="Arial" w:hAnsi="Arial" w:cs="Arial"/>
-          <w:sz w:val="24"/>
+          <w:sz w:val="21"/>
           <w:szCs w:val="24"/>
         </w:rPr>
         <w:t>Supervisor de estágio da Instituição de Ensino</w:t>
@@ -1976,7 +1991,7 @@
         <w:rPr>
           <w:rFonts w:ascii="Arial" w:hAnsi="Arial" w:cs="Arial"/>
           <w:color w:val="000000"/>
-          <w:sz w:val="24"/>
+          <w:sz w:val="21"/>
           <w:szCs w:val="24"/>
         </w:rPr>
         <w:t>:</w:t>
@@ -1985,7 +2000,7 @@
         <w:rPr>
           <w:rFonts w:ascii="Arial" w:hAnsi="Arial" w:cs="Arial"/>
           <w:color w:val="000000"/>
-          <w:sz w:val="24"/>
+          <w:sz w:val="21"/>
           <w:szCs w:val="24"/>
         </w:rPr>
         <w:t xml:space="preserve"> Coordenador do Curso</w:t>
@@ -1994,7 +2009,7 @@
         <w:rPr>
           <w:rFonts w:ascii="Arial" w:hAnsi="Arial" w:cs="Arial"/>
           <w:color w:val="000000"/>
-          <w:sz w:val="24"/>
+          <w:sz w:val="21"/>
           <w:szCs w:val="24"/>
         </w:rPr>
         <w:t xml:space="preserve"> -</w:t>
@@ -2002,7 +2017,7 @@
       <w:r>
         <w:rPr>
           <w:rFonts w:ascii="Arial" w:hAnsi="Arial" w:cs="Arial"/>
-          <w:sz w:val="24"/>
+          <w:sz w:val="21"/>
           <w:szCs w:val="24"/>
         </w:rPr>
         <w:t>Prof.</w:t>
@@ -2010,14 +2025,14 @@
       <w:r>
         <w:rPr>
           <w:rFonts w:ascii="Arial" w:hAnsi="Arial" w:cs="Arial"/>
-          <w:sz w:val="24"/>
-          <w:szCs w:val="24"/>
-        </w:rPr>
-      </w:r>
-      <w:r>
-        <w:rPr>
-          <w:rFonts w:ascii="Arial" w:hAnsi="Arial" w:cs="Arial"/>
-          <w:sz w:val="24"/>
+          <w:sz w:val="21"/>
+          <w:szCs w:val="24"/>
+        </w:rPr>
+      </w:r>
+      <w:r>
+        <w:rPr>
+          <w:rFonts w:ascii="Arial" w:hAnsi="Arial" w:cs="Arial"/>
+          <w:sz w:val="21"/>
           <w:szCs w:val="24"/>
         </w:rPr>
         <w:t>Muriel Vieira Teixeira</w:t>
@@ -2026,7 +2041,7 @@
         <w:rPr>
           <w:rFonts w:ascii="Arial" w:hAnsi="Arial" w:cs="Arial"/>
           <w:color w:val="000000"/>
-          <w:sz w:val="24"/>
+          <w:sz w:val="21"/>
           <w:szCs w:val="24"/>
         </w:rPr>
       </w:r>
@@ -2036,6 +2051,7 @@
         <w:tabs>
           <w:tab w:val="left" w:pos="0"/>
         </w:tabs>
+        <w:spacing w:before="0" w:after="0" w:line="20" w:lineRule="exact"/>
         <w:jc w:val="both"/>
         <w:rPr>
           <w:rFonts w:ascii="Arial" w:hAnsi="Arial" w:cs="Arial"/>
@@ -2048,7 +2064,7 @@
         <w:rPr>
           <w:rFonts w:ascii="Arial" w:hAnsi="Arial" w:cs="Arial"/>
           <w:color w:val="000000"/>
-          <w:sz w:val="24"/>
+          <w:sz w:val="21"/>
           <w:szCs w:val="24"/>
         </w:rPr>
         <w:br w:type="page"/>
@@ -2093,7 +2109,7 @@
                 <w:tab w:val="left" w:pos="0"/>
               </w:tabs>
               <w:snapToGrid w:val="0"/>
-              <w:spacing w:before="0" w:after="0"/>
+              <w:spacing w:before="0" w:after="0" w:line="240" w:lineRule="auto"/>
               <w:rPr>
                 <w:rFonts w:ascii="Arial" w:hAnsi="Arial" w:cs="Arial"/>
                 <w:sz w:val="24"/>
@@ -2103,7 +2119,8 @@
             <w:r>
               <w:rPr>
                 <w:rFonts w:ascii="Arial" w:hAnsi="Arial" w:cs="Arial"/>
-                <w:sz w:val="24"/>
+                <w:b/>
+                <w:sz w:val="20"/>
                 <w:szCs w:val="24"/>
               </w:rPr>
               <w:lastRenderedPageBreak/>
@@ -2118,6 +2135,7 @@
         <w:tabs>
           <w:tab w:val="left" w:pos="0"/>
         </w:tabs>
+        <w:spacing w:before="0" w:after="0" w:line="240" w:lineRule="auto"/>
         <w:ind w:right="0"/>
         <w:jc w:val="both"/>
         <w:rPr>
@@ -2130,7 +2148,7 @@
         <w:rPr>
           <w:rFonts w:ascii="Arial" w:hAnsi="Arial" w:cs="Arial"/>
           <w:b/>
-          <w:sz w:val="24"/>
+          <w:sz w:val="21"/>
           <w:szCs w:val="24"/>
         </w:rPr>
         <w:t>Curso de Graduação: {{curso}}</w:t>
@@ -2138,7 +2156,7 @@
       <w:r>
         <w:rPr>
           <w:rFonts w:ascii="Arial" w:hAnsi="Arial" w:cs="Arial"/>
-          <w:sz w:val="24"/>
+          <w:sz w:val="21"/>
           <w:szCs w:val="24"/>
         </w:rPr>
         <w:t xml:space="preserve"/>
@@ -2148,7 +2166,7 @@
           <w:rFonts w:ascii="Arial" w:hAnsi="Arial" w:cs="Arial"/>
           <w:b/>
           <w:bCs/>
-          <w:sz w:val="24"/>
+          <w:sz w:val="21"/>
           <w:szCs w:val="24"/>
         </w:rPr>
         <w:t/>
@@ -2159,6 +2177,7 @@
         <w:tabs>
           <w:tab w:val="left" w:pos="0"/>
         </w:tabs>
+        <w:spacing w:before="0" w:after="0" w:line="20" w:lineRule="exact"/>
         <w:ind w:right="0"/>
         <w:jc w:val="both"/>
         <w:rPr>
@@ -2170,42 +2189,42 @@
       <w:r>
         <w:rPr>
           <w:rFonts w:ascii="Arial" w:hAnsi="Arial" w:cs="Arial"/>
-          <w:sz w:val="24"/>
-          <w:szCs w:val="24"/>
-        </w:rPr>
-      </w:r>
-      <w:r>
-        <w:rPr>
-          <w:rFonts w:ascii="Arial" w:hAnsi="Arial" w:cs="Arial"/>
-          <w:sz w:val="24"/>
-          <w:szCs w:val="24"/>
-        </w:rPr>
-      </w:r>
-      <w:r>
-        <w:rPr>
-          <w:rFonts w:ascii="Arial" w:hAnsi="Arial" w:cs="Arial"/>
-          <w:sz w:val="24"/>
-          <w:szCs w:val="24"/>
-        </w:rPr>
-      </w:r>
-      <w:r>
-        <w:rPr>
-          <w:rFonts w:ascii="Arial" w:hAnsi="Arial" w:cs="Arial"/>
-          <w:sz w:val="24"/>
-          <w:szCs w:val="24"/>
-        </w:rPr>
-      </w:r>
-      <w:r>
-        <w:rPr>
-          <w:rFonts w:ascii="Arial" w:hAnsi="Arial" w:cs="Arial"/>
-          <w:sz w:val="24"/>
-          <w:szCs w:val="24"/>
-        </w:rPr>
-      </w:r>
-      <w:r>
-        <w:rPr>
-          <w:rFonts w:ascii="Arial" w:hAnsi="Arial" w:cs="Arial"/>
-          <w:sz w:val="24"/>
+          <w:sz w:val="21"/>
+          <w:szCs w:val="24"/>
+        </w:rPr>
+      </w:r>
+      <w:r>
+        <w:rPr>
+          <w:rFonts w:ascii="Arial" w:hAnsi="Arial" w:cs="Arial"/>
+          <w:sz w:val="21"/>
+          <w:szCs w:val="24"/>
+        </w:rPr>
+      </w:r>
+      <w:r>
+        <w:rPr>
+          <w:rFonts w:ascii="Arial" w:hAnsi="Arial" w:cs="Arial"/>
+          <w:sz w:val="21"/>
+          <w:szCs w:val="24"/>
+        </w:rPr>
+      </w:r>
+      <w:r>
+        <w:rPr>
+          <w:rFonts w:ascii="Arial" w:hAnsi="Arial" w:cs="Arial"/>
+          <w:sz w:val="21"/>
+          <w:szCs w:val="24"/>
+        </w:rPr>
+      </w:r>
+      <w:r>
+        <w:rPr>
+          <w:rFonts w:ascii="Arial" w:hAnsi="Arial" w:cs="Arial"/>
+          <w:sz w:val="21"/>
+          <w:szCs w:val="24"/>
+        </w:rPr>
+      </w:r>
+      <w:r>
+        <w:rPr>
+          <w:rFonts w:ascii="Arial" w:hAnsi="Arial" w:cs="Arial"/>
+          <w:sz w:val="21"/>
           <w:szCs w:val="24"/>
         </w:rPr>
       </w:r>
@@ -2215,6 +2234,7 @@
         <w:tabs>
           <w:tab w:val="left" w:pos="0"/>
         </w:tabs>
+        <w:spacing w:before="0" w:after="0" w:line="240" w:lineRule="auto"/>
         <w:ind w:right="0"/>
         <w:jc w:val="both"/>
         <w:rPr>
@@ -2227,7 +2247,7 @@
         <w:rPr>
           <w:rFonts w:ascii="Arial" w:hAnsi="Arial" w:cs="Arial"/>
           <w:b/>
-          <w:sz w:val="24"/>
+          <w:sz w:val="21"/>
           <w:szCs w:val="24"/>
         </w:rPr>
         <w:t>Série ou Período: {{periodo}}</w:t>
@@ -2235,7 +2255,7 @@
       <w:r>
         <w:rPr>
           <w:rFonts w:ascii="Arial" w:hAnsi="Arial" w:cs="Arial"/>
-          <w:sz w:val="24"/>
+          <w:sz w:val="21"/>
           <w:szCs w:val="24"/>
         </w:rPr>
         <w:t/>
@@ -2243,7 +2263,7 @@
       <w:r>
         <w:rPr>
           <w:rFonts w:ascii="Arial" w:hAnsi="Arial" w:cs="Arial"/>
-          <w:sz w:val="24"/>
+          <w:sz w:val="21"/>
           <w:szCs w:val="24"/>
         </w:rPr>
         <w:t xml:space="preserve"/>
@@ -2253,7 +2273,7 @@
           <w:rFonts w:ascii="Arial" w:hAnsi="Arial" w:cs="Arial"/>
           <w:b/>
           <w:bCs/>
-          <w:sz w:val="24"/>
+          <w:sz w:val="21"/>
           <w:szCs w:val="24"/>
         </w:rPr>
         <w:t/>
@@ -2264,6 +2284,7 @@
         <w:tabs>
           <w:tab w:val="left" w:pos="0"/>
         </w:tabs>
+        <w:spacing w:before="0" w:after="0" w:line="240" w:lineRule="auto"/>
         <w:ind w:right="0"/>
         <w:jc w:val="both"/>
         <w:rPr>
@@ -2275,7 +2296,7 @@
       <w:r>
         <w:rPr>
           <w:rFonts w:ascii="Arial" w:hAnsi="Arial" w:cs="Arial"/>
-          <w:sz w:val="24"/>
+          <w:sz w:val="21"/>
           <w:szCs w:val="24"/>
         </w:rPr>
         <w:t>Vigência: {{data_inicio}} a {{data_fim}}</w:t>
@@ -2283,7 +2304,7 @@
       <w:r>
         <w:rPr>
           <w:rFonts w:ascii="Arial" w:hAnsi="Arial" w:cs="Arial"/>
-          <w:sz w:val="24"/>
+          <w:sz w:val="21"/>
           <w:szCs w:val="24"/>
         </w:rPr>
         <w:t xml:space="preserve"/>
@@ -2293,7 +2314,7 @@
           <w:rFonts w:ascii="Arial" w:hAnsi="Arial" w:cs="Arial"/>
           <w:b/>
           <w:bCs/>
-          <w:sz w:val="24"/>
+          <w:sz w:val="21"/>
           <w:szCs w:val="24"/>
         </w:rPr>
         <w:t/>
@@ -2301,7 +2322,7 @@
       <w:r>
         <w:rPr>
           <w:rFonts w:ascii="Arial" w:hAnsi="Arial" w:cs="Arial"/>
-          <w:sz w:val="24"/>
+          <w:sz w:val="21"/>
           <w:szCs w:val="24"/>
         </w:rPr>
         <w:t xml:space="preserve"/>
@@ -2312,6 +2333,7 @@
         <w:tabs>
           <w:tab w:val="left" w:pos="0"/>
         </w:tabs>
+        <w:spacing w:before="0" w:after="0" w:line="240" w:lineRule="auto"/>
         <w:ind w:right="0"/>
         <w:jc w:val="both"/>
         <w:rPr>
@@ -2323,7 +2345,7 @@
       <w:r>
         <w:rPr>
           <w:rFonts w:ascii="Arial" w:hAnsi="Arial" w:cs="Arial"/>
-          <w:sz w:val="24"/>
+          <w:sz w:val="21"/>
           <w:szCs w:val="24"/>
         </w:rPr>
         <w:t>Horário: {{horario}}</w:t>
@@ -2332,7 +2354,7 @@
         <w:rPr>
           <w:rFonts w:ascii="Arial" w:hAnsi="Arial" w:cs="Arial"/>
           <w:color w:val="000000"/>
-          <w:sz w:val="24"/>
+          <w:sz w:val="21"/>
           <w:szCs w:val="24"/>
         </w:rPr>
         <w:t xml:space="preserve"/>
@@ -2342,7 +2364,7 @@
           <w:rFonts w:ascii="Arial" w:hAnsi="Arial" w:cs="Arial"/>
           <w:b/>
           <w:bCs/>
-          <w:sz w:val="24"/>
+          <w:sz w:val="21"/>
           <w:szCs w:val="24"/>
         </w:rPr>
         <w:t/>
@@ -2350,7 +2372,7 @@
       <w:r>
         <w:rPr>
           <w:rFonts w:ascii="Arial" w:hAnsi="Arial" w:cs="Arial"/>
-          <w:sz w:val="24"/>
+          <w:sz w:val="21"/>
           <w:szCs w:val="24"/>
         </w:rPr>
         <w:t xml:space="preserve"/>
@@ -2361,6 +2383,7 @@
         <w:tabs>
           <w:tab w:val="left" w:pos="0"/>
         </w:tabs>
+        <w:spacing w:before="0" w:after="0" w:line="240" w:lineRule="auto"/>
         <w:ind w:right="0"/>
         <w:jc w:val="both"/>
         <w:rPr>
@@ -2372,7 +2395,7 @@
       <w:r>
         <w:rPr>
           <w:rFonts w:ascii="Arial" w:hAnsi="Arial" w:cs="Arial"/>
-          <w:sz w:val="24"/>
+          <w:sz w:val="21"/>
           <w:szCs w:val="24"/>
         </w:rPr>
         <w:t>Carga Horária Semanal: {{carga_horaria}}</w:t>
@@ -2382,7 +2405,7 @@
           <w:rFonts w:ascii="Arial" w:hAnsi="Arial" w:cs="Arial"/>
           <w:b/>
           <w:bCs/>
-          <w:sz w:val="24"/>
+          <w:sz w:val="21"/>
           <w:szCs w:val="24"/>
         </w:rPr>
         <w:t/>
@@ -2393,14 +2416,14 @@
           <w:b/>
           <w:bCs/>
           <w:color w:val="000000"/>
-          <w:sz w:val="24"/>
-          <w:szCs w:val="24"/>
-        </w:rPr>
-      </w:r>
-      <w:r>
-        <w:rPr>
-          <w:rFonts w:ascii="Arial" w:hAnsi="Arial" w:cs="Arial"/>
-          <w:sz w:val="24"/>
+          <w:sz w:val="21"/>
+          <w:szCs w:val="24"/>
+        </w:rPr>
+      </w:r>
+      <w:r>
+        <w:rPr>
+          <w:rFonts w:ascii="Arial" w:hAnsi="Arial" w:cs="Arial"/>
+          <w:sz w:val="21"/>
           <w:szCs w:val="24"/>
         </w:rPr>
         <w:t xml:space="preserve"/>
@@ -2411,6 +2434,7 @@
         <w:tabs>
           <w:tab w:val="left" w:pos="0"/>
         </w:tabs>
+        <w:spacing w:before="0" w:after="0" w:line="240" w:lineRule="auto"/>
         <w:ind w:right="0"/>
         <w:jc w:val="both"/>
         <w:rPr>
@@ -2422,7 +2446,7 @@
       <w:r>
         <w:rPr>
           <w:rFonts w:ascii="Arial" w:hAnsi="Arial" w:cs="Arial"/>
-          <w:sz w:val="24"/>
+          <w:sz w:val="21"/>
           <w:szCs w:val="24"/>
         </w:rPr>
         <w:t>Setor de Estágio: {{setor_estagio}}</w:t>
@@ -2432,7 +2456,7 @@
           <w:rFonts w:ascii="Arial" w:hAnsi="Arial" w:cs="Arial"/>
           <w:b/>
           <w:bCs/>
-          <w:sz w:val="24"/>
+          <w:sz w:val="21"/>
           <w:szCs w:val="24"/>
         </w:rPr>
         <w:t/>
@@ -2440,7 +2464,7 @@
       <w:r>
         <w:rPr>
           <w:rFonts w:ascii="Arial" w:hAnsi="Arial" w:cs="Arial"/>
-          <w:sz w:val="24"/>
+          <w:sz w:val="21"/>
           <w:szCs w:val="24"/>
         </w:rPr>
         <w:t xml:space="preserve"/>
@@ -2451,6 +2475,7 @@
         <w:tabs>
           <w:tab w:val="left" w:pos="0"/>
         </w:tabs>
+        <w:spacing w:before="0" w:after="0" w:line="240" w:lineRule="auto"/>
         <w:ind w:right="0"/>
         <w:jc w:val="both"/>
         <w:rPr>
@@ -2462,7 +2487,7 @@
       <w:r>
         <w:rPr>
           <w:rFonts w:ascii="Arial" w:hAnsi="Arial" w:cs="Arial"/>
-          <w:sz w:val="24"/>
+          <w:sz w:val="21"/>
           <w:szCs w:val="24"/>
         </w:rPr>
         <w:t>Atividades Desenvolvidas: {{atividades}}</w:t>
@@ -2470,7 +2495,7 @@
       <w:r>
         <w:rPr>
           <w:rFonts w:ascii="Arial" w:hAnsi="Arial" w:cs="Arial"/>
-          <w:sz w:val="24"/>
+          <w:sz w:val="21"/>
           <w:szCs w:val="24"/>
         </w:rPr>
         <w:t xml:space="preserve"/>
@@ -2480,7 +2505,7 @@
           <w:rFonts w:ascii="Arial" w:hAnsi="Arial" w:cs="Arial"/>
           <w:b/>
           <w:bCs/>
-          <w:sz w:val="24"/>
+          <w:sz w:val="21"/>
           <w:szCs w:val="24"/>
         </w:rPr>
         <w:t/>
@@ -2488,7 +2513,7 @@
       <w:r>
         <w:rPr>
           <w:rFonts w:ascii="Arial" w:hAnsi="Arial" w:cs="Arial"/>
-          <w:sz w:val="24"/>
+          <w:sz w:val="21"/>
           <w:szCs w:val="24"/>
         </w:rPr>
         <w:t xml:space="preserve"/>
@@ -2499,6 +2524,7 @@
         <w:tabs>
           <w:tab w:val="left" w:pos="0"/>
         </w:tabs>
+        <w:spacing w:before="0" w:after="0" w:line="240" w:lineRule="auto"/>
         <w:ind w:right="0"/>
         <w:rPr>
           <w:rFonts w:ascii="Arial" w:hAnsi="Arial" w:cs="Arial"/>
@@ -2509,7 +2535,7 @@
       <w:r>
         <w:rPr>
           <w:rFonts w:ascii="Arial" w:hAnsi="Arial" w:cs="Arial"/>
-          <w:sz w:val="24"/>
+          <w:sz w:val="21"/>
           <w:szCs w:val="24"/>
         </w:rPr>
         <w:t>Bolsa-auxílio: R$ {{bolsa_auxilio}}</w:t>
@@ -2518,7 +2544,7 @@
         <w:rPr>
           <w:rFonts w:ascii="Arial" w:hAnsi="Arial" w:cs="Arial"/>
           <w:color w:val="000000"/>
-          <w:sz w:val="24"/>
+          <w:sz w:val="21"/>
           <w:szCs w:val="24"/>
         </w:rPr>
         <w:t xml:space="preserve"/>
@@ -2528,7 +2554,7 @@
           <w:rFonts w:ascii="Arial" w:hAnsi="Arial" w:cs="Arial"/>
           <w:b/>
           <w:bCs/>
-          <w:sz w:val="24"/>
+          <w:sz w:val="21"/>
           <w:szCs w:val="24"/>
         </w:rPr>
         <w:t/>
@@ -2537,7 +2563,7 @@
         <w:rPr>
           <w:rFonts w:ascii="Arial" w:hAnsi="Arial" w:cs="Arial"/>
           <w:color w:val="000000"/>
-          <w:sz w:val="24"/>
+          <w:sz w:val="21"/>
           <w:szCs w:val="24"/>
         </w:rPr>
         <w:t xml:space="preserve"/>
@@ -2545,7 +2571,7 @@
       <w:r>
         <w:rPr>
           <w:rFonts w:ascii="Arial" w:hAnsi="Arial" w:cs="Arial"/>
-          <w:sz w:val="24"/>
+          <w:sz w:val="21"/>
           <w:szCs w:val="24"/>
         </w:rPr>
         <w:t xml:space="preserve"/>
@@ -2556,6 +2582,7 @@
         <w:tabs>
           <w:tab w:val="left" w:pos="0"/>
         </w:tabs>
+        <w:spacing w:before="0" w:after="0" w:line="240" w:lineRule="auto"/>
         <w:ind w:right="0"/>
         <w:rPr>
           <w:rFonts w:ascii="Arial" w:hAnsi="Arial" w:cs="Arial"/>
@@ -2566,7 +2593,7 @@
       <w:r>
         <w:rPr>
           <w:rFonts w:ascii="Arial" w:hAnsi="Arial" w:cs="Arial"/>
-          <w:sz w:val="24"/>
+          <w:sz w:val="21"/>
           <w:szCs w:val="24"/>
         </w:rPr>
         <w:t>Auxílio-transporte: {{auxilio_transporte}}</w:t>
@@ -2574,7 +2601,7 @@
       <w:r>
         <w:rPr>
           <w:rFonts w:ascii="Arial" w:hAnsi="Arial" w:cs="Arial"/>
-          <w:sz w:val="24"/>
+          <w:sz w:val="21"/>
           <w:szCs w:val="24"/>
         </w:rPr>
         <w:t/>
@@ -2583,7 +2610,7 @@
         <w:rPr>
           <w:rFonts w:ascii="Arial" w:hAnsi="Arial" w:cs="Arial"/>
           <w:color w:val="000000"/>
-          <w:sz w:val="24"/>
+          <w:sz w:val="21"/>
           <w:szCs w:val="24"/>
         </w:rPr>
       </w:r>
@@ -2591,7 +2618,7 @@
         <w:rPr>
           <w:rFonts w:ascii="Arial" w:hAnsi="Arial" w:cs="Arial"/>
           <w:color w:val="000000"/>
-          <w:sz w:val="24"/>
+          <w:sz w:val="21"/>
           <w:szCs w:val="24"/>
         </w:rPr>
       </w:r>
@@ -2601,6 +2628,7 @@
         <w:tabs>
           <w:tab w:val="left" w:pos="0"/>
         </w:tabs>
+        <w:spacing w:before="0" w:after="0" w:line="240" w:lineRule="auto"/>
         <w:ind w:right="0"/>
         <w:rPr>
           <w:rFonts w:ascii="Arial" w:hAnsi="Arial" w:cs="Arial"/>
@@ -2612,7 +2640,7 @@
       <w:r>
         <w:rPr>
           <w:rFonts w:ascii="Arial" w:hAnsi="Arial" w:cs="Arial"/>
-          <w:sz w:val="24"/>
+          <w:sz w:val="21"/>
           <w:szCs w:val="24"/>
         </w:rPr>
         <w:t>Vale-transporte: {{vale_transporte_x}}</w:t>
@@ -2620,7 +2648,7 @@
       <w:r>
         <w:rPr>
           <w:rFonts w:ascii="Arial" w:hAnsi="Arial" w:cs="Arial"/>
-          <w:sz w:val="24"/>
+          <w:sz w:val="21"/>
           <w:szCs w:val="24"/>
         </w:rPr>
         <w:t xml:space="preserve"/>
@@ -2628,7 +2656,7 @@
       <w:r>
         <w:rPr>
           <w:rFonts w:ascii="Arial" w:hAnsi="Arial" w:cs="Arial"/>
-          <w:sz w:val="24"/>
+          <w:sz w:val="21"/>
           <w:szCs w:val="24"/>
         </w:rPr>
         <w:t/>
@@ -2637,7 +2665,7 @@
         <w:rPr>
           <w:rFonts w:ascii="Arial" w:hAnsi="Arial" w:cs="Arial"/>
           <w:color w:val="000000"/>
-          <w:sz w:val="24"/>
+          <w:sz w:val="21"/>
           <w:szCs w:val="24"/>
         </w:rPr>
       </w:r>
@@ -2645,7 +2673,7 @@
         <w:rPr>
           <w:rFonts w:ascii="Arial" w:hAnsi="Arial" w:cs="Arial"/>
           <w:color w:val="000000"/>
-          <w:sz w:val="24"/>
+          <w:sz w:val="21"/>
           <w:szCs w:val="24"/>
         </w:rPr>
       </w:r>
@@ -2655,6 +2683,7 @@
         <w:tabs>
           <w:tab w:val="left" w:pos="0"/>
         </w:tabs>
+        <w:spacing w:before="0" w:after="0" w:line="240" w:lineRule="auto"/>
         <w:ind w:right="0"/>
         <w:rPr>
           <w:rFonts w:ascii="Arial" w:hAnsi="Arial" w:cs="Arial"/>
@@ -2665,7 +2694,7 @@
       <w:r>
         <w:rPr>
           <w:rFonts w:ascii="Arial" w:hAnsi="Arial" w:cs="Arial"/>
-          <w:sz w:val="24"/>
+          <w:sz w:val="21"/>
           <w:szCs w:val="24"/>
         </w:rPr>
         <w:t>Transporte da Empresa: {{transporte_empresa_x}}</w:t>
@@ -2673,7 +2702,7 @@
       <w:r>
         <w:rPr>
           <w:rFonts w:ascii="Arial" w:hAnsi="Arial" w:cs="Arial"/>
-          <w:sz w:val="24"/>
+          <w:sz w:val="21"/>
           <w:szCs w:val="24"/>
         </w:rPr>
         <w:t xml:space="preserve"/>
@@ -2681,7 +2710,7 @@
       <w:r>
         <w:rPr>
           <w:rFonts w:ascii="Arial" w:hAnsi="Arial" w:cs="Arial"/>
-          <w:sz w:val="24"/>
+          <w:sz w:val="21"/>
           <w:szCs w:val="24"/>
         </w:rPr>
         <w:t/>
@@ -2690,7 +2719,7 @@
         <w:rPr>
           <w:rFonts w:ascii="Arial" w:hAnsi="Arial" w:cs="Arial"/>
           <w:color w:val="000000"/>
-          <w:sz w:val="24"/>
+          <w:sz w:val="21"/>
           <w:szCs w:val="24"/>
         </w:rPr>
       </w:r>
@@ -2698,7 +2727,7 @@
         <w:rPr>
           <w:rFonts w:ascii="Arial" w:hAnsi="Arial" w:cs="Arial"/>
           <w:color w:val="000000"/>
-          <w:sz w:val="24"/>
+          <w:sz w:val="21"/>
           <w:szCs w:val="24"/>
         </w:rPr>
       </w:r>
@@ -2708,6 +2737,7 @@
         <w:tabs>
           <w:tab w:val="left" w:pos="0"/>
         </w:tabs>
+        <w:spacing w:before="0" w:after="0" w:line="240" w:lineRule="auto"/>
         <w:ind w:right="0"/>
         <w:rPr>
           <w:rFonts w:ascii="Arial" w:hAnsi="Arial" w:cs="Arial"/>
@@ -2721,7 +2751,7 @@
       <w:r>
         <w:rPr>
           <w:rFonts w:ascii="Arial" w:hAnsi="Arial" w:cs="Arial"/>
-          <w:sz w:val="24"/>
+          <w:sz w:val="21"/>
           <w:szCs w:val="24"/>
         </w:rPr>
         <w:t>Outros: {{outros_transporte_x}} / {{beneficios}}</w:t>
@@ -2730,7 +2760,7 @@
         <w:rPr>
           <w:rFonts w:ascii="Arial" w:hAnsi="Arial" w:cs="Arial"/>
           <w:color w:val="BFBFBF"/>
-          <w:sz w:val="24"/>
+          <w:sz w:val="21"/>
           <w:szCs w:val="24"/>
         </w:rPr>
         <w:t/>
@@ -2739,7 +2769,7 @@
         <w:rPr>
           <w:rFonts w:ascii="Arial" w:hAnsi="Arial" w:cs="Arial"/>
           <w:color w:val="000000"/>
-          <w:sz w:val="24"/>
+          <w:sz w:val="21"/>
           <w:szCs w:val="24"/>
         </w:rPr>
         <w:t xml:space="preserve"/>
@@ -2749,7 +2779,7 @@
           <w:rFonts w:ascii="Arial" w:hAnsi="Arial" w:cs="Arial"/>
           <w:b/>
           <w:bCs/>
-          <w:sz w:val="24"/>
+          <w:sz w:val="21"/>
           <w:szCs w:val="24"/>
         </w:rPr>
         <w:t/>
@@ -2760,6 +2790,7 @@
         <w:tabs>
           <w:tab w:val="left" w:pos="0"/>
         </w:tabs>
+        <w:spacing w:before="0" w:after="0" w:line="20" w:lineRule="exact"/>
         <w:ind w:right="0"/>
         <w:rPr>
           <w:rFonts w:ascii="Arial" w:hAnsi="Arial" w:cs="Arial"/>
@@ -2770,7 +2801,7 @@
       <w:r>
         <w:rPr>
           <w:rFonts w:ascii="Arial" w:hAnsi="Arial" w:cs="Arial"/>
-          <w:sz w:val="24"/>
+          <w:sz w:val="21"/>
           <w:szCs w:val="24"/>
         </w:rPr>
       </w:r>
@@ -2781,7 +2812,7 @@
         <w:tabs>
           <w:tab w:val="left" w:pos="0"/>
         </w:tabs>
-        <w:spacing w:after="0"/>
+        <w:spacing w:after="0" w:before="0" w:line="240" w:lineRule="auto"/>
         <w:rPr>
           <w:rFonts w:ascii="Arial" w:hAnsi="Arial" w:cs="Arial"/>
           <w:sz w:val="24"/>
@@ -2793,7 +2824,7 @@
           <w:rFonts w:ascii="Arial" w:hAnsi="Arial" w:cs="Arial"/>
           <w:b/>
           <w:bCs/>
-          <w:sz w:val="24"/>
+          <w:sz w:val="21"/>
           <w:szCs w:val="24"/>
         </w:rPr>
         <w:t>Profissional da Unidade Concedente responsável pelo estágio</w:t>
@@ -2801,7 +2832,7 @@
       <w:r>
         <w:rPr>
           <w:rFonts w:ascii="Arial" w:hAnsi="Arial" w:cs="Arial"/>
-          <w:sz w:val="24"/>
+          <w:sz w:val="21"/>
           <w:szCs w:val="24"/>
         </w:rPr>
         <w:t>:</w:t>
@@ -2813,17 +2844,17 @@
         <w:tabs>
           <w:tab w:val="left" w:pos="0"/>
         </w:tabs>
-        <w:spacing w:after="0"/>
-        <w:rPr>
-          <w:rFonts w:ascii="Arial" w:hAnsi="Arial" w:cs="Arial"/>
-          <w:sz w:val="24"/>
-          <w:szCs w:val="24"/>
-        </w:rPr>
-      </w:pPr>
-      <w:r>
-        <w:rPr>
-          <w:rFonts w:ascii="Arial" w:hAnsi="Arial" w:cs="Arial"/>
-          <w:sz w:val="24"/>
+        <w:spacing w:after="0" w:before="0" w:line="240" w:lineRule="auto"/>
+        <w:rPr>
+          <w:rFonts w:ascii="Arial" w:hAnsi="Arial" w:cs="Arial"/>
+          <w:sz w:val="24"/>
+          <w:szCs w:val="24"/>
+        </w:rPr>
+      </w:pPr>
+      <w:r>
+        <w:rPr>
+          <w:rFonts w:ascii="Arial" w:hAnsi="Arial" w:cs="Arial"/>
+          <w:sz w:val="21"/>
           <w:szCs w:val="24"/>
         </w:rPr>
         <w:t>Nome:</w:t>
@@ -2833,7 +2864,7 @@
           <w:rFonts w:ascii="Arial" w:hAnsi="Arial" w:cs="Arial"/>
           <w:b/>
           <w:bCs/>
-          <w:sz w:val="24"/>
+          <w:sz w:val="21"/>
           <w:szCs w:val="24"/>
         </w:rPr>
         <w:t>{{supervisor}}</w:t>
@@ -2844,70 +2875,70 @@
           <w:b/>
           <w:bCs/>
           <w:color w:val="000000"/>
-          <w:sz w:val="24"/>
-          <w:szCs w:val="24"/>
-        </w:rPr>
-      </w:r>
-      <w:r>
-        <w:rPr>
-          <w:rFonts w:ascii="Arial" w:hAnsi="Arial" w:cs="Arial"/>
-          <w:sz w:val="24"/>
-          <w:szCs w:val="24"/>
-        </w:rPr>
-      </w:r>
-      <w:r>
-        <w:rPr>
-          <w:rFonts w:ascii="Arial" w:hAnsi="Arial" w:cs="Arial"/>
-          <w:sz w:val="24"/>
-          <w:szCs w:val="24"/>
-        </w:rPr>
-      </w:r>
-      <w:r>
-        <w:rPr>
-          <w:rFonts w:ascii="Arial" w:hAnsi="Arial" w:cs="Arial"/>
-          <w:sz w:val="24"/>
-          <w:szCs w:val="24"/>
-        </w:rPr>
-      </w:r>
-      <w:r>
-        <w:rPr>
-          <w:rFonts w:ascii="Arial" w:hAnsi="Arial" w:cs="Arial"/>
-          <w:sz w:val="24"/>
-          <w:szCs w:val="24"/>
-        </w:rPr>
-      </w:r>
-      <w:r>
-        <w:rPr>
-          <w:rFonts w:ascii="Arial" w:hAnsi="Arial" w:cs="Arial"/>
-          <w:sz w:val="24"/>
-          <w:szCs w:val="24"/>
-        </w:rPr>
-      </w:r>
-      <w:r>
-        <w:rPr>
-          <w:rFonts w:ascii="Arial" w:hAnsi="Arial" w:cs="Arial"/>
-          <w:sz w:val="24"/>
-          <w:szCs w:val="24"/>
-        </w:rPr>
-      </w:r>
-      <w:r>
-        <w:rPr>
-          <w:rFonts w:ascii="Arial" w:hAnsi="Arial" w:cs="Arial"/>
-          <w:sz w:val="24"/>
-          <w:szCs w:val="24"/>
-        </w:rPr>
-      </w:r>
-      <w:r>
-        <w:rPr>
-          <w:rFonts w:ascii="Arial" w:hAnsi="Arial" w:cs="Arial"/>
-          <w:sz w:val="24"/>
-          <w:szCs w:val="24"/>
-        </w:rPr>
-      </w:r>
-      <w:r>
-        <w:rPr>
-          <w:rFonts w:ascii="Arial" w:hAnsi="Arial" w:cs="Arial"/>
-          <w:sz w:val="24"/>
+          <w:sz w:val="21"/>
+          <w:szCs w:val="24"/>
+        </w:rPr>
+      </w:r>
+      <w:r>
+        <w:rPr>
+          <w:rFonts w:ascii="Arial" w:hAnsi="Arial" w:cs="Arial"/>
+          <w:sz w:val="21"/>
+          <w:szCs w:val="24"/>
+        </w:rPr>
+      </w:r>
+      <w:r>
+        <w:rPr>
+          <w:rFonts w:ascii="Arial" w:hAnsi="Arial" w:cs="Arial"/>
+          <w:sz w:val="21"/>
+          <w:szCs w:val="24"/>
+        </w:rPr>
+      </w:r>
+      <w:r>
+        <w:rPr>
+          <w:rFonts w:ascii="Arial" w:hAnsi="Arial" w:cs="Arial"/>
+          <w:sz w:val="21"/>
+          <w:szCs w:val="24"/>
+        </w:rPr>
+      </w:r>
+      <w:r>
+        <w:rPr>
+          <w:rFonts w:ascii="Arial" w:hAnsi="Arial" w:cs="Arial"/>
+          <w:sz w:val="21"/>
+          <w:szCs w:val="24"/>
+        </w:rPr>
+      </w:r>
+      <w:r>
+        <w:rPr>
+          <w:rFonts w:ascii="Arial" w:hAnsi="Arial" w:cs="Arial"/>
+          <w:sz w:val="21"/>
+          <w:szCs w:val="24"/>
+        </w:rPr>
+      </w:r>
+      <w:r>
+        <w:rPr>
+          <w:rFonts w:ascii="Arial" w:hAnsi="Arial" w:cs="Arial"/>
+          <w:sz w:val="21"/>
+          <w:szCs w:val="24"/>
+        </w:rPr>
+      </w:r>
+      <w:r>
+        <w:rPr>
+          <w:rFonts w:ascii="Arial" w:hAnsi="Arial" w:cs="Arial"/>
+          <w:sz w:val="21"/>
+          <w:szCs w:val="24"/>
+        </w:rPr>
+      </w:r>
+      <w:r>
+        <w:rPr>
+          <w:rFonts w:ascii="Arial" w:hAnsi="Arial" w:cs="Arial"/>
+          <w:sz w:val="21"/>
+          <w:szCs w:val="24"/>
+        </w:rPr>
+      </w:r>
+      <w:r>
+        <w:rPr>
+          <w:rFonts w:ascii="Arial" w:hAnsi="Arial" w:cs="Arial"/>
+          <w:sz w:val="21"/>
           <w:szCs w:val="24"/>
         </w:rPr>
       </w:r>
@@ -2918,17 +2949,17 @@
         <w:tabs>
           <w:tab w:val="left" w:pos="0"/>
         </w:tabs>
-        <w:spacing w:after="0"/>
-        <w:rPr>
-          <w:rFonts w:ascii="Arial" w:hAnsi="Arial" w:cs="Arial"/>
-          <w:sz w:val="24"/>
-          <w:szCs w:val="24"/>
-        </w:rPr>
-      </w:pPr>
-      <w:r>
-        <w:rPr>
-          <w:rFonts w:ascii="Arial" w:hAnsi="Arial" w:cs="Arial"/>
-          <w:sz w:val="24"/>
+        <w:spacing w:after="0" w:before="0" w:line="240" w:lineRule="auto"/>
+        <w:rPr>
+          <w:rFonts w:ascii="Arial" w:hAnsi="Arial" w:cs="Arial"/>
+          <w:sz w:val="24"/>
+          <w:szCs w:val="24"/>
+        </w:rPr>
+      </w:pPr>
+      <w:r>
+        <w:rPr>
+          <w:rFonts w:ascii="Arial" w:hAnsi="Arial" w:cs="Arial"/>
+          <w:sz w:val="21"/>
           <w:szCs w:val="24"/>
         </w:rPr>
         <w:t>Inscrição profissional:</w:t>
@@ -2936,7 +2967,7 @@
       <w:r>
         <w:rPr>
           <w:rFonts w:ascii="Arial" w:hAnsi="Arial" w:cs="Arial"/>
-          <w:sz w:val="24"/>
+          <w:sz w:val="21"/>
           <w:szCs w:val="24"/>
         </w:rPr>
       </w:r>
@@ -2945,7 +2976,7 @@
           <w:rFonts w:ascii="Arial" w:hAnsi="Arial" w:cs="Arial"/>
           <w:b/>
           <w:bCs/>
-          <w:sz w:val="24"/>
+          <w:sz w:val="21"/>
           <w:szCs w:val="24"/>
         </w:rPr>
         <w:t>{{registro_supervisor}}</w:t>
@@ -2953,29 +2984,29 @@
       <w:r>
         <w:rPr>
           <w:rFonts w:ascii="Arial" w:hAnsi="Arial" w:cs="Arial"/>
-          <w:sz w:val="24"/>
-          <w:szCs w:val="24"/>
-        </w:rPr>
-      </w:r>
-      <w:r>
-        <w:rPr>
-          <w:rFonts w:ascii="Arial" w:hAnsi="Arial" w:cs="Arial"/>
-          <w:sz w:val="24"/>
-          <w:szCs w:val="24"/>
-        </w:rPr>
-      </w:r>
-      <w:r>
-        <w:rPr>
-          <w:rFonts w:ascii="Arial" w:hAnsi="Arial" w:cs="Arial"/>
-          <w:sz w:val="24"/>
-          <w:szCs w:val="24"/>
-        </w:rPr>
-      </w:r>
-      <w:r>
-        <w:rPr>
-          <w:rFonts w:ascii="Arial" w:hAnsi="Arial" w:cs="Arial"/>
-          <w:b/>
-          <w:sz w:val="24"/>
+          <w:sz w:val="21"/>
+          <w:szCs w:val="24"/>
+        </w:rPr>
+      </w:r>
+      <w:r>
+        <w:rPr>
+          <w:rFonts w:ascii="Arial" w:hAnsi="Arial" w:cs="Arial"/>
+          <w:sz w:val="21"/>
+          <w:szCs w:val="24"/>
+        </w:rPr>
+      </w:r>
+      <w:r>
+        <w:rPr>
+          <w:rFonts w:ascii="Arial" w:hAnsi="Arial" w:cs="Arial"/>
+          <w:sz w:val="21"/>
+          <w:szCs w:val="24"/>
+        </w:rPr>
+      </w:r>
+      <w:r>
+        <w:rPr>
+          <w:rFonts w:ascii="Arial" w:hAnsi="Arial" w:cs="Arial"/>
+          <w:b/>
+          <w:sz w:val="21"/>
           <w:szCs w:val="24"/>
         </w:rPr>
       </w:r>
@@ -2986,17 +3017,17 @@
         <w:tabs>
           <w:tab w:val="left" w:pos="0"/>
         </w:tabs>
-        <w:spacing w:after="0"/>
-        <w:rPr>
-          <w:rFonts w:ascii="Arial" w:hAnsi="Arial" w:cs="Arial"/>
-          <w:sz w:val="24"/>
-          <w:szCs w:val="24"/>
-        </w:rPr>
-      </w:pPr>
-      <w:r>
-        <w:rPr>
-          <w:rFonts w:ascii="Arial" w:hAnsi="Arial" w:cs="Arial"/>
-          <w:sz w:val="24"/>
+        <w:spacing w:after="0" w:before="0" w:line="240" w:lineRule="auto"/>
+        <w:rPr>
+          <w:rFonts w:ascii="Arial" w:hAnsi="Arial" w:cs="Arial"/>
+          <w:sz w:val="24"/>
+          <w:szCs w:val="24"/>
+        </w:rPr>
+      </w:pPr>
+      <w:r>
+        <w:rPr>
+          <w:rFonts w:ascii="Arial" w:hAnsi="Arial" w:cs="Arial"/>
+          <w:sz w:val="21"/>
           <w:szCs w:val="24"/>
         </w:rPr>
         <w:t>Formação:</w:t>
@@ -3004,7 +3035,7 @@
       <w:r>
         <w:rPr>
           <w:rFonts w:ascii="Arial" w:hAnsi="Arial" w:cs="Arial"/>
-          <w:sz w:val="24"/>
+          <w:sz w:val="21"/>
           <w:szCs w:val="24"/>
         </w:rPr>
       </w:r>
@@ -3013,7 +3044,7 @@
           <w:rFonts w:ascii="Arial" w:hAnsi="Arial" w:cs="Arial"/>
           <w:b/>
           <w:bCs/>
-          <w:sz w:val="24"/>
+          <w:sz w:val="21"/>
           <w:szCs w:val="24"/>
         </w:rPr>
         <w:t>{{formacao_supervisor}}</w:t>
@@ -3021,56 +3052,56 @@
       <w:r>
         <w:rPr>
           <w:rFonts w:ascii="Arial" w:hAnsi="Arial" w:cs="Arial"/>
-          <w:sz w:val="24"/>
-          <w:szCs w:val="24"/>
-        </w:rPr>
-      </w:r>
-      <w:r>
-        <w:rPr>
-          <w:rFonts w:ascii="Arial" w:hAnsi="Arial" w:cs="Arial"/>
-          <w:sz w:val="24"/>
-          <w:szCs w:val="24"/>
-        </w:rPr>
-      </w:r>
-      <w:r>
-        <w:rPr>
-          <w:rFonts w:ascii="Arial" w:hAnsi="Arial" w:cs="Arial"/>
-          <w:sz w:val="24"/>
-          <w:szCs w:val="24"/>
-        </w:rPr>
-      </w:r>
-      <w:r>
-        <w:rPr>
-          <w:rFonts w:ascii="Arial" w:hAnsi="Arial" w:cs="Arial"/>
-          <w:sz w:val="24"/>
-          <w:szCs w:val="24"/>
-        </w:rPr>
-      </w:r>
-      <w:r>
-        <w:rPr>
-          <w:rFonts w:ascii="Arial" w:hAnsi="Arial" w:cs="Arial"/>
-          <w:sz w:val="24"/>
-          <w:szCs w:val="24"/>
-        </w:rPr>
-      </w:r>
-      <w:r>
-        <w:rPr>
-          <w:rFonts w:ascii="Arial" w:hAnsi="Arial" w:cs="Arial"/>
-          <w:sz w:val="24"/>
-          <w:szCs w:val="24"/>
-        </w:rPr>
-      </w:r>
-      <w:r>
-        <w:rPr>
-          <w:rFonts w:ascii="Arial" w:hAnsi="Arial" w:cs="Arial"/>
-          <w:sz w:val="24"/>
-          <w:szCs w:val="24"/>
-        </w:rPr>
-      </w:r>
-      <w:r>
-        <w:rPr>
-          <w:rFonts w:ascii="Arial" w:hAnsi="Arial" w:cs="Arial"/>
-          <w:sz w:val="24"/>
+          <w:sz w:val="21"/>
+          <w:szCs w:val="24"/>
+        </w:rPr>
+      </w:r>
+      <w:r>
+        <w:rPr>
+          <w:rFonts w:ascii="Arial" w:hAnsi="Arial" w:cs="Arial"/>
+          <w:sz w:val="21"/>
+          <w:szCs w:val="24"/>
+        </w:rPr>
+      </w:r>
+      <w:r>
+        <w:rPr>
+          <w:rFonts w:ascii="Arial" w:hAnsi="Arial" w:cs="Arial"/>
+          <w:sz w:val="21"/>
+          <w:szCs w:val="24"/>
+        </w:rPr>
+      </w:r>
+      <w:r>
+        <w:rPr>
+          <w:rFonts w:ascii="Arial" w:hAnsi="Arial" w:cs="Arial"/>
+          <w:sz w:val="21"/>
+          <w:szCs w:val="24"/>
+        </w:rPr>
+      </w:r>
+      <w:r>
+        <w:rPr>
+          <w:rFonts w:ascii="Arial" w:hAnsi="Arial" w:cs="Arial"/>
+          <w:sz w:val="21"/>
+          <w:szCs w:val="24"/>
+        </w:rPr>
+      </w:r>
+      <w:r>
+        <w:rPr>
+          <w:rFonts w:ascii="Arial" w:hAnsi="Arial" w:cs="Arial"/>
+          <w:sz w:val="21"/>
+          <w:szCs w:val="24"/>
+        </w:rPr>
+      </w:r>
+      <w:r>
+        <w:rPr>
+          <w:rFonts w:ascii="Arial" w:hAnsi="Arial" w:cs="Arial"/>
+          <w:sz w:val="21"/>
+          <w:szCs w:val="24"/>
+        </w:rPr>
+      </w:r>
+      <w:r>
+        <w:rPr>
+          <w:rFonts w:ascii="Arial" w:hAnsi="Arial" w:cs="Arial"/>
+          <w:sz w:val="21"/>
           <w:szCs w:val="24"/>
         </w:rPr>
       </w:r>
@@ -3081,18 +3112,18 @@
         <w:tabs>
           <w:tab w:val="left" w:pos="0"/>
         </w:tabs>
-        <w:spacing w:after="0"/>
-        <w:rPr>
-          <w:rFonts w:ascii="Arial" w:hAnsi="Arial" w:cs="Arial"/>
-          <w:b/>
-          <w:sz w:val="24"/>
-          <w:szCs w:val="24"/>
-        </w:rPr>
-      </w:pPr>
-      <w:r>
-        <w:rPr>
-          <w:rFonts w:ascii="Arial" w:hAnsi="Arial" w:cs="Arial"/>
-          <w:sz w:val="24"/>
+        <w:spacing w:after="0" w:before="0" w:line="240" w:lineRule="auto"/>
+        <w:rPr>
+          <w:rFonts w:ascii="Arial" w:hAnsi="Arial" w:cs="Arial"/>
+          <w:b/>
+          <w:sz w:val="24"/>
+          <w:szCs w:val="24"/>
+        </w:rPr>
+      </w:pPr>
+      <w:r>
+        <w:rPr>
+          <w:rFonts w:ascii="Arial" w:hAnsi="Arial" w:cs="Arial"/>
+          <w:sz w:val="21"/>
           <w:szCs w:val="24"/>
         </w:rPr>
         <w:t>Cargo:</w:t>
@@ -3102,7 +3133,7 @@
           <w:rFonts w:ascii="Arial" w:hAnsi="Arial" w:cs="Arial"/>
           <w:b/>
           <w:bCs/>
-          <w:sz w:val="24"/>
+          <w:sz w:val="21"/>
           <w:szCs w:val="24"/>
         </w:rPr>
         <w:t>{{cargo_supervisor}}</w:t>
@@ -3113,7 +3144,7 @@
           <w:b/>
           <w:bCs/>
           <w:color w:val="000000"/>
-          <w:sz w:val="24"/>
+          <w:sz w:val="21"/>
           <w:szCs w:val="24"/>
         </w:rPr>
       </w:r>
@@ -3123,6 +3154,7 @@
         <w:tabs>
           <w:tab w:val="left" w:pos="0"/>
         </w:tabs>
+        <w:spacing w:before="0" w:after="0" w:line="20" w:lineRule="exact"/>
         <w:jc w:val="both"/>
         <w:rPr>
           <w:rFonts w:ascii="Arial" w:hAnsi="Arial" w:cs="Arial"/>
@@ -3170,7 +3202,7 @@
                 <w:tab w:val="left" w:pos="0"/>
               </w:tabs>
               <w:snapToGrid w:val="0"/>
-              <w:spacing w:before="0" w:after="0"/>
+              <w:spacing w:before="0" w:after="0" w:line="240" w:lineRule="auto"/>
               <w:jc w:val="both"/>
               <w:rPr>
                 <w:rFonts w:ascii="Arial" w:hAnsi="Arial" w:cs="Arial"/>
@@ -3181,7 +3213,8 @@
             <w:r>
               <w:rPr>
                 <w:rFonts w:ascii="Arial" w:hAnsi="Arial" w:cs="Arial"/>
-                <w:sz w:val="24"/>
+                <w:b/>
+                <w:sz w:val="20"/>
                 <w:szCs w:val="24"/>
               </w:rPr>
               <w:t>E - CLÁUSULAS</w:t>
@@ -3201,12 +3234,12 @@
           <w:rFonts w:ascii="Arial" w:hAnsi="Arial" w:cs="Arial"/>
           <w:sz w:val="24"/>
         </w:rPr>
-        <w:spacing w:after="120" w:line="276" w:lineRule="auto"/>
-      </w:pPr>
-      <w:r>
-        <w:rPr>
-          <w:rFonts w:ascii="Arial" w:hAnsi="Arial" w:cs="Arial"/>
-          <w:sz w:val="24"/>
+        <w:spacing w:after="0" w:line="240" w:lineRule="auto" w:before="0"/>
+      </w:pPr>
+      <w:r>
+        <w:rPr>
+          <w:rFonts w:ascii="Arial" w:hAnsi="Arial" w:cs="Arial"/>
+          <w:sz w:val="21"/>
           <w:szCs w:val="24"/>
         </w:rPr>
         <w:t>A Unidade Concedente do Estágio, o Estagiário e a Instituição de Ensino têm entre si acordado o seguinte:</w:t>
@@ -3223,13 +3256,13 @@
           <w:sz w:val="24"/>
           <w:szCs w:val="24"/>
         </w:rPr>
-        <w:spacing w:after="120" w:line="276" w:lineRule="auto"/>
-      </w:pPr>
-      <w:r>
-        <w:rPr>
-          <w:rFonts w:ascii="Arial" w:hAnsi="Arial" w:cs="Arial"/>
-          <w:b/>
-          <w:sz w:val="24"/>
+        <w:spacing w:after="0" w:line="240" w:lineRule="auto" w:before="0"/>
+      </w:pPr>
+      <w:r>
+        <w:rPr>
+          <w:rFonts w:ascii="Arial" w:hAnsi="Arial" w:cs="Arial"/>
+          <w:b/>
+          <w:sz w:val="21"/>
           <w:szCs w:val="24"/>
         </w:rPr>
         <w:t>CLÁUSULA 1ª</w:t>
@@ -3237,7 +3270,7 @@
       <w:r>
         <w:rPr>
           <w:rFonts w:ascii="Arial" w:hAnsi="Arial" w:cs="Arial"/>
-          <w:sz w:val="24"/>
+          <w:sz w:val="21"/>
           <w:szCs w:val="24"/>
         </w:rPr>
         <w:t xml:space="preserve">   O objeto deste termo é o estágio curricular obrigatório a ser realizado por aluno devidamente matriculado, conforme descrito no campo “D – DADOS SOBRE O ESTÁGIO” deste instrumento e será disciplinado pela Lei nº 11.788/2008, pelo projeto pedagógico do Curso, pelas diretrizes curriculares nacionais, pelo Regulamento de Estágios do Curso no qual o estagiário encontrar-se matriculado e deverá respeitar o convênio firmado entre a Unidade Concedente de Estágios e a Instituição de Ensino.</w:t>
@@ -3254,13 +3287,13 @@
           <w:sz w:val="24"/>
           <w:szCs w:val="24"/>
         </w:rPr>
-        <w:spacing w:after="120" w:line="276" w:lineRule="auto"/>
-      </w:pPr>
-      <w:r>
-        <w:rPr>
-          <w:rFonts w:ascii="Arial" w:hAnsi="Arial" w:cs="Arial"/>
-          <w:b/>
-          <w:sz w:val="24"/>
+        <w:spacing w:after="0" w:line="240" w:lineRule="auto" w:before="0"/>
+      </w:pPr>
+      <w:r>
+        <w:rPr>
+          <w:rFonts w:ascii="Arial" w:hAnsi="Arial" w:cs="Arial"/>
+          <w:b/>
+          <w:sz w:val="21"/>
           <w:szCs w:val="24"/>
         </w:rPr>
         <w:t>CLÁUSULA 2ª</w:t>
@@ -3268,7 +3301,7 @@
       <w:r>
         <w:rPr>
           <w:rFonts w:ascii="Arial" w:hAnsi="Arial" w:cs="Arial"/>
-          <w:sz w:val="24"/>
+          <w:sz w:val="21"/>
           <w:szCs w:val="24"/>
         </w:rPr>
         <w:t xml:space="preserve">   O Estagiário não terá vínculo empregatício com a Unidade Concedente de acordo com a Lei nº 11.788/2008 e, assim que encerrar o período letivo não poderá prosseguir o estágio, enquanto não renovar a sua matrícula e enquanto não renovar o termo de compromisso de estágio.</w:t>
@@ -3280,7 +3313,7 @@
         <w:tabs>
           <w:tab w:val="left" w:pos="0"/>
         </w:tabs>
-        <w:spacing w:after="120" w:line="276" w:lineRule="auto"/>
+        <w:spacing w:after="0" w:line="240" w:lineRule="auto" w:before="0"/>
         <w:ind w:left="0"/>
         <w:jc w:val="both"/>
         <w:rPr>
@@ -3293,7 +3326,7 @@
         <w:rPr>
           <w:rFonts w:ascii="Arial" w:hAnsi="Arial" w:cs="Arial"/>
           <w:b/>
-          <w:sz w:val="24"/>
+          <w:sz w:val="21"/>
           <w:szCs w:val="24"/>
         </w:rPr>
         <w:t>CLÁUSULA 3ª</w:t>
@@ -3301,7 +3334,7 @@
       <w:r>
         <w:rPr>
           <w:rFonts w:ascii="Arial" w:hAnsi="Arial" w:cs="Arial"/>
-          <w:sz w:val="24"/>
+          <w:sz w:val="21"/>
           <w:szCs w:val="24"/>
         </w:rPr>
         <w:t xml:space="preserve">     O Plano de Estágio é parte integrante deste termo de compromisso de estágio e deverá ser cumprido por todos os envolvidos no estágio, sob a devida supervisão da Unidade Concedente de Estágios e da Instituição de Ensino, por meio de seus representantes, conforme dispõem os arts. 7º e 9º, da Lei 11.788/2008.</w:t>
@@ -3318,13 +3351,13 @@
           <w:sz w:val="24"/>
           <w:szCs w:val="24"/>
         </w:rPr>
-        <w:spacing w:after="120" w:line="276" w:lineRule="auto"/>
-      </w:pPr>
-      <w:r>
-        <w:rPr>
-          <w:rFonts w:ascii="Arial" w:hAnsi="Arial" w:cs="Arial"/>
-          <w:b/>
-          <w:sz w:val="24"/>
+        <w:spacing w:after="0" w:line="240" w:lineRule="auto" w:before="0"/>
+      </w:pPr>
+      <w:r>
+        <w:rPr>
+          <w:rFonts w:ascii="Arial" w:hAnsi="Arial" w:cs="Arial"/>
+          <w:b/>
+          <w:sz w:val="21"/>
           <w:szCs w:val="24"/>
         </w:rPr>
         <w:t>CLÁUSULA 4ª</w:t>
@@ -3332,7 +3365,7 @@
       <w:r>
         <w:rPr>
           <w:rFonts w:ascii="Arial" w:hAnsi="Arial" w:cs="Arial"/>
-          <w:sz w:val="24"/>
+          <w:sz w:val="21"/>
           <w:szCs w:val="24"/>
         </w:rPr>
         <w:t xml:space="preserve">  A oferta de profissionais preceptores e de ambientes adequados para as práticas de estágio, bem como a respectiva supervisão profissional são obrigações de responsabilidade da Unidade Concedente de Estágios, ao passo que a avaliação dos estagiários e o controle didático e acadêmico sobre as suas atividades em estágios é de obrigação e responsabilidade da Instituição de Ensino, por meio de seu professor ou supervisor de estágio para tanto designado, conforme a organização pedagógica e acadêmica do respectivo curso.</w:t>
@@ -3344,7 +3377,7 @@
         <w:tabs>
           <w:tab w:val="left" w:pos="0"/>
         </w:tabs>
-        <w:spacing w:after="120" w:line="276" w:lineRule="auto"/>
+        <w:spacing w:after="0" w:line="240" w:lineRule="auto" w:before="0"/>
         <w:ind w:left="0"/>
         <w:jc w:val="both"/>
         <w:rPr>
@@ -3357,7 +3390,7 @@
         <w:rPr>
           <w:rFonts w:ascii="Arial" w:hAnsi="Arial" w:cs="Arial"/>
           <w:b/>
-          <w:sz w:val="24"/>
+          <w:sz w:val="21"/>
           <w:szCs w:val="24"/>
         </w:rPr>
         <w:t>CLÁUSULA 5ª    Durante a vigência deste Termo de Compromisso, o Estagiário deverá ser amparado contra acidentes pessoais, sob a responsabilidade da unidade concedente, conforme a Lei 11.788, de 25 de setembro de 2008, conforme Apólice nº {{apolice_numero}} da Seguradora {{nome_seguradora}}</w:t>
@@ -3365,7 +3398,7 @@
       <w:r>
         <w:rPr>
           <w:rFonts w:ascii="Arial" w:hAnsi="Arial" w:cs="Arial"/>
-          <w:sz w:val="24"/>
+          <w:sz w:val="21"/>
           <w:szCs w:val="24"/>
         </w:rPr>
         <w:t xml:space="preserve"/>
@@ -3375,7 +3408,7 @@
           <w:rFonts w:ascii="Arial" w:hAnsi="Arial" w:cs="Arial"/>
           <w:b/>
           <w:bCs/>
-          <w:sz w:val="24"/>
+          <w:sz w:val="21"/>
           <w:szCs w:val="24"/>
         </w:rPr>
         <w:t/>
@@ -3383,7 +3416,7 @@
       <w:r>
         <w:rPr>
           <w:rFonts w:ascii="Arial" w:hAnsi="Arial" w:cs="Arial"/>
-          <w:sz w:val="24"/>
+          <w:sz w:val="21"/>
           <w:szCs w:val="24"/>
         </w:rPr>
         <w:t xml:space="preserve"/>
@@ -3393,7 +3426,7 @@
           <w:rFonts w:ascii="Arial" w:hAnsi="Arial" w:cs="Arial"/>
           <w:b/>
           <w:bCs/>
-          <w:sz w:val="24"/>
+          <w:sz w:val="21"/>
           <w:szCs w:val="24"/>
         </w:rPr>
         <w:t/>
@@ -3410,13 +3443,13 @@
           <w:sz w:val="24"/>
           <w:szCs w:val="24"/>
         </w:rPr>
-        <w:spacing w:after="120" w:line="276" w:lineRule="auto"/>
-      </w:pPr>
-      <w:r>
-        <w:rPr>
-          <w:rFonts w:ascii="Arial" w:hAnsi="Arial" w:cs="Arial"/>
-          <w:b/>
-          <w:sz w:val="24"/>
+        <w:spacing w:after="0" w:line="240" w:lineRule="auto" w:before="0"/>
+      </w:pPr>
+      <w:r>
+        <w:rPr>
+          <w:rFonts w:ascii="Arial" w:hAnsi="Arial" w:cs="Arial"/>
+          <w:b/>
+          <w:sz w:val="21"/>
           <w:szCs w:val="24"/>
         </w:rPr>
         <w:t>CLÁUSULA 6ª</w:t>
@@ -3424,15 +3457,15 @@
       <w:r>
         <w:rPr>
           <w:rFonts w:ascii="Arial" w:hAnsi="Arial" w:cs="Arial"/>
-          <w:sz w:val="24"/>
-          <w:szCs w:val="24"/>
-        </w:rPr>
-      </w:r>
-      <w:r>
-        <w:rPr>
-          <w:rFonts w:ascii="Arial" w:hAnsi="Arial" w:cs="Arial"/>
-          <w:b/>
-          <w:sz w:val="24"/>
+          <w:sz w:val="21"/>
+          <w:szCs w:val="24"/>
+        </w:rPr>
+      </w:r>
+      <w:r>
+        <w:rPr>
+          <w:rFonts w:ascii="Arial" w:hAnsi="Arial" w:cs="Arial"/>
+          <w:b/>
+          <w:sz w:val="21"/>
           <w:szCs w:val="24"/>
         </w:rPr>
         <w:t>O Estagiário</w:t>
@@ -3440,7 +3473,7 @@
       <w:r>
         <w:rPr>
           <w:rFonts w:ascii="Arial" w:hAnsi="Arial" w:cs="Arial"/>
-          <w:sz w:val="24"/>
+          <w:sz w:val="21"/>
           <w:szCs w:val="24"/>
         </w:rPr>
         <w:t>se compromete a providenciar sua matrícula na Instituição de Ensino antes do início do estágio e a:</w:t>
@@ -3457,13 +3490,13 @@
           <w:sz w:val="24"/>
           <w:szCs w:val="24"/>
         </w:rPr>
-        <w:spacing w:after="120" w:line="276" w:lineRule="auto"/>
-      </w:pPr>
-      <w:r>
-        <w:rPr>
-          <w:rFonts w:ascii="Arial" w:hAnsi="Arial" w:cs="Arial"/>
-          <w:b/>
-          <w:sz w:val="24"/>
+        <w:spacing w:after="0" w:line="240" w:lineRule="auto" w:before="0"/>
+      </w:pPr>
+      <w:r>
+        <w:rPr>
+          <w:rFonts w:ascii="Arial" w:hAnsi="Arial" w:cs="Arial"/>
+          <w:b/>
+          <w:sz w:val="21"/>
           <w:szCs w:val="24"/>
         </w:rPr>
         <w:t>a)</w:t>
@@ -3471,7 +3504,7 @@
       <w:r>
         <w:rPr>
           <w:rFonts w:ascii="Arial" w:hAnsi="Arial" w:cs="Arial"/>
-          <w:sz w:val="24"/>
+          <w:sz w:val="21"/>
           <w:szCs w:val="24"/>
         </w:rPr>
         <w:t xml:space="preserve"> Conhecer e cumprir as normas internas da Unidade Concedente do Estágio, especialmente aquelas relativas à prevenção de acidentes, medidas preventivas de proteção à sua saúde e integridade, submeter-se às orientações e determinações do profissional preceptor indicado pela unidade concedente de estágio, respeitar o plano do estágio, bem como conhecer e cumprir as normas éticas da profissão, portar-se de modo respeitoso, cumprir o regulamento do estágio do seu curso e respeitar o projeto pedagógico do seu curso e o calendário acadêmico estabelecido, para a série à qual está vinculado;</w:t>
@@ -3488,13 +3521,13 @@
           <w:sz w:val="24"/>
           <w:szCs w:val="24"/>
         </w:rPr>
-        <w:spacing w:after="120" w:line="276" w:lineRule="auto"/>
-      </w:pPr>
-      <w:r>
-        <w:rPr>
-          <w:rFonts w:ascii="Arial" w:hAnsi="Arial" w:cs="Arial"/>
-          <w:b/>
-          <w:sz w:val="24"/>
+        <w:spacing w:after="0" w:line="240" w:lineRule="auto" w:before="0"/>
+      </w:pPr>
+      <w:r>
+        <w:rPr>
+          <w:rFonts w:ascii="Arial" w:hAnsi="Arial" w:cs="Arial"/>
+          <w:b/>
+          <w:sz w:val="21"/>
           <w:szCs w:val="24"/>
         </w:rPr>
         <w:t>b)</w:t>
@@ -3502,7 +3535,7 @@
       <w:r>
         <w:rPr>
           <w:rFonts w:ascii="Arial" w:hAnsi="Arial" w:cs="Arial"/>
-          <w:sz w:val="24"/>
+          <w:sz w:val="21"/>
           <w:szCs w:val="24"/>
         </w:rPr>
         <w:t>Responder por perdas e danos que causar no ambiente de estágio e em relação a pessoas presentes no ambiente de estágio, nos termos da legislação vigente;</w:t>
@@ -3520,12 +3553,12 @@
           <w:szCs w:val="24"/>
         </w:rPr>
         <w:jc w:val="both"/>
-        <w:spacing w:after="120" w:line="276" w:lineRule="auto"/>
-      </w:pPr>
-      <w:r>
-        <w:rPr>
-          <w:b/>
-          <w:sz w:val="24"/>
+        <w:spacing w:after="0" w:line="240" w:lineRule="auto" w:before="0"/>
+      </w:pPr>
+      <w:r>
+        <w:rPr>
+          <w:b/>
+          <w:sz w:val="21"/>
           <w:szCs w:val="24"/>
           <w:rFonts w:ascii="Arial" w:hAnsi="Arial" w:cs="Arial"/>
         </w:rPr>
@@ -3533,7 +3566,7 @@
       </w:r>
       <w:r>
         <w:rPr>
-          <w:sz w:val="24"/>
+          <w:sz w:val="21"/>
           <w:szCs w:val="24"/>
           <w:rFonts w:ascii="Arial" w:hAnsi="Arial" w:cs="Arial"/>
         </w:rPr>
@@ -3551,13 +3584,13 @@
           <w:sz w:val="24"/>
           <w:szCs w:val="24"/>
         </w:rPr>
-        <w:spacing w:after="120" w:line="276" w:lineRule="auto"/>
-      </w:pPr>
-      <w:r>
-        <w:rPr>
-          <w:rFonts w:ascii="Arial" w:hAnsi="Arial" w:cs="Arial"/>
-          <w:b/>
-          <w:sz w:val="24"/>
+        <w:spacing w:after="0" w:line="240" w:lineRule="auto" w:before="0"/>
+      </w:pPr>
+      <w:r>
+        <w:rPr>
+          <w:rFonts w:ascii="Arial" w:hAnsi="Arial" w:cs="Arial"/>
+          <w:b/>
+          <w:sz w:val="21"/>
           <w:szCs w:val="24"/>
         </w:rPr>
         <w:t>d)</w:t>
@@ -3565,7 +3598,7 @@
       <w:r>
         <w:rPr>
           <w:rFonts w:ascii="Arial" w:hAnsi="Arial" w:cs="Arial"/>
-          <w:sz w:val="24"/>
+          <w:sz w:val="21"/>
           <w:szCs w:val="24"/>
         </w:rPr>
         <w:t xml:space="preserve"> Participar do treinamento atitudinal e cumprir as normas e práticas de segurança e de prevenção de acidentes exigidas ou realizadas pela Unidade Concedente durante as atividades de estágio, devendo fazer uso correto e adequado dos equipamentos de proteção individual e coletiva, devendo recusar a participação em atividades de risco ou para as quais não tenha equipamentos de proteção disponíveis, o que deverá comunicar à Instituição de Ensino, para as devidas providências;</w:t>
@@ -3582,13 +3615,13 @@
           <w:sz w:val="24"/>
           <w:szCs w:val="24"/>
         </w:rPr>
-        <w:spacing w:after="120" w:line="276" w:lineRule="auto"/>
-      </w:pPr>
-      <w:r>
-        <w:rPr>
-          <w:rFonts w:ascii="Arial" w:hAnsi="Arial" w:cs="Arial"/>
-          <w:b/>
-          <w:sz w:val="24"/>
+        <w:spacing w:after="0" w:line="240" w:lineRule="auto" w:before="0"/>
+      </w:pPr>
+      <w:r>
+        <w:rPr>
+          <w:rFonts w:ascii="Arial" w:hAnsi="Arial" w:cs="Arial"/>
+          <w:b/>
+          <w:sz w:val="21"/>
           <w:szCs w:val="24"/>
         </w:rPr>
         <w:t>e)</w:t>
@@ -3596,7 +3629,7 @@
       <w:r>
         <w:rPr>
           <w:rFonts w:ascii="Arial" w:hAnsi="Arial" w:cs="Arial"/>
-          <w:sz w:val="24"/>
+          <w:sz w:val="21"/>
           <w:szCs w:val="24"/>
         </w:rPr>
         <w:t xml:space="preserve"> Apresentar à Instituição de Ensino informações importantes para o bom andamento do estágio imediatamente e o relatório sobre as atividades realizadas em prazo não superior a 06 (seis) meses, ciente de que deverá cumprir integralmente a carga horária de estágio obrigatório e;</w:t>
@@ -3613,14 +3646,14 @@
           <w:sz w:val="24"/>
           <w:szCs w:val="24"/>
         </w:rPr>
-        <w:spacing w:after="120" w:line="276" w:lineRule="auto"/>
+        <w:spacing w:after="0" w:line="240" w:lineRule="auto" w:before="0"/>
       </w:pPr>
       <w:r>
         <w:rPr>
           <w:rFonts w:ascii="Arial" w:hAnsi="Arial" w:cs="Arial"/>
           <w:b/>
           <w:bCs/>
-          <w:sz w:val="24"/>
+          <w:sz w:val="21"/>
           <w:szCs w:val="24"/>
         </w:rPr>
         <w:t>f)</w:t>
@@ -3628,7 +3661,7 @@
       <w:r>
         <w:rPr>
           <w:rFonts w:ascii="Arial" w:hAnsi="Arial" w:cs="Arial"/>
-          <w:sz w:val="24"/>
+          <w:sz w:val="21"/>
           <w:szCs w:val="24"/>
         </w:rPr>
         <w:t xml:space="preserve"> não realizar nenhuma atividade de estágio sem a contratação prévia da devida apólice de seguros.</w:t>
@@ -3639,6 +3672,7 @@
         <w:tabs>
           <w:tab w:val="left" w:pos="0"/>
         </w:tabs>
+        <w:spacing w:before="0" w:after="0" w:line="20" w:lineRule="exact"/>
         <w:jc w:val="both"/>
         <w:rPr>
           <w:rFonts w:ascii="Arial" w:hAnsi="Arial" w:cs="Arial"/>
@@ -3660,13 +3694,13 @@
           <w:sz w:val="24"/>
           <w:szCs w:val="24"/>
         </w:rPr>
-        <w:spacing w:after="120" w:line="276" w:lineRule="auto"/>
-      </w:pPr>
-      <w:r>
-        <w:rPr>
-          <w:rFonts w:ascii="Arial" w:hAnsi="Arial" w:cs="Arial"/>
-          <w:b/>
-          <w:sz w:val="24"/>
+        <w:spacing w:after="0" w:line="240" w:lineRule="auto" w:before="0"/>
+      </w:pPr>
+      <w:r>
+        <w:rPr>
+          <w:rFonts w:ascii="Arial" w:hAnsi="Arial" w:cs="Arial"/>
+          <w:b/>
+          <w:sz w:val="21"/>
           <w:szCs w:val="24"/>
         </w:rPr>
         <w:t>CLÁUSULA 7ª</w:t>
@@ -3674,15 +3708,15 @@
       <w:r>
         <w:rPr>
           <w:rFonts w:ascii="Arial" w:hAnsi="Arial" w:cs="Arial"/>
-          <w:sz w:val="24"/>
-          <w:szCs w:val="24"/>
-        </w:rPr>
-      </w:r>
-      <w:r>
-        <w:rPr>
-          <w:rFonts w:ascii="Arial" w:hAnsi="Arial" w:cs="Arial"/>
-          <w:b/>
-          <w:sz w:val="24"/>
+          <w:sz w:val="21"/>
+          <w:szCs w:val="24"/>
+        </w:rPr>
+      </w:r>
+      <w:r>
+        <w:rPr>
+          <w:rFonts w:ascii="Arial" w:hAnsi="Arial" w:cs="Arial"/>
+          <w:b/>
+          <w:sz w:val="21"/>
           <w:szCs w:val="24"/>
         </w:rPr>
         <w:t>A Instituição de Ensino</w:t>
@@ -3691,7 +3725,7 @@
         <w:rPr>
           <w:rFonts w:ascii="Arial" w:hAnsi="Arial" w:cs="Arial"/>
           <w:bCs/>
-          <w:sz w:val="24"/>
+          <w:sz w:val="21"/>
           <w:szCs w:val="24"/>
         </w:rPr>
         <w:t>responsabilizar-se-á por cumprir o convênio de estágios com a Unidade Concedente e a:</w:t>
@@ -3708,13 +3742,13 @@
           <w:sz w:val="24"/>
           <w:szCs w:val="24"/>
         </w:rPr>
-        <w:spacing w:after="120" w:line="276" w:lineRule="auto"/>
-      </w:pPr>
-      <w:r>
-        <w:rPr>
-          <w:rFonts w:ascii="Arial" w:hAnsi="Arial" w:cs="Arial"/>
-          <w:b/>
-          <w:sz w:val="24"/>
+        <w:spacing w:after="0" w:line="240" w:lineRule="auto" w:before="0"/>
+      </w:pPr>
+      <w:r>
+        <w:rPr>
+          <w:rFonts w:ascii="Arial" w:hAnsi="Arial" w:cs="Arial"/>
+          <w:b/>
+          <w:sz w:val="21"/>
           <w:szCs w:val="24"/>
         </w:rPr>
         <w:t>a)</w:t>
@@ -3722,7 +3756,7 @@
       <w:r>
         <w:rPr>
           <w:rFonts w:ascii="Arial" w:hAnsi="Arial" w:cs="Arial"/>
-          <w:sz w:val="24"/>
+          <w:sz w:val="21"/>
           <w:szCs w:val="24"/>
         </w:rPr>
         <w:t xml:space="preserve"> Aprovar o estágio que trata o presente instrumento, considerando as condições de sua adequação à proposta pedagógica do curso, à etapa e modalidade da formação escolar do Estagiário e ao horário e calendário escolar;</w:t>
@@ -3739,13 +3773,13 @@
           <w:sz w:val="24"/>
           <w:szCs w:val="24"/>
         </w:rPr>
-        <w:spacing w:after="120" w:line="276" w:lineRule="auto"/>
-      </w:pPr>
-      <w:r>
-        <w:rPr>
-          <w:rFonts w:ascii="Arial" w:hAnsi="Arial" w:cs="Arial"/>
-          <w:b/>
-          <w:sz w:val="24"/>
+        <w:spacing w:after="0" w:line="240" w:lineRule="auto" w:before="0"/>
+      </w:pPr>
+      <w:r>
+        <w:rPr>
+          <w:rFonts w:ascii="Arial" w:hAnsi="Arial" w:cs="Arial"/>
+          <w:b/>
+          <w:sz w:val="21"/>
           <w:szCs w:val="24"/>
         </w:rPr>
         <w:t>b)</w:t>
@@ -3753,7 +3787,7 @@
       <w:r>
         <w:rPr>
           <w:rFonts w:ascii="Arial" w:hAnsi="Arial" w:cs="Arial"/>
-          <w:sz w:val="24"/>
+          <w:sz w:val="21"/>
           <w:szCs w:val="24"/>
         </w:rPr>
         <w:t xml:space="preserve"> Aprovar o plano de atividades de estágio que consubstancie as condições suficientes à exigência legal de adequação à etapa e modalidade da formação escolar do Estagiário;</w:t>
@@ -3770,13 +3804,13 @@
           <w:sz w:val="24"/>
           <w:szCs w:val="24"/>
         </w:rPr>
-        <w:spacing w:after="120" w:line="276" w:lineRule="auto"/>
-      </w:pPr>
-      <w:r>
-        <w:rPr>
-          <w:rFonts w:ascii="Arial" w:hAnsi="Arial" w:cs="Arial"/>
-          <w:b/>
-          <w:sz w:val="24"/>
+        <w:spacing w:after="0" w:line="240" w:lineRule="auto" w:before="0"/>
+      </w:pPr>
+      <w:r>
+        <w:rPr>
+          <w:rFonts w:ascii="Arial" w:hAnsi="Arial" w:cs="Arial"/>
+          <w:b/>
+          <w:sz w:val="21"/>
           <w:szCs w:val="24"/>
         </w:rPr>
         <w:t>c)</w:t>
@@ -3784,7 +3818,7 @@
       <w:r>
         <w:rPr>
           <w:rFonts w:ascii="Arial" w:hAnsi="Arial" w:cs="Arial"/>
-          <w:sz w:val="24"/>
+          <w:sz w:val="21"/>
           <w:szCs w:val="24"/>
         </w:rPr>
         <w:t xml:space="preserve"> Avaliar as instalações da Unidade Concedente quanto à adequação destas a formação cultural e profissional do Estagiário;</w:t>
@@ -3801,13 +3835,13 @@
           <w:sz w:val="24"/>
           <w:szCs w:val="24"/>
         </w:rPr>
-        <w:spacing w:after="120" w:line="276" w:lineRule="auto"/>
-      </w:pPr>
-      <w:r>
-        <w:rPr>
-          <w:rFonts w:ascii="Arial" w:hAnsi="Arial" w:cs="Arial"/>
-          <w:b/>
-          <w:sz w:val="24"/>
+        <w:spacing w:after="0" w:line="240" w:lineRule="auto" w:before="0"/>
+      </w:pPr>
+      <w:r>
+        <w:rPr>
+          <w:rFonts w:ascii="Arial" w:hAnsi="Arial" w:cs="Arial"/>
+          <w:b/>
+          <w:sz w:val="21"/>
           <w:szCs w:val="24"/>
         </w:rPr>
         <w:t>d)</w:t>
@@ -3815,7 +3849,7 @@
       <w:r>
         <w:rPr>
           <w:rFonts w:ascii="Arial" w:hAnsi="Arial" w:cs="Arial"/>
-          <w:sz w:val="24"/>
+          <w:sz w:val="21"/>
           <w:szCs w:val="24"/>
         </w:rPr>
         <w:t xml:space="preserve"> Realizar visitas nos ambientes de estágios conforme o seu cronograma de controle acadêmico e pedagógico, para efeito de acompanhar por amostragem as atividades de estágios, exigir dos estagiários o cumprimento do plano de estágio e avaliar as atividades do estagiário, mediante verificação dos relatórios, o que deverá ser feito por professor orientador da área ou por supervisor de estágio da coordenadoria do curso, tarefa que pode ser atribuída ao Coordenador do Curso;</w:t>
@@ -3832,13 +3866,13 @@
           <w:sz w:val="24"/>
           <w:szCs w:val="24"/>
         </w:rPr>
-        <w:spacing w:after="120" w:line="276" w:lineRule="auto"/>
-      </w:pPr>
-      <w:r>
-        <w:rPr>
-          <w:rFonts w:ascii="Arial" w:hAnsi="Arial" w:cs="Arial"/>
-          <w:b/>
-          <w:sz w:val="24"/>
+        <w:spacing w:after="0" w:line="240" w:lineRule="auto" w:before="0"/>
+      </w:pPr>
+      <w:r>
+        <w:rPr>
+          <w:rFonts w:ascii="Arial" w:hAnsi="Arial" w:cs="Arial"/>
+          <w:b/>
+          <w:sz w:val="21"/>
           <w:szCs w:val="24"/>
         </w:rPr>
         <w:t>e)</w:t>
@@ -3846,7 +3880,7 @@
       <w:r>
         <w:rPr>
           <w:rFonts w:ascii="Arial" w:hAnsi="Arial" w:cs="Arial"/>
-          <w:sz w:val="24"/>
+          <w:sz w:val="21"/>
           <w:szCs w:val="24"/>
         </w:rPr>
         <w:t xml:space="preserve"> Contabilizar o aproveitamento acadêmico com base no termo ou relatório de realização de estágio, expedido ou verificado com visto pela Unidade Concedente do Estágio, quando o aluno for o responsável pela elaboração do relatório;</w:t>
@@ -3863,13 +3897,13 @@
           <w:sz w:val="24"/>
           <w:szCs w:val="24"/>
         </w:rPr>
-        <w:spacing w:after="120" w:line="276" w:lineRule="auto"/>
-      </w:pPr>
-      <w:r>
-        <w:rPr>
-          <w:rFonts w:ascii="Arial" w:hAnsi="Arial" w:cs="Arial"/>
-          <w:b/>
-          <w:sz w:val="24"/>
+        <w:spacing w:after="0" w:line="240" w:lineRule="auto" w:before="0"/>
+      </w:pPr>
+      <w:r>
+        <w:rPr>
+          <w:rFonts w:ascii="Arial" w:hAnsi="Arial" w:cs="Arial"/>
+          <w:b/>
+          <w:sz w:val="21"/>
           <w:szCs w:val="24"/>
         </w:rPr>
         <w:t>f)</w:t>
@@ -3877,7 +3911,7 @@
       <w:r>
         <w:rPr>
           <w:rFonts w:ascii="Arial" w:hAnsi="Arial" w:cs="Arial"/>
-          <w:sz w:val="24"/>
+          <w:sz w:val="21"/>
           <w:szCs w:val="24"/>
         </w:rPr>
         <w:t xml:space="preserve"> quando solicitada, comunicar à Unidade Concedente o início do período letivo, as datas de avaliações acadêmicas e outras informações relevantes, para o bom cumprimento do estágio.</w:t>
@@ -3888,6 +3922,7 @@
         <w:tabs>
           <w:tab w:val="left" w:pos="0"/>
         </w:tabs>
+        <w:spacing w:before="0" w:after="0" w:line="20" w:lineRule="exact"/>
         <w:jc w:val="both"/>
         <w:rPr>
           <w:rFonts w:ascii="Arial" w:hAnsi="Arial" w:cs="Arial"/>
@@ -3909,13 +3944,13 @@
           <w:sz w:val="24"/>
           <w:szCs w:val="24"/>
         </w:rPr>
-        <w:spacing w:after="120" w:line="276" w:lineRule="auto"/>
-      </w:pPr>
-      <w:r>
-        <w:rPr>
-          <w:rFonts w:ascii="Arial" w:hAnsi="Arial" w:cs="Arial"/>
-          <w:b/>
-          <w:sz w:val="24"/>
+        <w:spacing w:after="0" w:line="240" w:lineRule="auto" w:before="0"/>
+      </w:pPr>
+      <w:r>
+        <w:rPr>
+          <w:rFonts w:ascii="Arial" w:hAnsi="Arial" w:cs="Arial"/>
+          <w:b/>
+          <w:sz w:val="21"/>
           <w:szCs w:val="24"/>
         </w:rPr>
         <w:t>CLÁUSULA 8ª</w:t>
@@ -3924,7 +3959,7 @@
         <w:rPr>
           <w:rFonts w:ascii="Arial" w:hAnsi="Arial" w:cs="Arial"/>
           <w:bCs/>
-          <w:sz w:val="24"/>
+          <w:sz w:val="21"/>
           <w:szCs w:val="24"/>
         </w:rPr>
         <w:t>Cabe à</w:t>
@@ -3933,7 +3968,7 @@
         <w:rPr>
           <w:rFonts w:ascii="Arial" w:hAnsi="Arial" w:cs="Arial"/>
           <w:b/>
-          <w:sz w:val="24"/>
+          <w:sz w:val="21"/>
           <w:szCs w:val="24"/>
         </w:rPr>
         <w:t xml:space="preserve"> Unidade Concedente do Estágio</w:t>
@@ -3942,7 +3977,7 @@
         <w:rPr>
           <w:rFonts w:ascii="Arial" w:hAnsi="Arial" w:cs="Arial"/>
           <w:bCs/>
-          <w:sz w:val="24"/>
+          <w:sz w:val="21"/>
           <w:szCs w:val="24"/>
         </w:rPr>
         <w:t>cumprir o convênio de estágios com a Instituição de Ensino e:</w:t>
@@ -3959,13 +3994,13 @@
           <w:sz w:val="24"/>
           <w:szCs w:val="24"/>
         </w:rPr>
-        <w:spacing w:after="120" w:line="276" w:lineRule="auto"/>
-      </w:pPr>
-      <w:r>
-        <w:rPr>
-          <w:rFonts w:ascii="Arial" w:hAnsi="Arial" w:cs="Arial"/>
-          <w:b/>
-          <w:sz w:val="24"/>
+        <w:spacing w:after="0" w:line="240" w:lineRule="auto" w:before="0"/>
+      </w:pPr>
+      <w:r>
+        <w:rPr>
+          <w:rFonts w:ascii="Arial" w:hAnsi="Arial" w:cs="Arial"/>
+          <w:b/>
+          <w:sz w:val="21"/>
           <w:szCs w:val="24"/>
         </w:rPr>
         <w:t>a)</w:t>
@@ -3973,7 +4008,7 @@
       <w:r>
         <w:rPr>
           <w:rFonts w:ascii="Arial" w:hAnsi="Arial" w:cs="Arial"/>
-          <w:sz w:val="24"/>
+          <w:sz w:val="21"/>
           <w:szCs w:val="24"/>
         </w:rPr>
         <w:t>Designar, dentre seus funcionários ou prestadores de serviço, um supervisor, que também será identificado como preceptor, com formação e experiência profissional na área do curso e do estágio,</w:t>
@@ -3981,7 +4016,7 @@
       <w:r>
         <w:rPr>
           <w:rFonts w:ascii="Arial" w:hAnsi="Arial" w:cs="Arial"/>
-          <w:sz w:val="24"/>
+          <w:sz w:val="21"/>
           <w:szCs w:val="24"/>
         </w:rPr>
         <w:t>para prestar os seus serviços profissionais nos ambientes da Unidade Concedente de Estágio, serviços profissionais os quais servirão de referência e de aprendizado pela experiência a ser vivenciada pelos estagiários, os quais só poderão realizar as atividades permitidas por tal profissional responsável, de acordo com as normas e padrões exigidos e praticados pela Unidade Concedente de Estágio, sendo que poderão ficar sob a supervisão e responsabilidade de tal profissional preceptor até 10 estagiários;</w:t>
@@ -3999,13 +4034,13 @@
           <w:sz w:val="24"/>
           <w:szCs w:val="24"/>
         </w:rPr>
-        <w:spacing w:after="120" w:line="276" w:lineRule="auto"/>
-      </w:pPr>
-      <w:r>
-        <w:rPr>
-          <w:rFonts w:ascii="Arial" w:hAnsi="Arial" w:cs="Arial"/>
-          <w:b/>
-          <w:sz w:val="24"/>
+        <w:spacing w:after="0" w:line="240" w:lineRule="auto" w:before="0"/>
+      </w:pPr>
+      <w:r>
+        <w:rPr>
+          <w:rFonts w:ascii="Arial" w:hAnsi="Arial" w:cs="Arial"/>
+          <w:b/>
+          <w:sz w:val="21"/>
           <w:szCs w:val="24"/>
         </w:rPr>
         <w:t>b)</w:t>
@@ -4013,7 +4048,7 @@
       <w:r>
         <w:rPr>
           <w:rFonts w:ascii="Arial" w:hAnsi="Arial" w:cs="Arial"/>
-          <w:sz w:val="24"/>
+          <w:sz w:val="21"/>
           <w:szCs w:val="24"/>
         </w:rPr>
         <w:t xml:space="preserve"> Controlar a entrada e a saída dos estagiários, inclusive se assim entender necessário, mediante controle de assiduidade e pontualidade;</w:t>
@@ -4031,13 +4066,13 @@
           <w:sz w:val="24"/>
           <w:szCs w:val="24"/>
         </w:rPr>
-        <w:spacing w:after="120" w:line="276" w:lineRule="auto"/>
-      </w:pPr>
-      <w:r>
-        <w:rPr>
-          <w:rFonts w:ascii="Arial" w:hAnsi="Arial" w:cs="Arial"/>
-          <w:b/>
-          <w:sz w:val="24"/>
+        <w:spacing w:after="0" w:line="240" w:lineRule="auto" w:before="0"/>
+      </w:pPr>
+      <w:r>
+        <w:rPr>
+          <w:rFonts w:ascii="Arial" w:hAnsi="Arial" w:cs="Arial"/>
+          <w:b/>
+          <w:sz w:val="21"/>
           <w:szCs w:val="24"/>
         </w:rPr>
         <w:t>c)</w:t>
@@ -4045,7 +4080,7 @@
       <w:r>
         <w:rPr>
           <w:rFonts w:ascii="Arial" w:hAnsi="Arial" w:cs="Arial"/>
-          <w:sz w:val="24"/>
+          <w:sz w:val="21"/>
           <w:szCs w:val="24"/>
         </w:rPr>
         <w:t xml:space="preserve"> Expedir ou vistoriar relatório de estágio a respeito das atividades de estágio praticadas, no qual deverá constar o período, horários, locais, profissional preceptor responsável da Unidade Concedente de Estágio, identificação do estagiário, com periodicidade máxima de 06 (seis) meses, relatório que também deverá ser assinado pelo profissional preceptor da Unidade Concedente e pelo estagiário, documento que poderá ser utilizado pela Instituição Educacional como subsídio para a avaliação do estágio e do estagiário;</w:t>
@@ -4062,13 +4097,13 @@
           <w:sz w:val="24"/>
           <w:szCs w:val="24"/>
         </w:rPr>
-        <w:spacing w:after="120" w:line="276" w:lineRule="auto"/>
-      </w:pPr>
-      <w:r>
-        <w:rPr>
-          <w:rFonts w:ascii="Arial" w:hAnsi="Arial" w:cs="Arial"/>
-          <w:b/>
-          <w:sz w:val="24"/>
+        <w:spacing w:after="0" w:line="240" w:lineRule="auto" w:before="0"/>
+      </w:pPr>
+      <w:r>
+        <w:rPr>
+          <w:rFonts w:ascii="Arial" w:hAnsi="Arial" w:cs="Arial"/>
+          <w:b/>
+          <w:sz w:val="21"/>
           <w:szCs w:val="24"/>
         </w:rPr>
         <w:t>d)</w:t>
@@ -4076,7 +4111,7 @@
       <w:r>
         <w:rPr>
           <w:rFonts w:ascii="Arial" w:hAnsi="Arial" w:cs="Arial"/>
-          <w:sz w:val="24"/>
+          <w:sz w:val="21"/>
           <w:szCs w:val="24"/>
         </w:rPr>
         <w:t xml:space="preserve"> Conceder ou não bolsa-auxílio, ou outra forma de contraprestação acordada, e auxílio-transporte, de forma facultativa, sendo obrigatório um período de recesso ao Estagiário a ser gozado preferencialmente durante as férias escolares, nos termos da legislação vigente;</w:t>
@@ -4093,13 +4128,13 @@
           <w:sz w:val="24"/>
           <w:szCs w:val="24"/>
         </w:rPr>
-        <w:spacing w:after="120" w:line="276" w:lineRule="auto"/>
-      </w:pPr>
-      <w:r>
-        <w:rPr>
-          <w:rFonts w:ascii="Arial" w:hAnsi="Arial" w:cs="Arial"/>
-          <w:b/>
-          <w:sz w:val="24"/>
+        <w:spacing w:after="0" w:line="240" w:lineRule="auto" w:before="0"/>
+      </w:pPr>
+      <w:r>
+        <w:rPr>
+          <w:rFonts w:ascii="Arial" w:hAnsi="Arial" w:cs="Arial"/>
+          <w:b/>
+          <w:sz w:val="21"/>
           <w:szCs w:val="24"/>
         </w:rPr>
         <w:t>e)</w:t>
@@ -4107,7 +4142,7 @@
       <w:r>
         <w:rPr>
           <w:rFonts w:ascii="Arial" w:hAnsi="Arial" w:cs="Arial"/>
-          <w:sz w:val="24"/>
+          <w:sz w:val="21"/>
           <w:szCs w:val="24"/>
         </w:rPr>
         <w:t xml:space="preserve"> Reduzir nos termos da lei a carga horária do estágio nos períodos de avaliação escolar, previamente informado pela Instituição de Ensino mediante acesso via internet do “Calendário Acadêmico da Instituição de Ensino”, em www.aems.edu.br;</w:t>
@@ -4125,13 +4160,13 @@
           <w:sz w:val="24"/>
           <w:szCs w:val="24"/>
         </w:rPr>
-        <w:spacing w:after="120" w:line="276" w:lineRule="auto"/>
-      </w:pPr>
-      <w:r>
-        <w:rPr>
-          <w:rFonts w:ascii="Arial" w:hAnsi="Arial" w:cs="Arial"/>
-          <w:b/>
-          <w:sz w:val="24"/>
+        <w:spacing w:after="0" w:line="240" w:lineRule="auto" w:before="0"/>
+      </w:pPr>
+      <w:r>
+        <w:rPr>
+          <w:rFonts w:ascii="Arial" w:hAnsi="Arial" w:cs="Arial"/>
+          <w:b/>
+          <w:sz w:val="21"/>
           <w:szCs w:val="24"/>
         </w:rPr>
         <w:t>f)</w:t>
@@ -4139,7 +4174,7 @@
       <w:r>
         <w:rPr>
           <w:rFonts w:ascii="Arial" w:hAnsi="Arial" w:cs="Arial"/>
-          <w:sz w:val="24"/>
+          <w:sz w:val="21"/>
           <w:szCs w:val="24"/>
         </w:rPr>
         <w:t>Comunicar por escrito à Instituição de Ensino irregularidades, infrações e desrespeitos que venham a ser praticados pelo estagiário durante as suas atividades, a interrupção do estágio ou problemas a respeito, imediatamente após a ocorrência e oferecer condições de visita ao professor ou supervisor de estágio indicado pela Coordenadoria de Curso;</w:t>
@@ -4157,13 +4192,13 @@
           <w:sz w:val="24"/>
           <w:szCs w:val="24"/>
         </w:rPr>
-        <w:spacing w:after="120" w:line="276" w:lineRule="auto"/>
-      </w:pPr>
-      <w:r>
-        <w:rPr>
-          <w:rFonts w:ascii="Arial" w:hAnsi="Arial" w:cs="Arial"/>
-          <w:b/>
-          <w:sz w:val="24"/>
+        <w:spacing w:after="0" w:line="240" w:lineRule="auto" w:before="0"/>
+      </w:pPr>
+      <w:r>
+        <w:rPr>
+          <w:rFonts w:ascii="Arial" w:hAnsi="Arial" w:cs="Arial"/>
+          <w:b/>
+          <w:sz w:val="21"/>
           <w:szCs w:val="24"/>
         </w:rPr>
         <w:t>g)</w:t>
@@ -4171,7 +4206,7 @@
       <w:r>
         <w:rPr>
           <w:rFonts w:ascii="Arial" w:hAnsi="Arial" w:cs="Arial"/>
-          <w:sz w:val="24"/>
+          <w:sz w:val="21"/>
           <w:szCs w:val="24"/>
         </w:rPr>
         <w:t xml:space="preserve"> Encaminhar, obrigatoriamente, à Instituição de Ensino, uma via do presente termo de compromisso de estágio, devidamente assinado pelas partes;</w:t>
@@ -4188,13 +4223,13 @@
           <w:sz w:val="24"/>
           <w:szCs w:val="24"/>
         </w:rPr>
-        <w:spacing w:after="120" w:line="276" w:lineRule="auto"/>
-      </w:pPr>
-      <w:r>
-        <w:rPr>
-          <w:rFonts w:ascii="Arial" w:hAnsi="Arial" w:cs="Arial"/>
-          <w:b/>
-          <w:sz w:val="24"/>
+        <w:spacing w:after="0" w:line="240" w:lineRule="auto" w:before="0"/>
+      </w:pPr>
+      <w:r>
+        <w:rPr>
+          <w:rFonts w:ascii="Arial" w:hAnsi="Arial" w:cs="Arial"/>
+          <w:b/>
+          <w:sz w:val="21"/>
           <w:szCs w:val="24"/>
         </w:rPr>
         <w:t>h)</w:t>
@@ -4202,7 +4237,7 @@
       <w:r>
         <w:rPr>
           <w:rFonts w:ascii="Arial" w:hAnsi="Arial" w:cs="Arial"/>
-          <w:sz w:val="24"/>
+          <w:sz w:val="21"/>
           <w:szCs w:val="24"/>
         </w:rPr>
         <w:t xml:space="preserve"> Expedir termo de realização de estágio, na ocasião do desligamento do estagiário, contendo a indicação resumida das atividades desenvolvidas, dos períodos e dos seus profissionais preceptores responsáveis pela supervisão nas dependências da Unidade Concedente de Estágio;</w:t>
@@ -4219,13 +4254,13 @@
           <w:sz w:val="24"/>
           <w:szCs w:val="24"/>
         </w:rPr>
-        <w:spacing w:after="120" w:line="276" w:lineRule="auto"/>
-      </w:pPr>
-      <w:r>
-        <w:rPr>
-          <w:rFonts w:ascii="Arial" w:hAnsi="Arial" w:cs="Arial"/>
-          <w:b/>
-          <w:sz w:val="24"/>
+        <w:spacing w:after="0" w:line="240" w:lineRule="auto" w:before="0"/>
+      </w:pPr>
+      <w:r>
+        <w:rPr>
+          <w:rFonts w:ascii="Arial" w:hAnsi="Arial" w:cs="Arial"/>
+          <w:b/>
+          <w:sz w:val="21"/>
           <w:szCs w:val="24"/>
         </w:rPr>
         <w:t>g)</w:t>
@@ -4233,7 +4268,7 @@
       <w:r>
         <w:rPr>
           <w:rFonts w:ascii="Arial" w:hAnsi="Arial" w:cs="Arial"/>
-          <w:sz w:val="24"/>
+          <w:sz w:val="21"/>
           <w:szCs w:val="24"/>
         </w:rPr>
         <w:t xml:space="preserve"> Aplicar ao Estagiário a legislação relacionada à saúde e segurança no trabalho e as normas internas de prevenção e de boas práticas profissionais.</w:t>
@@ -4244,6 +4279,7 @@
         <w:tabs>
           <w:tab w:val="left" w:pos="0"/>
         </w:tabs>
+        <w:spacing w:before="0" w:after="0" w:line="20" w:lineRule="exact"/>
         <w:jc w:val="both"/>
         <w:rPr>
           <w:rFonts w:ascii="Arial" w:hAnsi="Arial" w:cs="Arial"/>
@@ -4263,13 +4299,13 @@
           <w:sz w:val="24"/>
           <w:szCs w:val="24"/>
         </w:rPr>
-        <w:spacing w:after="120" w:line="276" w:lineRule="auto"/>
-      </w:pPr>
-      <w:r>
-        <w:rPr>
-          <w:rFonts w:ascii="Arial" w:hAnsi="Arial" w:cs="Arial"/>
-          <w:b/>
-          <w:sz w:val="24"/>
+        <w:spacing w:after="0" w:line="240" w:lineRule="auto" w:before="0"/>
+      </w:pPr>
+      <w:r>
+        <w:rPr>
+          <w:rFonts w:ascii="Arial" w:hAnsi="Arial" w:cs="Arial"/>
+          <w:b/>
+          <w:sz w:val="21"/>
           <w:szCs w:val="24"/>
         </w:rPr>
         <w:t>CLÁUSULA 9ª</w:t>
@@ -4277,7 +4313,7 @@
       <w:r>
         <w:rPr>
           <w:rFonts w:ascii="Arial" w:hAnsi="Arial" w:cs="Arial"/>
-          <w:sz w:val="24"/>
+          <w:sz w:val="21"/>
           <w:szCs w:val="24"/>
         </w:rPr>
         <w:t xml:space="preserve">    O presente Termo de Compromisso de Estágio vigorará a partir da data da assinatura e terá vigência correspondente ao período/série correspondente do curso em que o estagiário encontrar-se matriculado, podendo haver o seu término a qualquer tempo e inclusive antes do fim do período letivo, nos seguintes casos:</w:t>
@@ -4296,13 +4332,13 @@
           <w:sz w:val="24"/>
           <w:szCs w:val="24"/>
         </w:rPr>
-        <w:spacing w:after="120" w:line="276" w:lineRule="auto"/>
-      </w:pPr>
-      <w:r>
-        <w:rPr>
-          <w:rFonts w:ascii="Arial" w:hAnsi="Arial" w:cs="Arial"/>
-          <w:b/>
-          <w:sz w:val="24"/>
+        <w:spacing w:after="0" w:line="240" w:lineRule="auto" w:before="0"/>
+      </w:pPr>
+      <w:r>
+        <w:rPr>
+          <w:rFonts w:ascii="Arial" w:hAnsi="Arial" w:cs="Arial"/>
+          <w:b/>
+          <w:sz w:val="21"/>
           <w:szCs w:val="24"/>
         </w:rPr>
         <w:t>a)</w:t>
@@ -4310,7 +4346,7 @@
       <w:r>
         <w:rPr>
           <w:rFonts w:ascii="Arial" w:hAnsi="Arial" w:cs="Arial"/>
-          <w:sz w:val="24"/>
+          <w:sz w:val="21"/>
           <w:szCs w:val="24"/>
         </w:rPr>
         <w:t>Quando comprovado o rendimento não satisfatório do Estagiário ou mediante requerimento seu;</w:t>
@@ -4330,13 +4366,13 @@
           <w:sz w:val="24"/>
           <w:szCs w:val="24"/>
         </w:rPr>
-        <w:spacing w:after="120" w:line="276" w:lineRule="auto"/>
-      </w:pPr>
-      <w:r>
-        <w:rPr>
-          <w:rFonts w:ascii="Arial" w:hAnsi="Arial" w:cs="Arial"/>
-          <w:b/>
-          <w:sz w:val="24"/>
+        <w:spacing w:after="0" w:line="240" w:lineRule="auto" w:before="0"/>
+      </w:pPr>
+      <w:r>
+        <w:rPr>
+          <w:rFonts w:ascii="Arial" w:hAnsi="Arial" w:cs="Arial"/>
+          <w:b/>
+          <w:sz w:val="21"/>
           <w:szCs w:val="24"/>
         </w:rPr>
         <w:t>b)</w:t>
@@ -4344,7 +4380,7 @@
       <w:r>
         <w:rPr>
           <w:rFonts w:ascii="Arial" w:hAnsi="Arial" w:cs="Arial"/>
-          <w:sz w:val="24"/>
+          <w:sz w:val="21"/>
           <w:szCs w:val="24"/>
         </w:rPr>
         <w:t>Ocorrendo abandono, mudança, conclusão do curso, trancamento, transferência, cancelamento de matrícula junto à Instituição de Ensino ou qualquer outra situação que impeça o prosseguimento do estágio;</w:t>
@@ -4364,13 +4400,13 @@
           <w:sz w:val="24"/>
           <w:szCs w:val="24"/>
         </w:rPr>
-        <w:spacing w:after="120" w:line="276" w:lineRule="auto"/>
-      </w:pPr>
-      <w:r>
-        <w:rPr>
-          <w:rFonts w:ascii="Arial" w:hAnsi="Arial" w:cs="Arial"/>
-          <w:b/>
-          <w:sz w:val="24"/>
+        <w:spacing w:after="0" w:line="240" w:lineRule="auto" w:before="0"/>
+      </w:pPr>
+      <w:r>
+        <w:rPr>
+          <w:rFonts w:ascii="Arial" w:hAnsi="Arial" w:cs="Arial"/>
+          <w:b/>
+          <w:sz w:val="21"/>
           <w:szCs w:val="24"/>
         </w:rPr>
         <w:t>c)</w:t>
@@ -4378,7 +4414,7 @@
       <w:r>
         <w:rPr>
           <w:rFonts w:ascii="Arial" w:hAnsi="Arial" w:cs="Arial"/>
-          <w:sz w:val="24"/>
+          <w:sz w:val="21"/>
           <w:szCs w:val="24"/>
         </w:rPr>
         <w:t>Não cumprimento do pactuado neste Termo de Compromisso de Estágio ou por consenso entre a unidade concedente e a instituição de ensino;</w:t>
@@ -4399,13 +4435,13 @@
           <w:sz w:val="24"/>
           <w:szCs w:val="24"/>
         </w:rPr>
-        <w:spacing w:after="120" w:line="276" w:lineRule="auto"/>
-      </w:pPr>
-      <w:r>
-        <w:rPr>
-          <w:rFonts w:ascii="Arial" w:hAnsi="Arial" w:cs="Arial"/>
-          <w:b/>
-          <w:sz w:val="24"/>
+        <w:spacing w:after="0" w:line="240" w:lineRule="auto" w:before="0"/>
+      </w:pPr>
+      <w:r>
+        <w:rPr>
+          <w:rFonts w:ascii="Arial" w:hAnsi="Arial" w:cs="Arial"/>
+          <w:b/>
+          <w:sz w:val="21"/>
           <w:szCs w:val="24"/>
         </w:rPr>
         <w:t>d)</w:t>
@@ -4413,7 +4449,7 @@
       <w:r>
         <w:rPr>
           <w:rFonts w:ascii="Arial" w:hAnsi="Arial" w:cs="Arial"/>
-          <w:sz w:val="24"/>
+          <w:sz w:val="21"/>
           <w:szCs w:val="24"/>
         </w:rPr>
         <w:t>Quando a Unidade Concedente do Estágio não cumprir os termos do convênio, do plano de estágio, deste termo de compromisso ou da legislação vigente;</w:t>
@@ -4430,13 +4466,13 @@
           <w:sz w:val="24"/>
           <w:szCs w:val="24"/>
         </w:rPr>
-        <w:spacing w:after="120" w:line="276" w:lineRule="auto"/>
-      </w:pPr>
-      <w:r>
-        <w:rPr>
-          <w:rFonts w:ascii="Arial" w:hAnsi="Arial" w:cs="Arial"/>
-          <w:b/>
-          <w:sz w:val="24"/>
+        <w:spacing w:after="0" w:line="240" w:lineRule="auto" w:before="0"/>
+      </w:pPr>
+      <w:r>
+        <w:rPr>
+          <w:rFonts w:ascii="Arial" w:hAnsi="Arial" w:cs="Arial"/>
+          <w:b/>
+          <w:sz w:val="21"/>
           <w:szCs w:val="24"/>
         </w:rPr>
         <w:t>e)</w:t>
@@ -4444,7 +4480,7 @@
       <w:r>
         <w:rPr>
           <w:rFonts w:ascii="Arial" w:hAnsi="Arial" w:cs="Arial"/>
-          <w:sz w:val="24"/>
+          <w:sz w:val="21"/>
           <w:szCs w:val="24"/>
         </w:rPr>
         <w:t>Por iniciativa da Unidade Concedente, da Instituição de Ensino ou do Estagiário, sem necessidade de justificativa, com antecedência mínima de 30 dias, observados os termos do convênio de estágio.</w:t>
@@ -4461,14 +4497,14 @@
           <w:sz w:val="24"/>
           <w:szCs w:val="24"/>
         </w:rPr>
-        <w:spacing w:after="120" w:line="276" w:lineRule="auto"/>
+        <w:spacing w:after="0" w:line="240" w:lineRule="auto" w:before="0"/>
       </w:pPr>
       <w:r>
         <w:rPr>
           <w:rFonts w:ascii="Arial" w:hAnsi="Arial" w:cs="Arial"/>
           <w:b/>
           <w:bCs/>
-          <w:sz w:val="24"/>
+          <w:sz w:val="21"/>
           <w:szCs w:val="24"/>
         </w:rPr>
         <w:t>Parágrafo único</w:t>
@@ -4476,7 +4512,7 @@
       <w:r>
         <w:rPr>
           <w:rFonts w:ascii="Arial" w:hAnsi="Arial" w:cs="Arial"/>
-          <w:sz w:val="24"/>
+          <w:sz w:val="21"/>
           <w:szCs w:val="24"/>
         </w:rPr>
         <w:t>. O tempo de vigência deste termo de compromisso não se confunde com os prazos didáticos e acadêmicos necessários para cumprir bem a carga horária do estágio e para as devidas avaliações, sendo que estes serão estabelecidos pela Coordenadoria do Curso para que ocorram dentro do período de matrícula do estagiário e deverão ser respeitados pelos estagiários.</w:t>
@@ -4487,6 +4523,7 @@
         <w:tabs>
           <w:tab w:val="left" w:pos="0"/>
         </w:tabs>
+        <w:spacing w:before="0" w:after="0" w:line="20" w:lineRule="exact"/>
         <w:jc w:val="both"/>
         <w:rPr>
           <w:rFonts w:ascii="Arial" w:hAnsi="Arial" w:cs="Arial"/>
@@ -4507,13 +4544,13 @@
           <w:sz w:val="24"/>
           <w:szCs w:val="24"/>
         </w:rPr>
-        <w:spacing w:after="120" w:line="276" w:lineRule="auto"/>
-      </w:pPr>
-      <w:r>
-        <w:rPr>
-          <w:rFonts w:ascii="Arial" w:hAnsi="Arial" w:cs="Arial"/>
-          <w:b/>
-          <w:sz w:val="24"/>
+        <w:spacing w:after="0" w:line="240" w:lineRule="auto" w:before="0"/>
+      </w:pPr>
+      <w:r>
+        <w:rPr>
+          <w:rFonts w:ascii="Arial" w:hAnsi="Arial" w:cs="Arial"/>
+          <w:b/>
+          <w:sz w:val="21"/>
           <w:szCs w:val="24"/>
         </w:rPr>
         <w:t>CLÁUSULA 10ª</w:t>
@@ -4521,7 +4558,7 @@
       <w:r>
         <w:rPr>
           <w:rFonts w:ascii="Arial" w:hAnsi="Arial" w:cs="Arial"/>
-          <w:sz w:val="24"/>
+          <w:sz w:val="21"/>
           <w:szCs w:val="24"/>
         </w:rPr>
         <w:t xml:space="preserve">     O presente Termo de Compromisso de Estágio poderá ser prorrogado mediante termo aditivo até o limite de 02 (dois) anos, a contar da data da assinatura deste termo, por meio de comunicação escrita entre as partes e desde que o estagiário continue devidamente matriculado.</w:t>
@@ -4532,6 +4569,7 @@
         <w:tabs>
           <w:tab w:val="left" w:pos="0"/>
         </w:tabs>
+        <w:spacing w:before="0" w:after="0" w:line="20" w:lineRule="exact"/>
         <w:jc w:val="both"/>
         <w:rPr>
           <w:rFonts w:ascii="Arial" w:hAnsi="Arial" w:cs="Arial"/>
@@ -4551,12 +4589,12 @@
           <w:sz w:val="24"/>
           <w:szCs w:val="24"/>
         </w:rPr>
-        <w:spacing w:after="120" w:line="276" w:lineRule="auto"/>
-      </w:pPr>
-      <w:r>
-        <w:rPr>
-          <w:rFonts w:ascii="Arial" w:hAnsi="Arial" w:cs="Arial"/>
-          <w:sz w:val="24"/>
+        <w:spacing w:after="0" w:line="240" w:lineRule="auto" w:before="0"/>
+      </w:pPr>
+      <w:r>
+        <w:rPr>
+          <w:rFonts w:ascii="Arial" w:hAnsi="Arial" w:cs="Arial"/>
+          <w:sz w:val="21"/>
           <w:szCs w:val="24"/>
         </w:rPr>
         <w:t>E por estarem cientes sobre os termos do Convênio de Estágio, quanto ao plano de estágio e aos termos da Lei 11.788/2008 e da Lei 9.394/1996, as partes identificadas neste termo de quatro páginas no anverso, assinam o presente em três vias, todas de igual teor, para que uma fique em poder do estagiário, outra em poder da instituição de ensino e a outra em poder da unidade concedente do estágio.</w:t>
@@ -4567,6 +4605,7 @@
         <w:tabs>
           <w:tab w:val="left" w:pos="0"/>
         </w:tabs>
+        <w:spacing w:before="0" w:after="0" w:line="20" w:lineRule="exact"/>
         <w:jc w:val="both"/>
         <w:rPr>
           <w:rFonts w:ascii="Arial" w:hAnsi="Arial" w:cs="Arial"/>
@@ -4581,6 +4620,7 @@
           <w:tab w:val="left" w:pos="0"/>
           <w:tab w:val="left" w:pos="9811"/>
         </w:tabs>
+        <w:spacing w:before="0" w:after="0" w:line="20" w:lineRule="exact"/>
         <w:jc w:val="center"/>
         <w:rPr>
           <w:rFonts w:ascii="Arial" w:hAnsi="Arial" w:cs="Arial"/>
@@ -4595,6 +4635,7 @@
           <w:tab w:val="left" w:pos="0"/>
           <w:tab w:val="left" w:pos="9811"/>
         </w:tabs>
+        <w:spacing w:before="0" w:after="0" w:line="20" w:lineRule="exact"/>
         <w:jc w:val="center"/>
         <w:rPr>
           <w:rFonts w:ascii="Arial" w:hAnsi="Arial" w:cs="Arial"/>
@@ -4615,12 +4656,12 @@
           <w:sz w:val="24"/>
           <w:szCs w:val="24"/>
         </w:rPr>
-        <w:spacing w:after="120" w:line="276" w:lineRule="auto"/>
-      </w:pPr>
-      <w:r>
-        <w:rPr>
-          <w:rFonts w:ascii="Arial" w:hAnsi="Arial" w:cs="Arial"/>
-          <w:sz w:val="24"/>
+        <w:spacing w:after="0" w:line="240" w:lineRule="auto" w:before="0"/>
+      </w:pPr>
+      <w:r>
+        <w:rPr>
+          <w:rFonts w:ascii="Arial" w:hAnsi="Arial" w:cs="Arial"/>
+          <w:sz w:val="21"/>
           <w:szCs w:val="24"/>
         </w:rPr>
         <w:t>Três Lagoas, MS</w:t>
@@ -4628,7 +4669,7 @@
       <w:r>
         <w:rPr>
           <w:rFonts w:ascii="Arial" w:hAnsi="Arial" w:cs="Arial"/>
-          <w:sz w:val="24"/>
+          <w:sz w:val="21"/>
           <w:szCs w:val="24"/>
         </w:rPr>
         <w:t xml:space="preserve"> –</w:t>
@@ -4636,7 +4677,7 @@
       <w:r>
         <w:rPr>
           <w:rFonts w:ascii="Arial" w:hAnsi="Arial" w:cs="Arial"/>
-          <w:sz w:val="24"/>
+          <w:sz w:val="21"/>
           <w:szCs w:val="24"/>
         </w:rPr>
         <w:t>{{dia_documento}}</w:t>
@@ -4644,14 +4685,14 @@
       <w:r>
         <w:rPr>
           <w:rFonts w:ascii="Arial" w:hAnsi="Arial" w:cs="Arial"/>
-          <w:sz w:val="24"/>
-          <w:szCs w:val="24"/>
-        </w:rPr>
-      </w:r>
-      <w:r>
-        <w:rPr>
-          <w:rFonts w:ascii="Arial" w:hAnsi="Arial" w:cs="Arial"/>
-          <w:sz w:val="24"/>
+          <w:sz w:val="21"/>
+          <w:szCs w:val="24"/>
+        </w:rPr>
+      </w:r>
+      <w:r>
+        <w:rPr>
+          <w:rFonts w:ascii="Arial" w:hAnsi="Arial" w:cs="Arial"/>
+          <w:sz w:val="21"/>
           <w:szCs w:val="24"/>
         </w:rPr>
         <w:t>de</w:t>
@@ -4659,7 +4700,7 @@
       <w:r>
         <w:rPr>
           <w:rFonts w:ascii="Arial" w:hAnsi="Arial" w:cs="Arial"/>
-          <w:sz w:val="24"/>
+          <w:sz w:val="21"/>
           <w:szCs w:val="24"/>
         </w:rPr>
         <w:t>{{mes_documento}}</w:t>
@@ -4668,14 +4709,14 @@
         <w:rPr>
           <w:rFonts w:ascii="Arial" w:hAnsi="Arial" w:cs="Arial"/>
           <w:color w:val="000000"/>
-          <w:sz w:val="24"/>
-          <w:szCs w:val="24"/>
-        </w:rPr>
-      </w:r>
-      <w:r>
-        <w:rPr>
-          <w:rFonts w:ascii="Arial" w:hAnsi="Arial" w:cs="Arial"/>
-          <w:sz w:val="24"/>
+          <w:sz w:val="21"/>
+          <w:szCs w:val="24"/>
+        </w:rPr>
+      </w:r>
+      <w:r>
+        <w:rPr>
+          <w:rFonts w:ascii="Arial" w:hAnsi="Arial" w:cs="Arial"/>
+          <w:sz w:val="21"/>
           <w:szCs w:val="24"/>
         </w:rPr>
         <w:t>de 20</w:t>
@@ -4683,7 +4724,7 @@
       <w:r>
         <w:rPr>
           <w:rFonts w:ascii="Arial" w:hAnsi="Arial" w:cs="Arial"/>
-          <w:sz w:val="24"/>
+          <w:sz w:val="21"/>
           <w:szCs w:val="24"/>
         </w:rPr>
         <w:t>2</w:t>
@@ -4691,7 +4732,7 @@
       <w:r>
         <w:rPr>
           <w:rFonts w:ascii="Arial" w:hAnsi="Arial" w:cs="Arial"/>
-          <w:sz w:val="24"/>
+          <w:sz w:val="21"/>
           <w:szCs w:val="24"/>
         </w:rPr>
         <w:t>{{ano_documento_curto}}</w:t>
@@ -4699,7 +4740,7 @@
       <w:r>
         <w:rPr>
           <w:rFonts w:ascii="Arial" w:hAnsi="Arial" w:cs="Arial"/>
-          <w:sz w:val="24"/>
+          <w:sz w:val="21"/>
           <w:szCs w:val="24"/>
         </w:rPr>
         <w:t>.</w:t>
@@ -4711,6 +4752,7 @@
           <w:tab w:val="left" w:pos="0"/>
           <w:tab w:val="left" w:pos="9639"/>
         </w:tabs>
+        <w:spacing w:before="0" w:after="0" w:line="20" w:lineRule="exact"/>
         <w:jc w:val="right"/>
         <w:rPr>
           <w:rFonts w:ascii="Arial" w:hAnsi="Arial" w:cs="Arial"/>
@@ -4742,6 +4784,7 @@
               <w:tabs>
                 <w:tab w:val="left" w:pos="0"/>
               </w:tabs>
+              <w:spacing w:before="0" w:after="0" w:line="240" w:lineRule="auto"/>
               <w:rPr>
                 <w:rFonts w:ascii="Arial" w:hAnsi="Arial" w:cs="Arial"/>
                 <w:b/>
@@ -4755,6 +4798,7 @@
               <w:tabs>
                 <w:tab w:val="left" w:pos="0"/>
               </w:tabs>
+              <w:spacing w:before="0" w:after="0" w:line="240" w:lineRule="auto"/>
               <w:rPr>
                 <w:rFonts w:ascii="Arial" w:hAnsi="Arial" w:cs="Arial"/>
                 <w:b/>
@@ -4768,6 +4812,7 @@
               <w:tabs>
                 <w:tab w:val="left" w:pos="0"/>
               </w:tabs>
+              <w:spacing w:before="0" w:after="0" w:line="240" w:lineRule="auto"/>
               <w:rPr>
                 <w:rFonts w:ascii="Arial" w:hAnsi="Arial" w:cs="Arial"/>
                 <w:b/>
@@ -4781,6 +4826,7 @@
               <w:tabs>
                 <w:tab w:val="left" w:pos="0"/>
               </w:tabs>
+              <w:spacing w:before="0" w:after="0" w:line="240" w:lineRule="auto"/>
               <w:rPr>
                 <w:rFonts w:ascii="Arial" w:hAnsi="Arial" w:cs="Arial"/>
                 <w:b/>
@@ -4794,6 +4840,7 @@
               <w:tabs>
                 <w:tab w:val="left" w:pos="0"/>
               </w:tabs>
+              <w:spacing w:before="0" w:after="0" w:line="240" w:lineRule="auto"/>
               <w:rPr>
                 <w:rFonts w:ascii="Arial" w:hAnsi="Arial" w:cs="Arial"/>
                 <w:b/>
@@ -4807,6 +4854,7 @@
               <w:tabs>
                 <w:tab w:val="left" w:pos="0"/>
               </w:tabs>
+              <w:spacing w:before="0" w:after="0" w:line="240" w:lineRule="auto"/>
               <w:rPr>
                 <w:rFonts w:ascii="Arial" w:hAnsi="Arial" w:cs="Arial"/>
                 <w:b/>
@@ -4818,7 +4866,7 @@
               <w:rPr>
                 <w:rFonts w:ascii="Arial" w:hAnsi="Arial" w:cs="Arial"/>
                 <w:b/>
-                <w:sz w:val="24"/>
+                <w:sz w:val="20"/>
                 <w:szCs w:val="24"/>
               </w:rPr>
               <w:t>Unidade Concedente do Estágio</w:t>
@@ -4835,6 +4883,7 @@
                 <w:tab w:val="left" w:pos="0"/>
                 <w:tab w:val="left" w:pos="9639"/>
               </w:tabs>
+              <w:spacing w:before="0" w:after="0" w:line="240" w:lineRule="auto"/>
               <w:rPr>
                 <w:rFonts w:ascii="Arial" w:hAnsi="Arial" w:cs="Arial"/>
                 <w:sz w:val="24"/>
@@ -4844,6 +4893,7 @@
           </w:p>
           <w:p ns2:paraId="479FD58D" ns2:textId="77777777">
             <w:pPr>
+              <w:spacing w:before="0" w:after="0" w:line="240" w:lineRule="auto"/>
               <w:rPr>
                 <w:rFonts w:ascii="Arial" w:hAnsi="Arial" w:cs="Arial"/>
                 <w:sz w:val="24"/>
@@ -4853,6 +4903,7 @@
           </w:p>
           <w:p ns2:paraId="59D04D13" ns2:textId="77777777">
             <w:pPr>
+              <w:spacing w:before="0" w:after="0" w:line="240" w:lineRule="auto"/>
               <w:rPr>
                 <w:rFonts w:ascii="Arial" w:hAnsi="Arial" w:cs="Arial"/>
                 <w:sz w:val="24"/>
@@ -4862,6 +4913,7 @@
           </w:p>
           <w:p ns2:paraId="2729BD5A" ns2:textId="77777777">
             <w:pPr>
+              <w:spacing w:before="0" w:after="0" w:line="240" w:lineRule="auto"/>
               <w:rPr>
                 <w:rFonts w:ascii="Arial" w:hAnsi="Arial" w:cs="Arial"/>
                 <w:sz w:val="24"/>
@@ -4874,6 +4926,7 @@
               <w:tabs>
                 <w:tab w:val="left" w:pos="0"/>
               </w:tabs>
+              <w:spacing w:before="0" w:after="0" w:line="240" w:lineRule="auto"/>
               <w:rPr>
                 <w:rFonts w:ascii="Arial" w:hAnsi="Arial" w:cs="Arial"/>
                 <w:b/>
@@ -4887,6 +4940,7 @@
               <w:tabs>
                 <w:tab w:val="left" w:pos="0"/>
               </w:tabs>
+              <w:spacing w:before="0" w:after="0" w:line="240" w:lineRule="auto"/>
               <w:rPr>
                 <w:rFonts w:ascii="Arial" w:hAnsi="Arial" w:cs="Arial"/>
                 <w:b/>
@@ -4898,7 +4952,7 @@
               <w:rPr>
                 <w:rFonts w:ascii="Arial" w:hAnsi="Arial" w:cs="Arial"/>
                 <w:b/>
-                <w:sz w:val="24"/>
+                <w:sz w:val="20"/>
                 <w:szCs w:val="24"/>
               </w:rPr>
               <w:t>Estagiário</w:t>
@@ -4920,6 +4974,7 @@
                 <w:tab w:val="left" w:pos="0"/>
                 <w:tab w:val="left" w:pos="9639"/>
               </w:tabs>
+              <w:spacing w:before="0" w:after="0" w:line="240" w:lineRule="auto"/>
               <w:rPr>
                 <w:rFonts w:ascii="Arial" w:hAnsi="Arial" w:cs="Arial"/>
                 <w:sz w:val="24"/>
@@ -4929,6 +4984,7 @@
           </w:p>
           <w:p ns2:paraId="2815C6CA" ns2:textId="77777777">
             <w:pPr>
+              <w:spacing w:before="0" w:after="0" w:line="240" w:lineRule="auto"/>
               <w:rPr>
                 <w:rFonts w:ascii="Arial" w:hAnsi="Arial" w:cs="Arial"/>
                 <w:sz w:val="24"/>
@@ -4938,6 +4994,7 @@
           </w:p>
           <w:p ns2:paraId="6677FBFC" ns2:textId="77777777">
             <w:pPr>
+              <w:spacing w:before="0" w:after="0" w:line="240" w:lineRule="auto"/>
               <w:rPr>
                 <w:rFonts w:ascii="Arial" w:hAnsi="Arial" w:cs="Arial"/>
                 <w:sz w:val="24"/>
@@ -4947,6 +5004,7 @@
           </w:p>
           <w:p ns2:paraId="240AF320" ns2:textId="77777777">
             <w:pPr>
+              <w:spacing w:before="0" w:after="0" w:line="240" w:lineRule="auto"/>
               <w:rPr>
                 <w:rFonts w:ascii="Arial" w:hAnsi="Arial" w:cs="Arial"/>
                 <w:sz w:val="24"/>
@@ -4956,6 +5014,7 @@
           </w:p>
           <w:p ns2:paraId="531DE0C6" ns2:textId="77777777">
             <w:pPr>
+              <w:spacing w:before="0" w:after="0" w:line="240" w:lineRule="auto"/>
               <w:rPr>
                 <w:rFonts w:ascii="Arial" w:hAnsi="Arial" w:cs="Arial"/>
                 <w:sz w:val="24"/>
@@ -4966,7 +5025,7 @@
               <w:rPr>
                 <w:rFonts w:ascii="Arial" w:hAnsi="Arial" w:cs="Arial"/>
                 <w:b/>
-                <w:sz w:val="24"/>
+                <w:sz w:val="20"/>
                 <w:szCs w:val="24"/>
               </w:rPr>
               <w:t>Coordenador do Curso</w:t>
@@ -4983,6 +5042,7 @@
                 <w:tab w:val="left" w:pos="0"/>
                 <w:tab w:val="left" w:pos="9639"/>
               </w:tabs>
+              <w:spacing w:before="0" w:after="0" w:line="240" w:lineRule="auto"/>
               <w:rPr>
                 <w:rFonts w:ascii="Arial" w:hAnsi="Arial" w:cs="Arial"/>
                 <w:sz w:val="24"/>
@@ -4992,6 +5052,7 @@
           </w:p>
           <w:p ns2:paraId="3CC78A5D" ns2:textId="77777777">
             <w:pPr>
+              <w:spacing w:before="0" w:after="0" w:line="240" w:lineRule="auto"/>
               <w:rPr>
                 <w:rFonts w:ascii="Arial" w:hAnsi="Arial" w:cs="Arial"/>
                 <w:sz w:val="24"/>
@@ -5001,6 +5062,7 @@
           </w:p>
           <w:p ns2:paraId="4E13F24B" ns2:textId="77777777">
             <w:pPr>
+              <w:spacing w:before="0" w:after="0" w:line="240" w:lineRule="auto"/>
               <w:rPr>
                 <w:rFonts w:ascii="Arial" w:hAnsi="Arial" w:cs="Arial"/>
                 <w:sz w:val="24"/>
@@ -5010,6 +5072,7 @@
           </w:p>
           <w:p ns2:paraId="6E42FF49" ns2:textId="77777777">
             <w:pPr>
+              <w:spacing w:before="0" w:after="0" w:line="240" w:lineRule="auto"/>
               <w:rPr>
                 <w:rFonts w:ascii="Arial" w:hAnsi="Arial" w:cs="Arial"/>
                 <w:sz w:val="24"/>
@@ -5022,6 +5085,7 @@
               <w:tabs>
                 <w:tab w:val="left" w:pos="0"/>
               </w:tabs>
+              <w:spacing w:before="0" w:after="0" w:line="240" w:lineRule="auto"/>
               <w:rPr>
                 <w:rFonts w:ascii="Arial" w:hAnsi="Arial" w:cs="Arial"/>
                 <w:b/>
@@ -5033,7 +5097,7 @@
               <w:rPr>
                 <w:rFonts w:ascii="Arial" w:hAnsi="Arial" w:cs="Arial"/>
                 <w:b/>
-                <w:sz w:val="24"/>
+                <w:sz w:val="20"/>
                 <w:szCs w:val="24"/>
               </w:rPr>
               <w:t>Representante Legal (Quando menor)</w:t>
@@ -5055,6 +5119,7 @@
                 <w:tab w:val="left" w:pos="0"/>
                 <w:tab w:val="left" w:pos="9639"/>
               </w:tabs>
+              <w:spacing w:before="0" w:after="0" w:line="240" w:lineRule="auto"/>
               <w:rPr>
                 <w:rFonts w:ascii="Arial" w:hAnsi="Arial" w:cs="Arial"/>
                 <w:sz w:val="24"/>
@@ -5064,6 +5129,7 @@
           </w:p>
           <w:p ns2:paraId="15B0AE96" ns2:textId="77777777">
             <w:pPr>
+              <w:spacing w:before="0" w:after="0" w:line="240" w:lineRule="auto"/>
               <w:rPr>
                 <w:rFonts w:ascii="Arial" w:hAnsi="Arial" w:cs="Arial"/>
                 <w:sz w:val="24"/>
@@ -5073,6 +5139,7 @@
           </w:p>
           <w:p ns2:paraId="36267919" ns2:textId="77777777">
             <w:pPr>
+              <w:spacing w:before="0" w:after="0" w:line="240" w:lineRule="auto"/>
               <w:rPr>
                 <w:rFonts w:ascii="Arial" w:hAnsi="Arial" w:cs="Arial"/>
                 <w:sz w:val="24"/>
@@ -5082,6 +5149,7 @@
           </w:p>
           <w:p ns2:paraId="7D008E4B" ns2:textId="77777777">
             <w:pPr>
+              <w:spacing w:before="0" w:after="0" w:line="240" w:lineRule="auto"/>
               <w:rPr>
                 <w:rFonts w:ascii="Arial" w:hAnsi="Arial" w:cs="Arial"/>
                 <w:sz w:val="24"/>
@@ -5094,7 +5162,7 @@
               <w:tabs>
                 <w:tab w:val="left" w:pos="0"/>
               </w:tabs>
-              <w:spacing w:line="276" w:lineRule="auto"/>
+              <w:spacing w:line="240" w:lineRule="auto" w:before="0" w:after="0"/>
               <w:rPr>
                 <w:rFonts w:ascii="Arial" w:hAnsi="Arial" w:cs="Arial"/>
                 <w:b/>
@@ -5106,7 +5174,7 @@
               <w:rPr>
                 <w:rFonts w:ascii="Arial" w:hAnsi="Arial" w:cs="Arial"/>
                 <w:b/>
-                <w:sz w:val="24"/>
+                <w:sz w:val="20"/>
                 <w:szCs w:val="24"/>
               </w:rPr>
               <w:t>Secretaria Acadêmica da AEMS</w:t>
@@ -5123,6 +5191,7 @@
                 <w:tab w:val="left" w:pos="0"/>
                 <w:tab w:val="left" w:pos="9639"/>
               </w:tabs>
+              <w:spacing w:before="0" w:after="0" w:line="240" w:lineRule="auto"/>
               <w:rPr>
                 <w:rFonts w:ascii="Arial" w:hAnsi="Arial" w:cs="Arial"/>
                 <w:sz w:val="24"/>
@@ -5132,6 +5201,7 @@
           </w:p>
           <w:p ns2:paraId="5014D218" ns2:textId="77777777">
             <w:pPr>
+              <w:spacing w:before="0" w:after="0" w:line="240" w:lineRule="auto"/>
               <w:rPr>
                 <w:rFonts w:ascii="Arial" w:hAnsi="Arial" w:cs="Arial"/>
                 <w:sz w:val="24"/>
@@ -5141,6 +5211,7 @@
           </w:p>
           <w:p ns2:paraId="49CCBF1B" ns2:textId="77777777">
             <w:pPr>
+              <w:spacing w:before="0" w:after="0" w:line="240" w:lineRule="auto"/>
               <w:rPr>
                 <w:rFonts w:ascii="Arial" w:hAnsi="Arial" w:cs="Arial"/>
                 <w:sz w:val="24"/>
@@ -5150,6 +5221,7 @@
           </w:p>
           <w:p ns2:paraId="4ECC4739" ns2:textId="77777777">
             <w:pPr>
+              <w:spacing w:before="0" w:after="0" w:line="240" w:lineRule="auto"/>
               <w:rPr>
                 <w:rFonts w:ascii="Arial" w:hAnsi="Arial" w:cs="Arial"/>
                 <w:sz w:val="24"/>
@@ -5162,7 +5234,7 @@
               <w:tabs>
                 <w:tab w:val="left" w:pos="0"/>
               </w:tabs>
-              <w:spacing w:line="276" w:lineRule="auto"/>
+              <w:spacing w:line="240" w:lineRule="auto" w:before="0" w:after="0"/>
               <w:rPr>
                 <w:rFonts w:ascii="Arial" w:hAnsi="Arial" w:cs="Arial"/>
                 <w:b/>
@@ -5174,7 +5246,7 @@
               <w:rPr>
                 <w:rFonts w:ascii="Arial" w:hAnsi="Arial" w:cs="Arial"/>
                 <w:b/>
-                <w:sz w:val="24"/>
+                <w:sz w:val="20"/>
                 <w:szCs w:val="24"/>
               </w:rPr>
               <w:t>Testemunha</w:t>
@@ -5183,7 +5255,7 @@
               <w:rPr>
                 <w:rFonts w:ascii="Arial" w:hAnsi="Arial" w:cs="Arial"/>
                 <w:b/>
-                <w:sz w:val="24"/>
+                <w:sz w:val="20"/>
                 <w:szCs w:val="24"/>
               </w:rPr>
               <w:t>s</w:t>
@@ -5198,6 +5270,7 @@
           <w:tab w:val="left" w:pos="0"/>
           <w:tab w:val="left" w:pos="9639"/>
         </w:tabs>
+        <w:spacing w:before="0" w:after="0" w:line="20" w:lineRule="exact"/>
         <w:rPr>
           <w:rFonts w:ascii="Arial" w:hAnsi="Arial" w:cs="Arial"/>
           <w:sz w:val="24"/>
@@ -7018,6 +7091,13 @@
     <w:name w:val="Normal"/>
     <w:qFormat/>
     <w:rsid w:val="00D411F3"/>
+    <w:pPr>
+      <w:spacing w:before="0" w:after="0" w:line="240" w:lineRule="auto"/>
+    </w:pPr>
+    <w:rPr>
+      <w:rFonts w:ascii="Arial" w:hAnsi="Arial"/>
+      <w:sz w:val="21"/>
+    </w:rPr>
   </w:style>
   <w:style w:type="paragraph" w:styleId="Ttulo1">
     <w:name w:val="heading 1"/>
@@ -7371,8 +7451,12 @@
     <w:link w:val="CorpodetextoChar"/>
     <w:rsid w:val="00CC6752"/>
     <w:pPr>
-      <w:spacing w:after="120"/>
+      <w:spacing w:after="0" w:before="0" w:line="240" w:lineRule="auto"/>
     </w:pPr>
+    <w:rPr>
+      <w:rFonts w:ascii="Arial" w:hAnsi="Arial"/>
+      <w:sz w:val="21"/>
+    </w:rPr>
   </w:style>
   <w:style w:type="character" w:customStyle="1" w:styleId="CorpodetextoChar">
     <w:name w:val="Corpo de texto Char"/>

--- a/models/termo-compromisso-estagio-obrigatorio-aems.docx
+++ b/models/termo-compromisso-estagio-obrigatorio-aems.docx
@@ -34,6 +34,7 @@
           <w:sz w:val="28"/>
           <w:szCs w:val="24"/>
         </w:rPr>
+        <w:t xml:space="preserve"> </w:t>
       </w:r>
       <w:r>
         <w:rPr>
@@ -61,7 +62,7 @@
         <w:tabs>
           <w:tab w:val="left" w:pos="0"/>
         </w:tabs>
-        <w:spacing w:before="0" w:after="0" w:line="20" w:lineRule="exact"/>
+        <w:spacing w:before="0" w:after="0" w:line="240" w:lineRule="auto"/>
         <w:jc w:val="both"/>
         <w:rPr>
           <w:rFonts w:ascii="Arial" w:hAnsi="Arial" w:cs="Arial"/>
@@ -90,7 +91,7 @@
           <w:sz w:val="21"/>
           <w:szCs w:val="24"/>
         </w:rPr>
-        <w:t>Por este Termo de Compromisso de Estágio Curricular Obrigatório, sem vínculo empregatício, referente ao Curso de</w:t>
+        <w:t xml:space="preserve">Por este Termo de Compromisso de Estágio Curricular Obrigatório, sem vínculo empregatício, referente ao Curso de </w:t>
       </w:r>
       <w:r>
         <w:rPr>
@@ -117,7 +118,7 @@
         <w:tabs>
           <w:tab w:val="left" w:pos="0"/>
         </w:tabs>
-        <w:spacing w:after="0" w:before="0" w:line="20" w:lineRule="exact"/>
+        <w:spacing w:after="0" w:before="0" w:line="240" w:lineRule="auto"/>
         <w:rPr>
           <w:rFonts w:ascii="Arial" w:hAnsi="Arial" w:cs="Arial"/>
           <w:sz w:val="24"/>
@@ -207,7 +208,7 @@
           <w:sz w:val="21"/>
           <w:szCs w:val="24"/>
         </w:rPr>
-        <w:t>Razão social:</w:t>
+        <w:t xml:space="preserve">Razão social: </w:t>
       </w:r>
       <w:r>
         <w:rPr>
@@ -251,6 +252,7 @@
           <w:sz w:val="21"/>
           <w:szCs w:val="24"/>
         </w:rPr>
+        <w:t xml:space="preserve"> </w:t>
       </w:r>
       <w:r>
         <w:rPr>
@@ -268,20 +270,23 @@
           <w:sz w:val="21"/>
           <w:szCs w:val="24"/>
         </w:rPr>
-      </w:r>
-      <w:r>
-        <w:rPr>
-          <w:rFonts w:ascii="Arial" w:hAnsi="Arial" w:cs="Arial"/>
-          <w:sz w:val="21"/>
-          <w:szCs w:val="24"/>
-        </w:rPr>
-      </w:r>
-      <w:r>
-        <w:rPr>
-          <w:rFonts w:ascii="Arial" w:hAnsi="Arial" w:cs="Arial"/>
-          <w:sz w:val="21"/>
-          <w:szCs w:val="24"/>
-        </w:rPr>
+        <w:tab/>
+      </w:r>
+      <w:r>
+        <w:rPr>
+          <w:rFonts w:ascii="Arial" w:hAnsi="Arial" w:cs="Arial"/>
+          <w:sz w:val="21"/>
+          <w:szCs w:val="24"/>
+        </w:rPr>
+        <w:tab/>
+      </w:r>
+      <w:r>
+        <w:rPr>
+          <w:rFonts w:ascii="Arial" w:hAnsi="Arial" w:cs="Arial"/>
+          <w:sz w:val="21"/>
+          <w:szCs w:val="24"/>
+        </w:rPr>
+        <w:tab/>
       </w:r>
     </w:p>
     <w:p ns2:paraId="68ACEB29" ns2:textId="77777777">
@@ -307,7 +312,7 @@
           <w:sz w:val="21"/>
           <w:szCs w:val="24"/>
         </w:rPr>
-        <w:t>Telefone: {{telefone_empresa}}</w:t>
+        <w:t xml:space="preserve">Telefone: {{telefone_empresa}}        </w:t>
       </w:r>
       <w:r>
         <w:rPr>
@@ -359,7 +364,7 @@
           <w:sz w:val="21"/>
           <w:szCs w:val="24"/>
         </w:rPr>
-        <w:t>Ramo de atividade: {{ramo_atividade}}</w:t>
+        <w:t xml:space="preserve">Ramo de atividade: {{ramo_atividade}}                                                                                 </w:t>
       </w:r>
       <w:r>
         <w:rPr>
@@ -419,7 +424,7 @@
           <w:sz w:val="21"/>
           <w:szCs w:val="24"/>
         </w:rPr>
-        <w:t>E-mail: {{email_empresa}}</w:t>
+        <w:t xml:space="preserve">E-mail: {{email_empresa}}</w:t>
       </w:r>
       <w:r>
         <w:rPr>
@@ -463,7 +468,7 @@
           <w:sz w:val="21"/>
           <w:szCs w:val="24"/>
         </w:rPr>
-        <w:t>Endereço: {{endereco_empresa}}</w:t>
+        <w:t xml:space="preserve">Endereço: {{endereco_empresa}}  </w:t>
       </w:r>
       <w:r>
         <w:rPr>
@@ -521,7 +526,7 @@
           <w:sz w:val="21"/>
           <w:szCs w:val="24"/>
         </w:rPr>
-        <w:t>Bairro: {{bairro_empresa}}</w:t>
+        <w:t xml:space="preserve">Bairro: {{bairro_empresa}}                                              </w:t>
       </w:r>
       <w:r>
         <w:rPr>
@@ -569,7 +574,7 @@
           <w:sz w:val="21"/>
           <w:szCs w:val="24"/>
         </w:rPr>
-        <w:t>Município: {{municipio_empresa}}</w:t>
+        <w:t xml:space="preserve">Município: {{municipio_empresa}}                                                          </w:t>
       </w:r>
       <w:r>
         <w:rPr>
@@ -617,7 +622,7 @@
           <w:sz w:val="21"/>
           <w:szCs w:val="24"/>
         </w:rPr>
-        <w:t>UF: {{uf_empresa}}</w:t>
+        <w:t xml:space="preserve">UF: {{uf_empresa}}                            </w:t>
       </w:r>
       <w:r>
         <w:rPr>
@@ -657,7 +662,7 @@
           <w:sz w:val="21"/>
           <w:szCs w:val="24"/>
         </w:rPr>
-        <w:t>CEP: {{cep_empresa}}</w:t>
+        <w:t xml:space="preserve">CEP: {{cep_empresa}} </w:t>
       </w:r>
       <w:r>
         <w:rPr>
@@ -698,7 +703,7 @@
           <w:sz w:val="21"/>
           <w:szCs w:val="24"/>
         </w:rPr>
-        <w:t>Representada por: {{representante_legal}}</w:t>
+        <w:t xml:space="preserve">Representada por: {{representante_legal}}                                      </w:t>
       </w:r>
       <w:r>
         <w:rPr>
@@ -732,6 +737,8 @@
           <w:sz w:val="21"/>
           <w:szCs w:val="24"/>
         </w:rPr>
+        <w:tab/>
+        <w:t xml:space="preserve"/>
       </w:r>
     </w:p>
     <w:p ns2:paraId="734E07C6" ns2:textId="77777777">
@@ -755,7 +762,7 @@
           <w:sz w:val="21"/>
           <w:szCs w:val="24"/>
         </w:rPr>
-        <w:t>Cargo:  {{cargo_representante}}</w:t>
+        <w:t xml:space="preserve">Cargo:  {{cargo_representante}}</w:t>
       </w:r>
       <w:r>
         <w:rPr>
@@ -782,7 +789,7 @@
           <w:tab w:val="left" w:pos="0"/>
           <w:tab w:val="left" w:pos="4500"/>
         </w:tabs>
-        <w:spacing w:before="0" w:after="0" w:line="20" w:lineRule="exact"/>
+        <w:spacing w:before="0" w:after="0" w:line="240" w:lineRule="auto"/>
         <w:jc w:val="both"/>
         <w:rPr>
           <w:rFonts w:ascii="Arial" w:hAnsi="Arial" w:cs="Arial"/>
@@ -869,7 +876,7 @@
           <w:sz w:val="21"/>
           <w:szCs w:val="24"/>
         </w:rPr>
-        <w:t>Nome: {{nome_estudante}}</w:t>
+        <w:t xml:space="preserve">Nome: {{nome_estudante}}                                                                       </w:t>
       </w:r>
       <w:r>
         <w:rPr>
@@ -903,34 +910,40 @@
           <w:sz w:val="21"/>
           <w:szCs w:val="24"/>
         </w:rPr>
-      </w:r>
-      <w:r>
-        <w:rPr>
-          <w:rFonts w:ascii="Arial" w:hAnsi="Arial" w:cs="Arial"/>
-          <w:sz w:val="21"/>
-          <w:szCs w:val="24"/>
-        </w:rPr>
-      </w:r>
-      <w:r>
-        <w:rPr>
-          <w:rFonts w:ascii="Arial" w:hAnsi="Arial" w:cs="Arial"/>
-          <w:sz w:val="21"/>
-          <w:szCs w:val="24"/>
-        </w:rPr>
-      </w:r>
-      <w:r>
-        <w:rPr>
-          <w:rFonts w:ascii="Arial" w:hAnsi="Arial" w:cs="Arial"/>
-          <w:sz w:val="21"/>
-          <w:szCs w:val="24"/>
-        </w:rPr>
-      </w:r>
-      <w:r>
-        <w:rPr>
-          <w:rFonts w:ascii="Arial" w:hAnsi="Arial" w:cs="Arial"/>
-          <w:sz w:val="21"/>
-          <w:szCs w:val="24"/>
-        </w:rPr>
+        <w:tab/>
+      </w:r>
+      <w:r>
+        <w:rPr>
+          <w:rFonts w:ascii="Arial" w:hAnsi="Arial" w:cs="Arial"/>
+          <w:sz w:val="21"/>
+          <w:szCs w:val="24"/>
+        </w:rPr>
+        <w:tab/>
+      </w:r>
+      <w:r>
+        <w:rPr>
+          <w:rFonts w:ascii="Arial" w:hAnsi="Arial" w:cs="Arial"/>
+          <w:sz w:val="21"/>
+          <w:szCs w:val="24"/>
+        </w:rPr>
+        <w:tab/>
+      </w:r>
+      <w:r>
+        <w:rPr>
+          <w:rFonts w:ascii="Arial" w:hAnsi="Arial" w:cs="Arial"/>
+          <w:sz w:val="21"/>
+          <w:szCs w:val="24"/>
+        </w:rPr>
+        <w:tab/>
+      </w:r>
+      <w:r>
+        <w:rPr>
+          <w:rFonts w:ascii="Arial" w:hAnsi="Arial" w:cs="Arial"/>
+          <w:sz w:val="21"/>
+          <w:szCs w:val="24"/>
+        </w:rPr>
+        <w:tab/>
+        <w:t xml:space="preserve"/>
       </w:r>
     </w:p>
     <w:p ns2:paraId="323B264A" ns2:textId="77777777">
@@ -952,7 +965,7 @@
           <w:sz w:val="21"/>
           <w:szCs w:val="24"/>
         </w:rPr>
-        <w:t>Telefone: {{telefone_estudante}}</w:t>
+        <w:t xml:space="preserve">Telefone: {{telefone_estudante}} </w:t>
       </w:r>
       <w:r>
         <w:rPr>
@@ -1000,7 +1013,7 @@
           <w:sz w:val="21"/>
           <w:szCs w:val="24"/>
         </w:rPr>
-        <w:t>Identidade: {{rg}}</w:t>
+        <w:t xml:space="preserve">Identidade: {{rg}}                          </w:t>
       </w:r>
       <w:r>
         <w:rPr>
@@ -1026,20 +1039,24 @@
           <w:sz w:val="21"/>
           <w:szCs w:val="24"/>
         </w:rPr>
-      </w:r>
-      <w:r>
-        <w:rPr>
-          <w:rFonts w:ascii="Arial" w:hAnsi="Arial" w:cs="Arial"/>
-          <w:sz w:val="21"/>
-          <w:szCs w:val="24"/>
-        </w:rPr>
-      </w:r>
-      <w:r>
-        <w:rPr>
-          <w:rFonts w:ascii="Arial" w:hAnsi="Arial" w:cs="Arial"/>
-          <w:sz w:val="21"/>
-          <w:szCs w:val="24"/>
-        </w:rPr>
+        <w:tab/>
+      </w:r>
+      <w:r>
+        <w:rPr>
+          <w:rFonts w:ascii="Arial" w:hAnsi="Arial" w:cs="Arial"/>
+          <w:sz w:val="21"/>
+          <w:szCs w:val="24"/>
+        </w:rPr>
+        <w:tab/>
+      </w:r>
+      <w:r>
+        <w:rPr>
+          <w:rFonts w:ascii="Arial" w:hAnsi="Arial" w:cs="Arial"/>
+          <w:sz w:val="21"/>
+          <w:szCs w:val="24"/>
+        </w:rPr>
+        <w:tab/>
+        <w:t xml:space="preserve"/>
       </w:r>
     </w:p>
     <w:p ns2:paraId="733C306E" ns2:textId="77777777">
@@ -1061,7 +1078,7 @@
           <w:sz w:val="21"/>
           <w:szCs w:val="24"/>
         </w:rPr>
-        <w:t>CPF: {{cpf}}</w:t>
+        <w:t xml:space="preserve">CPF: {{cpf}}     </w:t>
       </w:r>
       <w:r>
         <w:rPr>
@@ -1087,20 +1104,24 @@
           <w:sz w:val="21"/>
           <w:szCs w:val="24"/>
         </w:rPr>
-      </w:r>
-      <w:r>
-        <w:rPr>
-          <w:rFonts w:ascii="Arial" w:hAnsi="Arial" w:cs="Arial"/>
-          <w:sz w:val="21"/>
-          <w:szCs w:val="24"/>
-        </w:rPr>
-      </w:r>
-      <w:r>
-        <w:rPr>
-          <w:rFonts w:ascii="Arial" w:hAnsi="Arial" w:cs="Arial"/>
-          <w:sz w:val="21"/>
-          <w:szCs w:val="24"/>
-        </w:rPr>
+        <w:tab/>
+      </w:r>
+      <w:r>
+        <w:rPr>
+          <w:rFonts w:ascii="Arial" w:hAnsi="Arial" w:cs="Arial"/>
+          <w:sz w:val="21"/>
+          <w:szCs w:val="24"/>
+        </w:rPr>
+        <w:tab/>
+      </w:r>
+      <w:r>
+        <w:rPr>
+          <w:rFonts w:ascii="Arial" w:hAnsi="Arial" w:cs="Arial"/>
+          <w:sz w:val="21"/>
+          <w:szCs w:val="24"/>
+        </w:rPr>
+        <w:tab/>
+        <w:t xml:space="preserve"/>
       </w:r>
     </w:p>
     <w:p ns2:paraId="671AF3CE" ns2:textId="77777777">
@@ -1122,7 +1143,7 @@
           <w:sz w:val="21"/>
           <w:szCs w:val="24"/>
         </w:rPr>
-        <w:t>Data de Nascimento: {{data_nascimento}}</w:t>
+        <w:t xml:space="preserve">Data de Nascimento: {{data_nascimento}} </w:t>
       </w:r>
       <w:r>
         <w:rPr>
@@ -1186,14 +1207,15 @@
           <w:sz w:val="21"/>
           <w:szCs w:val="24"/>
         </w:rPr>
-        <w:t>Curso: {{curso}}</w:t>
-      </w:r>
-      <w:r>
-        <w:rPr>
-          <w:rFonts w:ascii="Arial" w:hAnsi="Arial" w:cs="Arial"/>
-          <w:sz w:val="21"/>
-          <w:szCs w:val="24"/>
-        </w:rPr>
+        <w:t xml:space="preserve">Curso: {{curso}}              </w:t>
+      </w:r>
+      <w:r>
+        <w:rPr>
+          <w:rFonts w:ascii="Arial" w:hAnsi="Arial" w:cs="Arial"/>
+          <w:sz w:val="21"/>
+          <w:szCs w:val="24"/>
+        </w:rPr>
+        <w:tab/>
       </w:r>
       <w:r>
         <w:rPr>
@@ -1219,13 +1241,16 @@
           <w:sz w:val="21"/>
           <w:szCs w:val="24"/>
         </w:rPr>
-      </w:r>
-      <w:r>
-        <w:rPr>
-          <w:rFonts w:ascii="Arial" w:hAnsi="Arial" w:cs="Arial"/>
-          <w:sz w:val="21"/>
-          <w:szCs w:val="24"/>
-        </w:rPr>
+        <w:tab/>
+      </w:r>
+      <w:r>
+        <w:rPr>
+          <w:rFonts w:ascii="Arial" w:hAnsi="Arial" w:cs="Arial"/>
+          <w:sz w:val="21"/>
+          <w:szCs w:val="24"/>
+        </w:rPr>
+        <w:tab/>
+        <w:t xml:space="preserve"/>
       </w:r>
     </w:p>
     <w:p ns2:paraId="1FBA0C92" ns2:textId="77777777">
@@ -1247,7 +1272,7 @@
           <w:sz w:val="21"/>
           <w:szCs w:val="24"/>
         </w:rPr>
-        <w:t>Série: {{periodo}}</w:t>
+        <w:t xml:space="preserve">Série: {{periodo}}                         </w:t>
       </w:r>
       <w:r>
         <w:rPr>
@@ -1295,7 +1320,7 @@
           <w:sz w:val="21"/>
           <w:szCs w:val="24"/>
         </w:rPr>
-        <w:t>Matrícula: {{matricula}}</w:t>
+        <w:t xml:space="preserve">Matrícula: {{matricula}}                                      </w:t>
       </w:r>
       <w:r>
         <w:rPr>
@@ -1343,7 +1368,7 @@
           <w:sz w:val="21"/>
           <w:szCs w:val="24"/>
         </w:rPr>
-        <w:t>Turno: {{turno}}</w:t>
+        <w:t xml:space="preserve">Turno: {{turno}}</w:t>
       </w:r>
       <w:r>
         <w:rPr>
@@ -1383,7 +1408,7 @@
           <w:sz w:val="21"/>
           <w:szCs w:val="24"/>
         </w:rPr>
-        <w:t>Endereço: {{endereco_estudante}}</w:t>
+        <w:t xml:space="preserve">Endereço: {{endereco_estudante}}</w:t>
       </w:r>
       <w:r>
         <w:rPr>
@@ -1409,6 +1434,7 @@
           <w:sz w:val="21"/>
           <w:szCs w:val="24"/>
         </w:rPr>
+        <w:tab/>
       </w:r>
     </w:p>
     <w:p ns2:paraId="19D30B03" ns2:textId="77777777">
@@ -1430,7 +1456,7 @@
           <w:sz w:val="21"/>
           <w:szCs w:val="24"/>
         </w:rPr>
-        <w:t>E-mail: {{email_estudante}}</w:t>
+        <w:t xml:space="preserve">E-mail: {{email_estudante}}                              </w:t>
       </w:r>
       <w:r>
         <w:rPr>
@@ -1456,20 +1482,24 @@
           <w:sz w:val="21"/>
           <w:szCs w:val="24"/>
         </w:rPr>
-      </w:r>
-      <w:r>
-        <w:rPr>
-          <w:rFonts w:ascii="Arial" w:hAnsi="Arial" w:cs="Arial"/>
-          <w:sz w:val="21"/>
-          <w:szCs w:val="24"/>
-        </w:rPr>
-      </w:r>
-      <w:r>
-        <w:rPr>
-          <w:rFonts w:ascii="Arial" w:hAnsi="Arial" w:cs="Arial"/>
-          <w:sz w:val="21"/>
-          <w:szCs w:val="24"/>
-        </w:rPr>
+        <w:tab/>
+      </w:r>
+      <w:r>
+        <w:rPr>
+          <w:rFonts w:ascii="Arial" w:hAnsi="Arial" w:cs="Arial"/>
+          <w:sz w:val="21"/>
+          <w:szCs w:val="24"/>
+        </w:rPr>
+        <w:tab/>
+      </w:r>
+      <w:r>
+        <w:rPr>
+          <w:rFonts w:ascii="Arial" w:hAnsi="Arial" w:cs="Arial"/>
+          <w:sz w:val="21"/>
+          <w:szCs w:val="24"/>
+        </w:rPr>
+        <w:tab/>
+        <w:t xml:space="preserve"/>
       </w:r>
     </w:p>
     <w:p ns2:paraId="505A2929" ns2:textId="77777777">
@@ -1491,7 +1521,7 @@
           <w:sz w:val="21"/>
           <w:szCs w:val="24"/>
         </w:rPr>
-        <w:t>Bairro: {{bairro_estudante}}</w:t>
+        <w:t xml:space="preserve">Bairro: {{bairro_estudante}}                                                                  </w:t>
       </w:r>
       <w:r>
         <w:rPr>
@@ -1541,7 +1571,7 @@
           <w:sz w:val="21"/>
           <w:szCs w:val="24"/>
         </w:rPr>
-        <w:t>Município: {{municipio_estudante}}</w:t>
+        <w:t xml:space="preserve">Município: {{municipio_estudante}}                                       </w:t>
       </w:r>
       <w:r>
         <w:rPr>
@@ -1583,7 +1613,7 @@
           <w:sz w:val="21"/>
           <w:szCs w:val="24"/>
         </w:rPr>
-        <w:t>UF: {{uf_estudante}}</w:t>
+        <w:t xml:space="preserve">UF: {{uf_estudante}}                              </w:t>
       </w:r>
       <w:r>
         <w:rPr>
@@ -1635,7 +1665,7 @@
           <w:sz w:val="21"/>
           <w:szCs w:val="24"/>
         </w:rPr>
-        <w:t>CEP: {{cep_estudante}}</w:t>
+        <w:t xml:space="preserve">CEP: {{cep_estudante}}</w:t>
       </w:r>
       <w:r>
         <w:rPr>
@@ -1663,7 +1693,7 @@
         <w:tabs>
           <w:tab w:val="left" w:pos="0"/>
         </w:tabs>
-        <w:spacing w:before="0" w:after="0" w:line="20" w:lineRule="exact"/>
+        <w:spacing w:before="0" w:after="0" w:line="240" w:lineRule="auto"/>
         <w:jc w:val="both"/>
         <w:rPr>
           <w:rFonts w:ascii="Arial" w:hAnsi="Arial" w:cs="Arial"/>
@@ -1752,7 +1782,7 @@
           <w:sz w:val="21"/>
           <w:szCs w:val="24"/>
         </w:rPr>
-        <w:t>Nome:</w:t>
+        <w:t xml:space="preserve">Nome: </w:t>
       </w:r>
       <w:r>
         <w:rPr>
@@ -1762,7 +1792,7 @@
           <w:sz w:val="21"/>
           <w:szCs w:val="24"/>
         </w:rPr>
-        <w:t>ASSOCIAÇÃO</w:t>
+        <w:t xml:space="preserve">ASSOCIAÇÃO </w:t>
       </w:r>
       <w:r>
         <w:rPr>
@@ -1797,7 +1827,7 @@
           <w:sz w:val="21"/>
           <w:szCs w:val="24"/>
         </w:rPr>
-        <w:t>CNPJ/MF n.º</w:t>
+        <w:t xml:space="preserve">CNPJ/MF n.º </w:t>
       </w:r>
       <w:r>
         <w:rPr>
@@ -1813,7 +1843,7 @@
           <w:sz w:val="21"/>
           <w:szCs w:val="24"/>
         </w:rPr>
-        <w:t xml:space="preserve"> -</w:t>
+        <w:t xml:space="preserve"> - </w:t>
       </w:r>
       <w:r>
         <w:rPr>
@@ -1868,7 +1898,7 @@
           <w:szCs w:val="24"/>
           <w:rFonts w:ascii="Arial" w:hAnsi="Arial" w:cs="Arial"/>
         </w:rPr>
-        <w:t>Endereço: Rua</w:t>
+        <w:t xml:space="preserve">Endereço: Rua </w:t>
       </w:r>
       <w:r>
         <w:rPr>
@@ -1888,7 +1918,7 @@
           <w:szCs w:val="24"/>
           <w:rFonts w:ascii="Arial" w:hAnsi="Arial" w:cs="Arial"/>
         </w:rPr>
-        <w:t>,</w:t>
+        <w:t xml:space="preserve">, </w:t>
       </w:r>
       <w:r>
         <w:rPr>
@@ -1898,7 +1928,7 @@
           <w:szCs w:val="24"/>
           <w:rFonts w:ascii="Arial" w:hAnsi="Arial" w:cs="Arial"/>
         </w:rPr>
-        <w:t>2750, Distrito Industrial, Três Lagoas, MS,</w:t>
+        <w:t xml:space="preserve">2750, Distrito Industrial, Três Lagoas, MS, </w:t>
       </w:r>
       <w:r>
         <w:rPr>
@@ -1908,7 +1938,7 @@
           <w:szCs w:val="24"/>
           <w:rFonts w:ascii="Arial" w:hAnsi="Arial" w:cs="Arial"/>
         </w:rPr>
-        <w:t>CEP</w:t>
+        <w:t xml:space="preserve">CEP </w:t>
       </w:r>
       <w:r>
         <w:rPr>
@@ -1977,7 +2007,7 @@
           <w:sz w:val="21"/>
           <w:szCs w:val="24"/>
         </w:rPr>
-        <w:t xml:space="preserve"> e</w:t>
+        <w:t xml:space="preserve"> e </w:t>
       </w:r>
       <w:r>
         <w:rPr>
@@ -2012,7 +2042,7 @@
           <w:sz w:val="21"/>
           <w:szCs w:val="24"/>
         </w:rPr>
-        <w:t xml:space="preserve"> -</w:t>
+        <w:t xml:space="preserve"> - </w:t>
       </w:r>
       <w:r>
         <w:rPr>
@@ -2028,6 +2058,7 @@
           <w:sz w:val="21"/>
           <w:szCs w:val="24"/>
         </w:rPr>
+        <w:t xml:space="preserve"> </w:t>
       </w:r>
       <w:r>
         <w:rPr>
@@ -2044,6 +2075,7 @@
           <w:sz w:val="21"/>
           <w:szCs w:val="24"/>
         </w:rPr>
+        <w:t xml:space="preserve"> </w:t>
       </w:r>
     </w:p>
     <w:p ns2:paraId="79503389" ns2:textId="77777777">
@@ -2051,7 +2083,7 @@
         <w:tabs>
           <w:tab w:val="left" w:pos="0"/>
         </w:tabs>
-        <w:spacing w:before="0" w:after="0" w:line="20" w:lineRule="exact"/>
+        <w:spacing w:before="0" w:after="0" w:line="240" w:lineRule="auto"/>
         <w:jc w:val="both"/>
         <w:rPr>
           <w:rFonts w:ascii="Arial" w:hAnsi="Arial" w:cs="Arial"/>
@@ -2151,7 +2183,7 @@
           <w:sz w:val="21"/>
           <w:szCs w:val="24"/>
         </w:rPr>
-        <w:t>Curso de Graduação: {{curso}}</w:t>
+        <w:t xml:space="preserve">Curso de Graduação: {{curso}}</w:t>
       </w:r>
       <w:r>
         <w:rPr>
@@ -2173,63 +2205,6 @@
       </w:r>
     </w:p>
     <w:p ns2:paraId="3EF9F6CF" ns2:textId="77777777">
-      <w:pPr>
-        <w:tabs>
-          <w:tab w:val="left" w:pos="0"/>
-        </w:tabs>
-        <w:spacing w:before="0" w:after="0" w:line="20" w:lineRule="exact"/>
-        <w:ind w:right="0"/>
-        <w:jc w:val="both"/>
-        <w:rPr>
-          <w:rFonts w:ascii="Arial" w:hAnsi="Arial" w:cs="Arial"/>
-          <w:sz w:val="24"/>
-          <w:szCs w:val="24"/>
-        </w:rPr>
-      </w:pPr>
-      <w:r>
-        <w:rPr>
-          <w:rFonts w:ascii="Arial" w:hAnsi="Arial" w:cs="Arial"/>
-          <w:sz w:val="21"/>
-          <w:szCs w:val="24"/>
-        </w:rPr>
-      </w:r>
-      <w:r>
-        <w:rPr>
-          <w:rFonts w:ascii="Arial" w:hAnsi="Arial" w:cs="Arial"/>
-          <w:sz w:val="21"/>
-          <w:szCs w:val="24"/>
-        </w:rPr>
-      </w:r>
-      <w:r>
-        <w:rPr>
-          <w:rFonts w:ascii="Arial" w:hAnsi="Arial" w:cs="Arial"/>
-          <w:sz w:val="21"/>
-          <w:szCs w:val="24"/>
-        </w:rPr>
-      </w:r>
-      <w:r>
-        <w:rPr>
-          <w:rFonts w:ascii="Arial" w:hAnsi="Arial" w:cs="Arial"/>
-          <w:sz w:val="21"/>
-          <w:szCs w:val="24"/>
-        </w:rPr>
-      </w:r>
-      <w:r>
-        <w:rPr>
-          <w:rFonts w:ascii="Arial" w:hAnsi="Arial" w:cs="Arial"/>
-          <w:sz w:val="21"/>
-          <w:szCs w:val="24"/>
-        </w:rPr>
-      </w:r>
-      <w:r>
-        <w:rPr>
-          <w:rFonts w:ascii="Arial" w:hAnsi="Arial" w:cs="Arial"/>
-          <w:sz w:val="21"/>
-          <w:szCs w:val="24"/>
-        </w:rPr>
-      </w:r>
-    </w:p>
-    <w:p ns2:paraId="167E3360" ns2:textId="77777777">
       <w:pPr>
         <w:tabs>
           <w:tab w:val="left" w:pos="0"/>
@@ -2246,40 +2221,53 @@
       <w:r>
         <w:rPr>
           <w:rFonts w:ascii="Arial" w:hAnsi="Arial" w:cs="Arial"/>
-          <w:b/>
-          <w:sz w:val="21"/>
-          <w:szCs w:val="24"/>
-        </w:rPr>
-        <w:t>Série ou Período: {{periodo}}</w:t>
-      </w:r>
-      <w:r>
-        <w:rPr>
-          <w:rFonts w:ascii="Arial" w:hAnsi="Arial" w:cs="Arial"/>
-          <w:sz w:val="21"/>
-          <w:szCs w:val="24"/>
-        </w:rPr>
-        <w:t/>
-      </w:r>
-      <w:r>
-        <w:rPr>
-          <w:rFonts w:ascii="Arial" w:hAnsi="Arial" w:cs="Arial"/>
-          <w:sz w:val="21"/>
-          <w:szCs w:val="24"/>
-        </w:rPr>
-        <w:t xml:space="preserve"/>
-      </w:r>
-      <w:r>
-        <w:rPr>
-          <w:rFonts w:ascii="Arial" w:hAnsi="Arial" w:cs="Arial"/>
-          <w:b/>
-          <w:bCs/>
-          <w:sz w:val="21"/>
-          <w:szCs w:val="24"/>
-        </w:rPr>
-        <w:t/>
-      </w:r>
-    </w:p>
-    <w:p ns2:paraId="0285AAFE" ns2:textId="77777777">
+          <w:sz w:val="21"/>
+          <w:szCs w:val="24"/>
+        </w:rPr>
+        <w:t xml:space="preserve"> </w:t>
+      </w:r>
+      <w:r>
+        <w:rPr>
+          <w:rFonts w:ascii="Arial" w:hAnsi="Arial" w:cs="Arial"/>
+          <w:sz w:val="21"/>
+          <w:szCs w:val="24"/>
+        </w:rPr>
+        <w:tab/>
+      </w:r>
+      <w:r>
+        <w:rPr>
+          <w:rFonts w:ascii="Arial" w:hAnsi="Arial" w:cs="Arial"/>
+          <w:sz w:val="21"/>
+          <w:szCs w:val="24"/>
+        </w:rPr>
+        <w:tab/>
+      </w:r>
+      <w:r>
+        <w:rPr>
+          <w:rFonts w:ascii="Arial" w:hAnsi="Arial" w:cs="Arial"/>
+          <w:sz w:val="21"/>
+          <w:szCs w:val="24"/>
+        </w:rPr>
+        <w:tab/>
+      </w:r>
+      <w:r>
+        <w:rPr>
+          <w:rFonts w:ascii="Arial" w:hAnsi="Arial" w:cs="Arial"/>
+          <w:sz w:val="21"/>
+          <w:szCs w:val="24"/>
+        </w:rPr>
+        <w:tab/>
+      </w:r>
+      <w:r>
+        <w:rPr>
+          <w:rFonts w:ascii="Arial" w:hAnsi="Arial" w:cs="Arial"/>
+          <w:sz w:val="21"/>
+          <w:szCs w:val="24"/>
+        </w:rPr>
+        <w:tab/>
+      </w:r>
+    </w:p>
+    <w:p ns2:paraId="167E3360" ns2:textId="77777777">
       <w:pPr>
         <w:tabs>
           <w:tab w:val="left" w:pos="0"/>
@@ -2296,10 +2284,19 @@
       <w:r>
         <w:rPr>
           <w:rFonts w:ascii="Arial" w:hAnsi="Arial" w:cs="Arial"/>
-          <w:sz w:val="21"/>
-          <w:szCs w:val="24"/>
-        </w:rPr>
-        <w:t>Vigência: {{data_inicio}} a {{data_fim}}</w:t>
+          <w:b/>
+          <w:sz w:val="21"/>
+          <w:szCs w:val="24"/>
+        </w:rPr>
+        <w:t xml:space="preserve">Série ou Período: {{periodo}}</w:t>
+      </w:r>
+      <w:r>
+        <w:rPr>
+          <w:rFonts w:ascii="Arial" w:hAnsi="Arial" w:cs="Arial"/>
+          <w:sz w:val="21"/>
+          <w:szCs w:val="24"/>
+        </w:rPr>
+        <w:t/>
       </w:r>
       <w:r>
         <w:rPr>
@@ -2319,16 +2316,8 @@
         </w:rPr>
         <w:t/>
       </w:r>
-      <w:r>
-        <w:rPr>
-          <w:rFonts w:ascii="Arial" w:hAnsi="Arial" w:cs="Arial"/>
-          <w:sz w:val="21"/>
-          <w:szCs w:val="24"/>
-        </w:rPr>
-        <w:t xml:space="preserve"/>
-      </w:r>
-    </w:p>
-    <w:p ns2:paraId="5CFD7FD4" ns2:textId="77777777">
+    </w:p>
+    <w:p ns2:paraId="0285AAFE" ns2:textId="77777777">
       <w:pPr>
         <w:tabs>
           <w:tab w:val="left" w:pos="0"/>
@@ -2348,12 +2337,11 @@
           <w:sz w:val="21"/>
           <w:szCs w:val="24"/>
         </w:rPr>
-        <w:t>Horário: {{horario}}</w:t>
-      </w:r>
-      <w:r>
-        <w:rPr>
-          <w:rFonts w:ascii="Arial" w:hAnsi="Arial" w:cs="Arial"/>
-          <w:color w:val="000000"/>
+        <w:t xml:space="preserve">Vigência: {{data_inicio}} a {{data_fim}} </w:t>
+      </w:r>
+      <w:r>
+        <w:rPr>
+          <w:rFonts w:ascii="Arial" w:hAnsi="Arial" w:cs="Arial"/>
           <w:sz w:val="21"/>
           <w:szCs w:val="24"/>
         </w:rPr>
@@ -2378,7 +2366,7 @@
         <w:t xml:space="preserve"/>
       </w:r>
     </w:p>
-    <w:p ns2:paraId="041DD2A5" ns2:textId="77777777">
+    <w:p ns2:paraId="5CFD7FD4" ns2:textId="77777777">
       <w:pPr>
         <w:tabs>
           <w:tab w:val="left" w:pos="0"/>
@@ -2398,7 +2386,16 @@
           <w:sz w:val="21"/>
           <w:szCs w:val="24"/>
         </w:rPr>
-        <w:t>Carga Horária Semanal: {{carga_horaria}}</w:t>
+        <w:t xml:space="preserve">Horário: {{horario}}                                </w:t>
+      </w:r>
+      <w:r>
+        <w:rPr>
+          <w:rFonts w:ascii="Arial" w:hAnsi="Arial" w:cs="Arial"/>
+          <w:color w:val="000000"/>
+          <w:sz w:val="21"/>
+          <w:szCs w:val="24"/>
+        </w:rPr>
+        <w:t xml:space="preserve"/>
       </w:r>
       <w:r>
         <w:rPr>
@@ -2413,23 +2410,13 @@
       <w:r>
         <w:rPr>
           <w:rFonts w:ascii="Arial" w:hAnsi="Arial" w:cs="Arial"/>
-          <w:b/>
-          <w:bCs/>
-          <w:color w:val="000000"/>
-          <w:sz w:val="21"/>
-          <w:szCs w:val="24"/>
-        </w:rPr>
-      </w:r>
-      <w:r>
-        <w:rPr>
-          <w:rFonts w:ascii="Arial" w:hAnsi="Arial" w:cs="Arial"/>
           <w:sz w:val="21"/>
           <w:szCs w:val="24"/>
         </w:rPr>
         <w:t xml:space="preserve"/>
       </w:r>
     </w:p>
-    <w:p ns2:paraId="0726BA45" ns2:textId="77777777">
+    <w:p ns2:paraId="041DD2A5" ns2:textId="77777777">
       <w:pPr>
         <w:tabs>
           <w:tab w:val="left" w:pos="0"/>
@@ -2449,7 +2436,7 @@
           <w:sz w:val="21"/>
           <w:szCs w:val="24"/>
         </w:rPr>
-        <w:t>Setor de Estágio: {{setor_estagio}}</w:t>
+        <w:t xml:space="preserve">Carga Horária Semanal: {{carga_horaria}}                 </w:t>
       </w:r>
       <w:r>
         <w:rPr>
@@ -2464,13 +2451,23 @@
       <w:r>
         <w:rPr>
           <w:rFonts w:ascii="Arial" w:hAnsi="Arial" w:cs="Arial"/>
+          <w:b/>
+          <w:bCs/>
+          <w:color w:val="000000"/>
+          <w:sz w:val="21"/>
+          <w:szCs w:val="24"/>
+        </w:rPr>
+      </w:r>
+      <w:r>
+        <w:rPr>
+          <w:rFonts w:ascii="Arial" w:hAnsi="Arial" w:cs="Arial"/>
           <w:sz w:val="21"/>
           <w:szCs w:val="24"/>
         </w:rPr>
         <w:t xml:space="preserve"/>
       </w:r>
     </w:p>
-    <w:p ns2:paraId="73C490A0" ns2:textId="77777777">
+    <w:p ns2:paraId="0726BA45" ns2:textId="77777777">
       <w:pPr>
         <w:tabs>
           <w:tab w:val="left" w:pos="0"/>
@@ -2490,7 +2487,17 @@
           <w:sz w:val="21"/>
           <w:szCs w:val="24"/>
         </w:rPr>
-        <w:t>Atividades Desenvolvidas: {{atividades}}</w:t>
+        <w:t xml:space="preserve">Setor de Estágio: {{setor_estagio}}                                                  </w:t>
+      </w:r>
+      <w:r>
+        <w:rPr>
+          <w:rFonts w:ascii="Arial" w:hAnsi="Arial" w:cs="Arial"/>
+          <w:b/>
+          <w:bCs/>
+          <w:sz w:val="21"/>
+          <w:szCs w:val="24"/>
+        </w:rPr>
+        <w:t/>
       </w:r>
       <w:r>
         <w:rPr>
@@ -2500,50 +2507,32 @@
         </w:rPr>
         <w:t xml:space="preserve"/>
       </w:r>
-      <w:r>
-        <w:rPr>
-          <w:rFonts w:ascii="Arial" w:hAnsi="Arial" w:cs="Arial"/>
-          <w:b/>
-          <w:bCs/>
-          <w:sz w:val="21"/>
-          <w:szCs w:val="24"/>
-        </w:rPr>
-        <w:t/>
-      </w:r>
-      <w:r>
-        <w:rPr>
-          <w:rFonts w:ascii="Arial" w:hAnsi="Arial" w:cs="Arial"/>
-          <w:sz w:val="21"/>
-          <w:szCs w:val="24"/>
-        </w:rPr>
-        <w:t xml:space="preserve"/>
-      </w:r>
-    </w:p>
-    <w:p ns2:paraId="56ED46BB" ns2:textId="77777777">
+    </w:p>
+    <w:p ns2:paraId="73C490A0" ns2:textId="77777777">
       <w:pPr>
         <w:tabs>
           <w:tab w:val="left" w:pos="0"/>
         </w:tabs>
         <w:spacing w:before="0" w:after="0" w:line="240" w:lineRule="auto"/>
         <w:ind w:right="0"/>
-        <w:rPr>
-          <w:rFonts w:ascii="Arial" w:hAnsi="Arial" w:cs="Arial"/>
-          <w:sz w:val="24"/>
-          <w:szCs w:val="24"/>
-        </w:rPr>
-      </w:pPr>
-      <w:r>
-        <w:rPr>
-          <w:rFonts w:ascii="Arial" w:hAnsi="Arial" w:cs="Arial"/>
-          <w:sz w:val="21"/>
-          <w:szCs w:val="24"/>
-        </w:rPr>
-        <w:t>Bolsa-auxílio: R$ {{bolsa_auxilio}}</w:t>
-      </w:r>
-      <w:r>
-        <w:rPr>
-          <w:rFonts w:ascii="Arial" w:hAnsi="Arial" w:cs="Arial"/>
-          <w:color w:val="000000"/>
+        <w:jc w:val="both"/>
+        <w:rPr>
+          <w:rFonts w:ascii="Arial" w:hAnsi="Arial" w:cs="Arial"/>
+          <w:sz w:val="24"/>
+          <w:szCs w:val="24"/>
+        </w:rPr>
+      </w:pPr>
+      <w:r>
+        <w:rPr>
+          <w:rFonts w:ascii="Arial" w:hAnsi="Arial" w:cs="Arial"/>
+          <w:sz w:val="21"/>
+          <w:szCs w:val="24"/>
+        </w:rPr>
+        <w:t xml:space="preserve">Atividades Desenvolvidas: {{atividades}} </w:t>
+      </w:r>
+      <w:r>
+        <w:rPr>
+          <w:rFonts w:ascii="Arial" w:hAnsi="Arial" w:cs="Arial"/>
           <w:sz w:val="21"/>
           <w:szCs w:val="24"/>
         </w:rPr>
@@ -2562,22 +2551,13 @@
       <w:r>
         <w:rPr>
           <w:rFonts w:ascii="Arial" w:hAnsi="Arial" w:cs="Arial"/>
-          <w:color w:val="000000"/>
           <w:sz w:val="21"/>
           <w:szCs w:val="24"/>
         </w:rPr>
         <w:t xml:space="preserve"/>
       </w:r>
-      <w:r>
-        <w:rPr>
-          <w:rFonts w:ascii="Arial" w:hAnsi="Arial" w:cs="Arial"/>
-          <w:sz w:val="21"/>
-          <w:szCs w:val="24"/>
-        </w:rPr>
-        <w:t xml:space="preserve"/>
-      </w:r>
-    </w:p>
-    <w:p ns2:paraId="67BF5078" ns2:textId="77777777">
+    </w:p>
+    <w:p ns2:paraId="56ED46BB" ns2:textId="77777777">
       <w:pPr>
         <w:tabs>
           <w:tab w:val="left" w:pos="0"/>
@@ -2596,11 +2576,22 @@
           <w:sz w:val="21"/>
           <w:szCs w:val="24"/>
         </w:rPr>
-        <w:t>Auxílio-transporte: {{auxilio_transporte}}</w:t>
-      </w:r>
-      <w:r>
-        <w:rPr>
-          <w:rFonts w:ascii="Arial" w:hAnsi="Arial" w:cs="Arial"/>
+        <w:t xml:space="preserve">Bolsa-auxílio: R$ {{bolsa_auxilio}}                            </w:t>
+      </w:r>
+      <w:r>
+        <w:rPr>
+          <w:rFonts w:ascii="Arial" w:hAnsi="Arial" w:cs="Arial"/>
+          <w:color w:val="000000"/>
+          <w:sz w:val="21"/>
+          <w:szCs w:val="24"/>
+        </w:rPr>
+        <w:t xml:space="preserve"/>
+      </w:r>
+      <w:r>
+        <w:rPr>
+          <w:rFonts w:ascii="Arial" w:hAnsi="Arial" w:cs="Arial"/>
+          <w:b/>
+          <w:bCs/>
           <w:sz w:val="21"/>
           <w:szCs w:val="24"/>
         </w:rPr>
@@ -2613,17 +2604,18 @@
           <w:sz w:val="21"/>
           <w:szCs w:val="24"/>
         </w:rPr>
-      </w:r>
-      <w:r>
-        <w:rPr>
-          <w:rFonts w:ascii="Arial" w:hAnsi="Arial" w:cs="Arial"/>
-          <w:color w:val="000000"/>
-          <w:sz w:val="21"/>
-          <w:szCs w:val="24"/>
-        </w:rPr>
-      </w:r>
-    </w:p>
-    <w:p ns2:paraId="317EF1F2" ns2:textId="77777777">
+        <w:t xml:space="preserve"/>
+      </w:r>
+      <w:r>
+        <w:rPr>
+          <w:rFonts w:ascii="Arial" w:hAnsi="Arial" w:cs="Arial"/>
+          <w:sz w:val="21"/>
+          <w:szCs w:val="24"/>
+        </w:rPr>
+        <w:t xml:space="preserve"/>
+      </w:r>
+    </w:p>
+    <w:p ns2:paraId="67BF5078" ns2:textId="77777777">
       <w:pPr>
         <w:tabs>
           <w:tab w:val="left" w:pos="0"/>
@@ -2632,26 +2624,17 @@
         <w:ind w:right="0"/>
         <w:rPr>
           <w:rFonts w:ascii="Arial" w:hAnsi="Arial" w:cs="Arial"/>
-          <w:color w:val="FF0000"/>
-          <w:sz w:val="24"/>
-          <w:szCs w:val="24"/>
-        </w:rPr>
-      </w:pPr>
-      <w:r>
-        <w:rPr>
-          <w:rFonts w:ascii="Arial" w:hAnsi="Arial" w:cs="Arial"/>
-          <w:sz w:val="21"/>
-          <w:szCs w:val="24"/>
-        </w:rPr>
-        <w:t>Vale-transporte: {{vale_transporte_x}}</w:t>
-      </w:r>
-      <w:r>
-        <w:rPr>
-          <w:rFonts w:ascii="Arial" w:hAnsi="Arial" w:cs="Arial"/>
-          <w:sz w:val="21"/>
-          <w:szCs w:val="24"/>
-        </w:rPr>
-        <w:t xml:space="preserve"/>
+          <w:sz w:val="24"/>
+          <w:szCs w:val="24"/>
+        </w:rPr>
+      </w:pPr>
+      <w:r>
+        <w:rPr>
+          <w:rFonts w:ascii="Arial" w:hAnsi="Arial" w:cs="Arial"/>
+          <w:sz w:val="21"/>
+          <w:szCs w:val="24"/>
+        </w:rPr>
+        <w:t xml:space="preserve">Auxílio-transporte: {{auxilio_transporte}}</w:t>
       </w:r>
       <w:r>
         <w:rPr>
@@ -2678,7 +2661,7 @@
         </w:rPr>
       </w:r>
     </w:p>
-    <w:p ns2:paraId="6E14AF65" ns2:textId="77777777">
+    <w:p ns2:paraId="317EF1F2" ns2:textId="77777777">
       <w:pPr>
         <w:tabs>
           <w:tab w:val="left" w:pos="0"/>
@@ -2687,17 +2670,18 @@
         <w:ind w:right="0"/>
         <w:rPr>
           <w:rFonts w:ascii="Arial" w:hAnsi="Arial" w:cs="Arial"/>
-          <w:sz w:val="24"/>
-          <w:szCs w:val="24"/>
-        </w:rPr>
-      </w:pPr>
-      <w:r>
-        <w:rPr>
-          <w:rFonts w:ascii="Arial" w:hAnsi="Arial" w:cs="Arial"/>
-          <w:sz w:val="21"/>
-          <w:szCs w:val="24"/>
-        </w:rPr>
-        <w:t>Transporte da Empresa: {{transporte_empresa_x}}</w:t>
+          <w:color w:val="FF0000"/>
+          <w:sz w:val="24"/>
+          <w:szCs w:val="24"/>
+        </w:rPr>
+      </w:pPr>
+      <w:r>
+        <w:rPr>
+          <w:rFonts w:ascii="Arial" w:hAnsi="Arial" w:cs="Arial"/>
+          <w:sz w:val="21"/>
+          <w:szCs w:val="24"/>
+        </w:rPr>
+        <w:t xml:space="preserve">Vale-transporte: {{vale_transporte_x}}</w:t>
       </w:r>
       <w:r>
         <w:rPr>
@@ -2732,7 +2716,7 @@
         </w:rPr>
       </w:r>
     </w:p>
-    <w:p ns2:paraId="2A99B7C5" ns2:textId="77777777">
+    <w:p ns2:paraId="6E14AF65" ns2:textId="77777777">
       <w:pPr>
         <w:tabs>
           <w:tab w:val="left" w:pos="0"/>
@@ -2741,6 +2725,60 @@
         <w:ind w:right="0"/>
         <w:rPr>
           <w:rFonts w:ascii="Arial" w:hAnsi="Arial" w:cs="Arial"/>
+          <w:sz w:val="24"/>
+          <w:szCs w:val="24"/>
+        </w:rPr>
+      </w:pPr>
+      <w:r>
+        <w:rPr>
+          <w:rFonts w:ascii="Arial" w:hAnsi="Arial" w:cs="Arial"/>
+          <w:sz w:val="21"/>
+          <w:szCs w:val="24"/>
+        </w:rPr>
+        <w:t xml:space="preserve">Transporte da Empresa: {{transporte_empresa_x}}</w:t>
+      </w:r>
+      <w:r>
+        <w:rPr>
+          <w:rFonts w:ascii="Arial" w:hAnsi="Arial" w:cs="Arial"/>
+          <w:sz w:val="21"/>
+          <w:szCs w:val="24"/>
+        </w:rPr>
+        <w:t xml:space="preserve"/>
+      </w:r>
+      <w:r>
+        <w:rPr>
+          <w:rFonts w:ascii="Arial" w:hAnsi="Arial" w:cs="Arial"/>
+          <w:sz w:val="21"/>
+          <w:szCs w:val="24"/>
+        </w:rPr>
+        <w:t/>
+      </w:r>
+      <w:r>
+        <w:rPr>
+          <w:rFonts w:ascii="Arial" w:hAnsi="Arial" w:cs="Arial"/>
+          <w:color w:val="000000"/>
+          <w:sz w:val="21"/>
+          <w:szCs w:val="24"/>
+        </w:rPr>
+      </w:r>
+      <w:r>
+        <w:rPr>
+          <w:rFonts w:ascii="Arial" w:hAnsi="Arial" w:cs="Arial"/>
+          <w:color w:val="000000"/>
+          <w:sz w:val="21"/>
+          <w:szCs w:val="24"/>
+        </w:rPr>
+      </w:r>
+    </w:p>
+    <w:p ns2:paraId="2A99B7C5" ns2:textId="77777777">
+      <w:pPr>
+        <w:tabs>
+          <w:tab w:val="left" w:pos="0"/>
+        </w:tabs>
+        <w:spacing w:before="0" w:after="0" w:line="240" w:lineRule="auto"/>
+        <w:ind w:right="0"/>
+        <w:rPr>
+          <w:rFonts w:ascii="Arial" w:hAnsi="Arial" w:cs="Arial"/>
           <w:b/>
           <w:bCs/>
           <w:color w:val="FF0000"/>
@@ -2754,7 +2792,7 @@
           <w:sz w:val="21"/>
           <w:szCs w:val="24"/>
         </w:rPr>
-        <w:t>Outros: {{outros_transporte_x}} / {{beneficios}}</w:t>
+        <w:t xml:space="preserve">Outros: {{outros_transporte_x}} / {{beneficios}}</w:t>
       </w:r>
       <w:r>
         <w:rPr>
@@ -2790,7 +2828,7 @@
         <w:tabs>
           <w:tab w:val="left" w:pos="0"/>
         </w:tabs>
-        <w:spacing w:before="0" w:after="0" w:line="20" w:lineRule="exact"/>
+        <w:spacing w:before="0" w:after="0" w:line="240" w:lineRule="auto"/>
         <w:ind w:right="0"/>
         <w:rPr>
           <w:rFonts w:ascii="Arial" w:hAnsi="Arial" w:cs="Arial"/>
@@ -2804,6 +2842,7 @@
           <w:sz w:val="21"/>
           <w:szCs w:val="24"/>
         </w:rPr>
+        <w:t xml:space="preserve"> </w:t>
       </w:r>
     </w:p>
     <w:p ns2:paraId="3789C5F1" ns2:textId="77777777">
@@ -2835,7 +2874,7 @@
           <w:sz w:val="21"/>
           <w:szCs w:val="24"/>
         </w:rPr>
-        <w:t>:</w:t>
+        <w:t xml:space="preserve">:  </w:t>
       </w:r>
     </w:p>
     <w:p ns2:paraId="3B7B8624" ns2:textId="77777777">
@@ -2885,62 +2924,71 @@
           <w:sz w:val="21"/>
           <w:szCs w:val="24"/>
         </w:rPr>
-      </w:r>
-      <w:r>
-        <w:rPr>
-          <w:rFonts w:ascii="Arial" w:hAnsi="Arial" w:cs="Arial"/>
-          <w:sz w:val="21"/>
-          <w:szCs w:val="24"/>
-        </w:rPr>
-      </w:r>
-      <w:r>
-        <w:rPr>
-          <w:rFonts w:ascii="Arial" w:hAnsi="Arial" w:cs="Arial"/>
-          <w:sz w:val="21"/>
-          <w:szCs w:val="24"/>
-        </w:rPr>
-      </w:r>
-      <w:r>
-        <w:rPr>
-          <w:rFonts w:ascii="Arial" w:hAnsi="Arial" w:cs="Arial"/>
-          <w:sz w:val="21"/>
-          <w:szCs w:val="24"/>
-        </w:rPr>
-      </w:r>
-      <w:r>
-        <w:rPr>
-          <w:rFonts w:ascii="Arial" w:hAnsi="Arial" w:cs="Arial"/>
-          <w:sz w:val="21"/>
-          <w:szCs w:val="24"/>
-        </w:rPr>
-      </w:r>
-      <w:r>
-        <w:rPr>
-          <w:rFonts w:ascii="Arial" w:hAnsi="Arial" w:cs="Arial"/>
-          <w:sz w:val="21"/>
-          <w:szCs w:val="24"/>
-        </w:rPr>
-      </w:r>
-      <w:r>
-        <w:rPr>
-          <w:rFonts w:ascii="Arial" w:hAnsi="Arial" w:cs="Arial"/>
-          <w:sz w:val="21"/>
-          <w:szCs w:val="24"/>
-        </w:rPr>
-      </w:r>
-      <w:r>
-        <w:rPr>
-          <w:rFonts w:ascii="Arial" w:hAnsi="Arial" w:cs="Arial"/>
-          <w:sz w:val="21"/>
-          <w:szCs w:val="24"/>
-        </w:rPr>
-      </w:r>
-      <w:r>
-        <w:rPr>
-          <w:rFonts w:ascii="Arial" w:hAnsi="Arial" w:cs="Arial"/>
-          <w:sz w:val="21"/>
-          <w:szCs w:val="24"/>
-        </w:rPr>
+        <w:tab/>
+      </w:r>
+      <w:r>
+        <w:rPr>
+          <w:rFonts w:ascii="Arial" w:hAnsi="Arial" w:cs="Arial"/>
+          <w:sz w:val="21"/>
+          <w:szCs w:val="24"/>
+        </w:rPr>
+        <w:tab/>
+      </w:r>
+      <w:r>
+        <w:rPr>
+          <w:rFonts w:ascii="Arial" w:hAnsi="Arial" w:cs="Arial"/>
+          <w:sz w:val="21"/>
+          <w:szCs w:val="24"/>
+        </w:rPr>
+        <w:tab/>
+      </w:r>
+      <w:r>
+        <w:rPr>
+          <w:rFonts w:ascii="Arial" w:hAnsi="Arial" w:cs="Arial"/>
+          <w:sz w:val="21"/>
+          <w:szCs w:val="24"/>
+        </w:rPr>
+        <w:tab/>
+      </w:r>
+      <w:r>
+        <w:rPr>
+          <w:rFonts w:ascii="Arial" w:hAnsi="Arial" w:cs="Arial"/>
+          <w:sz w:val="21"/>
+          <w:szCs w:val="24"/>
+        </w:rPr>
+        <w:tab/>
+      </w:r>
+      <w:r>
+        <w:rPr>
+          <w:rFonts w:ascii="Arial" w:hAnsi="Arial" w:cs="Arial"/>
+          <w:sz w:val="21"/>
+          <w:szCs w:val="24"/>
+        </w:rPr>
+        <w:tab/>
+      </w:r>
+      <w:r>
+        <w:rPr>
+          <w:rFonts w:ascii="Arial" w:hAnsi="Arial" w:cs="Arial"/>
+          <w:sz w:val="21"/>
+          <w:szCs w:val="24"/>
+        </w:rPr>
+        <w:tab/>
+      </w:r>
+      <w:r>
+        <w:rPr>
+          <w:rFonts w:ascii="Arial" w:hAnsi="Arial" w:cs="Arial"/>
+          <w:sz w:val="21"/>
+          <w:szCs w:val="24"/>
+        </w:rPr>
+        <w:tab/>
+      </w:r>
+      <w:r>
+        <w:rPr>
+          <w:rFonts w:ascii="Arial" w:hAnsi="Arial" w:cs="Arial"/>
+          <w:sz w:val="21"/>
+          <w:szCs w:val="24"/>
+        </w:rPr>
+        <w:tab/>
       </w:r>
     </w:p>
     <w:p ns2:paraId="0CD5F9E2" ns2:textId="77777777">
@@ -2970,6 +3018,7 @@
           <w:sz w:val="21"/>
           <w:szCs w:val="24"/>
         </w:rPr>
+        <w:t xml:space="preserve"> </w:t>
       </w:r>
       <w:r>
         <w:rPr>
@@ -2987,28 +3036,32 @@
           <w:sz w:val="21"/>
           <w:szCs w:val="24"/>
         </w:rPr>
-      </w:r>
-      <w:r>
-        <w:rPr>
-          <w:rFonts w:ascii="Arial" w:hAnsi="Arial" w:cs="Arial"/>
-          <w:sz w:val="21"/>
-          <w:szCs w:val="24"/>
-        </w:rPr>
-      </w:r>
-      <w:r>
-        <w:rPr>
-          <w:rFonts w:ascii="Arial" w:hAnsi="Arial" w:cs="Arial"/>
-          <w:sz w:val="21"/>
-          <w:szCs w:val="24"/>
-        </w:rPr>
-      </w:r>
-      <w:r>
-        <w:rPr>
-          <w:rFonts w:ascii="Arial" w:hAnsi="Arial" w:cs="Arial"/>
-          <w:b/>
-          <w:sz w:val="21"/>
-          <w:szCs w:val="24"/>
-        </w:rPr>
+        <w:tab/>
+      </w:r>
+      <w:r>
+        <w:rPr>
+          <w:rFonts w:ascii="Arial" w:hAnsi="Arial" w:cs="Arial"/>
+          <w:sz w:val="21"/>
+          <w:szCs w:val="24"/>
+        </w:rPr>
+        <w:tab/>
+      </w:r>
+      <w:r>
+        <w:rPr>
+          <w:rFonts w:ascii="Arial" w:hAnsi="Arial" w:cs="Arial"/>
+          <w:sz w:val="21"/>
+          <w:szCs w:val="24"/>
+        </w:rPr>
+        <w:tab/>
+      </w:r>
+      <w:r>
+        <w:rPr>
+          <w:rFonts w:ascii="Arial" w:hAnsi="Arial" w:cs="Arial"/>
+          <w:b/>
+          <w:sz w:val="21"/>
+          <w:szCs w:val="24"/>
+        </w:rPr>
+        <w:t xml:space="preserve"> </w:t>
       </w:r>
     </w:p>
     <w:p ns2:paraId="07E00EAC" ns2:textId="77777777">
@@ -3038,6 +3091,7 @@
           <w:sz w:val="21"/>
           <w:szCs w:val="24"/>
         </w:rPr>
+        <w:t xml:space="preserve"> </w:t>
       </w:r>
       <w:r>
         <w:rPr>
@@ -3055,55 +3109,63 @@
           <w:sz w:val="21"/>
           <w:szCs w:val="24"/>
         </w:rPr>
-      </w:r>
-      <w:r>
-        <w:rPr>
-          <w:rFonts w:ascii="Arial" w:hAnsi="Arial" w:cs="Arial"/>
-          <w:sz w:val="21"/>
-          <w:szCs w:val="24"/>
-        </w:rPr>
-      </w:r>
-      <w:r>
-        <w:rPr>
-          <w:rFonts w:ascii="Arial" w:hAnsi="Arial" w:cs="Arial"/>
-          <w:sz w:val="21"/>
-          <w:szCs w:val="24"/>
-        </w:rPr>
-      </w:r>
-      <w:r>
-        <w:rPr>
-          <w:rFonts w:ascii="Arial" w:hAnsi="Arial" w:cs="Arial"/>
-          <w:sz w:val="21"/>
-          <w:szCs w:val="24"/>
-        </w:rPr>
-      </w:r>
-      <w:r>
-        <w:rPr>
-          <w:rFonts w:ascii="Arial" w:hAnsi="Arial" w:cs="Arial"/>
-          <w:sz w:val="21"/>
-          <w:szCs w:val="24"/>
-        </w:rPr>
-      </w:r>
-      <w:r>
-        <w:rPr>
-          <w:rFonts w:ascii="Arial" w:hAnsi="Arial" w:cs="Arial"/>
-          <w:sz w:val="21"/>
-          <w:szCs w:val="24"/>
-        </w:rPr>
-      </w:r>
-      <w:r>
-        <w:rPr>
-          <w:rFonts w:ascii="Arial" w:hAnsi="Arial" w:cs="Arial"/>
-          <w:sz w:val="21"/>
-          <w:szCs w:val="24"/>
-        </w:rPr>
-      </w:r>
-      <w:r>
-        <w:rPr>
-          <w:rFonts w:ascii="Arial" w:hAnsi="Arial" w:cs="Arial"/>
-          <w:sz w:val="21"/>
-          <w:szCs w:val="24"/>
-        </w:rPr>
+        <w:tab/>
+      </w:r>
+      <w:r>
+        <w:rPr>
+          <w:rFonts w:ascii="Arial" w:hAnsi="Arial" w:cs="Arial"/>
+          <w:sz w:val="21"/>
+          <w:szCs w:val="24"/>
+        </w:rPr>
+        <w:tab/>
+      </w:r>
+      <w:r>
+        <w:rPr>
+          <w:rFonts w:ascii="Arial" w:hAnsi="Arial" w:cs="Arial"/>
+          <w:sz w:val="21"/>
+          <w:szCs w:val="24"/>
+        </w:rPr>
+        <w:tab/>
+      </w:r>
+      <w:r>
+        <w:rPr>
+          <w:rFonts w:ascii="Arial" w:hAnsi="Arial" w:cs="Arial"/>
+          <w:sz w:val="21"/>
+          <w:szCs w:val="24"/>
+        </w:rPr>
+        <w:tab/>
+      </w:r>
+      <w:r>
+        <w:rPr>
+          <w:rFonts w:ascii="Arial" w:hAnsi="Arial" w:cs="Arial"/>
+          <w:sz w:val="21"/>
+          <w:szCs w:val="24"/>
+        </w:rPr>
+        <w:tab/>
+      </w:r>
+      <w:r>
+        <w:rPr>
+          <w:rFonts w:ascii="Arial" w:hAnsi="Arial" w:cs="Arial"/>
+          <w:sz w:val="21"/>
+          <w:szCs w:val="24"/>
+        </w:rPr>
+        <w:tab/>
+      </w:r>
+      <w:r>
+        <w:rPr>
+          <w:rFonts w:ascii="Arial" w:hAnsi="Arial" w:cs="Arial"/>
+          <w:sz w:val="21"/>
+          <w:szCs w:val="24"/>
+        </w:rPr>
+        <w:tab/>
+      </w:r>
+      <w:r>
+        <w:rPr>
+          <w:rFonts w:ascii="Arial" w:hAnsi="Arial" w:cs="Arial"/>
+          <w:sz w:val="21"/>
+          <w:szCs w:val="24"/>
+        </w:rPr>
+        <w:tab/>
       </w:r>
     </w:p>
     <w:p ns2:paraId="399F9F79" ns2:textId="77777777">
@@ -3154,7 +3216,7 @@
         <w:tabs>
           <w:tab w:val="left" w:pos="0"/>
         </w:tabs>
-        <w:spacing w:before="0" w:after="0" w:line="20" w:lineRule="exact"/>
+        <w:spacing w:before="0" w:after="0" w:line="240" w:lineRule="auto"/>
         <w:jc w:val="both"/>
         <w:rPr>
           <w:rFonts w:ascii="Arial" w:hAnsi="Arial" w:cs="Arial"/>
@@ -3337,7 +3399,7 @@
           <w:sz w:val="21"/>
           <w:szCs w:val="24"/>
         </w:rPr>
-        <w:t xml:space="preserve">     O Plano de Estágio é parte integrante deste termo de compromisso de estágio e deverá ser cumprido por todos os envolvidos no estágio, sob a devida supervisão da Unidade Concedente de Estágios e da Instituição de Ensino, por meio de seus representantes, conforme dispõem os arts. 7º e 9º, da Lei 11.788/2008.</w:t>
+        <w:t xml:space="preserve">     O Plano de Estágio é parte integrante deste termo de compromisso de estágio e deverá ser cumprido por todos os envolvidos no estágio, sob a devida supervisão da Unidade Concedente de Estágios e da Instituição de Ensino, por meio de seus representantes, conforme dispõem os arts. 7º e 9º, da Lei 11.788/2008.   </w:t>
       </w:r>
     </w:p>
     <w:p ns2:paraId="5D184EB1" ns2:textId="77777777">
@@ -3360,15 +3422,15 @@
           <w:sz w:val="21"/>
           <w:szCs w:val="24"/>
         </w:rPr>
-        <w:t>CLÁUSULA 4ª</w:t>
-      </w:r>
-      <w:r>
-        <w:rPr>
-          <w:rFonts w:ascii="Arial" w:hAnsi="Arial" w:cs="Arial"/>
-          <w:sz w:val="21"/>
-          <w:szCs w:val="24"/>
-        </w:rPr>
-        <w:t xml:space="preserve">  A oferta de profissionais preceptores e de ambientes adequados para as práticas de estágio, bem como a respectiva supervisão profissional são obrigações de responsabilidade da Unidade Concedente de Estágios, ao passo que a avaliação dos estagiários e o controle didático e acadêmico sobre as suas atividades em estágios é de obrigação e responsabilidade da Instituição de Ensino, por meio de seu professor ou supervisor de estágio para tanto designado, conforme a organização pedagógica e acadêmica do respectivo curso.</w:t>
+        <w:t xml:space="preserve">CLÁUSULA 4ª </w:t>
+      </w:r>
+      <w:r>
+        <w:rPr>
+          <w:rFonts w:ascii="Arial" w:hAnsi="Arial" w:cs="Arial"/>
+          <w:sz w:val="21"/>
+          <w:szCs w:val="24"/>
+        </w:rPr>
+        <w:t xml:space="preserve">  A oferta de profissionais preceptores e de ambientes adequados para as práticas de estágio, bem como a respectiva supervisão profissional são obrigações de responsabilidade da Unidade Concedente de Estágios, ao passo que a avaliação dos estagiários e o controle didático e acadêmico sobre as suas atividades em estágios é de obrigação e responsabilidade da Instituição de Ensino, por meio de seu professor ou supervisor de estágio para tanto designado, conforme a organização pedagógica e acadêmica do respectivo curso. </w:t>
       </w:r>
     </w:p>
     <w:p ns2:paraId="088FB4F2" ns2:textId="77777777">
@@ -3393,7 +3455,7 @@
           <w:sz w:val="21"/>
           <w:szCs w:val="24"/>
         </w:rPr>
-        <w:t>CLÁUSULA 5ª    Durante a vigência deste Termo de Compromisso, o Estagiário deverá ser amparado contra acidentes pessoais, sob a responsabilidade da unidade concedente, conforme a Lei 11.788, de 25 de setembro de 2008, conforme Apólice nº {{apolice_numero}} da Seguradora {{nome_seguradora}}</w:t>
+        <w:t xml:space="preserve">CLÁUSULA 5ª    Durante a vigência deste Termo de Compromisso, o Estagiário deverá ser amparado contra acidentes pessoais, sob a responsabilidade da unidade concedente, conforme a Lei 11.788, de 25 de setembro de 2008, conforme Apólice nº {{apolice_numero}} da Seguradora {{nome_seguradora}}</w:t>
       </w:r>
       <w:r>
         <w:rPr>
@@ -3452,6 +3514,7 @@
           <w:sz w:val="21"/>
           <w:szCs w:val="24"/>
         </w:rPr>
+        <w:lastRenderedPageBreak/>
         <w:t>CLÁUSULA 6ª</w:t>
       </w:r>
       <w:r>
@@ -3460,15 +3523,16 @@
           <w:sz w:val="21"/>
           <w:szCs w:val="24"/>
         </w:rPr>
-      </w:r>
-      <w:r>
-        <w:rPr>
-          <w:rFonts w:ascii="Arial" w:hAnsi="Arial" w:cs="Arial"/>
-          <w:b/>
-          <w:sz w:val="21"/>
-          <w:szCs w:val="24"/>
-        </w:rPr>
-        <w:t>O Estagiário</w:t>
+        <w:t xml:space="preserve">    </w:t>
+      </w:r>
+      <w:r>
+        <w:rPr>
+          <w:rFonts w:ascii="Arial" w:hAnsi="Arial" w:cs="Arial"/>
+          <w:b/>
+          <w:sz w:val="21"/>
+          <w:szCs w:val="24"/>
+        </w:rPr>
+        <w:t xml:space="preserve">O Estagiário </w:t>
       </w:r>
       <w:r>
         <w:rPr>
@@ -3530,7 +3594,7 @@
           <w:sz w:val="21"/>
           <w:szCs w:val="24"/>
         </w:rPr>
-        <w:t>b)</w:t>
+        <w:t xml:space="preserve">b) </w:t>
       </w:r>
       <w:r>
         <w:rPr>
@@ -3562,18 +3626,270 @@
           <w:szCs w:val="24"/>
           <w:rFonts w:ascii="Arial" w:hAnsi="Arial" w:cs="Arial"/>
         </w:rPr>
+        <w:t xml:space="preserve">c) </w:t>
+      </w:r>
+      <w:r>
+        <w:rPr>
+          <w:sz w:val="21"/>
+          <w:szCs w:val="24"/>
+          <w:rFonts w:ascii="Arial" w:hAnsi="Arial" w:cs="Arial"/>
+        </w:rPr>
+        <w:t>Manter sigilo sobre informações, dados ou trabalhos reservados a Unidade Concedente do Estágio aos quais tenha acesso;</w:t>
+      </w:r>
+    </w:p>
+    <w:p ns2:paraId="3E3DD5D5" ns2:textId="77777777">
+      <w:pPr>
+        <w:tabs>
+          <w:tab w:val="left" w:pos="0"/>
+        </w:tabs>
+        <w:jc w:val="both"/>
+        <w:rPr>
+          <w:rFonts w:ascii="Arial" w:hAnsi="Arial" w:cs="Arial"/>
+          <w:sz w:val="24"/>
+          <w:szCs w:val="24"/>
+        </w:rPr>
+        <w:spacing w:after="0" w:line="240" w:lineRule="auto" w:before="0"/>
+      </w:pPr>
+      <w:r>
+        <w:rPr>
+          <w:rFonts w:ascii="Arial" w:hAnsi="Arial" w:cs="Arial"/>
+          <w:b/>
+          <w:sz w:val="21"/>
+          <w:szCs w:val="24"/>
+        </w:rPr>
+        <w:t>d)</w:t>
+      </w:r>
+      <w:r>
+        <w:rPr>
+          <w:rFonts w:ascii="Arial" w:hAnsi="Arial" w:cs="Arial"/>
+          <w:sz w:val="21"/>
+          <w:szCs w:val="24"/>
+        </w:rPr>
+        <w:t xml:space="preserve"> Participar do treinamento atitudinal e cumprir as normas e práticas de segurança e de prevenção de acidentes exigidas ou realizadas pela Unidade Concedente durante as atividades de estágio, devendo fazer uso correto e adequado dos equipamentos de proteção individual e coletiva, devendo recusar a participação em atividades de risco ou para as quais não tenha equipamentos de proteção disponíveis, o que deverá comunicar à Instituição de Ensino, para as devidas providências;</w:t>
+      </w:r>
+    </w:p>
+    <w:p ns2:paraId="65410F4A" ns2:textId="77777777">
+      <w:pPr>
+        <w:tabs>
+          <w:tab w:val="left" w:pos="0"/>
+        </w:tabs>
+        <w:jc w:val="both"/>
+        <w:rPr>
+          <w:rFonts w:ascii="Arial" w:hAnsi="Arial" w:cs="Arial"/>
+          <w:sz w:val="24"/>
+          <w:szCs w:val="24"/>
+        </w:rPr>
+        <w:spacing w:after="0" w:line="240" w:lineRule="auto" w:before="0"/>
+      </w:pPr>
+      <w:r>
+        <w:rPr>
+          <w:rFonts w:ascii="Arial" w:hAnsi="Arial" w:cs="Arial"/>
+          <w:b/>
+          <w:sz w:val="21"/>
+          <w:szCs w:val="24"/>
+        </w:rPr>
+        <w:t>e)</w:t>
+      </w:r>
+      <w:r>
+        <w:rPr>
+          <w:rFonts w:ascii="Arial" w:hAnsi="Arial" w:cs="Arial"/>
+          <w:sz w:val="21"/>
+          <w:szCs w:val="24"/>
+        </w:rPr>
+        <w:t xml:space="preserve"> Apresentar à Instituição de Ensino informações importantes para o bom andamento do estágio imediatamente e o relatório sobre as atividades realizadas em prazo não superior a 06 (seis) meses, ciente de que deverá cumprir integralmente a carga horária de estágio obrigatório e;</w:t>
+      </w:r>
+    </w:p>
+    <w:p ns2:paraId="0BF46B98" ns2:textId="77777777">
+      <w:pPr>
+        <w:tabs>
+          <w:tab w:val="left" w:pos="0"/>
+        </w:tabs>
+        <w:jc w:val="both"/>
+        <w:rPr>
+          <w:rFonts w:ascii="Arial" w:hAnsi="Arial" w:cs="Arial"/>
+          <w:sz w:val="24"/>
+          <w:szCs w:val="24"/>
+        </w:rPr>
+        <w:spacing w:after="0" w:line="240" w:lineRule="auto" w:before="0"/>
+      </w:pPr>
+      <w:r>
+        <w:rPr>
+          <w:rFonts w:ascii="Arial" w:hAnsi="Arial" w:cs="Arial"/>
+          <w:b/>
+          <w:bCs/>
+          <w:sz w:val="21"/>
+          <w:szCs w:val="24"/>
+        </w:rPr>
+        <w:t>f)</w:t>
+      </w:r>
+      <w:r>
+        <w:rPr>
+          <w:rFonts w:ascii="Arial" w:hAnsi="Arial" w:cs="Arial"/>
+          <w:sz w:val="21"/>
+          <w:szCs w:val="24"/>
+        </w:rPr>
+        <w:t xml:space="preserve"> não realizar nenhuma atividade de estágio sem a contratação prévia da devida apólice de seguros.</w:t>
+      </w:r>
+    </w:p>
+    <w:p ns2:paraId="3AD0544D" ns2:textId="77777777">
+      <w:pPr>
+        <w:tabs>
+          <w:tab w:val="left" w:pos="0"/>
+        </w:tabs>
+        <w:spacing w:before="0" w:after="0" w:line="240" w:lineRule="auto"/>
+        <w:jc w:val="both"/>
+        <w:rPr>
+          <w:rFonts w:ascii="Arial" w:hAnsi="Arial" w:cs="Arial"/>
+          <w:b/>
+          <w:sz w:val="24"/>
+          <w:szCs w:val="24"/>
+        </w:rPr>
+      </w:pPr>
+    </w:p>
+    <w:p ns2:paraId="653EDCA5" ns2:textId="77777777">
+      <w:pPr>
+        <w:tabs>
+          <w:tab w:val="left" w:pos="0"/>
+        </w:tabs>
+        <w:jc w:val="both"/>
+        <w:rPr>
+          <w:rFonts w:ascii="Arial" w:hAnsi="Arial" w:cs="Arial"/>
+          <w:bCs/>
+          <w:sz w:val="24"/>
+          <w:szCs w:val="24"/>
+        </w:rPr>
+        <w:spacing w:after="0" w:line="240" w:lineRule="auto" w:before="0"/>
+      </w:pPr>
+      <w:r>
+        <w:rPr>
+          <w:rFonts w:ascii="Arial" w:hAnsi="Arial" w:cs="Arial"/>
+          <w:b/>
+          <w:sz w:val="21"/>
+          <w:szCs w:val="24"/>
+        </w:rPr>
+        <w:t xml:space="preserve">CLÁUSULA 7ª   </w:t>
+      </w:r>
+      <w:r>
+        <w:rPr>
+          <w:rFonts w:ascii="Arial" w:hAnsi="Arial" w:cs="Arial"/>
+          <w:sz w:val="21"/>
+          <w:szCs w:val="24"/>
+        </w:rPr>
+        <w:t xml:space="preserve"> </w:t>
+      </w:r>
+      <w:r>
+        <w:rPr>
+          <w:rFonts w:ascii="Arial" w:hAnsi="Arial" w:cs="Arial"/>
+          <w:b/>
+          <w:sz w:val="21"/>
+          <w:szCs w:val="24"/>
+        </w:rPr>
+        <w:t xml:space="preserve">A Instituição de Ensino </w:t>
+      </w:r>
+      <w:r>
+        <w:rPr>
+          <w:rFonts w:ascii="Arial" w:hAnsi="Arial" w:cs="Arial"/>
+          <w:bCs/>
+          <w:sz w:val="21"/>
+          <w:szCs w:val="24"/>
+        </w:rPr>
+        <w:t>responsabilizar-se-á por cumprir o convênio de estágios com a Unidade Concedente e a:</w:t>
+      </w:r>
+    </w:p>
+    <w:p ns2:paraId="37A39B81" ns2:textId="77777777">
+      <w:pPr>
+        <w:tabs>
+          <w:tab w:val="left" w:pos="0"/>
+        </w:tabs>
+        <w:jc w:val="both"/>
+        <w:rPr>
+          <w:rFonts w:ascii="Arial" w:hAnsi="Arial" w:cs="Arial"/>
+          <w:sz w:val="24"/>
+          <w:szCs w:val="24"/>
+        </w:rPr>
+        <w:spacing w:after="0" w:line="240" w:lineRule="auto" w:before="0"/>
+      </w:pPr>
+      <w:r>
+        <w:rPr>
+          <w:rFonts w:ascii="Arial" w:hAnsi="Arial" w:cs="Arial"/>
+          <w:b/>
+          <w:sz w:val="21"/>
+          <w:szCs w:val="24"/>
+        </w:rPr>
+        <w:t>a)</w:t>
+      </w:r>
+      <w:r>
+        <w:rPr>
+          <w:rFonts w:ascii="Arial" w:hAnsi="Arial" w:cs="Arial"/>
+          <w:sz w:val="21"/>
+          <w:szCs w:val="24"/>
+        </w:rPr>
+        <w:t xml:space="preserve"> Aprovar o estágio que trata o presente instrumento, considerando as condições de sua adequação à proposta pedagógica do curso, à etapa e modalidade da formação escolar do Estagiário e ao horário e calendário escolar; </w:t>
+      </w:r>
+    </w:p>
+    <w:p ns2:paraId="1A917D7B" ns2:textId="77777777">
+      <w:pPr>
+        <w:tabs>
+          <w:tab w:val="left" w:pos="0"/>
+        </w:tabs>
+        <w:jc w:val="both"/>
+        <w:rPr>
+          <w:rFonts w:ascii="Arial" w:hAnsi="Arial" w:cs="Arial"/>
+          <w:sz w:val="24"/>
+          <w:szCs w:val="24"/>
+        </w:rPr>
+        <w:spacing w:after="0" w:line="240" w:lineRule="auto" w:before="0"/>
+      </w:pPr>
+      <w:r>
+        <w:rPr>
+          <w:rFonts w:ascii="Arial" w:hAnsi="Arial" w:cs="Arial"/>
+          <w:b/>
+          <w:sz w:val="21"/>
+          <w:szCs w:val="24"/>
+        </w:rPr>
+        <w:t>b)</w:t>
+      </w:r>
+      <w:r>
+        <w:rPr>
+          <w:rFonts w:ascii="Arial" w:hAnsi="Arial" w:cs="Arial"/>
+          <w:sz w:val="21"/>
+          <w:szCs w:val="24"/>
+        </w:rPr>
+        <w:t xml:space="preserve"> Aprovar o plano de atividades de estágio que consubstancie as condições suficientes à exigência legal de adequação à etapa e modalidade da formação escolar do Estagiário;</w:t>
+      </w:r>
+    </w:p>
+    <w:p ns2:paraId="5A879473" ns2:textId="77777777">
+      <w:pPr>
+        <w:tabs>
+          <w:tab w:val="left" w:pos="0"/>
+        </w:tabs>
+        <w:jc w:val="both"/>
+        <w:rPr>
+          <w:rFonts w:ascii="Arial" w:hAnsi="Arial" w:cs="Arial"/>
+          <w:sz w:val="24"/>
+          <w:szCs w:val="24"/>
+        </w:rPr>
+        <w:spacing w:after="0" w:line="240" w:lineRule="auto" w:before="0"/>
+      </w:pPr>
+      <w:r>
+        <w:rPr>
+          <w:rFonts w:ascii="Arial" w:hAnsi="Arial" w:cs="Arial"/>
+          <w:b/>
+          <w:sz w:val="21"/>
+          <w:szCs w:val="24"/>
+        </w:rPr>
         <w:t>c)</w:t>
       </w:r>
       <w:r>
         <w:rPr>
-          <w:sz w:val="21"/>
-          <w:szCs w:val="24"/>
-          <w:rFonts w:ascii="Arial" w:hAnsi="Arial" w:cs="Arial"/>
-        </w:rPr>
-        <w:t>Manter sigilo sobre informações, dados ou trabalhos reservados a Unidade Concedente do Estágio aos quais tenha acesso;</w:t>
-      </w:r>
-    </w:p>
-    <w:p ns2:paraId="3E3DD5D5" ns2:textId="77777777">
+          <w:rFonts w:ascii="Arial" w:hAnsi="Arial" w:cs="Arial"/>
+          <w:sz w:val="21"/>
+          <w:szCs w:val="24"/>
+        </w:rPr>
+        <w:t xml:space="preserve"> Avaliar as instalações da Unidade Concedente quanto à adequação destas a formação cultural e profissional do Estagiário;</w:t>
+      </w:r>
+    </w:p>
+    <w:p ns2:paraId="1E56E588" ns2:textId="77777777">
       <w:pPr>
         <w:tabs>
           <w:tab w:val="left" w:pos="0"/>
@@ -3601,10 +3917,10 @@
           <w:sz w:val="21"/>
           <w:szCs w:val="24"/>
         </w:rPr>
-        <w:t xml:space="preserve"> Participar do treinamento atitudinal e cumprir as normas e práticas de segurança e de prevenção de acidentes exigidas ou realizadas pela Unidade Concedente durante as atividades de estágio, devendo fazer uso correto e adequado dos equipamentos de proteção individual e coletiva, devendo recusar a participação em atividades de risco ou para as quais não tenha equipamentos de proteção disponíveis, o que deverá comunicar à Instituição de Ensino, para as devidas providências;</w:t>
-      </w:r>
-    </w:p>
-    <w:p ns2:paraId="65410F4A" ns2:textId="77777777">
+        <w:t xml:space="preserve"> Realizar visitas nos ambientes de estágios conforme o seu cronograma de controle acadêmico e pedagógico, para efeito de acompanhar por amostragem as atividades de estágios, exigir dos estagiários o cumprimento do plano de estágio e avaliar as atividades do estagiário, mediante verificação dos relatórios, o que deverá ser feito por professor orientador da área ou por supervisor de estágio da coordenadoria do curso, tarefa que pode ser atribuída ao Coordenador do Curso;</w:t>
+      </w:r>
+    </w:p>
+    <w:p ns2:paraId="06B05F83" ns2:textId="77777777">
       <w:pPr>
         <w:tabs>
           <w:tab w:val="left" w:pos="0"/>
@@ -3632,10 +3948,10 @@
           <w:sz w:val="21"/>
           <w:szCs w:val="24"/>
         </w:rPr>
-        <w:t xml:space="preserve"> Apresentar à Instituição de Ensino informações importantes para o bom andamento do estágio imediatamente e o relatório sobre as atividades realizadas em prazo não superior a 06 (seis) meses, ciente de que deverá cumprir integralmente a carga horária de estágio obrigatório e;</w:t>
-      </w:r>
-    </w:p>
-    <w:p ns2:paraId="0BF46B98" ns2:textId="77777777">
+        <w:t xml:space="preserve"> Contabilizar o aproveitamento acadêmico com base no termo ou relatório de realização de estágio, expedido ou verificado com visto pela Unidade Concedente do Estágio, quando o aluno for o responsável pela elaboração do relatório;</w:t>
+      </w:r>
+    </w:p>
+    <w:p ns2:paraId="374CD48B" ns2:textId="77777777">
       <w:pPr>
         <w:tabs>
           <w:tab w:val="left" w:pos="0"/>
@@ -3652,45 +3968,135 @@
         <w:rPr>
           <w:rFonts w:ascii="Arial" w:hAnsi="Arial" w:cs="Arial"/>
           <w:b/>
+          <w:sz w:val="21"/>
+          <w:szCs w:val="24"/>
+        </w:rPr>
+        <w:t>f)</w:t>
+      </w:r>
+      <w:r>
+        <w:rPr>
+          <w:rFonts w:ascii="Arial" w:hAnsi="Arial" w:cs="Arial"/>
+          <w:sz w:val="21"/>
+          <w:szCs w:val="24"/>
+        </w:rPr>
+        <w:t xml:space="preserve"> quando solicitada, comunicar à Unidade Concedente o início do período letivo, as datas de avaliações acadêmicas e outras informações relevantes, para o bom cumprimento do estágio.</w:t>
+      </w:r>
+    </w:p>
+    <w:p ns2:paraId="1982BBEE" ns2:textId="77777777">
+      <w:pPr>
+        <w:tabs>
+          <w:tab w:val="left" w:pos="0"/>
+        </w:tabs>
+        <w:spacing w:before="0" w:after="0" w:line="240" w:lineRule="auto"/>
+        <w:jc w:val="both"/>
+        <w:rPr>
+          <w:rFonts w:ascii="Arial" w:hAnsi="Arial" w:cs="Arial"/>
+          <w:b/>
+          <w:sz w:val="24"/>
+          <w:szCs w:val="24"/>
+        </w:rPr>
+      </w:pPr>
+    </w:p>
+    <w:p ns2:paraId="47704E5C" ns2:textId="77777777">
+      <w:pPr>
+        <w:tabs>
+          <w:tab w:val="left" w:pos="0"/>
+        </w:tabs>
+        <w:jc w:val="both"/>
+        <w:rPr>
+          <w:rFonts w:ascii="Arial" w:hAnsi="Arial" w:cs="Arial"/>
           <w:bCs/>
-          <w:sz w:val="21"/>
-          <w:szCs w:val="24"/>
-        </w:rPr>
-        <w:t>f)</w:t>
-      </w:r>
-      <w:r>
-        <w:rPr>
-          <w:rFonts w:ascii="Arial" w:hAnsi="Arial" w:cs="Arial"/>
-          <w:sz w:val="21"/>
-          <w:szCs w:val="24"/>
-        </w:rPr>
-        <w:t xml:space="preserve"> não realizar nenhuma atividade de estágio sem a contratação prévia da devida apólice de seguros.</w:t>
-      </w:r>
-    </w:p>
-    <w:p ns2:paraId="3AD0544D" ns2:textId="77777777">
-      <w:pPr>
-        <w:tabs>
-          <w:tab w:val="left" w:pos="0"/>
-        </w:tabs>
-        <w:spacing w:before="0" w:after="0" w:line="20" w:lineRule="exact"/>
+          <w:sz w:val="24"/>
+          <w:szCs w:val="24"/>
+        </w:rPr>
+        <w:spacing w:after="0" w:line="240" w:lineRule="auto" w:before="0"/>
+      </w:pPr>
+      <w:r>
+        <w:rPr>
+          <w:rFonts w:ascii="Arial" w:hAnsi="Arial" w:cs="Arial"/>
+          <w:b/>
+          <w:sz w:val="21"/>
+          <w:szCs w:val="24"/>
+        </w:rPr>
+        <w:t xml:space="preserve">CLÁUSULA 8ª   </w:t>
+      </w:r>
+      <w:r>
+        <w:rPr>
+          <w:rFonts w:ascii="Arial" w:hAnsi="Arial" w:cs="Arial"/>
+          <w:bCs/>
+          <w:sz w:val="21"/>
+          <w:szCs w:val="24"/>
+        </w:rPr>
+        <w:t>Cabe à</w:t>
+      </w:r>
+      <w:r>
+        <w:rPr>
+          <w:rFonts w:ascii="Arial" w:hAnsi="Arial" w:cs="Arial"/>
+          <w:b/>
+          <w:sz w:val="21"/>
+          <w:szCs w:val="24"/>
+        </w:rPr>
+        <w:t xml:space="preserve"> Unidade Concedente do Estágio </w:t>
+      </w:r>
+      <w:r>
+        <w:rPr>
+          <w:rFonts w:ascii="Arial" w:hAnsi="Arial" w:cs="Arial"/>
+          <w:bCs/>
+          <w:sz w:val="21"/>
+          <w:szCs w:val="24"/>
+        </w:rPr>
+        <w:t xml:space="preserve">cumprir o convênio de estágios com a Instituição de Ensino e: </w:t>
+      </w:r>
+    </w:p>
+    <w:p ns2:paraId="3A7B0267" ns2:textId="77777777">
+      <w:pPr>
+        <w:tabs>
+          <w:tab w:val="left" w:pos="0"/>
+        </w:tabs>
         <w:jc w:val="both"/>
         <w:rPr>
           <w:rFonts w:ascii="Arial" w:hAnsi="Arial" w:cs="Arial"/>
-          <w:b/>
-          <w:sz w:val="24"/>
-          <w:szCs w:val="24"/>
-        </w:rPr>
-      </w:pPr>
-    </w:p>
-    <w:p ns2:paraId="653EDCA5" ns2:textId="77777777">
-      <w:pPr>
-        <w:tabs>
-          <w:tab w:val="left" w:pos="0"/>
+          <w:sz w:val="24"/>
+          <w:szCs w:val="24"/>
+        </w:rPr>
+        <w:spacing w:after="0" w:line="240" w:lineRule="auto" w:before="0"/>
+      </w:pPr>
+      <w:r>
+        <w:rPr>
+          <w:rFonts w:ascii="Arial" w:hAnsi="Arial" w:cs="Arial"/>
+          <w:b/>
+          <w:sz w:val="21"/>
+          <w:szCs w:val="24"/>
+        </w:rPr>
+        <w:t xml:space="preserve">a) </w:t>
+      </w:r>
+      <w:r>
+        <w:rPr>
+          <w:rFonts w:ascii="Arial" w:hAnsi="Arial" w:cs="Arial"/>
+          <w:sz w:val="21"/>
+          <w:szCs w:val="24"/>
+        </w:rPr>
+        <w:t xml:space="preserve">Designar, dentre seus funcionários ou prestadores de serviço, um supervisor, que também será identificado como preceptor, com formação e experiência profissional na área do curso e do estágio, </w:t>
+      </w:r>
+      <w:r>
+        <w:rPr>
+          <w:rFonts w:ascii="Arial" w:hAnsi="Arial" w:cs="Arial"/>
+          <w:sz w:val="21"/>
+          <w:szCs w:val="24"/>
+        </w:rPr>
+        <w:lastRenderedPageBreak/>
+        <w:t>para prestar os seus serviços profissionais nos ambientes da Unidade Concedente de Estágio, serviços profissionais os quais servirão de referência e de aprendizado pela experiência a ser vivenciada pelos estagiários, os quais só poderão realizar as atividades permitidas por tal profissional responsável, de acordo com as normas e padrões exigidos e praticados pela Unidade Concedente de Estágio, sendo que poderão ficar sob a supervisão e responsabilidade de tal profissional preceptor até 10 estagiários;</w:t>
+      </w:r>
+    </w:p>
+    <w:p ns2:paraId="1C18013D" ns2:textId="77777777">
+      <w:pPr>
+        <w:tabs>
+          <w:tab w:val="left" w:pos="0"/>
+          <w:tab w:val="left" w:pos="900"/>
         </w:tabs>
         <w:jc w:val="both"/>
         <w:rPr>
           <w:rFonts w:ascii="Arial" w:hAnsi="Arial" w:cs="Arial"/>
-          <w:bCs/>
           <w:sz w:val="24"/>
           <w:szCs w:val="24"/>
         </w:rPr>
@@ -3703,38 +4109,22 @@
           <w:sz w:val="21"/>
           <w:szCs w:val="24"/>
         </w:rPr>
-        <w:t>CLÁUSULA 7ª</w:t>
-      </w:r>
-      <w:r>
-        <w:rPr>
-          <w:rFonts w:ascii="Arial" w:hAnsi="Arial" w:cs="Arial"/>
-          <w:sz w:val="21"/>
-          <w:szCs w:val="24"/>
-        </w:rPr>
-      </w:r>
-      <w:r>
-        <w:rPr>
-          <w:rFonts w:ascii="Arial" w:hAnsi="Arial" w:cs="Arial"/>
-          <w:b/>
-          <w:sz w:val="21"/>
-          <w:szCs w:val="24"/>
-        </w:rPr>
-        <w:t>A Instituição de Ensino</w:t>
-      </w:r>
-      <w:r>
-        <w:rPr>
-          <w:rFonts w:ascii="Arial" w:hAnsi="Arial" w:cs="Arial"/>
-          <w:bCs/>
-          <w:sz w:val="21"/>
-          <w:szCs w:val="24"/>
-        </w:rPr>
-        <w:t>responsabilizar-se-á por cumprir o convênio de estágios com a Unidade Concedente e a:</w:t>
-      </w:r>
-    </w:p>
-    <w:p ns2:paraId="37A39B81" ns2:textId="77777777">
-      <w:pPr>
-        <w:tabs>
-          <w:tab w:val="left" w:pos="0"/>
+        <w:t>b)</w:t>
+      </w:r>
+      <w:r>
+        <w:rPr>
+          <w:rFonts w:ascii="Arial" w:hAnsi="Arial" w:cs="Arial"/>
+          <w:sz w:val="21"/>
+          <w:szCs w:val="24"/>
+        </w:rPr>
+        <w:t xml:space="preserve"> Controlar a entrada e a saída dos estagiários, inclusive se assim entender necessário, mediante controle de assiduidade e pontualidade;</w:t>
+      </w:r>
+    </w:p>
+    <w:p ns2:paraId="5FF43023" ns2:textId="77777777">
+      <w:pPr>
+        <w:tabs>
+          <w:tab w:val="left" w:pos="0"/>
+          <w:tab w:val="left" w:pos="900"/>
         </w:tabs>
         <w:jc w:val="both"/>
         <w:rPr>
@@ -3751,18 +4141,18 @@
           <w:sz w:val="21"/>
           <w:szCs w:val="24"/>
         </w:rPr>
-        <w:t>a)</w:t>
-      </w:r>
-      <w:r>
-        <w:rPr>
-          <w:rFonts w:ascii="Arial" w:hAnsi="Arial" w:cs="Arial"/>
-          <w:sz w:val="21"/>
-          <w:szCs w:val="24"/>
-        </w:rPr>
-        <w:t xml:space="preserve"> Aprovar o estágio que trata o presente instrumento, considerando as condições de sua adequação à proposta pedagógica do curso, à etapa e modalidade da formação escolar do Estagiário e ao horário e calendário escolar;</w:t>
-      </w:r>
-    </w:p>
-    <w:p ns2:paraId="1A917D7B" ns2:textId="77777777">
+        <w:t>c)</w:t>
+      </w:r>
+      <w:r>
+        <w:rPr>
+          <w:rFonts w:ascii="Arial" w:hAnsi="Arial" w:cs="Arial"/>
+          <w:sz w:val="21"/>
+          <w:szCs w:val="24"/>
+        </w:rPr>
+        <w:t xml:space="preserve"> Expedir ou vistoriar relatório de estágio a respeito das atividades de estágio praticadas, no qual deverá constar o período, horários, locais, profissional preceptor responsável da Unidade Concedente de Estágio, identificação do estagiário, com periodicidade máxima de 06 (seis) meses, relatório que também deverá ser assinado pelo profissional preceptor da Unidade Concedente e pelo estagiário, documento que poderá ser utilizado pela Instituição Educacional como subsídio para a avaliação do estágio e do estagiário; </w:t>
+      </w:r>
+    </w:p>
+    <w:p ns2:paraId="35E7AAA6" ns2:textId="77777777">
       <w:pPr>
         <w:tabs>
           <w:tab w:val="left" w:pos="0"/>
@@ -3782,18 +4172,18 @@
           <w:sz w:val="21"/>
           <w:szCs w:val="24"/>
         </w:rPr>
-        <w:t>b)</w:t>
-      </w:r>
-      <w:r>
-        <w:rPr>
-          <w:rFonts w:ascii="Arial" w:hAnsi="Arial" w:cs="Arial"/>
-          <w:sz w:val="21"/>
-          <w:szCs w:val="24"/>
-        </w:rPr>
-        <w:t xml:space="preserve"> Aprovar o plano de atividades de estágio que consubstancie as condições suficientes à exigência legal de adequação à etapa e modalidade da formação escolar do Estagiário;</w:t>
-      </w:r>
-    </w:p>
-    <w:p ns2:paraId="5A879473" ns2:textId="77777777">
+        <w:t>d)</w:t>
+      </w:r>
+      <w:r>
+        <w:rPr>
+          <w:rFonts w:ascii="Arial" w:hAnsi="Arial" w:cs="Arial"/>
+          <w:sz w:val="21"/>
+          <w:szCs w:val="24"/>
+        </w:rPr>
+        <w:t xml:space="preserve"> Conceder ou não bolsa-auxílio, ou outra forma de contraprestação acordada, e auxílio-transporte, de forma facultativa, sendo obrigatório um período de recesso ao Estagiário a ser gozado preferencialmente durante as férias escolares, nos termos da legislação vigente;</w:t>
+      </w:r>
+    </w:p>
+    <w:p ns2:paraId="138A666B" ns2:textId="77777777">
       <w:pPr>
         <w:tabs>
           <w:tab w:val="left" w:pos="0"/>
@@ -3813,21 +4203,22 @@
           <w:sz w:val="21"/>
           <w:szCs w:val="24"/>
         </w:rPr>
-        <w:t>c)</w:t>
-      </w:r>
-      <w:r>
-        <w:rPr>
-          <w:rFonts w:ascii="Arial" w:hAnsi="Arial" w:cs="Arial"/>
-          <w:sz w:val="21"/>
-          <w:szCs w:val="24"/>
-        </w:rPr>
-        <w:t xml:space="preserve"> Avaliar as instalações da Unidade Concedente quanto à adequação destas a formação cultural e profissional do Estagiário;</w:t>
-      </w:r>
-    </w:p>
-    <w:p ns2:paraId="1E56E588" ns2:textId="77777777">
-      <w:pPr>
-        <w:tabs>
-          <w:tab w:val="left" w:pos="0"/>
+        <w:t>e)</w:t>
+      </w:r>
+      <w:r>
+        <w:rPr>
+          <w:rFonts w:ascii="Arial" w:hAnsi="Arial" w:cs="Arial"/>
+          <w:sz w:val="21"/>
+          <w:szCs w:val="24"/>
+        </w:rPr>
+        <w:t xml:space="preserve"> Reduzir nos termos da lei a carga horária do estágio nos períodos de avaliação escolar, previamente informado pela Instituição de Ensino mediante acesso via internet do “Calendário Acadêmico da Instituição de Ensino”, em www.aems.edu.br;</w:t>
+      </w:r>
+    </w:p>
+    <w:p ns2:paraId="3F87CE9E" ns2:textId="77777777">
+      <w:pPr>
+        <w:tabs>
+          <w:tab w:val="left" w:pos="0"/>
+          <w:tab w:val="left" w:pos="900"/>
         </w:tabs>
         <w:jc w:val="both"/>
         <w:rPr>
@@ -3844,21 +4235,22 @@
           <w:sz w:val="21"/>
           <w:szCs w:val="24"/>
         </w:rPr>
-        <w:t>d)</w:t>
-      </w:r>
-      <w:r>
-        <w:rPr>
-          <w:rFonts w:ascii="Arial" w:hAnsi="Arial" w:cs="Arial"/>
-          <w:sz w:val="21"/>
-          <w:szCs w:val="24"/>
-        </w:rPr>
-        <w:t xml:space="preserve"> Realizar visitas nos ambientes de estágios conforme o seu cronograma de controle acadêmico e pedagógico, para efeito de acompanhar por amostragem as atividades de estágios, exigir dos estagiários o cumprimento do plano de estágio e avaliar as atividades do estagiário, mediante verificação dos relatórios, o que deverá ser feito por professor orientador da área ou por supervisor de estágio da coordenadoria do curso, tarefa que pode ser atribuída ao Coordenador do Curso;</w:t>
-      </w:r>
-    </w:p>
-    <w:p ns2:paraId="06B05F83" ns2:textId="77777777">
-      <w:pPr>
-        <w:tabs>
-          <w:tab w:val="left" w:pos="0"/>
+        <w:t xml:space="preserve">f) </w:t>
+      </w:r>
+      <w:r>
+        <w:rPr>
+          <w:rFonts w:ascii="Arial" w:hAnsi="Arial" w:cs="Arial"/>
+          <w:sz w:val="21"/>
+          <w:szCs w:val="24"/>
+        </w:rPr>
+        <w:t>Comunicar por escrito à Instituição de Ensino irregularidades, infrações e desrespeitos que venham a ser praticados pelo estagiário durante as suas atividades, a interrupção do estágio ou problemas a respeito, imediatamente após a ocorrência e oferecer condições de visita ao professor ou supervisor de estágio indicado pela Coordenadoria de Curso;</w:t>
+      </w:r>
+    </w:p>
+    <w:p ns2:paraId="580E62A2" ns2:textId="77777777">
+      <w:pPr>
+        <w:tabs>
+          <w:tab w:val="left" w:pos="0"/>
+          <w:tab w:val="left" w:pos="900"/>
         </w:tabs>
         <w:jc w:val="both"/>
         <w:rPr>
@@ -3875,18 +4267,18 @@
           <w:sz w:val="21"/>
           <w:szCs w:val="24"/>
         </w:rPr>
-        <w:t>e)</w:t>
-      </w:r>
-      <w:r>
-        <w:rPr>
-          <w:rFonts w:ascii="Arial" w:hAnsi="Arial" w:cs="Arial"/>
-          <w:sz w:val="21"/>
-          <w:szCs w:val="24"/>
-        </w:rPr>
-        <w:t xml:space="preserve"> Contabilizar o aproveitamento acadêmico com base no termo ou relatório de realização de estágio, expedido ou verificado com visto pela Unidade Concedente do Estágio, quando o aluno for o responsável pela elaboração do relatório;</w:t>
-      </w:r>
-    </w:p>
-    <w:p ns2:paraId="374CD48B" ns2:textId="77777777">
+        <w:t>g)</w:t>
+      </w:r>
+      <w:r>
+        <w:rPr>
+          <w:rFonts w:ascii="Arial" w:hAnsi="Arial" w:cs="Arial"/>
+          <w:sz w:val="21"/>
+          <w:szCs w:val="24"/>
+        </w:rPr>
+        <w:t xml:space="preserve"> Encaminhar, obrigatoriamente, à Instituição de Ensino, uma via do presente termo de compromisso de estágio, devidamente assinado pelas partes;</w:t>
+      </w:r>
+    </w:p>
+    <w:p ns2:paraId="3AEAB585" ns2:textId="77777777">
       <w:pPr>
         <w:tabs>
           <w:tab w:val="left" w:pos="0"/>
@@ -3906,41 +4298,70 @@
           <w:sz w:val="21"/>
           <w:szCs w:val="24"/>
         </w:rPr>
-        <w:t>f)</w:t>
-      </w:r>
-      <w:r>
-        <w:rPr>
-          <w:rFonts w:ascii="Arial" w:hAnsi="Arial" w:cs="Arial"/>
-          <w:sz w:val="21"/>
-          <w:szCs w:val="24"/>
-        </w:rPr>
-        <w:t xml:space="preserve"> quando solicitada, comunicar à Unidade Concedente o início do período letivo, as datas de avaliações acadêmicas e outras informações relevantes, para o bom cumprimento do estágio.</w:t>
-      </w:r>
-    </w:p>
-    <w:p ns2:paraId="1982BBEE" ns2:textId="77777777">
-      <w:pPr>
-        <w:tabs>
-          <w:tab w:val="left" w:pos="0"/>
-        </w:tabs>
-        <w:spacing w:before="0" w:after="0" w:line="20" w:lineRule="exact"/>
+        <w:t>h)</w:t>
+      </w:r>
+      <w:r>
+        <w:rPr>
+          <w:rFonts w:ascii="Arial" w:hAnsi="Arial" w:cs="Arial"/>
+          <w:sz w:val="21"/>
+          <w:szCs w:val="24"/>
+        </w:rPr>
+        <w:t xml:space="preserve"> Expedir termo de realização de estágio, na ocasião do desligamento do estagiário, contendo a indicação resumida das atividades desenvolvidas, dos períodos e dos seus profissionais preceptores responsáveis pela supervisão nas dependências da Unidade Concedente de Estágio;</w:t>
+      </w:r>
+    </w:p>
+    <w:p ns2:paraId="594292E5" ns2:textId="77777777">
+      <w:pPr>
+        <w:tabs>
+          <w:tab w:val="left" w:pos="0"/>
+        </w:tabs>
         <w:jc w:val="both"/>
         <w:rPr>
           <w:rFonts w:ascii="Arial" w:hAnsi="Arial" w:cs="Arial"/>
-          <w:b/>
-          <w:sz w:val="24"/>
-          <w:szCs w:val="24"/>
-        </w:rPr>
-      </w:pPr>
-    </w:p>
-    <w:p ns2:paraId="47704E5C" ns2:textId="77777777">
-      <w:pPr>
-        <w:tabs>
-          <w:tab w:val="left" w:pos="0"/>
-        </w:tabs>
+          <w:sz w:val="24"/>
+          <w:szCs w:val="24"/>
+        </w:rPr>
+        <w:spacing w:after="0" w:line="240" w:lineRule="auto" w:before="0"/>
+      </w:pPr>
+      <w:r>
+        <w:rPr>
+          <w:rFonts w:ascii="Arial" w:hAnsi="Arial" w:cs="Arial"/>
+          <w:b/>
+          <w:sz w:val="21"/>
+          <w:szCs w:val="24"/>
+        </w:rPr>
+        <w:t>g)</w:t>
+      </w:r>
+      <w:r>
+        <w:rPr>
+          <w:rFonts w:ascii="Arial" w:hAnsi="Arial" w:cs="Arial"/>
+          <w:sz w:val="21"/>
+          <w:szCs w:val="24"/>
+        </w:rPr>
+        <w:t xml:space="preserve"> Aplicar ao Estagiário a legislação relacionada à saúde e segurança no trabalho e as normas internas de prevenção e de boas práticas profissionais. </w:t>
+      </w:r>
+    </w:p>
+    <w:p ns2:paraId="6A0A4463" ns2:textId="77777777">
+      <w:pPr>
+        <w:tabs>
+          <w:tab w:val="left" w:pos="0"/>
+        </w:tabs>
+        <w:spacing w:before="0" w:after="0" w:line="240" w:lineRule="auto"/>
         <w:jc w:val="both"/>
         <w:rPr>
           <w:rFonts w:ascii="Arial" w:hAnsi="Arial" w:cs="Arial"/>
-          <w:bCs/>
+          <w:sz w:val="24"/>
+          <w:szCs w:val="24"/>
+        </w:rPr>
+      </w:pPr>
+    </w:p>
+    <w:p ns2:paraId="26EE8B11" ns2:textId="77777777">
+      <w:pPr>
+        <w:tabs>
+          <w:tab w:val="left" w:pos="0"/>
+        </w:tabs>
+        <w:jc w:val="both"/>
+        <w:rPr>
+          <w:rFonts w:ascii="Arial" w:hAnsi="Arial" w:cs="Arial"/>
           <w:sz w:val="24"/>
           <w:szCs w:val="24"/>
         </w:rPr>
@@ -3953,361 +4374,6 @@
           <w:sz w:val="21"/>
           <w:szCs w:val="24"/>
         </w:rPr>
-        <w:t>CLÁUSULA 8ª</w:t>
-      </w:r>
-      <w:r>
-        <w:rPr>
-          <w:rFonts w:ascii="Arial" w:hAnsi="Arial" w:cs="Arial"/>
-          <w:bCs/>
-          <w:sz w:val="21"/>
-          <w:szCs w:val="24"/>
-        </w:rPr>
-        <w:t>Cabe à</w:t>
-      </w:r>
-      <w:r>
-        <w:rPr>
-          <w:rFonts w:ascii="Arial" w:hAnsi="Arial" w:cs="Arial"/>
-          <w:b/>
-          <w:sz w:val="21"/>
-          <w:szCs w:val="24"/>
-        </w:rPr>
-        <w:t xml:space="preserve"> Unidade Concedente do Estágio</w:t>
-      </w:r>
-      <w:r>
-        <w:rPr>
-          <w:rFonts w:ascii="Arial" w:hAnsi="Arial" w:cs="Arial"/>
-          <w:bCs/>
-          <w:sz w:val="21"/>
-          <w:szCs w:val="24"/>
-        </w:rPr>
-        <w:t>cumprir o convênio de estágios com a Instituição de Ensino e:</w:t>
-      </w:r>
-    </w:p>
-    <w:p ns2:paraId="3A7B0267" ns2:textId="77777777">
-      <w:pPr>
-        <w:tabs>
-          <w:tab w:val="left" w:pos="0"/>
-        </w:tabs>
-        <w:jc w:val="both"/>
-        <w:rPr>
-          <w:rFonts w:ascii="Arial" w:hAnsi="Arial" w:cs="Arial"/>
-          <w:sz w:val="24"/>
-          <w:szCs w:val="24"/>
-        </w:rPr>
-        <w:spacing w:after="0" w:line="240" w:lineRule="auto" w:before="0"/>
-      </w:pPr>
-      <w:r>
-        <w:rPr>
-          <w:rFonts w:ascii="Arial" w:hAnsi="Arial" w:cs="Arial"/>
-          <w:b/>
-          <w:sz w:val="21"/>
-          <w:szCs w:val="24"/>
-        </w:rPr>
-        <w:t>a)</w:t>
-      </w:r>
-      <w:r>
-        <w:rPr>
-          <w:rFonts w:ascii="Arial" w:hAnsi="Arial" w:cs="Arial"/>
-          <w:sz w:val="21"/>
-          <w:szCs w:val="24"/>
-        </w:rPr>
-        <w:t>Designar, dentre seus funcionários ou prestadores de serviço, um supervisor, que também será identificado como preceptor, com formação e experiência profissional na área do curso e do estágio,</w:t>
-      </w:r>
-      <w:r>
-        <w:rPr>
-          <w:rFonts w:ascii="Arial" w:hAnsi="Arial" w:cs="Arial"/>
-          <w:sz w:val="21"/>
-          <w:szCs w:val="24"/>
-        </w:rPr>
-        <w:t>para prestar os seus serviços profissionais nos ambientes da Unidade Concedente de Estágio, serviços profissionais os quais servirão de referência e de aprendizado pela experiência a ser vivenciada pelos estagiários, os quais só poderão realizar as atividades permitidas por tal profissional responsável, de acordo com as normas e padrões exigidos e praticados pela Unidade Concedente de Estágio, sendo que poderão ficar sob a supervisão e responsabilidade de tal profissional preceptor até 10 estagiários;</w:t>
-      </w:r>
-    </w:p>
-    <w:p ns2:paraId="1C18013D" ns2:textId="77777777">
-      <w:pPr>
-        <w:tabs>
-          <w:tab w:val="left" w:pos="0"/>
-          <w:tab w:val="left" w:pos="900"/>
-        </w:tabs>
-        <w:jc w:val="both"/>
-        <w:rPr>
-          <w:rFonts w:ascii="Arial" w:hAnsi="Arial" w:cs="Arial"/>
-          <w:sz w:val="24"/>
-          <w:szCs w:val="24"/>
-        </w:rPr>
-        <w:spacing w:after="0" w:line="240" w:lineRule="auto" w:before="0"/>
-      </w:pPr>
-      <w:r>
-        <w:rPr>
-          <w:rFonts w:ascii="Arial" w:hAnsi="Arial" w:cs="Arial"/>
-          <w:b/>
-          <w:sz w:val="21"/>
-          <w:szCs w:val="24"/>
-        </w:rPr>
-        <w:t>b)</w:t>
-      </w:r>
-      <w:r>
-        <w:rPr>
-          <w:rFonts w:ascii="Arial" w:hAnsi="Arial" w:cs="Arial"/>
-          <w:sz w:val="21"/>
-          <w:szCs w:val="24"/>
-        </w:rPr>
-        <w:t xml:space="preserve"> Controlar a entrada e a saída dos estagiários, inclusive se assim entender necessário, mediante controle de assiduidade e pontualidade;</w:t>
-      </w:r>
-    </w:p>
-    <w:p ns2:paraId="5FF43023" ns2:textId="77777777">
-      <w:pPr>
-        <w:tabs>
-          <w:tab w:val="left" w:pos="0"/>
-          <w:tab w:val="left" w:pos="900"/>
-        </w:tabs>
-        <w:jc w:val="both"/>
-        <w:rPr>
-          <w:rFonts w:ascii="Arial" w:hAnsi="Arial" w:cs="Arial"/>
-          <w:sz w:val="24"/>
-          <w:szCs w:val="24"/>
-        </w:rPr>
-        <w:spacing w:after="0" w:line="240" w:lineRule="auto" w:before="0"/>
-      </w:pPr>
-      <w:r>
-        <w:rPr>
-          <w:rFonts w:ascii="Arial" w:hAnsi="Arial" w:cs="Arial"/>
-          <w:b/>
-          <w:sz w:val="21"/>
-          <w:szCs w:val="24"/>
-        </w:rPr>
-        <w:t>c)</w:t>
-      </w:r>
-      <w:r>
-        <w:rPr>
-          <w:rFonts w:ascii="Arial" w:hAnsi="Arial" w:cs="Arial"/>
-          <w:sz w:val="21"/>
-          <w:szCs w:val="24"/>
-        </w:rPr>
-        <w:t xml:space="preserve"> Expedir ou vistoriar relatório de estágio a respeito das atividades de estágio praticadas, no qual deverá constar o período, horários, locais, profissional preceptor responsável da Unidade Concedente de Estágio, identificação do estagiário, com periodicidade máxima de 06 (seis) meses, relatório que também deverá ser assinado pelo profissional preceptor da Unidade Concedente e pelo estagiário, documento que poderá ser utilizado pela Instituição Educacional como subsídio para a avaliação do estágio e do estagiário;</w:t>
-      </w:r>
-    </w:p>
-    <w:p ns2:paraId="35E7AAA6" ns2:textId="77777777">
-      <w:pPr>
-        <w:tabs>
-          <w:tab w:val="left" w:pos="0"/>
-        </w:tabs>
-        <w:jc w:val="both"/>
-        <w:rPr>
-          <w:rFonts w:ascii="Arial" w:hAnsi="Arial" w:cs="Arial"/>
-          <w:sz w:val="24"/>
-          <w:szCs w:val="24"/>
-        </w:rPr>
-        <w:spacing w:after="0" w:line="240" w:lineRule="auto" w:before="0"/>
-      </w:pPr>
-      <w:r>
-        <w:rPr>
-          <w:rFonts w:ascii="Arial" w:hAnsi="Arial" w:cs="Arial"/>
-          <w:b/>
-          <w:sz w:val="21"/>
-          <w:szCs w:val="24"/>
-        </w:rPr>
-        <w:t>d)</w:t>
-      </w:r>
-      <w:r>
-        <w:rPr>
-          <w:rFonts w:ascii="Arial" w:hAnsi="Arial" w:cs="Arial"/>
-          <w:sz w:val="21"/>
-          <w:szCs w:val="24"/>
-        </w:rPr>
-        <w:t xml:space="preserve"> Conceder ou não bolsa-auxílio, ou outra forma de contraprestação acordada, e auxílio-transporte, de forma facultativa, sendo obrigatório um período de recesso ao Estagiário a ser gozado preferencialmente durante as férias escolares, nos termos da legislação vigente;</w:t>
-      </w:r>
-    </w:p>
-    <w:p ns2:paraId="138A666B" ns2:textId="77777777">
-      <w:pPr>
-        <w:tabs>
-          <w:tab w:val="left" w:pos="0"/>
-        </w:tabs>
-        <w:jc w:val="both"/>
-        <w:rPr>
-          <w:rFonts w:ascii="Arial" w:hAnsi="Arial" w:cs="Arial"/>
-          <w:sz w:val="24"/>
-          <w:szCs w:val="24"/>
-        </w:rPr>
-        <w:spacing w:after="0" w:line="240" w:lineRule="auto" w:before="0"/>
-      </w:pPr>
-      <w:r>
-        <w:rPr>
-          <w:rFonts w:ascii="Arial" w:hAnsi="Arial" w:cs="Arial"/>
-          <w:b/>
-          <w:sz w:val="21"/>
-          <w:szCs w:val="24"/>
-        </w:rPr>
-        <w:t>e)</w:t>
-      </w:r>
-      <w:r>
-        <w:rPr>
-          <w:rFonts w:ascii="Arial" w:hAnsi="Arial" w:cs="Arial"/>
-          <w:sz w:val="21"/>
-          <w:szCs w:val="24"/>
-        </w:rPr>
-        <w:t xml:space="preserve"> Reduzir nos termos da lei a carga horária do estágio nos períodos de avaliação escolar, previamente informado pela Instituição de Ensino mediante acesso via internet do “Calendário Acadêmico da Instituição de Ensino”, em www.aems.edu.br;</w:t>
-      </w:r>
-    </w:p>
-    <w:p ns2:paraId="3F87CE9E" ns2:textId="77777777">
-      <w:pPr>
-        <w:tabs>
-          <w:tab w:val="left" w:pos="0"/>
-          <w:tab w:val="left" w:pos="900"/>
-        </w:tabs>
-        <w:jc w:val="both"/>
-        <w:rPr>
-          <w:rFonts w:ascii="Arial" w:hAnsi="Arial" w:cs="Arial"/>
-          <w:sz w:val="24"/>
-          <w:szCs w:val="24"/>
-        </w:rPr>
-        <w:spacing w:after="0" w:line="240" w:lineRule="auto" w:before="0"/>
-      </w:pPr>
-      <w:r>
-        <w:rPr>
-          <w:rFonts w:ascii="Arial" w:hAnsi="Arial" w:cs="Arial"/>
-          <w:b/>
-          <w:sz w:val="21"/>
-          <w:szCs w:val="24"/>
-        </w:rPr>
-        <w:t>f)</w:t>
-      </w:r>
-      <w:r>
-        <w:rPr>
-          <w:rFonts w:ascii="Arial" w:hAnsi="Arial" w:cs="Arial"/>
-          <w:sz w:val="21"/>
-          <w:szCs w:val="24"/>
-        </w:rPr>
-        <w:t>Comunicar por escrito à Instituição de Ensino irregularidades, infrações e desrespeitos que venham a ser praticados pelo estagiário durante as suas atividades, a interrupção do estágio ou problemas a respeito, imediatamente após a ocorrência e oferecer condições de visita ao professor ou supervisor de estágio indicado pela Coordenadoria de Curso;</w:t>
-      </w:r>
-    </w:p>
-    <w:p ns2:paraId="580E62A2" ns2:textId="77777777">
-      <w:pPr>
-        <w:tabs>
-          <w:tab w:val="left" w:pos="0"/>
-          <w:tab w:val="left" w:pos="900"/>
-        </w:tabs>
-        <w:jc w:val="both"/>
-        <w:rPr>
-          <w:rFonts w:ascii="Arial" w:hAnsi="Arial" w:cs="Arial"/>
-          <w:sz w:val="24"/>
-          <w:szCs w:val="24"/>
-        </w:rPr>
-        <w:spacing w:after="0" w:line="240" w:lineRule="auto" w:before="0"/>
-      </w:pPr>
-      <w:r>
-        <w:rPr>
-          <w:rFonts w:ascii="Arial" w:hAnsi="Arial" w:cs="Arial"/>
-          <w:b/>
-          <w:sz w:val="21"/>
-          <w:szCs w:val="24"/>
-        </w:rPr>
-        <w:t>g)</w:t>
-      </w:r>
-      <w:r>
-        <w:rPr>
-          <w:rFonts w:ascii="Arial" w:hAnsi="Arial" w:cs="Arial"/>
-          <w:sz w:val="21"/>
-          <w:szCs w:val="24"/>
-        </w:rPr>
-        <w:t xml:space="preserve"> Encaminhar, obrigatoriamente, à Instituição de Ensino, uma via do presente termo de compromisso de estágio, devidamente assinado pelas partes;</w:t>
-      </w:r>
-    </w:p>
-    <w:p ns2:paraId="3AEAB585" ns2:textId="77777777">
-      <w:pPr>
-        <w:tabs>
-          <w:tab w:val="left" w:pos="0"/>
-        </w:tabs>
-        <w:jc w:val="both"/>
-        <w:rPr>
-          <w:rFonts w:ascii="Arial" w:hAnsi="Arial" w:cs="Arial"/>
-          <w:sz w:val="24"/>
-          <w:szCs w:val="24"/>
-        </w:rPr>
-        <w:spacing w:after="0" w:line="240" w:lineRule="auto" w:before="0"/>
-      </w:pPr>
-      <w:r>
-        <w:rPr>
-          <w:rFonts w:ascii="Arial" w:hAnsi="Arial" w:cs="Arial"/>
-          <w:b/>
-          <w:sz w:val="21"/>
-          <w:szCs w:val="24"/>
-        </w:rPr>
-        <w:t>h)</w:t>
-      </w:r>
-      <w:r>
-        <w:rPr>
-          <w:rFonts w:ascii="Arial" w:hAnsi="Arial" w:cs="Arial"/>
-          <w:sz w:val="21"/>
-          <w:szCs w:val="24"/>
-        </w:rPr>
-        <w:t xml:space="preserve"> Expedir termo de realização de estágio, na ocasião do desligamento do estagiário, contendo a indicação resumida das atividades desenvolvidas, dos períodos e dos seus profissionais preceptores responsáveis pela supervisão nas dependências da Unidade Concedente de Estágio;</w:t>
-      </w:r>
-    </w:p>
-    <w:p ns2:paraId="594292E5" ns2:textId="77777777">
-      <w:pPr>
-        <w:tabs>
-          <w:tab w:val="left" w:pos="0"/>
-        </w:tabs>
-        <w:jc w:val="both"/>
-        <w:rPr>
-          <w:rFonts w:ascii="Arial" w:hAnsi="Arial" w:cs="Arial"/>
-          <w:sz w:val="24"/>
-          <w:szCs w:val="24"/>
-        </w:rPr>
-        <w:spacing w:after="0" w:line="240" w:lineRule="auto" w:before="0"/>
-      </w:pPr>
-      <w:r>
-        <w:rPr>
-          <w:rFonts w:ascii="Arial" w:hAnsi="Arial" w:cs="Arial"/>
-          <w:b/>
-          <w:sz w:val="21"/>
-          <w:szCs w:val="24"/>
-        </w:rPr>
-        <w:t>g)</w:t>
-      </w:r>
-      <w:r>
-        <w:rPr>
-          <w:rFonts w:ascii="Arial" w:hAnsi="Arial" w:cs="Arial"/>
-          <w:sz w:val="21"/>
-          <w:szCs w:val="24"/>
-        </w:rPr>
-        <w:t xml:space="preserve"> Aplicar ao Estagiário a legislação relacionada à saúde e segurança no trabalho e as normas internas de prevenção e de boas práticas profissionais.</w:t>
-      </w:r>
-    </w:p>
-    <w:p ns2:paraId="6A0A4463" ns2:textId="77777777">
-      <w:pPr>
-        <w:tabs>
-          <w:tab w:val="left" w:pos="0"/>
-        </w:tabs>
-        <w:spacing w:before="0" w:after="0" w:line="20" w:lineRule="exact"/>
-        <w:jc w:val="both"/>
-        <w:rPr>
-          <w:rFonts w:ascii="Arial" w:hAnsi="Arial" w:cs="Arial"/>
-          <w:sz w:val="24"/>
-          <w:szCs w:val="24"/>
-        </w:rPr>
-      </w:pPr>
-    </w:p>
-    <w:p ns2:paraId="26EE8B11" ns2:textId="77777777">
-      <w:pPr>
-        <w:tabs>
-          <w:tab w:val="left" w:pos="0"/>
-        </w:tabs>
-        <w:jc w:val="both"/>
-        <w:rPr>
-          <w:rFonts w:ascii="Arial" w:hAnsi="Arial" w:cs="Arial"/>
-          <w:sz w:val="24"/>
-          <w:szCs w:val="24"/>
-        </w:rPr>
-        <w:spacing w:after="0" w:line="240" w:lineRule="auto" w:before="0"/>
-      </w:pPr>
-      <w:r>
-        <w:rPr>
-          <w:rFonts w:ascii="Arial" w:hAnsi="Arial" w:cs="Arial"/>
-          <w:b/>
-          <w:sz w:val="21"/>
-          <w:szCs w:val="24"/>
-        </w:rPr>
         <w:t>CLÁUSULA 9ª</w:t>
       </w:r>
       <w:r>
@@ -4316,7 +4382,7 @@
           <w:sz w:val="21"/>
           <w:szCs w:val="24"/>
         </w:rPr>
-        <w:t xml:space="preserve">    O presente Termo de Compromisso de Estágio vigorará a partir da data da assinatura e terá vigência correspondente ao período/série correspondente do curso em que o estagiário encontrar-se matriculado, podendo haver o seu término a qualquer tempo e inclusive antes do fim do período letivo, nos seguintes casos:</w:t>
+        <w:t xml:space="preserve">    O presente Termo de Compromisso de Estágio vigorará a partir da data da assinatura e terá vigência correspondente ao período/série correspondente do curso em que o estagiário encontrar-se matriculado, podendo haver o seu término a qualquer tempo e inclusive antes do fim do período letivo, nos seguintes casos: </w:t>
       </w:r>
     </w:p>
     <w:p ns2:paraId="2859E3BE" ns2:textId="77777777">
@@ -4341,7 +4407,7 @@
           <w:sz w:val="21"/>
           <w:szCs w:val="24"/>
         </w:rPr>
-        <w:t>a)</w:t>
+        <w:t xml:space="preserve">a) </w:t>
       </w:r>
       <w:r>
         <w:rPr>
@@ -4375,7 +4441,7 @@
           <w:sz w:val="21"/>
           <w:szCs w:val="24"/>
         </w:rPr>
-        <w:t>b)</w:t>
+        <w:t xml:space="preserve">b) </w:t>
       </w:r>
       <w:r>
         <w:rPr>
@@ -4409,7 +4475,7 @@
           <w:sz w:val="21"/>
           <w:szCs w:val="24"/>
         </w:rPr>
-        <w:t>c)</w:t>
+        <w:t xml:space="preserve">c) </w:t>
       </w:r>
       <w:r>
         <w:rPr>
@@ -4444,7 +4510,7 @@
           <w:sz w:val="21"/>
           <w:szCs w:val="24"/>
         </w:rPr>
-        <w:t>d)</w:t>
+        <w:t xml:space="preserve">d) </w:t>
       </w:r>
       <w:r>
         <w:rPr>
@@ -4475,7 +4541,7 @@
           <w:sz w:val="21"/>
           <w:szCs w:val="24"/>
         </w:rPr>
-        <w:t>e)</w:t>
+        <w:t xml:space="preserve">e) </w:t>
       </w:r>
       <w:r>
         <w:rPr>
@@ -4507,6 +4573,7 @@
           <w:sz w:val="21"/>
           <w:szCs w:val="24"/>
         </w:rPr>
+        <w:lastRenderedPageBreak/>
         <w:t>Parágrafo único</w:t>
       </w:r>
       <w:r>
@@ -4523,7 +4590,7 @@
         <w:tabs>
           <w:tab w:val="left" w:pos="0"/>
         </w:tabs>
-        <w:spacing w:before="0" w:after="0" w:line="20" w:lineRule="exact"/>
+        <w:spacing w:before="0" w:after="0" w:line="240" w:lineRule="auto"/>
         <w:jc w:val="both"/>
         <w:rPr>
           <w:rFonts w:ascii="Arial" w:hAnsi="Arial" w:cs="Arial"/>
@@ -4561,7 +4628,7 @@
           <w:sz w:val="21"/>
           <w:szCs w:val="24"/>
         </w:rPr>
-        <w:t xml:space="preserve">     O presente Termo de Compromisso de Estágio poderá ser prorrogado mediante termo aditivo até o limite de 02 (dois) anos, a contar da data da assinatura deste termo, por meio de comunicação escrita entre as partes e desde que o estagiário continue devidamente matriculado.</w:t>
+        <w:t xml:space="preserve">     O presente Termo de Compromisso de Estágio poderá ser prorrogado mediante termo aditivo até o limite de 02 (dois) anos, a contar da data da assinatura deste termo, por meio de comunicação escrita entre as partes e desde que o estagiário continue devidamente matriculado. </w:t>
       </w:r>
     </w:p>
     <w:p ns2:paraId="188C17A1" ns2:textId="77777777">
@@ -4569,7 +4636,7 @@
         <w:tabs>
           <w:tab w:val="left" w:pos="0"/>
         </w:tabs>
-        <w:spacing w:before="0" w:after="0" w:line="20" w:lineRule="exact"/>
+        <w:spacing w:before="0" w:after="0" w:line="240" w:lineRule="auto"/>
         <w:jc w:val="both"/>
         <w:rPr>
           <w:rFonts w:ascii="Arial" w:hAnsi="Arial" w:cs="Arial"/>
@@ -4597,7 +4664,7 @@
           <w:sz w:val="21"/>
           <w:szCs w:val="24"/>
         </w:rPr>
-        <w:t>E por estarem cientes sobre os termos do Convênio de Estágio, quanto ao plano de estágio e aos termos da Lei 11.788/2008 e da Lei 9.394/1996, as partes identificadas neste termo de quatro páginas no anverso, assinam o presente em três vias, todas de igual teor, para que uma fique em poder do estagiário, outra em poder da instituição de ensino e a outra em poder da unidade concedente do estágio.</w:t>
+        <w:t xml:space="preserve">E por estarem cientes sobre os termos do Convênio de Estágio, quanto ao plano de estágio e aos termos da Lei 11.788/2008 e da Lei 9.394/1996, as partes identificadas neste termo de quatro páginas no anverso, assinam o presente em três vias, todas de igual teor, para que uma fique em poder do estagiário, outra em poder da instituição de ensino e a outra em poder da unidade concedente do estágio. </w:t>
       </w:r>
     </w:p>
     <w:p ns2:paraId="4C7E58A6" ns2:textId="77777777">
@@ -4605,7 +4672,7 @@
         <w:tabs>
           <w:tab w:val="left" w:pos="0"/>
         </w:tabs>
-        <w:spacing w:before="0" w:after="0" w:line="20" w:lineRule="exact"/>
+        <w:spacing w:before="0" w:after="0" w:line="240" w:lineRule="auto"/>
         <w:jc w:val="both"/>
         <w:rPr>
           <w:rFonts w:ascii="Arial" w:hAnsi="Arial" w:cs="Arial"/>
@@ -4620,7 +4687,7 @@
           <w:tab w:val="left" w:pos="0"/>
           <w:tab w:val="left" w:pos="9811"/>
         </w:tabs>
-        <w:spacing w:before="0" w:after="0" w:line="20" w:lineRule="exact"/>
+        <w:spacing w:before="0" w:after="0" w:line="240" w:lineRule="auto"/>
         <w:jc w:val="center"/>
         <w:rPr>
           <w:rFonts w:ascii="Arial" w:hAnsi="Arial" w:cs="Arial"/>
@@ -4635,7 +4702,7 @@
           <w:tab w:val="left" w:pos="0"/>
           <w:tab w:val="left" w:pos="9811"/>
         </w:tabs>
-        <w:spacing w:before="0" w:after="0" w:line="20" w:lineRule="exact"/>
+        <w:spacing w:before="0" w:after="0" w:line="240" w:lineRule="auto"/>
         <w:jc w:val="center"/>
         <w:rPr>
           <w:rFonts w:ascii="Arial" w:hAnsi="Arial" w:cs="Arial"/>
@@ -4672,7 +4739,7 @@
           <w:sz w:val="21"/>
           <w:szCs w:val="24"/>
         </w:rPr>
-        <w:t xml:space="preserve"> –</w:t>
+        <w:t xml:space="preserve"> – </w:t>
       </w:r>
       <w:r>
         <w:rPr>
@@ -4688,14 +4755,15 @@
           <w:sz w:val="21"/>
           <w:szCs w:val="24"/>
         </w:rPr>
-      </w:r>
-      <w:r>
-        <w:rPr>
-          <w:rFonts w:ascii="Arial" w:hAnsi="Arial" w:cs="Arial"/>
-          <w:sz w:val="21"/>
-          <w:szCs w:val="24"/>
-        </w:rPr>
-        <w:t>de</w:t>
+        <w:t xml:space="preserve"> </w:t>
+      </w:r>
+      <w:r>
+        <w:rPr>
+          <w:rFonts w:ascii="Arial" w:hAnsi="Arial" w:cs="Arial"/>
+          <w:sz w:val="21"/>
+          <w:szCs w:val="24"/>
+        </w:rPr>
+        <w:t xml:space="preserve">de  </w:t>
       </w:r>
       <w:r>
         <w:rPr>
@@ -4712,6 +4780,7 @@
           <w:sz w:val="21"/>
           <w:szCs w:val="24"/>
         </w:rPr>
+        <w:t xml:space="preserve">  </w:t>
       </w:r>
       <w:r>
         <w:rPr>
@@ -4743,7 +4812,7 @@
           <w:sz w:val="21"/>
           <w:szCs w:val="24"/>
         </w:rPr>
-        <w:t>.</w:t>
+        <w:t xml:space="preserve">.  </w:t>
       </w:r>
     </w:p>
     <w:p ns2:paraId="0049B91C" ns2:textId="77777777">
@@ -4752,7 +4821,7 @@
           <w:tab w:val="left" w:pos="0"/>
           <w:tab w:val="left" w:pos="9639"/>
         </w:tabs>
-        <w:spacing w:before="0" w:after="0" w:line="20" w:lineRule="exact"/>
+        <w:spacing w:before="0" w:after="0" w:line="240" w:lineRule="auto"/>
         <w:jc w:val="right"/>
         <w:rPr>
           <w:rFonts w:ascii="Arial" w:hAnsi="Arial" w:cs="Arial"/>
@@ -5270,7 +5339,7 @@
           <w:tab w:val="left" w:pos="0"/>
           <w:tab w:val="left" w:pos="9639"/>
         </w:tabs>
-        <w:spacing w:before="0" w:after="0" w:line="20" w:lineRule="exact"/>
+        <w:spacing w:before="0" w:after="0" w:line="240" w:lineRule="auto"/>
         <w:rPr>
           <w:rFonts w:ascii="Arial" w:hAnsi="Arial" w:cs="Arial"/>
           <w:sz w:val="24"/>

--- a/models/termo-compromisso-estagio-obrigatorio-aems.docx
+++ b/models/termo-compromisso-estagio-obrigatorio-aems.docx
@@ -189,598 +189,146 @@
       <w:pPr>
         <w:pStyle w:val="Corpodetexto"/>
         <w:tabs>
-          <w:tab w:val="left" w:pos="0"/>
-          <w:tab w:val="left" w:pos="1620"/>
-          <w:tab w:val="left" w:pos="2520"/>
-          <w:tab w:val="left" w:pos="4320"/>
-          <w:tab w:val="left" w:pos="4500"/>
+          <w:tab w:pos="5544" w:val="left"/>
         </w:tabs>
         <w:spacing w:after="0" w:before="0" w:line="240" w:lineRule="auto"/>
-        <w:rPr>
-          <w:rFonts w:ascii="Arial" w:hAnsi="Arial" w:cs="Arial"/>
-          <w:sz w:val="24"/>
-          <w:szCs w:val="24"/>
-        </w:rPr>
-      </w:pPr>
-      <w:r>
-        <w:rPr>
-          <w:rFonts w:ascii="Arial" w:hAnsi="Arial" w:cs="Arial"/>
-          <w:sz w:val="21"/>
-          <w:szCs w:val="24"/>
-        </w:rPr>
-        <w:t xml:space="preserve">Razão social: </w:t>
-      </w:r>
-      <w:r>
-        <w:rPr>
-          <w:rFonts w:ascii="Arial" w:hAnsi="Arial" w:cs="Arial"/>
-          <w:b/>
-          <w:bCs/>
-          <w:sz w:val="21"/>
-          <w:szCs w:val="24"/>
-        </w:rPr>
-        <w:t>{{razao_social}}</w:t>
+        <w:jc w:val="left"/>
+        <w:rPr>
+          <w:rFonts w:ascii="Arial" w:hAnsi="Arial" w:cs="Arial"/>
+          <w:sz w:val="24"/>
+          <w:szCs w:val="24"/>
+        </w:rPr>
+      </w:pPr>
+      <w:r>
+        <w:rPr>
+          <w:rFonts w:ascii="Arial" w:hAnsi="Arial"/>
+          <w:sz w:val="21"/>
+        </w:rPr>
+        <w:t>Razão social: {{razao_social}}</w:t>
       </w:r>
     </w:p>
     <w:p ns2:paraId="3C74D219" ns2:textId="77777777">
       <w:pPr>
         <w:pStyle w:val="Corpodetexto"/>
         <w:tabs>
-          <w:tab w:val="left" w:pos="0"/>
-          <w:tab w:val="left" w:pos="1620"/>
-          <w:tab w:val="left" w:pos="2520"/>
-          <w:tab w:val="left" w:pos="4320"/>
-          <w:tab w:val="left" w:pos="4500"/>
+          <w:tab w:pos="5544" w:val="left"/>
         </w:tabs>
         <w:spacing w:after="0" w:before="0" w:line="240" w:lineRule="auto"/>
-        <w:rPr>
-          <w:rFonts w:ascii="Arial" w:hAnsi="Arial" w:cs="Arial"/>
-          <w:sz w:val="24"/>
-          <w:szCs w:val="24"/>
-        </w:rPr>
-      </w:pPr>
-      <w:r>
-        <w:rPr>
-          <w:rFonts w:ascii="Arial" w:hAnsi="Arial" w:cs="Arial"/>
-          <w:sz w:val="21"/>
-          <w:szCs w:val="24"/>
-        </w:rPr>
-        <w:t>CNPJ:</w:t>
-      </w:r>
-      <w:r>
-        <w:rPr>
-          <w:rFonts w:ascii="Arial" w:hAnsi="Arial" w:cs="Arial"/>
-          <w:sz w:val="21"/>
-          <w:szCs w:val="24"/>
-        </w:rPr>
-        <w:t xml:space="preserve"> </w:t>
-      </w:r>
-      <w:r>
-        <w:rPr>
-          <w:rFonts w:ascii="Arial" w:hAnsi="Arial" w:cs="Arial"/>
-          <w:b/>
-          <w:bCs/>
-          <w:sz w:val="21"/>
-          <w:szCs w:val="24"/>
-        </w:rPr>
-        <w:t>{{cnpj}}</w:t>
-      </w:r>
-      <w:r>
-        <w:rPr>
-          <w:rFonts w:ascii="Arial" w:hAnsi="Arial" w:cs="Arial"/>
-          <w:sz w:val="21"/>
-          <w:szCs w:val="24"/>
-        </w:rPr>
+        <w:jc w:val="left"/>
+        <w:rPr>
+          <w:rFonts w:ascii="Arial" w:hAnsi="Arial" w:cs="Arial"/>
+          <w:sz w:val="24"/>
+          <w:szCs w:val="24"/>
+        </w:rPr>
+      </w:pPr>
+      <w:r>
+        <w:rPr>
+          <w:rFonts w:ascii="Arial" w:hAnsi="Arial"/>
+          <w:sz w:val="21"/>
+        </w:rPr>
+        <w:t>CNPJ: {{cnpj}}</w:t>
         <w:tab/>
-      </w:r>
-      <w:r>
-        <w:rPr>
-          <w:rFonts w:ascii="Arial" w:hAnsi="Arial" w:cs="Arial"/>
-          <w:sz w:val="21"/>
-          <w:szCs w:val="24"/>
-        </w:rPr>
+        <w:t>Telefone: {{telefone_empresa}}</w:t>
+      </w:r>
+    </w:p>
+    <w:p ns2:paraId="68ACEB29" ns2:textId="77777777">
+      <w:pPr>
+        <w:pStyle w:val="Corpodetexto"/>
+        <w:tabs>
+          <w:tab w:pos="5544" w:val="left"/>
+        </w:tabs>
+        <w:spacing w:after="0" w:before="0" w:line="240" w:lineRule="auto"/>
+        <w:jc w:val="left"/>
+        <w:rPr>
+          <w:rFonts w:ascii="Arial" w:hAnsi="Arial" w:cs="Arial"/>
+          <w:sz w:val="24"/>
+          <w:szCs w:val="24"/>
+        </w:rPr>
+      </w:pPr>
+      <w:r>
+        <w:rPr>
+          <w:rFonts w:ascii="Arial" w:hAnsi="Arial"/>
+          <w:sz w:val="21"/>
+        </w:rPr>
+        <w:t>Ramo de atividade: {{ramo_atividade}}</w:t>
         <w:tab/>
-      </w:r>
-      <w:r>
-        <w:rPr>
-          <w:rFonts w:ascii="Arial" w:hAnsi="Arial" w:cs="Arial"/>
-          <w:sz w:val="21"/>
-          <w:szCs w:val="24"/>
-        </w:rPr>
+        <w:t>E-mail: {{email_empresa}}</w:t>
+      </w:r>
+    </w:p>
+    <w:p ns2:paraId="4CC67B2E" ns2:textId="77777777">
+      <w:pPr>
+        <w:pStyle w:val="Corpodetexto"/>
+        <w:tabs>
+          <w:tab w:pos="5544" w:val="left"/>
+        </w:tabs>
+        <w:spacing w:after="0" w:before="0" w:line="240" w:lineRule="auto"/>
+        <w:jc w:val="left"/>
+        <w:rPr>
+          <w:rFonts w:ascii="Arial" w:hAnsi="Arial" w:cs="Arial"/>
+          <w:sz w:val="24"/>
+          <w:szCs w:val="24"/>
+        </w:rPr>
+      </w:pPr>
+      <w:r>
+        <w:rPr>
+          <w:rFonts w:ascii="Arial" w:hAnsi="Arial"/>
+          <w:sz w:val="21"/>
+        </w:rPr>
+        <w:t>Endereço: {{endereco_empresa}}</w:t>
+      </w:r>
+    </w:p>
+    <w:p ns2:paraId="75707424" ns2:textId="77777777">
+      <w:pPr>
+        <w:pStyle w:val="Corpodetexto"/>
+        <w:tabs>
+          <w:tab w:pos="3384" w:val="left"/>
+          <w:tab w:pos="5688" w:val="left"/>
+          <w:tab w:pos="7272" w:val="left"/>
+        </w:tabs>
+        <w:spacing w:after="0" w:before="0" w:line="240" w:lineRule="auto"/>
+        <w:jc w:val="left"/>
+        <w:rPr>
+          <w:rFonts w:ascii="Arial" w:hAnsi="Arial" w:cs="Arial"/>
+          <w:sz w:val="24"/>
+          <w:szCs w:val="24"/>
+        </w:rPr>
+      </w:pPr>
+      <w:r>
+        <w:rPr>
+          <w:rFonts w:ascii="Arial" w:hAnsi="Arial"/>
+          <w:sz w:val="21"/>
+        </w:rPr>
+        <w:t>Bairro: {{bairro_empresa}}</w:t>
         <w:tab/>
-      </w:r>
-    </w:p>
-    <w:p ns2:paraId="68ACEB29" ns2:textId="77777777">
+        <w:t>Município: {{municipio_empresa}}</w:t>
+        <w:tab/>
+        <w:t>UF: {{uf_empresa}}</w:t>
+        <w:tab/>
+        <w:t>CEP: {{cep_empresa}}</w:t>
+      </w:r>
+    </w:p>
+    <w:p ns2:paraId="76248083" ns2:textId="77777777">
       <w:pPr>
         <w:pStyle w:val="Corpodetexto"/>
         <w:tabs>
-          <w:tab w:val="left" w:pos="0"/>
-          <w:tab w:val="left" w:pos="1620"/>
-          <w:tab w:val="left" w:pos="2520"/>
-          <w:tab w:val="left" w:pos="4320"/>
-          <w:tab w:val="left" w:pos="4500"/>
+          <w:tab w:pos="5544" w:val="left"/>
         </w:tabs>
         <w:spacing w:after="0" w:before="0" w:line="240" w:lineRule="auto"/>
-        <w:rPr>
-          <w:rFonts w:ascii="Arial" w:hAnsi="Arial" w:cs="Arial"/>
-          <w:sz w:val="24"/>
-          <w:szCs w:val="24"/>
-        </w:rPr>
-      </w:pPr>
-      <w:r>
-        <w:rPr>
-          <w:rFonts w:ascii="Arial" w:hAnsi="Arial" w:cs="Arial"/>
-          <w:sz w:val="21"/>
-          <w:szCs w:val="24"/>
-        </w:rPr>
-        <w:t xml:space="preserve">Telefone: {{telefone_empresa}}        </w:t>
-      </w:r>
-      <w:r>
-        <w:rPr>
-          <w:rFonts w:ascii="Arial" w:hAnsi="Arial" w:cs="Arial"/>
-          <w:sz w:val="21"/>
-          <w:szCs w:val="24"/>
-        </w:rPr>
-        <w:t xml:space="preserve"/>
-      </w:r>
-      <w:r>
-        <w:rPr>
-          <w:rFonts w:ascii="Arial" w:hAnsi="Arial" w:cs="Arial"/>
-          <w:b/>
-          <w:bCs/>
-          <w:sz w:val="21"/>
-          <w:szCs w:val="24"/>
-        </w:rPr>
-        <w:t/>
-      </w:r>
-      <w:r>
-        <w:rPr>
-          <w:rFonts w:ascii="Arial" w:hAnsi="Arial" w:cs="Arial"/>
-          <w:sz w:val="21"/>
-          <w:szCs w:val="24"/>
-        </w:rPr>
-        <w:t xml:space="preserve"/>
-      </w:r>
-    </w:p>
-    <w:p ns2:paraId="4CC67B2E" ns2:textId="77777777">
-      <w:pPr>
-        <w:pStyle w:val="Corpodetexto"/>
-        <w:tabs>
-          <w:tab w:val="left" w:pos="0"/>
-          <w:tab w:val="left" w:pos="1620"/>
-          <w:tab w:val="left" w:pos="2520"/>
-          <w:tab w:val="left" w:pos="4320"/>
-          <w:tab w:val="left" w:pos="4500"/>
-        </w:tabs>
-        <w:spacing w:after="0" w:before="0" w:line="240" w:lineRule="auto"/>
-        <w:rPr>
-          <w:rFonts w:ascii="Arial" w:hAnsi="Arial" w:cs="Arial"/>
-          <w:sz w:val="24"/>
-          <w:szCs w:val="24"/>
-        </w:rPr>
-      </w:pPr>
-      <w:r>
-        <w:rPr>
-          <w:rFonts w:ascii="Arial" w:hAnsi="Arial" w:cs="Arial"/>
-          <w:sz w:val="21"/>
-          <w:szCs w:val="24"/>
-        </w:rPr>
-        <w:t xml:space="preserve">Ramo de atividade: {{ramo_atividade}}                                                                                 </w:t>
-      </w:r>
-      <w:r>
-        <w:rPr>
-          <w:rFonts w:ascii="Arial" w:hAnsi="Arial" w:cs="Arial"/>
-          <w:b/>
-          <w:bCs/>
-          <w:sz w:val="21"/>
-          <w:szCs w:val="24"/>
-        </w:rPr>
-        <w:t/>
-      </w:r>
-      <w:r>
-        <w:rPr>
-          <w:rFonts w:ascii="Arial" w:hAnsi="Arial" w:cs="Arial"/>
-          <w:sz w:val="21"/>
-          <w:szCs w:val="24"/>
-        </w:rPr>
-        <w:t xml:space="preserve"/>
-      </w:r>
-      <w:r>
-        <w:rPr>
-          <w:rFonts w:ascii="Arial" w:hAnsi="Arial" w:cs="Arial"/>
-          <w:sz w:val="21"/>
-          <w:szCs w:val="24"/>
-        </w:rPr>
-        <w:t xml:space="preserve"/>
-      </w:r>
-      <w:r>
-        <w:rPr>
-          <w:rFonts w:ascii="Arial" w:hAnsi="Arial" w:cs="Arial"/>
-          <w:sz w:val="21"/>
-          <w:szCs w:val="24"/>
-        </w:rPr>
-        <w:t xml:space="preserve"/>
-      </w:r>
-    </w:p>
-    <w:p ns2:paraId="75707424" ns2:textId="77777777">
-      <w:pPr>
-        <w:pStyle w:val="Corpodetexto"/>
-        <w:tabs>
-          <w:tab w:val="left" w:pos="0"/>
-          <w:tab w:val="left" w:pos="1620"/>
-          <w:tab w:val="left" w:pos="2520"/>
-          <w:tab w:val="left" w:pos="4320"/>
-          <w:tab w:val="left" w:pos="4500"/>
-        </w:tabs>
-        <w:spacing w:after="0" w:before="0" w:line="240" w:lineRule="auto"/>
-        <w:rPr>
-          <w:rFonts w:ascii="Arial" w:hAnsi="Arial" w:cs="Arial"/>
-          <w:sz w:val="24"/>
-          <w:szCs w:val="24"/>
-        </w:rPr>
-      </w:pPr>
-      <w:r>
-        <w:rPr>
-          <w:rFonts w:ascii="Arial" w:hAnsi="Arial" w:cs="Arial"/>
-          <w:sz w:val="21"/>
-          <w:szCs w:val="24"/>
-        </w:rPr>
-        <w:t xml:space="preserve">E-mail: {{email_empresa}}</w:t>
-      </w:r>
-      <w:r>
-        <w:rPr>
-          <w:rFonts w:ascii="Arial" w:hAnsi="Arial" w:cs="Arial"/>
-          <w:sz w:val="21"/>
-          <w:szCs w:val="24"/>
-        </w:rPr>
-        <w:t xml:space="preserve"/>
-      </w:r>
-      <w:r>
-        <w:rPr>
-          <w:rFonts w:ascii="Arial" w:hAnsi="Arial" w:cs="Arial"/>
-          <w:b/>
-          <w:bCs/>
-          <w:sz w:val="21"/>
-          <w:szCs w:val="24"/>
-        </w:rPr>
-        <w:t/>
-      </w:r>
-    </w:p>
-    <w:p ns2:paraId="76248083" ns2:textId="77777777">
-      <w:pPr>
-        <w:pStyle w:val="Corpodetexto"/>
-        <w:tabs>
-          <w:tab w:val="left" w:pos="0"/>
-          <w:tab w:val="left" w:pos="1620"/>
-          <w:tab w:val="left" w:pos="2520"/>
-          <w:tab w:val="left" w:pos="4320"/>
-          <w:tab w:val="left" w:pos="4500"/>
-        </w:tabs>
-        <w:spacing w:after="0" w:before="0" w:line="240" w:lineRule="auto"/>
-        <w:rPr>
-          <w:rFonts w:ascii="Arial" w:hAnsi="Arial" w:cs="Arial"/>
-          <w:sz w:val="24"/>
-          <w:szCs w:val="24"/>
-        </w:rPr>
-      </w:pPr>
-      <w:r>
-        <w:rPr>
-          <w:rFonts w:ascii="Arial" w:hAnsi="Arial" w:cs="Arial"/>
-          <w:sz w:val="21"/>
-          <w:szCs w:val="24"/>
-        </w:rPr>
-        <w:t xml:space="preserve">Endereço: {{endereco_empresa}}  </w:t>
-      </w:r>
-      <w:r>
-        <w:rPr>
-          <w:rFonts w:ascii="Arial" w:hAnsi="Arial" w:cs="Arial"/>
-          <w:b/>
-          <w:bCs/>
-          <w:sz w:val="21"/>
-          <w:szCs w:val="24"/>
-        </w:rPr>
-        <w:t/>
-      </w:r>
-      <w:r>
-        <w:rPr>
-          <w:rFonts w:ascii="Arial" w:hAnsi="Arial" w:cs="Arial"/>
-          <w:b/>
-          <w:bCs/>
-          <w:color w:val="000000"/>
-          <w:sz w:val="21"/>
-          <w:szCs w:val="24"/>
-        </w:rPr>
-      </w:r>
-      <w:r>
-        <w:rPr>
-          <w:rFonts w:ascii="Arial" w:hAnsi="Arial" w:cs="Arial"/>
-          <w:sz w:val="21"/>
-          <w:szCs w:val="24"/>
-        </w:rPr>
-        <w:t xml:space="preserve"/>
-      </w:r>
-      <w:r>
-        <w:rPr>
-          <w:rFonts w:ascii="Arial" w:hAnsi="Arial" w:cs="Arial"/>
-          <w:sz w:val="21"/>
-          <w:szCs w:val="24"/>
-        </w:rPr>
-        <w:t xml:space="preserve"/>
-      </w:r>
-    </w:p>
-    <w:p ns2:paraId="7163101B" ns2:textId="77777777">
-      <w:pPr>
-        <w:pStyle w:val="Corpodetexto"/>
-        <w:tabs>
-          <w:tab w:val="left" w:pos="0"/>
-        </w:tabs>
-        <w:spacing w:after="0" w:before="0" w:line="240" w:lineRule="auto"/>
-        <w:rPr>
-          <w:rFonts w:ascii="Arial" w:hAnsi="Arial" w:cs="Arial"/>
-          <w:sz w:val="24"/>
-          <w:szCs w:val="24"/>
-        </w:rPr>
-      </w:pPr>
-      <w:r>
-        <w:rPr>
-          <w:rFonts w:ascii="Arial" w:hAnsi="Arial" w:cs="Arial"/>
-          <w:sz w:val="21"/>
-          <w:szCs w:val="24"/>
-        </w:rPr>
-        <w:t xml:space="preserve">Bairro: {{bairro_empresa}}                                              </w:t>
-      </w:r>
-      <w:r>
-        <w:rPr>
-          <w:rFonts w:ascii="Arial" w:hAnsi="Arial" w:cs="Arial"/>
-          <w:b/>
-          <w:bCs/>
-          <w:sz w:val="21"/>
-          <w:szCs w:val="24"/>
-        </w:rPr>
-        <w:t/>
-      </w:r>
-      <w:r>
-        <w:rPr>
-          <w:rFonts w:ascii="Arial" w:hAnsi="Arial" w:cs="Arial"/>
-          <w:sz w:val="21"/>
-          <w:szCs w:val="24"/>
-        </w:rPr>
-        <w:t xml:space="preserve"/>
-      </w:r>
-      <w:r>
-        <w:rPr>
-          <w:rFonts w:ascii="Arial" w:hAnsi="Arial" w:cs="Arial"/>
-          <w:sz w:val="21"/>
-          <w:szCs w:val="24"/>
-        </w:rPr>
-        <w:t xml:space="preserve"/>
-      </w:r>
-    </w:p>
-    <w:p ns2:paraId="006DD905" ns2:textId="77777777">
-      <w:pPr>
-        <w:pStyle w:val="Corpodetexto"/>
-        <w:tabs>
-          <w:tab w:val="left" w:pos="0"/>
-        </w:tabs>
-        <w:spacing w:after="0" w:before="0" w:line="240" w:lineRule="auto"/>
-        <w:rPr>
-          <w:rFonts w:ascii="Arial" w:hAnsi="Arial" w:cs="Arial"/>
-          <w:sz w:val="24"/>
-          <w:szCs w:val="24"/>
-        </w:rPr>
-      </w:pPr>
-      <w:r>
-        <w:rPr>
-          <w:rFonts w:ascii="Arial" w:hAnsi="Arial" w:cs="Arial"/>
-          <w:sz w:val="21"/>
-          <w:szCs w:val="24"/>
-        </w:rPr>
-        <w:t xml:space="preserve">Município: {{municipio_empresa}}                                                          </w:t>
-      </w:r>
-      <w:r>
-        <w:rPr>
-          <w:rFonts w:ascii="Arial" w:hAnsi="Arial" w:cs="Arial"/>
-          <w:b/>
-          <w:bCs/>
-          <w:sz w:val="21"/>
-          <w:szCs w:val="24"/>
-        </w:rPr>
-        <w:t/>
-      </w:r>
-      <w:r>
-        <w:rPr>
-          <w:rFonts w:ascii="Arial" w:hAnsi="Arial" w:cs="Arial"/>
-          <w:sz w:val="21"/>
-          <w:szCs w:val="24"/>
-        </w:rPr>
-        <w:t xml:space="preserve"/>
-      </w:r>
-      <w:r>
-        <w:rPr>
-          <w:rFonts w:ascii="Arial" w:hAnsi="Arial" w:cs="Arial"/>
-          <w:sz w:val="21"/>
-          <w:szCs w:val="24"/>
-        </w:rPr>
-        <w:t xml:space="preserve"/>
-      </w:r>
-    </w:p>
-    <w:p ns2:paraId="112B3603" ns2:textId="77777777">
-      <w:pPr>
-        <w:pStyle w:val="Corpodetexto"/>
-        <w:tabs>
-          <w:tab w:val="left" w:pos="0"/>
-        </w:tabs>
-        <w:spacing w:after="0" w:before="0" w:line="240" w:lineRule="auto"/>
-        <w:rPr>
-          <w:rFonts w:ascii="Arial" w:hAnsi="Arial" w:cs="Arial"/>
-          <w:sz w:val="24"/>
-          <w:szCs w:val="24"/>
-        </w:rPr>
-      </w:pPr>
-      <w:r>
-        <w:rPr>
-          <w:rFonts w:ascii="Arial" w:hAnsi="Arial" w:cs="Arial"/>
-          <w:sz w:val="21"/>
-          <w:szCs w:val="24"/>
-        </w:rPr>
-        <w:t xml:space="preserve">UF: {{uf_empresa}}                            </w:t>
-      </w:r>
-      <w:r>
-        <w:rPr>
-          <w:rFonts w:ascii="Arial" w:hAnsi="Arial" w:cs="Arial"/>
-          <w:b/>
-          <w:bCs/>
-          <w:sz w:val="21"/>
-          <w:szCs w:val="24"/>
-        </w:rPr>
-        <w:t/>
-      </w:r>
-      <w:r>
-        <w:rPr>
-          <w:rFonts w:ascii="Arial" w:hAnsi="Arial" w:cs="Arial"/>
-          <w:sz w:val="21"/>
-          <w:szCs w:val="24"/>
-        </w:rPr>
-        <w:t xml:space="preserve"/>
-      </w:r>
-    </w:p>
-    <w:p ns2:paraId="41C3D67A" ns2:textId="77777777">
-      <w:pPr>
-        <w:pStyle w:val="Corpodetexto"/>
-        <w:tabs>
-          <w:tab w:val="left" w:pos="0"/>
-        </w:tabs>
-        <w:spacing w:after="0" w:before="0" w:line="240" w:lineRule="auto"/>
-        <w:rPr>
-          <w:rFonts w:ascii="Arial" w:hAnsi="Arial" w:cs="Arial"/>
-          <w:sz w:val="24"/>
-          <w:szCs w:val="24"/>
-        </w:rPr>
-      </w:pPr>
-      <w:r>
-        <w:rPr>
-          <w:rFonts w:ascii="Arial" w:hAnsi="Arial" w:cs="Arial"/>
-          <w:sz w:val="21"/>
-          <w:szCs w:val="24"/>
-        </w:rPr>
-        <w:t xml:space="preserve">CEP: {{cep_empresa}} </w:t>
-      </w:r>
-      <w:r>
-        <w:rPr>
-          <w:rFonts w:ascii="Arial" w:hAnsi="Arial" w:cs="Arial"/>
-          <w:b/>
-          <w:bCs/>
-          <w:sz w:val="21"/>
-          <w:szCs w:val="24"/>
-        </w:rPr>
-        <w:t/>
-      </w:r>
-      <w:r>
-        <w:rPr>
-          <w:rFonts w:ascii="Arial" w:hAnsi="Arial" w:cs="Arial"/>
-          <w:sz w:val="21"/>
-          <w:szCs w:val="24"/>
-        </w:rPr>
-        <w:t xml:space="preserve"/>
-      </w:r>
-    </w:p>
-    <w:p ns2:paraId="1107CCF2" ns2:textId="77777777">
-      <w:pPr>
-        <w:tabs>
-          <w:tab w:val="left" w:pos="0"/>
-          <w:tab w:val="left" w:pos="4500"/>
-        </w:tabs>
-        <w:spacing w:before="0" w:after="0" w:line="240" w:lineRule="auto"/>
-        <w:jc w:val="both"/>
-        <w:rPr>
-          <w:rFonts w:ascii="Arial" w:hAnsi="Arial" w:cs="Arial"/>
-          <w:sz w:val="24"/>
-          <w:szCs w:val="24"/>
-        </w:rPr>
-      </w:pPr>
-      <w:r>
-        <w:rPr>
-          <w:rFonts w:ascii="Arial" w:hAnsi="Arial" w:cs="Arial"/>
-          <w:sz w:val="21"/>
-          <w:szCs w:val="24"/>
-        </w:rPr>
-        <w:t xml:space="preserve">Representada por: {{representante_legal}}                                      </w:t>
-      </w:r>
-      <w:r>
-        <w:rPr>
-          <w:rFonts w:ascii="Arial" w:hAnsi="Arial" w:cs="Arial"/>
-          <w:sz w:val="21"/>
-          <w:szCs w:val="24"/>
-        </w:rPr>
-        <w:t xml:space="preserve"/>
-      </w:r>
-      <w:r>
-        <w:rPr>
-          <w:rFonts w:ascii="Arial" w:hAnsi="Arial" w:cs="Arial"/>
-          <w:b/>
-          <w:bCs/>
-          <w:sz w:val="21"/>
-          <w:szCs w:val="24"/>
-        </w:rPr>
-        <w:t/>
-      </w:r>
-      <w:r>
-        <w:rPr>
-          <w:rFonts w:ascii="Arial" w:hAnsi="Arial" w:cs="Arial"/>
-          <w:sz w:val="21"/>
-          <w:szCs w:val="24"/>
-        </w:rPr>
-        <w:t xml:space="preserve"/>
-      </w:r>
-      <w:r>
-        <w:rPr>
-          <w:rFonts w:ascii="Arial" w:hAnsi="Arial" w:cs="Arial"/>
-          <w:sz w:val="21"/>
-          <w:szCs w:val="24"/>
-        </w:rPr>
+        <w:jc w:val="left"/>
+        <w:rPr>
+          <w:rFonts w:ascii="Arial" w:hAnsi="Arial" w:cs="Arial"/>
+          <w:sz w:val="24"/>
+          <w:szCs w:val="24"/>
+        </w:rPr>
+      </w:pPr>
+      <w:r>
+        <w:rPr>
+          <w:rFonts w:ascii="Arial" w:hAnsi="Arial"/>
+          <w:sz w:val="21"/>
+        </w:rPr>
+        <w:t>Representada por: {{representante_legal}}</w:t>
         <w:tab/>
-        <w:t xml:space="preserve"/>
-      </w:r>
-    </w:p>
-    <w:p ns2:paraId="734E07C6" ns2:textId="77777777">
-      <w:pPr>
-        <w:tabs>
-          <w:tab w:val="left" w:pos="0"/>
-          <w:tab w:val="left" w:pos="4500"/>
-        </w:tabs>
-        <w:spacing w:before="0" w:after="0" w:line="240" w:lineRule="auto"/>
-        <w:jc w:val="both"/>
-        <w:rPr>
-          <w:rFonts w:ascii="Arial" w:hAnsi="Arial" w:cs="Arial"/>
-          <w:color w:val="FF0000"/>
-          <w:sz w:val="24"/>
-          <w:szCs w:val="24"/>
-        </w:rPr>
-      </w:pPr>
-      <w:r>
-        <w:rPr>
-          <w:rFonts w:ascii="Arial" w:hAnsi="Arial" w:cs="Arial"/>
-          <w:sz w:val="21"/>
-          <w:szCs w:val="24"/>
-        </w:rPr>
-        <w:t xml:space="preserve">Cargo:  {{cargo_representante}}</w:t>
-      </w:r>
-      <w:r>
-        <w:rPr>
-          <w:rFonts w:ascii="Arial" w:hAnsi="Arial" w:cs="Arial"/>
-          <w:sz w:val="21"/>
-          <w:szCs w:val="24"/>
-        </w:rPr>
-        <w:t xml:space="preserve"/>
-      </w:r>
-      <w:r>
-        <w:rPr>
-          <w:rFonts w:ascii="Arial" w:hAnsi="Arial" w:cs="Arial"/>
-          <w:b/>
-          <w:bCs/>
-          <w:sz w:val="21"/>
-          <w:szCs w:val="24"/>
-        </w:rPr>
-        <w:t/>
+        <w:t>Cargo: {{cargo_representante}}</w:t>
       </w:r>
     </w:p>
     <w:p ns2:paraId="138D290C" ns2:textId="77777777">
@@ -860,7 +408,7 @@
     <w:p ns2:paraId="1643630A" ns2:textId="77777777">
       <w:pPr>
         <w:tabs>
-          <w:tab w:val="left" w:pos="0"/>
+          <w:tab w:pos="5544" w:val="left"/>
         </w:tabs>
         <w:spacing w:before="0" w:after="0" w:line="240" w:lineRule="auto"/>
         <w:jc w:val="left"/>
@@ -872,84 +420,19 @@
       </w:pPr>
       <w:r>
         <w:rPr>
-          <w:rFonts w:ascii="Arial" w:hAnsi="Arial" w:cs="Arial"/>
-          <w:sz w:val="21"/>
-          <w:szCs w:val="24"/>
-        </w:rPr>
-        <w:t xml:space="preserve">Nome: {{nome_estudante}}                                                                       </w:t>
-      </w:r>
-      <w:r>
-        <w:rPr>
-          <w:rFonts w:ascii="Arial" w:hAnsi="Arial" w:cs="Arial"/>
-          <w:sz w:val="21"/>
-          <w:szCs w:val="24"/>
-        </w:rPr>
-        <w:t xml:space="preserve"/>
-      </w:r>
-      <w:r>
-        <w:rPr>
-          <w:rFonts w:ascii="Arial" w:hAnsi="Arial" w:cs="Arial"/>
-          <w:b/>
-          <w:bCs/>
-          <w:sz w:val="21"/>
-          <w:szCs w:val="24"/>
-        </w:rPr>
-        <w:t/>
-      </w:r>
-      <w:r>
-        <w:rPr>
-          <w:rFonts w:ascii="Arial" w:hAnsi="Arial" w:cs="Arial"/>
-          <w:sz w:val="21"/>
-          <w:szCs w:val="24"/>
-        </w:rPr>
-        <w:t xml:space="preserve"/>
-      </w:r>
-      <w:r>
-        <w:rPr>
-          <w:rFonts w:ascii="Arial" w:hAnsi="Arial" w:cs="Arial"/>
-          <w:sz w:val="21"/>
-          <w:szCs w:val="24"/>
-        </w:rPr>
+          <w:rFonts w:ascii="Arial" w:hAnsi="Arial"/>
+          <w:sz w:val="21"/>
+        </w:rPr>
+        <w:t>Nome: {{nome_estudante}}</w:t>
         <w:tab/>
-      </w:r>
-      <w:r>
-        <w:rPr>
-          <w:rFonts w:ascii="Arial" w:hAnsi="Arial" w:cs="Arial"/>
-          <w:sz w:val="21"/>
-          <w:szCs w:val="24"/>
-        </w:rPr>
-        <w:tab/>
-      </w:r>
-      <w:r>
-        <w:rPr>
-          <w:rFonts w:ascii="Arial" w:hAnsi="Arial" w:cs="Arial"/>
-          <w:sz w:val="21"/>
-          <w:szCs w:val="24"/>
-        </w:rPr>
-        <w:tab/>
-      </w:r>
-      <w:r>
-        <w:rPr>
-          <w:rFonts w:ascii="Arial" w:hAnsi="Arial" w:cs="Arial"/>
-          <w:sz w:val="21"/>
-          <w:szCs w:val="24"/>
-        </w:rPr>
-        <w:tab/>
-      </w:r>
-      <w:r>
-        <w:rPr>
-          <w:rFonts w:ascii="Arial" w:hAnsi="Arial" w:cs="Arial"/>
-          <w:sz w:val="21"/>
-          <w:szCs w:val="24"/>
-        </w:rPr>
-        <w:tab/>
-        <w:t xml:space="preserve"/>
+        <w:t>Telefone: {{telefone_estudante}}</w:t>
       </w:r>
     </w:p>
     <w:p ns2:paraId="323B264A" ns2:textId="77777777">
       <w:pPr>
         <w:tabs>
-          <w:tab w:val="left" w:pos="0"/>
+          <w:tab w:pos="3240" w:val="left"/>
+          <w:tab w:pos="5760" w:val="left"/>
         </w:tabs>
         <w:spacing w:before="0" w:after="0" w:line="240" w:lineRule="auto"/>
         <w:jc w:val="left"/>
@@ -961,43 +444,22 @@
       </w:pPr>
       <w:r>
         <w:rPr>
-          <w:rFonts w:ascii="Arial" w:hAnsi="Arial" w:cs="Arial"/>
-          <w:sz w:val="21"/>
-          <w:szCs w:val="24"/>
-        </w:rPr>
-        <w:t xml:space="preserve">Telefone: {{telefone_estudante}} </w:t>
-      </w:r>
-      <w:r>
-        <w:rPr>
-          <w:rFonts w:ascii="Arial" w:hAnsi="Arial" w:cs="Arial"/>
-          <w:sz w:val="21"/>
-          <w:szCs w:val="24"/>
-        </w:rPr>
-        <w:t xml:space="preserve"/>
-      </w:r>
-      <w:r>
-        <w:rPr>
-          <w:rFonts w:ascii="Arial" w:hAnsi="Arial" w:cs="Arial"/>
-          <w:b/>
-          <w:bCs/>
-          <w:sz w:val="21"/>
-          <w:szCs w:val="24"/>
-        </w:rPr>
-        <w:t/>
-      </w:r>
-      <w:r>
-        <w:rPr>
-          <w:rFonts w:ascii="Arial" w:hAnsi="Arial" w:cs="Arial"/>
-          <w:sz w:val="21"/>
-          <w:szCs w:val="24"/>
-        </w:rPr>
-        <w:t xml:space="preserve"/>
+          <w:rFonts w:ascii="Arial" w:hAnsi="Arial"/>
+          <w:sz w:val="21"/>
+        </w:rPr>
+        <w:t>Identidade: {{rg}}</w:t>
+        <w:tab/>
+        <w:t>CPF: {{cpf}}</w:t>
+        <w:tab/>
+        <w:t>Data de Nascimento: {{data_nascimento}}</w:t>
       </w:r>
     </w:p>
     <w:p ns2:paraId="2238AC71" ns2:textId="77777777">
       <w:pPr>
         <w:tabs>
-          <w:tab w:val="left" w:pos="0"/>
+          <w:tab w:pos="3816" w:val="left"/>
+          <w:tab w:pos="5976" w:val="left"/>
+          <w:tab w:pos="7992" w:val="left"/>
         </w:tabs>
         <w:spacing w:before="0" w:after="0" w:line="240" w:lineRule="auto"/>
         <w:jc w:val="left"/>
@@ -1009,60 +471,22 @@
       </w:pPr>
       <w:r>
         <w:rPr>
-          <w:rFonts w:ascii="Arial" w:hAnsi="Arial" w:cs="Arial"/>
-          <w:sz w:val="21"/>
-          <w:szCs w:val="24"/>
-        </w:rPr>
-        <w:t xml:space="preserve">Identidade: {{rg}}                          </w:t>
-      </w:r>
-      <w:r>
-        <w:rPr>
-          <w:rFonts w:ascii="Arial" w:hAnsi="Arial" w:cs="Arial"/>
-          <w:sz w:val="21"/>
-          <w:szCs w:val="24"/>
-        </w:rPr>
-        <w:t xml:space="preserve"/>
-      </w:r>
-      <w:r>
-        <w:rPr>
-          <w:rFonts w:ascii="Arial" w:hAnsi="Arial" w:cs="Arial"/>
-          <w:b/>
-          <w:bCs/>
-          <w:sz w:val="21"/>
-          <w:szCs w:val="24"/>
-        </w:rPr>
-        <w:t/>
-      </w:r>
-      <w:r>
-        <w:rPr>
-          <w:rFonts w:ascii="Arial" w:hAnsi="Arial" w:cs="Arial"/>
-          <w:sz w:val="21"/>
-          <w:szCs w:val="24"/>
-        </w:rPr>
+          <w:rFonts w:ascii="Arial" w:hAnsi="Arial"/>
+          <w:sz w:val="21"/>
+        </w:rPr>
+        <w:t>Curso: {{curso}}</w:t>
         <w:tab/>
-      </w:r>
-      <w:r>
-        <w:rPr>
-          <w:rFonts w:ascii="Arial" w:hAnsi="Arial" w:cs="Arial"/>
-          <w:sz w:val="21"/>
-          <w:szCs w:val="24"/>
-        </w:rPr>
+        <w:t>Série: {{periodo}}</w:t>
         <w:tab/>
-      </w:r>
-      <w:r>
-        <w:rPr>
-          <w:rFonts w:ascii="Arial" w:hAnsi="Arial" w:cs="Arial"/>
-          <w:sz w:val="21"/>
-          <w:szCs w:val="24"/>
-        </w:rPr>
+        <w:t>Matrícula: {{matricula}}</w:t>
         <w:tab/>
-        <w:t xml:space="preserve"/>
+        <w:t>Turno: {{turno}}</w:t>
       </w:r>
     </w:p>
     <w:p ns2:paraId="733C306E" ns2:textId="77777777">
       <w:pPr>
         <w:tabs>
-          <w:tab w:val="left" w:pos="0"/>
+          <w:tab w:pos="5544" w:val="left"/>
         </w:tabs>
         <w:spacing w:before="0" w:after="0" w:line="240" w:lineRule="auto"/>
         <w:jc w:val="left"/>
@@ -1074,60 +498,16 @@
       </w:pPr>
       <w:r>
         <w:rPr>
-          <w:rFonts w:ascii="Arial" w:hAnsi="Arial" w:cs="Arial"/>
-          <w:sz w:val="21"/>
-          <w:szCs w:val="24"/>
-        </w:rPr>
-        <w:t xml:space="preserve">CPF: {{cpf}}     </w:t>
-      </w:r>
-      <w:r>
-        <w:rPr>
-          <w:rFonts w:ascii="Arial" w:hAnsi="Arial" w:cs="Arial"/>
-          <w:sz w:val="21"/>
-          <w:szCs w:val="24"/>
-        </w:rPr>
-        <w:t xml:space="preserve"/>
-      </w:r>
-      <w:r>
-        <w:rPr>
-          <w:rFonts w:ascii="Arial" w:hAnsi="Arial" w:cs="Arial"/>
-          <w:b/>
-          <w:bCs/>
-          <w:sz w:val="21"/>
-          <w:szCs w:val="24"/>
-        </w:rPr>
-        <w:t/>
-      </w:r>
-      <w:r>
-        <w:rPr>
-          <w:rFonts w:ascii="Arial" w:hAnsi="Arial" w:cs="Arial"/>
-          <w:sz w:val="21"/>
-          <w:szCs w:val="24"/>
-        </w:rPr>
-        <w:tab/>
-      </w:r>
-      <w:r>
-        <w:rPr>
-          <w:rFonts w:ascii="Arial" w:hAnsi="Arial" w:cs="Arial"/>
-          <w:sz w:val="21"/>
-          <w:szCs w:val="24"/>
-        </w:rPr>
-        <w:tab/>
-      </w:r>
-      <w:r>
-        <w:rPr>
-          <w:rFonts w:ascii="Arial" w:hAnsi="Arial" w:cs="Arial"/>
-          <w:sz w:val="21"/>
-          <w:szCs w:val="24"/>
-        </w:rPr>
-        <w:tab/>
-        <w:t xml:space="preserve"/>
+          <w:rFonts w:ascii="Arial" w:hAnsi="Arial"/>
+          <w:sz w:val="21"/>
+        </w:rPr>
+        <w:t>Endereço: {{endereco_estudante}}</w:t>
       </w:r>
     </w:p>
     <w:p ns2:paraId="671AF3CE" ns2:textId="77777777">
       <w:pPr>
         <w:tabs>
-          <w:tab w:val="left" w:pos="0"/>
+          <w:tab w:pos="5544" w:val="left"/>
         </w:tabs>
         <w:spacing w:before="0" w:after="0" w:line="240" w:lineRule="auto"/>
         <w:jc w:val="left"/>
@@ -1139,59 +519,19 @@
       </w:pPr>
       <w:r>
         <w:rPr>
-          <w:rFonts w:ascii="Arial" w:hAnsi="Arial" w:cs="Arial"/>
-          <w:sz w:val="21"/>
-          <w:szCs w:val="24"/>
-        </w:rPr>
-        <w:t xml:space="preserve">Data de Nascimento: {{data_nascimento}} </w:t>
-      </w:r>
-      <w:r>
-        <w:rPr>
-          <w:rFonts w:ascii="Arial" w:hAnsi="Arial" w:cs="Arial"/>
-          <w:sz w:val="21"/>
-          <w:szCs w:val="24"/>
-        </w:rPr>
-        <w:t xml:space="preserve"/>
-      </w:r>
-      <w:r>
-        <w:rPr>
-          <w:rFonts w:ascii="Arial" w:hAnsi="Arial" w:cs="Arial"/>
-          <w:sz w:val="21"/>
-          <w:szCs w:val="24"/>
-        </w:rPr>
-        <w:t/>
-      </w:r>
-      <w:r>
-        <w:rPr>
-          <w:rFonts w:ascii="Arial" w:hAnsi="Arial" w:cs="Arial"/>
-          <w:sz w:val="21"/>
-          <w:szCs w:val="24"/>
-        </w:rPr>
-        <w:t xml:space="preserve"/>
-      </w:r>
-      <w:r>
-        <w:rPr>
-          <w:rFonts w:ascii="Arial" w:hAnsi="Arial" w:cs="Arial"/>
-          <w:b/>
-          <w:bCs/>
-          <w:sz w:val="21"/>
-          <w:szCs w:val="24"/>
-        </w:rPr>
-        <w:t/>
-      </w:r>
-      <w:r>
-        <w:rPr>
-          <w:rFonts w:ascii="Arial" w:hAnsi="Arial" w:cs="Arial"/>
-          <w:sz w:val="21"/>
-          <w:szCs w:val="24"/>
-        </w:rPr>
-        <w:t xml:space="preserve"/>
+          <w:rFonts w:ascii="Arial" w:hAnsi="Arial"/>
+          <w:sz w:val="21"/>
+        </w:rPr>
+        <w:t>E-mail: {{email_estudante}}</w:t>
+        <w:tab/>
+        <w:t>Bairro: {{bairro_estudante}}</w:t>
       </w:r>
     </w:p>
     <w:p ns2:paraId="10080BD1" ns2:textId="77777777">
       <w:pPr>
         <w:tabs>
-          <w:tab w:val="left" w:pos="0"/>
+          <w:tab w:pos="4680" w:val="left"/>
+          <w:tab w:pos="6696" w:val="left"/>
         </w:tabs>
         <w:spacing w:before="0" w:after="0" w:line="240" w:lineRule="auto"/>
         <w:jc w:val="left"/>
@@ -1203,489 +543,14 @@
       </w:pPr>
       <w:r>
         <w:rPr>
-          <w:rFonts w:ascii="Arial" w:hAnsi="Arial" w:cs="Arial"/>
-          <w:sz w:val="21"/>
-          <w:szCs w:val="24"/>
-        </w:rPr>
-        <w:t xml:space="preserve">Curso: {{curso}}              </w:t>
-      </w:r>
-      <w:r>
-        <w:rPr>
-          <w:rFonts w:ascii="Arial" w:hAnsi="Arial" w:cs="Arial"/>
-          <w:sz w:val="21"/>
-          <w:szCs w:val="24"/>
-        </w:rPr>
+          <w:rFonts w:ascii="Arial" w:hAnsi="Arial"/>
+          <w:sz w:val="21"/>
+        </w:rPr>
+        <w:t>Município: {{municipio_estudante}}</w:t>
         <w:tab/>
-      </w:r>
-      <w:r>
-        <w:rPr>
-          <w:rFonts w:ascii="Arial" w:hAnsi="Arial" w:cs="Arial"/>
-          <w:sz w:val="21"/>
-          <w:szCs w:val="24"/>
-        </w:rPr>
-        <w:t xml:space="preserve"/>
-      </w:r>
-      <w:r>
-        <w:rPr>
-          <w:rFonts w:ascii="Arial" w:hAnsi="Arial" w:cs="Arial"/>
-          <w:b/>
-          <w:bCs/>
-          <w:sz w:val="21"/>
-          <w:szCs w:val="24"/>
-        </w:rPr>
-        <w:t/>
-      </w:r>
-      <w:r>
-        <w:rPr>
-          <w:rFonts w:ascii="Arial" w:hAnsi="Arial" w:cs="Arial"/>
-          <w:sz w:val="21"/>
-          <w:szCs w:val="24"/>
-        </w:rPr>
+        <w:t>UF: {{uf_estudante}}</w:t>
         <w:tab/>
-      </w:r>
-      <w:r>
-        <w:rPr>
-          <w:rFonts w:ascii="Arial" w:hAnsi="Arial" w:cs="Arial"/>
-          <w:sz w:val="21"/>
-          <w:szCs w:val="24"/>
-        </w:rPr>
-        <w:tab/>
-        <w:t xml:space="preserve"/>
-      </w:r>
-    </w:p>
-    <w:p ns2:paraId="1FBA0C92" ns2:textId="77777777">
-      <w:pPr>
-        <w:tabs>
-          <w:tab w:val="left" w:pos="0"/>
-        </w:tabs>
-        <w:spacing w:before="0" w:after="0" w:line="240" w:lineRule="auto"/>
-        <w:jc w:val="left"/>
-        <w:rPr>
-          <w:rFonts w:ascii="Arial" w:hAnsi="Arial" w:cs="Arial"/>
-          <w:sz w:val="24"/>
-          <w:szCs w:val="24"/>
-        </w:rPr>
-      </w:pPr>
-      <w:r>
-        <w:rPr>
-          <w:rFonts w:ascii="Arial" w:hAnsi="Arial" w:cs="Arial"/>
-          <w:sz w:val="21"/>
-          <w:szCs w:val="24"/>
-        </w:rPr>
-        <w:t xml:space="preserve">Série: {{periodo}}                         </w:t>
-      </w:r>
-      <w:r>
-        <w:rPr>
-          <w:rFonts w:ascii="Arial" w:hAnsi="Arial" w:cs="Arial"/>
-          <w:sz w:val="21"/>
-          <w:szCs w:val="24"/>
-        </w:rPr>
-        <w:t xml:space="preserve"/>
-      </w:r>
-      <w:r>
-        <w:rPr>
-          <w:rFonts w:ascii="Arial" w:hAnsi="Arial" w:cs="Arial"/>
-          <w:b/>
-          <w:bCs/>
-          <w:sz w:val="21"/>
-          <w:szCs w:val="24"/>
-        </w:rPr>
-        <w:t/>
-      </w:r>
-      <w:r>
-        <w:rPr>
-          <w:rFonts w:ascii="Arial" w:hAnsi="Arial" w:cs="Arial"/>
-          <w:sz w:val="21"/>
-          <w:szCs w:val="24"/>
-        </w:rPr>
-        <w:t xml:space="preserve"/>
-      </w:r>
-    </w:p>
-    <w:p ns2:paraId="3F8106FE" ns2:textId="77777777">
-      <w:pPr>
-        <w:tabs>
-          <w:tab w:val="left" w:pos="0"/>
-        </w:tabs>
-        <w:spacing w:before="0" w:after="0" w:line="240" w:lineRule="auto"/>
-        <w:jc w:val="left"/>
-        <w:rPr>
-          <w:rFonts w:ascii="Arial" w:hAnsi="Arial" w:cs="Arial"/>
-          <w:sz w:val="24"/>
-          <w:szCs w:val="24"/>
-        </w:rPr>
-      </w:pPr>
-      <w:r>
-        <w:rPr>
-          <w:rFonts w:ascii="Arial" w:hAnsi="Arial" w:cs="Arial"/>
-          <w:sz w:val="21"/>
-          <w:szCs w:val="24"/>
-        </w:rPr>
-        <w:t xml:space="preserve">Matrícula: {{matricula}}                                      </w:t>
-      </w:r>
-      <w:r>
-        <w:rPr>
-          <w:rFonts w:ascii="Arial" w:hAnsi="Arial" w:cs="Arial"/>
-          <w:sz w:val="21"/>
-          <w:szCs w:val="24"/>
-        </w:rPr>
-        <w:t xml:space="preserve"/>
-      </w:r>
-      <w:r>
-        <w:rPr>
-          <w:rFonts w:ascii="Arial" w:hAnsi="Arial" w:cs="Arial"/>
-          <w:b/>
-          <w:bCs/>
-          <w:sz w:val="21"/>
-          <w:szCs w:val="24"/>
-        </w:rPr>
-        <w:t/>
-      </w:r>
-      <w:r>
-        <w:rPr>
-          <w:rFonts w:ascii="Arial" w:hAnsi="Arial" w:cs="Arial"/>
-          <w:sz w:val="21"/>
-          <w:szCs w:val="24"/>
-        </w:rPr>
-        <w:t xml:space="preserve"/>
-      </w:r>
-    </w:p>
-    <w:p ns2:paraId="53F622D4" ns2:textId="77777777">
-      <w:pPr>
-        <w:tabs>
-          <w:tab w:val="left" w:pos="0"/>
-        </w:tabs>
-        <w:spacing w:before="0" w:after="0" w:line="240" w:lineRule="auto"/>
-        <w:jc w:val="left"/>
-        <w:rPr>
-          <w:rFonts w:ascii="Arial" w:hAnsi="Arial" w:cs="Arial"/>
-          <w:sz w:val="24"/>
-          <w:szCs w:val="24"/>
-        </w:rPr>
-      </w:pPr>
-      <w:r>
-        <w:rPr>
-          <w:rFonts w:ascii="Arial" w:hAnsi="Arial" w:cs="Arial"/>
-          <w:sz w:val="21"/>
-          <w:szCs w:val="24"/>
-        </w:rPr>
-        <w:t xml:space="preserve">Turno: {{turno}}</w:t>
-      </w:r>
-      <w:r>
-        <w:rPr>
-          <w:rFonts w:ascii="Arial" w:hAnsi="Arial" w:cs="Arial"/>
-          <w:sz w:val="21"/>
-          <w:szCs w:val="24"/>
-        </w:rPr>
-        <w:t xml:space="preserve"/>
-      </w:r>
-      <w:r>
-        <w:rPr>
-          <w:rFonts w:ascii="Arial" w:hAnsi="Arial" w:cs="Arial"/>
-          <w:b/>
-          <w:bCs/>
-          <w:sz w:val="21"/>
-          <w:szCs w:val="24"/>
-        </w:rPr>
-        <w:t/>
-      </w:r>
-    </w:p>
-    <w:p ns2:paraId="24A2EFB7" ns2:textId="77777777">
-      <w:pPr>
-        <w:tabs>
-          <w:tab w:val="left" w:pos="0"/>
-        </w:tabs>
-        <w:spacing w:before="0" w:after="0" w:line="240" w:lineRule="auto"/>
-        <w:jc w:val="left"/>
-        <w:rPr>
-          <w:rFonts w:ascii="Arial" w:hAnsi="Arial" w:cs="Arial"/>
-          <w:sz w:val="24"/>
-          <w:szCs w:val="24"/>
-        </w:rPr>
-      </w:pPr>
-      <w:r>
-        <w:rPr>
-          <w:rFonts w:ascii="Arial" w:hAnsi="Arial" w:cs="Arial"/>
-          <w:sz w:val="21"/>
-          <w:szCs w:val="24"/>
-        </w:rPr>
-        <w:t xml:space="preserve">Endereço: {{endereco_estudante}}</w:t>
-      </w:r>
-      <w:r>
-        <w:rPr>
-          <w:rFonts w:ascii="Arial" w:hAnsi="Arial" w:cs="Arial"/>
-          <w:sz w:val="21"/>
-          <w:szCs w:val="24"/>
-        </w:rPr>
-        <w:t xml:space="preserve"/>
-      </w:r>
-      <w:r>
-        <w:rPr>
-          <w:rFonts w:ascii="Arial" w:hAnsi="Arial" w:cs="Arial"/>
-          <w:b/>
-          <w:bCs/>
-          <w:sz w:val="21"/>
-          <w:szCs w:val="24"/>
-        </w:rPr>
-        <w:t/>
-      </w:r>
-      <w:r>
-        <w:rPr>
-          <w:rFonts w:ascii="Arial" w:hAnsi="Arial" w:cs="Arial"/>
-          <w:sz w:val="21"/>
-          <w:szCs w:val="24"/>
-        </w:rPr>
-        <w:tab/>
-      </w:r>
-    </w:p>
-    <w:p ns2:paraId="19D30B03" ns2:textId="77777777">
-      <w:pPr>
-        <w:tabs>
-          <w:tab w:val="left" w:pos="0"/>
-        </w:tabs>
-        <w:spacing w:before="0" w:after="0" w:line="240" w:lineRule="auto"/>
-        <w:jc w:val="left"/>
-        <w:rPr>
-          <w:rFonts w:ascii="Arial" w:hAnsi="Arial" w:cs="Arial"/>
-          <w:sz w:val="24"/>
-          <w:szCs w:val="24"/>
-        </w:rPr>
-      </w:pPr>
-      <w:r>
-        <w:rPr>
-          <w:rFonts w:ascii="Arial" w:hAnsi="Arial" w:cs="Arial"/>
-          <w:sz w:val="21"/>
-          <w:szCs w:val="24"/>
-        </w:rPr>
-        <w:t xml:space="preserve">E-mail: {{email_estudante}}                              </w:t>
-      </w:r>
-      <w:r>
-        <w:rPr>
-          <w:rFonts w:ascii="Arial" w:hAnsi="Arial" w:cs="Arial"/>
-          <w:sz w:val="21"/>
-          <w:szCs w:val="24"/>
-        </w:rPr>
-        <w:t xml:space="preserve"/>
-      </w:r>
-      <w:r>
-        <w:rPr>
-          <w:rFonts w:ascii="Arial" w:hAnsi="Arial" w:cs="Arial"/>
-          <w:b/>
-          <w:bCs/>
-          <w:sz w:val="21"/>
-          <w:szCs w:val="24"/>
-        </w:rPr>
-        <w:t/>
-      </w:r>
-      <w:r>
-        <w:rPr>
-          <w:rFonts w:ascii="Arial" w:hAnsi="Arial" w:cs="Arial"/>
-          <w:sz w:val="21"/>
-          <w:szCs w:val="24"/>
-        </w:rPr>
-        <w:tab/>
-      </w:r>
-      <w:r>
-        <w:rPr>
-          <w:rFonts w:ascii="Arial" w:hAnsi="Arial" w:cs="Arial"/>
-          <w:sz w:val="21"/>
-          <w:szCs w:val="24"/>
-        </w:rPr>
-        <w:tab/>
-      </w:r>
-      <w:r>
-        <w:rPr>
-          <w:rFonts w:ascii="Arial" w:hAnsi="Arial" w:cs="Arial"/>
-          <w:sz w:val="21"/>
-          <w:szCs w:val="24"/>
-        </w:rPr>
-        <w:tab/>
-        <w:t xml:space="preserve"/>
-      </w:r>
-    </w:p>
-    <w:p ns2:paraId="505A2929" ns2:textId="77777777">
-      <w:pPr>
-        <w:tabs>
-          <w:tab w:val="left" w:pos="0"/>
-        </w:tabs>
-        <w:spacing w:before="0" w:after="0" w:line="240" w:lineRule="auto"/>
-        <w:jc w:val="left"/>
-        <w:rPr>
-          <w:rFonts w:ascii="Arial" w:hAnsi="Arial" w:cs="Arial"/>
-          <w:sz w:val="24"/>
-          <w:szCs w:val="24"/>
-        </w:rPr>
-      </w:pPr>
-      <w:r>
-        <w:rPr>
-          <w:rFonts w:ascii="Arial" w:hAnsi="Arial" w:cs="Arial"/>
-          <w:sz w:val="21"/>
-          <w:szCs w:val="24"/>
-        </w:rPr>
-        <w:t xml:space="preserve">Bairro: {{bairro_estudante}}                                                                  </w:t>
-      </w:r>
-      <w:r>
-        <w:rPr>
-          <w:rFonts w:ascii="Arial" w:hAnsi="Arial" w:cs="Arial"/>
-          <w:b/>
-          <w:bCs/>
-          <w:sz w:val="21"/>
-          <w:szCs w:val="24"/>
-        </w:rPr>
-        <w:t/>
-      </w:r>
-      <w:r>
-        <w:rPr>
-          <w:rFonts w:ascii="Arial" w:hAnsi="Arial" w:cs="Arial"/>
-          <w:b/>
-          <w:bCs/>
-          <w:color w:val="000000"/>
-          <w:sz w:val="21"/>
-          <w:szCs w:val="24"/>
-        </w:rPr>
-      </w:r>
-      <w:r>
-        <w:rPr>
-          <w:rFonts w:ascii="Arial" w:hAnsi="Arial" w:cs="Arial"/>
-          <w:sz w:val="21"/>
-          <w:szCs w:val="24"/>
-        </w:rPr>
-        <w:t xml:space="preserve"/>
-      </w:r>
-    </w:p>
-    <w:p ns2:paraId="2DE9F724" ns2:textId="77777777">
-      <w:pPr>
-        <w:tabs>
-          <w:tab w:val="left" w:pos="0"/>
-        </w:tabs>
-        <w:spacing w:before="0" w:after="0" w:line="240" w:lineRule="auto"/>
-        <w:jc w:val="left"/>
-        <w:rPr>
-          <w:rFonts w:ascii="Arial" w:hAnsi="Arial" w:cs="Arial"/>
-          <w:sz w:val="24"/>
-          <w:szCs w:val="24"/>
-        </w:rPr>
-      </w:pPr>
-      <w:r>
-        <w:rPr>
-          <w:rFonts w:ascii="Arial" w:hAnsi="Arial" w:cs="Arial"/>
-          <w:sz w:val="21"/>
-          <w:szCs w:val="24"/>
-        </w:rPr>
-        <w:t xml:space="preserve">Município: {{municipio_estudante}}                                       </w:t>
-      </w:r>
-      <w:r>
-        <w:rPr>
-          <w:rFonts w:ascii="Arial" w:hAnsi="Arial" w:cs="Arial"/>
-          <w:b/>
-          <w:bCs/>
-          <w:sz w:val="21"/>
-          <w:szCs w:val="24"/>
-        </w:rPr>
-        <w:t/>
-      </w:r>
-      <w:r>
-        <w:rPr>
-          <w:rFonts w:ascii="Arial" w:hAnsi="Arial" w:cs="Arial"/>
-          <w:sz w:val="21"/>
-          <w:szCs w:val="24"/>
-        </w:rPr>
-        <w:t xml:space="preserve"/>
-      </w:r>
-    </w:p>
-    <w:p ns2:paraId="03BAF37A" ns2:textId="77777777">
-      <w:pPr>
-        <w:tabs>
-          <w:tab w:val="left" w:pos="0"/>
-        </w:tabs>
-        <w:spacing w:before="0" w:after="0" w:line="240" w:lineRule="auto"/>
-        <w:jc w:val="left"/>
-        <w:rPr>
-          <w:rFonts w:ascii="Arial" w:hAnsi="Arial" w:cs="Arial"/>
-          <w:b/>
-          <w:bCs/>
-          <w:sz w:val="24"/>
-          <w:szCs w:val="24"/>
-        </w:rPr>
-      </w:pPr>
-      <w:r>
-        <w:rPr>
-          <w:rFonts w:ascii="Arial" w:hAnsi="Arial" w:cs="Arial"/>
-          <w:sz w:val="21"/>
-          <w:szCs w:val="24"/>
-        </w:rPr>
-        <w:t xml:space="preserve">UF: {{uf_estudante}}                              </w:t>
-      </w:r>
-      <w:r>
-        <w:rPr>
-          <w:rFonts w:ascii="Arial" w:hAnsi="Arial" w:cs="Arial"/>
-          <w:b/>
-          <w:bCs/>
-          <w:sz w:val="21"/>
-          <w:szCs w:val="24"/>
-        </w:rPr>
-        <w:t xml:space="preserve"/>
-      </w:r>
-      <w:r>
-        <w:rPr>
-          <w:rFonts w:ascii="Arial" w:hAnsi="Arial" w:cs="Arial"/>
-          <w:b/>
-          <w:bCs/>
-          <w:sz w:val="21"/>
-          <w:szCs w:val="24"/>
-        </w:rPr>
-        <w:t/>
-      </w:r>
-      <w:r>
-        <w:rPr>
-          <w:rFonts w:ascii="Arial" w:hAnsi="Arial" w:cs="Arial"/>
-          <w:b/>
-          <w:bCs/>
-          <w:sz w:val="21"/>
-          <w:szCs w:val="24"/>
-        </w:rPr>
-        <w:t xml:space="preserve"/>
-      </w:r>
-    </w:p>
-    <w:p ns2:paraId="361B492A" ns2:textId="77777777">
-      <w:pPr>
-        <w:tabs>
-          <w:tab w:val="left" w:pos="0"/>
-        </w:tabs>
-        <w:spacing w:before="0" w:after="0" w:line="240" w:lineRule="auto"/>
-        <w:jc w:val="left"/>
-        <w:rPr>
-          <w:rFonts w:ascii="Arial" w:hAnsi="Arial" w:cs="Arial"/>
-          <w:sz w:val="24"/>
-          <w:szCs w:val="24"/>
-        </w:rPr>
-      </w:pPr>
-      <w:r>
-        <w:rPr>
-          <w:rFonts w:ascii="Arial" w:hAnsi="Arial" w:cs="Arial"/>
-          <w:sz w:val="21"/>
-          <w:szCs w:val="24"/>
-        </w:rPr>
-        <w:t xml:space="preserve">CEP: {{cep_estudante}}</w:t>
-      </w:r>
-      <w:r>
-        <w:rPr>
-          <w:rFonts w:ascii="Arial" w:hAnsi="Arial" w:cs="Arial"/>
-          <w:b/>
-          <w:bCs/>
-          <w:sz w:val="21"/>
-          <w:szCs w:val="24"/>
-        </w:rPr>
-        <w:t/>
-      </w:r>
-      <w:r>
-        <w:rPr>
-          <w:rFonts w:ascii="Arial" w:hAnsi="Arial" w:cs="Arial"/>
-          <w:b/>
-          <w:bCs/>
-          <w:color w:val="000000"/>
-          <w:sz w:val="21"/>
-          <w:szCs w:val="24"/>
-        </w:rPr>
+        <w:t>CEP: {{cep_estudante}}</w:t>
       </w:r>
     </w:p>
     <w:p ns2:paraId="4FD2B2CA" ns2:textId="77777777">

--- a/models/termo-compromisso-estagio-obrigatorio-aems.docx
+++ b/models/termo-compromisso-estagio-obrigatorio-aems.docx
@@ -964,7 +964,6 @@
           <w:sz w:val="21"/>
           <w:szCs w:val="24"/>
         </w:rPr>
-        <w:br w:type="page"/>
       </w:r>
     </w:p>
     <w:tbl>

--- a/models/termo-compromisso-estagio-obrigatorio-aems.docx
+++ b/models/termo-compromisso-estagio-obrigatorio-aems.docx
@@ -3707,100 +3707,42 @@
       <w:tr ns2:paraId="24D1A5F7" ns2:textId="77777777">
         <w:trPr>
           <w:trHeight w:val="1579"/>
+          <w:cantSplit/>
         </w:trPr>
         <w:tc>
           <w:tcPr>
             <w:tcW w:w="5398" w:type="dxa"/>
+            <w:vAlign w:val="center"/>
+            <w:tcMar>
+              <w:top w:w="120" w:type="dxa"/>
+              <w:start w:w="120" w:type="dxa"/>
+              <w:bottom w:w="120" w:type="dxa"/>
+              <w:end w:w="120" w:type="dxa"/>
+            </w:tcMar>
           </w:tcPr>
-          <w:p ns2:paraId="274F24C4" ns2:textId="77777777">
+          <w:p>
             <w:pPr>
-              <w:tabs>
-                <w:tab w:val="left" w:pos="0"/>
-              </w:tabs>
-              <w:spacing w:before="0" w:after="0" w:line="240" w:lineRule="auto"/>
-              <w:rPr>
-                <w:rFonts w:ascii="Arial" w:hAnsi="Arial" w:cs="Arial"/>
-                <w:b/>
-                <w:sz w:val="24"/>
-                <w:szCs w:val="24"/>
-              </w:rPr>
-            </w:pPr>
-          </w:p>
-          <w:p ns2:paraId="22423285" ns2:textId="77777777">
-            <w:pPr>
-              <w:tabs>
-                <w:tab w:val="left" w:pos="0"/>
-              </w:tabs>
-              <w:spacing w:before="0" w:after="0" w:line="240" w:lineRule="auto"/>
-              <w:rPr>
-                <w:rFonts w:ascii="Arial" w:hAnsi="Arial" w:cs="Arial"/>
-                <w:b/>
-                <w:sz w:val="24"/>
-                <w:szCs w:val="24"/>
-              </w:rPr>
-            </w:pPr>
-          </w:p>
-          <w:p ns2:paraId="6098ECD5" ns2:textId="77777777">
-            <w:pPr>
-              <w:tabs>
-                <w:tab w:val="left" w:pos="0"/>
-              </w:tabs>
-              <w:spacing w:before="0" w:after="0" w:line="240" w:lineRule="auto"/>
-              <w:rPr>
-                <w:rFonts w:ascii="Arial" w:hAnsi="Arial" w:cs="Arial"/>
-                <w:b/>
-                <w:sz w:val="24"/>
-                <w:szCs w:val="24"/>
-              </w:rPr>
-            </w:pPr>
-          </w:p>
-          <w:p ns2:paraId="65C2A362" ns2:textId="77777777">
-            <w:pPr>
-              <w:tabs>
-                <w:tab w:val="left" w:pos="0"/>
-              </w:tabs>
-              <w:spacing w:before="0" w:after="0" w:line="240" w:lineRule="auto"/>
-              <w:rPr>
-                <w:rFonts w:ascii="Arial" w:hAnsi="Arial" w:cs="Arial"/>
-                <w:b/>
-                <w:sz w:val="24"/>
-                <w:szCs w:val="24"/>
-              </w:rPr>
-            </w:pPr>
-          </w:p>
-          <w:p ns2:paraId="7702D80A" ns2:textId="77777777">
-            <w:pPr>
-              <w:tabs>
-                <w:tab w:val="left" w:pos="0"/>
-              </w:tabs>
-              <w:spacing w:before="0" w:after="0" w:line="240" w:lineRule="auto"/>
-              <w:rPr>
-                <w:rFonts w:ascii="Arial" w:hAnsi="Arial" w:cs="Arial"/>
-                <w:b/>
-                <w:sz w:val="24"/>
-                <w:szCs w:val="24"/>
-              </w:rPr>
-            </w:pPr>
-          </w:p>
-          <w:p ns2:paraId="4326F7FC" ns2:textId="77777777">
-            <w:pPr>
-              <w:tabs>
-                <w:tab w:val="left" w:pos="0"/>
-              </w:tabs>
-              <w:spacing w:before="0" w:after="0" w:line="240" w:lineRule="auto"/>
-              <w:rPr>
-                <w:rFonts w:ascii="Arial" w:hAnsi="Arial" w:cs="Arial"/>
-                <w:b/>
-                <w:sz w:val="24"/>
-                <w:szCs w:val="24"/>
-              </w:rPr>
+              <w:spacing w:before="0" w:after="40" w:line="240" w:lineRule="auto"/>
+              <w:jc w:val="left"/>
             </w:pPr>
             <w:r>
               <w:rPr>
-                <w:rFonts w:ascii="Arial" w:hAnsi="Arial" w:cs="Arial"/>
+                <w:rFonts w:ascii="Arial" w:hAnsi="Arial"/>
+                <w:sz w:val="20"/>
+              </w:rPr>
+              <w:t>______________________________</w:t>
+            </w:r>
+          </w:p>
+          <w:p>
+            <w:pPr>
+              <w:spacing w:before="0" w:after="0" w:line="240" w:lineRule="auto"/>
+              <w:jc w:val="left"/>
+            </w:pPr>
+            <w:r>
+              <w:rPr>
+                <w:rFonts w:ascii="Arial" w:hAnsi="Arial"/>
                 <w:b/>
-                <w:sz w:val="20"/>
-                <w:szCs w:val="24"/>
+                <w:sz w:val="19"/>
               </w:rPr>
               <w:t>Unidade Concedente do Estágio</w:t>
             </w:r>
@@ -3809,84 +3751,37 @@
         <w:tc>
           <w:tcPr>
             <w:tcW w:w="5398" w:type="dxa"/>
+            <w:vAlign w:val="center"/>
+            <w:tcMar>
+              <w:top w:w="120" w:type="dxa"/>
+              <w:start w:w="120" w:type="dxa"/>
+              <w:bottom w:w="120" w:type="dxa"/>
+              <w:end w:w="120" w:type="dxa"/>
+            </w:tcMar>
           </w:tcPr>
-          <w:p ns2:paraId="49045E3B" ns2:textId="77777777">
+          <w:p>
             <w:pPr>
-              <w:tabs>
-                <w:tab w:val="left" w:pos="0"/>
-                <w:tab w:val="left" w:pos="9639"/>
-              </w:tabs>
-              <w:spacing w:before="0" w:after="0" w:line="240" w:lineRule="auto"/>
-              <w:rPr>
-                <w:rFonts w:ascii="Arial" w:hAnsi="Arial" w:cs="Arial"/>
-                <w:sz w:val="24"/>
-                <w:szCs w:val="24"/>
-              </w:rPr>
-            </w:pPr>
-          </w:p>
-          <w:p ns2:paraId="479FD58D" ns2:textId="77777777">
-            <w:pPr>
-              <w:spacing w:before="0" w:after="0" w:line="240" w:lineRule="auto"/>
-              <w:rPr>
-                <w:rFonts w:ascii="Arial" w:hAnsi="Arial" w:cs="Arial"/>
-                <w:sz w:val="24"/>
-                <w:szCs w:val="24"/>
-              </w:rPr>
-            </w:pPr>
-          </w:p>
-          <w:p ns2:paraId="59D04D13" ns2:textId="77777777">
-            <w:pPr>
-              <w:spacing w:before="0" w:after="0" w:line="240" w:lineRule="auto"/>
-              <w:rPr>
-                <w:rFonts w:ascii="Arial" w:hAnsi="Arial" w:cs="Arial"/>
-                <w:sz w:val="24"/>
-                <w:szCs w:val="24"/>
-              </w:rPr>
-            </w:pPr>
-          </w:p>
-          <w:p ns2:paraId="2729BD5A" ns2:textId="77777777">
-            <w:pPr>
-              <w:spacing w:before="0" w:after="0" w:line="240" w:lineRule="auto"/>
-              <w:rPr>
-                <w:rFonts w:ascii="Arial" w:hAnsi="Arial" w:cs="Arial"/>
-                <w:sz w:val="24"/>
-                <w:szCs w:val="24"/>
-              </w:rPr>
-            </w:pPr>
-          </w:p>
-          <w:p ns2:paraId="0751EB4F" ns2:textId="77777777">
-            <w:pPr>
-              <w:tabs>
-                <w:tab w:val="left" w:pos="0"/>
-              </w:tabs>
-              <w:spacing w:before="0" w:after="0" w:line="240" w:lineRule="auto"/>
-              <w:rPr>
-                <w:rFonts w:ascii="Arial" w:hAnsi="Arial" w:cs="Arial"/>
-                <w:b/>
-                <w:sz w:val="24"/>
-                <w:szCs w:val="24"/>
-              </w:rPr>
-            </w:pPr>
-          </w:p>
-          <w:p ns2:paraId="6CBCDF5B" ns2:textId="77777777">
-            <w:pPr>
-              <w:tabs>
-                <w:tab w:val="left" w:pos="0"/>
-              </w:tabs>
-              <w:spacing w:before="0" w:after="0" w:line="240" w:lineRule="auto"/>
-              <w:rPr>
-                <w:rFonts w:ascii="Arial" w:hAnsi="Arial" w:cs="Arial"/>
-                <w:b/>
-                <w:sz w:val="24"/>
-                <w:szCs w:val="24"/>
-              </w:rPr>
+              <w:spacing w:before="0" w:after="40" w:line="240" w:lineRule="auto"/>
+              <w:jc w:val="left"/>
             </w:pPr>
             <w:r>
               <w:rPr>
-                <w:rFonts w:ascii="Arial" w:hAnsi="Arial" w:cs="Arial"/>
+                <w:rFonts w:ascii="Arial" w:hAnsi="Arial"/>
+                <w:sz w:val="20"/>
+              </w:rPr>
+              <w:t>______________________________</w:t>
+            </w:r>
+          </w:p>
+          <w:p>
+            <w:pPr>
+              <w:spacing w:before="0" w:after="0" w:line="240" w:lineRule="auto"/>
+              <w:jc w:val="left"/>
+            </w:pPr>
+            <w:r>
+              <w:rPr>
+                <w:rFonts w:ascii="Arial" w:hAnsi="Arial"/>
                 <w:b/>
-                <w:sz w:val="20"/>
-                <w:szCs w:val="24"/>
+                <w:sz w:val="19"/>
               </w:rPr>
               <w:t>Estagiário</w:t>
             </w:r>
@@ -3896,70 +3791,42 @@
       <w:tr ns2:paraId="470DB7EC" ns2:textId="77777777">
         <w:trPr>
           <w:trHeight w:val="1579"/>
+          <w:cantSplit/>
         </w:trPr>
         <w:tc>
           <w:tcPr>
             <w:tcW w:w="5398" w:type="dxa"/>
+            <w:vAlign w:val="center"/>
+            <w:tcMar>
+              <w:top w:w="120" w:type="dxa"/>
+              <w:start w:w="120" w:type="dxa"/>
+              <w:bottom w:w="120" w:type="dxa"/>
+              <w:end w:w="120" w:type="dxa"/>
+            </w:tcMar>
           </w:tcPr>
-          <w:p ns2:paraId="19D8AA9B" ns2:textId="77777777">
+          <w:p>
             <w:pPr>
-              <w:tabs>
-                <w:tab w:val="left" w:pos="0"/>
-                <w:tab w:val="left" w:pos="9639"/>
-              </w:tabs>
-              <w:spacing w:before="0" w:after="0" w:line="240" w:lineRule="auto"/>
-              <w:rPr>
-                <w:rFonts w:ascii="Arial" w:hAnsi="Arial" w:cs="Arial"/>
-                <w:sz w:val="24"/>
-                <w:szCs w:val="24"/>
-              </w:rPr>
-            </w:pPr>
-          </w:p>
-          <w:p ns2:paraId="2815C6CA" ns2:textId="77777777">
-            <w:pPr>
-              <w:spacing w:before="0" w:after="0" w:line="240" w:lineRule="auto"/>
-              <w:rPr>
-                <w:rFonts w:ascii="Arial" w:hAnsi="Arial" w:cs="Arial"/>
-                <w:sz w:val="24"/>
-                <w:szCs w:val="24"/>
-              </w:rPr>
-            </w:pPr>
-          </w:p>
-          <w:p ns2:paraId="6677FBFC" ns2:textId="77777777">
-            <w:pPr>
-              <w:spacing w:before="0" w:after="0" w:line="240" w:lineRule="auto"/>
-              <w:rPr>
-                <w:rFonts w:ascii="Arial" w:hAnsi="Arial" w:cs="Arial"/>
-                <w:sz w:val="24"/>
-                <w:szCs w:val="24"/>
-              </w:rPr>
-            </w:pPr>
-          </w:p>
-          <w:p ns2:paraId="240AF320" ns2:textId="77777777">
-            <w:pPr>
-              <w:spacing w:before="0" w:after="0" w:line="240" w:lineRule="auto"/>
-              <w:rPr>
-                <w:rFonts w:ascii="Arial" w:hAnsi="Arial" w:cs="Arial"/>
-                <w:sz w:val="24"/>
-                <w:szCs w:val="24"/>
-              </w:rPr>
-            </w:pPr>
-          </w:p>
-          <w:p ns2:paraId="531DE0C6" ns2:textId="77777777">
-            <w:pPr>
-              <w:spacing w:before="0" w:after="0" w:line="240" w:lineRule="auto"/>
-              <w:rPr>
-                <w:rFonts w:ascii="Arial" w:hAnsi="Arial" w:cs="Arial"/>
-                <w:sz w:val="24"/>
-                <w:szCs w:val="24"/>
-              </w:rPr>
+              <w:spacing w:before="0" w:after="40" w:line="240" w:lineRule="auto"/>
+              <w:jc w:val="left"/>
             </w:pPr>
             <w:r>
               <w:rPr>
-                <w:rFonts w:ascii="Arial" w:hAnsi="Arial" w:cs="Arial"/>
+                <w:rFonts w:ascii="Arial" w:hAnsi="Arial"/>
+                <w:sz w:val="20"/>
+              </w:rPr>
+              <w:t>______________________________</w:t>
+            </w:r>
+          </w:p>
+          <w:p>
+            <w:pPr>
+              <w:spacing w:before="0" w:after="0" w:line="240" w:lineRule="auto"/>
+              <w:jc w:val="left"/>
+            </w:pPr>
+            <w:r>
+              <w:rPr>
+                <w:rFonts w:ascii="Arial" w:hAnsi="Arial"/>
                 <w:b/>
-                <w:sz w:val="20"/>
-                <w:szCs w:val="24"/>
+                <w:sz w:val="19"/>
               </w:rPr>
               <w:t>Coordenador do Curso</w:t>
             </w:r>
@@ -3968,70 +3835,37 @@
         <w:tc>
           <w:tcPr>
             <w:tcW w:w="5398" w:type="dxa"/>
+            <w:vAlign w:val="center"/>
+            <w:tcMar>
+              <w:top w:w="120" w:type="dxa"/>
+              <w:start w:w="120" w:type="dxa"/>
+              <w:bottom w:w="120" w:type="dxa"/>
+              <w:end w:w="120" w:type="dxa"/>
+            </w:tcMar>
           </w:tcPr>
-          <w:p ns2:paraId="3C44F714" ns2:textId="77777777">
+          <w:p>
             <w:pPr>
-              <w:tabs>
-                <w:tab w:val="left" w:pos="0"/>
-                <w:tab w:val="left" w:pos="9639"/>
-              </w:tabs>
-              <w:spacing w:before="0" w:after="0" w:line="240" w:lineRule="auto"/>
-              <w:rPr>
-                <w:rFonts w:ascii="Arial" w:hAnsi="Arial" w:cs="Arial"/>
-                <w:sz w:val="24"/>
-                <w:szCs w:val="24"/>
-              </w:rPr>
-            </w:pPr>
-          </w:p>
-          <w:p ns2:paraId="3CC78A5D" ns2:textId="77777777">
-            <w:pPr>
-              <w:spacing w:before="0" w:after="0" w:line="240" w:lineRule="auto"/>
-              <w:rPr>
-                <w:rFonts w:ascii="Arial" w:hAnsi="Arial" w:cs="Arial"/>
-                <w:sz w:val="24"/>
-                <w:szCs w:val="24"/>
-              </w:rPr>
-            </w:pPr>
-          </w:p>
-          <w:p ns2:paraId="4E13F24B" ns2:textId="77777777">
-            <w:pPr>
-              <w:spacing w:before="0" w:after="0" w:line="240" w:lineRule="auto"/>
-              <w:rPr>
-                <w:rFonts w:ascii="Arial" w:hAnsi="Arial" w:cs="Arial"/>
-                <w:sz w:val="24"/>
-                <w:szCs w:val="24"/>
-              </w:rPr>
-            </w:pPr>
-          </w:p>
-          <w:p ns2:paraId="6E42FF49" ns2:textId="77777777">
-            <w:pPr>
-              <w:spacing w:before="0" w:after="0" w:line="240" w:lineRule="auto"/>
-              <w:rPr>
-                <w:rFonts w:ascii="Arial" w:hAnsi="Arial" w:cs="Arial"/>
-                <w:sz w:val="24"/>
-                <w:szCs w:val="24"/>
-              </w:rPr>
-            </w:pPr>
-          </w:p>
-          <w:p ns2:paraId="1B487DC5" ns2:textId="77777777">
-            <w:pPr>
-              <w:tabs>
-                <w:tab w:val="left" w:pos="0"/>
-              </w:tabs>
-              <w:spacing w:before="0" w:after="0" w:line="240" w:lineRule="auto"/>
-              <w:rPr>
-                <w:rFonts w:ascii="Arial" w:hAnsi="Arial" w:cs="Arial"/>
-                <w:b/>
-                <w:sz w:val="24"/>
-                <w:szCs w:val="24"/>
-              </w:rPr>
+              <w:spacing w:before="0" w:after="40" w:line="240" w:lineRule="auto"/>
+              <w:jc w:val="left"/>
             </w:pPr>
             <w:r>
               <w:rPr>
-                <w:rFonts w:ascii="Arial" w:hAnsi="Arial" w:cs="Arial"/>
+                <w:rFonts w:ascii="Arial" w:hAnsi="Arial"/>
+                <w:sz w:val="20"/>
+              </w:rPr>
+              <w:t>______________________________</w:t>
+            </w:r>
+          </w:p>
+          <w:p>
+            <w:pPr>
+              <w:spacing w:before="0" w:after="0" w:line="240" w:lineRule="auto"/>
+              <w:jc w:val="left"/>
+            </w:pPr>
+            <w:r>
+              <w:rPr>
+                <w:rFonts w:ascii="Arial" w:hAnsi="Arial"/>
                 <w:b/>
-                <w:sz w:val="20"/>
-                <w:szCs w:val="24"/>
+                <w:sz w:val="19"/>
               </w:rPr>
               <w:t>Representante Legal (Quando menor)</w:t>
             </w:r>
@@ -4041,74 +3875,42 @@
       <w:tr ns2:paraId="487C4949" ns2:textId="77777777">
         <w:trPr>
           <w:trHeight w:val="1510"/>
+          <w:cantSplit/>
         </w:trPr>
         <w:tc>
           <w:tcPr>
             <w:tcW w:w="5398" w:type="dxa"/>
+            <w:vAlign w:val="center"/>
+            <w:tcMar>
+              <w:top w:w="120" w:type="dxa"/>
+              <w:start w:w="120" w:type="dxa"/>
+              <w:bottom w:w="120" w:type="dxa"/>
+              <w:end w:w="120" w:type="dxa"/>
+            </w:tcMar>
           </w:tcPr>
-          <w:p ns2:paraId="7455ABE7" ns2:textId="77777777">
+          <w:p>
             <w:pPr>
-              <w:tabs>
-                <w:tab w:val="left" w:pos="0"/>
-                <w:tab w:val="left" w:pos="9639"/>
-              </w:tabs>
-              <w:spacing w:before="0" w:after="0" w:line="240" w:lineRule="auto"/>
-              <w:rPr>
-                <w:rFonts w:ascii="Arial" w:hAnsi="Arial" w:cs="Arial"/>
-                <w:sz w:val="24"/>
-                <w:szCs w:val="24"/>
-              </w:rPr>
-            </w:pPr>
-          </w:p>
-          <w:p ns2:paraId="15B0AE96" ns2:textId="77777777">
-            <w:pPr>
-              <w:spacing w:before="0" w:after="0" w:line="240" w:lineRule="auto"/>
-              <w:rPr>
-                <w:rFonts w:ascii="Arial" w:hAnsi="Arial" w:cs="Arial"/>
-                <w:sz w:val="24"/>
-                <w:szCs w:val="24"/>
-              </w:rPr>
-            </w:pPr>
-          </w:p>
-          <w:p ns2:paraId="36267919" ns2:textId="77777777">
-            <w:pPr>
-              <w:spacing w:before="0" w:after="0" w:line="240" w:lineRule="auto"/>
-              <w:rPr>
-                <w:rFonts w:ascii="Arial" w:hAnsi="Arial" w:cs="Arial"/>
-                <w:sz w:val="24"/>
-                <w:szCs w:val="24"/>
-              </w:rPr>
-            </w:pPr>
-          </w:p>
-          <w:p ns2:paraId="7D008E4B" ns2:textId="77777777">
-            <w:pPr>
-              <w:spacing w:before="0" w:after="0" w:line="240" w:lineRule="auto"/>
-              <w:rPr>
-                <w:rFonts w:ascii="Arial" w:hAnsi="Arial" w:cs="Arial"/>
-                <w:sz w:val="24"/>
-                <w:szCs w:val="24"/>
-              </w:rPr>
-            </w:pPr>
-          </w:p>
-          <w:p ns2:paraId="195FC7C3" ns2:textId="77777777">
-            <w:pPr>
-              <w:tabs>
-                <w:tab w:val="left" w:pos="0"/>
-              </w:tabs>
-              <w:spacing w:line="240" w:lineRule="auto" w:before="0" w:after="0"/>
-              <w:rPr>
-                <w:rFonts w:ascii="Arial" w:hAnsi="Arial" w:cs="Arial"/>
-                <w:b/>
-                <w:sz w:val="24"/>
-                <w:szCs w:val="24"/>
-              </w:rPr>
+              <w:spacing w:before="0" w:after="40" w:line="240" w:lineRule="auto"/>
+              <w:jc w:val="left"/>
             </w:pPr>
             <w:r>
               <w:rPr>
-                <w:rFonts w:ascii="Arial" w:hAnsi="Arial" w:cs="Arial"/>
+                <w:rFonts w:ascii="Arial" w:hAnsi="Arial"/>
+                <w:sz w:val="20"/>
+              </w:rPr>
+              <w:t>______________________________</w:t>
+            </w:r>
+          </w:p>
+          <w:p>
+            <w:pPr>
+              <w:spacing w:before="0" w:after="0" w:line="240" w:lineRule="auto"/>
+              <w:jc w:val="left"/>
+            </w:pPr>
+            <w:r>
+              <w:rPr>
+                <w:rFonts w:ascii="Arial" w:hAnsi="Arial"/>
                 <w:b/>
-                <w:sz w:val="20"/>
-                <w:szCs w:val="24"/>
+                <w:sz w:val="19"/>
               </w:rPr>
               <w:t>Secretaria Acadêmica da AEMS</w:t>
             </w:r>
@@ -4117,81 +3919,39 @@
         <w:tc>
           <w:tcPr>
             <w:tcW w:w="5398" w:type="dxa"/>
+            <w:vAlign w:val="center"/>
+            <w:tcMar>
+              <w:top w:w="120" w:type="dxa"/>
+              <w:start w:w="120" w:type="dxa"/>
+              <w:bottom w:w="120" w:type="dxa"/>
+              <w:end w:w="120" w:type="dxa"/>
+            </w:tcMar>
           </w:tcPr>
-          <w:p ns2:paraId="0A7F48B4" ns2:textId="77777777">
+          <w:p>
             <w:pPr>
-              <w:tabs>
-                <w:tab w:val="left" w:pos="0"/>
-                <w:tab w:val="left" w:pos="9639"/>
-              </w:tabs>
-              <w:spacing w:before="0" w:after="0" w:line="240" w:lineRule="auto"/>
-              <w:rPr>
-                <w:rFonts w:ascii="Arial" w:hAnsi="Arial" w:cs="Arial"/>
-                <w:sz w:val="24"/>
-                <w:szCs w:val="24"/>
-              </w:rPr>
-            </w:pPr>
-          </w:p>
-          <w:p ns2:paraId="5014D218" ns2:textId="77777777">
-            <w:pPr>
-              <w:spacing w:before="0" w:after="0" w:line="240" w:lineRule="auto"/>
-              <w:rPr>
-                <w:rFonts w:ascii="Arial" w:hAnsi="Arial" w:cs="Arial"/>
-                <w:sz w:val="24"/>
-                <w:szCs w:val="24"/>
-              </w:rPr>
-            </w:pPr>
-          </w:p>
-          <w:p ns2:paraId="49CCBF1B" ns2:textId="77777777">
-            <w:pPr>
-              <w:spacing w:before="0" w:after="0" w:line="240" w:lineRule="auto"/>
-              <w:rPr>
-                <w:rFonts w:ascii="Arial" w:hAnsi="Arial" w:cs="Arial"/>
-                <w:sz w:val="24"/>
-                <w:szCs w:val="24"/>
-              </w:rPr>
-            </w:pPr>
-          </w:p>
-          <w:p ns2:paraId="4ECC4739" ns2:textId="77777777">
-            <w:pPr>
-              <w:spacing w:before="0" w:after="0" w:line="240" w:lineRule="auto"/>
-              <w:rPr>
-                <w:rFonts w:ascii="Arial" w:hAnsi="Arial" w:cs="Arial"/>
-                <w:sz w:val="24"/>
-                <w:szCs w:val="24"/>
-              </w:rPr>
-            </w:pPr>
-          </w:p>
-          <w:p ns2:paraId="0DD53C70" ns2:textId="77777777">
-            <w:pPr>
-              <w:tabs>
-                <w:tab w:val="left" w:pos="0"/>
-              </w:tabs>
-              <w:spacing w:line="240" w:lineRule="auto" w:before="0" w:after="0"/>
-              <w:rPr>
-                <w:rFonts w:ascii="Arial" w:hAnsi="Arial" w:cs="Arial"/>
-                <w:b/>
-                <w:sz w:val="24"/>
-                <w:szCs w:val="24"/>
-              </w:rPr>
+              <w:spacing w:before="0" w:after="40" w:line="240" w:lineRule="auto"/>
+              <w:jc w:val="left"/>
             </w:pPr>
             <w:r>
               <w:rPr>
-                <w:rFonts w:ascii="Arial" w:hAnsi="Arial" w:cs="Arial"/>
-                <w:b/>
+                <w:rFonts w:ascii="Arial" w:hAnsi="Arial"/>
                 <w:sz w:val="20"/>
-                <w:szCs w:val="24"/>
               </w:rPr>
-              <w:t>Testemunha</w:t>
+              <w:t>______________________________</w:t>
             </w:r>
+          </w:p>
+          <w:p>
+            <w:pPr>
+              <w:spacing w:before="0" w:after="0" w:line="240" w:lineRule="auto"/>
+              <w:jc w:val="left"/>
+            </w:pPr>
             <w:r>
               <w:rPr>
-                <w:rFonts w:ascii="Arial" w:hAnsi="Arial" w:cs="Arial"/>
+                <w:rFonts w:ascii="Arial" w:hAnsi="Arial"/>
                 <w:b/>
-                <w:sz w:val="20"/>
-                <w:szCs w:val="24"/>
+                <w:sz w:val="19"/>
               </w:rPr>
-              <w:t>s</w:t>
+              <w:t>Testemunhas</w:t>
             </w:r>
           </w:p>
         </w:tc>

--- a/models/termo-compromisso-estagio-obrigatorio-aems.docx
+++ b/models/termo-compromisso-estagio-obrigatorio-aems.docx
@@ -3699,6 +3699,14 @@
         <w:tblStyle w:val="Tabelacomgrade"/>
         <w:tblW w:w="10796" w:type="dxa"/>
         <w:tblLook w:val="04A0" w:firstRow="1" w:lastRow="0" w:firstColumn="1" w:lastColumn="0" w:noHBand="0" w:noVBand="1"/>
+        <w:tblBorders>
+          <w:top w:val="nil"/>
+          <w:left w:val="nil"/>
+          <w:bottom w:val="nil"/>
+          <w:right w:val="nil"/>
+          <w:insideH w:val="nil"/>
+          <w:insideV w:val="nil"/>
+        </w:tblBorders>
       </w:tblPr>
       <w:tblGrid>
         <w:gridCol w:w="5398"/>
@@ -3719,6 +3727,14 @@
               <w:bottom w:w="120" w:type="dxa"/>
               <w:end w:w="120" w:type="dxa"/>
             </w:tcMar>
+            <w:tcBorders>
+              <w:top w:val="nil"/>
+              <w:left w:val="nil"/>
+              <w:bottom w:val="nil"/>
+              <w:right w:val="nil"/>
+              <w:insideH w:val="nil"/>
+              <w:insideV w:val="nil"/>
+            </w:tcBorders>
           </w:tcPr>
           <w:p>
             <w:pPr>
@@ -3758,6 +3774,14 @@
               <w:bottom w:w="120" w:type="dxa"/>
               <w:end w:w="120" w:type="dxa"/>
             </w:tcMar>
+            <w:tcBorders>
+              <w:top w:val="nil"/>
+              <w:left w:val="nil"/>
+              <w:bottom w:val="nil"/>
+              <w:right w:val="nil"/>
+              <w:insideH w:val="nil"/>
+              <w:insideV w:val="nil"/>
+            </w:tcBorders>
           </w:tcPr>
           <w:p>
             <w:pPr>
@@ -3803,6 +3827,14 @@
               <w:bottom w:w="120" w:type="dxa"/>
               <w:end w:w="120" w:type="dxa"/>
             </w:tcMar>
+            <w:tcBorders>
+              <w:top w:val="nil"/>
+              <w:left w:val="nil"/>
+              <w:bottom w:val="nil"/>
+              <w:right w:val="nil"/>
+              <w:insideH w:val="nil"/>
+              <w:insideV w:val="nil"/>
+            </w:tcBorders>
           </w:tcPr>
           <w:p>
             <w:pPr>
@@ -3842,6 +3874,14 @@
               <w:bottom w:w="120" w:type="dxa"/>
               <w:end w:w="120" w:type="dxa"/>
             </w:tcMar>
+            <w:tcBorders>
+              <w:top w:val="nil"/>
+              <w:left w:val="nil"/>
+              <w:bottom w:val="nil"/>
+              <w:right w:val="nil"/>
+              <w:insideH w:val="nil"/>
+              <w:insideV w:val="nil"/>
+            </w:tcBorders>
           </w:tcPr>
           <w:p>
             <w:pPr>
@@ -3887,6 +3927,14 @@
               <w:bottom w:w="120" w:type="dxa"/>
               <w:end w:w="120" w:type="dxa"/>
             </w:tcMar>
+            <w:tcBorders>
+              <w:top w:val="nil"/>
+              <w:left w:val="nil"/>
+              <w:bottom w:val="nil"/>
+              <w:right w:val="nil"/>
+              <w:insideH w:val="nil"/>
+              <w:insideV w:val="nil"/>
+            </w:tcBorders>
           </w:tcPr>
           <w:p>
             <w:pPr>
@@ -3926,6 +3974,14 @@
               <w:bottom w:w="120" w:type="dxa"/>
               <w:end w:w="120" w:type="dxa"/>
             </w:tcMar>
+            <w:tcBorders>
+              <w:top w:val="nil"/>
+              <w:left w:val="nil"/>
+              <w:bottom w:val="nil"/>
+              <w:right w:val="nil"/>
+              <w:insideH w:val="nil"/>
+              <w:insideV w:val="nil"/>
+            </w:tcBorders>
           </w:tcPr>
           <w:p>
             <w:pPr>

--- a/models/termo-compromisso-estagio-obrigatorio-aems.docx
+++ b/models/termo-compromisso-estagio-obrigatorio-aems.docx
@@ -3696,9 +3696,7 @@
     </w:p>
     <w:tbl>
       <w:tblPr>
-        <w:tblStyle w:val="Tabelacomgrade"/>
         <w:tblW w:w="10796" w:type="dxa"/>
-        <w:tblLook w:val="04A0" w:firstRow="1" w:lastRow="0" w:firstColumn="1" w:lastColumn="0" w:noHBand="0" w:noVBand="1"/>
         <w:tblBorders>
           <w:top w:val="nil"/>
           <w:left w:val="nil"/>
